--- a/NOTES/1. AWS.docx
+++ b/NOTES/1. AWS.docx
@@ -21,7 +21,7 @@
           <w:bCs/>
           <w:highlight w:val="yellow"/>
         </w:rPr>
-        <w:t>What is</w:t>
+        <w:t xml:space="preserve">AWS EC2 </w:t>
       </w:r>
       <w:r>
         <w:rPr>
@@ -29,74 +29,614 @@
           <w:bCs/>
           <w:highlight w:val="yellow"/>
         </w:rPr>
+        <w:t>and d</w:t>
+      </w:r>
+      <w:r>
+        <w:rPr>
+          <w:b/>
+          <w:bCs/>
+          <w:highlight w:val="yellow"/>
+        </w:rPr>
+        <w:t>ifference between EC2 and local machine?</w:t>
+      </w:r>
+    </w:p>
+    <w:p>
+      <w:pPr>
+        <w:jc w:val="both"/>
+      </w:pPr>
+      <w:r>
+        <w:t>https://www.youtube.com/watch?v=xkXZGvuerRU</w:t>
+      </w:r>
+    </w:p>
+    <w:p>
+      <w:pPr>
+        <w:jc w:val="both"/>
+      </w:pPr>
+    </w:p>
+    <w:p>
+      <w:pPr>
+        <w:jc w:val="both"/>
+      </w:pPr>
+      <w:r>
+        <w:t>EC2 (Elastic Compute Cloud) is a service that provides resizable virtual servers (called instances) in the cloud.</w:t>
+      </w:r>
+    </w:p>
+    <w:p>
+      <w:pPr>
+        <w:jc w:val="both"/>
+      </w:pPr>
+      <w:r>
+        <w:t>These servers run on AWS infrastructure, and you can launch, stop, scale, and terminate them anytime.</w:t>
+      </w:r>
+    </w:p>
+    <w:p>
+      <w:pPr>
+        <w:jc w:val="both"/>
+      </w:pPr>
+      <w:r>
+        <w:t>You pay only for what you use (pay-as-you-go model).</w:t>
+      </w:r>
+    </w:p>
+    <w:p>
+      <w:pPr>
+        <w:jc w:val="both"/>
+      </w:pPr>
+    </w:p>
+    <w:p>
+      <w:pPr>
+        <w:jc w:val="both"/>
+      </w:pPr>
+      <w:r>
+        <w:rPr>
+          <w:rFonts w:ascii="Segoe UI Emoji" w:hAnsi="Segoe UI Emoji" w:cs="Segoe UI Emoji"/>
+        </w:rPr>
+        <w:t>🧠</w:t>
+      </w:r>
+      <w:r>
+        <w:t xml:space="preserve"> Better Way to Say It (Interview Version)</w:t>
+      </w:r>
+    </w:p>
+    <w:p>
+      <w:pPr>
+        <w:jc w:val="both"/>
+      </w:pPr>
+      <w:r>
+        <w:t>EC2 is a service from AWS that allows users to create and manage virtual machines in the cloud. These machines can be configured with different CPU, memory, storage, and OS, and are used to deploy applications without owning physical hardware.</w:t>
+      </w:r>
+    </w:p>
+    <w:p>
+      <w:pPr>
+        <w:jc w:val="both"/>
+      </w:pPr>
+    </w:p>
+    <w:p>
+      <w:pPr>
+        <w:jc w:val="both"/>
+        <w:rPr>
+          <w:b/>
+          <w:bCs/>
+        </w:rPr>
+      </w:pPr>
+      <w:r>
+        <w:rPr>
+          <w:b/>
+          <w:bCs/>
+        </w:rPr>
+        <w:t>Key Concepts You Should Remember:</w:t>
+      </w:r>
+    </w:p>
+    <w:p>
+      <w:pPr>
+        <w:jc w:val="both"/>
+      </w:pPr>
+      <w:r>
+        <w:t>Instance → Virtual machine</w:t>
+      </w:r>
+    </w:p>
+    <w:p>
+      <w:pPr>
+        <w:jc w:val="both"/>
+      </w:pPr>
+      <w:r>
+        <w:t>AMI (Amazon Machine Image) → Preconfigured OS template</w:t>
+      </w:r>
+    </w:p>
+    <w:p>
+      <w:pPr>
+        <w:jc w:val="both"/>
+      </w:pPr>
+      <w:r>
+        <w:t>Instance Type → CPU/RAM configuration (e.g., t2.micro)</w:t>
+      </w:r>
+    </w:p>
+    <w:p>
+      <w:pPr>
+        <w:jc w:val="both"/>
+      </w:pPr>
+      <w:r>
+        <w:t>Security Group → Firewall rules</w:t>
+      </w:r>
+    </w:p>
+    <w:p>
+      <w:pPr>
+        <w:jc w:val="both"/>
+      </w:pPr>
+      <w:r>
+        <w:t>EBS (Elastic Block Store) → Storage for EC2</w:t>
+      </w:r>
+    </w:p>
+    <w:p>
+      <w:pPr>
+        <w:jc w:val="both"/>
+      </w:pPr>
+    </w:p>
+    <w:p>
+      <w:pPr>
+        <w:jc w:val="both"/>
+        <w:rPr>
+          <w:b/>
+          <w:bCs/>
+          <w:highlight w:val="yellow"/>
+        </w:rPr>
+      </w:pPr>
+    </w:p>
+    <w:p>
+      <w:pPr>
+        <w:jc w:val="both"/>
+        <w:rPr>
+          <w:b/>
+          <w:bCs/>
+          <w:highlight w:val="yellow"/>
+        </w:rPr>
+      </w:pPr>
+    </w:p>
+    <w:p>
+      <w:pPr>
+        <w:jc w:val="both"/>
+        <w:rPr>
+          <w:b/>
+          <w:bCs/>
+          <w:highlight w:val="yellow"/>
+        </w:rPr>
+      </w:pPr>
+    </w:p>
+    <w:p>
+      <w:pPr>
+        <w:jc w:val="both"/>
+        <w:rPr>
+          <w:b/>
+          <w:bCs/>
+          <w:highlight w:val="yellow"/>
+        </w:rPr>
+      </w:pPr>
+    </w:p>
+    <w:p>
+      <w:pPr>
+        <w:jc w:val="both"/>
+        <w:rPr>
+          <w:b/>
+          <w:bCs/>
+          <w:highlight w:val="yellow"/>
+        </w:rPr>
+      </w:pPr>
+    </w:p>
+    <w:p>
+      <w:pPr>
+        <w:jc w:val="both"/>
+        <w:rPr>
+          <w:b/>
+          <w:bCs/>
+          <w:highlight w:val="yellow"/>
+        </w:rPr>
+      </w:pPr>
+    </w:p>
+    <w:p>
+      <w:pPr>
+        <w:jc w:val="both"/>
+        <w:rPr>
+          <w:b/>
+          <w:bCs/>
+          <w:highlight w:val="yellow"/>
+        </w:rPr>
+      </w:pPr>
+    </w:p>
+    <w:p>
+      <w:pPr>
+        <w:jc w:val="both"/>
+        <w:rPr>
+          <w:b/>
+          <w:bCs/>
+          <w:highlight w:val="yellow"/>
+        </w:rPr>
+      </w:pPr>
+    </w:p>
+    <w:p>
+      <w:pPr>
+        <w:jc w:val="both"/>
+        <w:rPr>
+          <w:b/>
+          <w:bCs/>
+        </w:rPr>
+      </w:pPr>
+      <w:r>
+        <w:rPr>
+          <w:b/>
+          <w:bCs/>
+          <w:highlight w:val="yellow"/>
+        </w:rPr>
+        <w:t>AWS S3 simple explanation?</w:t>
+      </w:r>
+    </w:p>
+    <w:p>
+      <w:pPr>
+        <w:jc w:val="both"/>
+      </w:pPr>
+      <w:hyperlink r:id="rId5" w:history="1">
+        <w:r>
+          <w:rPr>
+            <w:rStyle w:val="Hyperlink"/>
+          </w:rPr>
+          <w:t>https://www.youtube.com/watch?v=mRWm8Y2sV0E</w:t>
+        </w:r>
+      </w:hyperlink>
+    </w:p>
+    <w:p>
+      <w:pPr>
+        <w:jc w:val="both"/>
+      </w:pPr>
+    </w:p>
+    <w:p>
+      <w:pPr>
+        <w:jc w:val="both"/>
+        <w:rPr>
+          <w:b/>
+          <w:bCs/>
+        </w:rPr>
+      </w:pPr>
+      <w:r>
+        <w:rPr>
+          <w:b/>
+          <w:bCs/>
+        </w:rPr>
+        <w:t>AWS S3 (Simple Storage Service)</w:t>
+      </w:r>
+    </w:p>
+    <w:p>
+      <w:pPr>
+        <w:jc w:val="both"/>
+      </w:pPr>
+      <w:r>
+        <w:t>- Object storage service by AWS</w:t>
+      </w:r>
+    </w:p>
+    <w:p>
+      <w:pPr>
+        <w:jc w:val="both"/>
+      </w:pPr>
+      <w:r>
+        <w:t>- Object = Data + Metadata (info about data)</w:t>
+      </w:r>
+    </w:p>
+    <w:p>
+      <w:pPr>
+        <w:jc w:val="both"/>
+      </w:pPr>
+      <w:r>
+        <w:t>- Data stored inside Buckets</w:t>
+      </w:r>
+    </w:p>
+    <w:p>
+      <w:pPr>
+        <w:jc w:val="both"/>
+        <w:rPr>
+          <w:b/>
+          <w:bCs/>
+        </w:rPr>
+      </w:pPr>
+      <w:r>
+        <w:rPr>
+          <w:b/>
+          <w:bCs/>
+        </w:rPr>
+        <w:t>Usage:</w:t>
+      </w:r>
+    </w:p>
+    <w:p>
+      <w:pPr>
+        <w:jc w:val="both"/>
+      </w:pPr>
+      <w:r>
+        <w:t>- Store and retrieve any amount of data over internet</w:t>
+      </w:r>
+      <w:r>
+        <w:t>.</w:t>
+      </w:r>
+    </w:p>
+    <w:p>
+      <w:pPr>
+        <w:jc w:val="both"/>
+      </w:pPr>
+      <w:r>
+        <w:t>- Used for images, videos, backups, logs</w:t>
+      </w:r>
+      <w:r>
+        <w:t>.</w:t>
+      </w:r>
+    </w:p>
+    <w:p>
+      <w:pPr>
+        <w:jc w:val="both"/>
+        <w:rPr>
+          <w:b/>
+          <w:bCs/>
+        </w:rPr>
+      </w:pPr>
+      <w:r>
+        <w:rPr>
+          <w:b/>
+          <w:bCs/>
+        </w:rPr>
+        <w:t>Key Features:</w:t>
+      </w:r>
+    </w:p>
+    <w:p>
+      <w:pPr>
+        <w:jc w:val="both"/>
+      </w:pPr>
+      <w:r>
+        <w:t>- Durability: 99.999999999% (very low data loss)</w:t>
+      </w:r>
+    </w:p>
+    <w:p>
+      <w:pPr>
+        <w:jc w:val="both"/>
+      </w:pPr>
+      <w:r>
+        <w:t>- Availability: 99.99%</w:t>
+      </w:r>
+    </w:p>
+    <w:p>
+      <w:pPr>
+        <w:jc w:val="both"/>
+      </w:pPr>
+      <w:r>
+        <w:t>- Scalable: storage increases/decreases as needed</w:t>
+      </w:r>
+      <w:r>
+        <w:t>.</w:t>
+      </w:r>
+    </w:p>
+    <w:p>
+      <w:pPr>
+        <w:jc w:val="both"/>
+      </w:pPr>
+      <w:r>
+        <w:t>- Cost-effective: pay-as-you-use (no hardware needed)</w:t>
+      </w:r>
+    </w:p>
+    <w:p>
+      <w:pPr>
+        <w:jc w:val="both"/>
+      </w:pPr>
+      <w:r>
+        <w:t>- Secure: supports encryption (in-transit + at-rest)</w:t>
+      </w:r>
+    </w:p>
+    <w:p>
+      <w:pPr>
+        <w:jc w:val="both"/>
+      </w:pPr>
+      <w:r>
+        <w:t xml:space="preserve">Hence, </w:t>
+      </w:r>
+      <w:r>
+        <w:t>“S3 is an object storage service from AWS where data is stored as objects inside buckets. It is highly durable, scalable, and used to store files like images, videos, and backups.”</w:t>
+      </w:r>
+    </w:p>
+    <w:p>
+      <w:pPr>
+        <w:jc w:val="both"/>
+      </w:pPr>
+    </w:p>
+    <w:p>
+      <w:pPr>
+        <w:jc w:val="both"/>
+        <w:rPr>
+          <w:b/>
+          <w:bCs/>
+        </w:rPr>
+      </w:pPr>
+      <w:r>
+        <w:rPr>
+          <w:rFonts w:ascii="Segoe UI Emoji" w:hAnsi="Segoe UI Emoji" w:cs="Segoe UI Emoji"/>
+          <w:b/>
+          <w:bCs/>
+        </w:rPr>
+        <w:t>📦</w:t>
+      </w:r>
+      <w:r>
+        <w:rPr>
+          <w:b/>
+          <w:bCs/>
+        </w:rPr>
+        <w:t xml:space="preserve"> What is a Bucket?</w:t>
+      </w:r>
+    </w:p>
+    <w:p>
+      <w:pPr>
+        <w:jc w:val="both"/>
+      </w:pPr>
+      <w:r>
+        <w:t xml:space="preserve">A </w:t>
+      </w:r>
+      <w:r>
+        <w:rPr>
+          <w:b/>
+          <w:bCs/>
+        </w:rPr>
+        <w:t>Bucket</w:t>
+      </w:r>
+      <w:r>
+        <w:t xml:space="preserve"> is like a </w:t>
+      </w:r>
+      <w:r>
+        <w:rPr>
+          <w:b/>
+          <w:bCs/>
+        </w:rPr>
+        <w:t>top-level container/folder</w:t>
+      </w:r>
+      <w:r>
+        <w:t xml:space="preserve"> in S3.</w:t>
+      </w:r>
+    </w:p>
+    <w:p>
+      <w:pPr>
+        <w:jc w:val="both"/>
+        <w:rPr>
+          <w:b/>
+          <w:bCs/>
+        </w:rPr>
+      </w:pPr>
+      <w:r>
+        <w:rPr>
+          <w:b/>
+          <w:bCs/>
+        </w:rPr>
+        <w:t>Key points:</w:t>
+      </w:r>
+    </w:p>
+    <w:p>
+      <w:pPr>
+        <w:numPr>
+          <w:ilvl w:val="0"/>
+          <w:numId w:val="3"/>
+        </w:numPr>
+        <w:jc w:val="both"/>
+      </w:pPr>
+      <w:r>
+        <w:t xml:space="preserve">Globally unique name (e.g., my-app-images-2026) </w:t>
+      </w:r>
+    </w:p>
+    <w:p>
+      <w:pPr>
+        <w:numPr>
+          <w:ilvl w:val="0"/>
+          <w:numId w:val="3"/>
+        </w:numPr>
+        <w:jc w:val="both"/>
+      </w:pPr>
+      <w:r>
+        <w:t xml:space="preserve">Stores </w:t>
+      </w:r>
+      <w:r>
+        <w:rPr>
+          <w:b/>
+          <w:bCs/>
+        </w:rPr>
+        <w:t>objects (files)</w:t>
+      </w:r>
+      <w:r>
         <w:t xml:space="preserve"> </w:t>
       </w:r>
-      <w:r>
-        <w:rPr>
-          <w:b/>
-          <w:bCs/>
-          <w:highlight w:val="yellow"/>
-        </w:rPr>
-        <w:t>AWS EC2 for beginners</w:t>
-      </w:r>
-      <w:r>
-        <w:rPr>
-          <w:b/>
-          <w:bCs/>
-          <w:highlight w:val="yellow"/>
-        </w:rPr>
-        <w:t xml:space="preserve"> and d</w:t>
-      </w:r>
-      <w:r>
-        <w:rPr>
-          <w:b/>
-          <w:bCs/>
-          <w:highlight w:val="yellow"/>
-        </w:rPr>
-        <w:t>ifference between EC2 and local machine?</w:t>
-      </w:r>
-    </w:p>
-    <w:p>
-      <w:pPr>
-        <w:jc w:val="both"/>
-      </w:pPr>
-      <w:r>
-        <w:t>https://www.youtube.com/watch?v=xkXZGvuerRU</w:t>
-      </w:r>
-    </w:p>
-    <w:p>
-      <w:pPr>
-        <w:jc w:val="both"/>
-      </w:pPr>
-    </w:p>
-    <w:p>
-      <w:pPr>
-        <w:jc w:val="both"/>
-      </w:pPr>
-      <w:r>
-        <w:t>EC2 (Elastic Compute Cloud) is a service that provides resizable virtual servers (called instances) in the cloud.</w:t>
-      </w:r>
-    </w:p>
-    <w:p>
-      <w:pPr>
-        <w:jc w:val="both"/>
-      </w:pPr>
-      <w:r>
-        <w:t>These servers run on AWS infrastructure, and you can launch, stop, scale, and terminate them anytime.</w:t>
-      </w:r>
-    </w:p>
-    <w:p>
-      <w:pPr>
-        <w:jc w:val="both"/>
-      </w:pPr>
-      <w:r>
-        <w:t>You pay only for what you use (pay-as-you-go model).</w:t>
-      </w:r>
-    </w:p>
-    <w:p>
-      <w:pPr>
-        <w:jc w:val="both"/>
-      </w:pPr>
+    </w:p>
+    <w:p>
+      <w:pPr>
+        <w:numPr>
+          <w:ilvl w:val="0"/>
+          <w:numId w:val="3"/>
+        </w:numPr>
+        <w:jc w:val="both"/>
+      </w:pPr>
+      <w:r>
+        <w:t xml:space="preserve">Defined in a specific </w:t>
+      </w:r>
+      <w:r>
+        <w:rPr>
+          <w:b/>
+          <w:bCs/>
+        </w:rPr>
+        <w:t>region</w:t>
+      </w:r>
+      <w:r>
+        <w:t xml:space="preserve"> (e.g., ap-south-1) </w:t>
+      </w:r>
+    </w:p>
+    <w:p>
+      <w:pPr>
+        <w:jc w:val="both"/>
+        <w:rPr>
+          <w:b/>
+          <w:bCs/>
+        </w:rPr>
+      </w:pPr>
+      <w:r>
+        <w:rPr>
+          <w:b/>
+          <w:bCs/>
+        </w:rPr>
+        <w:t>Example:</w:t>
+      </w:r>
+    </w:p>
+    <w:p>
+      <w:pPr>
+        <w:jc w:val="both"/>
+      </w:pPr>
+      <w:r>
+        <w:lastRenderedPageBreak/>
+        <w:t>Bucket: user-profile-data</w:t>
+      </w:r>
+      <w:r>
+        <w:br/>
+        <w:t xml:space="preserve">   </w:t>
+      </w:r>
+      <w:r>
+        <w:rPr>
+          <w:rFonts w:ascii="MS Gothic" w:eastAsia="MS Gothic" w:hAnsi="MS Gothic" w:cs="MS Gothic" w:hint="eastAsia"/>
+        </w:rPr>
+        <w:t>├</w:t>
+      </w:r>
+      <w:r>
+        <w:rPr>
+          <w:rFonts w:ascii="Aptos" w:hAnsi="Aptos" w:cs="Aptos"/>
+        </w:rPr>
+        <w:t>──</w:t>
+      </w:r>
+      <w:r>
+        <w:t xml:space="preserve"> user1.jpg</w:t>
+      </w:r>
+      <w:r>
+        <w:br/>
+        <w:t xml:space="preserve">   </w:t>
+      </w:r>
+      <w:r>
+        <w:rPr>
+          <w:rFonts w:ascii="MS Gothic" w:eastAsia="MS Gothic" w:hAnsi="MS Gothic" w:cs="MS Gothic" w:hint="eastAsia"/>
+        </w:rPr>
+        <w:t>├</w:t>
+      </w:r>
+      <w:r>
+        <w:rPr>
+          <w:rFonts w:ascii="Aptos" w:hAnsi="Aptos" w:cs="Aptos"/>
+        </w:rPr>
+        <w:t>──</w:t>
+      </w:r>
+      <w:r>
+        <w:t xml:space="preserve"> user2.jpg</w:t>
+      </w:r>
+      <w:r>
+        <w:br/>
+        <w:t xml:space="preserve">   </w:t>
+      </w:r>
+      <w:r>
+        <w:rPr>
+          <w:rFonts w:ascii="Aptos" w:hAnsi="Aptos" w:cs="Aptos"/>
+        </w:rPr>
+        <w:t>└──</w:t>
+      </w:r>
+      <w:r>
+        <w:t xml:space="preserve"> resume.pdf</w:t>
+      </w:r>
     </w:p>
     <w:p>
       <w:pPr>
@@ -106,232 +646,1438 @@
         <w:rPr>
           <w:rFonts w:ascii="Segoe UI Emoji" w:hAnsi="Segoe UI Emoji" w:cs="Segoe UI Emoji"/>
         </w:rPr>
-        <w:t>🧠</w:t>
-      </w:r>
-      <w:r>
-        <w:t xml:space="preserve"> Better Way to Say It (Interview Version)</w:t>
-      </w:r>
-    </w:p>
-    <w:p>
-      <w:pPr>
-        <w:jc w:val="both"/>
-      </w:pPr>
-      <w:r>
-        <w:t>EC2 is a service from AWS that allows users to create and manage virtual machines in the cloud. These machines can be configured with different CPU, memory, storage, and OS, and are used to deploy applications without owning physical hardware.</w:t>
-      </w:r>
-    </w:p>
-    <w:p>
-      <w:pPr>
-        <w:jc w:val="both"/>
-      </w:pPr>
-    </w:p>
-    <w:p>
-      <w:pPr>
-        <w:jc w:val="both"/>
-        <w:rPr>
-          <w:b/>
-          <w:bCs/>
-        </w:rPr>
-      </w:pPr>
-      <w:r>
-        <w:rPr>
-          <w:b/>
-          <w:bCs/>
-        </w:rPr>
-        <w:t>Key Concepts You Should Remember:</w:t>
-      </w:r>
-    </w:p>
-    <w:p>
-      <w:pPr>
-        <w:jc w:val="both"/>
-      </w:pPr>
-      <w:r>
-        <w:t>Instance → Virtual machine</w:t>
-      </w:r>
-    </w:p>
-    <w:p>
-      <w:pPr>
-        <w:jc w:val="both"/>
-      </w:pPr>
-      <w:r>
-        <w:t>AMI (Amazon Machine Image) → Preconfigured OS template</w:t>
-      </w:r>
-    </w:p>
-    <w:p>
-      <w:pPr>
-        <w:jc w:val="both"/>
-      </w:pPr>
-      <w:r>
-        <w:t>Instance Type → CPU/RAM configuration (e.g., t2.micro)</w:t>
-      </w:r>
-    </w:p>
-    <w:p>
-      <w:pPr>
-        <w:jc w:val="both"/>
-      </w:pPr>
-      <w:r>
-        <w:t>Security Group → Firewall rules</w:t>
-      </w:r>
-    </w:p>
-    <w:p>
-      <w:pPr>
-        <w:jc w:val="both"/>
-      </w:pPr>
-      <w:r>
-        <w:t>EBS (Elastic Block Store) → Storage for EC2</w:t>
-      </w:r>
-    </w:p>
-    <w:p>
-      <w:pPr>
-        <w:jc w:val="both"/>
-      </w:pPr>
-    </w:p>
-    <w:p>
-      <w:pPr>
-        <w:jc w:val="both"/>
-        <w:rPr>
-          <w:b/>
-          <w:bCs/>
-        </w:rPr>
-      </w:pPr>
-      <w:r>
-        <w:rPr>
-          <w:b/>
-          <w:bCs/>
-          <w:highlight w:val="yellow"/>
-        </w:rPr>
-        <w:t>AWS S3 simple explanation?</w:t>
-      </w:r>
-    </w:p>
-    <w:p>
-      <w:pPr>
-        <w:jc w:val="both"/>
-      </w:pPr>
-      <w:r>
-        <w:t>https://www.youtube.com/watch?v=mRWm8Y2sV0E</w:t>
-      </w:r>
-    </w:p>
-    <w:p>
-      <w:pPr>
-        <w:jc w:val="both"/>
-      </w:pPr>
-      <w:r>
-        <w:t>AWS S3 (Simple Storage Service)</w:t>
-      </w:r>
-    </w:p>
-    <w:p>
-      <w:pPr>
-        <w:jc w:val="both"/>
-      </w:pPr>
-      <w:r>
-        <w:t>- Object storage service by AWS</w:t>
-      </w:r>
-    </w:p>
-    <w:p>
-      <w:pPr>
-        <w:jc w:val="both"/>
-      </w:pPr>
-      <w:r>
-        <w:t>- Object = Data + Metadata (info about data)</w:t>
-      </w:r>
-    </w:p>
-    <w:p>
-      <w:pPr>
-        <w:jc w:val="both"/>
-      </w:pPr>
-      <w:r>
-        <w:t>- Data stored inside Buckets</w:t>
-      </w:r>
-    </w:p>
-    <w:p>
-      <w:pPr>
-        <w:jc w:val="both"/>
-      </w:pPr>
-    </w:p>
-    <w:p>
-      <w:pPr>
-        <w:jc w:val="both"/>
-      </w:pPr>
-      <w:r>
+        <w:t>👉</w:t>
+      </w:r>
+      <w:r>
+        <w:t xml:space="preserve"> Think:</w:t>
+      </w:r>
+    </w:p>
+    <w:p>
+      <w:pPr>
+        <w:numPr>
+          <w:ilvl w:val="0"/>
+          <w:numId w:val="4"/>
+        </w:numPr>
+        <w:jc w:val="both"/>
+      </w:pPr>
+      <w:r>
+        <w:t xml:space="preserve">Bucket = Folder </w:t>
+      </w:r>
+    </w:p>
+    <w:p>
+      <w:pPr>
+        <w:numPr>
+          <w:ilvl w:val="0"/>
+          <w:numId w:val="4"/>
+        </w:numPr>
+        <w:jc w:val="both"/>
+      </w:pPr>
+      <w:r>
+        <w:t>Object = File</w:t>
+      </w:r>
+    </w:p>
+    <w:p>
+      <w:pPr>
+        <w:jc w:val="both"/>
+      </w:pPr>
+    </w:p>
+    <w:p>
+      <w:pPr>
+        <w:jc w:val="both"/>
+        <w:rPr>
+          <w:b/>
+          <w:bCs/>
+        </w:rPr>
+      </w:pPr>
+      <w:r>
+        <w:rPr>
+          <w:b/>
+          <w:bCs/>
+        </w:rPr>
+        <w:t>Object Storage Concept</w:t>
+      </w:r>
+    </w:p>
+    <w:p>
+      <w:pPr>
+        <w:jc w:val="both"/>
+      </w:pPr>
+      <w:r>
+        <w:t xml:space="preserve">S3 uses </w:t>
+      </w:r>
+      <w:r>
+        <w:rPr>
+          <w:b/>
+          <w:bCs/>
+        </w:rPr>
+        <w:t>Object Storage</w:t>
+      </w:r>
+      <w:r>
+        <w:t>, not traditional file system or block storage.</w:t>
+      </w:r>
+    </w:p>
+    <w:p>
+      <w:pPr>
+        <w:jc w:val="both"/>
+        <w:rPr>
+          <w:b/>
+          <w:bCs/>
+        </w:rPr>
+      </w:pPr>
+      <w:r>
+        <w:rPr>
+          <w:b/>
+          <w:bCs/>
+        </w:rPr>
+        <w:t>Each Object contains:</w:t>
+      </w:r>
+    </w:p>
+    <w:p>
+      <w:pPr>
+        <w:numPr>
+          <w:ilvl w:val="0"/>
+          <w:numId w:val="5"/>
+        </w:numPr>
+        <w:jc w:val="both"/>
+      </w:pPr>
+      <w:r>
+        <w:rPr>
+          <w:b/>
+          <w:bCs/>
+        </w:rPr>
+        <w:t>Data (file itself)</w:t>
+      </w:r>
+      <w:r>
+        <w:t xml:space="preserve"> → image, video, JSON, etc. </w:t>
+      </w:r>
+    </w:p>
+    <w:p>
+      <w:pPr>
+        <w:numPr>
+          <w:ilvl w:val="0"/>
+          <w:numId w:val="5"/>
+        </w:numPr>
+        <w:jc w:val="both"/>
+      </w:pPr>
+      <w:r>
+        <w:rPr>
+          <w:b/>
+          <w:bCs/>
+        </w:rPr>
+        <w:t>Metadata</w:t>
+      </w:r>
+      <w:r>
+        <w:t xml:space="preserve"> → content-type, size, etc. </w:t>
+      </w:r>
+    </w:p>
+    <w:p>
+      <w:pPr>
+        <w:numPr>
+          <w:ilvl w:val="0"/>
+          <w:numId w:val="5"/>
+        </w:numPr>
+        <w:jc w:val="both"/>
+      </w:pPr>
+      <w:r>
+        <w:rPr>
+          <w:b/>
+          <w:bCs/>
+        </w:rPr>
+        <w:t>Key (unique identifier)</w:t>
+      </w:r>
+      <w:r>
+        <w:t xml:space="preserve"> → like file path</w:t>
+      </w:r>
+    </w:p>
+    <w:p>
+      <w:pPr>
+        <w:jc w:val="both"/>
+      </w:pPr>
+      <w:r>
+        <w:rPr>
+          <w:rFonts w:ascii="Times New Roman" w:eastAsia="Times New Roman" w:hAnsi="Times New Roman" w:cs="Times New Roman"/>
+          <w:b/>
+          <w:bCs/>
+          <w:kern w:val="0"/>
+          <w:sz w:val="27"/>
+          <w:szCs w:val="27"/>
+          <w:lang w:eastAsia="en-IN"/>
+          <w14:ligatures w14:val="none"/>
+        </w:rPr>
+        <w:t>Example:</w:t>
+      </w:r>
+      <w:r>
+        <w:t xml:space="preserve"> </w:t>
+      </w:r>
+    </w:p>
+    <w:p>
+      <w:pPr>
+        <w:jc w:val="both"/>
+        <w:rPr>
+          <w:rFonts w:ascii="Courier New" w:eastAsia="Times New Roman" w:hAnsi="Courier New" w:cs="Courier New"/>
+          <w:kern w:val="0"/>
+          <w:sz w:val="20"/>
+          <w:szCs w:val="20"/>
+          <w:lang w:eastAsia="en-IN"/>
+          <w14:ligatures w14:val="none"/>
+        </w:rPr>
+      </w:pPr>
+      <w:r>
+        <w:rPr>
+          <w:rFonts w:ascii="Courier New" w:eastAsia="Times New Roman" w:hAnsi="Courier New" w:cs="Courier New"/>
+          <w:kern w:val="0"/>
+          <w:sz w:val="20"/>
+          <w:szCs w:val="20"/>
+          <w:lang w:eastAsia="en-IN"/>
+          <w14:ligatures w14:val="none"/>
+        </w:rPr>
+        <w:t>Key: images/profile/user1.png</w:t>
+      </w:r>
+    </w:p>
+    <w:p>
+      <w:pPr>
+        <w:jc w:val="both"/>
+        <w:rPr>
+          <w:rFonts w:ascii="Courier New" w:eastAsia="Times New Roman" w:hAnsi="Courier New" w:cs="Courier New"/>
+          <w:kern w:val="0"/>
+          <w:sz w:val="20"/>
+          <w:szCs w:val="20"/>
+          <w:lang w:eastAsia="en-IN"/>
+          <w14:ligatures w14:val="none"/>
+        </w:rPr>
+      </w:pPr>
+    </w:p>
+    <w:p>
+      <w:pPr>
+        <w:jc w:val="both"/>
+      </w:pPr>
+      <w:r>
+        <w:rPr>
+          <w:rFonts w:ascii="Segoe UI Emoji" w:hAnsi="Segoe UI Emoji" w:cs="Segoe UI Emoji"/>
+        </w:rPr>
+        <w:t>👉</w:t>
+      </w:r>
+      <w:r>
+        <w:t xml:space="preserve"> S3 doesn't really have folders — it's just </w:t>
+      </w:r>
+      <w:r>
+        <w:rPr>
+          <w:b/>
+          <w:bCs/>
+        </w:rPr>
+        <w:t>key naming tricks</w:t>
+      </w:r>
+    </w:p>
+    <w:p>
+      <w:pPr>
+        <w:jc w:val="both"/>
+      </w:pPr>
+    </w:p>
+    <w:tbl>
+      <w:tblPr>
+        <w:tblW w:w="0" w:type="auto"/>
+        <w:tblCellSpacing w:w="15" w:type="dxa"/>
+        <w:tblBorders>
+          <w:top w:val="single" w:sz="4" w:space="0" w:color="auto"/>
+          <w:left w:val="single" w:sz="4" w:space="0" w:color="auto"/>
+          <w:bottom w:val="single" w:sz="4" w:space="0" w:color="auto"/>
+          <w:right w:val="single" w:sz="4" w:space="0" w:color="auto"/>
+          <w:insideH w:val="single" w:sz="4" w:space="0" w:color="auto"/>
+          <w:insideV w:val="single" w:sz="4" w:space="0" w:color="auto"/>
+        </w:tblBorders>
+        <w:tblCellMar>
+          <w:top w:w="15" w:type="dxa"/>
+          <w:left w:w="15" w:type="dxa"/>
+          <w:bottom w:w="15" w:type="dxa"/>
+          <w:right w:w="15" w:type="dxa"/>
+        </w:tblCellMar>
+        <w:tblLook w:val="04A0" w:firstRow="1" w:lastRow="0" w:firstColumn="1" w:lastColumn="0" w:noHBand="0" w:noVBand="1"/>
+      </w:tblPr>
+      <w:tblGrid>
+        <w:gridCol w:w="1255"/>
+        <w:gridCol w:w="2430"/>
+        <w:gridCol w:w="1890"/>
+      </w:tblGrid>
+      <w:tr>
+        <w:trPr>
+          <w:tblHeader/>
+          <w:tblCellSpacing w:w="15" w:type="dxa"/>
+        </w:trPr>
+        <w:tc>
+          <w:tcPr>
+            <w:tcW w:w="1210" w:type="dxa"/>
+            <w:vAlign w:val="center"/>
+            <w:hideMark/>
+          </w:tcPr>
+          <w:p>
+            <w:pPr>
+              <w:jc w:val="both"/>
+              <w:rPr>
+                <w:b/>
+                <w:bCs/>
+              </w:rPr>
+            </w:pPr>
+            <w:r>
+              <w:rPr>
+                <w:b/>
+                <w:bCs/>
+              </w:rPr>
+              <w:t>Feature</w:t>
+            </w:r>
+          </w:p>
+        </w:tc>
+        <w:tc>
+          <w:tcPr>
+            <w:tcW w:w="2400" w:type="dxa"/>
+            <w:vAlign w:val="center"/>
+            <w:hideMark/>
+          </w:tcPr>
+          <w:p>
+            <w:pPr>
+              <w:jc w:val="both"/>
+              <w:rPr>
+                <w:b/>
+                <w:bCs/>
+              </w:rPr>
+            </w:pPr>
+            <w:r>
+              <w:rPr>
+                <w:b/>
+                <w:bCs/>
+              </w:rPr>
+              <w:t>Object Storage (S3)</w:t>
+            </w:r>
+          </w:p>
+        </w:tc>
+        <w:tc>
+          <w:tcPr>
+            <w:tcW w:w="1845" w:type="dxa"/>
+            <w:vAlign w:val="center"/>
+            <w:hideMark/>
+          </w:tcPr>
+          <w:p>
+            <w:pPr>
+              <w:jc w:val="both"/>
+              <w:rPr>
+                <w:b/>
+                <w:bCs/>
+              </w:rPr>
+            </w:pPr>
+            <w:r>
+              <w:rPr>
+                <w:b/>
+                <w:bCs/>
+              </w:rPr>
+              <w:t>File System</w:t>
+            </w:r>
+          </w:p>
+        </w:tc>
+      </w:tr>
+      <w:tr>
+        <w:trPr>
+          <w:tblCellSpacing w:w="15" w:type="dxa"/>
+        </w:trPr>
+        <w:tc>
+          <w:tcPr>
+            <w:tcW w:w="1210" w:type="dxa"/>
+            <w:vAlign w:val="center"/>
+            <w:hideMark/>
+          </w:tcPr>
+          <w:p>
+            <w:pPr>
+              <w:jc w:val="both"/>
+            </w:pPr>
+            <w:r>
+              <w:t>Structure</w:t>
+            </w:r>
+          </w:p>
+        </w:tc>
+        <w:tc>
+          <w:tcPr>
+            <w:tcW w:w="2400" w:type="dxa"/>
+            <w:vAlign w:val="center"/>
+            <w:hideMark/>
+          </w:tcPr>
+          <w:p>
+            <w:pPr>
+              <w:jc w:val="both"/>
+            </w:pPr>
+            <w:r>
+              <w:t>Flat (key-based)</w:t>
+            </w:r>
+          </w:p>
+        </w:tc>
+        <w:tc>
+          <w:tcPr>
+            <w:tcW w:w="1845" w:type="dxa"/>
+            <w:vAlign w:val="center"/>
+            <w:hideMark/>
+          </w:tcPr>
+          <w:p>
+            <w:pPr>
+              <w:jc w:val="both"/>
+            </w:pPr>
+            <w:r>
+              <w:t>Hierarchical</w:t>
+            </w:r>
+          </w:p>
+        </w:tc>
+      </w:tr>
+      <w:tr>
+        <w:trPr>
+          <w:tblCellSpacing w:w="15" w:type="dxa"/>
+        </w:trPr>
+        <w:tc>
+          <w:tcPr>
+            <w:tcW w:w="1210" w:type="dxa"/>
+            <w:vAlign w:val="center"/>
+            <w:hideMark/>
+          </w:tcPr>
+          <w:p>
+            <w:pPr>
+              <w:jc w:val="both"/>
+            </w:pPr>
+            <w:r>
+              <w:t>Access</w:t>
+            </w:r>
+          </w:p>
+        </w:tc>
+        <w:tc>
+          <w:tcPr>
+            <w:tcW w:w="2400" w:type="dxa"/>
+            <w:vAlign w:val="center"/>
+            <w:hideMark/>
+          </w:tcPr>
+          <w:p>
+            <w:pPr>
+              <w:jc w:val="both"/>
+            </w:pPr>
+            <w:r>
+              <w:t>API/HTTP</w:t>
+            </w:r>
+          </w:p>
+        </w:tc>
+        <w:tc>
+          <w:tcPr>
+            <w:tcW w:w="1845" w:type="dxa"/>
+            <w:vAlign w:val="center"/>
+            <w:hideMark/>
+          </w:tcPr>
+          <w:p>
+            <w:pPr>
+              <w:jc w:val="both"/>
+            </w:pPr>
+            <w:r>
+              <w:t>OS-based</w:t>
+            </w:r>
+          </w:p>
+        </w:tc>
+      </w:tr>
+      <w:tr>
+        <w:trPr>
+          <w:tblCellSpacing w:w="15" w:type="dxa"/>
+        </w:trPr>
+        <w:tc>
+          <w:tcPr>
+            <w:tcW w:w="1210" w:type="dxa"/>
+            <w:vAlign w:val="center"/>
+            <w:hideMark/>
+          </w:tcPr>
+          <w:p>
+            <w:pPr>
+              <w:jc w:val="both"/>
+            </w:pPr>
+            <w:r>
+              <w:t>Scalability</w:t>
+            </w:r>
+          </w:p>
+        </w:tc>
+        <w:tc>
+          <w:tcPr>
+            <w:tcW w:w="2400" w:type="dxa"/>
+            <w:vAlign w:val="center"/>
+            <w:hideMark/>
+          </w:tcPr>
+          <w:p>
+            <w:pPr>
+              <w:jc w:val="both"/>
+            </w:pPr>
+            <w:r>
+              <w:t>Infinite</w:t>
+            </w:r>
+          </w:p>
+        </w:tc>
+        <w:tc>
+          <w:tcPr>
+            <w:tcW w:w="1845" w:type="dxa"/>
+            <w:vAlign w:val="center"/>
+            <w:hideMark/>
+          </w:tcPr>
+          <w:p>
+            <w:pPr>
+              <w:jc w:val="both"/>
+            </w:pPr>
+            <w:r>
+              <w:t>Limited</w:t>
+            </w:r>
+          </w:p>
+        </w:tc>
+      </w:tr>
+    </w:tbl>
+    <w:p>
+      <w:pPr>
+        <w:jc w:val="both"/>
+      </w:pPr>
+    </w:p>
+    <w:p>
+      <w:pPr>
+        <w:jc w:val="both"/>
+      </w:pPr>
+    </w:p>
+    <w:p>
+      <w:pPr>
+        <w:jc w:val="both"/>
+      </w:pPr>
+    </w:p>
+    <w:p>
+      <w:pPr>
+        <w:jc w:val="both"/>
+      </w:pPr>
+    </w:p>
+    <w:p>
+      <w:pPr>
+        <w:jc w:val="both"/>
+      </w:pPr>
+    </w:p>
+    <w:p>
+      <w:pPr>
+        <w:jc w:val="both"/>
+        <w:rPr>
+          <w:b/>
+          <w:bCs/>
+        </w:rPr>
+      </w:pPr>
+      <w:r>
+        <w:rPr>
+          <w:rFonts w:ascii="Segoe UI Emoji" w:hAnsi="Segoe UI Emoji" w:cs="Segoe UI Emoji"/>
+          <w:b/>
+          <w:bCs/>
+        </w:rPr>
         <w:lastRenderedPageBreak/>
-        <w:t>Usage:</w:t>
-      </w:r>
-    </w:p>
-    <w:p>
-      <w:pPr>
-        <w:jc w:val="both"/>
-      </w:pPr>
-      <w:r>
-        <w:t>- Store and retrieve any amount of data over internet</w:t>
-      </w:r>
-    </w:p>
-    <w:p>
-      <w:pPr>
-        <w:jc w:val="both"/>
-      </w:pPr>
-      <w:r>
-        <w:t>- Used for images, videos, backups, logs</w:t>
-      </w:r>
-    </w:p>
-    <w:p>
-      <w:pPr>
-        <w:jc w:val="both"/>
-      </w:pPr>
-    </w:p>
-    <w:p>
-      <w:pPr>
-        <w:jc w:val="both"/>
-      </w:pPr>
-      <w:r>
-        <w:t>Key Features:</w:t>
-      </w:r>
-    </w:p>
-    <w:p>
-      <w:pPr>
-        <w:jc w:val="both"/>
-      </w:pPr>
-      <w:r>
-        <w:t>- Durability: 99.999999999% (very low data loss)</w:t>
-      </w:r>
-    </w:p>
-    <w:p>
-      <w:pPr>
-        <w:jc w:val="both"/>
-      </w:pPr>
-      <w:r>
-        <w:t>- Availability: 99.99%</w:t>
-      </w:r>
-    </w:p>
-    <w:p>
-      <w:pPr>
-        <w:jc w:val="both"/>
-      </w:pPr>
-      <w:r>
-        <w:t>- Scalable: storage increases/decreases as needed</w:t>
-      </w:r>
-    </w:p>
-    <w:p>
-      <w:pPr>
-        <w:jc w:val="both"/>
-      </w:pPr>
-      <w:r>
-        <w:t>- Cost-effective: pay-as-you-use (no hardware needed)</w:t>
-      </w:r>
-    </w:p>
-    <w:p>
-      <w:pPr>
-        <w:jc w:val="both"/>
-      </w:pPr>
-      <w:r>
-        <w:t>- Secure: supports encryption (in-transit + at-rest)</w:t>
-      </w:r>
-    </w:p>
-    <w:p>
-      <w:pPr>
-        <w:jc w:val="both"/>
-      </w:pPr>
-      <w:r>
-        <w:t>“S3 is an object storage service from AWS where data is stored as objects inside buckets. It is highly durable, scalable, and used to store files like images, videos, and backups.”</w:t>
+        <w:t>🔐</w:t>
+      </w:r>
+      <w:r>
+        <w:rPr>
+          <w:b/>
+          <w:bCs/>
+        </w:rPr>
+        <w:t xml:space="preserve"> Public vs Private Access</w:t>
+      </w:r>
+    </w:p>
+    <w:p>
+      <w:pPr>
+        <w:jc w:val="both"/>
+        <w:rPr>
+          <w:b/>
+          <w:bCs/>
+        </w:rPr>
+      </w:pPr>
+      <w:r>
+        <w:rPr>
+          <w:rFonts w:ascii="Segoe UI Emoji" w:hAnsi="Segoe UI Emoji" w:cs="Segoe UI Emoji"/>
+          <w:b/>
+          <w:bCs/>
+        </w:rPr>
+        <w:t>🔒</w:t>
+      </w:r>
+      <w:r>
+        <w:rPr>
+          <w:b/>
+          <w:bCs/>
+        </w:rPr>
+        <w:t xml:space="preserve"> Private (Default)</w:t>
+      </w:r>
+    </w:p>
+    <w:p>
+      <w:pPr>
+        <w:numPr>
+          <w:ilvl w:val="0"/>
+          <w:numId w:val="6"/>
+        </w:numPr>
+        <w:jc w:val="both"/>
+      </w:pPr>
+      <w:r>
+        <w:t xml:space="preserve">Only </w:t>
+      </w:r>
+      <w:r>
+        <w:rPr>
+          <w:b/>
+          <w:bCs/>
+        </w:rPr>
+        <w:t>owner (IAM user/role)</w:t>
+      </w:r>
+      <w:r>
+        <w:t xml:space="preserve"> can access </w:t>
+      </w:r>
+    </w:p>
+    <w:p>
+      <w:pPr>
+        <w:numPr>
+          <w:ilvl w:val="0"/>
+          <w:numId w:val="6"/>
+        </w:numPr>
+        <w:jc w:val="both"/>
+      </w:pPr>
+      <w:r>
+        <w:t xml:space="preserve">Secure by default </w:t>
+      </w:r>
+    </w:p>
+    <w:p>
+      <w:pPr>
+        <w:numPr>
+          <w:ilvl w:val="0"/>
+          <w:numId w:val="6"/>
+        </w:numPr>
+        <w:jc w:val="both"/>
+      </w:pPr>
+      <w:r>
+        <w:t xml:space="preserve">Used for: </w:t>
+      </w:r>
+    </w:p>
+    <w:p>
+      <w:pPr>
+        <w:numPr>
+          <w:ilvl w:val="1"/>
+          <w:numId w:val="6"/>
+        </w:numPr>
+        <w:jc w:val="both"/>
+      </w:pPr>
+      <w:r>
+        <w:t xml:space="preserve">Backups </w:t>
+      </w:r>
+    </w:p>
+    <w:p>
+      <w:pPr>
+        <w:numPr>
+          <w:ilvl w:val="1"/>
+          <w:numId w:val="6"/>
+        </w:numPr>
+        <w:jc w:val="both"/>
+      </w:pPr>
+      <w:r>
+        <w:t xml:space="preserve">Sensitive data </w:t>
+      </w:r>
+    </w:p>
+    <w:p>
+      <w:pPr>
+        <w:numPr>
+          <w:ilvl w:val="1"/>
+          <w:numId w:val="6"/>
+        </w:numPr>
+        <w:jc w:val="both"/>
+      </w:pPr>
+      <w:r>
+        <w:t xml:space="preserve">Logs </w:t>
+      </w:r>
+    </w:p>
+    <w:p>
+      <w:pPr>
+        <w:jc w:val="both"/>
+      </w:pPr>
+      <w:r>
+        <w:pict w14:anchorId="7D35922B">
+          <v:rect id="_x0000_i1037" style="width:0;height:1.5pt" o:hralign="center" o:hrstd="t" o:hr="t" fillcolor="#a0a0a0" stroked="f"/>
+        </w:pict>
+      </w:r>
+    </w:p>
+    <w:p>
+      <w:pPr>
+        <w:jc w:val="both"/>
+        <w:rPr>
+          <w:b/>
+          <w:bCs/>
+        </w:rPr>
+      </w:pPr>
+      <w:r>
+        <w:rPr>
+          <w:rFonts w:ascii="Segoe UI Emoji" w:hAnsi="Segoe UI Emoji" w:cs="Segoe UI Emoji"/>
+          <w:b/>
+          <w:bCs/>
+        </w:rPr>
+        <w:t>🌍</w:t>
+      </w:r>
+      <w:r>
+        <w:rPr>
+          <w:b/>
+          <w:bCs/>
+        </w:rPr>
+        <w:t xml:space="preserve"> Public Access</w:t>
+      </w:r>
+    </w:p>
+    <w:p>
+      <w:pPr>
+        <w:numPr>
+          <w:ilvl w:val="0"/>
+          <w:numId w:val="7"/>
+        </w:numPr>
+        <w:jc w:val="both"/>
+      </w:pPr>
+      <w:r>
+        <w:t xml:space="preserve">Anyone on internet can access via URL </w:t>
+      </w:r>
+    </w:p>
+    <w:p>
+      <w:pPr>
+        <w:numPr>
+          <w:ilvl w:val="0"/>
+          <w:numId w:val="7"/>
+        </w:numPr>
+        <w:jc w:val="both"/>
+      </w:pPr>
+      <w:r>
+        <w:t xml:space="preserve">Example: </w:t>
+      </w:r>
+    </w:p>
+    <w:p>
+      <w:pPr>
+        <w:jc w:val="both"/>
+      </w:pPr>
+      <w:r>
+        <w:t>https://my-bucket.s3.amazonaws.com/image.jpg</w:t>
+      </w:r>
+    </w:p>
+    <w:p>
+      <w:pPr>
+        <w:jc w:val="both"/>
+        <w:rPr>
+          <w:b/>
+          <w:bCs/>
+        </w:rPr>
+      </w:pPr>
+      <w:r>
+        <w:rPr>
+          <w:b/>
+          <w:bCs/>
+        </w:rPr>
+        <w:t>How to make public:</w:t>
+      </w:r>
+    </w:p>
+    <w:p>
+      <w:pPr>
+        <w:numPr>
+          <w:ilvl w:val="0"/>
+          <w:numId w:val="8"/>
+        </w:numPr>
+        <w:jc w:val="both"/>
+      </w:pPr>
+      <w:r>
+        <w:t xml:space="preserve">Bucket policy OR object ACL </w:t>
+      </w:r>
+    </w:p>
+    <w:p>
+      <w:pPr>
+        <w:jc w:val="both"/>
+      </w:pPr>
+      <w:r>
+        <w:rPr>
+          <w:rFonts w:ascii="Segoe UI Emoji" w:hAnsi="Segoe UI Emoji" w:cs="Segoe UI Emoji"/>
+        </w:rPr>
+        <w:t>⚠️</w:t>
+      </w:r>
+      <w:r>
+        <w:t xml:space="preserve"> Risk:</w:t>
+      </w:r>
+    </w:p>
+    <w:p>
+      <w:pPr>
+        <w:numPr>
+          <w:ilvl w:val="0"/>
+          <w:numId w:val="9"/>
+        </w:numPr>
+        <w:jc w:val="both"/>
+      </w:pPr>
+      <w:r>
+        <w:t xml:space="preserve">Data leak if misconfigured (very common in real-world incidents) </w:t>
+      </w:r>
+    </w:p>
+    <w:p>
+      <w:pPr>
+        <w:jc w:val="both"/>
+      </w:pPr>
+      <w:r>
+        <w:pict w14:anchorId="0B3572E9">
+          <v:rect id="_x0000_i1038" style="width:0;height:1.5pt" o:hralign="center" o:hrstd="t" o:hr="t" fillcolor="#a0a0a0" stroked="f"/>
+        </w:pict>
+      </w:r>
+    </w:p>
+    <w:p>
+      <w:pPr>
+        <w:jc w:val="both"/>
+        <w:rPr>
+          <w:b/>
+          <w:bCs/>
+        </w:rPr>
+      </w:pPr>
+      <w:r>
+        <w:rPr>
+          <w:rFonts w:ascii="Segoe UI Emoji" w:hAnsi="Segoe UI Emoji" w:cs="Segoe UI Emoji"/>
+          <w:b/>
+          <w:bCs/>
+        </w:rPr>
+        <w:t>🔑</w:t>
+      </w:r>
+      <w:r>
+        <w:rPr>
+          <w:b/>
+          <w:bCs/>
+        </w:rPr>
+        <w:t xml:space="preserve"> Best Practice:</w:t>
+      </w:r>
+    </w:p>
+    <w:p>
+      <w:pPr>
+        <w:numPr>
+          <w:ilvl w:val="0"/>
+          <w:numId w:val="10"/>
+        </w:numPr>
+        <w:jc w:val="both"/>
+      </w:pPr>
+      <w:r>
+        <w:t xml:space="preserve">Keep bucket </w:t>
+      </w:r>
+      <w:r>
+        <w:rPr>
+          <w:b/>
+          <w:bCs/>
+        </w:rPr>
+        <w:t>private</w:t>
+      </w:r>
+      <w:r>
+        <w:t xml:space="preserve"> </w:t>
+      </w:r>
+    </w:p>
+    <w:p>
+      <w:pPr>
+        <w:numPr>
+          <w:ilvl w:val="0"/>
+          <w:numId w:val="10"/>
+        </w:numPr>
+        <w:jc w:val="both"/>
+      </w:pPr>
+      <w:r>
+        <w:t xml:space="preserve">Use </w:t>
+      </w:r>
+      <w:r>
+        <w:rPr>
+          <w:b/>
+          <w:bCs/>
+        </w:rPr>
+        <w:t>pre-signed URLs</w:t>
+      </w:r>
+      <w:r>
+        <w:t xml:space="preserve"> for temporary access</w:t>
+      </w:r>
+    </w:p>
+    <w:p>
+      <w:pPr>
+        <w:jc w:val="both"/>
+      </w:pPr>
+    </w:p>
+    <w:p>
+      <w:pPr>
+        <w:jc w:val="both"/>
+      </w:pPr>
+    </w:p>
+    <w:p>
+      <w:pPr>
+        <w:jc w:val="both"/>
+      </w:pPr>
+    </w:p>
+    <w:p>
+      <w:pPr>
+        <w:jc w:val="both"/>
+      </w:pPr>
+    </w:p>
+    <w:p>
+      <w:pPr>
+        <w:jc w:val="both"/>
+      </w:pPr>
+    </w:p>
+    <w:p>
+      <w:pPr>
+        <w:jc w:val="both"/>
+      </w:pPr>
+    </w:p>
+    <w:p>
+      <w:pPr>
+        <w:jc w:val="both"/>
+        <w:rPr>
+          <w:b/>
+          <w:bCs/>
+        </w:rPr>
+      </w:pPr>
+      <w:r>
+        <w:rPr>
+          <w:b/>
+          <w:bCs/>
+        </w:rPr>
+        <w:lastRenderedPageBreak/>
+        <w:t>Common Use Cases</w:t>
+      </w:r>
+      <w:r>
+        <w:rPr>
+          <w:b/>
+          <w:bCs/>
+        </w:rPr>
+        <w:t>:</w:t>
+      </w:r>
+    </w:p>
+    <w:p>
+      <w:pPr>
+        <w:jc w:val="both"/>
+        <w:rPr>
+          <w:b/>
+          <w:bCs/>
+        </w:rPr>
+      </w:pPr>
+      <w:r>
+        <w:rPr>
+          <w:b/>
+          <w:bCs/>
+        </w:rPr>
+        <w:t xml:space="preserve">1. </w:t>
+      </w:r>
+      <w:r>
+        <w:rPr>
+          <w:rFonts w:ascii="Segoe UI Emoji" w:hAnsi="Segoe UI Emoji" w:cs="Segoe UI Emoji"/>
+          <w:b/>
+          <w:bCs/>
+        </w:rPr>
+        <w:t>🖼️</w:t>
+      </w:r>
+      <w:r>
+        <w:rPr>
+          <w:b/>
+          <w:bCs/>
+        </w:rPr>
+        <w:t xml:space="preserve"> Store Images / Static Content</w:t>
+      </w:r>
+    </w:p>
+    <w:p>
+      <w:pPr>
+        <w:numPr>
+          <w:ilvl w:val="0"/>
+          <w:numId w:val="11"/>
+        </w:numPr>
+        <w:jc w:val="both"/>
+      </w:pPr>
+      <w:r>
+        <w:t xml:space="preserve">Profile pictures </w:t>
+      </w:r>
+    </w:p>
+    <w:p>
+      <w:pPr>
+        <w:numPr>
+          <w:ilvl w:val="0"/>
+          <w:numId w:val="11"/>
+        </w:numPr>
+        <w:jc w:val="both"/>
+      </w:pPr>
+      <w:r>
+        <w:t xml:space="preserve">Website assets </w:t>
+      </w:r>
+    </w:p>
+    <w:p>
+      <w:pPr>
+        <w:numPr>
+          <w:ilvl w:val="0"/>
+          <w:numId w:val="11"/>
+        </w:numPr>
+        <w:jc w:val="both"/>
+      </w:pPr>
+      <w:r>
+        <w:t xml:space="preserve">CDN integration (via </w:t>
+      </w:r>
+      <w:r>
+        <w:rPr>
+          <w:b/>
+          <w:bCs/>
+        </w:rPr>
+        <w:t>Amazon CloudFront</w:t>
+      </w:r>
+      <w:r>
+        <w:t xml:space="preserve">) </w:t>
+      </w:r>
+    </w:p>
+    <w:p>
+      <w:pPr>
+        <w:jc w:val="both"/>
+      </w:pPr>
+      <w:r>
+        <w:pict w14:anchorId="4EAF463E">
+          <v:rect id="_x0000_i1059" style="width:0;height:1.5pt" o:hralign="center" o:hrstd="t" o:hr="t" fillcolor="#a0a0a0" stroked="f"/>
+        </w:pict>
+      </w:r>
+    </w:p>
+    <w:p>
+      <w:pPr>
+        <w:jc w:val="both"/>
+        <w:rPr>
+          <w:b/>
+          <w:bCs/>
+        </w:rPr>
+      </w:pPr>
+      <w:r>
+        <w:rPr>
+          <w:b/>
+          <w:bCs/>
+        </w:rPr>
+        <w:t xml:space="preserve">2. </w:t>
+      </w:r>
+      <w:r>
+        <w:rPr>
+          <w:rFonts w:ascii="Segoe UI Emoji" w:hAnsi="Segoe UI Emoji" w:cs="Segoe UI Emoji"/>
+          <w:b/>
+          <w:bCs/>
+        </w:rPr>
+        <w:t>💾</w:t>
+      </w:r>
+      <w:r>
+        <w:rPr>
+          <w:b/>
+          <w:bCs/>
+        </w:rPr>
+        <w:t xml:space="preserve"> Backups &amp; Disaster Recovery</w:t>
+      </w:r>
+    </w:p>
+    <w:p>
+      <w:pPr>
+        <w:numPr>
+          <w:ilvl w:val="0"/>
+          <w:numId w:val="12"/>
+        </w:numPr>
+        <w:jc w:val="both"/>
+      </w:pPr>
+      <w:r>
+        <w:t xml:space="preserve">Database backups </w:t>
+      </w:r>
+    </w:p>
+    <w:p>
+      <w:pPr>
+        <w:numPr>
+          <w:ilvl w:val="0"/>
+          <w:numId w:val="12"/>
+        </w:numPr>
+        <w:jc w:val="both"/>
+      </w:pPr>
+      <w:r>
+        <w:t xml:space="preserve">Logs </w:t>
+      </w:r>
+    </w:p>
+    <w:p>
+      <w:pPr>
+        <w:numPr>
+          <w:ilvl w:val="0"/>
+          <w:numId w:val="12"/>
+        </w:numPr>
+        <w:jc w:val="both"/>
+      </w:pPr>
+      <w:r>
+        <w:t xml:space="preserve">Versioning support </w:t>
+      </w:r>
+    </w:p>
+    <w:p>
+      <w:pPr>
+        <w:jc w:val="both"/>
+      </w:pPr>
+      <w:r>
+        <w:pict w14:anchorId="35269E80">
+          <v:rect id="_x0000_i1060" style="width:0;height:1.5pt" o:hralign="center" o:hrstd="t" o:hr="t" fillcolor="#a0a0a0" stroked="f"/>
+        </w:pict>
+      </w:r>
+    </w:p>
+    <w:p>
+      <w:pPr>
+        <w:jc w:val="both"/>
+        <w:rPr>
+          <w:b/>
+          <w:bCs/>
+        </w:rPr>
+      </w:pPr>
+      <w:r>
+        <w:rPr>
+          <w:b/>
+          <w:bCs/>
+        </w:rPr>
+        <w:t xml:space="preserve">3. </w:t>
+      </w:r>
+      <w:r>
+        <w:rPr>
+          <w:rFonts w:ascii="Segoe UI Emoji" w:hAnsi="Segoe UI Emoji" w:cs="Segoe UI Emoji"/>
+          <w:b/>
+          <w:bCs/>
+        </w:rPr>
+        <w:t>📦</w:t>
+      </w:r>
+      <w:r>
+        <w:rPr>
+          <w:b/>
+          <w:bCs/>
+        </w:rPr>
+        <w:t xml:space="preserve"> Data Lake / Analytics</w:t>
+      </w:r>
+    </w:p>
+    <w:p>
+      <w:pPr>
+        <w:numPr>
+          <w:ilvl w:val="0"/>
+          <w:numId w:val="13"/>
+        </w:numPr>
+        <w:jc w:val="both"/>
+      </w:pPr>
+      <w:r>
+        <w:t xml:space="preserve">Store large datasets </w:t>
+      </w:r>
+    </w:p>
+    <w:p>
+      <w:pPr>
+        <w:numPr>
+          <w:ilvl w:val="0"/>
+          <w:numId w:val="13"/>
+        </w:numPr>
+        <w:jc w:val="both"/>
+      </w:pPr>
+      <w:r>
+        <w:t xml:space="preserve">Used with tools like </w:t>
+      </w:r>
+      <w:r>
+        <w:rPr>
+          <w:b/>
+          <w:bCs/>
+        </w:rPr>
+        <w:t>Amazon Athena</w:t>
+      </w:r>
+      <w:r>
+        <w:t xml:space="preserve"> </w:t>
+      </w:r>
+    </w:p>
+    <w:p>
+      <w:pPr>
+        <w:jc w:val="both"/>
+      </w:pPr>
+      <w:r>
+        <w:pict w14:anchorId="259B7682">
+          <v:rect id="_x0000_i1061" style="width:0;height:1.5pt" o:hralign="center" o:hrstd="t" o:hr="t" fillcolor="#a0a0a0" stroked="f"/>
+        </w:pict>
+      </w:r>
+    </w:p>
+    <w:p>
+      <w:pPr>
+        <w:jc w:val="both"/>
+        <w:rPr>
+          <w:b/>
+          <w:bCs/>
+        </w:rPr>
+      </w:pPr>
+      <w:r>
+        <w:rPr>
+          <w:b/>
+          <w:bCs/>
+        </w:rPr>
+        <w:t xml:space="preserve">4. </w:t>
+      </w:r>
+      <w:r>
+        <w:rPr>
+          <w:rFonts w:ascii="Segoe UI Emoji" w:hAnsi="Segoe UI Emoji" w:cs="Segoe UI Emoji"/>
+          <w:b/>
+          <w:bCs/>
+        </w:rPr>
+        <w:t>📁</w:t>
+      </w:r>
+      <w:r>
+        <w:rPr>
+          <w:b/>
+          <w:bCs/>
+        </w:rPr>
+        <w:t xml:space="preserve"> File Upload Service</w:t>
+      </w:r>
+    </w:p>
+    <w:p>
+      <w:pPr>
+        <w:numPr>
+          <w:ilvl w:val="0"/>
+          <w:numId w:val="14"/>
+        </w:numPr>
+        <w:jc w:val="both"/>
+      </w:pPr>
+      <w:r>
+        <w:t xml:space="preserve">Upload files from frontend → store in S3 </w:t>
+      </w:r>
+    </w:p>
+    <w:p>
+      <w:pPr>
+        <w:numPr>
+          <w:ilvl w:val="0"/>
+          <w:numId w:val="14"/>
+        </w:numPr>
+        <w:jc w:val="both"/>
+      </w:pPr>
+      <w:r>
+        <w:t xml:space="preserve">Common in: </w:t>
+      </w:r>
+    </w:p>
+    <w:p>
+      <w:pPr>
+        <w:numPr>
+          <w:ilvl w:val="1"/>
+          <w:numId w:val="14"/>
+        </w:numPr>
+        <w:jc w:val="both"/>
+      </w:pPr>
+      <w:r>
+        <w:t xml:space="preserve">Resume upload </w:t>
+      </w:r>
+    </w:p>
+    <w:p>
+      <w:pPr>
+        <w:numPr>
+          <w:ilvl w:val="1"/>
+          <w:numId w:val="14"/>
+        </w:numPr>
+        <w:jc w:val="both"/>
+      </w:pPr>
+      <w:r>
+        <w:t xml:space="preserve">Documents </w:t>
+      </w:r>
+    </w:p>
+    <w:p>
+      <w:pPr>
+        <w:numPr>
+          <w:ilvl w:val="1"/>
+          <w:numId w:val="14"/>
+        </w:numPr>
+        <w:jc w:val="both"/>
+      </w:pPr>
+      <w:r>
+        <w:t>Media apps</w:t>
+      </w:r>
+    </w:p>
+    <w:p>
+      <w:pPr>
+        <w:jc w:val="both"/>
+      </w:pPr>
+    </w:p>
+    <w:p>
+      <w:pPr>
+        <w:jc w:val="both"/>
+        <w:rPr>
+          <w:b/>
+          <w:bCs/>
+        </w:rPr>
+      </w:pPr>
+      <w:r>
+        <w:rPr>
+          <w:b/>
+          <w:bCs/>
+        </w:rPr>
+        <w:t>Real-World Example (Backend Engineer View)</w:t>
+      </w:r>
+    </w:p>
+    <w:p>
+      <w:pPr>
+        <w:jc w:val="both"/>
+      </w:pPr>
+      <w:r>
+        <w:t>In your Spring Boot app:</w:t>
+      </w:r>
+    </w:p>
+    <w:p>
+      <w:pPr>
+        <w:numPr>
+          <w:ilvl w:val="0"/>
+          <w:numId w:val="15"/>
+        </w:numPr>
+        <w:jc w:val="both"/>
+      </w:pPr>
+      <w:r>
+        <w:t xml:space="preserve">User uploads profile image </w:t>
+      </w:r>
+    </w:p>
+    <w:p>
+      <w:pPr>
+        <w:numPr>
+          <w:ilvl w:val="0"/>
+          <w:numId w:val="15"/>
+        </w:numPr>
+        <w:jc w:val="both"/>
+      </w:pPr>
+      <w:r>
+        <w:t xml:space="preserve">Backend generates </w:t>
+      </w:r>
+      <w:r>
+        <w:rPr>
+          <w:b/>
+          <w:bCs/>
+        </w:rPr>
+        <w:t>pre-signed URL</w:t>
+      </w:r>
+      <w:r>
+        <w:t xml:space="preserve"> </w:t>
+      </w:r>
+    </w:p>
+    <w:p>
+      <w:pPr>
+        <w:numPr>
+          <w:ilvl w:val="0"/>
+          <w:numId w:val="15"/>
+        </w:numPr>
+        <w:jc w:val="both"/>
+      </w:pPr>
+      <w:r>
+        <w:t xml:space="preserve">Frontend uploads directly to S3 </w:t>
+      </w:r>
+    </w:p>
+    <w:p>
+      <w:pPr>
+        <w:numPr>
+          <w:ilvl w:val="0"/>
+          <w:numId w:val="15"/>
+        </w:numPr>
+        <w:jc w:val="both"/>
+      </w:pPr>
+      <w:r>
+        <w:t xml:space="preserve">Store S3 URL in DB </w:t>
+      </w:r>
+    </w:p>
+    <w:p>
+      <w:pPr>
+        <w:jc w:val="both"/>
+      </w:pPr>
+      <w:r>
+        <w:rPr>
+          <w:rFonts w:ascii="Segoe UI Emoji" w:hAnsi="Segoe UI Emoji" w:cs="Segoe UI Emoji"/>
+        </w:rPr>
+        <w:lastRenderedPageBreak/>
+        <w:t>👉</w:t>
+      </w:r>
+      <w:r>
+        <w:t xml:space="preserve"> This avoids:</w:t>
+      </w:r>
+    </w:p>
+    <w:p>
+      <w:pPr>
+        <w:numPr>
+          <w:ilvl w:val="0"/>
+          <w:numId w:val="16"/>
+        </w:numPr>
+        <w:jc w:val="both"/>
+      </w:pPr>
+      <w:r>
+        <w:t xml:space="preserve">Overloading backend </w:t>
+      </w:r>
+    </w:p>
+    <w:p>
+      <w:pPr>
+        <w:numPr>
+          <w:ilvl w:val="0"/>
+          <w:numId w:val="16"/>
+        </w:numPr>
+        <w:jc w:val="both"/>
+      </w:pPr>
+      <w:r>
+        <w:t>Handling large files in server memory</w:t>
+      </w:r>
+    </w:p>
+    <w:p>
+      <w:pPr>
+        <w:jc w:val="both"/>
+      </w:pPr>
+    </w:p>
+    <w:p>
+      <w:pPr>
+        <w:jc w:val="both"/>
+        <w:rPr>
+          <w:b/>
+          <w:bCs/>
+        </w:rPr>
+      </w:pPr>
+      <w:r>
+        <w:rPr>
+          <w:b/>
+          <w:bCs/>
+        </w:rPr>
+        <w:t>Quick Revision</w:t>
+      </w:r>
+    </w:p>
+    <w:p>
+      <w:pPr>
+        <w:numPr>
+          <w:ilvl w:val="0"/>
+          <w:numId w:val="17"/>
+        </w:numPr>
+        <w:jc w:val="both"/>
+      </w:pPr>
+      <w:r>
+        <w:t xml:space="preserve">Bucket = container </w:t>
+      </w:r>
+    </w:p>
+    <w:p>
+      <w:pPr>
+        <w:numPr>
+          <w:ilvl w:val="0"/>
+          <w:numId w:val="17"/>
+        </w:numPr>
+        <w:jc w:val="both"/>
+      </w:pPr>
+      <w:r>
+        <w:t xml:space="preserve">Object = file + metadata + key </w:t>
+      </w:r>
+    </w:p>
+    <w:p>
+      <w:pPr>
+        <w:numPr>
+          <w:ilvl w:val="0"/>
+          <w:numId w:val="17"/>
+        </w:numPr>
+        <w:jc w:val="both"/>
+      </w:pPr>
+      <w:r>
+        <w:t xml:space="preserve">S3 = object storage (not file system) </w:t>
+      </w:r>
+    </w:p>
+    <w:p>
+      <w:pPr>
+        <w:numPr>
+          <w:ilvl w:val="0"/>
+          <w:numId w:val="17"/>
+        </w:numPr>
+        <w:jc w:val="both"/>
+      </w:pPr>
+      <w:r>
+        <w:t xml:space="preserve">Default = private </w:t>
+      </w:r>
+    </w:p>
+    <w:p>
+      <w:pPr>
+        <w:numPr>
+          <w:ilvl w:val="0"/>
+          <w:numId w:val="17"/>
+        </w:numPr>
+        <w:jc w:val="both"/>
+      </w:pPr>
+      <w:r>
+        <w:t xml:space="preserve">Public = risky but useful for static content </w:t>
+      </w:r>
+    </w:p>
+    <w:p>
+      <w:pPr>
+        <w:numPr>
+          <w:ilvl w:val="0"/>
+          <w:numId w:val="17"/>
+        </w:numPr>
+        <w:jc w:val="both"/>
+      </w:pPr>
+      <w:r>
+        <w:t>Used for: images, backups, data lakes</w:t>
       </w:r>
     </w:p>
     <w:p>
@@ -352,6 +2098,1198 @@
 <file path=word/numbering.xml><?xml version="1.0" encoding="utf-8"?>
 <w:numbering xmlns:wpc="http://schemas.microsoft.com/office/word/2010/wordprocessingCanvas" xmlns:cx="http://schemas.microsoft.com/office/drawing/2014/chartex" xmlns:cx1="http://schemas.microsoft.com/office/drawing/2015/9/8/chartex" xmlns:cx2="http://schemas.microsoft.com/office/drawing/2015/10/21/chartex" xmlns:cx3="http://schemas.microsoft.com/office/drawing/2016/5/9/chartex" xmlns:cx4="http://schemas.microsoft.com/office/drawing/2016/5/10/chartex" xmlns:cx5="http://schemas.microsoft.com/office/drawing/2016/5/11/chartex" xmlns:cx6="http://schemas.microsoft.com/office/drawing/2016/5/12/chartex" xmlns:cx7="http://schemas.microsoft.com/office/drawing/2016/5/13/chartex" xmlns:cx8="http://schemas.microsoft.com/office/drawing/2016/5/14/chartex" xmlns:mc="http://schemas.openxmlformats.org/markup-compatibility/2006" xmlns:aink="http://schemas.microsoft.com/office/drawing/2016/ink" xmlns:am3d="http://schemas.microsoft.com/office/drawing/2017/model3d" xmlns:o="urn:schemas-microsoft-com:office:office" xmlns:oel="http://schemas.microsoft.com/office/2019/extlst" xmlns:r="http://schemas.openxmlformats.org/officeDocument/2006/relationships" xmlns:m="http://schemas.openxmlformats.org/officeDocument/2006/math" xmlns:v="urn:schemas-microsoft-com:vml" xmlns:wp14="http://schemas.microsoft.com/office/word/2010/wordprocessingDrawing" xmlns:wp="http://schemas.openxmlformats.org/drawingml/2006/wordprocessingDrawing" xmlns:w10="urn:schemas-microsoft-com:office:word" xmlns:w="http://schemas.openxmlformats.org/wordprocessingml/2006/main" xmlns:w14="http://schemas.microsoft.com/office/word/2010/wordml" xmlns:w15="http://schemas.microsoft.com/office/word/2012/wordml" xmlns:w16cex="http://schemas.microsoft.com/office/word/2018/wordml/cex" xmlns:w16cid="http://schemas.microsoft.com/office/word/2016/wordml/cid" xmlns:w16="http://schemas.microsoft.com/office/word/2018/wordml" xmlns:w16du="http://schemas.microsoft.com/office/word/2023/wordml/word16du" xmlns:w16sdtdh="http://schemas.microsoft.com/office/word/2020/wordml/sdtdatahash" xmlns:w16sdtfl="http://schemas.microsoft.com/office/word/2024/wordml/sdtformatlock" xmlns:w16se="http://schemas.microsoft.com/office/word/2015/wordml/symex" xmlns:wpg="http://schemas.microsoft.com/office/word/2010/wordprocessingGroup" xmlns:wpi="http://schemas.microsoft.com/office/word/2010/wordprocessingInk" xmlns:wne="http://schemas.microsoft.com/office/word/2006/wordml" xmlns:wps="http://schemas.microsoft.com/office/word/2010/wordprocessingShape" mc:Ignorable="w14 w15 w16se w16cid w16 w16cex w16sdtdh w16sdtfl w16du wp14">
   <w:abstractNum w:abstractNumId="0" w15:restartNumberingAfterBreak="0">
+    <w:nsid w:val="005D175A"/>
+    <w:multiLevelType w:val="multilevel"/>
+    <w:tmpl w:val="149CE196"/>
+    <w:lvl w:ilvl="0">
+      <w:start w:val="1"/>
+      <w:numFmt w:val="bullet"/>
+      <w:lvlText w:val=""/>
+      <w:lvlJc w:val="left"/>
+      <w:pPr>
+        <w:tabs>
+          <w:tab w:val="num" w:pos="720"/>
+        </w:tabs>
+        <w:ind w:left="720" w:hanging="360"/>
+      </w:pPr>
+      <w:rPr>
+        <w:rFonts w:ascii="Symbol" w:hAnsi="Symbol" w:hint="default"/>
+        <w:sz w:val="20"/>
+      </w:rPr>
+    </w:lvl>
+    <w:lvl w:ilvl="1" w:tentative="1">
+      <w:start w:val="1"/>
+      <w:numFmt w:val="bullet"/>
+      <w:lvlText w:val="o"/>
+      <w:lvlJc w:val="left"/>
+      <w:pPr>
+        <w:tabs>
+          <w:tab w:val="num" w:pos="1440"/>
+        </w:tabs>
+        <w:ind w:left="1440" w:hanging="360"/>
+      </w:pPr>
+      <w:rPr>
+        <w:rFonts w:ascii="Courier New" w:hAnsi="Courier New" w:hint="default"/>
+        <w:sz w:val="20"/>
+      </w:rPr>
+    </w:lvl>
+    <w:lvl w:ilvl="2" w:tentative="1">
+      <w:start w:val="1"/>
+      <w:numFmt w:val="bullet"/>
+      <w:lvlText w:val=""/>
+      <w:lvlJc w:val="left"/>
+      <w:pPr>
+        <w:tabs>
+          <w:tab w:val="num" w:pos="2160"/>
+        </w:tabs>
+        <w:ind w:left="2160" w:hanging="360"/>
+      </w:pPr>
+      <w:rPr>
+        <w:rFonts w:ascii="Wingdings" w:hAnsi="Wingdings" w:hint="default"/>
+        <w:sz w:val="20"/>
+      </w:rPr>
+    </w:lvl>
+    <w:lvl w:ilvl="3" w:tentative="1">
+      <w:start w:val="1"/>
+      <w:numFmt w:val="bullet"/>
+      <w:lvlText w:val=""/>
+      <w:lvlJc w:val="left"/>
+      <w:pPr>
+        <w:tabs>
+          <w:tab w:val="num" w:pos="2880"/>
+        </w:tabs>
+        <w:ind w:left="2880" w:hanging="360"/>
+      </w:pPr>
+      <w:rPr>
+        <w:rFonts w:ascii="Wingdings" w:hAnsi="Wingdings" w:hint="default"/>
+        <w:sz w:val="20"/>
+      </w:rPr>
+    </w:lvl>
+    <w:lvl w:ilvl="4" w:tentative="1">
+      <w:start w:val="1"/>
+      <w:numFmt w:val="bullet"/>
+      <w:lvlText w:val=""/>
+      <w:lvlJc w:val="left"/>
+      <w:pPr>
+        <w:tabs>
+          <w:tab w:val="num" w:pos="3600"/>
+        </w:tabs>
+        <w:ind w:left="3600" w:hanging="360"/>
+      </w:pPr>
+      <w:rPr>
+        <w:rFonts w:ascii="Wingdings" w:hAnsi="Wingdings" w:hint="default"/>
+        <w:sz w:val="20"/>
+      </w:rPr>
+    </w:lvl>
+    <w:lvl w:ilvl="5" w:tentative="1">
+      <w:start w:val="1"/>
+      <w:numFmt w:val="bullet"/>
+      <w:lvlText w:val=""/>
+      <w:lvlJc w:val="left"/>
+      <w:pPr>
+        <w:tabs>
+          <w:tab w:val="num" w:pos="4320"/>
+        </w:tabs>
+        <w:ind w:left="4320" w:hanging="360"/>
+      </w:pPr>
+      <w:rPr>
+        <w:rFonts w:ascii="Wingdings" w:hAnsi="Wingdings" w:hint="default"/>
+        <w:sz w:val="20"/>
+      </w:rPr>
+    </w:lvl>
+    <w:lvl w:ilvl="6" w:tentative="1">
+      <w:start w:val="1"/>
+      <w:numFmt w:val="bullet"/>
+      <w:lvlText w:val=""/>
+      <w:lvlJc w:val="left"/>
+      <w:pPr>
+        <w:tabs>
+          <w:tab w:val="num" w:pos="5040"/>
+        </w:tabs>
+        <w:ind w:left="5040" w:hanging="360"/>
+      </w:pPr>
+      <w:rPr>
+        <w:rFonts w:ascii="Wingdings" w:hAnsi="Wingdings" w:hint="default"/>
+        <w:sz w:val="20"/>
+      </w:rPr>
+    </w:lvl>
+    <w:lvl w:ilvl="7" w:tentative="1">
+      <w:start w:val="1"/>
+      <w:numFmt w:val="bullet"/>
+      <w:lvlText w:val=""/>
+      <w:lvlJc w:val="left"/>
+      <w:pPr>
+        <w:tabs>
+          <w:tab w:val="num" w:pos="5760"/>
+        </w:tabs>
+        <w:ind w:left="5760" w:hanging="360"/>
+      </w:pPr>
+      <w:rPr>
+        <w:rFonts w:ascii="Wingdings" w:hAnsi="Wingdings" w:hint="default"/>
+        <w:sz w:val="20"/>
+      </w:rPr>
+    </w:lvl>
+    <w:lvl w:ilvl="8" w:tentative="1">
+      <w:start w:val="1"/>
+      <w:numFmt w:val="bullet"/>
+      <w:lvlText w:val=""/>
+      <w:lvlJc w:val="left"/>
+      <w:pPr>
+        <w:tabs>
+          <w:tab w:val="num" w:pos="6480"/>
+        </w:tabs>
+        <w:ind w:left="6480" w:hanging="360"/>
+      </w:pPr>
+      <w:rPr>
+        <w:rFonts w:ascii="Wingdings" w:hAnsi="Wingdings" w:hint="default"/>
+        <w:sz w:val="20"/>
+      </w:rPr>
+    </w:lvl>
+  </w:abstractNum>
+  <w:abstractNum w:abstractNumId="1" w15:restartNumberingAfterBreak="0">
+    <w:nsid w:val="01E56D08"/>
+    <w:multiLevelType w:val="multilevel"/>
+    <w:tmpl w:val="2B5010E4"/>
+    <w:lvl w:ilvl="0">
+      <w:start w:val="1"/>
+      <w:numFmt w:val="bullet"/>
+      <w:lvlText w:val=""/>
+      <w:lvlJc w:val="left"/>
+      <w:pPr>
+        <w:tabs>
+          <w:tab w:val="num" w:pos="720"/>
+        </w:tabs>
+        <w:ind w:left="720" w:hanging="360"/>
+      </w:pPr>
+      <w:rPr>
+        <w:rFonts w:ascii="Symbol" w:hAnsi="Symbol" w:hint="default"/>
+        <w:sz w:val="20"/>
+      </w:rPr>
+    </w:lvl>
+    <w:lvl w:ilvl="1" w:tentative="1">
+      <w:start w:val="1"/>
+      <w:numFmt w:val="bullet"/>
+      <w:lvlText w:val="o"/>
+      <w:lvlJc w:val="left"/>
+      <w:pPr>
+        <w:tabs>
+          <w:tab w:val="num" w:pos="1440"/>
+        </w:tabs>
+        <w:ind w:left="1440" w:hanging="360"/>
+      </w:pPr>
+      <w:rPr>
+        <w:rFonts w:ascii="Courier New" w:hAnsi="Courier New" w:hint="default"/>
+        <w:sz w:val="20"/>
+      </w:rPr>
+    </w:lvl>
+    <w:lvl w:ilvl="2" w:tentative="1">
+      <w:start w:val="1"/>
+      <w:numFmt w:val="bullet"/>
+      <w:lvlText w:val=""/>
+      <w:lvlJc w:val="left"/>
+      <w:pPr>
+        <w:tabs>
+          <w:tab w:val="num" w:pos="2160"/>
+        </w:tabs>
+        <w:ind w:left="2160" w:hanging="360"/>
+      </w:pPr>
+      <w:rPr>
+        <w:rFonts w:ascii="Wingdings" w:hAnsi="Wingdings" w:hint="default"/>
+        <w:sz w:val="20"/>
+      </w:rPr>
+    </w:lvl>
+    <w:lvl w:ilvl="3" w:tentative="1">
+      <w:start w:val="1"/>
+      <w:numFmt w:val="bullet"/>
+      <w:lvlText w:val=""/>
+      <w:lvlJc w:val="left"/>
+      <w:pPr>
+        <w:tabs>
+          <w:tab w:val="num" w:pos="2880"/>
+        </w:tabs>
+        <w:ind w:left="2880" w:hanging="360"/>
+      </w:pPr>
+      <w:rPr>
+        <w:rFonts w:ascii="Wingdings" w:hAnsi="Wingdings" w:hint="default"/>
+        <w:sz w:val="20"/>
+      </w:rPr>
+    </w:lvl>
+    <w:lvl w:ilvl="4" w:tentative="1">
+      <w:start w:val="1"/>
+      <w:numFmt w:val="bullet"/>
+      <w:lvlText w:val=""/>
+      <w:lvlJc w:val="left"/>
+      <w:pPr>
+        <w:tabs>
+          <w:tab w:val="num" w:pos="3600"/>
+        </w:tabs>
+        <w:ind w:left="3600" w:hanging="360"/>
+      </w:pPr>
+      <w:rPr>
+        <w:rFonts w:ascii="Wingdings" w:hAnsi="Wingdings" w:hint="default"/>
+        <w:sz w:val="20"/>
+      </w:rPr>
+    </w:lvl>
+    <w:lvl w:ilvl="5" w:tentative="1">
+      <w:start w:val="1"/>
+      <w:numFmt w:val="bullet"/>
+      <w:lvlText w:val=""/>
+      <w:lvlJc w:val="left"/>
+      <w:pPr>
+        <w:tabs>
+          <w:tab w:val="num" w:pos="4320"/>
+        </w:tabs>
+        <w:ind w:left="4320" w:hanging="360"/>
+      </w:pPr>
+      <w:rPr>
+        <w:rFonts w:ascii="Wingdings" w:hAnsi="Wingdings" w:hint="default"/>
+        <w:sz w:val="20"/>
+      </w:rPr>
+    </w:lvl>
+    <w:lvl w:ilvl="6" w:tentative="1">
+      <w:start w:val="1"/>
+      <w:numFmt w:val="bullet"/>
+      <w:lvlText w:val=""/>
+      <w:lvlJc w:val="left"/>
+      <w:pPr>
+        <w:tabs>
+          <w:tab w:val="num" w:pos="5040"/>
+        </w:tabs>
+        <w:ind w:left="5040" w:hanging="360"/>
+      </w:pPr>
+      <w:rPr>
+        <w:rFonts w:ascii="Wingdings" w:hAnsi="Wingdings" w:hint="default"/>
+        <w:sz w:val="20"/>
+      </w:rPr>
+    </w:lvl>
+    <w:lvl w:ilvl="7" w:tentative="1">
+      <w:start w:val="1"/>
+      <w:numFmt w:val="bullet"/>
+      <w:lvlText w:val=""/>
+      <w:lvlJc w:val="left"/>
+      <w:pPr>
+        <w:tabs>
+          <w:tab w:val="num" w:pos="5760"/>
+        </w:tabs>
+        <w:ind w:left="5760" w:hanging="360"/>
+      </w:pPr>
+      <w:rPr>
+        <w:rFonts w:ascii="Wingdings" w:hAnsi="Wingdings" w:hint="default"/>
+        <w:sz w:val="20"/>
+      </w:rPr>
+    </w:lvl>
+    <w:lvl w:ilvl="8" w:tentative="1">
+      <w:start w:val="1"/>
+      <w:numFmt w:val="bullet"/>
+      <w:lvlText w:val=""/>
+      <w:lvlJc w:val="left"/>
+      <w:pPr>
+        <w:tabs>
+          <w:tab w:val="num" w:pos="6480"/>
+        </w:tabs>
+        <w:ind w:left="6480" w:hanging="360"/>
+      </w:pPr>
+      <w:rPr>
+        <w:rFonts w:ascii="Wingdings" w:hAnsi="Wingdings" w:hint="default"/>
+        <w:sz w:val="20"/>
+      </w:rPr>
+    </w:lvl>
+  </w:abstractNum>
+  <w:abstractNum w:abstractNumId="2" w15:restartNumberingAfterBreak="0">
+    <w:nsid w:val="05390650"/>
+    <w:multiLevelType w:val="multilevel"/>
+    <w:tmpl w:val="B8F4FA48"/>
+    <w:lvl w:ilvl="0">
+      <w:start w:val="1"/>
+      <w:numFmt w:val="bullet"/>
+      <w:lvlText w:val=""/>
+      <w:lvlJc w:val="left"/>
+      <w:pPr>
+        <w:tabs>
+          <w:tab w:val="num" w:pos="720"/>
+        </w:tabs>
+        <w:ind w:left="720" w:hanging="360"/>
+      </w:pPr>
+      <w:rPr>
+        <w:rFonts w:ascii="Symbol" w:hAnsi="Symbol" w:hint="default"/>
+        <w:sz w:val="20"/>
+      </w:rPr>
+    </w:lvl>
+    <w:lvl w:ilvl="1" w:tentative="1">
+      <w:start w:val="1"/>
+      <w:numFmt w:val="bullet"/>
+      <w:lvlText w:val="o"/>
+      <w:lvlJc w:val="left"/>
+      <w:pPr>
+        <w:tabs>
+          <w:tab w:val="num" w:pos="1440"/>
+        </w:tabs>
+        <w:ind w:left="1440" w:hanging="360"/>
+      </w:pPr>
+      <w:rPr>
+        <w:rFonts w:ascii="Courier New" w:hAnsi="Courier New" w:hint="default"/>
+        <w:sz w:val="20"/>
+      </w:rPr>
+    </w:lvl>
+    <w:lvl w:ilvl="2" w:tentative="1">
+      <w:start w:val="1"/>
+      <w:numFmt w:val="bullet"/>
+      <w:lvlText w:val=""/>
+      <w:lvlJc w:val="left"/>
+      <w:pPr>
+        <w:tabs>
+          <w:tab w:val="num" w:pos="2160"/>
+        </w:tabs>
+        <w:ind w:left="2160" w:hanging="360"/>
+      </w:pPr>
+      <w:rPr>
+        <w:rFonts w:ascii="Wingdings" w:hAnsi="Wingdings" w:hint="default"/>
+        <w:sz w:val="20"/>
+      </w:rPr>
+    </w:lvl>
+    <w:lvl w:ilvl="3" w:tentative="1">
+      <w:start w:val="1"/>
+      <w:numFmt w:val="bullet"/>
+      <w:lvlText w:val=""/>
+      <w:lvlJc w:val="left"/>
+      <w:pPr>
+        <w:tabs>
+          <w:tab w:val="num" w:pos="2880"/>
+        </w:tabs>
+        <w:ind w:left="2880" w:hanging="360"/>
+      </w:pPr>
+      <w:rPr>
+        <w:rFonts w:ascii="Wingdings" w:hAnsi="Wingdings" w:hint="default"/>
+        <w:sz w:val="20"/>
+      </w:rPr>
+    </w:lvl>
+    <w:lvl w:ilvl="4" w:tentative="1">
+      <w:start w:val="1"/>
+      <w:numFmt w:val="bullet"/>
+      <w:lvlText w:val=""/>
+      <w:lvlJc w:val="left"/>
+      <w:pPr>
+        <w:tabs>
+          <w:tab w:val="num" w:pos="3600"/>
+        </w:tabs>
+        <w:ind w:left="3600" w:hanging="360"/>
+      </w:pPr>
+      <w:rPr>
+        <w:rFonts w:ascii="Wingdings" w:hAnsi="Wingdings" w:hint="default"/>
+        <w:sz w:val="20"/>
+      </w:rPr>
+    </w:lvl>
+    <w:lvl w:ilvl="5" w:tentative="1">
+      <w:start w:val="1"/>
+      <w:numFmt w:val="bullet"/>
+      <w:lvlText w:val=""/>
+      <w:lvlJc w:val="left"/>
+      <w:pPr>
+        <w:tabs>
+          <w:tab w:val="num" w:pos="4320"/>
+        </w:tabs>
+        <w:ind w:left="4320" w:hanging="360"/>
+      </w:pPr>
+      <w:rPr>
+        <w:rFonts w:ascii="Wingdings" w:hAnsi="Wingdings" w:hint="default"/>
+        <w:sz w:val="20"/>
+      </w:rPr>
+    </w:lvl>
+    <w:lvl w:ilvl="6" w:tentative="1">
+      <w:start w:val="1"/>
+      <w:numFmt w:val="bullet"/>
+      <w:lvlText w:val=""/>
+      <w:lvlJc w:val="left"/>
+      <w:pPr>
+        <w:tabs>
+          <w:tab w:val="num" w:pos="5040"/>
+        </w:tabs>
+        <w:ind w:left="5040" w:hanging="360"/>
+      </w:pPr>
+      <w:rPr>
+        <w:rFonts w:ascii="Wingdings" w:hAnsi="Wingdings" w:hint="default"/>
+        <w:sz w:val="20"/>
+      </w:rPr>
+    </w:lvl>
+    <w:lvl w:ilvl="7" w:tentative="1">
+      <w:start w:val="1"/>
+      <w:numFmt w:val="bullet"/>
+      <w:lvlText w:val=""/>
+      <w:lvlJc w:val="left"/>
+      <w:pPr>
+        <w:tabs>
+          <w:tab w:val="num" w:pos="5760"/>
+        </w:tabs>
+        <w:ind w:left="5760" w:hanging="360"/>
+      </w:pPr>
+      <w:rPr>
+        <w:rFonts w:ascii="Wingdings" w:hAnsi="Wingdings" w:hint="default"/>
+        <w:sz w:val="20"/>
+      </w:rPr>
+    </w:lvl>
+    <w:lvl w:ilvl="8" w:tentative="1">
+      <w:start w:val="1"/>
+      <w:numFmt w:val="bullet"/>
+      <w:lvlText w:val=""/>
+      <w:lvlJc w:val="left"/>
+      <w:pPr>
+        <w:tabs>
+          <w:tab w:val="num" w:pos="6480"/>
+        </w:tabs>
+        <w:ind w:left="6480" w:hanging="360"/>
+      </w:pPr>
+      <w:rPr>
+        <w:rFonts w:ascii="Wingdings" w:hAnsi="Wingdings" w:hint="default"/>
+        <w:sz w:val="20"/>
+      </w:rPr>
+    </w:lvl>
+  </w:abstractNum>
+  <w:abstractNum w:abstractNumId="3" w15:restartNumberingAfterBreak="0">
+    <w:nsid w:val="0A700F6B"/>
+    <w:multiLevelType w:val="multilevel"/>
+    <w:tmpl w:val="6218AF7A"/>
+    <w:lvl w:ilvl="0">
+      <w:start w:val="1"/>
+      <w:numFmt w:val="bullet"/>
+      <w:lvlText w:val=""/>
+      <w:lvlJc w:val="left"/>
+      <w:pPr>
+        <w:tabs>
+          <w:tab w:val="num" w:pos="720"/>
+        </w:tabs>
+        <w:ind w:left="720" w:hanging="360"/>
+      </w:pPr>
+      <w:rPr>
+        <w:rFonts w:ascii="Symbol" w:hAnsi="Symbol" w:hint="default"/>
+        <w:sz w:val="20"/>
+      </w:rPr>
+    </w:lvl>
+    <w:lvl w:ilvl="1" w:tentative="1">
+      <w:start w:val="1"/>
+      <w:numFmt w:val="bullet"/>
+      <w:lvlText w:val="o"/>
+      <w:lvlJc w:val="left"/>
+      <w:pPr>
+        <w:tabs>
+          <w:tab w:val="num" w:pos="1440"/>
+        </w:tabs>
+        <w:ind w:left="1440" w:hanging="360"/>
+      </w:pPr>
+      <w:rPr>
+        <w:rFonts w:ascii="Courier New" w:hAnsi="Courier New" w:hint="default"/>
+        <w:sz w:val="20"/>
+      </w:rPr>
+    </w:lvl>
+    <w:lvl w:ilvl="2" w:tentative="1">
+      <w:start w:val="1"/>
+      <w:numFmt w:val="bullet"/>
+      <w:lvlText w:val=""/>
+      <w:lvlJc w:val="left"/>
+      <w:pPr>
+        <w:tabs>
+          <w:tab w:val="num" w:pos="2160"/>
+        </w:tabs>
+        <w:ind w:left="2160" w:hanging="360"/>
+      </w:pPr>
+      <w:rPr>
+        <w:rFonts w:ascii="Wingdings" w:hAnsi="Wingdings" w:hint="default"/>
+        <w:sz w:val="20"/>
+      </w:rPr>
+    </w:lvl>
+    <w:lvl w:ilvl="3" w:tentative="1">
+      <w:start w:val="1"/>
+      <w:numFmt w:val="bullet"/>
+      <w:lvlText w:val=""/>
+      <w:lvlJc w:val="left"/>
+      <w:pPr>
+        <w:tabs>
+          <w:tab w:val="num" w:pos="2880"/>
+        </w:tabs>
+        <w:ind w:left="2880" w:hanging="360"/>
+      </w:pPr>
+      <w:rPr>
+        <w:rFonts w:ascii="Wingdings" w:hAnsi="Wingdings" w:hint="default"/>
+        <w:sz w:val="20"/>
+      </w:rPr>
+    </w:lvl>
+    <w:lvl w:ilvl="4" w:tentative="1">
+      <w:start w:val="1"/>
+      <w:numFmt w:val="bullet"/>
+      <w:lvlText w:val=""/>
+      <w:lvlJc w:val="left"/>
+      <w:pPr>
+        <w:tabs>
+          <w:tab w:val="num" w:pos="3600"/>
+        </w:tabs>
+        <w:ind w:left="3600" w:hanging="360"/>
+      </w:pPr>
+      <w:rPr>
+        <w:rFonts w:ascii="Wingdings" w:hAnsi="Wingdings" w:hint="default"/>
+        <w:sz w:val="20"/>
+      </w:rPr>
+    </w:lvl>
+    <w:lvl w:ilvl="5" w:tentative="1">
+      <w:start w:val="1"/>
+      <w:numFmt w:val="bullet"/>
+      <w:lvlText w:val=""/>
+      <w:lvlJc w:val="left"/>
+      <w:pPr>
+        <w:tabs>
+          <w:tab w:val="num" w:pos="4320"/>
+        </w:tabs>
+        <w:ind w:left="4320" w:hanging="360"/>
+      </w:pPr>
+      <w:rPr>
+        <w:rFonts w:ascii="Wingdings" w:hAnsi="Wingdings" w:hint="default"/>
+        <w:sz w:val="20"/>
+      </w:rPr>
+    </w:lvl>
+    <w:lvl w:ilvl="6" w:tentative="1">
+      <w:start w:val="1"/>
+      <w:numFmt w:val="bullet"/>
+      <w:lvlText w:val=""/>
+      <w:lvlJc w:val="left"/>
+      <w:pPr>
+        <w:tabs>
+          <w:tab w:val="num" w:pos="5040"/>
+        </w:tabs>
+        <w:ind w:left="5040" w:hanging="360"/>
+      </w:pPr>
+      <w:rPr>
+        <w:rFonts w:ascii="Wingdings" w:hAnsi="Wingdings" w:hint="default"/>
+        <w:sz w:val="20"/>
+      </w:rPr>
+    </w:lvl>
+    <w:lvl w:ilvl="7" w:tentative="1">
+      <w:start w:val="1"/>
+      <w:numFmt w:val="bullet"/>
+      <w:lvlText w:val=""/>
+      <w:lvlJc w:val="left"/>
+      <w:pPr>
+        <w:tabs>
+          <w:tab w:val="num" w:pos="5760"/>
+        </w:tabs>
+        <w:ind w:left="5760" w:hanging="360"/>
+      </w:pPr>
+      <w:rPr>
+        <w:rFonts w:ascii="Wingdings" w:hAnsi="Wingdings" w:hint="default"/>
+        <w:sz w:val="20"/>
+      </w:rPr>
+    </w:lvl>
+    <w:lvl w:ilvl="8" w:tentative="1">
+      <w:start w:val="1"/>
+      <w:numFmt w:val="bullet"/>
+      <w:lvlText w:val=""/>
+      <w:lvlJc w:val="left"/>
+      <w:pPr>
+        <w:tabs>
+          <w:tab w:val="num" w:pos="6480"/>
+        </w:tabs>
+        <w:ind w:left="6480" w:hanging="360"/>
+      </w:pPr>
+      <w:rPr>
+        <w:rFonts w:ascii="Wingdings" w:hAnsi="Wingdings" w:hint="default"/>
+        <w:sz w:val="20"/>
+      </w:rPr>
+    </w:lvl>
+  </w:abstractNum>
+  <w:abstractNum w:abstractNumId="4" w15:restartNumberingAfterBreak="0">
+    <w:nsid w:val="0CCD43D3"/>
+    <w:multiLevelType w:val="multilevel"/>
+    <w:tmpl w:val="5AB4174A"/>
+    <w:lvl w:ilvl="0">
+      <w:start w:val="1"/>
+      <w:numFmt w:val="bullet"/>
+      <w:lvlText w:val=""/>
+      <w:lvlJc w:val="left"/>
+      <w:pPr>
+        <w:tabs>
+          <w:tab w:val="num" w:pos="720"/>
+        </w:tabs>
+        <w:ind w:left="720" w:hanging="360"/>
+      </w:pPr>
+      <w:rPr>
+        <w:rFonts w:ascii="Symbol" w:hAnsi="Symbol" w:hint="default"/>
+        <w:sz w:val="20"/>
+      </w:rPr>
+    </w:lvl>
+    <w:lvl w:ilvl="1" w:tentative="1">
+      <w:start w:val="1"/>
+      <w:numFmt w:val="bullet"/>
+      <w:lvlText w:val="o"/>
+      <w:lvlJc w:val="left"/>
+      <w:pPr>
+        <w:tabs>
+          <w:tab w:val="num" w:pos="1440"/>
+        </w:tabs>
+        <w:ind w:left="1440" w:hanging="360"/>
+      </w:pPr>
+      <w:rPr>
+        <w:rFonts w:ascii="Courier New" w:hAnsi="Courier New" w:hint="default"/>
+        <w:sz w:val="20"/>
+      </w:rPr>
+    </w:lvl>
+    <w:lvl w:ilvl="2" w:tentative="1">
+      <w:start w:val="1"/>
+      <w:numFmt w:val="bullet"/>
+      <w:lvlText w:val=""/>
+      <w:lvlJc w:val="left"/>
+      <w:pPr>
+        <w:tabs>
+          <w:tab w:val="num" w:pos="2160"/>
+        </w:tabs>
+        <w:ind w:left="2160" w:hanging="360"/>
+      </w:pPr>
+      <w:rPr>
+        <w:rFonts w:ascii="Wingdings" w:hAnsi="Wingdings" w:hint="default"/>
+        <w:sz w:val="20"/>
+      </w:rPr>
+    </w:lvl>
+    <w:lvl w:ilvl="3" w:tentative="1">
+      <w:start w:val="1"/>
+      <w:numFmt w:val="bullet"/>
+      <w:lvlText w:val=""/>
+      <w:lvlJc w:val="left"/>
+      <w:pPr>
+        <w:tabs>
+          <w:tab w:val="num" w:pos="2880"/>
+        </w:tabs>
+        <w:ind w:left="2880" w:hanging="360"/>
+      </w:pPr>
+      <w:rPr>
+        <w:rFonts w:ascii="Wingdings" w:hAnsi="Wingdings" w:hint="default"/>
+        <w:sz w:val="20"/>
+      </w:rPr>
+    </w:lvl>
+    <w:lvl w:ilvl="4" w:tentative="1">
+      <w:start w:val="1"/>
+      <w:numFmt w:val="bullet"/>
+      <w:lvlText w:val=""/>
+      <w:lvlJc w:val="left"/>
+      <w:pPr>
+        <w:tabs>
+          <w:tab w:val="num" w:pos="3600"/>
+        </w:tabs>
+        <w:ind w:left="3600" w:hanging="360"/>
+      </w:pPr>
+      <w:rPr>
+        <w:rFonts w:ascii="Wingdings" w:hAnsi="Wingdings" w:hint="default"/>
+        <w:sz w:val="20"/>
+      </w:rPr>
+    </w:lvl>
+    <w:lvl w:ilvl="5" w:tentative="1">
+      <w:start w:val="1"/>
+      <w:numFmt w:val="bullet"/>
+      <w:lvlText w:val=""/>
+      <w:lvlJc w:val="left"/>
+      <w:pPr>
+        <w:tabs>
+          <w:tab w:val="num" w:pos="4320"/>
+        </w:tabs>
+        <w:ind w:left="4320" w:hanging="360"/>
+      </w:pPr>
+      <w:rPr>
+        <w:rFonts w:ascii="Wingdings" w:hAnsi="Wingdings" w:hint="default"/>
+        <w:sz w:val="20"/>
+      </w:rPr>
+    </w:lvl>
+    <w:lvl w:ilvl="6" w:tentative="1">
+      <w:start w:val="1"/>
+      <w:numFmt w:val="bullet"/>
+      <w:lvlText w:val=""/>
+      <w:lvlJc w:val="left"/>
+      <w:pPr>
+        <w:tabs>
+          <w:tab w:val="num" w:pos="5040"/>
+        </w:tabs>
+        <w:ind w:left="5040" w:hanging="360"/>
+      </w:pPr>
+      <w:rPr>
+        <w:rFonts w:ascii="Wingdings" w:hAnsi="Wingdings" w:hint="default"/>
+        <w:sz w:val="20"/>
+      </w:rPr>
+    </w:lvl>
+    <w:lvl w:ilvl="7" w:tentative="1">
+      <w:start w:val="1"/>
+      <w:numFmt w:val="bullet"/>
+      <w:lvlText w:val=""/>
+      <w:lvlJc w:val="left"/>
+      <w:pPr>
+        <w:tabs>
+          <w:tab w:val="num" w:pos="5760"/>
+        </w:tabs>
+        <w:ind w:left="5760" w:hanging="360"/>
+      </w:pPr>
+      <w:rPr>
+        <w:rFonts w:ascii="Wingdings" w:hAnsi="Wingdings" w:hint="default"/>
+        <w:sz w:val="20"/>
+      </w:rPr>
+    </w:lvl>
+    <w:lvl w:ilvl="8" w:tentative="1">
+      <w:start w:val="1"/>
+      <w:numFmt w:val="bullet"/>
+      <w:lvlText w:val=""/>
+      <w:lvlJc w:val="left"/>
+      <w:pPr>
+        <w:tabs>
+          <w:tab w:val="num" w:pos="6480"/>
+        </w:tabs>
+        <w:ind w:left="6480" w:hanging="360"/>
+      </w:pPr>
+      <w:rPr>
+        <w:rFonts w:ascii="Wingdings" w:hAnsi="Wingdings" w:hint="default"/>
+        <w:sz w:val="20"/>
+      </w:rPr>
+    </w:lvl>
+  </w:abstractNum>
+  <w:abstractNum w:abstractNumId="5" w15:restartNumberingAfterBreak="0">
+    <w:nsid w:val="160D22C8"/>
+    <w:multiLevelType w:val="multilevel"/>
+    <w:tmpl w:val="F47AA3CE"/>
+    <w:lvl w:ilvl="0">
+      <w:start w:val="1"/>
+      <w:numFmt w:val="bullet"/>
+      <w:lvlText w:val=""/>
+      <w:lvlJc w:val="left"/>
+      <w:pPr>
+        <w:tabs>
+          <w:tab w:val="num" w:pos="720"/>
+        </w:tabs>
+        <w:ind w:left="720" w:hanging="360"/>
+      </w:pPr>
+      <w:rPr>
+        <w:rFonts w:ascii="Symbol" w:hAnsi="Symbol" w:hint="default"/>
+        <w:sz w:val="20"/>
+      </w:rPr>
+    </w:lvl>
+    <w:lvl w:ilvl="1" w:tentative="1">
+      <w:start w:val="1"/>
+      <w:numFmt w:val="bullet"/>
+      <w:lvlText w:val="o"/>
+      <w:lvlJc w:val="left"/>
+      <w:pPr>
+        <w:tabs>
+          <w:tab w:val="num" w:pos="1440"/>
+        </w:tabs>
+        <w:ind w:left="1440" w:hanging="360"/>
+      </w:pPr>
+      <w:rPr>
+        <w:rFonts w:ascii="Courier New" w:hAnsi="Courier New" w:hint="default"/>
+        <w:sz w:val="20"/>
+      </w:rPr>
+    </w:lvl>
+    <w:lvl w:ilvl="2" w:tentative="1">
+      <w:start w:val="1"/>
+      <w:numFmt w:val="bullet"/>
+      <w:lvlText w:val=""/>
+      <w:lvlJc w:val="left"/>
+      <w:pPr>
+        <w:tabs>
+          <w:tab w:val="num" w:pos="2160"/>
+        </w:tabs>
+        <w:ind w:left="2160" w:hanging="360"/>
+      </w:pPr>
+      <w:rPr>
+        <w:rFonts w:ascii="Wingdings" w:hAnsi="Wingdings" w:hint="default"/>
+        <w:sz w:val="20"/>
+      </w:rPr>
+    </w:lvl>
+    <w:lvl w:ilvl="3" w:tentative="1">
+      <w:start w:val="1"/>
+      <w:numFmt w:val="bullet"/>
+      <w:lvlText w:val=""/>
+      <w:lvlJc w:val="left"/>
+      <w:pPr>
+        <w:tabs>
+          <w:tab w:val="num" w:pos="2880"/>
+        </w:tabs>
+        <w:ind w:left="2880" w:hanging="360"/>
+      </w:pPr>
+      <w:rPr>
+        <w:rFonts w:ascii="Wingdings" w:hAnsi="Wingdings" w:hint="default"/>
+        <w:sz w:val="20"/>
+      </w:rPr>
+    </w:lvl>
+    <w:lvl w:ilvl="4" w:tentative="1">
+      <w:start w:val="1"/>
+      <w:numFmt w:val="bullet"/>
+      <w:lvlText w:val=""/>
+      <w:lvlJc w:val="left"/>
+      <w:pPr>
+        <w:tabs>
+          <w:tab w:val="num" w:pos="3600"/>
+        </w:tabs>
+        <w:ind w:left="3600" w:hanging="360"/>
+      </w:pPr>
+      <w:rPr>
+        <w:rFonts w:ascii="Wingdings" w:hAnsi="Wingdings" w:hint="default"/>
+        <w:sz w:val="20"/>
+      </w:rPr>
+    </w:lvl>
+    <w:lvl w:ilvl="5" w:tentative="1">
+      <w:start w:val="1"/>
+      <w:numFmt w:val="bullet"/>
+      <w:lvlText w:val=""/>
+      <w:lvlJc w:val="left"/>
+      <w:pPr>
+        <w:tabs>
+          <w:tab w:val="num" w:pos="4320"/>
+        </w:tabs>
+        <w:ind w:left="4320" w:hanging="360"/>
+      </w:pPr>
+      <w:rPr>
+        <w:rFonts w:ascii="Wingdings" w:hAnsi="Wingdings" w:hint="default"/>
+        <w:sz w:val="20"/>
+      </w:rPr>
+    </w:lvl>
+    <w:lvl w:ilvl="6" w:tentative="1">
+      <w:start w:val="1"/>
+      <w:numFmt w:val="bullet"/>
+      <w:lvlText w:val=""/>
+      <w:lvlJc w:val="left"/>
+      <w:pPr>
+        <w:tabs>
+          <w:tab w:val="num" w:pos="5040"/>
+        </w:tabs>
+        <w:ind w:left="5040" w:hanging="360"/>
+      </w:pPr>
+      <w:rPr>
+        <w:rFonts w:ascii="Wingdings" w:hAnsi="Wingdings" w:hint="default"/>
+        <w:sz w:val="20"/>
+      </w:rPr>
+    </w:lvl>
+    <w:lvl w:ilvl="7" w:tentative="1">
+      <w:start w:val="1"/>
+      <w:numFmt w:val="bullet"/>
+      <w:lvlText w:val=""/>
+      <w:lvlJc w:val="left"/>
+      <w:pPr>
+        <w:tabs>
+          <w:tab w:val="num" w:pos="5760"/>
+        </w:tabs>
+        <w:ind w:left="5760" w:hanging="360"/>
+      </w:pPr>
+      <w:rPr>
+        <w:rFonts w:ascii="Wingdings" w:hAnsi="Wingdings" w:hint="default"/>
+        <w:sz w:val="20"/>
+      </w:rPr>
+    </w:lvl>
+    <w:lvl w:ilvl="8" w:tentative="1">
+      <w:start w:val="1"/>
+      <w:numFmt w:val="bullet"/>
+      <w:lvlText w:val=""/>
+      <w:lvlJc w:val="left"/>
+      <w:pPr>
+        <w:tabs>
+          <w:tab w:val="num" w:pos="6480"/>
+        </w:tabs>
+        <w:ind w:left="6480" w:hanging="360"/>
+      </w:pPr>
+      <w:rPr>
+        <w:rFonts w:ascii="Wingdings" w:hAnsi="Wingdings" w:hint="default"/>
+        <w:sz w:val="20"/>
+      </w:rPr>
+    </w:lvl>
+  </w:abstractNum>
+  <w:abstractNum w:abstractNumId="6" w15:restartNumberingAfterBreak="0">
+    <w:nsid w:val="20D3070B"/>
+    <w:multiLevelType w:val="multilevel"/>
+    <w:tmpl w:val="B4DC0244"/>
+    <w:lvl w:ilvl="0">
+      <w:start w:val="1"/>
+      <w:numFmt w:val="bullet"/>
+      <w:lvlText w:val=""/>
+      <w:lvlJc w:val="left"/>
+      <w:pPr>
+        <w:tabs>
+          <w:tab w:val="num" w:pos="720"/>
+        </w:tabs>
+        <w:ind w:left="720" w:hanging="360"/>
+      </w:pPr>
+      <w:rPr>
+        <w:rFonts w:ascii="Symbol" w:hAnsi="Symbol" w:hint="default"/>
+        <w:sz w:val="20"/>
+      </w:rPr>
+    </w:lvl>
+    <w:lvl w:ilvl="1" w:tentative="1">
+      <w:start w:val="1"/>
+      <w:numFmt w:val="bullet"/>
+      <w:lvlText w:val="o"/>
+      <w:lvlJc w:val="left"/>
+      <w:pPr>
+        <w:tabs>
+          <w:tab w:val="num" w:pos="1440"/>
+        </w:tabs>
+        <w:ind w:left="1440" w:hanging="360"/>
+      </w:pPr>
+      <w:rPr>
+        <w:rFonts w:ascii="Courier New" w:hAnsi="Courier New" w:hint="default"/>
+        <w:sz w:val="20"/>
+      </w:rPr>
+    </w:lvl>
+    <w:lvl w:ilvl="2" w:tentative="1">
+      <w:start w:val="1"/>
+      <w:numFmt w:val="bullet"/>
+      <w:lvlText w:val=""/>
+      <w:lvlJc w:val="left"/>
+      <w:pPr>
+        <w:tabs>
+          <w:tab w:val="num" w:pos="2160"/>
+        </w:tabs>
+        <w:ind w:left="2160" w:hanging="360"/>
+      </w:pPr>
+      <w:rPr>
+        <w:rFonts w:ascii="Wingdings" w:hAnsi="Wingdings" w:hint="default"/>
+        <w:sz w:val="20"/>
+      </w:rPr>
+    </w:lvl>
+    <w:lvl w:ilvl="3" w:tentative="1">
+      <w:start w:val="1"/>
+      <w:numFmt w:val="bullet"/>
+      <w:lvlText w:val=""/>
+      <w:lvlJc w:val="left"/>
+      <w:pPr>
+        <w:tabs>
+          <w:tab w:val="num" w:pos="2880"/>
+        </w:tabs>
+        <w:ind w:left="2880" w:hanging="360"/>
+      </w:pPr>
+      <w:rPr>
+        <w:rFonts w:ascii="Wingdings" w:hAnsi="Wingdings" w:hint="default"/>
+        <w:sz w:val="20"/>
+      </w:rPr>
+    </w:lvl>
+    <w:lvl w:ilvl="4" w:tentative="1">
+      <w:start w:val="1"/>
+      <w:numFmt w:val="bullet"/>
+      <w:lvlText w:val=""/>
+      <w:lvlJc w:val="left"/>
+      <w:pPr>
+        <w:tabs>
+          <w:tab w:val="num" w:pos="3600"/>
+        </w:tabs>
+        <w:ind w:left="3600" w:hanging="360"/>
+      </w:pPr>
+      <w:rPr>
+        <w:rFonts w:ascii="Wingdings" w:hAnsi="Wingdings" w:hint="default"/>
+        <w:sz w:val="20"/>
+      </w:rPr>
+    </w:lvl>
+    <w:lvl w:ilvl="5" w:tentative="1">
+      <w:start w:val="1"/>
+      <w:numFmt w:val="bullet"/>
+      <w:lvlText w:val=""/>
+      <w:lvlJc w:val="left"/>
+      <w:pPr>
+        <w:tabs>
+          <w:tab w:val="num" w:pos="4320"/>
+        </w:tabs>
+        <w:ind w:left="4320" w:hanging="360"/>
+      </w:pPr>
+      <w:rPr>
+        <w:rFonts w:ascii="Wingdings" w:hAnsi="Wingdings" w:hint="default"/>
+        <w:sz w:val="20"/>
+      </w:rPr>
+    </w:lvl>
+    <w:lvl w:ilvl="6" w:tentative="1">
+      <w:start w:val="1"/>
+      <w:numFmt w:val="bullet"/>
+      <w:lvlText w:val=""/>
+      <w:lvlJc w:val="left"/>
+      <w:pPr>
+        <w:tabs>
+          <w:tab w:val="num" w:pos="5040"/>
+        </w:tabs>
+        <w:ind w:left="5040" w:hanging="360"/>
+      </w:pPr>
+      <w:rPr>
+        <w:rFonts w:ascii="Wingdings" w:hAnsi="Wingdings" w:hint="default"/>
+        <w:sz w:val="20"/>
+      </w:rPr>
+    </w:lvl>
+    <w:lvl w:ilvl="7" w:tentative="1">
+      <w:start w:val="1"/>
+      <w:numFmt w:val="bullet"/>
+      <w:lvlText w:val=""/>
+      <w:lvlJc w:val="left"/>
+      <w:pPr>
+        <w:tabs>
+          <w:tab w:val="num" w:pos="5760"/>
+        </w:tabs>
+        <w:ind w:left="5760" w:hanging="360"/>
+      </w:pPr>
+      <w:rPr>
+        <w:rFonts w:ascii="Wingdings" w:hAnsi="Wingdings" w:hint="default"/>
+        <w:sz w:val="20"/>
+      </w:rPr>
+    </w:lvl>
+    <w:lvl w:ilvl="8" w:tentative="1">
+      <w:start w:val="1"/>
+      <w:numFmt w:val="bullet"/>
+      <w:lvlText w:val=""/>
+      <w:lvlJc w:val="left"/>
+      <w:pPr>
+        <w:tabs>
+          <w:tab w:val="num" w:pos="6480"/>
+        </w:tabs>
+        <w:ind w:left="6480" w:hanging="360"/>
+      </w:pPr>
+      <w:rPr>
+        <w:rFonts w:ascii="Wingdings" w:hAnsi="Wingdings" w:hint="default"/>
+        <w:sz w:val="20"/>
+      </w:rPr>
+    </w:lvl>
+  </w:abstractNum>
+  <w:abstractNum w:abstractNumId="7" w15:restartNumberingAfterBreak="0">
+    <w:nsid w:val="2EBC1126"/>
+    <w:multiLevelType w:val="multilevel"/>
+    <w:tmpl w:val="0D5E0C30"/>
+    <w:lvl w:ilvl="0">
+      <w:start w:val="1"/>
+      <w:numFmt w:val="bullet"/>
+      <w:lvlText w:val=""/>
+      <w:lvlJc w:val="left"/>
+      <w:pPr>
+        <w:tabs>
+          <w:tab w:val="num" w:pos="720"/>
+        </w:tabs>
+        <w:ind w:left="720" w:hanging="360"/>
+      </w:pPr>
+      <w:rPr>
+        <w:rFonts w:ascii="Symbol" w:hAnsi="Symbol" w:hint="default"/>
+        <w:sz w:val="20"/>
+      </w:rPr>
+    </w:lvl>
+    <w:lvl w:ilvl="1" w:tentative="1">
+      <w:start w:val="1"/>
+      <w:numFmt w:val="bullet"/>
+      <w:lvlText w:val="o"/>
+      <w:lvlJc w:val="left"/>
+      <w:pPr>
+        <w:tabs>
+          <w:tab w:val="num" w:pos="1440"/>
+        </w:tabs>
+        <w:ind w:left="1440" w:hanging="360"/>
+      </w:pPr>
+      <w:rPr>
+        <w:rFonts w:ascii="Courier New" w:hAnsi="Courier New" w:hint="default"/>
+        <w:sz w:val="20"/>
+      </w:rPr>
+    </w:lvl>
+    <w:lvl w:ilvl="2" w:tentative="1">
+      <w:start w:val="1"/>
+      <w:numFmt w:val="bullet"/>
+      <w:lvlText w:val=""/>
+      <w:lvlJc w:val="left"/>
+      <w:pPr>
+        <w:tabs>
+          <w:tab w:val="num" w:pos="2160"/>
+        </w:tabs>
+        <w:ind w:left="2160" w:hanging="360"/>
+      </w:pPr>
+      <w:rPr>
+        <w:rFonts w:ascii="Wingdings" w:hAnsi="Wingdings" w:hint="default"/>
+        <w:sz w:val="20"/>
+      </w:rPr>
+    </w:lvl>
+    <w:lvl w:ilvl="3" w:tentative="1">
+      <w:start w:val="1"/>
+      <w:numFmt w:val="bullet"/>
+      <w:lvlText w:val=""/>
+      <w:lvlJc w:val="left"/>
+      <w:pPr>
+        <w:tabs>
+          <w:tab w:val="num" w:pos="2880"/>
+        </w:tabs>
+        <w:ind w:left="2880" w:hanging="360"/>
+      </w:pPr>
+      <w:rPr>
+        <w:rFonts w:ascii="Wingdings" w:hAnsi="Wingdings" w:hint="default"/>
+        <w:sz w:val="20"/>
+      </w:rPr>
+    </w:lvl>
+    <w:lvl w:ilvl="4" w:tentative="1">
+      <w:start w:val="1"/>
+      <w:numFmt w:val="bullet"/>
+      <w:lvlText w:val=""/>
+      <w:lvlJc w:val="left"/>
+      <w:pPr>
+        <w:tabs>
+          <w:tab w:val="num" w:pos="3600"/>
+        </w:tabs>
+        <w:ind w:left="3600" w:hanging="360"/>
+      </w:pPr>
+      <w:rPr>
+        <w:rFonts w:ascii="Wingdings" w:hAnsi="Wingdings" w:hint="default"/>
+        <w:sz w:val="20"/>
+      </w:rPr>
+    </w:lvl>
+    <w:lvl w:ilvl="5" w:tentative="1">
+      <w:start w:val="1"/>
+      <w:numFmt w:val="bullet"/>
+      <w:lvlText w:val=""/>
+      <w:lvlJc w:val="left"/>
+      <w:pPr>
+        <w:tabs>
+          <w:tab w:val="num" w:pos="4320"/>
+        </w:tabs>
+        <w:ind w:left="4320" w:hanging="360"/>
+      </w:pPr>
+      <w:rPr>
+        <w:rFonts w:ascii="Wingdings" w:hAnsi="Wingdings" w:hint="default"/>
+        <w:sz w:val="20"/>
+      </w:rPr>
+    </w:lvl>
+    <w:lvl w:ilvl="6" w:tentative="1">
+      <w:start w:val="1"/>
+      <w:numFmt w:val="bullet"/>
+      <w:lvlText w:val=""/>
+      <w:lvlJc w:val="left"/>
+      <w:pPr>
+        <w:tabs>
+          <w:tab w:val="num" w:pos="5040"/>
+        </w:tabs>
+        <w:ind w:left="5040" w:hanging="360"/>
+      </w:pPr>
+      <w:rPr>
+        <w:rFonts w:ascii="Wingdings" w:hAnsi="Wingdings" w:hint="default"/>
+        <w:sz w:val="20"/>
+      </w:rPr>
+    </w:lvl>
+    <w:lvl w:ilvl="7" w:tentative="1">
+      <w:start w:val="1"/>
+      <w:numFmt w:val="bullet"/>
+      <w:lvlText w:val=""/>
+      <w:lvlJc w:val="left"/>
+      <w:pPr>
+        <w:tabs>
+          <w:tab w:val="num" w:pos="5760"/>
+        </w:tabs>
+        <w:ind w:left="5760" w:hanging="360"/>
+      </w:pPr>
+      <w:rPr>
+        <w:rFonts w:ascii="Wingdings" w:hAnsi="Wingdings" w:hint="default"/>
+        <w:sz w:val="20"/>
+      </w:rPr>
+    </w:lvl>
+    <w:lvl w:ilvl="8" w:tentative="1">
+      <w:start w:val="1"/>
+      <w:numFmt w:val="bullet"/>
+      <w:lvlText w:val=""/>
+      <w:lvlJc w:val="left"/>
+      <w:pPr>
+        <w:tabs>
+          <w:tab w:val="num" w:pos="6480"/>
+        </w:tabs>
+        <w:ind w:left="6480" w:hanging="360"/>
+      </w:pPr>
+      <w:rPr>
+        <w:rFonts w:ascii="Wingdings" w:hAnsi="Wingdings" w:hint="default"/>
+        <w:sz w:val="20"/>
+      </w:rPr>
+    </w:lvl>
+  </w:abstractNum>
+  <w:abstractNum w:abstractNumId="8" w15:restartNumberingAfterBreak="0">
     <w:nsid w:val="30531E7C"/>
     <w:multiLevelType w:val="hybridMultilevel"/>
     <w:tmpl w:val="6B143B62"/>
@@ -437,7 +3375,752 @@
       </w:pPr>
     </w:lvl>
   </w:abstractNum>
-  <w:abstractNum w:abstractNumId="1" w15:restartNumberingAfterBreak="0">
+  <w:abstractNum w:abstractNumId="9" w15:restartNumberingAfterBreak="0">
+    <w:nsid w:val="3D8B4D70"/>
+    <w:multiLevelType w:val="multilevel"/>
+    <w:tmpl w:val="1638C2A2"/>
+    <w:lvl w:ilvl="0">
+      <w:start w:val="1"/>
+      <w:numFmt w:val="bullet"/>
+      <w:lvlText w:val=""/>
+      <w:lvlJc w:val="left"/>
+      <w:pPr>
+        <w:tabs>
+          <w:tab w:val="num" w:pos="720"/>
+        </w:tabs>
+        <w:ind w:left="720" w:hanging="360"/>
+      </w:pPr>
+      <w:rPr>
+        <w:rFonts w:ascii="Symbol" w:hAnsi="Symbol" w:hint="default"/>
+        <w:sz w:val="20"/>
+      </w:rPr>
+    </w:lvl>
+    <w:lvl w:ilvl="1">
+      <w:start w:val="1"/>
+      <w:numFmt w:val="bullet"/>
+      <w:lvlText w:val="o"/>
+      <w:lvlJc w:val="left"/>
+      <w:pPr>
+        <w:tabs>
+          <w:tab w:val="num" w:pos="1440"/>
+        </w:tabs>
+        <w:ind w:left="1440" w:hanging="360"/>
+      </w:pPr>
+      <w:rPr>
+        <w:rFonts w:ascii="Courier New" w:hAnsi="Courier New" w:hint="default"/>
+        <w:sz w:val="20"/>
+      </w:rPr>
+    </w:lvl>
+    <w:lvl w:ilvl="2" w:tentative="1">
+      <w:start w:val="1"/>
+      <w:numFmt w:val="bullet"/>
+      <w:lvlText w:val=""/>
+      <w:lvlJc w:val="left"/>
+      <w:pPr>
+        <w:tabs>
+          <w:tab w:val="num" w:pos="2160"/>
+        </w:tabs>
+        <w:ind w:left="2160" w:hanging="360"/>
+      </w:pPr>
+      <w:rPr>
+        <w:rFonts w:ascii="Wingdings" w:hAnsi="Wingdings" w:hint="default"/>
+        <w:sz w:val="20"/>
+      </w:rPr>
+    </w:lvl>
+    <w:lvl w:ilvl="3" w:tentative="1">
+      <w:start w:val="1"/>
+      <w:numFmt w:val="bullet"/>
+      <w:lvlText w:val=""/>
+      <w:lvlJc w:val="left"/>
+      <w:pPr>
+        <w:tabs>
+          <w:tab w:val="num" w:pos="2880"/>
+        </w:tabs>
+        <w:ind w:left="2880" w:hanging="360"/>
+      </w:pPr>
+      <w:rPr>
+        <w:rFonts w:ascii="Wingdings" w:hAnsi="Wingdings" w:hint="default"/>
+        <w:sz w:val="20"/>
+      </w:rPr>
+    </w:lvl>
+    <w:lvl w:ilvl="4" w:tentative="1">
+      <w:start w:val="1"/>
+      <w:numFmt w:val="bullet"/>
+      <w:lvlText w:val=""/>
+      <w:lvlJc w:val="left"/>
+      <w:pPr>
+        <w:tabs>
+          <w:tab w:val="num" w:pos="3600"/>
+        </w:tabs>
+        <w:ind w:left="3600" w:hanging="360"/>
+      </w:pPr>
+      <w:rPr>
+        <w:rFonts w:ascii="Wingdings" w:hAnsi="Wingdings" w:hint="default"/>
+        <w:sz w:val="20"/>
+      </w:rPr>
+    </w:lvl>
+    <w:lvl w:ilvl="5" w:tentative="1">
+      <w:start w:val="1"/>
+      <w:numFmt w:val="bullet"/>
+      <w:lvlText w:val=""/>
+      <w:lvlJc w:val="left"/>
+      <w:pPr>
+        <w:tabs>
+          <w:tab w:val="num" w:pos="4320"/>
+        </w:tabs>
+        <w:ind w:left="4320" w:hanging="360"/>
+      </w:pPr>
+      <w:rPr>
+        <w:rFonts w:ascii="Wingdings" w:hAnsi="Wingdings" w:hint="default"/>
+        <w:sz w:val="20"/>
+      </w:rPr>
+    </w:lvl>
+    <w:lvl w:ilvl="6" w:tentative="1">
+      <w:start w:val="1"/>
+      <w:numFmt w:val="bullet"/>
+      <w:lvlText w:val=""/>
+      <w:lvlJc w:val="left"/>
+      <w:pPr>
+        <w:tabs>
+          <w:tab w:val="num" w:pos="5040"/>
+        </w:tabs>
+        <w:ind w:left="5040" w:hanging="360"/>
+      </w:pPr>
+      <w:rPr>
+        <w:rFonts w:ascii="Wingdings" w:hAnsi="Wingdings" w:hint="default"/>
+        <w:sz w:val="20"/>
+      </w:rPr>
+    </w:lvl>
+    <w:lvl w:ilvl="7" w:tentative="1">
+      <w:start w:val="1"/>
+      <w:numFmt w:val="bullet"/>
+      <w:lvlText w:val=""/>
+      <w:lvlJc w:val="left"/>
+      <w:pPr>
+        <w:tabs>
+          <w:tab w:val="num" w:pos="5760"/>
+        </w:tabs>
+        <w:ind w:left="5760" w:hanging="360"/>
+      </w:pPr>
+      <w:rPr>
+        <w:rFonts w:ascii="Wingdings" w:hAnsi="Wingdings" w:hint="default"/>
+        <w:sz w:val="20"/>
+      </w:rPr>
+    </w:lvl>
+    <w:lvl w:ilvl="8" w:tentative="1">
+      <w:start w:val="1"/>
+      <w:numFmt w:val="bullet"/>
+      <w:lvlText w:val=""/>
+      <w:lvlJc w:val="left"/>
+      <w:pPr>
+        <w:tabs>
+          <w:tab w:val="num" w:pos="6480"/>
+        </w:tabs>
+        <w:ind w:left="6480" w:hanging="360"/>
+      </w:pPr>
+      <w:rPr>
+        <w:rFonts w:ascii="Wingdings" w:hAnsi="Wingdings" w:hint="default"/>
+        <w:sz w:val="20"/>
+      </w:rPr>
+    </w:lvl>
+  </w:abstractNum>
+  <w:abstractNum w:abstractNumId="10" w15:restartNumberingAfterBreak="0">
+    <w:nsid w:val="40831425"/>
+    <w:multiLevelType w:val="multilevel"/>
+    <w:tmpl w:val="EB325A2C"/>
+    <w:lvl w:ilvl="0">
+      <w:start w:val="1"/>
+      <w:numFmt w:val="bullet"/>
+      <w:lvlText w:val=""/>
+      <w:lvlJc w:val="left"/>
+      <w:pPr>
+        <w:tabs>
+          <w:tab w:val="num" w:pos="720"/>
+        </w:tabs>
+        <w:ind w:left="720" w:hanging="360"/>
+      </w:pPr>
+      <w:rPr>
+        <w:rFonts w:ascii="Symbol" w:hAnsi="Symbol" w:hint="default"/>
+        <w:sz w:val="20"/>
+      </w:rPr>
+    </w:lvl>
+    <w:lvl w:ilvl="1" w:tentative="1">
+      <w:start w:val="1"/>
+      <w:numFmt w:val="bullet"/>
+      <w:lvlText w:val="o"/>
+      <w:lvlJc w:val="left"/>
+      <w:pPr>
+        <w:tabs>
+          <w:tab w:val="num" w:pos="1440"/>
+        </w:tabs>
+        <w:ind w:left="1440" w:hanging="360"/>
+      </w:pPr>
+      <w:rPr>
+        <w:rFonts w:ascii="Courier New" w:hAnsi="Courier New" w:hint="default"/>
+        <w:sz w:val="20"/>
+      </w:rPr>
+    </w:lvl>
+    <w:lvl w:ilvl="2" w:tentative="1">
+      <w:start w:val="1"/>
+      <w:numFmt w:val="bullet"/>
+      <w:lvlText w:val=""/>
+      <w:lvlJc w:val="left"/>
+      <w:pPr>
+        <w:tabs>
+          <w:tab w:val="num" w:pos="2160"/>
+        </w:tabs>
+        <w:ind w:left="2160" w:hanging="360"/>
+      </w:pPr>
+      <w:rPr>
+        <w:rFonts w:ascii="Wingdings" w:hAnsi="Wingdings" w:hint="default"/>
+        <w:sz w:val="20"/>
+      </w:rPr>
+    </w:lvl>
+    <w:lvl w:ilvl="3" w:tentative="1">
+      <w:start w:val="1"/>
+      <w:numFmt w:val="bullet"/>
+      <w:lvlText w:val=""/>
+      <w:lvlJc w:val="left"/>
+      <w:pPr>
+        <w:tabs>
+          <w:tab w:val="num" w:pos="2880"/>
+        </w:tabs>
+        <w:ind w:left="2880" w:hanging="360"/>
+      </w:pPr>
+      <w:rPr>
+        <w:rFonts w:ascii="Wingdings" w:hAnsi="Wingdings" w:hint="default"/>
+        <w:sz w:val="20"/>
+      </w:rPr>
+    </w:lvl>
+    <w:lvl w:ilvl="4" w:tentative="1">
+      <w:start w:val="1"/>
+      <w:numFmt w:val="bullet"/>
+      <w:lvlText w:val=""/>
+      <w:lvlJc w:val="left"/>
+      <w:pPr>
+        <w:tabs>
+          <w:tab w:val="num" w:pos="3600"/>
+        </w:tabs>
+        <w:ind w:left="3600" w:hanging="360"/>
+      </w:pPr>
+      <w:rPr>
+        <w:rFonts w:ascii="Wingdings" w:hAnsi="Wingdings" w:hint="default"/>
+        <w:sz w:val="20"/>
+      </w:rPr>
+    </w:lvl>
+    <w:lvl w:ilvl="5" w:tentative="1">
+      <w:start w:val="1"/>
+      <w:numFmt w:val="bullet"/>
+      <w:lvlText w:val=""/>
+      <w:lvlJc w:val="left"/>
+      <w:pPr>
+        <w:tabs>
+          <w:tab w:val="num" w:pos="4320"/>
+        </w:tabs>
+        <w:ind w:left="4320" w:hanging="360"/>
+      </w:pPr>
+      <w:rPr>
+        <w:rFonts w:ascii="Wingdings" w:hAnsi="Wingdings" w:hint="default"/>
+        <w:sz w:val="20"/>
+      </w:rPr>
+    </w:lvl>
+    <w:lvl w:ilvl="6" w:tentative="1">
+      <w:start w:val="1"/>
+      <w:numFmt w:val="bullet"/>
+      <w:lvlText w:val=""/>
+      <w:lvlJc w:val="left"/>
+      <w:pPr>
+        <w:tabs>
+          <w:tab w:val="num" w:pos="5040"/>
+        </w:tabs>
+        <w:ind w:left="5040" w:hanging="360"/>
+      </w:pPr>
+      <w:rPr>
+        <w:rFonts w:ascii="Wingdings" w:hAnsi="Wingdings" w:hint="default"/>
+        <w:sz w:val="20"/>
+      </w:rPr>
+    </w:lvl>
+    <w:lvl w:ilvl="7" w:tentative="1">
+      <w:start w:val="1"/>
+      <w:numFmt w:val="bullet"/>
+      <w:lvlText w:val=""/>
+      <w:lvlJc w:val="left"/>
+      <w:pPr>
+        <w:tabs>
+          <w:tab w:val="num" w:pos="5760"/>
+        </w:tabs>
+        <w:ind w:left="5760" w:hanging="360"/>
+      </w:pPr>
+      <w:rPr>
+        <w:rFonts w:ascii="Wingdings" w:hAnsi="Wingdings" w:hint="default"/>
+        <w:sz w:val="20"/>
+      </w:rPr>
+    </w:lvl>
+    <w:lvl w:ilvl="8" w:tentative="1">
+      <w:start w:val="1"/>
+      <w:numFmt w:val="bullet"/>
+      <w:lvlText w:val=""/>
+      <w:lvlJc w:val="left"/>
+      <w:pPr>
+        <w:tabs>
+          <w:tab w:val="num" w:pos="6480"/>
+        </w:tabs>
+        <w:ind w:left="6480" w:hanging="360"/>
+      </w:pPr>
+      <w:rPr>
+        <w:rFonts w:ascii="Wingdings" w:hAnsi="Wingdings" w:hint="default"/>
+        <w:sz w:val="20"/>
+      </w:rPr>
+    </w:lvl>
+  </w:abstractNum>
+  <w:abstractNum w:abstractNumId="11" w15:restartNumberingAfterBreak="0">
+    <w:nsid w:val="44506C66"/>
+    <w:multiLevelType w:val="multilevel"/>
+    <w:tmpl w:val="974E3886"/>
+    <w:lvl w:ilvl="0">
+      <w:start w:val="1"/>
+      <w:numFmt w:val="bullet"/>
+      <w:lvlText w:val=""/>
+      <w:lvlJc w:val="left"/>
+      <w:pPr>
+        <w:tabs>
+          <w:tab w:val="num" w:pos="720"/>
+        </w:tabs>
+        <w:ind w:left="720" w:hanging="360"/>
+      </w:pPr>
+      <w:rPr>
+        <w:rFonts w:ascii="Symbol" w:hAnsi="Symbol" w:hint="default"/>
+        <w:sz w:val="20"/>
+      </w:rPr>
+    </w:lvl>
+    <w:lvl w:ilvl="1" w:tentative="1">
+      <w:start w:val="1"/>
+      <w:numFmt w:val="bullet"/>
+      <w:lvlText w:val="o"/>
+      <w:lvlJc w:val="left"/>
+      <w:pPr>
+        <w:tabs>
+          <w:tab w:val="num" w:pos="1440"/>
+        </w:tabs>
+        <w:ind w:left="1440" w:hanging="360"/>
+      </w:pPr>
+      <w:rPr>
+        <w:rFonts w:ascii="Courier New" w:hAnsi="Courier New" w:hint="default"/>
+        <w:sz w:val="20"/>
+      </w:rPr>
+    </w:lvl>
+    <w:lvl w:ilvl="2" w:tentative="1">
+      <w:start w:val="1"/>
+      <w:numFmt w:val="bullet"/>
+      <w:lvlText w:val=""/>
+      <w:lvlJc w:val="left"/>
+      <w:pPr>
+        <w:tabs>
+          <w:tab w:val="num" w:pos="2160"/>
+        </w:tabs>
+        <w:ind w:left="2160" w:hanging="360"/>
+      </w:pPr>
+      <w:rPr>
+        <w:rFonts w:ascii="Wingdings" w:hAnsi="Wingdings" w:hint="default"/>
+        <w:sz w:val="20"/>
+      </w:rPr>
+    </w:lvl>
+    <w:lvl w:ilvl="3" w:tentative="1">
+      <w:start w:val="1"/>
+      <w:numFmt w:val="bullet"/>
+      <w:lvlText w:val=""/>
+      <w:lvlJc w:val="left"/>
+      <w:pPr>
+        <w:tabs>
+          <w:tab w:val="num" w:pos="2880"/>
+        </w:tabs>
+        <w:ind w:left="2880" w:hanging="360"/>
+      </w:pPr>
+      <w:rPr>
+        <w:rFonts w:ascii="Wingdings" w:hAnsi="Wingdings" w:hint="default"/>
+        <w:sz w:val="20"/>
+      </w:rPr>
+    </w:lvl>
+    <w:lvl w:ilvl="4" w:tentative="1">
+      <w:start w:val="1"/>
+      <w:numFmt w:val="bullet"/>
+      <w:lvlText w:val=""/>
+      <w:lvlJc w:val="left"/>
+      <w:pPr>
+        <w:tabs>
+          <w:tab w:val="num" w:pos="3600"/>
+        </w:tabs>
+        <w:ind w:left="3600" w:hanging="360"/>
+      </w:pPr>
+      <w:rPr>
+        <w:rFonts w:ascii="Wingdings" w:hAnsi="Wingdings" w:hint="default"/>
+        <w:sz w:val="20"/>
+      </w:rPr>
+    </w:lvl>
+    <w:lvl w:ilvl="5" w:tentative="1">
+      <w:start w:val="1"/>
+      <w:numFmt w:val="bullet"/>
+      <w:lvlText w:val=""/>
+      <w:lvlJc w:val="left"/>
+      <w:pPr>
+        <w:tabs>
+          <w:tab w:val="num" w:pos="4320"/>
+        </w:tabs>
+        <w:ind w:left="4320" w:hanging="360"/>
+      </w:pPr>
+      <w:rPr>
+        <w:rFonts w:ascii="Wingdings" w:hAnsi="Wingdings" w:hint="default"/>
+        <w:sz w:val="20"/>
+      </w:rPr>
+    </w:lvl>
+    <w:lvl w:ilvl="6" w:tentative="1">
+      <w:start w:val="1"/>
+      <w:numFmt w:val="bullet"/>
+      <w:lvlText w:val=""/>
+      <w:lvlJc w:val="left"/>
+      <w:pPr>
+        <w:tabs>
+          <w:tab w:val="num" w:pos="5040"/>
+        </w:tabs>
+        <w:ind w:left="5040" w:hanging="360"/>
+      </w:pPr>
+      <w:rPr>
+        <w:rFonts w:ascii="Wingdings" w:hAnsi="Wingdings" w:hint="default"/>
+        <w:sz w:val="20"/>
+      </w:rPr>
+    </w:lvl>
+    <w:lvl w:ilvl="7" w:tentative="1">
+      <w:start w:val="1"/>
+      <w:numFmt w:val="bullet"/>
+      <w:lvlText w:val=""/>
+      <w:lvlJc w:val="left"/>
+      <w:pPr>
+        <w:tabs>
+          <w:tab w:val="num" w:pos="5760"/>
+        </w:tabs>
+        <w:ind w:left="5760" w:hanging="360"/>
+      </w:pPr>
+      <w:rPr>
+        <w:rFonts w:ascii="Wingdings" w:hAnsi="Wingdings" w:hint="default"/>
+        <w:sz w:val="20"/>
+      </w:rPr>
+    </w:lvl>
+    <w:lvl w:ilvl="8" w:tentative="1">
+      <w:start w:val="1"/>
+      <w:numFmt w:val="bullet"/>
+      <w:lvlText w:val=""/>
+      <w:lvlJc w:val="left"/>
+      <w:pPr>
+        <w:tabs>
+          <w:tab w:val="num" w:pos="6480"/>
+        </w:tabs>
+        <w:ind w:left="6480" w:hanging="360"/>
+      </w:pPr>
+      <w:rPr>
+        <w:rFonts w:ascii="Wingdings" w:hAnsi="Wingdings" w:hint="default"/>
+        <w:sz w:val="20"/>
+      </w:rPr>
+    </w:lvl>
+  </w:abstractNum>
+  <w:abstractNum w:abstractNumId="12" w15:restartNumberingAfterBreak="0">
+    <w:nsid w:val="4B0D7775"/>
+    <w:multiLevelType w:val="multilevel"/>
+    <w:tmpl w:val="49F241AA"/>
+    <w:lvl w:ilvl="0">
+      <w:start w:val="1"/>
+      <w:numFmt w:val="bullet"/>
+      <w:lvlText w:val=""/>
+      <w:lvlJc w:val="left"/>
+      <w:pPr>
+        <w:tabs>
+          <w:tab w:val="num" w:pos="720"/>
+        </w:tabs>
+        <w:ind w:left="720" w:hanging="360"/>
+      </w:pPr>
+      <w:rPr>
+        <w:rFonts w:ascii="Symbol" w:hAnsi="Symbol" w:hint="default"/>
+        <w:sz w:val="20"/>
+      </w:rPr>
+    </w:lvl>
+    <w:lvl w:ilvl="1" w:tentative="1">
+      <w:start w:val="1"/>
+      <w:numFmt w:val="bullet"/>
+      <w:lvlText w:val="o"/>
+      <w:lvlJc w:val="left"/>
+      <w:pPr>
+        <w:tabs>
+          <w:tab w:val="num" w:pos="1440"/>
+        </w:tabs>
+        <w:ind w:left="1440" w:hanging="360"/>
+      </w:pPr>
+      <w:rPr>
+        <w:rFonts w:ascii="Courier New" w:hAnsi="Courier New" w:hint="default"/>
+        <w:sz w:val="20"/>
+      </w:rPr>
+    </w:lvl>
+    <w:lvl w:ilvl="2" w:tentative="1">
+      <w:start w:val="1"/>
+      <w:numFmt w:val="bullet"/>
+      <w:lvlText w:val=""/>
+      <w:lvlJc w:val="left"/>
+      <w:pPr>
+        <w:tabs>
+          <w:tab w:val="num" w:pos="2160"/>
+        </w:tabs>
+        <w:ind w:left="2160" w:hanging="360"/>
+      </w:pPr>
+      <w:rPr>
+        <w:rFonts w:ascii="Wingdings" w:hAnsi="Wingdings" w:hint="default"/>
+        <w:sz w:val="20"/>
+      </w:rPr>
+    </w:lvl>
+    <w:lvl w:ilvl="3" w:tentative="1">
+      <w:start w:val="1"/>
+      <w:numFmt w:val="bullet"/>
+      <w:lvlText w:val=""/>
+      <w:lvlJc w:val="left"/>
+      <w:pPr>
+        <w:tabs>
+          <w:tab w:val="num" w:pos="2880"/>
+        </w:tabs>
+        <w:ind w:left="2880" w:hanging="360"/>
+      </w:pPr>
+      <w:rPr>
+        <w:rFonts w:ascii="Wingdings" w:hAnsi="Wingdings" w:hint="default"/>
+        <w:sz w:val="20"/>
+      </w:rPr>
+    </w:lvl>
+    <w:lvl w:ilvl="4" w:tentative="1">
+      <w:start w:val="1"/>
+      <w:numFmt w:val="bullet"/>
+      <w:lvlText w:val=""/>
+      <w:lvlJc w:val="left"/>
+      <w:pPr>
+        <w:tabs>
+          <w:tab w:val="num" w:pos="3600"/>
+        </w:tabs>
+        <w:ind w:left="3600" w:hanging="360"/>
+      </w:pPr>
+      <w:rPr>
+        <w:rFonts w:ascii="Wingdings" w:hAnsi="Wingdings" w:hint="default"/>
+        <w:sz w:val="20"/>
+      </w:rPr>
+    </w:lvl>
+    <w:lvl w:ilvl="5" w:tentative="1">
+      <w:start w:val="1"/>
+      <w:numFmt w:val="bullet"/>
+      <w:lvlText w:val=""/>
+      <w:lvlJc w:val="left"/>
+      <w:pPr>
+        <w:tabs>
+          <w:tab w:val="num" w:pos="4320"/>
+        </w:tabs>
+        <w:ind w:left="4320" w:hanging="360"/>
+      </w:pPr>
+      <w:rPr>
+        <w:rFonts w:ascii="Wingdings" w:hAnsi="Wingdings" w:hint="default"/>
+        <w:sz w:val="20"/>
+      </w:rPr>
+    </w:lvl>
+    <w:lvl w:ilvl="6" w:tentative="1">
+      <w:start w:val="1"/>
+      <w:numFmt w:val="bullet"/>
+      <w:lvlText w:val=""/>
+      <w:lvlJc w:val="left"/>
+      <w:pPr>
+        <w:tabs>
+          <w:tab w:val="num" w:pos="5040"/>
+        </w:tabs>
+        <w:ind w:left="5040" w:hanging="360"/>
+      </w:pPr>
+      <w:rPr>
+        <w:rFonts w:ascii="Wingdings" w:hAnsi="Wingdings" w:hint="default"/>
+        <w:sz w:val="20"/>
+      </w:rPr>
+    </w:lvl>
+    <w:lvl w:ilvl="7" w:tentative="1">
+      <w:start w:val="1"/>
+      <w:numFmt w:val="bullet"/>
+      <w:lvlText w:val=""/>
+      <w:lvlJc w:val="left"/>
+      <w:pPr>
+        <w:tabs>
+          <w:tab w:val="num" w:pos="5760"/>
+        </w:tabs>
+        <w:ind w:left="5760" w:hanging="360"/>
+      </w:pPr>
+      <w:rPr>
+        <w:rFonts w:ascii="Wingdings" w:hAnsi="Wingdings" w:hint="default"/>
+        <w:sz w:val="20"/>
+      </w:rPr>
+    </w:lvl>
+    <w:lvl w:ilvl="8" w:tentative="1">
+      <w:start w:val="1"/>
+      <w:numFmt w:val="bullet"/>
+      <w:lvlText w:val=""/>
+      <w:lvlJc w:val="left"/>
+      <w:pPr>
+        <w:tabs>
+          <w:tab w:val="num" w:pos="6480"/>
+        </w:tabs>
+        <w:ind w:left="6480" w:hanging="360"/>
+      </w:pPr>
+      <w:rPr>
+        <w:rFonts w:ascii="Wingdings" w:hAnsi="Wingdings" w:hint="default"/>
+        <w:sz w:val="20"/>
+      </w:rPr>
+    </w:lvl>
+  </w:abstractNum>
+  <w:abstractNum w:abstractNumId="13" w15:restartNumberingAfterBreak="0">
+    <w:nsid w:val="4E4A3F02"/>
+    <w:multiLevelType w:val="multilevel"/>
+    <w:tmpl w:val="D6DC3F52"/>
+    <w:lvl w:ilvl="0">
+      <w:start w:val="1"/>
+      <w:numFmt w:val="bullet"/>
+      <w:lvlText w:val=""/>
+      <w:lvlJc w:val="left"/>
+      <w:pPr>
+        <w:tabs>
+          <w:tab w:val="num" w:pos="720"/>
+        </w:tabs>
+        <w:ind w:left="720" w:hanging="360"/>
+      </w:pPr>
+      <w:rPr>
+        <w:rFonts w:ascii="Symbol" w:hAnsi="Symbol" w:hint="default"/>
+        <w:sz w:val="20"/>
+      </w:rPr>
+    </w:lvl>
+    <w:lvl w:ilvl="1">
+      <w:start w:val="1"/>
+      <w:numFmt w:val="bullet"/>
+      <w:lvlText w:val="o"/>
+      <w:lvlJc w:val="left"/>
+      <w:pPr>
+        <w:tabs>
+          <w:tab w:val="num" w:pos="1440"/>
+        </w:tabs>
+        <w:ind w:left="1440" w:hanging="360"/>
+      </w:pPr>
+      <w:rPr>
+        <w:rFonts w:ascii="Courier New" w:hAnsi="Courier New" w:hint="default"/>
+        <w:sz w:val="20"/>
+      </w:rPr>
+    </w:lvl>
+    <w:lvl w:ilvl="2" w:tentative="1">
+      <w:start w:val="1"/>
+      <w:numFmt w:val="bullet"/>
+      <w:lvlText w:val=""/>
+      <w:lvlJc w:val="left"/>
+      <w:pPr>
+        <w:tabs>
+          <w:tab w:val="num" w:pos="2160"/>
+        </w:tabs>
+        <w:ind w:left="2160" w:hanging="360"/>
+      </w:pPr>
+      <w:rPr>
+        <w:rFonts w:ascii="Wingdings" w:hAnsi="Wingdings" w:hint="default"/>
+        <w:sz w:val="20"/>
+      </w:rPr>
+    </w:lvl>
+    <w:lvl w:ilvl="3" w:tentative="1">
+      <w:start w:val="1"/>
+      <w:numFmt w:val="bullet"/>
+      <w:lvlText w:val=""/>
+      <w:lvlJc w:val="left"/>
+      <w:pPr>
+        <w:tabs>
+          <w:tab w:val="num" w:pos="2880"/>
+        </w:tabs>
+        <w:ind w:left="2880" w:hanging="360"/>
+      </w:pPr>
+      <w:rPr>
+        <w:rFonts w:ascii="Wingdings" w:hAnsi="Wingdings" w:hint="default"/>
+        <w:sz w:val="20"/>
+      </w:rPr>
+    </w:lvl>
+    <w:lvl w:ilvl="4" w:tentative="1">
+      <w:start w:val="1"/>
+      <w:numFmt w:val="bullet"/>
+      <w:lvlText w:val=""/>
+      <w:lvlJc w:val="left"/>
+      <w:pPr>
+        <w:tabs>
+          <w:tab w:val="num" w:pos="3600"/>
+        </w:tabs>
+        <w:ind w:left="3600" w:hanging="360"/>
+      </w:pPr>
+      <w:rPr>
+        <w:rFonts w:ascii="Wingdings" w:hAnsi="Wingdings" w:hint="default"/>
+        <w:sz w:val="20"/>
+      </w:rPr>
+    </w:lvl>
+    <w:lvl w:ilvl="5" w:tentative="1">
+      <w:start w:val="1"/>
+      <w:numFmt w:val="bullet"/>
+      <w:lvlText w:val=""/>
+      <w:lvlJc w:val="left"/>
+      <w:pPr>
+        <w:tabs>
+          <w:tab w:val="num" w:pos="4320"/>
+        </w:tabs>
+        <w:ind w:left="4320" w:hanging="360"/>
+      </w:pPr>
+      <w:rPr>
+        <w:rFonts w:ascii="Wingdings" w:hAnsi="Wingdings" w:hint="default"/>
+        <w:sz w:val="20"/>
+      </w:rPr>
+    </w:lvl>
+    <w:lvl w:ilvl="6" w:tentative="1">
+      <w:start w:val="1"/>
+      <w:numFmt w:val="bullet"/>
+      <w:lvlText w:val=""/>
+      <w:lvlJc w:val="left"/>
+      <w:pPr>
+        <w:tabs>
+          <w:tab w:val="num" w:pos="5040"/>
+        </w:tabs>
+        <w:ind w:left="5040" w:hanging="360"/>
+      </w:pPr>
+      <w:rPr>
+        <w:rFonts w:ascii="Wingdings" w:hAnsi="Wingdings" w:hint="default"/>
+        <w:sz w:val="20"/>
+      </w:rPr>
+    </w:lvl>
+    <w:lvl w:ilvl="7" w:tentative="1">
+      <w:start w:val="1"/>
+      <w:numFmt w:val="bullet"/>
+      <w:lvlText w:val=""/>
+      <w:lvlJc w:val="left"/>
+      <w:pPr>
+        <w:tabs>
+          <w:tab w:val="num" w:pos="5760"/>
+        </w:tabs>
+        <w:ind w:left="5760" w:hanging="360"/>
+      </w:pPr>
+      <w:rPr>
+        <w:rFonts w:ascii="Wingdings" w:hAnsi="Wingdings" w:hint="default"/>
+        <w:sz w:val="20"/>
+      </w:rPr>
+    </w:lvl>
+    <w:lvl w:ilvl="8" w:tentative="1">
+      <w:start w:val="1"/>
+      <w:numFmt w:val="bullet"/>
+      <w:lvlText w:val=""/>
+      <w:lvlJc w:val="left"/>
+      <w:pPr>
+        <w:tabs>
+          <w:tab w:val="num" w:pos="6480"/>
+        </w:tabs>
+        <w:ind w:left="6480" w:hanging="360"/>
+      </w:pPr>
+      <w:rPr>
+        <w:rFonts w:ascii="Wingdings" w:hAnsi="Wingdings" w:hint="default"/>
+        <w:sz w:val="20"/>
+      </w:rPr>
+    </w:lvl>
+  </w:abstractNum>
+  <w:abstractNum w:abstractNumId="14" w15:restartNumberingAfterBreak="0">
     <w:nsid w:val="53911BB2"/>
     <w:multiLevelType w:val="hybridMultilevel"/>
     <w:tmpl w:val="7A7A0542"/>
@@ -523,11 +4206,318 @@
       </w:pPr>
     </w:lvl>
   </w:abstractNum>
+  <w:abstractNum w:abstractNumId="15" w15:restartNumberingAfterBreak="0">
+    <w:nsid w:val="5B354E7C"/>
+    <w:multiLevelType w:val="multilevel"/>
+    <w:tmpl w:val="7CA67FCE"/>
+    <w:lvl w:ilvl="0">
+      <w:start w:val="1"/>
+      <w:numFmt w:val="decimal"/>
+      <w:lvlText w:val="%1."/>
+      <w:lvlJc w:val="left"/>
+      <w:pPr>
+        <w:tabs>
+          <w:tab w:val="num" w:pos="720"/>
+        </w:tabs>
+        <w:ind w:left="720" w:hanging="360"/>
+      </w:pPr>
+    </w:lvl>
+    <w:lvl w:ilvl="1" w:tentative="1">
+      <w:start w:val="1"/>
+      <w:numFmt w:val="decimal"/>
+      <w:lvlText w:val="%2."/>
+      <w:lvlJc w:val="left"/>
+      <w:pPr>
+        <w:tabs>
+          <w:tab w:val="num" w:pos="1440"/>
+        </w:tabs>
+        <w:ind w:left="1440" w:hanging="360"/>
+      </w:pPr>
+    </w:lvl>
+    <w:lvl w:ilvl="2" w:tentative="1">
+      <w:start w:val="1"/>
+      <w:numFmt w:val="decimal"/>
+      <w:lvlText w:val="%3."/>
+      <w:lvlJc w:val="left"/>
+      <w:pPr>
+        <w:tabs>
+          <w:tab w:val="num" w:pos="2160"/>
+        </w:tabs>
+        <w:ind w:left="2160" w:hanging="360"/>
+      </w:pPr>
+    </w:lvl>
+    <w:lvl w:ilvl="3" w:tentative="1">
+      <w:start w:val="1"/>
+      <w:numFmt w:val="decimal"/>
+      <w:lvlText w:val="%4."/>
+      <w:lvlJc w:val="left"/>
+      <w:pPr>
+        <w:tabs>
+          <w:tab w:val="num" w:pos="2880"/>
+        </w:tabs>
+        <w:ind w:left="2880" w:hanging="360"/>
+      </w:pPr>
+    </w:lvl>
+    <w:lvl w:ilvl="4" w:tentative="1">
+      <w:start w:val="1"/>
+      <w:numFmt w:val="decimal"/>
+      <w:lvlText w:val="%5."/>
+      <w:lvlJc w:val="left"/>
+      <w:pPr>
+        <w:tabs>
+          <w:tab w:val="num" w:pos="3600"/>
+        </w:tabs>
+        <w:ind w:left="3600" w:hanging="360"/>
+      </w:pPr>
+    </w:lvl>
+    <w:lvl w:ilvl="5" w:tentative="1">
+      <w:start w:val="1"/>
+      <w:numFmt w:val="decimal"/>
+      <w:lvlText w:val="%6."/>
+      <w:lvlJc w:val="left"/>
+      <w:pPr>
+        <w:tabs>
+          <w:tab w:val="num" w:pos="4320"/>
+        </w:tabs>
+        <w:ind w:left="4320" w:hanging="360"/>
+      </w:pPr>
+    </w:lvl>
+    <w:lvl w:ilvl="6" w:tentative="1">
+      <w:start w:val="1"/>
+      <w:numFmt w:val="decimal"/>
+      <w:lvlText w:val="%7."/>
+      <w:lvlJc w:val="left"/>
+      <w:pPr>
+        <w:tabs>
+          <w:tab w:val="num" w:pos="5040"/>
+        </w:tabs>
+        <w:ind w:left="5040" w:hanging="360"/>
+      </w:pPr>
+    </w:lvl>
+    <w:lvl w:ilvl="7" w:tentative="1">
+      <w:start w:val="1"/>
+      <w:numFmt w:val="decimal"/>
+      <w:lvlText w:val="%8."/>
+      <w:lvlJc w:val="left"/>
+      <w:pPr>
+        <w:tabs>
+          <w:tab w:val="num" w:pos="5760"/>
+        </w:tabs>
+        <w:ind w:left="5760" w:hanging="360"/>
+      </w:pPr>
+    </w:lvl>
+    <w:lvl w:ilvl="8" w:tentative="1">
+      <w:start w:val="1"/>
+      <w:numFmt w:val="decimal"/>
+      <w:lvlText w:val="%9."/>
+      <w:lvlJc w:val="left"/>
+      <w:pPr>
+        <w:tabs>
+          <w:tab w:val="num" w:pos="6480"/>
+        </w:tabs>
+        <w:ind w:left="6480" w:hanging="360"/>
+      </w:pPr>
+    </w:lvl>
+  </w:abstractNum>
+  <w:abstractNum w:abstractNumId="16" w15:restartNumberingAfterBreak="0">
+    <w:nsid w:val="674E6333"/>
+    <w:multiLevelType w:val="multilevel"/>
+    <w:tmpl w:val="E83280BA"/>
+    <w:lvl w:ilvl="0">
+      <w:start w:val="1"/>
+      <w:numFmt w:val="bullet"/>
+      <w:lvlText w:val=""/>
+      <w:lvlJc w:val="left"/>
+      <w:pPr>
+        <w:tabs>
+          <w:tab w:val="num" w:pos="720"/>
+        </w:tabs>
+        <w:ind w:left="720" w:hanging="360"/>
+      </w:pPr>
+      <w:rPr>
+        <w:rFonts w:ascii="Symbol" w:hAnsi="Symbol" w:hint="default"/>
+        <w:sz w:val="20"/>
+      </w:rPr>
+    </w:lvl>
+    <w:lvl w:ilvl="1" w:tentative="1">
+      <w:start w:val="1"/>
+      <w:numFmt w:val="bullet"/>
+      <w:lvlText w:val="o"/>
+      <w:lvlJc w:val="left"/>
+      <w:pPr>
+        <w:tabs>
+          <w:tab w:val="num" w:pos="1440"/>
+        </w:tabs>
+        <w:ind w:left="1440" w:hanging="360"/>
+      </w:pPr>
+      <w:rPr>
+        <w:rFonts w:ascii="Courier New" w:hAnsi="Courier New" w:hint="default"/>
+        <w:sz w:val="20"/>
+      </w:rPr>
+    </w:lvl>
+    <w:lvl w:ilvl="2" w:tentative="1">
+      <w:start w:val="1"/>
+      <w:numFmt w:val="bullet"/>
+      <w:lvlText w:val=""/>
+      <w:lvlJc w:val="left"/>
+      <w:pPr>
+        <w:tabs>
+          <w:tab w:val="num" w:pos="2160"/>
+        </w:tabs>
+        <w:ind w:left="2160" w:hanging="360"/>
+      </w:pPr>
+      <w:rPr>
+        <w:rFonts w:ascii="Wingdings" w:hAnsi="Wingdings" w:hint="default"/>
+        <w:sz w:val="20"/>
+      </w:rPr>
+    </w:lvl>
+    <w:lvl w:ilvl="3" w:tentative="1">
+      <w:start w:val="1"/>
+      <w:numFmt w:val="bullet"/>
+      <w:lvlText w:val=""/>
+      <w:lvlJc w:val="left"/>
+      <w:pPr>
+        <w:tabs>
+          <w:tab w:val="num" w:pos="2880"/>
+        </w:tabs>
+        <w:ind w:left="2880" w:hanging="360"/>
+      </w:pPr>
+      <w:rPr>
+        <w:rFonts w:ascii="Wingdings" w:hAnsi="Wingdings" w:hint="default"/>
+        <w:sz w:val="20"/>
+      </w:rPr>
+    </w:lvl>
+    <w:lvl w:ilvl="4" w:tentative="1">
+      <w:start w:val="1"/>
+      <w:numFmt w:val="bullet"/>
+      <w:lvlText w:val=""/>
+      <w:lvlJc w:val="left"/>
+      <w:pPr>
+        <w:tabs>
+          <w:tab w:val="num" w:pos="3600"/>
+        </w:tabs>
+        <w:ind w:left="3600" w:hanging="360"/>
+      </w:pPr>
+      <w:rPr>
+        <w:rFonts w:ascii="Wingdings" w:hAnsi="Wingdings" w:hint="default"/>
+        <w:sz w:val="20"/>
+      </w:rPr>
+    </w:lvl>
+    <w:lvl w:ilvl="5" w:tentative="1">
+      <w:start w:val="1"/>
+      <w:numFmt w:val="bullet"/>
+      <w:lvlText w:val=""/>
+      <w:lvlJc w:val="left"/>
+      <w:pPr>
+        <w:tabs>
+          <w:tab w:val="num" w:pos="4320"/>
+        </w:tabs>
+        <w:ind w:left="4320" w:hanging="360"/>
+      </w:pPr>
+      <w:rPr>
+        <w:rFonts w:ascii="Wingdings" w:hAnsi="Wingdings" w:hint="default"/>
+        <w:sz w:val="20"/>
+      </w:rPr>
+    </w:lvl>
+    <w:lvl w:ilvl="6" w:tentative="1">
+      <w:start w:val="1"/>
+      <w:numFmt w:val="bullet"/>
+      <w:lvlText w:val=""/>
+      <w:lvlJc w:val="left"/>
+      <w:pPr>
+        <w:tabs>
+          <w:tab w:val="num" w:pos="5040"/>
+        </w:tabs>
+        <w:ind w:left="5040" w:hanging="360"/>
+      </w:pPr>
+      <w:rPr>
+        <w:rFonts w:ascii="Wingdings" w:hAnsi="Wingdings" w:hint="default"/>
+        <w:sz w:val="20"/>
+      </w:rPr>
+    </w:lvl>
+    <w:lvl w:ilvl="7" w:tentative="1">
+      <w:start w:val="1"/>
+      <w:numFmt w:val="bullet"/>
+      <w:lvlText w:val=""/>
+      <w:lvlJc w:val="left"/>
+      <w:pPr>
+        <w:tabs>
+          <w:tab w:val="num" w:pos="5760"/>
+        </w:tabs>
+        <w:ind w:left="5760" w:hanging="360"/>
+      </w:pPr>
+      <w:rPr>
+        <w:rFonts w:ascii="Wingdings" w:hAnsi="Wingdings" w:hint="default"/>
+        <w:sz w:val="20"/>
+      </w:rPr>
+    </w:lvl>
+    <w:lvl w:ilvl="8" w:tentative="1">
+      <w:start w:val="1"/>
+      <w:numFmt w:val="bullet"/>
+      <w:lvlText w:val=""/>
+      <w:lvlJc w:val="left"/>
+      <w:pPr>
+        <w:tabs>
+          <w:tab w:val="num" w:pos="6480"/>
+        </w:tabs>
+        <w:ind w:left="6480" w:hanging="360"/>
+      </w:pPr>
+      <w:rPr>
+        <w:rFonts w:ascii="Wingdings" w:hAnsi="Wingdings" w:hint="default"/>
+        <w:sz w:val="20"/>
+      </w:rPr>
+    </w:lvl>
+  </w:abstractNum>
   <w:num w:numId="1" w16cid:durableId="1582135572">
+    <w:abstractNumId w:val="14"/>
+  </w:num>
+  <w:num w:numId="2" w16cid:durableId="2057468626">
+    <w:abstractNumId w:val="8"/>
+  </w:num>
+  <w:num w:numId="3" w16cid:durableId="1350181763">
+    <w:abstractNumId w:val="12"/>
+  </w:num>
+  <w:num w:numId="4" w16cid:durableId="488524470">
+    <w:abstractNumId w:val="2"/>
+  </w:num>
+  <w:num w:numId="5" w16cid:durableId="974526972">
+    <w:abstractNumId w:val="15"/>
+  </w:num>
+  <w:num w:numId="6" w16cid:durableId="566644262">
+    <w:abstractNumId w:val="9"/>
+  </w:num>
+  <w:num w:numId="7" w16cid:durableId="1631326574">
+    <w:abstractNumId w:val="11"/>
+  </w:num>
+  <w:num w:numId="8" w16cid:durableId="1936211042">
+    <w:abstractNumId w:val="16"/>
+  </w:num>
+  <w:num w:numId="9" w16cid:durableId="1887253381">
+    <w:abstractNumId w:val="10"/>
+  </w:num>
+  <w:num w:numId="10" w16cid:durableId="1986549445">
+    <w:abstractNumId w:val="7"/>
+  </w:num>
+  <w:num w:numId="11" w16cid:durableId="2069911481">
+    <w:abstractNumId w:val="0"/>
+  </w:num>
+  <w:num w:numId="12" w16cid:durableId="1700626190">
+    <w:abstractNumId w:val="4"/>
+  </w:num>
+  <w:num w:numId="13" w16cid:durableId="591280643">
+    <w:abstractNumId w:val="3"/>
+  </w:num>
+  <w:num w:numId="14" w16cid:durableId="1163660954">
+    <w:abstractNumId w:val="13"/>
+  </w:num>
+  <w:num w:numId="15" w16cid:durableId="418794584">
+    <w:abstractNumId w:val="6"/>
+  </w:num>
+  <w:num w:numId="16" w16cid:durableId="1065299971">
     <w:abstractNumId w:val="1"/>
   </w:num>
-  <w:num w:numId="2" w16cid:durableId="2057468626">
-    <w:abstractNumId w:val="0"/>
+  <w:num w:numId="17" w16cid:durableId="1334797220">
+    <w:abstractNumId w:val="5"/>
   </w:num>
 </w:numbering>
 </file>
@@ -960,7 +4950,6 @@
     <w:next w:val="Normal"/>
     <w:link w:val="Heading2Char"/>
     <w:uiPriority w:val="9"/>
-    <w:semiHidden/>
     <w:unhideWhenUsed/>
     <w:qFormat/>
     <w:rsid w:val="000428FC"/>
@@ -983,7 +4972,6 @@
     <w:next w:val="Normal"/>
     <w:link w:val="Heading3Char"/>
     <w:uiPriority w:val="9"/>
-    <w:semiHidden/>
     <w:unhideWhenUsed/>
     <w:qFormat/>
     <w:rsid w:val="000428FC"/>
@@ -1176,7 +5164,6 @@
     <w:basedOn w:val="DefaultParagraphFont"/>
     <w:link w:val="Heading2"/>
     <w:uiPriority w:val="9"/>
-    <w:semiHidden/>
     <w:rsid w:val="000428FC"/>
     <w:rPr>
       <w:rFonts w:asciiTheme="majorHAnsi" w:eastAsiaTheme="majorEastAsia" w:hAnsiTheme="majorHAnsi" w:cstheme="majorBidi"/>
@@ -1190,7 +5177,6 @@
     <w:basedOn w:val="DefaultParagraphFont"/>
     <w:link w:val="Heading3"/>
     <w:uiPriority w:val="9"/>
-    <w:semiHidden/>
     <w:rsid w:val="000428FC"/>
     <w:rPr>
       <w:rFonts w:eastAsiaTheme="majorEastAsia" w:cstheme="majorBidi"/>
@@ -1446,6 +5432,83 @@
       <w:smallCaps/>
       <w:color w:val="0F4761" w:themeColor="accent1" w:themeShade="BF"/>
       <w:spacing w:val="5"/>
+    </w:rPr>
+  </w:style>
+  <w:style w:type="character" w:styleId="Hyperlink">
+    <w:name w:val="Hyperlink"/>
+    <w:basedOn w:val="DefaultParagraphFont"/>
+    <w:uiPriority w:val="99"/>
+    <w:unhideWhenUsed/>
+    <w:rsid w:val="00CB3BA7"/>
+    <w:rPr>
+      <w:color w:val="467886" w:themeColor="hyperlink"/>
+      <w:u w:val="single"/>
+    </w:rPr>
+  </w:style>
+  <w:style w:type="character" w:styleId="UnresolvedMention">
+    <w:name w:val="Unresolved Mention"/>
+    <w:basedOn w:val="DefaultParagraphFont"/>
+    <w:uiPriority w:val="99"/>
+    <w:semiHidden/>
+    <w:unhideWhenUsed/>
+    <w:rsid w:val="00CB3BA7"/>
+    <w:rPr>
+      <w:color w:val="605E5C"/>
+      <w:shd w:val="clear" w:color="auto" w:fill="E1DFDD"/>
+    </w:rPr>
+  </w:style>
+  <w:style w:type="paragraph" w:styleId="HTMLPreformatted">
+    <w:name w:val="HTML Preformatted"/>
+    <w:basedOn w:val="Normal"/>
+    <w:link w:val="HTMLPreformattedChar"/>
+    <w:uiPriority w:val="99"/>
+    <w:semiHidden/>
+    <w:unhideWhenUsed/>
+    <w:rsid w:val="000A298D"/>
+    <w:pPr>
+      <w:tabs>
+        <w:tab w:val="left" w:pos="916"/>
+        <w:tab w:val="left" w:pos="1832"/>
+        <w:tab w:val="left" w:pos="2748"/>
+        <w:tab w:val="left" w:pos="3664"/>
+        <w:tab w:val="left" w:pos="4580"/>
+        <w:tab w:val="left" w:pos="5496"/>
+        <w:tab w:val="left" w:pos="6412"/>
+        <w:tab w:val="left" w:pos="7328"/>
+        <w:tab w:val="left" w:pos="8244"/>
+        <w:tab w:val="left" w:pos="9160"/>
+        <w:tab w:val="left" w:pos="10076"/>
+        <w:tab w:val="left" w:pos="10992"/>
+        <w:tab w:val="left" w:pos="11908"/>
+        <w:tab w:val="left" w:pos="12824"/>
+        <w:tab w:val="left" w:pos="13740"/>
+        <w:tab w:val="left" w:pos="14656"/>
+      </w:tabs>
+      <w:spacing w:after="0" w:line="240" w:lineRule="auto"/>
+    </w:pPr>
+    <w:rPr>
+      <w:rFonts w:ascii="Courier New" w:eastAsia="Times New Roman" w:hAnsi="Courier New" w:cs="Courier New"/>
+      <w:kern w:val="0"/>
+      <w:sz w:val="20"/>
+      <w:szCs w:val="20"/>
+      <w:lang w:eastAsia="en-IN"/>
+      <w14:ligatures w14:val="none"/>
+    </w:rPr>
+  </w:style>
+  <w:style w:type="character" w:customStyle="1" w:styleId="HTMLPreformattedChar">
+    <w:name w:val="HTML Preformatted Char"/>
+    <w:basedOn w:val="DefaultParagraphFont"/>
+    <w:link w:val="HTMLPreformatted"/>
+    <w:uiPriority w:val="99"/>
+    <w:semiHidden/>
+    <w:rsid w:val="000A298D"/>
+    <w:rPr>
+      <w:rFonts w:ascii="Courier New" w:eastAsia="Times New Roman" w:hAnsi="Courier New" w:cs="Courier New"/>
+      <w:kern w:val="0"/>
+      <w:sz w:val="20"/>
+      <w:szCs w:val="20"/>
+      <w:lang w:eastAsia="en-IN"/>
+      <w14:ligatures w14:val="none"/>
     </w:rPr>
   </w:style>
 </w:styles>

--- a/NOTES/1. AWS.docx
+++ b/NOTES/1. AWS.docx
@@ -52,11 +52,6 @@
       <w:pPr>
         <w:jc w:val="both"/>
       </w:pPr>
-    </w:p>
-    <w:p>
-      <w:pPr>
-        <w:jc w:val="both"/>
-      </w:pPr>
       <w:r>
         <w:t>EC2 (Elastic Compute Cloud) is a service that provides resizable virtual servers (called instances) in the cloud.</w:t>
       </w:r>
@@ -80,19 +75,24 @@
     <w:p>
       <w:pPr>
         <w:jc w:val="both"/>
-      </w:pPr>
-    </w:p>
-    <w:p>
-      <w:pPr>
-        <w:jc w:val="both"/>
+        <w:rPr>
+          <w:b/>
+          <w:bCs/>
+        </w:rPr>
       </w:pPr>
       <w:r>
         <w:rPr>
           <w:rFonts w:ascii="Segoe UI Emoji" w:hAnsi="Segoe UI Emoji" w:cs="Segoe UI Emoji"/>
+          <w:b/>
+          <w:bCs/>
         </w:rPr>
         <w:t>🧠</w:t>
       </w:r>
       <w:r>
+        <w:rPr>
+          <w:b/>
+          <w:bCs/>
+        </w:rPr>
         <w:t xml:space="preserve"> Better Way to Say It (Interview Version)</w:t>
       </w:r>
     </w:p>
@@ -168,6 +168,26 @@
     <w:p>
       <w:pPr>
         <w:jc w:val="both"/>
+      </w:pPr>
+    </w:p>
+    <w:p>
+      <w:pPr>
+        <w:jc w:val="both"/>
+        <w:rPr>
+          <w:b/>
+          <w:bCs/>
+          <w:highlight w:val="yellow"/>
+        </w:rPr>
+      </w:pPr>
+    </w:p>
+    <w:p>
+      <w:pPr>
+        <w:jc w:val="both"/>
+        <w:rPr>
+          <w:b/>
+          <w:bCs/>
+          <w:highlight w:val="yellow"/>
+        </w:rPr>
       </w:pPr>
     </w:p>
     <w:p>
@@ -283,11 +303,6 @@
     <w:p>
       <w:pPr>
         <w:jc w:val="both"/>
-      </w:pPr>
-    </w:p>
-    <w:p>
-      <w:pPr>
-        <w:jc w:val="both"/>
         <w:rPr>
           <w:b/>
           <w:bCs/>
@@ -570,6 +585,33 @@
           <w:bCs/>
         </w:rPr>
       </w:pPr>
+    </w:p>
+    <w:p>
+      <w:pPr>
+        <w:jc w:val="both"/>
+        <w:rPr>
+          <w:b/>
+          <w:bCs/>
+        </w:rPr>
+      </w:pPr>
+    </w:p>
+    <w:p>
+      <w:pPr>
+        <w:jc w:val="both"/>
+        <w:rPr>
+          <w:b/>
+          <w:bCs/>
+        </w:rPr>
+      </w:pPr>
+    </w:p>
+    <w:p>
+      <w:pPr>
+        <w:jc w:val="both"/>
+        <w:rPr>
+          <w:b/>
+          <w:bCs/>
+        </w:rPr>
+      </w:pPr>
       <w:r>
         <w:rPr>
           <w:b/>
@@ -583,7 +625,6 @@
         <w:jc w:val="both"/>
       </w:pPr>
       <w:r>
-        <w:lastRenderedPageBreak/>
         <w:t>Bucket: user-profile-data</w:t>
       </w:r>
       <w:r>
@@ -1162,7 +1203,6 @@
           <w:b/>
           <w:bCs/>
         </w:rPr>
-        <w:lastRenderedPageBreak/>
         <w:t>🔐</w:t>
       </w:r>
       <w:r>
@@ -1285,7 +1325,7 @@
       </w:pPr>
       <w:r>
         <w:pict w14:anchorId="7D35922B">
-          <v:rect id="_x0000_i1037" style="width:0;height:1.5pt" o:hralign="center" o:hrstd="t" o:hr="t" fillcolor="#a0a0a0" stroked="f"/>
+          <v:rect id="_x0000_i1025" style="width:0;height:1.5pt" o:hralign="center" o:hrstd="t" o:hr="t" fillcolor="#a0a0a0" stroked="f"/>
         </w:pict>
       </w:r>
     </w:p>
@@ -1405,7 +1445,7 @@
       </w:pPr>
       <w:r>
         <w:pict w14:anchorId="0B3572E9">
-          <v:rect id="_x0000_i1038" style="width:0;height:1.5pt" o:hralign="center" o:hrstd="t" o:hr="t" fillcolor="#a0a0a0" stroked="f"/>
+          <v:rect id="_x0000_i1026" style="width:0;height:1.5pt" o:hralign="center" o:hrstd="t" o:hr="t" fillcolor="#a0a0a0" stroked="f"/>
         </w:pict>
       </w:r>
     </w:p>
@@ -1520,7 +1560,6 @@
           <w:b/>
           <w:bCs/>
         </w:rPr>
-        <w:lastRenderedPageBreak/>
         <w:t>Common Use Cases</w:t>
       </w:r>
       <w:r>
@@ -1614,7 +1653,7 @@
       </w:pPr>
       <w:r>
         <w:pict w14:anchorId="4EAF463E">
-          <v:rect id="_x0000_i1059" style="width:0;height:1.5pt" o:hralign="center" o:hrstd="t" o:hr="t" fillcolor="#a0a0a0" stroked="f"/>
+          <v:rect id="_x0000_i1027" style="width:0;height:1.5pt" o:hralign="center" o:hrstd="t" o:hr="t" fillcolor="#a0a0a0" stroked="f"/>
         </w:pict>
       </w:r>
     </w:p>
@@ -1691,7 +1730,7 @@
       </w:pPr>
       <w:r>
         <w:pict w14:anchorId="35269E80">
-          <v:rect id="_x0000_i1060" style="width:0;height:1.5pt" o:hralign="center" o:hrstd="t" o:hr="t" fillcolor="#a0a0a0" stroked="f"/>
+          <v:rect id="_x0000_i1028" style="width:0;height:1.5pt" o:hralign="center" o:hrstd="t" o:hr="t" fillcolor="#a0a0a0" stroked="f"/>
         </w:pict>
       </w:r>
     </w:p>
@@ -1766,7 +1805,7 @@
       </w:pPr>
       <w:r>
         <w:pict w14:anchorId="259B7682">
-          <v:rect id="_x0000_i1061" style="width:0;height:1.5pt" o:hralign="center" o:hrstd="t" o:hr="t" fillcolor="#a0a0a0" stroked="f"/>
+          <v:rect id="_x0000_i1029" style="width:0;height:1.5pt" o:hralign="center" o:hrstd="t" o:hr="t" fillcolor="#a0a0a0" stroked="f"/>
         </w:pict>
       </w:r>
     </w:p>
@@ -1933,6 +1972,7 @@
         <w:jc w:val="both"/>
       </w:pPr>
       <w:r>
+        <w:lastRenderedPageBreak/>
         <w:t xml:space="preserve">Frontend uploads directly to S3 </w:t>
       </w:r>
     </w:p>
@@ -1956,7 +1996,6 @@
         <w:rPr>
           <w:rFonts w:ascii="Segoe UI Emoji" w:hAnsi="Segoe UI Emoji" w:cs="Segoe UI Emoji"/>
         </w:rPr>
-        <w:lastRenderedPageBreak/>
         <w:t>👉</w:t>
       </w:r>
       <w:r>
@@ -5123,6 +5162,7 @@
   <w:style w:type="character" w:default="1" w:styleId="DefaultParagraphFont">
     <w:name w:val="Default Paragraph Font"/>
     <w:uiPriority w:val="1"/>
+    <w:semiHidden/>
     <w:unhideWhenUsed/>
   </w:style>
   <w:style w:type="table" w:default="1" w:styleId="TableNormal">

--- a/NOTES/1. AWS.docx
+++ b/NOTES/1. AWS.docx
@@ -2123,6 +2123,64 @@
       <w:pPr>
         <w:jc w:val="both"/>
       </w:pPr>
+    </w:p>
+    <w:p>
+      <w:pPr>
+        <w:jc w:val="both"/>
+      </w:pPr>
+    </w:p>
+    <w:p>
+      <w:pPr>
+        <w:jc w:val="both"/>
+        <w:rPr>
+          <w:b/>
+          <w:bCs/>
+        </w:rPr>
+      </w:pPr>
+      <w:r>
+        <w:rPr>
+          <w:b/>
+          <w:bCs/>
+          <w:highlight w:val="yellow"/>
+        </w:rPr>
+        <w:t>Topic: AWS IAM Basics</w:t>
+      </w:r>
+    </w:p>
+    <w:p>
+      <w:pPr>
+        <w:jc w:val="both"/>
+      </w:pPr>
+      <w:r>
+        <w:t>What is IAM?</w:t>
+      </w:r>
+      <w:r>
+        <w:t xml:space="preserve"> </w:t>
+      </w:r>
+      <w:r>
+        <w:t>Users vs Roles vs Policies</w:t>
+      </w:r>
+      <w:r>
+        <w:t>.</w:t>
+      </w:r>
+    </w:p>
+    <w:p>
+      <w:pPr>
+        <w:jc w:val="both"/>
+      </w:pPr>
+      <w:r>
+        <w:t>Why IAM is critical for security</w:t>
+      </w:r>
+      <w:r>
+        <w:t>?</w:t>
+      </w:r>
+    </w:p>
+    <w:p>
+      <w:pPr>
+        <w:jc w:val="both"/>
+      </w:pPr>
+      <w:r>
+        <w:t>https://www.youtube.com/watch?v=c8p0kKEecbs</w:t>
+      </w:r>
     </w:p>
     <w:sectPr>
       <w:pgSz w:w="11906" w:h="16838"/>

--- a/NOTES/1. AWS.docx
+++ b/NOTES/1. AWS.docx
@@ -5,18 +5,15 @@
     <w:p>
       <w:pPr>
         <w:jc w:val="both"/>
-      </w:pPr>
-    </w:p>
-    <w:p>
-      <w:pPr>
-        <w:jc w:val="both"/>
-        <w:rPr>
-          <w:b/>
-          <w:bCs/>
-        </w:rPr>
-      </w:pPr>
-      <w:r>
-        <w:rPr>
+        <w:rPr>
+          <w:rFonts w:ascii="Times New Roman" w:hAnsi="Times New Roman" w:cs="Times New Roman"/>
+          <w:b/>
+          <w:bCs/>
+        </w:rPr>
+      </w:pPr>
+      <w:r>
+        <w:rPr>
+          <w:rFonts w:ascii="Times New Roman" w:hAnsi="Times New Roman" w:cs="Times New Roman"/>
           <w:b/>
           <w:bCs/>
           <w:highlight w:val="yellow"/>
@@ -25,6 +22,7 @@
       </w:r>
       <w:r>
         <w:rPr>
+          <w:rFonts w:ascii="Times New Roman" w:hAnsi="Times New Roman" w:cs="Times New Roman"/>
           <w:b/>
           <w:bCs/>
           <w:highlight w:val="yellow"/>
@@ -33,6 +31,7 @@
       </w:r>
       <w:r>
         <w:rPr>
+          <w:rFonts w:ascii="Times New Roman" w:hAnsi="Times New Roman" w:cs="Times New Roman"/>
           <w:b/>
           <w:bCs/>
           <w:highlight w:val="yellow"/>
@@ -43,32 +42,82 @@
     <w:p>
       <w:pPr>
         <w:jc w:val="both"/>
-      </w:pPr>
-      <w:r>
+        <w:rPr>
+          <w:rFonts w:ascii="Times New Roman" w:hAnsi="Times New Roman" w:cs="Times New Roman"/>
+        </w:rPr>
+      </w:pPr>
+      <w:r>
+        <w:rPr>
+          <w:rFonts w:ascii="Times New Roman" w:hAnsi="Times New Roman" w:cs="Times New Roman"/>
+          <w:b/>
+          <w:bCs/>
+        </w:rPr>
+        <w:t>Source:</w:t>
+      </w:r>
+      <w:r>
+        <w:rPr>
+          <w:rFonts w:ascii="Times New Roman" w:hAnsi="Times New Roman" w:cs="Times New Roman"/>
+        </w:rPr>
+        <w:t xml:space="preserve"> </w:t>
+      </w:r>
+    </w:p>
+    <w:p>
+      <w:pPr>
+        <w:jc w:val="both"/>
+        <w:rPr>
+          <w:rFonts w:ascii="Times New Roman" w:hAnsi="Times New Roman" w:cs="Times New Roman"/>
+        </w:rPr>
+      </w:pPr>
+      <w:r>
+        <w:rPr>
+          <w:rFonts w:ascii="Times New Roman" w:hAnsi="Times New Roman" w:cs="Times New Roman"/>
+        </w:rPr>
         <w:t>https://www.youtube.com/watch?v=xkXZGvuerRU</w:t>
       </w:r>
     </w:p>
     <w:p>
       <w:pPr>
         <w:jc w:val="both"/>
-      </w:pPr>
-      <w:r>
+        <w:rPr>
+          <w:rFonts w:ascii="Times New Roman" w:hAnsi="Times New Roman" w:cs="Times New Roman"/>
+        </w:rPr>
+      </w:pPr>
+      <w:r>
+        <w:rPr>
+          <w:rFonts w:ascii="Times New Roman" w:hAnsi="Times New Roman" w:cs="Times New Roman"/>
+        </w:rPr>
         <w:t>EC2 (Elastic Compute Cloud) is a service that provides resizable virtual servers (called instances) in the cloud.</w:t>
       </w:r>
-    </w:p>
-    <w:p>
-      <w:pPr>
-        <w:jc w:val="both"/>
-      </w:pPr>
-      <w:r>
+      <w:r>
+        <w:rPr>
+          <w:rFonts w:ascii="Times New Roman" w:hAnsi="Times New Roman" w:cs="Times New Roman"/>
+        </w:rPr>
+        <w:t xml:space="preserve"> </w:t>
+      </w:r>
+      <w:r>
+        <w:rPr>
+          <w:rFonts w:ascii="Times New Roman" w:hAnsi="Times New Roman" w:cs="Times New Roman"/>
+        </w:rPr>
         <w:t>These servers run on AWS infrastructure, and you can launch, stop, scale, and terminate them anytime.</w:t>
       </w:r>
-    </w:p>
-    <w:p>
-      <w:pPr>
-        <w:jc w:val="both"/>
-      </w:pPr>
-      <w:r>
+      <w:r>
+        <w:rPr>
+          <w:rFonts w:ascii="Times New Roman" w:hAnsi="Times New Roman" w:cs="Times New Roman"/>
+        </w:rPr>
+        <w:t xml:space="preserve"> </w:t>
+      </w:r>
+    </w:p>
+    <w:p>
+      <w:pPr>
+        <w:jc w:val="both"/>
+        <w:rPr>
+          <w:rFonts w:ascii="Times New Roman" w:hAnsi="Times New Roman" w:cs="Times New Roman"/>
+        </w:rPr>
+      </w:pPr>
+      <w:r>
+        <w:rPr>
+          <w:rFonts w:ascii="Times New Roman" w:hAnsi="Times New Roman" w:cs="Times New Roman"/>
+        </w:rPr>
         <w:t>You pay only for what you use (pay-as-you-go model).</w:t>
       </w:r>
     </w:p>
@@ -76,6 +125,7 @@
       <w:pPr>
         <w:jc w:val="both"/>
         <w:rPr>
+          <w:rFonts w:ascii="Times New Roman" w:hAnsi="Times New Roman" w:cs="Times New Roman"/>
           <w:b/>
           <w:bCs/>
         </w:rPr>
@@ -90,6 +140,7 @@
       </w:r>
       <w:r>
         <w:rPr>
+          <w:rFonts w:ascii="Times New Roman" w:hAnsi="Times New Roman" w:cs="Times New Roman"/>
           <w:b/>
           <w:bCs/>
         </w:rPr>
@@ -99,26 +150,37 @@
     <w:p>
       <w:pPr>
         <w:jc w:val="both"/>
-      </w:pPr>
-      <w:r>
+        <w:rPr>
+          <w:rFonts w:ascii="Times New Roman" w:hAnsi="Times New Roman" w:cs="Times New Roman"/>
+        </w:rPr>
+      </w:pPr>
+      <w:r>
+        <w:rPr>
+          <w:rFonts w:ascii="Times New Roman" w:hAnsi="Times New Roman" w:cs="Times New Roman"/>
+        </w:rPr>
         <w:t>EC2 is a service from AWS that allows users to create and manage virtual machines in the cloud. These machines can be configured with different CPU, memory, storage, and OS, and are used to deploy applications without owning physical hardware.</w:t>
       </w:r>
     </w:p>
     <w:p>
       <w:pPr>
         <w:jc w:val="both"/>
-      </w:pPr>
-    </w:p>
-    <w:p>
-      <w:pPr>
-        <w:jc w:val="both"/>
-        <w:rPr>
-          <w:b/>
-          <w:bCs/>
-        </w:rPr>
-      </w:pPr>
-      <w:r>
-        <w:rPr>
+        <w:rPr>
+          <w:rFonts w:ascii="Times New Roman" w:hAnsi="Times New Roman" w:cs="Times New Roman"/>
+        </w:rPr>
+      </w:pPr>
+    </w:p>
+    <w:p>
+      <w:pPr>
+        <w:jc w:val="both"/>
+        <w:rPr>
+          <w:rFonts w:ascii="Times New Roman" w:hAnsi="Times New Roman" w:cs="Times New Roman"/>
+          <w:b/>
+          <w:bCs/>
+        </w:rPr>
+      </w:pPr>
+      <w:r>
+        <w:rPr>
+          <w:rFonts w:ascii="Times New Roman" w:hAnsi="Times New Roman" w:cs="Times New Roman"/>
           <w:b/>
           <w:bCs/>
         </w:rPr>
@@ -128,52 +190,86 @@
     <w:p>
       <w:pPr>
         <w:jc w:val="both"/>
-      </w:pPr>
-      <w:r>
+        <w:rPr>
+          <w:rFonts w:ascii="Times New Roman" w:hAnsi="Times New Roman" w:cs="Times New Roman"/>
+        </w:rPr>
+      </w:pPr>
+      <w:r>
+        <w:rPr>
+          <w:rFonts w:ascii="Times New Roman" w:hAnsi="Times New Roman" w:cs="Times New Roman"/>
+        </w:rPr>
         <w:t>Instance → Virtual machine</w:t>
       </w:r>
     </w:p>
     <w:p>
       <w:pPr>
         <w:jc w:val="both"/>
-      </w:pPr>
-      <w:r>
+        <w:rPr>
+          <w:rFonts w:ascii="Times New Roman" w:hAnsi="Times New Roman" w:cs="Times New Roman"/>
+        </w:rPr>
+      </w:pPr>
+      <w:r>
+        <w:rPr>
+          <w:rFonts w:ascii="Times New Roman" w:hAnsi="Times New Roman" w:cs="Times New Roman"/>
+        </w:rPr>
         <w:t>AMI (Amazon Machine Image) → Preconfigured OS template</w:t>
       </w:r>
     </w:p>
     <w:p>
       <w:pPr>
         <w:jc w:val="both"/>
-      </w:pPr>
-      <w:r>
+        <w:rPr>
+          <w:rFonts w:ascii="Times New Roman" w:hAnsi="Times New Roman" w:cs="Times New Roman"/>
+        </w:rPr>
+      </w:pPr>
+      <w:r>
+        <w:rPr>
+          <w:rFonts w:ascii="Times New Roman" w:hAnsi="Times New Roman" w:cs="Times New Roman"/>
+        </w:rPr>
         <w:t>Instance Type → CPU/RAM configuration (e.g., t2.micro)</w:t>
       </w:r>
     </w:p>
     <w:p>
       <w:pPr>
         <w:jc w:val="both"/>
-      </w:pPr>
-      <w:r>
+        <w:rPr>
+          <w:rFonts w:ascii="Times New Roman" w:hAnsi="Times New Roman" w:cs="Times New Roman"/>
+        </w:rPr>
+      </w:pPr>
+      <w:r>
+        <w:rPr>
+          <w:rFonts w:ascii="Times New Roman" w:hAnsi="Times New Roman" w:cs="Times New Roman"/>
+        </w:rPr>
         <w:t>Security Group → Firewall rules</w:t>
       </w:r>
     </w:p>
     <w:p>
       <w:pPr>
         <w:jc w:val="both"/>
-      </w:pPr>
-      <w:r>
+        <w:rPr>
+          <w:rFonts w:ascii="Times New Roman" w:hAnsi="Times New Roman" w:cs="Times New Roman"/>
+        </w:rPr>
+      </w:pPr>
+      <w:r>
+        <w:rPr>
+          <w:rFonts w:ascii="Times New Roman" w:hAnsi="Times New Roman" w:cs="Times New Roman"/>
+        </w:rPr>
         <w:t>EBS (Elastic Block Store) → Storage for EC2</w:t>
       </w:r>
     </w:p>
     <w:p>
       <w:pPr>
         <w:jc w:val="both"/>
-      </w:pPr>
-    </w:p>
-    <w:p>
-      <w:pPr>
-        <w:jc w:val="both"/>
-        <w:rPr>
+        <w:rPr>
+          <w:rFonts w:ascii="Times New Roman" w:hAnsi="Times New Roman" w:cs="Times New Roman"/>
+        </w:rPr>
+      </w:pPr>
+    </w:p>
+    <w:p>
+      <w:pPr>
+        <w:jc w:val="both"/>
+        <w:rPr>
+          <w:rFonts w:ascii="Times New Roman" w:hAnsi="Times New Roman" w:cs="Times New Roman"/>
           <w:b/>
           <w:bCs/>
           <w:highlight w:val="yellow"/>
@@ -184,6 +280,7 @@
       <w:pPr>
         <w:jc w:val="both"/>
         <w:rPr>
+          <w:rFonts w:ascii="Times New Roman" w:hAnsi="Times New Roman" w:cs="Times New Roman"/>
           <w:b/>
           <w:bCs/>
           <w:highlight w:val="yellow"/>
@@ -194,6 +291,7 @@
       <w:pPr>
         <w:jc w:val="both"/>
         <w:rPr>
+          <w:rFonts w:ascii="Times New Roman" w:hAnsi="Times New Roman" w:cs="Times New Roman"/>
           <w:b/>
           <w:bCs/>
           <w:highlight w:val="yellow"/>
@@ -204,6 +302,7 @@
       <w:pPr>
         <w:jc w:val="both"/>
         <w:rPr>
+          <w:rFonts w:ascii="Times New Roman" w:hAnsi="Times New Roman" w:cs="Times New Roman"/>
           <w:b/>
           <w:bCs/>
           <w:highlight w:val="yellow"/>
@@ -214,6 +313,7 @@
       <w:pPr>
         <w:jc w:val="both"/>
         <w:rPr>
+          <w:rFonts w:ascii="Times New Roman" w:hAnsi="Times New Roman" w:cs="Times New Roman"/>
           <w:b/>
           <w:bCs/>
           <w:highlight w:val="yellow"/>
@@ -224,6 +324,7 @@
       <w:pPr>
         <w:jc w:val="both"/>
         <w:rPr>
+          <w:rFonts w:ascii="Times New Roman" w:hAnsi="Times New Roman" w:cs="Times New Roman"/>
           <w:b/>
           <w:bCs/>
           <w:highlight w:val="yellow"/>
@@ -234,6 +335,7 @@
       <w:pPr>
         <w:jc w:val="both"/>
         <w:rPr>
+          <w:rFonts w:ascii="Times New Roman" w:hAnsi="Times New Roman" w:cs="Times New Roman"/>
           <w:b/>
           <w:bCs/>
           <w:highlight w:val="yellow"/>
@@ -244,6 +346,7 @@
       <w:pPr>
         <w:jc w:val="both"/>
         <w:rPr>
+          <w:rFonts w:ascii="Times New Roman" w:hAnsi="Times New Roman" w:cs="Times New Roman"/>
           <w:b/>
           <w:bCs/>
           <w:highlight w:val="yellow"/>
@@ -254,6 +357,7 @@
       <w:pPr>
         <w:jc w:val="both"/>
         <w:rPr>
+          <w:rFonts w:ascii="Times New Roman" w:hAnsi="Times New Roman" w:cs="Times New Roman"/>
           <w:b/>
           <w:bCs/>
           <w:highlight w:val="yellow"/>
@@ -264,6 +368,7 @@
       <w:pPr>
         <w:jc w:val="both"/>
         <w:rPr>
+          <w:rFonts w:ascii="Times New Roman" w:hAnsi="Times New Roman" w:cs="Times New Roman"/>
           <w:b/>
           <w:bCs/>
           <w:highlight w:val="yellow"/>
@@ -274,27 +379,63 @@
       <w:pPr>
         <w:jc w:val="both"/>
         <w:rPr>
-          <w:b/>
-          <w:bCs/>
-        </w:rPr>
-      </w:pPr>
-      <w:r>
-        <w:rPr>
+          <w:rFonts w:ascii="Times New Roman" w:hAnsi="Times New Roman" w:cs="Times New Roman"/>
           <w:b/>
           <w:bCs/>
           <w:highlight w:val="yellow"/>
         </w:rPr>
+      </w:pPr>
+    </w:p>
+    <w:p>
+      <w:pPr>
+        <w:jc w:val="both"/>
+        <w:rPr>
+          <w:rFonts w:ascii="Times New Roman" w:hAnsi="Times New Roman" w:cs="Times New Roman"/>
+          <w:b/>
+          <w:bCs/>
+        </w:rPr>
+      </w:pPr>
+      <w:r>
+        <w:rPr>
+          <w:rFonts w:ascii="Times New Roman" w:hAnsi="Times New Roman" w:cs="Times New Roman"/>
+          <w:b/>
+          <w:bCs/>
+          <w:highlight w:val="yellow"/>
+        </w:rPr>
+        <w:lastRenderedPageBreak/>
         <w:t>AWS S3 simple explanation?</w:t>
       </w:r>
     </w:p>
     <w:p>
       <w:pPr>
         <w:jc w:val="both"/>
+        <w:rPr>
+          <w:rFonts w:ascii="Times New Roman" w:hAnsi="Times New Roman" w:cs="Times New Roman"/>
+          <w:b/>
+          <w:bCs/>
+        </w:rPr>
+      </w:pPr>
+      <w:r>
+        <w:rPr>
+          <w:rFonts w:ascii="Times New Roman" w:hAnsi="Times New Roman" w:cs="Times New Roman"/>
+          <w:b/>
+          <w:bCs/>
+        </w:rPr>
+        <w:t>Source:</w:t>
+      </w:r>
+    </w:p>
+    <w:p>
+      <w:pPr>
+        <w:jc w:val="both"/>
+        <w:rPr>
+          <w:rFonts w:ascii="Times New Roman" w:hAnsi="Times New Roman" w:cs="Times New Roman"/>
+        </w:rPr>
       </w:pPr>
       <w:hyperlink r:id="rId5" w:history="1">
         <w:r>
           <w:rPr>
             <w:rStyle w:val="Hyperlink"/>
+            <w:rFonts w:ascii="Times New Roman" w:hAnsi="Times New Roman" w:cs="Times New Roman"/>
           </w:rPr>
           <w:t>https://www.youtube.com/watch?v=mRWm8Y2sV0E</w:t>
         </w:r>
@@ -304,12 +445,14 @@
       <w:pPr>
         <w:jc w:val="both"/>
         <w:rPr>
-          <w:b/>
-          <w:bCs/>
-        </w:rPr>
-      </w:pPr>
-      <w:r>
-        <w:rPr>
+          <w:rFonts w:ascii="Times New Roman" w:hAnsi="Times New Roman" w:cs="Times New Roman"/>
+          <w:b/>
+          <w:bCs/>
+        </w:rPr>
+      </w:pPr>
+      <w:r>
+        <w:rPr>
+          <w:rFonts w:ascii="Times New Roman" w:hAnsi="Times New Roman" w:cs="Times New Roman"/>
           <w:b/>
           <w:bCs/>
         </w:rPr>
@@ -319,24 +462,42 @@
     <w:p>
       <w:pPr>
         <w:jc w:val="both"/>
-      </w:pPr>
-      <w:r>
+        <w:rPr>
+          <w:rFonts w:ascii="Times New Roman" w:hAnsi="Times New Roman" w:cs="Times New Roman"/>
+        </w:rPr>
+      </w:pPr>
+      <w:r>
+        <w:rPr>
+          <w:rFonts w:ascii="Times New Roman" w:hAnsi="Times New Roman" w:cs="Times New Roman"/>
+        </w:rPr>
         <w:t>- Object storage service by AWS</w:t>
       </w:r>
     </w:p>
     <w:p>
       <w:pPr>
         <w:jc w:val="both"/>
-      </w:pPr>
-      <w:r>
+        <w:rPr>
+          <w:rFonts w:ascii="Times New Roman" w:hAnsi="Times New Roman" w:cs="Times New Roman"/>
+        </w:rPr>
+      </w:pPr>
+      <w:r>
+        <w:rPr>
+          <w:rFonts w:ascii="Times New Roman" w:hAnsi="Times New Roman" w:cs="Times New Roman"/>
+        </w:rPr>
         <w:t>- Object = Data + Metadata (info about data)</w:t>
       </w:r>
     </w:p>
     <w:p>
       <w:pPr>
         <w:jc w:val="both"/>
-      </w:pPr>
-      <w:r>
+        <w:rPr>
+          <w:rFonts w:ascii="Times New Roman" w:hAnsi="Times New Roman" w:cs="Times New Roman"/>
+        </w:rPr>
+      </w:pPr>
+      <w:r>
+        <w:rPr>
+          <w:rFonts w:ascii="Times New Roman" w:hAnsi="Times New Roman" w:cs="Times New Roman"/>
+        </w:rPr>
         <w:t>- Data stored inside Buckets</w:t>
       </w:r>
     </w:p>
@@ -344,12 +505,14 @@
       <w:pPr>
         <w:jc w:val="both"/>
         <w:rPr>
-          <w:b/>
-          <w:bCs/>
-        </w:rPr>
-      </w:pPr>
-      <w:r>
-        <w:rPr>
+          <w:rFonts w:ascii="Times New Roman" w:hAnsi="Times New Roman" w:cs="Times New Roman"/>
+          <w:b/>
+          <w:bCs/>
+        </w:rPr>
+      </w:pPr>
+      <w:r>
+        <w:rPr>
+          <w:rFonts w:ascii="Times New Roman" w:hAnsi="Times New Roman" w:cs="Times New Roman"/>
           <w:b/>
           <w:bCs/>
         </w:rPr>
@@ -359,22 +522,40 @@
     <w:p>
       <w:pPr>
         <w:jc w:val="both"/>
-      </w:pPr>
-      <w:r>
+        <w:rPr>
+          <w:rFonts w:ascii="Times New Roman" w:hAnsi="Times New Roman" w:cs="Times New Roman"/>
+        </w:rPr>
+      </w:pPr>
+      <w:r>
+        <w:rPr>
+          <w:rFonts w:ascii="Times New Roman" w:hAnsi="Times New Roman" w:cs="Times New Roman"/>
+        </w:rPr>
         <w:t>- Store and retrieve any amount of data over internet</w:t>
       </w:r>
       <w:r>
+        <w:rPr>
+          <w:rFonts w:ascii="Times New Roman" w:hAnsi="Times New Roman" w:cs="Times New Roman"/>
+        </w:rPr>
         <w:t>.</w:t>
       </w:r>
     </w:p>
     <w:p>
       <w:pPr>
         <w:jc w:val="both"/>
-      </w:pPr>
-      <w:r>
+        <w:rPr>
+          <w:rFonts w:ascii="Times New Roman" w:hAnsi="Times New Roman" w:cs="Times New Roman"/>
+        </w:rPr>
+      </w:pPr>
+      <w:r>
+        <w:rPr>
+          <w:rFonts w:ascii="Times New Roman" w:hAnsi="Times New Roman" w:cs="Times New Roman"/>
+        </w:rPr>
         <w:t>- Used for images, videos, backups, logs</w:t>
       </w:r>
       <w:r>
+        <w:rPr>
+          <w:rFonts w:ascii="Times New Roman" w:hAnsi="Times New Roman" w:cs="Times New Roman"/>
+        </w:rPr>
         <w:t>.</w:t>
       </w:r>
     </w:p>
@@ -382,12 +563,14 @@
       <w:pPr>
         <w:jc w:val="both"/>
         <w:rPr>
-          <w:b/>
-          <w:bCs/>
-        </w:rPr>
-      </w:pPr>
-      <w:r>
-        <w:rPr>
+          <w:rFonts w:ascii="Times New Roman" w:hAnsi="Times New Roman" w:cs="Times New Roman"/>
+          <w:b/>
+          <w:bCs/>
+        </w:rPr>
+      </w:pPr>
+      <w:r>
+        <w:rPr>
+          <w:rFonts w:ascii="Times New Roman" w:hAnsi="Times New Roman" w:cs="Times New Roman"/>
           <w:b/>
           <w:bCs/>
         </w:rPr>
@@ -397,66 +580,112 @@
     <w:p>
       <w:pPr>
         <w:jc w:val="both"/>
-      </w:pPr>
-      <w:r>
+        <w:rPr>
+          <w:rFonts w:ascii="Times New Roman" w:hAnsi="Times New Roman" w:cs="Times New Roman"/>
+        </w:rPr>
+      </w:pPr>
+      <w:r>
+        <w:rPr>
+          <w:rFonts w:ascii="Times New Roman" w:hAnsi="Times New Roman" w:cs="Times New Roman"/>
+        </w:rPr>
         <w:t>- Durability: 99.999999999% (very low data loss)</w:t>
       </w:r>
     </w:p>
     <w:p>
       <w:pPr>
         <w:jc w:val="both"/>
-      </w:pPr>
-      <w:r>
+        <w:rPr>
+          <w:rFonts w:ascii="Times New Roman" w:hAnsi="Times New Roman" w:cs="Times New Roman"/>
+        </w:rPr>
+      </w:pPr>
+      <w:r>
+        <w:rPr>
+          <w:rFonts w:ascii="Times New Roman" w:hAnsi="Times New Roman" w:cs="Times New Roman"/>
+        </w:rPr>
         <w:t>- Availability: 99.99%</w:t>
       </w:r>
     </w:p>
     <w:p>
       <w:pPr>
         <w:jc w:val="both"/>
-      </w:pPr>
-      <w:r>
+        <w:rPr>
+          <w:rFonts w:ascii="Times New Roman" w:hAnsi="Times New Roman" w:cs="Times New Roman"/>
+        </w:rPr>
+      </w:pPr>
+      <w:r>
+        <w:rPr>
+          <w:rFonts w:ascii="Times New Roman" w:hAnsi="Times New Roman" w:cs="Times New Roman"/>
+        </w:rPr>
         <w:t>- Scalable: storage increases/decreases as needed</w:t>
       </w:r>
       <w:r>
+        <w:rPr>
+          <w:rFonts w:ascii="Times New Roman" w:hAnsi="Times New Roman" w:cs="Times New Roman"/>
+        </w:rPr>
         <w:t>.</w:t>
       </w:r>
     </w:p>
     <w:p>
       <w:pPr>
         <w:jc w:val="both"/>
-      </w:pPr>
-      <w:r>
+        <w:rPr>
+          <w:rFonts w:ascii="Times New Roman" w:hAnsi="Times New Roman" w:cs="Times New Roman"/>
+        </w:rPr>
+      </w:pPr>
+      <w:r>
+        <w:rPr>
+          <w:rFonts w:ascii="Times New Roman" w:hAnsi="Times New Roman" w:cs="Times New Roman"/>
+        </w:rPr>
         <w:t>- Cost-effective: pay-as-you-use (no hardware needed)</w:t>
       </w:r>
     </w:p>
     <w:p>
       <w:pPr>
         <w:jc w:val="both"/>
-      </w:pPr>
-      <w:r>
+        <w:rPr>
+          <w:rFonts w:ascii="Times New Roman" w:hAnsi="Times New Roman" w:cs="Times New Roman"/>
+        </w:rPr>
+      </w:pPr>
+      <w:r>
+        <w:rPr>
+          <w:rFonts w:ascii="Times New Roman" w:hAnsi="Times New Roman" w:cs="Times New Roman"/>
+        </w:rPr>
         <w:t>- Secure: supports encryption (in-transit + at-rest)</w:t>
       </w:r>
     </w:p>
     <w:p>
       <w:pPr>
         <w:jc w:val="both"/>
-      </w:pPr>
-      <w:r>
+        <w:rPr>
+          <w:rFonts w:ascii="Times New Roman" w:hAnsi="Times New Roman" w:cs="Times New Roman"/>
+        </w:rPr>
+      </w:pPr>
+      <w:r>
+        <w:rPr>
+          <w:rFonts w:ascii="Times New Roman" w:hAnsi="Times New Roman" w:cs="Times New Roman"/>
+        </w:rPr>
         <w:t xml:space="preserve">Hence, </w:t>
       </w:r>
       <w:r>
+        <w:rPr>
+          <w:rFonts w:ascii="Times New Roman" w:hAnsi="Times New Roman" w:cs="Times New Roman"/>
+        </w:rPr>
         <w:t>“S3 is an object storage service from AWS where data is stored as objects inside buckets. It is highly durable, scalable, and used to store files like images, videos, and backups.”</w:t>
       </w:r>
     </w:p>
     <w:p>
       <w:pPr>
         <w:jc w:val="both"/>
-      </w:pPr>
-    </w:p>
-    <w:p>
-      <w:pPr>
-        <w:jc w:val="both"/>
-        <w:rPr>
+        <w:rPr>
+          <w:rFonts w:ascii="Times New Roman" w:hAnsi="Times New Roman" w:cs="Times New Roman"/>
+        </w:rPr>
+      </w:pPr>
+    </w:p>
+    <w:p>
+      <w:pPr>
+        <w:jc w:val="both"/>
+        <w:rPr>
+          <w:rFonts w:ascii="Times New Roman" w:hAnsi="Times New Roman" w:cs="Times New Roman"/>
           <w:b/>
           <w:bCs/>
         </w:rPr>
@@ -471,6 +700,7 @@
       </w:r>
       <w:r>
         <w:rPr>
+          <w:rFonts w:ascii="Times New Roman" w:hAnsi="Times New Roman" w:cs="Times New Roman"/>
           <w:b/>
           <w:bCs/>
         </w:rPr>
@@ -480,28 +710,42 @@
     <w:p>
       <w:pPr>
         <w:jc w:val="both"/>
-      </w:pPr>
-      <w:r>
+        <w:rPr>
+          <w:rFonts w:ascii="Times New Roman" w:hAnsi="Times New Roman" w:cs="Times New Roman"/>
+        </w:rPr>
+      </w:pPr>
+      <w:r>
+        <w:rPr>
+          <w:rFonts w:ascii="Times New Roman" w:hAnsi="Times New Roman" w:cs="Times New Roman"/>
+        </w:rPr>
         <w:t xml:space="preserve">A </w:t>
       </w:r>
       <w:r>
         <w:rPr>
+          <w:rFonts w:ascii="Times New Roman" w:hAnsi="Times New Roman" w:cs="Times New Roman"/>
           <w:b/>
           <w:bCs/>
         </w:rPr>
         <w:t>Bucket</w:t>
       </w:r>
       <w:r>
+        <w:rPr>
+          <w:rFonts w:ascii="Times New Roman" w:hAnsi="Times New Roman" w:cs="Times New Roman"/>
+        </w:rPr>
         <w:t xml:space="preserve"> is like a </w:t>
       </w:r>
       <w:r>
         <w:rPr>
+          <w:rFonts w:ascii="Times New Roman" w:hAnsi="Times New Roman" w:cs="Times New Roman"/>
           <w:b/>
           <w:bCs/>
         </w:rPr>
         <w:t>top-level container/folder</w:t>
       </w:r>
       <w:r>
+        <w:rPr>
+          <w:rFonts w:ascii="Times New Roman" w:hAnsi="Times New Roman" w:cs="Times New Roman"/>
+        </w:rPr>
         <w:t xml:space="preserve"> in S3.</w:t>
       </w:r>
     </w:p>
@@ -509,12 +753,14 @@
       <w:pPr>
         <w:jc w:val="both"/>
         <w:rPr>
-          <w:b/>
-          <w:bCs/>
-        </w:rPr>
-      </w:pPr>
-      <w:r>
-        <w:rPr>
+          <w:rFonts w:ascii="Times New Roman" w:hAnsi="Times New Roman" w:cs="Times New Roman"/>
+          <w:b/>
+          <w:bCs/>
+        </w:rPr>
+      </w:pPr>
+      <w:r>
+        <w:rPr>
+          <w:rFonts w:ascii="Times New Roman" w:hAnsi="Times New Roman" w:cs="Times New Roman"/>
           <w:b/>
           <w:bCs/>
         </w:rPr>
@@ -528,8 +774,14 @@
           <w:numId w:val="3"/>
         </w:numPr>
         <w:jc w:val="both"/>
-      </w:pPr>
-      <w:r>
+        <w:rPr>
+          <w:rFonts w:ascii="Times New Roman" w:hAnsi="Times New Roman" w:cs="Times New Roman"/>
+        </w:rPr>
+      </w:pPr>
+      <w:r>
+        <w:rPr>
+          <w:rFonts w:ascii="Times New Roman" w:hAnsi="Times New Roman" w:cs="Times New Roman"/>
+        </w:rPr>
         <w:t xml:space="preserve">Globally unique name (e.g., my-app-images-2026) </w:t>
       </w:r>
     </w:p>
@@ -540,18 +792,28 @@
           <w:numId w:val="3"/>
         </w:numPr>
         <w:jc w:val="both"/>
-      </w:pPr>
-      <w:r>
+        <w:rPr>
+          <w:rFonts w:ascii="Times New Roman" w:hAnsi="Times New Roman" w:cs="Times New Roman"/>
+        </w:rPr>
+      </w:pPr>
+      <w:r>
+        <w:rPr>
+          <w:rFonts w:ascii="Times New Roman" w:hAnsi="Times New Roman" w:cs="Times New Roman"/>
+        </w:rPr>
         <w:t xml:space="preserve">Stores </w:t>
       </w:r>
       <w:r>
         <w:rPr>
+          <w:rFonts w:ascii="Times New Roman" w:hAnsi="Times New Roman" w:cs="Times New Roman"/>
           <w:b/>
           <w:bCs/>
         </w:rPr>
         <w:t>objects (files)</w:t>
       </w:r>
       <w:r>
+        <w:rPr>
+          <w:rFonts w:ascii="Times New Roman" w:hAnsi="Times New Roman" w:cs="Times New Roman"/>
+        </w:rPr>
         <w:t xml:space="preserve"> </w:t>
       </w:r>
     </w:p>
@@ -562,18 +824,28 @@
           <w:numId w:val="3"/>
         </w:numPr>
         <w:jc w:val="both"/>
-      </w:pPr>
-      <w:r>
+        <w:rPr>
+          <w:rFonts w:ascii="Times New Roman" w:hAnsi="Times New Roman" w:cs="Times New Roman"/>
+        </w:rPr>
+      </w:pPr>
+      <w:r>
+        <w:rPr>
+          <w:rFonts w:ascii="Times New Roman" w:hAnsi="Times New Roman" w:cs="Times New Roman"/>
+        </w:rPr>
         <w:t xml:space="preserve">Defined in a specific </w:t>
       </w:r>
       <w:r>
         <w:rPr>
+          <w:rFonts w:ascii="Times New Roman" w:hAnsi="Times New Roman" w:cs="Times New Roman"/>
           <w:b/>
           <w:bCs/>
         </w:rPr>
         <w:t>region</w:t>
       </w:r>
       <w:r>
+        <w:rPr>
+          <w:rFonts w:ascii="Times New Roman" w:hAnsi="Times New Roman" w:cs="Times New Roman"/>
+        </w:rPr>
         <w:t xml:space="preserve"> (e.g., ap-south-1) </w:t>
       </w:r>
     </w:p>
@@ -581,39 +853,44 @@
       <w:pPr>
         <w:jc w:val="both"/>
         <w:rPr>
-          <w:b/>
-          <w:bCs/>
-        </w:rPr>
-      </w:pPr>
-    </w:p>
-    <w:p>
-      <w:pPr>
-        <w:jc w:val="both"/>
-        <w:rPr>
-          <w:b/>
-          <w:bCs/>
-        </w:rPr>
-      </w:pPr>
-    </w:p>
-    <w:p>
-      <w:pPr>
-        <w:jc w:val="both"/>
-        <w:rPr>
-          <w:b/>
-          <w:bCs/>
-        </w:rPr>
-      </w:pPr>
-    </w:p>
-    <w:p>
-      <w:pPr>
-        <w:jc w:val="both"/>
-        <w:rPr>
-          <w:b/>
-          <w:bCs/>
-        </w:rPr>
-      </w:pPr>
-      <w:r>
-        <w:rPr>
+          <w:rFonts w:ascii="Times New Roman" w:hAnsi="Times New Roman" w:cs="Times New Roman"/>
+          <w:b/>
+          <w:bCs/>
+        </w:rPr>
+      </w:pPr>
+    </w:p>
+    <w:p>
+      <w:pPr>
+        <w:jc w:val="both"/>
+        <w:rPr>
+          <w:rFonts w:ascii="Times New Roman" w:hAnsi="Times New Roman" w:cs="Times New Roman"/>
+          <w:b/>
+          <w:bCs/>
+        </w:rPr>
+      </w:pPr>
+    </w:p>
+    <w:p>
+      <w:pPr>
+        <w:jc w:val="both"/>
+        <w:rPr>
+          <w:rFonts w:ascii="Times New Roman" w:hAnsi="Times New Roman" w:cs="Times New Roman"/>
+          <w:b/>
+          <w:bCs/>
+        </w:rPr>
+      </w:pPr>
+    </w:p>
+    <w:p>
+      <w:pPr>
+        <w:jc w:val="both"/>
+        <w:rPr>
+          <w:rFonts w:ascii="Times New Roman" w:hAnsi="Times New Roman" w:cs="Times New Roman"/>
+          <w:b/>
+          <w:bCs/>
+        </w:rPr>
+      </w:pPr>
+      <w:r>
+        <w:rPr>
+          <w:rFonts w:ascii="Times New Roman" w:hAnsi="Times New Roman" w:cs="Times New Roman"/>
           <w:b/>
           <w:bCs/>
         </w:rPr>
@@ -622,66 +899,69 @@
     </w:p>
     <w:p>
       <w:pPr>
-        <w:jc w:val="both"/>
-      </w:pPr>
-      <w:r>
+        <w:rPr>
+          <w:rFonts w:ascii="Times New Roman" w:hAnsi="Times New Roman" w:cs="Times New Roman"/>
+        </w:rPr>
+      </w:pPr>
+      <w:r>
+        <w:rPr>
+          <w:rFonts w:ascii="Times New Roman" w:hAnsi="Times New Roman" w:cs="Times New Roman"/>
+        </w:rPr>
+        <w:lastRenderedPageBreak/>
         <w:t>Bucket: user-profile-data</w:t>
       </w:r>
       <w:r>
+        <w:rPr>
+          <w:rFonts w:ascii="Times New Roman" w:hAnsi="Times New Roman" w:cs="Times New Roman"/>
+        </w:rPr>
         <w:br/>
         <w:t xml:space="preserve">   </w:t>
       </w:r>
       <w:r>
         <w:rPr>
-          <w:rFonts w:ascii="MS Gothic" w:eastAsia="MS Gothic" w:hAnsi="MS Gothic" w:cs="MS Gothic" w:hint="eastAsia"/>
+          <w:rFonts w:ascii="Times New Roman" w:eastAsia="MS Gothic" w:hAnsi="Times New Roman" w:cs="Times New Roman"/>
         </w:rPr>
         <w:t>├</w:t>
       </w:r>
       <w:r>
         <w:rPr>
-          <w:rFonts w:ascii="Aptos" w:hAnsi="Aptos" w:cs="Aptos"/>
-        </w:rPr>
-        <w:t>──</w:t>
-      </w:r>
-      <w:r>
-        <w:t xml:space="preserve"> user1.jpg</w:t>
-      </w:r>
-      <w:r>
+          <w:rFonts w:ascii="Times New Roman" w:hAnsi="Times New Roman" w:cs="Times New Roman"/>
+        </w:rPr>
+        <w:t>── user1.jpg</w:t>
+      </w:r>
+      <w:r>
+        <w:rPr>
+          <w:rFonts w:ascii="Times New Roman" w:hAnsi="Times New Roman" w:cs="Times New Roman"/>
+        </w:rPr>
         <w:br/>
         <w:t xml:space="preserve">   </w:t>
       </w:r>
       <w:r>
         <w:rPr>
-          <w:rFonts w:ascii="MS Gothic" w:eastAsia="MS Gothic" w:hAnsi="MS Gothic" w:cs="MS Gothic" w:hint="eastAsia"/>
+          <w:rFonts w:ascii="Times New Roman" w:eastAsia="MS Gothic" w:hAnsi="Times New Roman" w:cs="Times New Roman"/>
         </w:rPr>
         <w:t>├</w:t>
       </w:r>
       <w:r>
         <w:rPr>
-          <w:rFonts w:ascii="Aptos" w:hAnsi="Aptos" w:cs="Aptos"/>
-        </w:rPr>
-        <w:t>──</w:t>
-      </w:r>
-      <w:r>
-        <w:t xml:space="preserve"> user2.jpg</w:t>
-      </w:r>
-      <w:r>
+          <w:rFonts w:ascii="Times New Roman" w:hAnsi="Times New Roman" w:cs="Times New Roman"/>
+        </w:rPr>
+        <w:t>── user2.jpg</w:t>
+      </w:r>
+      <w:r>
+        <w:rPr>
+          <w:rFonts w:ascii="Times New Roman" w:hAnsi="Times New Roman" w:cs="Times New Roman"/>
+        </w:rPr>
         <w:br/>
-        <w:t xml:space="preserve">   </w:t>
-      </w:r>
-      <w:r>
-        <w:rPr>
-          <w:rFonts w:ascii="Aptos" w:hAnsi="Aptos" w:cs="Aptos"/>
-        </w:rPr>
-        <w:t>└──</w:t>
-      </w:r>
-      <w:r>
-        <w:t xml:space="preserve"> resume.pdf</w:t>
-      </w:r>
-    </w:p>
-    <w:p>
-      <w:pPr>
-        <w:jc w:val="both"/>
+        <w:t xml:space="preserve">   └── resume.pdf</w:t>
+      </w:r>
+    </w:p>
+    <w:p>
+      <w:pPr>
+        <w:jc w:val="both"/>
+        <w:rPr>
+          <w:rFonts w:ascii="Times New Roman" w:hAnsi="Times New Roman" w:cs="Times New Roman"/>
+        </w:rPr>
       </w:pPr>
       <w:r>
         <w:rPr>
@@ -690,6 +970,9 @@
         <w:t>👉</w:t>
       </w:r>
       <w:r>
+        <w:rPr>
+          <w:rFonts w:ascii="Times New Roman" w:hAnsi="Times New Roman" w:cs="Times New Roman"/>
+        </w:rPr>
         <w:t xml:space="preserve"> Think:</w:t>
       </w:r>
     </w:p>
@@ -700,8 +983,14 @@
           <w:numId w:val="4"/>
         </w:numPr>
         <w:jc w:val="both"/>
-      </w:pPr>
-      <w:r>
+        <w:rPr>
+          <w:rFonts w:ascii="Times New Roman" w:hAnsi="Times New Roman" w:cs="Times New Roman"/>
+        </w:rPr>
+      </w:pPr>
+      <w:r>
+        <w:rPr>
+          <w:rFonts w:ascii="Times New Roman" w:hAnsi="Times New Roman" w:cs="Times New Roman"/>
+        </w:rPr>
         <w:t xml:space="preserve">Bucket = Folder </w:t>
       </w:r>
     </w:p>
@@ -712,26 +1001,37 @@
           <w:numId w:val="4"/>
         </w:numPr>
         <w:jc w:val="both"/>
-      </w:pPr>
-      <w:r>
+        <w:rPr>
+          <w:rFonts w:ascii="Times New Roman" w:hAnsi="Times New Roman" w:cs="Times New Roman"/>
+        </w:rPr>
+      </w:pPr>
+      <w:r>
+        <w:rPr>
+          <w:rFonts w:ascii="Times New Roman" w:hAnsi="Times New Roman" w:cs="Times New Roman"/>
+        </w:rPr>
         <w:t>Object = File</w:t>
       </w:r>
     </w:p>
     <w:p>
       <w:pPr>
         <w:jc w:val="both"/>
-      </w:pPr>
-    </w:p>
-    <w:p>
-      <w:pPr>
-        <w:jc w:val="both"/>
-        <w:rPr>
-          <w:b/>
-          <w:bCs/>
-        </w:rPr>
-      </w:pPr>
-      <w:r>
-        <w:rPr>
+        <w:rPr>
+          <w:rFonts w:ascii="Times New Roman" w:hAnsi="Times New Roman" w:cs="Times New Roman"/>
+        </w:rPr>
+      </w:pPr>
+    </w:p>
+    <w:p>
+      <w:pPr>
+        <w:jc w:val="both"/>
+        <w:rPr>
+          <w:rFonts w:ascii="Times New Roman" w:hAnsi="Times New Roman" w:cs="Times New Roman"/>
+          <w:b/>
+          <w:bCs/>
+        </w:rPr>
+      </w:pPr>
+      <w:r>
+        <w:rPr>
+          <w:rFonts w:ascii="Times New Roman" w:hAnsi="Times New Roman" w:cs="Times New Roman"/>
           <w:b/>
           <w:bCs/>
         </w:rPr>
@@ -741,18 +1041,28 @@
     <w:p>
       <w:pPr>
         <w:jc w:val="both"/>
-      </w:pPr>
-      <w:r>
+        <w:rPr>
+          <w:rFonts w:ascii="Times New Roman" w:hAnsi="Times New Roman" w:cs="Times New Roman"/>
+        </w:rPr>
+      </w:pPr>
+      <w:r>
+        <w:rPr>
+          <w:rFonts w:ascii="Times New Roman" w:hAnsi="Times New Roman" w:cs="Times New Roman"/>
+        </w:rPr>
         <w:t xml:space="preserve">S3 uses </w:t>
       </w:r>
       <w:r>
         <w:rPr>
+          <w:rFonts w:ascii="Times New Roman" w:hAnsi="Times New Roman" w:cs="Times New Roman"/>
           <w:b/>
           <w:bCs/>
         </w:rPr>
         <w:t>Object Storage</w:t>
       </w:r>
       <w:r>
+        <w:rPr>
+          <w:rFonts w:ascii="Times New Roman" w:hAnsi="Times New Roman" w:cs="Times New Roman"/>
+        </w:rPr>
         <w:t>, not traditional file system or block storage.</w:t>
       </w:r>
     </w:p>
@@ -760,12 +1070,14 @@
       <w:pPr>
         <w:jc w:val="both"/>
         <w:rPr>
-          <w:b/>
-          <w:bCs/>
-        </w:rPr>
-      </w:pPr>
-      <w:r>
-        <w:rPr>
+          <w:rFonts w:ascii="Times New Roman" w:hAnsi="Times New Roman" w:cs="Times New Roman"/>
+          <w:b/>
+          <w:bCs/>
+        </w:rPr>
+      </w:pPr>
+      <w:r>
+        <w:rPr>
+          <w:rFonts w:ascii="Times New Roman" w:hAnsi="Times New Roman" w:cs="Times New Roman"/>
           <w:b/>
           <w:bCs/>
         </w:rPr>
@@ -779,15 +1091,22 @@
           <w:numId w:val="5"/>
         </w:numPr>
         <w:jc w:val="both"/>
-      </w:pPr>
-      <w:r>
-        <w:rPr>
+        <w:rPr>
+          <w:rFonts w:ascii="Times New Roman" w:hAnsi="Times New Roman" w:cs="Times New Roman"/>
+        </w:rPr>
+      </w:pPr>
+      <w:r>
+        <w:rPr>
+          <w:rFonts w:ascii="Times New Roman" w:hAnsi="Times New Roman" w:cs="Times New Roman"/>
           <w:b/>
           <w:bCs/>
         </w:rPr>
         <w:t>Data (file itself)</w:t>
       </w:r>
       <w:r>
+        <w:rPr>
+          <w:rFonts w:ascii="Times New Roman" w:hAnsi="Times New Roman" w:cs="Times New Roman"/>
+        </w:rPr>
         <w:t xml:space="preserve"> → image, video, JSON, etc. </w:t>
       </w:r>
     </w:p>
@@ -798,15 +1117,22 @@
           <w:numId w:val="5"/>
         </w:numPr>
         <w:jc w:val="both"/>
-      </w:pPr>
-      <w:r>
-        <w:rPr>
+        <w:rPr>
+          <w:rFonts w:ascii="Times New Roman" w:hAnsi="Times New Roman" w:cs="Times New Roman"/>
+        </w:rPr>
+      </w:pPr>
+      <w:r>
+        <w:rPr>
+          <w:rFonts w:ascii="Times New Roman" w:hAnsi="Times New Roman" w:cs="Times New Roman"/>
           <w:b/>
           <w:bCs/>
         </w:rPr>
         <w:t>Metadata</w:t>
       </w:r>
       <w:r>
+        <w:rPr>
+          <w:rFonts w:ascii="Times New Roman" w:hAnsi="Times New Roman" w:cs="Times New Roman"/>
+        </w:rPr>
         <w:t xml:space="preserve"> → content-type, size, etc. </w:t>
       </w:r>
     </w:p>
@@ -817,21 +1143,31 @@
           <w:numId w:val="5"/>
         </w:numPr>
         <w:jc w:val="both"/>
-      </w:pPr>
-      <w:r>
-        <w:rPr>
+        <w:rPr>
+          <w:rFonts w:ascii="Times New Roman" w:hAnsi="Times New Roman" w:cs="Times New Roman"/>
+        </w:rPr>
+      </w:pPr>
+      <w:r>
+        <w:rPr>
+          <w:rFonts w:ascii="Times New Roman" w:hAnsi="Times New Roman" w:cs="Times New Roman"/>
           <w:b/>
           <w:bCs/>
         </w:rPr>
         <w:t>Key (unique identifier)</w:t>
       </w:r>
       <w:r>
+        <w:rPr>
+          <w:rFonts w:ascii="Times New Roman" w:hAnsi="Times New Roman" w:cs="Times New Roman"/>
+        </w:rPr>
         <w:t xml:space="preserve"> → like file path</w:t>
       </w:r>
     </w:p>
     <w:p>
       <w:pPr>
         <w:jc w:val="both"/>
+        <w:rPr>
+          <w:rFonts w:ascii="Times New Roman" w:hAnsi="Times New Roman" w:cs="Times New Roman"/>
+        </w:rPr>
       </w:pPr>
       <w:r>
         <w:rPr>
@@ -839,14 +1175,15 @@
           <w:b/>
           <w:bCs/>
           <w:kern w:val="0"/>
-          <w:sz w:val="27"/>
-          <w:szCs w:val="27"/>
           <w:lang w:eastAsia="en-IN"/>
           <w14:ligatures w14:val="none"/>
         </w:rPr>
         <w:t>Example:</w:t>
       </w:r>
       <w:r>
+        <w:rPr>
+          <w:rFonts w:ascii="Times New Roman" w:hAnsi="Times New Roman" w:cs="Times New Roman"/>
+        </w:rPr>
         <w:t xml:space="preserve"> </w:t>
       </w:r>
     </w:p>
@@ -854,42 +1191,50 @@
       <w:pPr>
         <w:jc w:val="both"/>
         <w:rPr>
-          <w:rFonts w:ascii="Courier New" w:eastAsia="Times New Roman" w:hAnsi="Courier New" w:cs="Courier New"/>
+          <w:rFonts w:ascii="Times New Roman" w:eastAsia="Times New Roman" w:hAnsi="Times New Roman" w:cs="Times New Roman"/>
           <w:kern w:val="0"/>
-          <w:sz w:val="20"/>
-          <w:szCs w:val="20"/>
           <w:lang w:eastAsia="en-IN"/>
           <w14:ligatures w14:val="none"/>
         </w:rPr>
       </w:pPr>
       <w:r>
         <w:rPr>
-          <w:rFonts w:ascii="Courier New" w:eastAsia="Times New Roman" w:hAnsi="Courier New" w:cs="Courier New"/>
+          <w:rFonts w:ascii="Times New Roman" w:eastAsia="Times New Roman" w:hAnsi="Times New Roman" w:cs="Times New Roman"/>
+          <w:b/>
+          <w:bCs/>
           <w:kern w:val="0"/>
-          <w:sz w:val="20"/>
-          <w:szCs w:val="20"/>
           <w:lang w:eastAsia="en-IN"/>
           <w14:ligatures w14:val="none"/>
         </w:rPr>
-        <w:t>Key: images/profile/user1.png</w:t>
-      </w:r>
-    </w:p>
-    <w:p>
-      <w:pPr>
-        <w:jc w:val="both"/>
-        <w:rPr>
-          <w:rFonts w:ascii="Courier New" w:eastAsia="Times New Roman" w:hAnsi="Courier New" w:cs="Courier New"/>
+        <w:t>Key:</w:t>
+      </w:r>
+      <w:r>
+        <w:rPr>
+          <w:rFonts w:ascii="Times New Roman" w:eastAsia="Times New Roman" w:hAnsi="Times New Roman" w:cs="Times New Roman"/>
           <w:kern w:val="0"/>
-          <w:sz w:val="20"/>
-          <w:szCs w:val="20"/>
           <w:lang w:eastAsia="en-IN"/>
           <w14:ligatures w14:val="none"/>
         </w:rPr>
-      </w:pPr>
-    </w:p>
-    <w:p>
-      <w:pPr>
-        <w:jc w:val="both"/>
+        <w:t xml:space="preserve"> images/profile/user1.png</w:t>
+      </w:r>
+    </w:p>
+    <w:p>
+      <w:pPr>
+        <w:jc w:val="both"/>
+        <w:rPr>
+          <w:rFonts w:ascii="Times New Roman" w:eastAsia="Times New Roman" w:hAnsi="Times New Roman" w:cs="Times New Roman"/>
+          <w:kern w:val="0"/>
+          <w:lang w:eastAsia="en-IN"/>
+          <w14:ligatures w14:val="none"/>
+        </w:rPr>
+      </w:pPr>
+    </w:p>
+    <w:p>
+      <w:pPr>
+        <w:jc w:val="both"/>
+        <w:rPr>
+          <w:rFonts w:ascii="Times New Roman" w:hAnsi="Times New Roman" w:cs="Times New Roman"/>
+        </w:rPr>
       </w:pPr>
       <w:r>
         <w:rPr>
@@ -898,10 +1243,14 @@
         <w:t>👉</w:t>
       </w:r>
       <w:r>
+        <w:rPr>
+          <w:rFonts w:ascii="Times New Roman" w:hAnsi="Times New Roman" w:cs="Times New Roman"/>
+        </w:rPr>
         <w:t xml:space="preserve"> S3 doesn't really have folders — it's just </w:t>
       </w:r>
       <w:r>
         <w:rPr>
+          <w:rFonts w:ascii="Times New Roman" w:hAnsi="Times New Roman" w:cs="Times New Roman"/>
           <w:b/>
           <w:bCs/>
         </w:rPr>
@@ -911,6 +1260,9 @@
     <w:p>
       <w:pPr>
         <w:jc w:val="both"/>
+        <w:rPr>
+          <w:rFonts w:ascii="Times New Roman" w:hAnsi="Times New Roman" w:cs="Times New Roman"/>
+        </w:rPr>
       </w:pPr>
     </w:p>
     <w:tbl>
@@ -953,12 +1305,14 @@
             <w:pPr>
               <w:jc w:val="both"/>
               <w:rPr>
+                <w:rFonts w:ascii="Times New Roman" w:hAnsi="Times New Roman" w:cs="Times New Roman"/>
                 <w:b/>
                 <w:bCs/>
               </w:rPr>
             </w:pPr>
             <w:r>
               <w:rPr>
+                <w:rFonts w:ascii="Times New Roman" w:hAnsi="Times New Roman" w:cs="Times New Roman"/>
                 <w:b/>
                 <w:bCs/>
               </w:rPr>
@@ -976,12 +1330,14 @@
             <w:pPr>
               <w:jc w:val="both"/>
               <w:rPr>
+                <w:rFonts w:ascii="Times New Roman" w:hAnsi="Times New Roman" w:cs="Times New Roman"/>
                 <w:b/>
                 <w:bCs/>
               </w:rPr>
             </w:pPr>
             <w:r>
               <w:rPr>
+                <w:rFonts w:ascii="Times New Roman" w:hAnsi="Times New Roman" w:cs="Times New Roman"/>
                 <w:b/>
                 <w:bCs/>
               </w:rPr>
@@ -999,12 +1355,14 @@
             <w:pPr>
               <w:jc w:val="both"/>
               <w:rPr>
+                <w:rFonts w:ascii="Times New Roman" w:hAnsi="Times New Roman" w:cs="Times New Roman"/>
                 <w:b/>
                 <w:bCs/>
               </w:rPr>
             </w:pPr>
             <w:r>
               <w:rPr>
+                <w:rFonts w:ascii="Times New Roman" w:hAnsi="Times New Roman" w:cs="Times New Roman"/>
                 <w:b/>
                 <w:bCs/>
               </w:rPr>
@@ -1026,8 +1384,14 @@
           <w:p>
             <w:pPr>
               <w:jc w:val="both"/>
+              <w:rPr>
+                <w:rFonts w:ascii="Times New Roman" w:hAnsi="Times New Roman" w:cs="Times New Roman"/>
+              </w:rPr>
             </w:pPr>
             <w:r>
+              <w:rPr>
+                <w:rFonts w:ascii="Times New Roman" w:hAnsi="Times New Roman" w:cs="Times New Roman"/>
+              </w:rPr>
               <w:t>Structure</w:t>
             </w:r>
           </w:p>
@@ -1041,8 +1405,14 @@
           <w:p>
             <w:pPr>
               <w:jc w:val="both"/>
+              <w:rPr>
+                <w:rFonts w:ascii="Times New Roman" w:hAnsi="Times New Roman" w:cs="Times New Roman"/>
+              </w:rPr>
             </w:pPr>
             <w:r>
+              <w:rPr>
+                <w:rFonts w:ascii="Times New Roman" w:hAnsi="Times New Roman" w:cs="Times New Roman"/>
+              </w:rPr>
               <w:t>Flat (key-based)</w:t>
             </w:r>
           </w:p>
@@ -1056,8 +1426,14 @@
           <w:p>
             <w:pPr>
               <w:jc w:val="both"/>
+              <w:rPr>
+                <w:rFonts w:ascii="Times New Roman" w:hAnsi="Times New Roman" w:cs="Times New Roman"/>
+              </w:rPr>
             </w:pPr>
             <w:r>
+              <w:rPr>
+                <w:rFonts w:ascii="Times New Roman" w:hAnsi="Times New Roman" w:cs="Times New Roman"/>
+              </w:rPr>
               <w:t>Hierarchical</w:t>
             </w:r>
           </w:p>
@@ -1076,8 +1452,14 @@
           <w:p>
             <w:pPr>
               <w:jc w:val="both"/>
+              <w:rPr>
+                <w:rFonts w:ascii="Times New Roman" w:hAnsi="Times New Roman" w:cs="Times New Roman"/>
+              </w:rPr>
             </w:pPr>
             <w:r>
+              <w:rPr>
+                <w:rFonts w:ascii="Times New Roman" w:hAnsi="Times New Roman" w:cs="Times New Roman"/>
+              </w:rPr>
               <w:t>Access</w:t>
             </w:r>
           </w:p>
@@ -1091,8 +1473,14 @@
           <w:p>
             <w:pPr>
               <w:jc w:val="both"/>
+              <w:rPr>
+                <w:rFonts w:ascii="Times New Roman" w:hAnsi="Times New Roman" w:cs="Times New Roman"/>
+              </w:rPr>
             </w:pPr>
             <w:r>
+              <w:rPr>
+                <w:rFonts w:ascii="Times New Roman" w:hAnsi="Times New Roman" w:cs="Times New Roman"/>
+              </w:rPr>
               <w:t>API/HTTP</w:t>
             </w:r>
           </w:p>
@@ -1106,8 +1494,14 @@
           <w:p>
             <w:pPr>
               <w:jc w:val="both"/>
+              <w:rPr>
+                <w:rFonts w:ascii="Times New Roman" w:hAnsi="Times New Roman" w:cs="Times New Roman"/>
+              </w:rPr>
             </w:pPr>
             <w:r>
+              <w:rPr>
+                <w:rFonts w:ascii="Times New Roman" w:hAnsi="Times New Roman" w:cs="Times New Roman"/>
+              </w:rPr>
               <w:t>OS-based</w:t>
             </w:r>
           </w:p>
@@ -1126,8 +1520,14 @@
           <w:p>
             <w:pPr>
               <w:jc w:val="both"/>
+              <w:rPr>
+                <w:rFonts w:ascii="Times New Roman" w:hAnsi="Times New Roman" w:cs="Times New Roman"/>
+              </w:rPr>
             </w:pPr>
             <w:r>
+              <w:rPr>
+                <w:rFonts w:ascii="Times New Roman" w:hAnsi="Times New Roman" w:cs="Times New Roman"/>
+              </w:rPr>
               <w:t>Scalability</w:t>
             </w:r>
           </w:p>
@@ -1141,8 +1541,14 @@
           <w:p>
             <w:pPr>
               <w:jc w:val="both"/>
+              <w:rPr>
+                <w:rFonts w:ascii="Times New Roman" w:hAnsi="Times New Roman" w:cs="Times New Roman"/>
+              </w:rPr>
             </w:pPr>
             <w:r>
+              <w:rPr>
+                <w:rFonts w:ascii="Times New Roman" w:hAnsi="Times New Roman" w:cs="Times New Roman"/>
+              </w:rPr>
               <w:t>Infinite</w:t>
             </w:r>
           </w:p>
@@ -1156,8 +1562,14 @@
           <w:p>
             <w:pPr>
               <w:jc w:val="both"/>
+              <w:rPr>
+                <w:rFonts w:ascii="Times New Roman" w:hAnsi="Times New Roman" w:cs="Times New Roman"/>
+              </w:rPr>
             </w:pPr>
             <w:r>
+              <w:rPr>
+                <w:rFonts w:ascii="Times New Roman" w:hAnsi="Times New Roman" w:cs="Times New Roman"/>
+              </w:rPr>
               <w:t>Limited</w:t>
             </w:r>
           </w:p>
@@ -1167,46 +1579,74 @@
     <w:p>
       <w:pPr>
         <w:jc w:val="both"/>
-      </w:pPr>
-    </w:p>
-    <w:p>
-      <w:pPr>
-        <w:jc w:val="both"/>
-      </w:pPr>
-    </w:p>
-    <w:p>
-      <w:pPr>
-        <w:jc w:val="both"/>
-      </w:pPr>
-    </w:p>
-    <w:p>
-      <w:pPr>
-        <w:jc w:val="both"/>
-      </w:pPr>
-    </w:p>
-    <w:p>
-      <w:pPr>
-        <w:jc w:val="both"/>
-      </w:pPr>
-    </w:p>
-    <w:p>
-      <w:pPr>
-        <w:jc w:val="both"/>
-        <w:rPr>
-          <w:b/>
-          <w:bCs/>
-        </w:rPr>
-      </w:pPr>
-      <w:r>
+        <w:rPr>
+          <w:rFonts w:ascii="Times New Roman" w:hAnsi="Times New Roman" w:cs="Times New Roman"/>
+        </w:rPr>
+      </w:pPr>
+    </w:p>
+    <w:p>
+      <w:pPr>
+        <w:jc w:val="both"/>
+        <w:rPr>
+          <w:rFonts w:ascii="Times New Roman" w:hAnsi="Times New Roman" w:cs="Times New Roman"/>
+        </w:rPr>
+      </w:pPr>
+    </w:p>
+    <w:p>
+      <w:pPr>
+        <w:jc w:val="both"/>
+        <w:rPr>
+          <w:rFonts w:ascii="Times New Roman" w:hAnsi="Times New Roman" w:cs="Times New Roman"/>
+        </w:rPr>
+      </w:pPr>
+    </w:p>
+    <w:p>
+      <w:pPr>
+        <w:jc w:val="both"/>
+        <w:rPr>
+          <w:rFonts w:ascii="Times New Roman" w:hAnsi="Times New Roman" w:cs="Times New Roman"/>
+        </w:rPr>
+      </w:pPr>
+    </w:p>
+    <w:p>
+      <w:pPr>
+        <w:jc w:val="both"/>
+        <w:rPr>
+          <w:rFonts w:ascii="Times New Roman" w:hAnsi="Times New Roman" w:cs="Times New Roman"/>
+        </w:rPr>
+      </w:pPr>
+    </w:p>
+    <w:p>
+      <w:pPr>
+        <w:jc w:val="both"/>
         <w:rPr>
           <w:rFonts w:ascii="Segoe UI Emoji" w:hAnsi="Segoe UI Emoji" w:cs="Segoe UI Emoji"/>
           <w:b/>
           <w:bCs/>
         </w:rPr>
+      </w:pPr>
+    </w:p>
+    <w:p>
+      <w:pPr>
+        <w:jc w:val="both"/>
+        <w:rPr>
+          <w:rFonts w:ascii="Times New Roman" w:hAnsi="Times New Roman" w:cs="Times New Roman"/>
+          <w:b/>
+          <w:bCs/>
+        </w:rPr>
+      </w:pPr>
+      <w:r>
+        <w:rPr>
+          <w:rFonts w:ascii="Segoe UI Emoji" w:hAnsi="Segoe UI Emoji" w:cs="Segoe UI Emoji"/>
+          <w:b/>
+          <w:bCs/>
+        </w:rPr>
+        <w:lastRenderedPageBreak/>
         <w:t>🔐</w:t>
       </w:r>
       <w:r>
         <w:rPr>
+          <w:rFonts w:ascii="Times New Roman" w:hAnsi="Times New Roman" w:cs="Times New Roman"/>
           <w:b/>
           <w:bCs/>
         </w:rPr>
@@ -1217,6 +1657,7 @@
       <w:pPr>
         <w:jc w:val="both"/>
         <w:rPr>
+          <w:rFonts w:ascii="Times New Roman" w:hAnsi="Times New Roman" w:cs="Times New Roman"/>
           <w:b/>
           <w:bCs/>
         </w:rPr>
@@ -1231,6 +1672,7 @@
       </w:r>
       <w:r>
         <w:rPr>
+          <w:rFonts w:ascii="Times New Roman" w:hAnsi="Times New Roman" w:cs="Times New Roman"/>
           <w:b/>
           <w:bCs/>
         </w:rPr>
@@ -1244,18 +1686,28 @@
           <w:numId w:val="6"/>
         </w:numPr>
         <w:jc w:val="both"/>
-      </w:pPr>
-      <w:r>
+        <w:rPr>
+          <w:rFonts w:ascii="Times New Roman" w:hAnsi="Times New Roman" w:cs="Times New Roman"/>
+        </w:rPr>
+      </w:pPr>
+      <w:r>
+        <w:rPr>
+          <w:rFonts w:ascii="Times New Roman" w:hAnsi="Times New Roman" w:cs="Times New Roman"/>
+        </w:rPr>
         <w:t xml:space="preserve">Only </w:t>
       </w:r>
       <w:r>
         <w:rPr>
+          <w:rFonts w:ascii="Times New Roman" w:hAnsi="Times New Roman" w:cs="Times New Roman"/>
           <w:b/>
           <w:bCs/>
         </w:rPr>
         <w:t>owner (IAM user/role)</w:t>
       </w:r>
       <w:r>
+        <w:rPr>
+          <w:rFonts w:ascii="Times New Roman" w:hAnsi="Times New Roman" w:cs="Times New Roman"/>
+        </w:rPr>
         <w:t xml:space="preserve"> can access </w:t>
       </w:r>
     </w:p>
@@ -1266,8 +1718,14 @@
           <w:numId w:val="6"/>
         </w:numPr>
         <w:jc w:val="both"/>
-      </w:pPr>
-      <w:r>
+        <w:rPr>
+          <w:rFonts w:ascii="Times New Roman" w:hAnsi="Times New Roman" w:cs="Times New Roman"/>
+        </w:rPr>
+      </w:pPr>
+      <w:r>
+        <w:rPr>
+          <w:rFonts w:ascii="Times New Roman" w:hAnsi="Times New Roman" w:cs="Times New Roman"/>
+        </w:rPr>
         <w:t xml:space="preserve">Secure by default </w:t>
       </w:r>
     </w:p>
@@ -1278,8 +1736,14 @@
           <w:numId w:val="6"/>
         </w:numPr>
         <w:jc w:val="both"/>
-      </w:pPr>
-      <w:r>
+        <w:rPr>
+          <w:rFonts w:ascii="Times New Roman" w:hAnsi="Times New Roman" w:cs="Times New Roman"/>
+        </w:rPr>
+      </w:pPr>
+      <w:r>
+        <w:rPr>
+          <w:rFonts w:ascii="Times New Roman" w:hAnsi="Times New Roman" w:cs="Times New Roman"/>
+        </w:rPr>
         <w:t xml:space="preserve">Used for: </w:t>
       </w:r>
     </w:p>
@@ -1290,8 +1754,14 @@
           <w:numId w:val="6"/>
         </w:numPr>
         <w:jc w:val="both"/>
-      </w:pPr>
-      <w:r>
+        <w:rPr>
+          <w:rFonts w:ascii="Times New Roman" w:hAnsi="Times New Roman" w:cs="Times New Roman"/>
+        </w:rPr>
+      </w:pPr>
+      <w:r>
+        <w:rPr>
+          <w:rFonts w:ascii="Times New Roman" w:hAnsi="Times New Roman" w:cs="Times New Roman"/>
+        </w:rPr>
         <w:t xml:space="preserve">Backups </w:t>
       </w:r>
     </w:p>
@@ -1302,8 +1772,14 @@
           <w:numId w:val="6"/>
         </w:numPr>
         <w:jc w:val="both"/>
-      </w:pPr>
-      <w:r>
+        <w:rPr>
+          <w:rFonts w:ascii="Times New Roman" w:hAnsi="Times New Roman" w:cs="Times New Roman"/>
+        </w:rPr>
+      </w:pPr>
+      <w:r>
+        <w:rPr>
+          <w:rFonts w:ascii="Times New Roman" w:hAnsi="Times New Roman" w:cs="Times New Roman"/>
+        </w:rPr>
         <w:t xml:space="preserve">Sensitive data </w:t>
       </w:r>
     </w:p>
@@ -1314,16 +1790,28 @@
           <w:numId w:val="6"/>
         </w:numPr>
         <w:jc w:val="both"/>
-      </w:pPr>
-      <w:r>
+        <w:rPr>
+          <w:rFonts w:ascii="Times New Roman" w:hAnsi="Times New Roman" w:cs="Times New Roman"/>
+        </w:rPr>
+      </w:pPr>
+      <w:r>
+        <w:rPr>
+          <w:rFonts w:ascii="Times New Roman" w:hAnsi="Times New Roman" w:cs="Times New Roman"/>
+        </w:rPr>
         <w:t xml:space="preserve">Logs </w:t>
       </w:r>
     </w:p>
     <w:p>
       <w:pPr>
         <w:jc w:val="both"/>
-      </w:pPr>
-      <w:r>
+        <w:rPr>
+          <w:rFonts w:ascii="Times New Roman" w:hAnsi="Times New Roman" w:cs="Times New Roman"/>
+        </w:rPr>
+      </w:pPr>
+      <w:r>
+        <w:rPr>
+          <w:rFonts w:ascii="Times New Roman" w:hAnsi="Times New Roman" w:cs="Times New Roman"/>
+        </w:rPr>
         <w:pict w14:anchorId="7D35922B">
           <v:rect id="_x0000_i1025" style="width:0;height:1.5pt" o:hralign="center" o:hrstd="t" o:hr="t" fillcolor="#a0a0a0" stroked="f"/>
         </w:pict>
@@ -1333,6 +1821,7 @@
       <w:pPr>
         <w:jc w:val="both"/>
         <w:rPr>
+          <w:rFonts w:ascii="Times New Roman" w:hAnsi="Times New Roman" w:cs="Times New Roman"/>
           <w:b/>
           <w:bCs/>
         </w:rPr>
@@ -1347,6 +1836,7 @@
       </w:r>
       <w:r>
         <w:rPr>
+          <w:rFonts w:ascii="Times New Roman" w:hAnsi="Times New Roman" w:cs="Times New Roman"/>
           <w:b/>
           <w:bCs/>
         </w:rPr>
@@ -1360,8 +1850,14 @@
           <w:numId w:val="7"/>
         </w:numPr>
         <w:jc w:val="both"/>
-      </w:pPr>
-      <w:r>
+        <w:rPr>
+          <w:rFonts w:ascii="Times New Roman" w:hAnsi="Times New Roman" w:cs="Times New Roman"/>
+        </w:rPr>
+      </w:pPr>
+      <w:r>
+        <w:rPr>
+          <w:rFonts w:ascii="Times New Roman" w:hAnsi="Times New Roman" w:cs="Times New Roman"/>
+        </w:rPr>
         <w:t xml:space="preserve">Anyone on internet can access via URL </w:t>
       </w:r>
     </w:p>
@@ -1372,16 +1868,28 @@
           <w:numId w:val="7"/>
         </w:numPr>
         <w:jc w:val="both"/>
-      </w:pPr>
-      <w:r>
+        <w:rPr>
+          <w:rFonts w:ascii="Times New Roman" w:hAnsi="Times New Roman" w:cs="Times New Roman"/>
+        </w:rPr>
+      </w:pPr>
+      <w:r>
+        <w:rPr>
+          <w:rFonts w:ascii="Times New Roman" w:hAnsi="Times New Roman" w:cs="Times New Roman"/>
+        </w:rPr>
         <w:t xml:space="preserve">Example: </w:t>
       </w:r>
     </w:p>
     <w:p>
       <w:pPr>
         <w:jc w:val="both"/>
-      </w:pPr>
-      <w:r>
+        <w:rPr>
+          <w:rFonts w:ascii="Times New Roman" w:hAnsi="Times New Roman" w:cs="Times New Roman"/>
+        </w:rPr>
+      </w:pPr>
+      <w:r>
+        <w:rPr>
+          <w:rFonts w:ascii="Times New Roman" w:hAnsi="Times New Roman" w:cs="Times New Roman"/>
+        </w:rPr>
         <w:t>https://my-bucket.s3.amazonaws.com/image.jpg</w:t>
       </w:r>
     </w:p>
@@ -1389,12 +1897,14 @@
       <w:pPr>
         <w:jc w:val="both"/>
         <w:rPr>
-          <w:b/>
-          <w:bCs/>
-        </w:rPr>
-      </w:pPr>
-      <w:r>
-        <w:rPr>
+          <w:rFonts w:ascii="Times New Roman" w:hAnsi="Times New Roman" w:cs="Times New Roman"/>
+          <w:b/>
+          <w:bCs/>
+        </w:rPr>
+      </w:pPr>
+      <w:r>
+        <w:rPr>
+          <w:rFonts w:ascii="Times New Roman" w:hAnsi="Times New Roman" w:cs="Times New Roman"/>
           <w:b/>
           <w:bCs/>
         </w:rPr>
@@ -1408,14 +1918,23 @@
           <w:numId w:val="8"/>
         </w:numPr>
         <w:jc w:val="both"/>
-      </w:pPr>
-      <w:r>
+        <w:rPr>
+          <w:rFonts w:ascii="Times New Roman" w:hAnsi="Times New Roman" w:cs="Times New Roman"/>
+        </w:rPr>
+      </w:pPr>
+      <w:r>
+        <w:rPr>
+          <w:rFonts w:ascii="Times New Roman" w:hAnsi="Times New Roman" w:cs="Times New Roman"/>
+        </w:rPr>
         <w:t xml:space="preserve">Bucket policy OR object ACL </w:t>
       </w:r>
     </w:p>
     <w:p>
       <w:pPr>
         <w:jc w:val="both"/>
+        <w:rPr>
+          <w:rFonts w:ascii="Times New Roman" w:hAnsi="Times New Roman" w:cs="Times New Roman"/>
+        </w:rPr>
       </w:pPr>
       <w:r>
         <w:rPr>
@@ -1424,6 +1943,9 @@
         <w:t>⚠️</w:t>
       </w:r>
       <w:r>
+        <w:rPr>
+          <w:rFonts w:ascii="Times New Roman" w:hAnsi="Times New Roman" w:cs="Times New Roman"/>
+        </w:rPr>
         <w:t xml:space="preserve"> Risk:</w:t>
       </w:r>
     </w:p>
@@ -1434,16 +1956,28 @@
           <w:numId w:val="9"/>
         </w:numPr>
         <w:jc w:val="both"/>
-      </w:pPr>
-      <w:r>
+        <w:rPr>
+          <w:rFonts w:ascii="Times New Roman" w:hAnsi="Times New Roman" w:cs="Times New Roman"/>
+        </w:rPr>
+      </w:pPr>
+      <w:r>
+        <w:rPr>
+          <w:rFonts w:ascii="Times New Roman" w:hAnsi="Times New Roman" w:cs="Times New Roman"/>
+        </w:rPr>
         <w:t xml:space="preserve">Data leak if misconfigured (very common in real-world incidents) </w:t>
       </w:r>
     </w:p>
     <w:p>
       <w:pPr>
         <w:jc w:val="both"/>
-      </w:pPr>
-      <w:r>
+        <w:rPr>
+          <w:rFonts w:ascii="Times New Roman" w:hAnsi="Times New Roman" w:cs="Times New Roman"/>
+        </w:rPr>
+      </w:pPr>
+      <w:r>
+        <w:rPr>
+          <w:rFonts w:ascii="Times New Roman" w:hAnsi="Times New Roman" w:cs="Times New Roman"/>
+        </w:rPr>
         <w:pict w14:anchorId="0B3572E9">
           <v:rect id="_x0000_i1026" style="width:0;height:1.5pt" o:hralign="center" o:hrstd="t" o:hr="t" fillcolor="#a0a0a0" stroked="f"/>
         </w:pict>
@@ -1453,6 +1987,7 @@
       <w:pPr>
         <w:jc w:val="both"/>
         <w:rPr>
+          <w:rFonts w:ascii="Times New Roman" w:hAnsi="Times New Roman" w:cs="Times New Roman"/>
           <w:b/>
           <w:bCs/>
         </w:rPr>
@@ -1467,6 +2002,7 @@
       </w:r>
       <w:r>
         <w:rPr>
+          <w:rFonts w:ascii="Times New Roman" w:hAnsi="Times New Roman" w:cs="Times New Roman"/>
           <w:b/>
           <w:bCs/>
         </w:rPr>
@@ -1480,18 +2016,28 @@
           <w:numId w:val="10"/>
         </w:numPr>
         <w:jc w:val="both"/>
-      </w:pPr>
-      <w:r>
+        <w:rPr>
+          <w:rFonts w:ascii="Times New Roman" w:hAnsi="Times New Roman" w:cs="Times New Roman"/>
+        </w:rPr>
+      </w:pPr>
+      <w:r>
+        <w:rPr>
+          <w:rFonts w:ascii="Times New Roman" w:hAnsi="Times New Roman" w:cs="Times New Roman"/>
+        </w:rPr>
         <w:t xml:space="preserve">Keep bucket </w:t>
       </w:r>
       <w:r>
         <w:rPr>
+          <w:rFonts w:ascii="Times New Roman" w:hAnsi="Times New Roman" w:cs="Times New Roman"/>
           <w:b/>
           <w:bCs/>
         </w:rPr>
         <w:t>private</w:t>
       </w:r>
       <w:r>
+        <w:rPr>
+          <w:rFonts w:ascii="Times New Roman" w:hAnsi="Times New Roman" w:cs="Times New Roman"/>
+        </w:rPr>
         <w:t xml:space="preserve"> </w:t>
       </w:r>
     </w:p>
@@ -1502,84 +2048,139 @@
           <w:numId w:val="10"/>
         </w:numPr>
         <w:jc w:val="both"/>
-      </w:pPr>
-      <w:r>
+        <w:rPr>
+          <w:rFonts w:ascii="Times New Roman" w:hAnsi="Times New Roman" w:cs="Times New Roman"/>
+        </w:rPr>
+      </w:pPr>
+      <w:r>
+        <w:rPr>
+          <w:rFonts w:ascii="Times New Roman" w:hAnsi="Times New Roman" w:cs="Times New Roman"/>
+        </w:rPr>
         <w:t xml:space="preserve">Use </w:t>
       </w:r>
       <w:r>
         <w:rPr>
+          <w:rFonts w:ascii="Times New Roman" w:hAnsi="Times New Roman" w:cs="Times New Roman"/>
           <w:b/>
           <w:bCs/>
         </w:rPr>
         <w:t>pre-signed URLs</w:t>
       </w:r>
       <w:r>
+        <w:rPr>
+          <w:rFonts w:ascii="Times New Roman" w:hAnsi="Times New Roman" w:cs="Times New Roman"/>
+        </w:rPr>
         <w:t xml:space="preserve"> for temporary access</w:t>
       </w:r>
     </w:p>
     <w:p>
       <w:pPr>
         <w:jc w:val="both"/>
-      </w:pPr>
-    </w:p>
-    <w:p>
-      <w:pPr>
-        <w:jc w:val="both"/>
-      </w:pPr>
-    </w:p>
-    <w:p>
-      <w:pPr>
-        <w:jc w:val="both"/>
-      </w:pPr>
-    </w:p>
-    <w:p>
-      <w:pPr>
-        <w:jc w:val="both"/>
-      </w:pPr>
-    </w:p>
-    <w:p>
-      <w:pPr>
-        <w:jc w:val="both"/>
-      </w:pPr>
-    </w:p>
-    <w:p>
-      <w:pPr>
-        <w:jc w:val="both"/>
-      </w:pPr>
-    </w:p>
-    <w:p>
-      <w:pPr>
-        <w:jc w:val="both"/>
-        <w:rPr>
-          <w:b/>
-          <w:bCs/>
-        </w:rPr>
-      </w:pPr>
-      <w:r>
-        <w:rPr>
-          <w:b/>
-          <w:bCs/>
-        </w:rPr>
-        <w:t>Common Use Cases</w:t>
-      </w:r>
-      <w:r>
-        <w:rPr>
-          <w:b/>
-          <w:bCs/>
-        </w:rPr>
-        <w:t>:</w:t>
-      </w:r>
-    </w:p>
-    <w:p>
-      <w:pPr>
-        <w:jc w:val="both"/>
-        <w:rPr>
-          <w:b/>
-          <w:bCs/>
-        </w:rPr>
-      </w:pPr>
-      <w:r>
-        <w:rPr>
+        <w:rPr>
+          <w:rFonts w:ascii="Times New Roman" w:hAnsi="Times New Roman" w:cs="Times New Roman"/>
+        </w:rPr>
+      </w:pPr>
+    </w:p>
+    <w:p>
+      <w:pPr>
+        <w:jc w:val="both"/>
+        <w:rPr>
+          <w:rFonts w:ascii="Times New Roman" w:hAnsi="Times New Roman" w:cs="Times New Roman"/>
+        </w:rPr>
+      </w:pPr>
+    </w:p>
+    <w:p>
+      <w:pPr>
+        <w:jc w:val="both"/>
+        <w:rPr>
+          <w:rFonts w:ascii="Times New Roman" w:hAnsi="Times New Roman" w:cs="Times New Roman"/>
+        </w:rPr>
+      </w:pPr>
+    </w:p>
+    <w:p>
+      <w:pPr>
+        <w:jc w:val="both"/>
+        <w:rPr>
+          <w:rFonts w:ascii="Times New Roman" w:hAnsi="Times New Roman" w:cs="Times New Roman"/>
+        </w:rPr>
+      </w:pPr>
+    </w:p>
+    <w:p>
+      <w:pPr>
+        <w:jc w:val="both"/>
+        <w:rPr>
+          <w:rFonts w:ascii="Times New Roman" w:hAnsi="Times New Roman" w:cs="Times New Roman"/>
+        </w:rPr>
+      </w:pPr>
+    </w:p>
+    <w:p>
+      <w:pPr>
+        <w:jc w:val="both"/>
+        <w:rPr>
+          <w:rFonts w:ascii="Times New Roman" w:hAnsi="Times New Roman" w:cs="Times New Roman"/>
+        </w:rPr>
+      </w:pPr>
+    </w:p>
+    <w:p>
+      <w:pPr>
+        <w:jc w:val="both"/>
+        <w:rPr>
+          <w:rFonts w:ascii="Times New Roman" w:hAnsi="Times New Roman" w:cs="Times New Roman"/>
+          <w:b/>
+          <w:bCs/>
+        </w:rPr>
+      </w:pPr>
+    </w:p>
+    <w:p>
+      <w:pPr>
+        <w:jc w:val="both"/>
+        <w:rPr>
+          <w:rFonts w:ascii="Times New Roman" w:hAnsi="Times New Roman" w:cs="Times New Roman"/>
+          <w:b/>
+          <w:bCs/>
+        </w:rPr>
+      </w:pPr>
+    </w:p>
+    <w:p>
+      <w:pPr>
+        <w:jc w:val="both"/>
+        <w:rPr>
+          <w:rFonts w:ascii="Times New Roman" w:hAnsi="Times New Roman" w:cs="Times New Roman"/>
+          <w:b/>
+          <w:bCs/>
+        </w:rPr>
+      </w:pPr>
+    </w:p>
+    <w:p>
+      <w:pPr>
+        <w:jc w:val="both"/>
+        <w:rPr>
+          <w:rFonts w:ascii="Times New Roman" w:hAnsi="Times New Roman" w:cs="Times New Roman"/>
+          <w:b/>
+          <w:bCs/>
+        </w:rPr>
+      </w:pPr>
+      <w:r>
+        <w:rPr>
+          <w:rFonts w:ascii="Times New Roman" w:hAnsi="Times New Roman" w:cs="Times New Roman"/>
+          <w:b/>
+          <w:bCs/>
+        </w:rPr>
+        <w:t>Common Use Cases:</w:t>
+      </w:r>
+    </w:p>
+    <w:p>
+      <w:pPr>
+        <w:jc w:val="both"/>
+        <w:rPr>
+          <w:rFonts w:ascii="Times New Roman" w:hAnsi="Times New Roman" w:cs="Times New Roman"/>
+          <w:b/>
+          <w:bCs/>
+        </w:rPr>
+      </w:pPr>
+      <w:r>
+        <w:rPr>
+          <w:rFonts w:ascii="Times New Roman" w:hAnsi="Times New Roman" w:cs="Times New Roman"/>
           <w:b/>
           <w:bCs/>
         </w:rPr>
@@ -1595,6 +2196,7 @@
       </w:r>
       <w:r>
         <w:rPr>
+          <w:rFonts w:ascii="Times New Roman" w:hAnsi="Times New Roman" w:cs="Times New Roman"/>
           <w:b/>
           <w:bCs/>
         </w:rPr>
@@ -1608,8 +2210,14 @@
           <w:numId w:val="11"/>
         </w:numPr>
         <w:jc w:val="both"/>
-      </w:pPr>
-      <w:r>
+        <w:rPr>
+          <w:rFonts w:ascii="Times New Roman" w:hAnsi="Times New Roman" w:cs="Times New Roman"/>
+        </w:rPr>
+      </w:pPr>
+      <w:r>
+        <w:rPr>
+          <w:rFonts w:ascii="Times New Roman" w:hAnsi="Times New Roman" w:cs="Times New Roman"/>
+        </w:rPr>
         <w:t xml:space="preserve">Profile pictures </w:t>
       </w:r>
     </w:p>
@@ -1620,8 +2228,14 @@
           <w:numId w:val="11"/>
         </w:numPr>
         <w:jc w:val="both"/>
-      </w:pPr>
-      <w:r>
+        <w:rPr>
+          <w:rFonts w:ascii="Times New Roman" w:hAnsi="Times New Roman" w:cs="Times New Roman"/>
+        </w:rPr>
+      </w:pPr>
+      <w:r>
+        <w:rPr>
+          <w:rFonts w:ascii="Times New Roman" w:hAnsi="Times New Roman" w:cs="Times New Roman"/>
+        </w:rPr>
         <w:t xml:space="preserve">Website assets </w:t>
       </w:r>
     </w:p>
@@ -1632,26 +2246,42 @@
           <w:numId w:val="11"/>
         </w:numPr>
         <w:jc w:val="both"/>
-      </w:pPr>
-      <w:r>
+        <w:rPr>
+          <w:rFonts w:ascii="Times New Roman" w:hAnsi="Times New Roman" w:cs="Times New Roman"/>
+        </w:rPr>
+      </w:pPr>
+      <w:r>
+        <w:rPr>
+          <w:rFonts w:ascii="Times New Roman" w:hAnsi="Times New Roman" w:cs="Times New Roman"/>
+        </w:rPr>
         <w:t xml:space="preserve">CDN integration (via </w:t>
       </w:r>
       <w:r>
         <w:rPr>
+          <w:rFonts w:ascii="Times New Roman" w:hAnsi="Times New Roman" w:cs="Times New Roman"/>
           <w:b/>
           <w:bCs/>
         </w:rPr>
         <w:t>Amazon CloudFront</w:t>
       </w:r>
       <w:r>
+        <w:rPr>
+          <w:rFonts w:ascii="Times New Roman" w:hAnsi="Times New Roman" w:cs="Times New Roman"/>
+        </w:rPr>
         <w:t xml:space="preserve">) </w:t>
       </w:r>
     </w:p>
     <w:p>
       <w:pPr>
         <w:jc w:val="both"/>
-      </w:pPr>
-      <w:r>
+        <w:rPr>
+          <w:rFonts w:ascii="Times New Roman" w:hAnsi="Times New Roman" w:cs="Times New Roman"/>
+        </w:rPr>
+      </w:pPr>
+      <w:r>
+        <w:rPr>
+          <w:rFonts w:ascii="Times New Roman" w:hAnsi="Times New Roman" w:cs="Times New Roman"/>
+        </w:rPr>
         <w:pict w14:anchorId="4EAF463E">
           <v:rect id="_x0000_i1027" style="width:0;height:1.5pt" o:hralign="center" o:hrstd="t" o:hr="t" fillcolor="#a0a0a0" stroked="f"/>
         </w:pict>
@@ -1661,12 +2291,14 @@
       <w:pPr>
         <w:jc w:val="both"/>
         <w:rPr>
-          <w:b/>
-          <w:bCs/>
-        </w:rPr>
-      </w:pPr>
-      <w:r>
-        <w:rPr>
+          <w:rFonts w:ascii="Times New Roman" w:hAnsi="Times New Roman" w:cs="Times New Roman"/>
+          <w:b/>
+          <w:bCs/>
+        </w:rPr>
+      </w:pPr>
+      <w:r>
+        <w:rPr>
+          <w:rFonts w:ascii="Times New Roman" w:hAnsi="Times New Roman" w:cs="Times New Roman"/>
           <w:b/>
           <w:bCs/>
         </w:rPr>
@@ -1682,6 +2314,7 @@
       </w:r>
       <w:r>
         <w:rPr>
+          <w:rFonts w:ascii="Times New Roman" w:hAnsi="Times New Roman" w:cs="Times New Roman"/>
           <w:b/>
           <w:bCs/>
         </w:rPr>
@@ -1695,8 +2328,14 @@
           <w:numId w:val="12"/>
         </w:numPr>
         <w:jc w:val="both"/>
-      </w:pPr>
-      <w:r>
+        <w:rPr>
+          <w:rFonts w:ascii="Times New Roman" w:hAnsi="Times New Roman" w:cs="Times New Roman"/>
+        </w:rPr>
+      </w:pPr>
+      <w:r>
+        <w:rPr>
+          <w:rFonts w:ascii="Times New Roman" w:hAnsi="Times New Roman" w:cs="Times New Roman"/>
+        </w:rPr>
         <w:t xml:space="preserve">Database backups </w:t>
       </w:r>
     </w:p>
@@ -1707,8 +2346,14 @@
           <w:numId w:val="12"/>
         </w:numPr>
         <w:jc w:val="both"/>
-      </w:pPr>
-      <w:r>
+        <w:rPr>
+          <w:rFonts w:ascii="Times New Roman" w:hAnsi="Times New Roman" w:cs="Times New Roman"/>
+        </w:rPr>
+      </w:pPr>
+      <w:r>
+        <w:rPr>
+          <w:rFonts w:ascii="Times New Roman" w:hAnsi="Times New Roman" w:cs="Times New Roman"/>
+        </w:rPr>
         <w:t xml:space="preserve">Logs </w:t>
       </w:r>
     </w:p>
@@ -1719,16 +2364,28 @@
           <w:numId w:val="12"/>
         </w:numPr>
         <w:jc w:val="both"/>
-      </w:pPr>
-      <w:r>
+        <w:rPr>
+          <w:rFonts w:ascii="Times New Roman" w:hAnsi="Times New Roman" w:cs="Times New Roman"/>
+        </w:rPr>
+      </w:pPr>
+      <w:r>
+        <w:rPr>
+          <w:rFonts w:ascii="Times New Roman" w:hAnsi="Times New Roman" w:cs="Times New Roman"/>
+        </w:rPr>
         <w:t xml:space="preserve">Versioning support </w:t>
       </w:r>
     </w:p>
     <w:p>
       <w:pPr>
         <w:jc w:val="both"/>
-      </w:pPr>
-      <w:r>
+        <w:rPr>
+          <w:rFonts w:ascii="Times New Roman" w:hAnsi="Times New Roman" w:cs="Times New Roman"/>
+        </w:rPr>
+      </w:pPr>
+      <w:r>
+        <w:rPr>
+          <w:rFonts w:ascii="Times New Roman" w:hAnsi="Times New Roman" w:cs="Times New Roman"/>
+        </w:rPr>
         <w:pict w14:anchorId="35269E80">
           <v:rect id="_x0000_i1028" style="width:0;height:1.5pt" o:hralign="center" o:hrstd="t" o:hr="t" fillcolor="#a0a0a0" stroked="f"/>
         </w:pict>
@@ -1738,12 +2395,14 @@
       <w:pPr>
         <w:jc w:val="both"/>
         <w:rPr>
-          <w:b/>
-          <w:bCs/>
-        </w:rPr>
-      </w:pPr>
-      <w:r>
-        <w:rPr>
+          <w:rFonts w:ascii="Times New Roman" w:hAnsi="Times New Roman" w:cs="Times New Roman"/>
+          <w:b/>
+          <w:bCs/>
+        </w:rPr>
+      </w:pPr>
+      <w:r>
+        <w:rPr>
+          <w:rFonts w:ascii="Times New Roman" w:hAnsi="Times New Roman" w:cs="Times New Roman"/>
           <w:b/>
           <w:bCs/>
         </w:rPr>
@@ -1759,6 +2418,7 @@
       </w:r>
       <w:r>
         <w:rPr>
+          <w:rFonts w:ascii="Times New Roman" w:hAnsi="Times New Roman" w:cs="Times New Roman"/>
           <w:b/>
           <w:bCs/>
         </w:rPr>
@@ -1772,8 +2432,14 @@
           <w:numId w:val="13"/>
         </w:numPr>
         <w:jc w:val="both"/>
-      </w:pPr>
-      <w:r>
+        <w:rPr>
+          <w:rFonts w:ascii="Times New Roman" w:hAnsi="Times New Roman" w:cs="Times New Roman"/>
+        </w:rPr>
+      </w:pPr>
+      <w:r>
+        <w:rPr>
+          <w:rFonts w:ascii="Times New Roman" w:hAnsi="Times New Roman" w:cs="Times New Roman"/>
+        </w:rPr>
         <w:t xml:space="preserve">Store large datasets </w:t>
       </w:r>
     </w:p>
@@ -1784,26 +2450,42 @@
           <w:numId w:val="13"/>
         </w:numPr>
         <w:jc w:val="both"/>
-      </w:pPr>
-      <w:r>
+        <w:rPr>
+          <w:rFonts w:ascii="Times New Roman" w:hAnsi="Times New Roman" w:cs="Times New Roman"/>
+        </w:rPr>
+      </w:pPr>
+      <w:r>
+        <w:rPr>
+          <w:rFonts w:ascii="Times New Roman" w:hAnsi="Times New Roman" w:cs="Times New Roman"/>
+        </w:rPr>
         <w:t xml:space="preserve">Used with tools like </w:t>
       </w:r>
       <w:r>
         <w:rPr>
+          <w:rFonts w:ascii="Times New Roman" w:hAnsi="Times New Roman" w:cs="Times New Roman"/>
           <w:b/>
           <w:bCs/>
         </w:rPr>
         <w:t>Amazon Athena</w:t>
       </w:r>
       <w:r>
+        <w:rPr>
+          <w:rFonts w:ascii="Times New Roman" w:hAnsi="Times New Roman" w:cs="Times New Roman"/>
+        </w:rPr>
         <w:t xml:space="preserve"> </w:t>
       </w:r>
     </w:p>
     <w:p>
       <w:pPr>
         <w:jc w:val="both"/>
-      </w:pPr>
-      <w:r>
+        <w:rPr>
+          <w:rFonts w:ascii="Times New Roman" w:hAnsi="Times New Roman" w:cs="Times New Roman"/>
+        </w:rPr>
+      </w:pPr>
+      <w:r>
+        <w:rPr>
+          <w:rFonts w:ascii="Times New Roman" w:hAnsi="Times New Roman" w:cs="Times New Roman"/>
+        </w:rPr>
         <w:pict w14:anchorId="259B7682">
           <v:rect id="_x0000_i1029" style="width:0;height:1.5pt" o:hralign="center" o:hrstd="t" o:hr="t" fillcolor="#a0a0a0" stroked="f"/>
         </w:pict>
@@ -1813,12 +2495,14 @@
       <w:pPr>
         <w:jc w:val="both"/>
         <w:rPr>
-          <w:b/>
-          <w:bCs/>
-        </w:rPr>
-      </w:pPr>
-      <w:r>
-        <w:rPr>
+          <w:rFonts w:ascii="Times New Roman" w:hAnsi="Times New Roman" w:cs="Times New Roman"/>
+          <w:b/>
+          <w:bCs/>
+        </w:rPr>
+      </w:pPr>
+      <w:r>
+        <w:rPr>
+          <w:rFonts w:ascii="Times New Roman" w:hAnsi="Times New Roman" w:cs="Times New Roman"/>
           <w:b/>
           <w:bCs/>
         </w:rPr>
@@ -1834,6 +2518,7 @@
       </w:r>
       <w:r>
         <w:rPr>
+          <w:rFonts w:ascii="Times New Roman" w:hAnsi="Times New Roman" w:cs="Times New Roman"/>
           <w:b/>
           <w:bCs/>
         </w:rPr>
@@ -1847,8 +2532,14 @@
           <w:numId w:val="14"/>
         </w:numPr>
         <w:jc w:val="both"/>
-      </w:pPr>
-      <w:r>
+        <w:rPr>
+          <w:rFonts w:ascii="Times New Roman" w:hAnsi="Times New Roman" w:cs="Times New Roman"/>
+        </w:rPr>
+      </w:pPr>
+      <w:r>
+        <w:rPr>
+          <w:rFonts w:ascii="Times New Roman" w:hAnsi="Times New Roman" w:cs="Times New Roman"/>
+        </w:rPr>
         <w:t xml:space="preserve">Upload files from frontend → store in S3 </w:t>
       </w:r>
     </w:p>
@@ -1859,8 +2550,14 @@
           <w:numId w:val="14"/>
         </w:numPr>
         <w:jc w:val="both"/>
-      </w:pPr>
-      <w:r>
+        <w:rPr>
+          <w:rFonts w:ascii="Times New Roman" w:hAnsi="Times New Roman" w:cs="Times New Roman"/>
+        </w:rPr>
+      </w:pPr>
+      <w:r>
+        <w:rPr>
+          <w:rFonts w:ascii="Times New Roman" w:hAnsi="Times New Roman" w:cs="Times New Roman"/>
+        </w:rPr>
         <w:t xml:space="preserve">Common in: </w:t>
       </w:r>
     </w:p>
@@ -1871,8 +2568,14 @@
           <w:numId w:val="14"/>
         </w:numPr>
         <w:jc w:val="both"/>
-      </w:pPr>
-      <w:r>
+        <w:rPr>
+          <w:rFonts w:ascii="Times New Roman" w:hAnsi="Times New Roman" w:cs="Times New Roman"/>
+        </w:rPr>
+      </w:pPr>
+      <w:r>
+        <w:rPr>
+          <w:rFonts w:ascii="Times New Roman" w:hAnsi="Times New Roman" w:cs="Times New Roman"/>
+        </w:rPr>
         <w:t xml:space="preserve">Resume upload </w:t>
       </w:r>
     </w:p>
@@ -1883,8 +2586,14 @@
           <w:numId w:val="14"/>
         </w:numPr>
         <w:jc w:val="both"/>
-      </w:pPr>
-      <w:r>
+        <w:rPr>
+          <w:rFonts w:ascii="Times New Roman" w:hAnsi="Times New Roman" w:cs="Times New Roman"/>
+        </w:rPr>
+      </w:pPr>
+      <w:r>
+        <w:rPr>
+          <w:rFonts w:ascii="Times New Roman" w:hAnsi="Times New Roman" w:cs="Times New Roman"/>
+        </w:rPr>
         <w:t xml:space="preserve">Documents </w:t>
       </w:r>
     </w:p>
@@ -1895,26 +2604,37 @@
           <w:numId w:val="14"/>
         </w:numPr>
         <w:jc w:val="both"/>
-      </w:pPr>
-      <w:r>
+        <w:rPr>
+          <w:rFonts w:ascii="Times New Roman" w:hAnsi="Times New Roman" w:cs="Times New Roman"/>
+        </w:rPr>
+      </w:pPr>
+      <w:r>
+        <w:rPr>
+          <w:rFonts w:ascii="Times New Roman" w:hAnsi="Times New Roman" w:cs="Times New Roman"/>
+        </w:rPr>
         <w:t>Media apps</w:t>
       </w:r>
     </w:p>
     <w:p>
       <w:pPr>
         <w:jc w:val="both"/>
-      </w:pPr>
-    </w:p>
-    <w:p>
-      <w:pPr>
-        <w:jc w:val="both"/>
-        <w:rPr>
-          <w:b/>
-          <w:bCs/>
-        </w:rPr>
-      </w:pPr>
-      <w:r>
-        <w:rPr>
+        <w:rPr>
+          <w:rFonts w:ascii="Times New Roman" w:hAnsi="Times New Roman" w:cs="Times New Roman"/>
+        </w:rPr>
+      </w:pPr>
+    </w:p>
+    <w:p>
+      <w:pPr>
+        <w:jc w:val="both"/>
+        <w:rPr>
+          <w:rFonts w:ascii="Times New Roman" w:hAnsi="Times New Roman" w:cs="Times New Roman"/>
+          <w:b/>
+          <w:bCs/>
+        </w:rPr>
+      </w:pPr>
+      <w:r>
+        <w:rPr>
+          <w:rFonts w:ascii="Times New Roman" w:hAnsi="Times New Roman" w:cs="Times New Roman"/>
           <w:b/>
           <w:bCs/>
         </w:rPr>
@@ -1924,8 +2644,14 @@
     <w:p>
       <w:pPr>
         <w:jc w:val="both"/>
-      </w:pPr>
-      <w:r>
+        <w:rPr>
+          <w:rFonts w:ascii="Times New Roman" w:hAnsi="Times New Roman" w:cs="Times New Roman"/>
+        </w:rPr>
+      </w:pPr>
+      <w:r>
+        <w:rPr>
+          <w:rFonts w:ascii="Times New Roman" w:hAnsi="Times New Roman" w:cs="Times New Roman"/>
+        </w:rPr>
         <w:t>In your Spring Boot app:</w:t>
       </w:r>
     </w:p>
@@ -1936,8 +2662,14 @@
           <w:numId w:val="15"/>
         </w:numPr>
         <w:jc w:val="both"/>
-      </w:pPr>
-      <w:r>
+        <w:rPr>
+          <w:rFonts w:ascii="Times New Roman" w:hAnsi="Times New Roman" w:cs="Times New Roman"/>
+        </w:rPr>
+      </w:pPr>
+      <w:r>
+        <w:rPr>
+          <w:rFonts w:ascii="Times New Roman" w:hAnsi="Times New Roman" w:cs="Times New Roman"/>
+        </w:rPr>
         <w:t xml:space="preserve">User uploads profile image </w:t>
       </w:r>
     </w:p>
@@ -1948,18 +2680,28 @@
           <w:numId w:val="15"/>
         </w:numPr>
         <w:jc w:val="both"/>
-      </w:pPr>
-      <w:r>
+        <w:rPr>
+          <w:rFonts w:ascii="Times New Roman" w:hAnsi="Times New Roman" w:cs="Times New Roman"/>
+        </w:rPr>
+      </w:pPr>
+      <w:r>
+        <w:rPr>
+          <w:rFonts w:ascii="Times New Roman" w:hAnsi="Times New Roman" w:cs="Times New Roman"/>
+        </w:rPr>
         <w:t xml:space="preserve">Backend generates </w:t>
       </w:r>
       <w:r>
         <w:rPr>
+          <w:rFonts w:ascii="Times New Roman" w:hAnsi="Times New Roman" w:cs="Times New Roman"/>
           <w:b/>
           <w:bCs/>
         </w:rPr>
         <w:t>pre-signed URL</w:t>
       </w:r>
       <w:r>
+        <w:rPr>
+          <w:rFonts w:ascii="Times New Roman" w:hAnsi="Times New Roman" w:cs="Times New Roman"/>
+        </w:rPr>
         <w:t xml:space="preserve"> </w:t>
       </w:r>
     </w:p>
@@ -1970,9 +2712,14 @@
           <w:numId w:val="15"/>
         </w:numPr>
         <w:jc w:val="both"/>
-      </w:pPr>
-      <w:r>
-        <w:lastRenderedPageBreak/>
+        <w:rPr>
+          <w:rFonts w:ascii="Times New Roman" w:hAnsi="Times New Roman" w:cs="Times New Roman"/>
+        </w:rPr>
+      </w:pPr>
+      <w:r>
+        <w:rPr>
+          <w:rFonts w:ascii="Times New Roman" w:hAnsi="Times New Roman" w:cs="Times New Roman"/>
+        </w:rPr>
         <w:t xml:space="preserve">Frontend uploads directly to S3 </w:t>
       </w:r>
     </w:p>
@@ -1983,22 +2730,35 @@
           <w:numId w:val="15"/>
         </w:numPr>
         <w:jc w:val="both"/>
-      </w:pPr>
-      <w:r>
+        <w:rPr>
+          <w:rFonts w:ascii="Times New Roman" w:hAnsi="Times New Roman" w:cs="Times New Roman"/>
+        </w:rPr>
+      </w:pPr>
+      <w:r>
+        <w:rPr>
+          <w:rFonts w:ascii="Times New Roman" w:hAnsi="Times New Roman" w:cs="Times New Roman"/>
+        </w:rPr>
         <w:t xml:space="preserve">Store S3 URL in DB </w:t>
       </w:r>
     </w:p>
     <w:p>
       <w:pPr>
         <w:jc w:val="both"/>
+        <w:rPr>
+          <w:rFonts w:ascii="Times New Roman" w:hAnsi="Times New Roman" w:cs="Times New Roman"/>
+        </w:rPr>
       </w:pPr>
       <w:r>
         <w:rPr>
           <w:rFonts w:ascii="Segoe UI Emoji" w:hAnsi="Segoe UI Emoji" w:cs="Segoe UI Emoji"/>
         </w:rPr>
+        <w:lastRenderedPageBreak/>
         <w:t>👉</w:t>
       </w:r>
       <w:r>
+        <w:rPr>
+          <w:rFonts w:ascii="Times New Roman" w:hAnsi="Times New Roman" w:cs="Times New Roman"/>
+        </w:rPr>
         <w:t xml:space="preserve"> This avoids:</w:t>
       </w:r>
     </w:p>
@@ -2009,8 +2769,14 @@
           <w:numId w:val="16"/>
         </w:numPr>
         <w:jc w:val="both"/>
-      </w:pPr>
-      <w:r>
+        <w:rPr>
+          <w:rFonts w:ascii="Times New Roman" w:hAnsi="Times New Roman" w:cs="Times New Roman"/>
+        </w:rPr>
+      </w:pPr>
+      <w:r>
+        <w:rPr>
+          <w:rFonts w:ascii="Times New Roman" w:hAnsi="Times New Roman" w:cs="Times New Roman"/>
+        </w:rPr>
         <w:t xml:space="preserve">Overloading backend </w:t>
       </w:r>
     </w:p>
@@ -2021,26 +2787,37 @@
           <w:numId w:val="16"/>
         </w:numPr>
         <w:jc w:val="both"/>
-      </w:pPr>
-      <w:r>
+        <w:rPr>
+          <w:rFonts w:ascii="Times New Roman" w:hAnsi="Times New Roman" w:cs="Times New Roman"/>
+        </w:rPr>
+      </w:pPr>
+      <w:r>
+        <w:rPr>
+          <w:rFonts w:ascii="Times New Roman" w:hAnsi="Times New Roman" w:cs="Times New Roman"/>
+        </w:rPr>
         <w:t>Handling large files in server memory</w:t>
       </w:r>
     </w:p>
     <w:p>
       <w:pPr>
         <w:jc w:val="both"/>
-      </w:pPr>
-    </w:p>
-    <w:p>
-      <w:pPr>
-        <w:jc w:val="both"/>
-        <w:rPr>
-          <w:b/>
-          <w:bCs/>
-        </w:rPr>
-      </w:pPr>
-      <w:r>
-        <w:rPr>
+        <w:rPr>
+          <w:rFonts w:ascii="Times New Roman" w:hAnsi="Times New Roman" w:cs="Times New Roman"/>
+        </w:rPr>
+      </w:pPr>
+    </w:p>
+    <w:p>
+      <w:pPr>
+        <w:jc w:val="both"/>
+        <w:rPr>
+          <w:rFonts w:ascii="Times New Roman" w:hAnsi="Times New Roman" w:cs="Times New Roman"/>
+          <w:b/>
+          <w:bCs/>
+        </w:rPr>
+      </w:pPr>
+      <w:r>
+        <w:rPr>
+          <w:rFonts w:ascii="Times New Roman" w:hAnsi="Times New Roman" w:cs="Times New Roman"/>
           <w:b/>
           <w:bCs/>
         </w:rPr>
@@ -2054,8 +2831,14 @@
           <w:numId w:val="17"/>
         </w:numPr>
         <w:jc w:val="both"/>
-      </w:pPr>
-      <w:r>
+        <w:rPr>
+          <w:rFonts w:ascii="Times New Roman" w:hAnsi="Times New Roman" w:cs="Times New Roman"/>
+        </w:rPr>
+      </w:pPr>
+      <w:r>
+        <w:rPr>
+          <w:rFonts w:ascii="Times New Roman" w:hAnsi="Times New Roman" w:cs="Times New Roman"/>
+        </w:rPr>
         <w:t xml:space="preserve">Bucket = container </w:t>
       </w:r>
     </w:p>
@@ -2066,8 +2849,14 @@
           <w:numId w:val="17"/>
         </w:numPr>
         <w:jc w:val="both"/>
-      </w:pPr>
-      <w:r>
+        <w:rPr>
+          <w:rFonts w:ascii="Times New Roman" w:hAnsi="Times New Roman" w:cs="Times New Roman"/>
+        </w:rPr>
+      </w:pPr>
+      <w:r>
+        <w:rPr>
+          <w:rFonts w:ascii="Times New Roman" w:hAnsi="Times New Roman" w:cs="Times New Roman"/>
+        </w:rPr>
         <w:t xml:space="preserve">Object = file + metadata + key </w:t>
       </w:r>
     </w:p>
@@ -2078,8 +2867,14 @@
           <w:numId w:val="17"/>
         </w:numPr>
         <w:jc w:val="both"/>
-      </w:pPr>
-      <w:r>
+        <w:rPr>
+          <w:rFonts w:ascii="Times New Roman" w:hAnsi="Times New Roman" w:cs="Times New Roman"/>
+        </w:rPr>
+      </w:pPr>
+      <w:r>
+        <w:rPr>
+          <w:rFonts w:ascii="Times New Roman" w:hAnsi="Times New Roman" w:cs="Times New Roman"/>
+        </w:rPr>
         <w:t xml:space="preserve">S3 = object storage (not file system) </w:t>
       </w:r>
     </w:p>
@@ -2090,8 +2885,14 @@
           <w:numId w:val="17"/>
         </w:numPr>
         <w:jc w:val="both"/>
-      </w:pPr>
-      <w:r>
+        <w:rPr>
+          <w:rFonts w:ascii="Times New Roman" w:hAnsi="Times New Roman" w:cs="Times New Roman"/>
+        </w:rPr>
+      </w:pPr>
+      <w:r>
+        <w:rPr>
+          <w:rFonts w:ascii="Times New Roman" w:hAnsi="Times New Roman" w:cs="Times New Roman"/>
+        </w:rPr>
         <w:t xml:space="preserve">Default = private </w:t>
       </w:r>
     </w:p>
@@ -2102,8 +2903,14 @@
           <w:numId w:val="17"/>
         </w:numPr>
         <w:jc w:val="both"/>
-      </w:pPr>
-      <w:r>
+        <w:rPr>
+          <w:rFonts w:ascii="Times New Roman" w:hAnsi="Times New Roman" w:cs="Times New Roman"/>
+        </w:rPr>
+      </w:pPr>
+      <w:r>
+        <w:rPr>
+          <w:rFonts w:ascii="Times New Roman" w:hAnsi="Times New Roman" w:cs="Times New Roman"/>
+        </w:rPr>
         <w:t xml:space="preserve">Public = risky but useful for static content </w:t>
       </w:r>
     </w:p>
@@ -2114,31 +2921,45 @@
           <w:numId w:val="17"/>
         </w:numPr>
         <w:jc w:val="both"/>
-      </w:pPr>
-      <w:r>
+        <w:rPr>
+          <w:rFonts w:ascii="Times New Roman" w:hAnsi="Times New Roman" w:cs="Times New Roman"/>
+        </w:rPr>
+      </w:pPr>
+      <w:r>
+        <w:rPr>
+          <w:rFonts w:ascii="Times New Roman" w:hAnsi="Times New Roman" w:cs="Times New Roman"/>
+        </w:rPr>
         <w:t>Used for: images, backups, data lakes</w:t>
       </w:r>
     </w:p>
     <w:p>
       <w:pPr>
         <w:jc w:val="both"/>
-      </w:pPr>
-    </w:p>
-    <w:p>
-      <w:pPr>
-        <w:jc w:val="both"/>
-      </w:pPr>
-    </w:p>
-    <w:p>
-      <w:pPr>
-        <w:jc w:val="both"/>
-        <w:rPr>
-          <w:b/>
-          <w:bCs/>
-        </w:rPr>
-      </w:pPr>
-      <w:r>
-        <w:rPr>
+        <w:rPr>
+          <w:rFonts w:ascii="Times New Roman" w:hAnsi="Times New Roman" w:cs="Times New Roman"/>
+        </w:rPr>
+      </w:pPr>
+    </w:p>
+    <w:p>
+      <w:pPr>
+        <w:jc w:val="both"/>
+        <w:rPr>
+          <w:rFonts w:ascii="Times New Roman" w:hAnsi="Times New Roman" w:cs="Times New Roman"/>
+        </w:rPr>
+      </w:pPr>
+    </w:p>
+    <w:p>
+      <w:pPr>
+        <w:jc w:val="both"/>
+        <w:rPr>
+          <w:rFonts w:ascii="Times New Roman" w:hAnsi="Times New Roman" w:cs="Times New Roman"/>
+          <w:b/>
+          <w:bCs/>
+        </w:rPr>
+      </w:pPr>
+      <w:r>
+        <w:rPr>
+          <w:rFonts w:ascii="Times New Roman" w:hAnsi="Times New Roman" w:cs="Times New Roman"/>
           <w:b/>
           <w:bCs/>
           <w:highlight w:val="yellow"/>
@@ -2149,37 +2970,353 @@
     <w:p>
       <w:pPr>
         <w:jc w:val="both"/>
-      </w:pPr>
-      <w:r>
-        <w:t>What is IAM?</w:t>
-      </w:r>
-      <w:r>
-        <w:t xml:space="preserve"> </w:t>
-      </w:r>
-      <w:r>
-        <w:t>Users vs Roles vs Policies</w:t>
-      </w:r>
-      <w:r>
-        <w:t>.</w:t>
-      </w:r>
-    </w:p>
-    <w:p>
-      <w:pPr>
-        <w:jc w:val="both"/>
-      </w:pPr>
-      <w:r>
-        <w:t>Why IAM is critical for security</w:t>
-      </w:r>
-      <w:r>
-        <w:t>?</w:t>
-      </w:r>
-    </w:p>
-    <w:p>
-      <w:pPr>
-        <w:jc w:val="both"/>
-      </w:pPr>
-      <w:r>
-        <w:t>https://www.youtube.com/watch?v=c8p0kKEecbs</w:t>
+        <w:rPr>
+          <w:rFonts w:ascii="Times New Roman" w:hAnsi="Times New Roman" w:cs="Times New Roman"/>
+        </w:rPr>
+      </w:pPr>
+      <w:r>
+        <w:rPr>
+          <w:rFonts w:ascii="Times New Roman" w:hAnsi="Times New Roman" w:cs="Times New Roman"/>
+        </w:rPr>
+        <w:t>What is IAM? Users vs Roles vs Policies.</w:t>
+      </w:r>
+    </w:p>
+    <w:p>
+      <w:pPr>
+        <w:jc w:val="both"/>
+        <w:rPr>
+          <w:rFonts w:ascii="Times New Roman" w:hAnsi="Times New Roman" w:cs="Times New Roman"/>
+        </w:rPr>
+      </w:pPr>
+      <w:r>
+        <w:rPr>
+          <w:rFonts w:ascii="Times New Roman" w:hAnsi="Times New Roman" w:cs="Times New Roman"/>
+        </w:rPr>
+        <w:t>Why IAM is critical for security?</w:t>
+      </w:r>
+    </w:p>
+    <w:p>
+      <w:pPr>
+        <w:jc w:val="both"/>
+        <w:rPr>
+          <w:rFonts w:ascii="Times New Roman" w:hAnsi="Times New Roman" w:cs="Times New Roman"/>
+        </w:rPr>
+      </w:pPr>
+      <w:r>
+        <w:rPr>
+          <w:rFonts w:ascii="Times New Roman" w:hAnsi="Times New Roman" w:cs="Times New Roman"/>
+          <w:b/>
+          <w:bCs/>
+        </w:rPr>
+        <w:t>Source:</w:t>
+      </w:r>
+    </w:p>
+    <w:p>
+      <w:pPr>
+        <w:jc w:val="both"/>
+        <w:rPr>
+          <w:rFonts w:ascii="Times New Roman" w:hAnsi="Times New Roman" w:cs="Times New Roman"/>
+        </w:rPr>
+      </w:pPr>
+      <w:hyperlink r:id="rId6" w:history="1">
+        <w:r>
+          <w:rPr>
+            <w:rStyle w:val="Hyperlink"/>
+            <w:rFonts w:ascii="Times New Roman" w:hAnsi="Times New Roman" w:cs="Times New Roman"/>
+          </w:rPr>
+          <w:t>https://www.youtube.com/watch?v=c8p0kKEecbs</w:t>
+        </w:r>
+      </w:hyperlink>
+    </w:p>
+    <w:p>
+      <w:pPr>
+        <w:jc w:val="both"/>
+        <w:rPr>
+          <w:rFonts w:ascii="Times New Roman" w:hAnsi="Times New Roman" w:cs="Times New Roman"/>
+        </w:rPr>
+      </w:pPr>
+    </w:p>
+    <w:p>
+      <w:pPr>
+        <w:jc w:val="both"/>
+        <w:rPr>
+          <w:rFonts w:ascii="Times New Roman" w:hAnsi="Times New Roman" w:cs="Times New Roman"/>
+        </w:rPr>
+      </w:pPr>
+      <w:r>
+        <w:rPr>
+          <w:rFonts w:ascii="Times New Roman" w:hAnsi="Times New Roman" w:cs="Times New Roman"/>
+        </w:rPr>
+        <w:t>IAM</w:t>
+      </w:r>
+      <w:r>
+        <w:rPr>
+          <w:rFonts w:ascii="Times New Roman" w:hAnsi="Times New Roman" w:cs="Times New Roman"/>
+        </w:rPr>
+        <w:t xml:space="preserve"> = </w:t>
+      </w:r>
+      <w:r>
+        <w:rPr>
+          <w:rFonts w:ascii="Times New Roman" w:hAnsi="Times New Roman" w:cs="Times New Roman"/>
+        </w:rPr>
+        <w:t>I</w:t>
+      </w:r>
+      <w:r>
+        <w:rPr>
+          <w:rFonts w:ascii="Times New Roman" w:hAnsi="Times New Roman" w:cs="Times New Roman"/>
+        </w:rPr>
+        <w:t xml:space="preserve">dentity and </w:t>
+      </w:r>
+      <w:r>
+        <w:rPr>
+          <w:rFonts w:ascii="Times New Roman" w:hAnsi="Times New Roman" w:cs="Times New Roman"/>
+        </w:rPr>
+        <w:t>A</w:t>
+      </w:r>
+      <w:r>
+        <w:rPr>
+          <w:rFonts w:ascii="Times New Roman" w:hAnsi="Times New Roman" w:cs="Times New Roman"/>
+        </w:rPr>
+        <w:t xml:space="preserve">ccess </w:t>
+      </w:r>
+      <w:r>
+        <w:rPr>
+          <w:rFonts w:ascii="Times New Roman" w:hAnsi="Times New Roman" w:cs="Times New Roman"/>
+        </w:rPr>
+        <w:t>M</w:t>
+      </w:r>
+      <w:r>
+        <w:rPr>
+          <w:rFonts w:ascii="Times New Roman" w:hAnsi="Times New Roman" w:cs="Times New Roman"/>
+        </w:rPr>
+        <w:t>anagement</w:t>
+      </w:r>
+      <w:r>
+        <w:rPr>
+          <w:rFonts w:ascii="Times New Roman" w:hAnsi="Times New Roman" w:cs="Times New Roman"/>
+        </w:rPr>
+        <w:t xml:space="preserve"> is a framework used in cloud computing to control and manage Authentication</w:t>
+      </w:r>
+      <w:r>
+        <w:rPr>
+          <w:rFonts w:ascii="Times New Roman" w:hAnsi="Times New Roman" w:cs="Times New Roman"/>
+        </w:rPr>
+        <w:t xml:space="preserve"> (Who can access)</w:t>
+      </w:r>
+      <w:r>
+        <w:rPr>
+          <w:rFonts w:ascii="Times New Roman" w:hAnsi="Times New Roman" w:cs="Times New Roman"/>
+        </w:rPr>
+        <w:t xml:space="preserve"> &amp; Authorization </w:t>
+      </w:r>
+      <w:r>
+        <w:rPr>
+          <w:rFonts w:ascii="Times New Roman" w:hAnsi="Times New Roman" w:cs="Times New Roman"/>
+        </w:rPr>
+        <w:t xml:space="preserve">(What can be accessed) </w:t>
+      </w:r>
+      <w:r>
+        <w:rPr>
+          <w:rFonts w:ascii="Times New Roman" w:hAnsi="Times New Roman" w:cs="Times New Roman"/>
+        </w:rPr>
+        <w:t>of the users.</w:t>
+      </w:r>
+    </w:p>
+    <w:p>
+      <w:pPr>
+        <w:jc w:val="both"/>
+        <w:rPr>
+          <w:rFonts w:ascii="Times New Roman" w:hAnsi="Times New Roman" w:cs="Times New Roman"/>
+          <w:b/>
+          <w:bCs/>
+        </w:rPr>
+      </w:pPr>
+      <w:r>
+        <w:rPr>
+          <w:rFonts w:ascii="Times New Roman" w:hAnsi="Times New Roman" w:cs="Times New Roman"/>
+          <w:b/>
+          <w:bCs/>
+        </w:rPr>
+        <w:t>Components of IAM in cloud:</w:t>
+      </w:r>
+    </w:p>
+    <w:p>
+      <w:pPr>
+        <w:pStyle w:val="ListParagraph"/>
+        <w:numPr>
+          <w:ilvl w:val="1"/>
+          <w:numId w:val="16"/>
+        </w:numPr>
+        <w:jc w:val="both"/>
+        <w:rPr>
+          <w:rFonts w:ascii="Times New Roman" w:hAnsi="Times New Roman" w:cs="Times New Roman"/>
+        </w:rPr>
+      </w:pPr>
+      <w:r>
+        <w:rPr>
+          <w:rFonts w:ascii="Times New Roman" w:hAnsi="Times New Roman" w:cs="Times New Roman"/>
+        </w:rPr>
+        <w:t>Identities (Users, Groups, Roles)</w:t>
+      </w:r>
+    </w:p>
+    <w:p>
+      <w:pPr>
+        <w:pStyle w:val="ListParagraph"/>
+        <w:numPr>
+          <w:ilvl w:val="1"/>
+          <w:numId w:val="16"/>
+        </w:numPr>
+        <w:jc w:val="both"/>
+        <w:rPr>
+          <w:rFonts w:ascii="Times New Roman" w:hAnsi="Times New Roman" w:cs="Times New Roman"/>
+        </w:rPr>
+      </w:pPr>
+      <w:r>
+        <w:rPr>
+          <w:rFonts w:ascii="Times New Roman" w:hAnsi="Times New Roman" w:cs="Times New Roman"/>
+        </w:rPr>
+        <w:t>Authentication</w:t>
+      </w:r>
+      <w:r>
+        <w:rPr>
+          <w:rFonts w:ascii="Times New Roman" w:hAnsi="Times New Roman" w:cs="Times New Roman"/>
+        </w:rPr>
+        <w:t xml:space="preserve"> Methods (a. Username and Password, b. MFA (Multi-Factor Authentication), c. SSO (Single Sign ON), d. Federated Identity that uses third-party authentication)</w:t>
+      </w:r>
+    </w:p>
+    <w:p>
+      <w:pPr>
+        <w:pStyle w:val="ListParagraph"/>
+        <w:numPr>
+          <w:ilvl w:val="1"/>
+          <w:numId w:val="16"/>
+        </w:numPr>
+        <w:jc w:val="both"/>
+        <w:rPr>
+          <w:rFonts w:ascii="Times New Roman" w:hAnsi="Times New Roman" w:cs="Times New Roman"/>
+        </w:rPr>
+      </w:pPr>
+      <w:r>
+        <w:rPr>
+          <w:rFonts w:ascii="Times New Roman" w:hAnsi="Times New Roman" w:cs="Times New Roman"/>
+        </w:rPr>
+        <w:t>Authorization</w:t>
+      </w:r>
+      <w:r>
+        <w:rPr>
+          <w:rFonts w:ascii="Times New Roman" w:hAnsi="Times New Roman" w:cs="Times New Roman"/>
+        </w:rPr>
+        <w:t xml:space="preserve"> (a. Role-Based Access Control (RBAC), b</w:t>
+      </w:r>
+      <w:r>
+        <w:rPr>
+          <w:rFonts w:ascii="Times New Roman" w:hAnsi="Times New Roman" w:cs="Times New Roman"/>
+        </w:rPr>
+        <w:t xml:space="preserve">. </w:t>
+      </w:r>
+      <w:r>
+        <w:rPr>
+          <w:rFonts w:ascii="Times New Roman" w:hAnsi="Times New Roman" w:cs="Times New Roman"/>
+        </w:rPr>
+        <w:t>Attribute</w:t>
+      </w:r>
+      <w:r>
+        <w:rPr>
+          <w:rFonts w:ascii="Times New Roman" w:hAnsi="Times New Roman" w:cs="Times New Roman"/>
+        </w:rPr>
+        <w:t>-Based Access Control (</w:t>
+      </w:r>
+      <w:r>
+        <w:rPr>
+          <w:rFonts w:ascii="Times New Roman" w:hAnsi="Times New Roman" w:cs="Times New Roman"/>
+        </w:rPr>
+        <w:t>A</w:t>
+      </w:r>
+      <w:r>
+        <w:rPr>
+          <w:rFonts w:ascii="Times New Roman" w:hAnsi="Times New Roman" w:cs="Times New Roman"/>
+        </w:rPr>
+        <w:t>BAC)</w:t>
+      </w:r>
+      <w:r>
+        <w:rPr>
+          <w:rFonts w:ascii="Times New Roman" w:hAnsi="Times New Roman" w:cs="Times New Roman"/>
+        </w:rPr>
+        <w:t>, c</w:t>
+      </w:r>
+      <w:r>
+        <w:rPr>
+          <w:rFonts w:ascii="Times New Roman" w:hAnsi="Times New Roman" w:cs="Times New Roman"/>
+        </w:rPr>
+        <w:t xml:space="preserve">. </w:t>
+      </w:r>
+      <w:r>
+        <w:rPr>
+          <w:rFonts w:ascii="Times New Roman" w:hAnsi="Times New Roman" w:cs="Times New Roman"/>
+        </w:rPr>
+        <w:t>Policy</w:t>
+      </w:r>
+      <w:r>
+        <w:rPr>
+          <w:rFonts w:ascii="Times New Roman" w:hAnsi="Times New Roman" w:cs="Times New Roman"/>
+        </w:rPr>
+        <w:t>-Based Access Control (</w:t>
+      </w:r>
+      <w:r>
+        <w:rPr>
+          <w:rFonts w:ascii="Times New Roman" w:hAnsi="Times New Roman" w:cs="Times New Roman"/>
+        </w:rPr>
+        <w:t>P</w:t>
+      </w:r>
+      <w:r>
+        <w:rPr>
+          <w:rFonts w:ascii="Times New Roman" w:hAnsi="Times New Roman" w:cs="Times New Roman"/>
+        </w:rPr>
+        <w:t>BAC)</w:t>
+      </w:r>
+      <w:r>
+        <w:rPr>
+          <w:rFonts w:ascii="Times New Roman" w:hAnsi="Times New Roman" w:cs="Times New Roman"/>
+        </w:rPr>
+        <w:t>)</w:t>
+      </w:r>
+    </w:p>
+    <w:p>
+      <w:pPr>
+        <w:pStyle w:val="ListParagraph"/>
+        <w:numPr>
+          <w:ilvl w:val="1"/>
+          <w:numId w:val="16"/>
+        </w:numPr>
+        <w:jc w:val="both"/>
+        <w:rPr>
+          <w:rFonts w:ascii="Times New Roman" w:hAnsi="Times New Roman" w:cs="Times New Roman"/>
+        </w:rPr>
+      </w:pPr>
+      <w:r>
+        <w:rPr>
+          <w:rFonts w:ascii="Times New Roman" w:hAnsi="Times New Roman" w:cs="Times New Roman"/>
+        </w:rPr>
+        <w:t>IAM Policies and Permissions</w:t>
+      </w:r>
+    </w:p>
+    <w:p>
+      <w:pPr>
+        <w:pStyle w:val="ListParagraph"/>
+        <w:numPr>
+          <w:ilvl w:val="1"/>
+          <w:numId w:val="16"/>
+        </w:numPr>
+        <w:jc w:val="both"/>
+        <w:rPr>
+          <w:rFonts w:ascii="Times New Roman" w:hAnsi="Times New Roman" w:cs="Times New Roman"/>
+        </w:rPr>
+      </w:pPr>
+      <w:r>
+        <w:rPr>
+          <w:rFonts w:ascii="Times New Roman" w:hAnsi="Times New Roman" w:cs="Times New Roman"/>
+        </w:rPr>
+        <w:t>Audit, Logging and Monitoring</w:t>
       </w:r>
     </w:p>
     <w:sectPr>
@@ -2346,7 +3483,7 @@
   <w:abstractNum w:abstractNumId="1" w15:restartNumberingAfterBreak="0">
     <w:nsid w:val="01E56D08"/>
     <w:multiLevelType w:val="multilevel"/>
-    <w:tmpl w:val="2B5010E4"/>
+    <w:tmpl w:val="EAB4807E"/>
     <w:lvl w:ilvl="0">
       <w:start w:val="1"/>
       <w:numFmt w:val="bullet"/>
@@ -2363,20 +3500,16 @@
         <w:sz w:val="20"/>
       </w:rPr>
     </w:lvl>
-    <w:lvl w:ilvl="1" w:tentative="1">
-      <w:start w:val="1"/>
-      <w:numFmt w:val="bullet"/>
-      <w:lvlText w:val="o"/>
-      <w:lvlJc w:val="left"/>
-      <w:pPr>
-        <w:tabs>
-          <w:tab w:val="num" w:pos="1440"/>
-        </w:tabs>
+    <w:lvl w:ilvl="1">
+      <w:start w:val="1"/>
+      <w:numFmt w:val="decimal"/>
+      <w:lvlText w:val="%2."/>
+      <w:lvlJc w:val="left"/>
+      <w:pPr>
         <w:ind w:left="1440" w:hanging="360"/>
       </w:pPr>
       <w:rPr>
-        <w:rFonts w:ascii="Courier New" w:hAnsi="Courier New" w:hint="default"/>
-        <w:sz w:val="20"/>
+        <w:rFonts w:hint="default"/>
       </w:rPr>
     </w:lvl>
     <w:lvl w:ilvl="2" w:tentative="1">

--- a/NOTES/1. AWS.docx
+++ b/NOTES/1. AWS.docx
@@ -226,7 +226,21 @@
         <w:rPr>
           <w:rFonts w:ascii="Times New Roman" w:hAnsi="Times New Roman" w:cs="Times New Roman"/>
         </w:rPr>
-        <w:t>Instance Type → CPU/RAM configuration (e.g., t2.micro)</w:t>
+        <w:t>Instance Type → CPU/RAM configuration (e.g., t</w:t>
+      </w:r>
+      <w:proofErr w:type="gramStart"/>
+      <w:r>
+        <w:rPr>
+          <w:rFonts w:ascii="Times New Roman" w:hAnsi="Times New Roman" w:cs="Times New Roman"/>
+        </w:rPr>
+        <w:t>2.micro</w:t>
+      </w:r>
+      <w:proofErr w:type="gramEnd"/>
+      <w:r>
+        <w:rPr>
+          <w:rFonts w:ascii="Times New Roman" w:hAnsi="Times New Roman" w:cs="Times New Roman"/>
+        </w:rPr>
+        <w:t>)</w:t>
       </w:r>
     </w:p>
     <w:p>
@@ -2978,7 +2992,21 @@
         <w:rPr>
           <w:rFonts w:ascii="Times New Roman" w:hAnsi="Times New Roman" w:cs="Times New Roman"/>
         </w:rPr>
-        <w:t>What is IAM? Users vs Roles vs Policies.</w:t>
+        <w:t xml:space="preserve">What is IAM? </w:t>
+      </w:r>
+      <w:proofErr w:type="gramStart"/>
+      <w:r>
+        <w:rPr>
+          <w:rFonts w:ascii="Times New Roman" w:hAnsi="Times New Roman" w:cs="Times New Roman"/>
+        </w:rPr>
+        <w:t>Users</w:t>
+      </w:r>
+      <w:proofErr w:type="gramEnd"/>
+      <w:r>
+        <w:rPr>
+          <w:rFonts w:ascii="Times New Roman" w:hAnsi="Times New Roman" w:cs="Times New Roman"/>
+        </w:rPr>
+        <w:t xml:space="preserve"> vs Roles vs Policies.</w:t>
       </w:r>
     </w:p>
     <w:p>
@@ -3175,13 +3203,7 @@
         <w:rPr>
           <w:rFonts w:ascii="Times New Roman" w:hAnsi="Times New Roman" w:cs="Times New Roman"/>
         </w:rPr>
-        <w:t>Authentication</w:t>
-      </w:r>
-      <w:r>
-        <w:rPr>
-          <w:rFonts w:ascii="Times New Roman" w:hAnsi="Times New Roman" w:cs="Times New Roman"/>
-        </w:rPr>
-        <w:t xml:space="preserve"> Methods (a. Username and Password, b. MFA (Multi-Factor Authentication), c. SSO (Single Sign ON), d. Federated Identity that uses third-party authentication)</w:t>
+        <w:t>Authentication Methods (a. Username and Password, b. MFA (Multi-Factor Authentication), c. SSO (Single Sign ON), d. Federated Identity that uses third-party authentication)</w:t>
       </w:r>
     </w:p>
     <w:p>
@@ -3200,31 +3222,7 @@
         <w:rPr>
           <w:rFonts w:ascii="Times New Roman" w:hAnsi="Times New Roman" w:cs="Times New Roman"/>
         </w:rPr>
-        <w:t>Authorization</w:t>
-      </w:r>
-      <w:r>
-        <w:rPr>
-          <w:rFonts w:ascii="Times New Roman" w:hAnsi="Times New Roman" w:cs="Times New Roman"/>
-        </w:rPr>
-        <w:t xml:space="preserve"> (a. Role-Based Access Control (RBAC), b</w:t>
-      </w:r>
-      <w:r>
-        <w:rPr>
-          <w:rFonts w:ascii="Times New Roman" w:hAnsi="Times New Roman" w:cs="Times New Roman"/>
-        </w:rPr>
-        <w:t xml:space="preserve">. </w:t>
-      </w:r>
-      <w:r>
-        <w:rPr>
-          <w:rFonts w:ascii="Times New Roman" w:hAnsi="Times New Roman" w:cs="Times New Roman"/>
-        </w:rPr>
-        <w:t>Attribute</w:t>
-      </w:r>
-      <w:r>
-        <w:rPr>
-          <w:rFonts w:ascii="Times New Roman" w:hAnsi="Times New Roman" w:cs="Times New Roman"/>
-        </w:rPr>
-        <w:t>-Based Access Control (</w:t>
+        <w:t>Authorization (a. Role-Based Access Control (RBAC), b. Attribute-Based Access Control (</w:t>
       </w:r>
       <w:r>
         <w:rPr>
@@ -3242,37 +3240,7 @@
         <w:rPr>
           <w:rFonts w:ascii="Times New Roman" w:hAnsi="Times New Roman" w:cs="Times New Roman"/>
         </w:rPr>
-        <w:t>, c</w:t>
-      </w:r>
-      <w:r>
-        <w:rPr>
-          <w:rFonts w:ascii="Times New Roman" w:hAnsi="Times New Roman" w:cs="Times New Roman"/>
-        </w:rPr>
-        <w:t xml:space="preserve">. </w:t>
-      </w:r>
-      <w:r>
-        <w:rPr>
-          <w:rFonts w:ascii="Times New Roman" w:hAnsi="Times New Roman" w:cs="Times New Roman"/>
-        </w:rPr>
-        <w:t>Policy</w:t>
-      </w:r>
-      <w:r>
-        <w:rPr>
-          <w:rFonts w:ascii="Times New Roman" w:hAnsi="Times New Roman" w:cs="Times New Roman"/>
-        </w:rPr>
-        <w:t>-Based Access Control (</w:t>
-      </w:r>
-      <w:r>
-        <w:rPr>
-          <w:rFonts w:ascii="Times New Roman" w:hAnsi="Times New Roman" w:cs="Times New Roman"/>
-        </w:rPr>
-        <w:t>P</w:t>
-      </w:r>
-      <w:r>
-        <w:rPr>
-          <w:rFonts w:ascii="Times New Roman" w:hAnsi="Times New Roman" w:cs="Times New Roman"/>
-        </w:rPr>
-        <w:t>BAC)</w:t>
+        <w:t>, c. Policy-Based Access Control (PBAC)</w:t>
       </w:r>
       <w:r>
         <w:rPr>
@@ -3317,6 +3285,3584 @@
           <w:rFonts w:ascii="Times New Roman" w:hAnsi="Times New Roman" w:cs="Times New Roman"/>
         </w:rPr>
         <w:t>Audit, Logging and Monitoring</w:t>
+      </w:r>
+    </w:p>
+    <w:p>
+      <w:pPr>
+        <w:jc w:val="both"/>
+        <w:rPr>
+          <w:rFonts w:ascii="Times New Roman" w:hAnsi="Times New Roman" w:cs="Times New Roman"/>
+        </w:rPr>
+      </w:pPr>
+    </w:p>
+    <w:p>
+      <w:pPr>
+        <w:jc w:val="both"/>
+        <w:rPr>
+          <w:rFonts w:ascii="Times New Roman" w:hAnsi="Times New Roman" w:cs="Times New Roman"/>
+          <w:b/>
+          <w:bCs/>
+        </w:rPr>
+      </w:pPr>
+    </w:p>
+    <w:p>
+      <w:pPr>
+        <w:jc w:val="both"/>
+        <w:rPr>
+          <w:rFonts w:ascii="Times New Roman" w:hAnsi="Times New Roman" w:cs="Times New Roman"/>
+          <w:b/>
+          <w:bCs/>
+        </w:rPr>
+      </w:pPr>
+      <w:r>
+        <w:rPr>
+          <w:rFonts w:ascii="Times New Roman" w:hAnsi="Times New Roman" w:cs="Times New Roman"/>
+          <w:b/>
+          <w:bCs/>
+          <w:highlight w:val="yellow"/>
+        </w:rPr>
+        <w:t>AWS VPC Basics</w:t>
+      </w:r>
+    </w:p>
+    <w:p>
+      <w:pPr>
+        <w:jc w:val="both"/>
+        <w:rPr>
+          <w:rFonts w:ascii="Times New Roman" w:hAnsi="Times New Roman" w:cs="Times New Roman"/>
+          <w:b/>
+          <w:bCs/>
+        </w:rPr>
+      </w:pPr>
+      <w:r>
+        <w:rPr>
+          <w:rFonts w:ascii="Times New Roman" w:hAnsi="Times New Roman" w:cs="Times New Roman"/>
+          <w:b/>
+          <w:bCs/>
+        </w:rPr>
+        <w:t>Source:</w:t>
+      </w:r>
+    </w:p>
+    <w:p>
+      <w:pPr>
+        <w:jc w:val="both"/>
+        <w:rPr>
+          <w:rFonts w:ascii="Times New Roman" w:hAnsi="Times New Roman" w:cs="Times New Roman"/>
+          <w:b/>
+          <w:bCs/>
+        </w:rPr>
+      </w:pPr>
+      <w:hyperlink r:id="rId7" w:history="1">
+        <w:r>
+          <w:rPr>
+            <w:rStyle w:val="Hyperlink"/>
+            <w:rFonts w:ascii="Times New Roman" w:hAnsi="Times New Roman" w:cs="Times New Roman"/>
+            <w:b/>
+            <w:bCs/>
+          </w:rPr>
+          <w:t>https://www.youtube.com/watch?v=70VeggbI39U</w:t>
+        </w:r>
+      </w:hyperlink>
+    </w:p>
+    <w:p>
+      <w:pPr>
+        <w:jc w:val="both"/>
+        <w:rPr>
+          <w:rFonts w:ascii="Times New Roman" w:hAnsi="Times New Roman" w:cs="Times New Roman"/>
+          <w:b/>
+          <w:bCs/>
+        </w:rPr>
+      </w:pPr>
+    </w:p>
+    <w:p>
+      <w:pPr>
+        <w:jc w:val="both"/>
+        <w:rPr>
+          <w:rFonts w:ascii="Times New Roman" w:hAnsi="Times New Roman" w:cs="Times New Roman"/>
+          <w:b/>
+          <w:bCs/>
+        </w:rPr>
+      </w:pPr>
+      <w:r>
+        <w:rPr>
+          <w:rFonts w:ascii="Times New Roman" w:hAnsi="Times New Roman" w:cs="Times New Roman"/>
+          <w:b/>
+          <w:bCs/>
+        </w:rPr>
+        <w:t>What is a VPC?</w:t>
+      </w:r>
+    </w:p>
+    <w:p>
+      <w:pPr>
+        <w:jc w:val="both"/>
+        <w:rPr>
+          <w:rFonts w:ascii="Times New Roman" w:hAnsi="Times New Roman" w:cs="Times New Roman"/>
+        </w:rPr>
+      </w:pPr>
+      <w:r>
+        <w:rPr>
+          <w:rFonts w:ascii="Times New Roman" w:hAnsi="Times New Roman" w:cs="Times New Roman"/>
+        </w:rPr>
+        <w:t xml:space="preserve">A </w:t>
+      </w:r>
+      <w:r>
+        <w:rPr>
+          <w:rFonts w:ascii="Times New Roman" w:hAnsi="Times New Roman" w:cs="Times New Roman"/>
+          <w:b/>
+          <w:bCs/>
+        </w:rPr>
+        <w:t>VPC (Virtual Private Cloud)</w:t>
+      </w:r>
+      <w:r>
+        <w:rPr>
+          <w:rFonts w:ascii="Times New Roman" w:hAnsi="Times New Roman" w:cs="Times New Roman"/>
+        </w:rPr>
+        <w:t xml:space="preserve"> is a logically isolated virtual network dedicated to your AWS account.</w:t>
+      </w:r>
+    </w:p>
+    <w:p>
+      <w:pPr>
+        <w:jc w:val="both"/>
+        <w:rPr>
+          <w:rFonts w:ascii="Times New Roman" w:hAnsi="Times New Roman" w:cs="Times New Roman"/>
+        </w:rPr>
+      </w:pPr>
+      <w:r>
+        <w:rPr>
+          <w:rFonts w:ascii="Times New Roman" w:hAnsi="Times New Roman" w:cs="Times New Roman"/>
+        </w:rPr>
+        <w:t>You can launch AWS resources such as Amazon EC2 instances inside a VPC.</w:t>
+      </w:r>
+    </w:p>
+    <w:p>
+      <w:pPr>
+        <w:jc w:val="both"/>
+        <w:rPr>
+          <w:rFonts w:ascii="Times New Roman" w:hAnsi="Times New Roman" w:cs="Times New Roman"/>
+        </w:rPr>
+      </w:pPr>
+      <w:r>
+        <w:rPr>
+          <w:rFonts w:ascii="Times New Roman" w:hAnsi="Times New Roman" w:cs="Times New Roman"/>
+        </w:rPr>
+        <w:pict w14:anchorId="11F12A8E">
+          <v:rect id="_x0000_i1054" style="width:0;height:1.5pt" o:hralign="center" o:hrstd="t" o:hr="t" fillcolor="#a0a0a0" stroked="f"/>
+        </w:pict>
+      </w:r>
+    </w:p>
+    <w:p>
+      <w:pPr>
+        <w:jc w:val="both"/>
+        <w:rPr>
+          <w:rFonts w:ascii="Times New Roman" w:hAnsi="Times New Roman" w:cs="Times New Roman"/>
+          <w:b/>
+          <w:bCs/>
+        </w:rPr>
+      </w:pPr>
+      <w:r>
+        <w:rPr>
+          <w:rFonts w:ascii="Times New Roman" w:hAnsi="Times New Roman" w:cs="Times New Roman"/>
+          <w:b/>
+          <w:bCs/>
+        </w:rPr>
+        <w:t>Types of Subnets</w:t>
+      </w:r>
+    </w:p>
+    <w:p>
+      <w:pPr>
+        <w:jc w:val="both"/>
+        <w:rPr>
+          <w:rFonts w:ascii="Times New Roman" w:hAnsi="Times New Roman" w:cs="Times New Roman"/>
+        </w:rPr>
+      </w:pPr>
+      <w:r>
+        <w:rPr>
+          <w:rFonts w:ascii="Times New Roman" w:hAnsi="Times New Roman" w:cs="Times New Roman"/>
+        </w:rPr>
+        <w:t>There are mainly three subnet categories:</w:t>
+      </w:r>
+    </w:p>
+    <w:p>
+      <w:pPr>
+        <w:numPr>
+          <w:ilvl w:val="0"/>
+          <w:numId w:val="19"/>
+        </w:numPr>
+        <w:jc w:val="both"/>
+        <w:rPr>
+          <w:rFonts w:ascii="Times New Roman" w:hAnsi="Times New Roman" w:cs="Times New Roman"/>
+        </w:rPr>
+      </w:pPr>
+      <w:r>
+        <w:rPr>
+          <w:rFonts w:ascii="Times New Roman" w:hAnsi="Times New Roman" w:cs="Times New Roman"/>
+          <w:b/>
+          <w:bCs/>
+        </w:rPr>
+        <w:t>Public Subnet</w:t>
+      </w:r>
+      <w:r>
+        <w:rPr>
+          <w:rFonts w:ascii="Times New Roman" w:hAnsi="Times New Roman" w:cs="Times New Roman"/>
+        </w:rPr>
+        <w:t xml:space="preserve"> </w:t>
+      </w:r>
+    </w:p>
+    <w:p>
+      <w:pPr>
+        <w:numPr>
+          <w:ilvl w:val="0"/>
+          <w:numId w:val="19"/>
+        </w:numPr>
+        <w:jc w:val="both"/>
+        <w:rPr>
+          <w:rFonts w:ascii="Times New Roman" w:hAnsi="Times New Roman" w:cs="Times New Roman"/>
+        </w:rPr>
+      </w:pPr>
+      <w:r>
+        <w:rPr>
+          <w:rFonts w:ascii="Times New Roman" w:hAnsi="Times New Roman" w:cs="Times New Roman"/>
+          <w:b/>
+          <w:bCs/>
+        </w:rPr>
+        <w:t>Private Subnet</w:t>
+      </w:r>
+      <w:r>
+        <w:rPr>
+          <w:rFonts w:ascii="Times New Roman" w:hAnsi="Times New Roman" w:cs="Times New Roman"/>
+        </w:rPr>
+        <w:t xml:space="preserve"> </w:t>
+      </w:r>
+    </w:p>
+    <w:p>
+      <w:pPr>
+        <w:numPr>
+          <w:ilvl w:val="0"/>
+          <w:numId w:val="19"/>
+        </w:numPr>
+        <w:jc w:val="both"/>
+        <w:rPr>
+          <w:rFonts w:ascii="Times New Roman" w:hAnsi="Times New Roman" w:cs="Times New Roman"/>
+        </w:rPr>
+      </w:pPr>
+      <w:r>
+        <w:rPr>
+          <w:rFonts w:ascii="Times New Roman" w:hAnsi="Times New Roman" w:cs="Times New Roman"/>
+          <w:b/>
+          <w:bCs/>
+        </w:rPr>
+        <w:t>VPN Only Subnet</w:t>
+      </w:r>
+      <w:r>
+        <w:rPr>
+          <w:rFonts w:ascii="Times New Roman" w:hAnsi="Times New Roman" w:cs="Times New Roman"/>
+        </w:rPr>
+        <w:t xml:space="preserve"> </w:t>
+      </w:r>
+    </w:p>
+    <w:p>
+      <w:pPr>
+        <w:jc w:val="both"/>
+        <w:rPr>
+          <w:rFonts w:ascii="Times New Roman" w:hAnsi="Times New Roman" w:cs="Times New Roman"/>
+        </w:rPr>
+      </w:pPr>
+      <w:r>
+        <w:rPr>
+          <w:rFonts w:ascii="Times New Roman" w:hAnsi="Times New Roman" w:cs="Times New Roman"/>
+        </w:rPr>
+        <w:pict w14:anchorId="6BFA5722">
+          <v:rect id="_x0000_i1055" style="width:0;height:1.5pt" o:hralign="center" o:hrstd="t" o:hr="t" fillcolor="#a0a0a0" stroked="f"/>
+        </w:pict>
+      </w:r>
+    </w:p>
+    <w:p>
+      <w:pPr>
+        <w:jc w:val="both"/>
+        <w:rPr>
+          <w:rFonts w:ascii="Times New Roman" w:hAnsi="Times New Roman" w:cs="Times New Roman"/>
+          <w:b/>
+          <w:bCs/>
+        </w:rPr>
+      </w:pPr>
+      <w:r>
+        <w:rPr>
+          <w:rFonts w:ascii="Times New Roman" w:hAnsi="Times New Roman" w:cs="Times New Roman"/>
+          <w:b/>
+          <w:bCs/>
+        </w:rPr>
+        <w:t>Gateways</w:t>
+      </w:r>
+    </w:p>
+    <w:p>
+      <w:pPr>
+        <w:jc w:val="both"/>
+        <w:rPr>
+          <w:rFonts w:ascii="Times New Roman" w:hAnsi="Times New Roman" w:cs="Times New Roman"/>
+          <w:b/>
+          <w:bCs/>
+        </w:rPr>
+      </w:pPr>
+      <w:r>
+        <w:rPr>
+          <w:rFonts w:ascii="Times New Roman" w:hAnsi="Times New Roman" w:cs="Times New Roman"/>
+          <w:b/>
+          <w:bCs/>
+        </w:rPr>
+        <w:t>Internet Gateway (IGW)</w:t>
+      </w:r>
+    </w:p>
+    <w:p>
+      <w:pPr>
+        <w:jc w:val="both"/>
+        <w:rPr>
+          <w:rFonts w:ascii="Times New Roman" w:hAnsi="Times New Roman" w:cs="Times New Roman"/>
+        </w:rPr>
+      </w:pPr>
+      <w:r>
+        <w:rPr>
+          <w:rFonts w:ascii="Times New Roman" w:hAnsi="Times New Roman" w:cs="Times New Roman"/>
+        </w:rPr>
+        <w:t xml:space="preserve">An </w:t>
+      </w:r>
+      <w:r>
+        <w:rPr>
+          <w:rFonts w:ascii="Times New Roman" w:hAnsi="Times New Roman" w:cs="Times New Roman"/>
+          <w:b/>
+          <w:bCs/>
+        </w:rPr>
+        <w:t>Internet Gateway (IGW)</w:t>
+      </w:r>
+      <w:r>
+        <w:rPr>
+          <w:rFonts w:ascii="Times New Roman" w:hAnsi="Times New Roman" w:cs="Times New Roman"/>
+        </w:rPr>
+        <w:t xml:space="preserve"> enables communication between resources in the VPC and the internet.</w:t>
+      </w:r>
+    </w:p>
+    <w:p>
+      <w:pPr>
+        <w:jc w:val="both"/>
+        <w:rPr>
+          <w:rFonts w:ascii="Times New Roman" w:hAnsi="Times New Roman" w:cs="Times New Roman"/>
+        </w:rPr>
+      </w:pPr>
+      <w:r>
+        <w:rPr>
+          <w:rFonts w:ascii="Times New Roman" w:hAnsi="Times New Roman" w:cs="Times New Roman"/>
+        </w:rPr>
+        <w:t>Public subnets route traffic to the IGW.</w:t>
+      </w:r>
+    </w:p>
+    <w:p>
+      <w:pPr>
+        <w:jc w:val="both"/>
+        <w:rPr>
+          <w:rFonts w:ascii="Times New Roman" w:hAnsi="Times New Roman" w:cs="Times New Roman"/>
+        </w:rPr>
+      </w:pPr>
+      <w:r>
+        <w:rPr>
+          <w:rFonts w:ascii="Times New Roman" w:hAnsi="Times New Roman" w:cs="Times New Roman"/>
+        </w:rPr>
+        <w:pict w14:anchorId="7DEDB37A">
+          <v:rect id="_x0000_i1056" style="width:0;height:1.5pt" o:hralign="center" o:hrstd="t" o:hr="t" fillcolor="#a0a0a0" stroked="f"/>
+        </w:pict>
+      </w:r>
+    </w:p>
+    <w:p>
+      <w:pPr>
+        <w:jc w:val="both"/>
+        <w:rPr>
+          <w:rFonts w:ascii="Times New Roman" w:hAnsi="Times New Roman" w:cs="Times New Roman"/>
+          <w:b/>
+          <w:bCs/>
+        </w:rPr>
+      </w:pPr>
+      <w:r>
+        <w:rPr>
+          <w:rFonts w:ascii="Times New Roman" w:hAnsi="Times New Roman" w:cs="Times New Roman"/>
+          <w:b/>
+          <w:bCs/>
+        </w:rPr>
+        <w:t>Virtual Private Gateway (VGW)</w:t>
+      </w:r>
+    </w:p>
+    <w:p>
+      <w:pPr>
+        <w:jc w:val="both"/>
+        <w:rPr>
+          <w:rFonts w:ascii="Times New Roman" w:hAnsi="Times New Roman" w:cs="Times New Roman"/>
+        </w:rPr>
+      </w:pPr>
+      <w:r>
+        <w:rPr>
+          <w:rFonts w:ascii="Times New Roman" w:hAnsi="Times New Roman" w:cs="Times New Roman"/>
+        </w:rPr>
+        <w:t xml:space="preserve">A </w:t>
+      </w:r>
+      <w:r>
+        <w:rPr>
+          <w:rFonts w:ascii="Times New Roman" w:hAnsi="Times New Roman" w:cs="Times New Roman"/>
+          <w:b/>
+          <w:bCs/>
+        </w:rPr>
+        <w:t>Virtual Private Gateway (VGW)</w:t>
+      </w:r>
+      <w:r>
+        <w:rPr>
+          <w:rFonts w:ascii="Times New Roman" w:hAnsi="Times New Roman" w:cs="Times New Roman"/>
+        </w:rPr>
+        <w:t xml:space="preserve"> enables communication between the VPC and an on-premises/corporate network through a VPN connection.</w:t>
+      </w:r>
+    </w:p>
+    <w:p>
+      <w:pPr>
+        <w:jc w:val="both"/>
+        <w:rPr>
+          <w:rFonts w:ascii="Times New Roman" w:hAnsi="Times New Roman" w:cs="Times New Roman"/>
+        </w:rPr>
+      </w:pPr>
+      <w:r>
+        <w:rPr>
+          <w:rFonts w:ascii="Times New Roman" w:hAnsi="Times New Roman" w:cs="Times New Roman"/>
+        </w:rPr>
+        <w:t>Note:</w:t>
+      </w:r>
+      <w:r>
+        <w:rPr>
+          <w:rFonts w:ascii="Times New Roman" w:hAnsi="Times New Roman" w:cs="Times New Roman"/>
+        </w:rPr>
+        <w:br/>
+        <w:t xml:space="preserve">The correct AWS term is </w:t>
+      </w:r>
+      <w:r>
+        <w:rPr>
+          <w:rFonts w:ascii="Times New Roman" w:hAnsi="Times New Roman" w:cs="Times New Roman"/>
+          <w:b/>
+          <w:bCs/>
+        </w:rPr>
+        <w:t>VGW (Virtual Private Gateway)</w:t>
+      </w:r>
+      <w:r>
+        <w:rPr>
+          <w:rFonts w:ascii="Times New Roman" w:hAnsi="Times New Roman" w:cs="Times New Roman"/>
+        </w:rPr>
+        <w:t>, not VPG.</w:t>
+      </w:r>
+    </w:p>
+    <w:p>
+      <w:pPr>
+        <w:jc w:val="both"/>
+        <w:rPr>
+          <w:rFonts w:ascii="Times New Roman" w:hAnsi="Times New Roman" w:cs="Times New Roman"/>
+        </w:rPr>
+      </w:pPr>
+      <w:r>
+        <w:rPr>
+          <w:rFonts w:ascii="Times New Roman" w:hAnsi="Times New Roman" w:cs="Times New Roman"/>
+        </w:rPr>
+        <w:pict w14:anchorId="230B408A">
+          <v:rect id="_x0000_i1057" style="width:0;height:1.5pt" o:hralign="center" o:hrstd="t" o:hr="t" fillcolor="#a0a0a0" stroked="f"/>
+        </w:pict>
+      </w:r>
+    </w:p>
+    <w:p>
+      <w:pPr>
+        <w:jc w:val="both"/>
+        <w:rPr>
+          <w:rFonts w:ascii="Times New Roman" w:hAnsi="Times New Roman" w:cs="Times New Roman"/>
+          <w:b/>
+          <w:bCs/>
+        </w:rPr>
+      </w:pPr>
+    </w:p>
+    <w:p>
+      <w:pPr>
+        <w:jc w:val="both"/>
+        <w:rPr>
+          <w:rFonts w:ascii="Times New Roman" w:hAnsi="Times New Roman" w:cs="Times New Roman"/>
+          <w:b/>
+          <w:bCs/>
+        </w:rPr>
+      </w:pPr>
+    </w:p>
+    <w:p>
+      <w:pPr>
+        <w:jc w:val="both"/>
+        <w:rPr>
+          <w:rFonts w:ascii="Times New Roman" w:hAnsi="Times New Roman" w:cs="Times New Roman"/>
+          <w:b/>
+          <w:bCs/>
+        </w:rPr>
+      </w:pPr>
+      <w:r>
+        <w:rPr>
+          <w:rFonts w:ascii="Times New Roman" w:hAnsi="Times New Roman" w:cs="Times New Roman"/>
+          <w:b/>
+          <w:bCs/>
+        </w:rPr>
+        <w:lastRenderedPageBreak/>
+        <w:t>AWS Region and Availability Zones</w:t>
+      </w:r>
+    </w:p>
+    <w:p>
+      <w:pPr>
+        <w:numPr>
+          <w:ilvl w:val="0"/>
+          <w:numId w:val="20"/>
+        </w:numPr>
+        <w:jc w:val="both"/>
+        <w:rPr>
+          <w:rFonts w:ascii="Times New Roman" w:hAnsi="Times New Roman" w:cs="Times New Roman"/>
+        </w:rPr>
+      </w:pPr>
+      <w:r>
+        <w:rPr>
+          <w:rFonts w:ascii="Times New Roman" w:hAnsi="Times New Roman" w:cs="Times New Roman"/>
+        </w:rPr>
+        <w:t xml:space="preserve">One AWS Region contains one or more Availability Zones (AZs). </w:t>
+      </w:r>
+    </w:p>
+    <w:p>
+      <w:pPr>
+        <w:numPr>
+          <w:ilvl w:val="0"/>
+          <w:numId w:val="20"/>
+        </w:numPr>
+        <w:jc w:val="both"/>
+        <w:rPr>
+          <w:rFonts w:ascii="Times New Roman" w:hAnsi="Times New Roman" w:cs="Times New Roman"/>
+        </w:rPr>
+      </w:pPr>
+      <w:r>
+        <w:rPr>
+          <w:rFonts w:ascii="Times New Roman" w:hAnsi="Times New Roman" w:cs="Times New Roman"/>
+        </w:rPr>
+        <w:t xml:space="preserve">One Availability Zone can contain multiple subnets. </w:t>
+      </w:r>
+    </w:p>
+    <w:p>
+      <w:pPr>
+        <w:numPr>
+          <w:ilvl w:val="0"/>
+          <w:numId w:val="20"/>
+        </w:numPr>
+        <w:jc w:val="both"/>
+        <w:rPr>
+          <w:rFonts w:ascii="Times New Roman" w:hAnsi="Times New Roman" w:cs="Times New Roman"/>
+        </w:rPr>
+      </w:pPr>
+      <w:r>
+        <w:rPr>
+          <w:rFonts w:ascii="Times New Roman" w:hAnsi="Times New Roman" w:cs="Times New Roman"/>
+        </w:rPr>
+        <w:t>A subnet exists within only one Availability Zone.</w:t>
+      </w:r>
+      <w:r>
+        <w:rPr>
+          <w:rFonts w:ascii="Times New Roman" w:hAnsi="Times New Roman" w:cs="Times New Roman"/>
+        </w:rPr>
+        <w:t xml:space="preserve"> It means</w:t>
+      </w:r>
+      <w:r>
+        <w:rPr>
+          <w:rFonts w:ascii="Times New Roman" w:hAnsi="Times New Roman" w:cs="Times New Roman"/>
+        </w:rPr>
+        <w:t xml:space="preserve"> </w:t>
+      </w:r>
+      <w:r>
+        <w:rPr>
+          <w:rFonts w:ascii="Times New Roman" w:hAnsi="Times New Roman" w:cs="Times New Roman"/>
+        </w:rPr>
+        <w:t>a</w:t>
+      </w:r>
+      <w:r>
+        <w:rPr>
+          <w:rFonts w:ascii="Times New Roman" w:hAnsi="Times New Roman" w:cs="Times New Roman"/>
+        </w:rPr>
+        <w:t xml:space="preserve"> single subnet</w:t>
+      </w:r>
+      <w:r>
+        <w:rPr>
+          <w:rFonts w:ascii="Times New Roman" w:hAnsi="Times New Roman" w:cs="Times New Roman"/>
+        </w:rPr>
+        <w:t xml:space="preserve"> S1</w:t>
+      </w:r>
+      <w:r>
+        <w:rPr>
+          <w:rFonts w:ascii="Times New Roman" w:hAnsi="Times New Roman" w:cs="Times New Roman"/>
+        </w:rPr>
+        <w:t xml:space="preserve"> cannot span across multiple Availability Zones</w:t>
+      </w:r>
+      <w:r>
+        <w:rPr>
+          <w:rFonts w:ascii="Times New Roman" w:hAnsi="Times New Roman" w:cs="Times New Roman"/>
+        </w:rPr>
+        <w:t xml:space="preserve"> </w:t>
+      </w:r>
+      <w:r>
+        <w:rPr>
+          <w:rFonts w:ascii="Times New Roman" w:hAnsi="Times New Roman" w:cs="Times New Roman"/>
+        </w:rPr>
+        <w:t>AZ-A and AZ-B</w:t>
+      </w:r>
+      <w:r>
+        <w:rPr>
+          <w:rFonts w:ascii="Times New Roman" w:hAnsi="Times New Roman" w:cs="Times New Roman"/>
+        </w:rPr>
+        <w:t>.</w:t>
+      </w:r>
+      <w:r>
+        <w:rPr>
+          <w:rFonts w:ascii="Times New Roman" w:hAnsi="Times New Roman" w:cs="Times New Roman"/>
+        </w:rPr>
+        <w:t xml:space="preserve">  </w:t>
+      </w:r>
+    </w:p>
+    <w:p>
+      <w:pPr>
+        <w:pStyle w:val="ListParagraph"/>
+        <w:jc w:val="both"/>
+        <w:rPr>
+          <w:rFonts w:ascii="Times New Roman" w:hAnsi="Times New Roman" w:cs="Times New Roman"/>
+        </w:rPr>
+      </w:pPr>
+    </w:p>
+    <w:p>
+      <w:pPr>
+        <w:pStyle w:val="ListParagraph"/>
+        <w:jc w:val="both"/>
+        <w:rPr>
+          <w:rFonts w:ascii="Times New Roman" w:hAnsi="Times New Roman" w:cs="Times New Roman"/>
+        </w:rPr>
+      </w:pPr>
+      <w:r>
+        <w:rPr>
+          <w:rFonts w:ascii="Times New Roman" w:hAnsi="Times New Roman" w:cs="Times New Roman"/>
+        </w:rPr>
+        <w:t>One VPC can contain multiple subnets, and one subnet can contain multiple EC2 instances.</w:t>
+      </w:r>
+    </w:p>
+    <w:p>
+      <w:pPr>
+        <w:pStyle w:val="ListParagraph"/>
+        <w:jc w:val="both"/>
+        <w:rPr>
+          <w:rFonts w:ascii="Times New Roman" w:hAnsi="Times New Roman" w:cs="Times New Roman"/>
+        </w:rPr>
+      </w:pPr>
+      <w:r>
+        <w:rPr>
+          <w:rFonts w:ascii="Times New Roman" w:hAnsi="Times New Roman" w:cs="Times New Roman"/>
+        </w:rPr>
+        <w:t>A subnet belongs to only one VPC.</w:t>
+      </w:r>
+    </w:p>
+    <w:p>
+      <w:pPr>
+        <w:pStyle w:val="ListParagraph"/>
+        <w:jc w:val="both"/>
+        <w:rPr>
+          <w:rFonts w:ascii="Times New Roman" w:hAnsi="Times New Roman" w:cs="Times New Roman"/>
+        </w:rPr>
+      </w:pPr>
+      <w:r>
+        <w:rPr>
+          <w:rFonts w:ascii="Times New Roman" w:hAnsi="Times New Roman" w:cs="Times New Roman"/>
+        </w:rPr>
+        <w:pict w14:anchorId="726E45B9">
+          <v:rect id="_x0000_i1086" style="width:0;height:1.5pt" o:hralign="center" o:hrstd="t" o:hr="t" fillcolor="#a0a0a0" stroked="f"/>
+        </w:pict>
+      </w:r>
+    </w:p>
+    <w:p>
+      <w:pPr>
+        <w:pStyle w:val="ListParagraph"/>
+        <w:jc w:val="both"/>
+        <w:rPr>
+          <w:rFonts w:ascii="Times New Roman" w:hAnsi="Times New Roman" w:cs="Times New Roman"/>
+          <w:b/>
+          <w:bCs/>
+        </w:rPr>
+      </w:pPr>
+      <w:r>
+        <w:rPr>
+          <w:rFonts w:ascii="Times New Roman" w:hAnsi="Times New Roman" w:cs="Times New Roman"/>
+          <w:b/>
+          <w:bCs/>
+        </w:rPr>
+        <w:t>Example Scenario</w:t>
+      </w:r>
+    </w:p>
+    <w:p>
+      <w:pPr>
+        <w:pStyle w:val="ListParagraph"/>
+        <w:jc w:val="both"/>
+        <w:rPr>
+          <w:rFonts w:ascii="Times New Roman" w:hAnsi="Times New Roman" w:cs="Times New Roman"/>
+        </w:rPr>
+      </w:pPr>
+      <w:r>
+        <w:rPr>
+          <w:rFonts w:ascii="Times New Roman" w:hAnsi="Times New Roman" w:cs="Times New Roman"/>
+        </w:rPr>
+        <w:t xml:space="preserve">Suppose Region </w:t>
+      </w:r>
+      <w:r>
+        <w:rPr>
+          <w:rFonts w:ascii="Times New Roman" w:hAnsi="Times New Roman" w:cs="Times New Roman"/>
+          <w:b/>
+          <w:bCs/>
+        </w:rPr>
+        <w:t>R</w:t>
+      </w:r>
+      <w:r>
+        <w:rPr>
+          <w:rFonts w:ascii="Times New Roman" w:hAnsi="Times New Roman" w:cs="Times New Roman"/>
+        </w:rPr>
+        <w:t xml:space="preserve"> has three Availability Zones:</w:t>
+      </w:r>
+    </w:p>
+    <w:p>
+      <w:pPr>
+        <w:pStyle w:val="ListParagraph"/>
+        <w:numPr>
+          <w:ilvl w:val="0"/>
+          <w:numId w:val="21"/>
+        </w:numPr>
+        <w:jc w:val="both"/>
+        <w:rPr>
+          <w:rFonts w:ascii="Times New Roman" w:hAnsi="Times New Roman" w:cs="Times New Roman"/>
+        </w:rPr>
+      </w:pPr>
+      <w:r>
+        <w:rPr>
+          <w:rFonts w:ascii="Times New Roman" w:hAnsi="Times New Roman" w:cs="Times New Roman"/>
+        </w:rPr>
+        <w:t xml:space="preserve">AZ-A </w:t>
+      </w:r>
+    </w:p>
+    <w:p>
+      <w:pPr>
+        <w:pStyle w:val="ListParagraph"/>
+        <w:numPr>
+          <w:ilvl w:val="0"/>
+          <w:numId w:val="21"/>
+        </w:numPr>
+        <w:jc w:val="both"/>
+        <w:rPr>
+          <w:rFonts w:ascii="Times New Roman" w:hAnsi="Times New Roman" w:cs="Times New Roman"/>
+        </w:rPr>
+      </w:pPr>
+      <w:r>
+        <w:rPr>
+          <w:rFonts w:ascii="Times New Roman" w:hAnsi="Times New Roman" w:cs="Times New Roman"/>
+        </w:rPr>
+        <w:t xml:space="preserve">AZ-B </w:t>
+      </w:r>
+    </w:p>
+    <w:p>
+      <w:pPr>
+        <w:pStyle w:val="ListParagraph"/>
+        <w:numPr>
+          <w:ilvl w:val="0"/>
+          <w:numId w:val="21"/>
+        </w:numPr>
+        <w:jc w:val="both"/>
+        <w:rPr>
+          <w:rFonts w:ascii="Times New Roman" w:hAnsi="Times New Roman" w:cs="Times New Roman"/>
+        </w:rPr>
+      </w:pPr>
+      <w:r>
+        <w:rPr>
+          <w:rFonts w:ascii="Times New Roman" w:hAnsi="Times New Roman" w:cs="Times New Roman"/>
+        </w:rPr>
+        <w:t xml:space="preserve">AZ-C </w:t>
+      </w:r>
+    </w:p>
+    <w:p>
+      <w:pPr>
+        <w:pStyle w:val="ListParagraph"/>
+        <w:jc w:val="both"/>
+        <w:rPr>
+          <w:rFonts w:ascii="Times New Roman" w:hAnsi="Times New Roman" w:cs="Times New Roman"/>
+        </w:rPr>
+      </w:pPr>
+      <w:r>
+        <w:rPr>
+          <w:rFonts w:ascii="Times New Roman" w:hAnsi="Times New Roman" w:cs="Times New Roman"/>
+        </w:rPr>
+        <w:pict w14:anchorId="0B75BA3A">
+          <v:rect id="_x0000_i1087" style="width:0;height:1.5pt" o:hralign="center" o:hrstd="t" o:hr="t" fillcolor="#a0a0a0" stroked="f"/>
+        </w:pict>
+      </w:r>
+    </w:p>
+    <w:p>
+      <w:pPr>
+        <w:pStyle w:val="ListParagraph"/>
+        <w:jc w:val="both"/>
+        <w:rPr>
+          <w:rFonts w:ascii="Times New Roman" w:hAnsi="Times New Roman" w:cs="Times New Roman"/>
+          <w:b/>
+          <w:bCs/>
+        </w:rPr>
+      </w:pPr>
+      <w:r>
+        <w:rPr>
+          <w:rFonts w:ascii="Times New Roman" w:hAnsi="Times New Roman" w:cs="Times New Roman"/>
+          <w:b/>
+          <w:bCs/>
+        </w:rPr>
+        <w:t>AZ-A → Public Subnet (S1)</w:t>
+      </w:r>
+    </w:p>
+    <w:p>
+      <w:pPr>
+        <w:pStyle w:val="ListParagraph"/>
+        <w:jc w:val="both"/>
+        <w:rPr>
+          <w:rFonts w:ascii="Times New Roman" w:hAnsi="Times New Roman" w:cs="Times New Roman"/>
+        </w:rPr>
+      </w:pPr>
+      <w:r>
+        <w:rPr>
+          <w:rFonts w:ascii="Times New Roman" w:hAnsi="Times New Roman" w:cs="Times New Roman"/>
+        </w:rPr>
+        <w:t xml:space="preserve">Subnet </w:t>
+      </w:r>
+      <w:r>
+        <w:rPr>
+          <w:rFonts w:ascii="Times New Roman" w:hAnsi="Times New Roman" w:cs="Times New Roman"/>
+          <w:b/>
+          <w:bCs/>
+        </w:rPr>
+        <w:t>S1</w:t>
+      </w:r>
+      <w:r>
+        <w:rPr>
+          <w:rFonts w:ascii="Times New Roman" w:hAnsi="Times New Roman" w:cs="Times New Roman"/>
+        </w:rPr>
+        <w:t xml:space="preserve"> routes internet-bound traffic to an Internet Gateway (IGW).</w:t>
+      </w:r>
+    </w:p>
+    <w:p>
+      <w:pPr>
+        <w:pStyle w:val="ListParagraph"/>
+        <w:jc w:val="both"/>
+        <w:rPr>
+          <w:rFonts w:ascii="Times New Roman" w:hAnsi="Times New Roman" w:cs="Times New Roman"/>
+        </w:rPr>
+      </w:pPr>
+      <w:r>
+        <w:rPr>
+          <w:rFonts w:ascii="Times New Roman" w:hAnsi="Times New Roman" w:cs="Times New Roman"/>
+        </w:rPr>
+        <w:t xml:space="preserve">Therefore, S1 is called a </w:t>
+      </w:r>
+      <w:r>
+        <w:rPr>
+          <w:rFonts w:ascii="Times New Roman" w:hAnsi="Times New Roman" w:cs="Times New Roman"/>
+          <w:b/>
+          <w:bCs/>
+        </w:rPr>
+        <w:t>Public Subnet</w:t>
+      </w:r>
+      <w:r>
+        <w:rPr>
+          <w:rFonts w:ascii="Times New Roman" w:hAnsi="Times New Roman" w:cs="Times New Roman"/>
+        </w:rPr>
+        <w:t>.</w:t>
+      </w:r>
+    </w:p>
+    <w:p>
+      <w:pPr>
+        <w:pStyle w:val="ListParagraph"/>
+        <w:jc w:val="both"/>
+        <w:rPr>
+          <w:rFonts w:ascii="Times New Roman" w:hAnsi="Times New Roman" w:cs="Times New Roman"/>
+          <w:b/>
+          <w:bCs/>
+        </w:rPr>
+      </w:pPr>
+    </w:p>
+    <w:p>
+      <w:pPr>
+        <w:pStyle w:val="ListParagraph"/>
+        <w:jc w:val="both"/>
+        <w:rPr>
+          <w:rFonts w:ascii="Times New Roman" w:hAnsi="Times New Roman" w:cs="Times New Roman"/>
+          <w:b/>
+          <w:bCs/>
+        </w:rPr>
+      </w:pPr>
+      <w:r>
+        <w:rPr>
+          <w:rFonts w:ascii="Times New Roman" w:hAnsi="Times New Roman" w:cs="Times New Roman"/>
+          <w:b/>
+          <w:bCs/>
+        </w:rPr>
+        <w:t>Characteristics</w:t>
+      </w:r>
+    </w:p>
+    <w:p>
+      <w:pPr>
+        <w:pStyle w:val="ListParagraph"/>
+        <w:numPr>
+          <w:ilvl w:val="0"/>
+          <w:numId w:val="22"/>
+        </w:numPr>
+        <w:jc w:val="both"/>
+        <w:rPr>
+          <w:rFonts w:ascii="Times New Roman" w:hAnsi="Times New Roman" w:cs="Times New Roman"/>
+        </w:rPr>
+      </w:pPr>
+      <w:r>
+        <w:rPr>
+          <w:rFonts w:ascii="Times New Roman" w:hAnsi="Times New Roman" w:cs="Times New Roman"/>
+        </w:rPr>
+        <w:t xml:space="preserve">Has route to IGW </w:t>
+      </w:r>
+    </w:p>
+    <w:p>
+      <w:pPr>
+        <w:pStyle w:val="ListParagraph"/>
+        <w:numPr>
+          <w:ilvl w:val="0"/>
+          <w:numId w:val="22"/>
+        </w:numPr>
+        <w:jc w:val="both"/>
+        <w:rPr>
+          <w:rFonts w:ascii="Times New Roman" w:hAnsi="Times New Roman" w:cs="Times New Roman"/>
+        </w:rPr>
+      </w:pPr>
+      <w:r>
+        <w:rPr>
+          <w:rFonts w:ascii="Times New Roman" w:hAnsi="Times New Roman" w:cs="Times New Roman"/>
+        </w:rPr>
+        <w:t xml:space="preserve">Resources can access the internet </w:t>
+      </w:r>
+    </w:p>
+    <w:p>
+      <w:pPr>
+        <w:pStyle w:val="ListParagraph"/>
+        <w:numPr>
+          <w:ilvl w:val="0"/>
+          <w:numId w:val="22"/>
+        </w:numPr>
+        <w:jc w:val="both"/>
+        <w:rPr>
+          <w:rFonts w:ascii="Times New Roman" w:hAnsi="Times New Roman" w:cs="Times New Roman"/>
+        </w:rPr>
+      </w:pPr>
+      <w:r>
+        <w:rPr>
+          <w:rFonts w:ascii="Times New Roman" w:hAnsi="Times New Roman" w:cs="Times New Roman"/>
+        </w:rPr>
+        <w:t xml:space="preserve">Commonly used for: </w:t>
+      </w:r>
+    </w:p>
+    <w:p>
+      <w:pPr>
+        <w:pStyle w:val="ListParagraph"/>
+        <w:numPr>
+          <w:ilvl w:val="1"/>
+          <w:numId w:val="22"/>
+        </w:numPr>
+        <w:jc w:val="both"/>
+        <w:rPr>
+          <w:rFonts w:ascii="Times New Roman" w:hAnsi="Times New Roman" w:cs="Times New Roman"/>
+        </w:rPr>
+      </w:pPr>
+      <w:r>
+        <w:rPr>
+          <w:rFonts w:ascii="Times New Roman" w:hAnsi="Times New Roman" w:cs="Times New Roman"/>
+        </w:rPr>
+        <w:t xml:space="preserve">Web servers </w:t>
+      </w:r>
+    </w:p>
+    <w:p>
+      <w:pPr>
+        <w:pStyle w:val="ListParagraph"/>
+        <w:numPr>
+          <w:ilvl w:val="1"/>
+          <w:numId w:val="22"/>
+        </w:numPr>
+        <w:jc w:val="both"/>
+        <w:rPr>
+          <w:rFonts w:ascii="Times New Roman" w:hAnsi="Times New Roman" w:cs="Times New Roman"/>
+        </w:rPr>
+      </w:pPr>
+      <w:r>
+        <w:rPr>
+          <w:rFonts w:ascii="Times New Roman" w:hAnsi="Times New Roman" w:cs="Times New Roman"/>
+        </w:rPr>
+        <w:t xml:space="preserve">Load balancers </w:t>
+      </w:r>
+    </w:p>
+    <w:p>
+      <w:pPr>
+        <w:pStyle w:val="ListParagraph"/>
+        <w:numPr>
+          <w:ilvl w:val="1"/>
+          <w:numId w:val="22"/>
+        </w:numPr>
+        <w:jc w:val="both"/>
+        <w:rPr>
+          <w:rFonts w:ascii="Times New Roman" w:hAnsi="Times New Roman" w:cs="Times New Roman"/>
+        </w:rPr>
+      </w:pPr>
+      <w:r>
+        <w:rPr>
+          <w:rFonts w:ascii="Times New Roman" w:hAnsi="Times New Roman" w:cs="Times New Roman"/>
+        </w:rPr>
+        <w:t xml:space="preserve">Bastion hosts </w:t>
+      </w:r>
+    </w:p>
+    <w:p>
+      <w:pPr>
+        <w:pStyle w:val="ListParagraph"/>
+        <w:jc w:val="both"/>
+        <w:rPr>
+          <w:rFonts w:ascii="Times New Roman" w:hAnsi="Times New Roman" w:cs="Times New Roman"/>
+        </w:rPr>
+      </w:pPr>
+      <w:r>
+        <w:rPr>
+          <w:rFonts w:ascii="Times New Roman" w:hAnsi="Times New Roman" w:cs="Times New Roman"/>
+        </w:rPr>
+        <w:pict w14:anchorId="3E760BD3">
+          <v:rect id="_x0000_i1088" style="width:0;height:1.5pt" o:hralign="center" o:hrstd="t" o:hr="t" fillcolor="#a0a0a0" stroked="f"/>
+        </w:pict>
+      </w:r>
+    </w:p>
+    <w:p>
+      <w:pPr>
+        <w:pStyle w:val="ListParagraph"/>
+        <w:jc w:val="both"/>
+        <w:rPr>
+          <w:rFonts w:ascii="Times New Roman" w:hAnsi="Times New Roman" w:cs="Times New Roman"/>
+          <w:b/>
+          <w:bCs/>
+        </w:rPr>
+      </w:pPr>
+      <w:r>
+        <w:rPr>
+          <w:rFonts w:ascii="Times New Roman" w:hAnsi="Times New Roman" w:cs="Times New Roman"/>
+          <w:b/>
+          <w:bCs/>
+        </w:rPr>
+        <w:t>AZ-B → Private Subnet (S2)</w:t>
+      </w:r>
+    </w:p>
+    <w:p>
+      <w:pPr>
+        <w:pStyle w:val="ListParagraph"/>
+        <w:jc w:val="both"/>
+        <w:rPr>
+          <w:rFonts w:ascii="Times New Roman" w:hAnsi="Times New Roman" w:cs="Times New Roman"/>
+        </w:rPr>
+      </w:pPr>
+      <w:r>
+        <w:rPr>
+          <w:rFonts w:ascii="Times New Roman" w:hAnsi="Times New Roman" w:cs="Times New Roman"/>
+        </w:rPr>
+        <w:t xml:space="preserve">Subnet </w:t>
+      </w:r>
+      <w:r>
+        <w:rPr>
+          <w:rFonts w:ascii="Times New Roman" w:hAnsi="Times New Roman" w:cs="Times New Roman"/>
+          <w:b/>
+          <w:bCs/>
+        </w:rPr>
+        <w:t>S2</w:t>
+      </w:r>
+      <w:r>
+        <w:rPr>
+          <w:rFonts w:ascii="Times New Roman" w:hAnsi="Times New Roman" w:cs="Times New Roman"/>
+        </w:rPr>
+        <w:t xml:space="preserve"> does not route traffic directly to the IGW.</w:t>
+      </w:r>
+    </w:p>
+    <w:p>
+      <w:pPr>
+        <w:pStyle w:val="ListParagraph"/>
+        <w:jc w:val="both"/>
+        <w:rPr>
+          <w:rFonts w:ascii="Times New Roman" w:hAnsi="Times New Roman" w:cs="Times New Roman"/>
+        </w:rPr>
+      </w:pPr>
+      <w:r>
+        <w:rPr>
+          <w:rFonts w:ascii="Times New Roman" w:hAnsi="Times New Roman" w:cs="Times New Roman"/>
+        </w:rPr>
+        <w:t xml:space="preserve">Therefore, S2 is called a </w:t>
+      </w:r>
+      <w:r>
+        <w:rPr>
+          <w:rFonts w:ascii="Times New Roman" w:hAnsi="Times New Roman" w:cs="Times New Roman"/>
+          <w:b/>
+          <w:bCs/>
+        </w:rPr>
+        <w:t>Private Subnet</w:t>
+      </w:r>
+      <w:r>
+        <w:rPr>
+          <w:rFonts w:ascii="Times New Roman" w:hAnsi="Times New Roman" w:cs="Times New Roman"/>
+        </w:rPr>
+        <w:t>.</w:t>
+      </w:r>
+    </w:p>
+    <w:p>
+      <w:pPr>
+        <w:pStyle w:val="ListParagraph"/>
+        <w:jc w:val="both"/>
+        <w:rPr>
+          <w:rFonts w:ascii="Times New Roman" w:hAnsi="Times New Roman" w:cs="Times New Roman"/>
+          <w:b/>
+          <w:bCs/>
+        </w:rPr>
+      </w:pPr>
+    </w:p>
+    <w:p>
+      <w:pPr>
+        <w:pStyle w:val="ListParagraph"/>
+        <w:jc w:val="both"/>
+        <w:rPr>
+          <w:rFonts w:ascii="Times New Roman" w:hAnsi="Times New Roman" w:cs="Times New Roman"/>
+          <w:b/>
+          <w:bCs/>
+        </w:rPr>
+      </w:pPr>
+      <w:r>
+        <w:rPr>
+          <w:rFonts w:ascii="Times New Roman" w:hAnsi="Times New Roman" w:cs="Times New Roman"/>
+          <w:b/>
+          <w:bCs/>
+        </w:rPr>
+        <w:t>Characteristics</w:t>
+      </w:r>
+    </w:p>
+    <w:p>
+      <w:pPr>
+        <w:pStyle w:val="ListParagraph"/>
+        <w:numPr>
+          <w:ilvl w:val="0"/>
+          <w:numId w:val="23"/>
+        </w:numPr>
+        <w:jc w:val="both"/>
+        <w:rPr>
+          <w:rFonts w:ascii="Times New Roman" w:hAnsi="Times New Roman" w:cs="Times New Roman"/>
+        </w:rPr>
+      </w:pPr>
+      <w:r>
+        <w:rPr>
+          <w:rFonts w:ascii="Times New Roman" w:hAnsi="Times New Roman" w:cs="Times New Roman"/>
+        </w:rPr>
+        <w:t xml:space="preserve">No direct internet access </w:t>
+      </w:r>
+    </w:p>
+    <w:p>
+      <w:pPr>
+        <w:pStyle w:val="ListParagraph"/>
+        <w:numPr>
+          <w:ilvl w:val="0"/>
+          <w:numId w:val="23"/>
+        </w:numPr>
+        <w:jc w:val="both"/>
+        <w:rPr>
+          <w:rFonts w:ascii="Times New Roman" w:hAnsi="Times New Roman" w:cs="Times New Roman"/>
+        </w:rPr>
+      </w:pPr>
+      <w:r>
+        <w:rPr>
+          <w:rFonts w:ascii="Times New Roman" w:hAnsi="Times New Roman" w:cs="Times New Roman"/>
+        </w:rPr>
+        <w:t xml:space="preserve">Commonly used for: </w:t>
+      </w:r>
+    </w:p>
+    <w:p>
+      <w:pPr>
+        <w:pStyle w:val="ListParagraph"/>
+        <w:numPr>
+          <w:ilvl w:val="1"/>
+          <w:numId w:val="23"/>
+        </w:numPr>
+        <w:jc w:val="both"/>
+        <w:rPr>
+          <w:rFonts w:ascii="Times New Roman" w:hAnsi="Times New Roman" w:cs="Times New Roman"/>
+        </w:rPr>
+      </w:pPr>
+      <w:r>
+        <w:rPr>
+          <w:rFonts w:ascii="Times New Roman" w:hAnsi="Times New Roman" w:cs="Times New Roman"/>
+        </w:rPr>
+        <w:t xml:space="preserve">Databases </w:t>
+      </w:r>
+    </w:p>
+    <w:p>
+      <w:pPr>
+        <w:pStyle w:val="ListParagraph"/>
+        <w:numPr>
+          <w:ilvl w:val="1"/>
+          <w:numId w:val="23"/>
+        </w:numPr>
+        <w:jc w:val="both"/>
+        <w:rPr>
+          <w:rFonts w:ascii="Times New Roman" w:hAnsi="Times New Roman" w:cs="Times New Roman"/>
+        </w:rPr>
+      </w:pPr>
+      <w:r>
+        <w:rPr>
+          <w:rFonts w:ascii="Times New Roman" w:hAnsi="Times New Roman" w:cs="Times New Roman"/>
+        </w:rPr>
+        <w:t xml:space="preserve">Backend services </w:t>
+      </w:r>
+    </w:p>
+    <w:p>
+      <w:pPr>
+        <w:pStyle w:val="ListParagraph"/>
+        <w:numPr>
+          <w:ilvl w:val="1"/>
+          <w:numId w:val="23"/>
+        </w:numPr>
+        <w:jc w:val="both"/>
+        <w:rPr>
+          <w:rFonts w:ascii="Times New Roman" w:hAnsi="Times New Roman" w:cs="Times New Roman"/>
+        </w:rPr>
+      </w:pPr>
+      <w:r>
+        <w:rPr>
+          <w:rFonts w:ascii="Times New Roman" w:hAnsi="Times New Roman" w:cs="Times New Roman"/>
+        </w:rPr>
+        <w:t xml:space="preserve">Internal application servers </w:t>
+      </w:r>
+    </w:p>
+    <w:p>
+      <w:pPr>
+        <w:pStyle w:val="ListParagraph"/>
+        <w:jc w:val="both"/>
+        <w:rPr>
+          <w:rFonts w:ascii="Times New Roman" w:hAnsi="Times New Roman" w:cs="Times New Roman"/>
+        </w:rPr>
+      </w:pPr>
+      <w:r>
+        <w:rPr>
+          <w:rFonts w:ascii="Times New Roman" w:hAnsi="Times New Roman" w:cs="Times New Roman"/>
+        </w:rPr>
+        <w:t>Private subnets can still access the internet using a NAT Gateway/NAT Instance for outbound traffic.</w:t>
+      </w:r>
+    </w:p>
+    <w:p>
+      <w:pPr>
+        <w:pStyle w:val="ListParagraph"/>
+        <w:jc w:val="both"/>
+        <w:rPr>
+          <w:rFonts w:ascii="Times New Roman" w:hAnsi="Times New Roman" w:cs="Times New Roman"/>
+        </w:rPr>
+      </w:pPr>
+      <w:r>
+        <w:rPr>
+          <w:rFonts w:ascii="Times New Roman" w:hAnsi="Times New Roman" w:cs="Times New Roman"/>
+        </w:rPr>
+        <w:pict w14:anchorId="51B085CD">
+          <v:rect id="_x0000_i1089" style="width:0;height:1.5pt" o:hralign="center" o:hrstd="t" o:hr="t" fillcolor="#a0a0a0" stroked="f"/>
+        </w:pict>
+      </w:r>
+    </w:p>
+    <w:p>
+      <w:pPr>
+        <w:pStyle w:val="ListParagraph"/>
+        <w:jc w:val="both"/>
+        <w:rPr>
+          <w:rFonts w:ascii="Times New Roman" w:hAnsi="Times New Roman" w:cs="Times New Roman"/>
+          <w:b/>
+          <w:bCs/>
+        </w:rPr>
+      </w:pPr>
+      <w:r>
+        <w:rPr>
+          <w:rFonts w:ascii="Times New Roman" w:hAnsi="Times New Roman" w:cs="Times New Roman"/>
+          <w:b/>
+          <w:bCs/>
+        </w:rPr>
+        <w:lastRenderedPageBreak/>
+        <w:t>AZ-C → VPN Only Subnet (S3)</w:t>
+      </w:r>
+    </w:p>
+    <w:p>
+      <w:pPr>
+        <w:pStyle w:val="ListParagraph"/>
+        <w:jc w:val="both"/>
+        <w:rPr>
+          <w:rFonts w:ascii="Times New Roman" w:hAnsi="Times New Roman" w:cs="Times New Roman"/>
+        </w:rPr>
+      </w:pPr>
+      <w:r>
+        <w:rPr>
+          <w:rFonts w:ascii="Times New Roman" w:hAnsi="Times New Roman" w:cs="Times New Roman"/>
+        </w:rPr>
+        <w:t xml:space="preserve">Subnet </w:t>
+      </w:r>
+      <w:r>
+        <w:rPr>
+          <w:rFonts w:ascii="Times New Roman" w:hAnsi="Times New Roman" w:cs="Times New Roman"/>
+          <w:b/>
+          <w:bCs/>
+        </w:rPr>
+        <w:t>S3</w:t>
+      </w:r>
+      <w:r>
+        <w:rPr>
+          <w:rFonts w:ascii="Times New Roman" w:hAnsi="Times New Roman" w:cs="Times New Roman"/>
+        </w:rPr>
+        <w:t xml:space="preserve"> routes traffic to a Virtual Private Gateway (VGW) connected to a corporate network.</w:t>
+      </w:r>
+    </w:p>
+    <w:p>
+      <w:pPr>
+        <w:pStyle w:val="ListParagraph"/>
+        <w:jc w:val="both"/>
+        <w:rPr>
+          <w:rFonts w:ascii="Times New Roman" w:hAnsi="Times New Roman" w:cs="Times New Roman"/>
+        </w:rPr>
+      </w:pPr>
+      <w:r>
+        <w:rPr>
+          <w:rFonts w:ascii="Times New Roman" w:hAnsi="Times New Roman" w:cs="Times New Roman"/>
+        </w:rPr>
+        <w:t xml:space="preserve">Therefore, S3 is called a </w:t>
+      </w:r>
+      <w:r>
+        <w:rPr>
+          <w:rFonts w:ascii="Times New Roman" w:hAnsi="Times New Roman" w:cs="Times New Roman"/>
+          <w:b/>
+          <w:bCs/>
+        </w:rPr>
+        <w:t>VPN Only Subnet</w:t>
+      </w:r>
+      <w:r>
+        <w:rPr>
+          <w:rFonts w:ascii="Times New Roman" w:hAnsi="Times New Roman" w:cs="Times New Roman"/>
+        </w:rPr>
+        <w:t>.</w:t>
+      </w:r>
+    </w:p>
+    <w:p>
+      <w:pPr>
+        <w:pStyle w:val="ListParagraph"/>
+        <w:jc w:val="both"/>
+        <w:rPr>
+          <w:rFonts w:ascii="Times New Roman" w:hAnsi="Times New Roman" w:cs="Times New Roman"/>
+          <w:b/>
+          <w:bCs/>
+        </w:rPr>
+      </w:pPr>
+    </w:p>
+    <w:p>
+      <w:pPr>
+        <w:pStyle w:val="ListParagraph"/>
+        <w:jc w:val="both"/>
+        <w:rPr>
+          <w:rFonts w:ascii="Times New Roman" w:hAnsi="Times New Roman" w:cs="Times New Roman"/>
+          <w:b/>
+          <w:bCs/>
+        </w:rPr>
+      </w:pPr>
+      <w:r>
+        <w:rPr>
+          <w:rFonts w:ascii="Times New Roman" w:hAnsi="Times New Roman" w:cs="Times New Roman"/>
+          <w:b/>
+          <w:bCs/>
+        </w:rPr>
+        <w:t>Characteristics</w:t>
+      </w:r>
+    </w:p>
+    <w:p>
+      <w:pPr>
+        <w:pStyle w:val="ListParagraph"/>
+        <w:numPr>
+          <w:ilvl w:val="0"/>
+          <w:numId w:val="24"/>
+        </w:numPr>
+        <w:jc w:val="both"/>
+        <w:rPr>
+          <w:rFonts w:ascii="Times New Roman" w:hAnsi="Times New Roman" w:cs="Times New Roman"/>
+        </w:rPr>
+      </w:pPr>
+      <w:r>
+        <w:rPr>
+          <w:rFonts w:ascii="Times New Roman" w:hAnsi="Times New Roman" w:cs="Times New Roman"/>
+        </w:rPr>
+        <w:t xml:space="preserve">Accessible through VPN/Direct Connect </w:t>
+      </w:r>
+    </w:p>
+    <w:p>
+      <w:pPr>
+        <w:pStyle w:val="ListParagraph"/>
+        <w:numPr>
+          <w:ilvl w:val="0"/>
+          <w:numId w:val="24"/>
+        </w:numPr>
+        <w:jc w:val="both"/>
+        <w:rPr>
+          <w:rFonts w:ascii="Times New Roman" w:hAnsi="Times New Roman" w:cs="Times New Roman"/>
+        </w:rPr>
+      </w:pPr>
+      <w:r>
+        <w:rPr>
+          <w:rFonts w:ascii="Times New Roman" w:hAnsi="Times New Roman" w:cs="Times New Roman"/>
+        </w:rPr>
+        <w:t xml:space="preserve">No direct internet exposure </w:t>
+      </w:r>
+    </w:p>
+    <w:p>
+      <w:pPr>
+        <w:pStyle w:val="ListParagraph"/>
+        <w:numPr>
+          <w:ilvl w:val="0"/>
+          <w:numId w:val="24"/>
+        </w:numPr>
+        <w:jc w:val="both"/>
+        <w:rPr>
+          <w:rFonts w:ascii="Times New Roman" w:hAnsi="Times New Roman" w:cs="Times New Roman"/>
+        </w:rPr>
+      </w:pPr>
+      <w:r>
+        <w:rPr>
+          <w:rFonts w:ascii="Times New Roman" w:hAnsi="Times New Roman" w:cs="Times New Roman"/>
+        </w:rPr>
+        <w:t>Used for secure enterprise connectivity</w:t>
+      </w:r>
+    </w:p>
+    <w:p>
+      <w:pPr>
+        <w:pStyle w:val="ListParagraph"/>
+        <w:jc w:val="both"/>
+        <w:rPr>
+          <w:rFonts w:ascii="Times New Roman" w:hAnsi="Times New Roman" w:cs="Times New Roman"/>
+        </w:rPr>
+      </w:pPr>
+    </w:p>
+    <w:p>
+      <w:pPr>
+        <w:pStyle w:val="ListParagraph"/>
+        <w:jc w:val="both"/>
+        <w:rPr>
+          <w:rFonts w:ascii="Times New Roman" w:hAnsi="Times New Roman" w:cs="Times New Roman"/>
+          <w:b/>
+          <w:bCs/>
+        </w:rPr>
+      </w:pPr>
+      <w:r>
+        <w:rPr>
+          <w:rFonts w:ascii="Times New Roman" w:hAnsi="Times New Roman" w:cs="Times New Roman"/>
+          <w:b/>
+          <w:bCs/>
+        </w:rPr>
+        <w:t>Simple Architecture Flow</w:t>
+      </w:r>
+    </w:p>
+    <w:p>
+      <w:pPr>
+        <w:pStyle w:val="ListParagraph"/>
+        <w:jc w:val="both"/>
+        <w:rPr>
+          <w:rFonts w:ascii="Times New Roman" w:hAnsi="Times New Roman" w:cs="Times New Roman"/>
+        </w:rPr>
+      </w:pPr>
+      <w:r>
+        <w:rPr>
+          <w:rFonts w:ascii="Times New Roman" w:hAnsi="Times New Roman" w:cs="Times New Roman"/>
+        </w:rPr>
+        <w:t>Internet</w:t>
+      </w:r>
+      <w:r>
+        <w:rPr>
+          <w:rFonts w:ascii="Times New Roman" w:hAnsi="Times New Roman" w:cs="Times New Roman"/>
+        </w:rPr>
+        <w:br/>
+        <w:t xml:space="preserve">   |</w:t>
+      </w:r>
+      <w:r>
+        <w:rPr>
+          <w:rFonts w:ascii="Times New Roman" w:hAnsi="Times New Roman" w:cs="Times New Roman"/>
+        </w:rPr>
+        <w:br/>
+        <w:t xml:space="preserve"> [IGW]</w:t>
+      </w:r>
+      <w:r>
+        <w:rPr>
+          <w:rFonts w:ascii="Times New Roman" w:hAnsi="Times New Roman" w:cs="Times New Roman"/>
+        </w:rPr>
+        <w:br/>
+        <w:t xml:space="preserve">   |</w:t>
+      </w:r>
+      <w:r>
+        <w:rPr>
+          <w:rFonts w:ascii="Times New Roman" w:hAnsi="Times New Roman" w:cs="Times New Roman"/>
+        </w:rPr>
+        <w:br/>
+        <w:t>Public Subnet (S1)</w:t>
+      </w:r>
+    </w:p>
+    <w:p>
+      <w:pPr>
+        <w:pStyle w:val="ListParagraph"/>
+        <w:jc w:val="both"/>
+        <w:rPr>
+          <w:rFonts w:ascii="Times New Roman" w:hAnsi="Times New Roman" w:cs="Times New Roman"/>
+        </w:rPr>
+      </w:pPr>
+      <w:r>
+        <w:rPr>
+          <w:rFonts w:ascii="Times New Roman" w:hAnsi="Times New Roman" w:cs="Times New Roman"/>
+        </w:rPr>
+        <w:t xml:space="preserve">   |</w:t>
+      </w:r>
+      <w:r>
+        <w:rPr>
+          <w:rFonts w:ascii="Times New Roman" w:hAnsi="Times New Roman" w:cs="Times New Roman"/>
+        </w:rPr>
+        <w:br/>
+        <w:t>---------------------</w:t>
+      </w:r>
+      <w:r>
+        <w:rPr>
+          <w:rFonts w:ascii="Times New Roman" w:hAnsi="Times New Roman" w:cs="Times New Roman"/>
+        </w:rPr>
+        <w:br/>
+        <w:t>Private Subnet (S2)</w:t>
+      </w:r>
+    </w:p>
+    <w:p>
+      <w:pPr>
+        <w:pStyle w:val="ListParagraph"/>
+        <w:jc w:val="both"/>
+        <w:rPr>
+          <w:rFonts w:ascii="Times New Roman" w:hAnsi="Times New Roman" w:cs="Times New Roman"/>
+        </w:rPr>
+      </w:pPr>
+      <w:r>
+        <w:rPr>
+          <w:rFonts w:ascii="Times New Roman" w:hAnsi="Times New Roman" w:cs="Times New Roman"/>
+        </w:rPr>
+        <w:t xml:space="preserve">   |</w:t>
+      </w:r>
+      <w:r>
+        <w:rPr>
+          <w:rFonts w:ascii="Times New Roman" w:hAnsi="Times New Roman" w:cs="Times New Roman"/>
+        </w:rPr>
+        <w:br/>
+        <w:t xml:space="preserve"> [VGW]</w:t>
+      </w:r>
+      <w:r>
+        <w:rPr>
+          <w:rFonts w:ascii="Times New Roman" w:hAnsi="Times New Roman" w:cs="Times New Roman"/>
+        </w:rPr>
+        <w:br/>
+        <w:t xml:space="preserve">   |</w:t>
+      </w:r>
+      <w:r>
+        <w:rPr>
+          <w:rFonts w:ascii="Times New Roman" w:hAnsi="Times New Roman" w:cs="Times New Roman"/>
+        </w:rPr>
+        <w:br/>
+        <w:t>Corporate Network</w:t>
+      </w:r>
+    </w:p>
+    <w:p>
+      <w:pPr>
+        <w:pStyle w:val="ListParagraph"/>
+        <w:jc w:val="both"/>
+        <w:rPr>
+          <w:rFonts w:ascii="Times New Roman" w:hAnsi="Times New Roman" w:cs="Times New Roman"/>
+        </w:rPr>
+      </w:pPr>
+      <w:r>
+        <w:rPr>
+          <w:rFonts w:ascii="Times New Roman" w:hAnsi="Times New Roman" w:cs="Times New Roman"/>
+        </w:rPr>
+        <w:pict w14:anchorId="7F2CE442">
+          <v:rect id="_x0000_i1100" style="width:0;height:1.5pt" o:hralign="center" o:hrstd="t" o:hr="t" fillcolor="#a0a0a0" stroked="f"/>
+        </w:pict>
+      </w:r>
+    </w:p>
+    <w:p>
+      <w:pPr>
+        <w:pStyle w:val="ListParagraph"/>
+        <w:jc w:val="both"/>
+        <w:rPr>
+          <w:rFonts w:ascii="Times New Roman" w:hAnsi="Times New Roman" w:cs="Times New Roman"/>
+          <w:b/>
+          <w:bCs/>
+        </w:rPr>
+      </w:pPr>
+      <w:r>
+        <w:rPr>
+          <w:rFonts w:ascii="Times New Roman" w:hAnsi="Times New Roman" w:cs="Times New Roman"/>
+          <w:b/>
+          <w:bCs/>
+        </w:rPr>
+        <w:t>Key Concepts to Remember</w:t>
+      </w:r>
+    </w:p>
+    <w:tbl>
+      <w:tblPr>
+        <w:tblW w:w="0" w:type="auto"/>
+        <w:tblCellSpacing w:w="15" w:type="dxa"/>
+        <w:tblBorders>
+          <w:top w:val="single" w:sz="4" w:space="0" w:color="auto"/>
+          <w:left w:val="single" w:sz="4" w:space="0" w:color="auto"/>
+          <w:bottom w:val="single" w:sz="4" w:space="0" w:color="auto"/>
+          <w:right w:val="single" w:sz="4" w:space="0" w:color="auto"/>
+          <w:insideH w:val="single" w:sz="4" w:space="0" w:color="auto"/>
+          <w:insideV w:val="single" w:sz="4" w:space="0" w:color="auto"/>
+        </w:tblBorders>
+        <w:tblCellMar>
+          <w:top w:w="15" w:type="dxa"/>
+          <w:left w:w="15" w:type="dxa"/>
+          <w:bottom w:w="15" w:type="dxa"/>
+          <w:right w:w="15" w:type="dxa"/>
+        </w:tblCellMar>
+        <w:tblLook w:val="04A0" w:firstRow="1" w:lastRow="0" w:firstColumn="1" w:lastColumn="0" w:noHBand="0" w:noVBand="1"/>
+      </w:tblPr>
+      <w:tblGrid>
+        <w:gridCol w:w="2222"/>
+        <w:gridCol w:w="5283"/>
+      </w:tblGrid>
+      <w:tr>
+        <w:trPr>
+          <w:tblHeader/>
+          <w:tblCellSpacing w:w="15" w:type="dxa"/>
+        </w:trPr>
+        <w:tc>
+          <w:tcPr>
+            <w:tcW w:w="0" w:type="auto"/>
+            <w:vAlign w:val="center"/>
+            <w:hideMark/>
+          </w:tcPr>
+          <w:p>
+            <w:pPr>
+              <w:pStyle w:val="ListParagraph"/>
+              <w:jc w:val="both"/>
+              <w:rPr>
+                <w:rFonts w:ascii="Times New Roman" w:hAnsi="Times New Roman" w:cs="Times New Roman"/>
+                <w:b/>
+                <w:bCs/>
+              </w:rPr>
+            </w:pPr>
+            <w:r>
+              <w:rPr>
+                <w:rFonts w:ascii="Times New Roman" w:hAnsi="Times New Roman" w:cs="Times New Roman"/>
+                <w:b/>
+                <w:bCs/>
+              </w:rPr>
+              <w:t>Concept</w:t>
+            </w:r>
+          </w:p>
+        </w:tc>
+        <w:tc>
+          <w:tcPr>
+            <w:tcW w:w="0" w:type="auto"/>
+            <w:vAlign w:val="center"/>
+            <w:hideMark/>
+          </w:tcPr>
+          <w:p>
+            <w:pPr>
+              <w:pStyle w:val="ListParagraph"/>
+              <w:jc w:val="both"/>
+              <w:rPr>
+                <w:rFonts w:ascii="Times New Roman" w:hAnsi="Times New Roman" w:cs="Times New Roman"/>
+                <w:b/>
+                <w:bCs/>
+              </w:rPr>
+            </w:pPr>
+            <w:r>
+              <w:rPr>
+                <w:rFonts w:ascii="Times New Roman" w:hAnsi="Times New Roman" w:cs="Times New Roman"/>
+                <w:b/>
+                <w:bCs/>
+              </w:rPr>
+              <w:t>Meaning</w:t>
+            </w:r>
+          </w:p>
+        </w:tc>
+      </w:tr>
+      <w:tr>
+        <w:trPr>
+          <w:tblCellSpacing w:w="15" w:type="dxa"/>
+        </w:trPr>
+        <w:tc>
+          <w:tcPr>
+            <w:tcW w:w="0" w:type="auto"/>
+            <w:vAlign w:val="center"/>
+            <w:hideMark/>
+          </w:tcPr>
+          <w:p>
+            <w:pPr>
+              <w:pStyle w:val="ListParagraph"/>
+              <w:jc w:val="both"/>
+              <w:rPr>
+                <w:rFonts w:ascii="Times New Roman" w:hAnsi="Times New Roman" w:cs="Times New Roman"/>
+              </w:rPr>
+            </w:pPr>
+            <w:r>
+              <w:rPr>
+                <w:rFonts w:ascii="Times New Roman" w:hAnsi="Times New Roman" w:cs="Times New Roman"/>
+              </w:rPr>
+              <w:t>VPC</w:t>
+            </w:r>
+          </w:p>
+        </w:tc>
+        <w:tc>
+          <w:tcPr>
+            <w:tcW w:w="0" w:type="auto"/>
+            <w:vAlign w:val="center"/>
+            <w:hideMark/>
+          </w:tcPr>
+          <w:p>
+            <w:pPr>
+              <w:pStyle w:val="ListParagraph"/>
+              <w:jc w:val="both"/>
+              <w:rPr>
+                <w:rFonts w:ascii="Times New Roman" w:hAnsi="Times New Roman" w:cs="Times New Roman"/>
+              </w:rPr>
+            </w:pPr>
+            <w:r>
+              <w:rPr>
+                <w:rFonts w:ascii="Times New Roman" w:hAnsi="Times New Roman" w:cs="Times New Roman"/>
+              </w:rPr>
+              <w:t>Private virtual network in AWS</w:t>
+            </w:r>
+          </w:p>
+        </w:tc>
+      </w:tr>
+      <w:tr>
+        <w:trPr>
+          <w:tblCellSpacing w:w="15" w:type="dxa"/>
+        </w:trPr>
+        <w:tc>
+          <w:tcPr>
+            <w:tcW w:w="0" w:type="auto"/>
+            <w:vAlign w:val="center"/>
+            <w:hideMark/>
+          </w:tcPr>
+          <w:p>
+            <w:pPr>
+              <w:pStyle w:val="ListParagraph"/>
+              <w:jc w:val="both"/>
+              <w:rPr>
+                <w:rFonts w:ascii="Times New Roman" w:hAnsi="Times New Roman" w:cs="Times New Roman"/>
+              </w:rPr>
+            </w:pPr>
+            <w:r>
+              <w:rPr>
+                <w:rFonts w:ascii="Times New Roman" w:hAnsi="Times New Roman" w:cs="Times New Roman"/>
+              </w:rPr>
+              <w:t>Subnet</w:t>
+            </w:r>
+          </w:p>
+        </w:tc>
+        <w:tc>
+          <w:tcPr>
+            <w:tcW w:w="0" w:type="auto"/>
+            <w:vAlign w:val="center"/>
+            <w:hideMark/>
+          </w:tcPr>
+          <w:p>
+            <w:pPr>
+              <w:pStyle w:val="ListParagraph"/>
+              <w:jc w:val="both"/>
+              <w:rPr>
+                <w:rFonts w:ascii="Times New Roman" w:hAnsi="Times New Roman" w:cs="Times New Roman"/>
+              </w:rPr>
+            </w:pPr>
+            <w:r>
+              <w:rPr>
+                <w:rFonts w:ascii="Times New Roman" w:hAnsi="Times New Roman" w:cs="Times New Roman"/>
+              </w:rPr>
+              <w:t>Smaller network inside VPC</w:t>
+            </w:r>
+          </w:p>
+        </w:tc>
+      </w:tr>
+      <w:tr>
+        <w:trPr>
+          <w:tblCellSpacing w:w="15" w:type="dxa"/>
+        </w:trPr>
+        <w:tc>
+          <w:tcPr>
+            <w:tcW w:w="0" w:type="auto"/>
+            <w:vAlign w:val="center"/>
+            <w:hideMark/>
+          </w:tcPr>
+          <w:p>
+            <w:pPr>
+              <w:pStyle w:val="ListParagraph"/>
+              <w:jc w:val="both"/>
+              <w:rPr>
+                <w:rFonts w:ascii="Times New Roman" w:hAnsi="Times New Roman" w:cs="Times New Roman"/>
+              </w:rPr>
+            </w:pPr>
+            <w:r>
+              <w:rPr>
+                <w:rFonts w:ascii="Times New Roman" w:hAnsi="Times New Roman" w:cs="Times New Roman"/>
+              </w:rPr>
+              <w:t>Public Subnet</w:t>
+            </w:r>
+          </w:p>
+        </w:tc>
+        <w:tc>
+          <w:tcPr>
+            <w:tcW w:w="0" w:type="auto"/>
+            <w:vAlign w:val="center"/>
+            <w:hideMark/>
+          </w:tcPr>
+          <w:p>
+            <w:pPr>
+              <w:pStyle w:val="ListParagraph"/>
+              <w:jc w:val="both"/>
+              <w:rPr>
+                <w:rFonts w:ascii="Times New Roman" w:hAnsi="Times New Roman" w:cs="Times New Roman"/>
+              </w:rPr>
+            </w:pPr>
+            <w:r>
+              <w:rPr>
+                <w:rFonts w:ascii="Times New Roman" w:hAnsi="Times New Roman" w:cs="Times New Roman"/>
+              </w:rPr>
+              <w:t>Has route to IGW</w:t>
+            </w:r>
+          </w:p>
+        </w:tc>
+      </w:tr>
+      <w:tr>
+        <w:trPr>
+          <w:tblCellSpacing w:w="15" w:type="dxa"/>
+        </w:trPr>
+        <w:tc>
+          <w:tcPr>
+            <w:tcW w:w="0" w:type="auto"/>
+            <w:vAlign w:val="center"/>
+            <w:hideMark/>
+          </w:tcPr>
+          <w:p>
+            <w:pPr>
+              <w:pStyle w:val="ListParagraph"/>
+              <w:jc w:val="both"/>
+              <w:rPr>
+                <w:rFonts w:ascii="Times New Roman" w:hAnsi="Times New Roman" w:cs="Times New Roman"/>
+              </w:rPr>
+            </w:pPr>
+            <w:r>
+              <w:rPr>
+                <w:rFonts w:ascii="Times New Roman" w:hAnsi="Times New Roman" w:cs="Times New Roman"/>
+              </w:rPr>
+              <w:t>Private Subnet</w:t>
+            </w:r>
+          </w:p>
+        </w:tc>
+        <w:tc>
+          <w:tcPr>
+            <w:tcW w:w="0" w:type="auto"/>
+            <w:vAlign w:val="center"/>
+            <w:hideMark/>
+          </w:tcPr>
+          <w:p>
+            <w:pPr>
+              <w:pStyle w:val="ListParagraph"/>
+              <w:jc w:val="both"/>
+              <w:rPr>
+                <w:rFonts w:ascii="Times New Roman" w:hAnsi="Times New Roman" w:cs="Times New Roman"/>
+              </w:rPr>
+            </w:pPr>
+            <w:r>
+              <w:rPr>
+                <w:rFonts w:ascii="Times New Roman" w:hAnsi="Times New Roman" w:cs="Times New Roman"/>
+              </w:rPr>
+              <w:t>No direct IGW route</w:t>
+            </w:r>
+          </w:p>
+        </w:tc>
+      </w:tr>
+      <w:tr>
+        <w:trPr>
+          <w:tblCellSpacing w:w="15" w:type="dxa"/>
+        </w:trPr>
+        <w:tc>
+          <w:tcPr>
+            <w:tcW w:w="0" w:type="auto"/>
+            <w:vAlign w:val="center"/>
+            <w:hideMark/>
+          </w:tcPr>
+          <w:p>
+            <w:pPr>
+              <w:pStyle w:val="ListParagraph"/>
+              <w:jc w:val="both"/>
+              <w:rPr>
+                <w:rFonts w:ascii="Times New Roman" w:hAnsi="Times New Roman" w:cs="Times New Roman"/>
+              </w:rPr>
+            </w:pPr>
+            <w:r>
+              <w:rPr>
+                <w:rFonts w:ascii="Times New Roman" w:hAnsi="Times New Roman" w:cs="Times New Roman"/>
+              </w:rPr>
+              <w:t>IGW</w:t>
+            </w:r>
+          </w:p>
+        </w:tc>
+        <w:tc>
+          <w:tcPr>
+            <w:tcW w:w="0" w:type="auto"/>
+            <w:vAlign w:val="center"/>
+            <w:hideMark/>
+          </w:tcPr>
+          <w:p>
+            <w:pPr>
+              <w:pStyle w:val="ListParagraph"/>
+              <w:jc w:val="both"/>
+              <w:rPr>
+                <w:rFonts w:ascii="Times New Roman" w:hAnsi="Times New Roman" w:cs="Times New Roman"/>
+              </w:rPr>
+            </w:pPr>
+            <w:r>
+              <w:rPr>
+                <w:rFonts w:ascii="Times New Roman" w:hAnsi="Times New Roman" w:cs="Times New Roman"/>
+              </w:rPr>
+              <w:t>Enables internet access</w:t>
+            </w:r>
+          </w:p>
+        </w:tc>
+      </w:tr>
+      <w:tr>
+        <w:trPr>
+          <w:tblCellSpacing w:w="15" w:type="dxa"/>
+        </w:trPr>
+        <w:tc>
+          <w:tcPr>
+            <w:tcW w:w="0" w:type="auto"/>
+            <w:vAlign w:val="center"/>
+            <w:hideMark/>
+          </w:tcPr>
+          <w:p>
+            <w:pPr>
+              <w:pStyle w:val="ListParagraph"/>
+              <w:jc w:val="both"/>
+              <w:rPr>
+                <w:rFonts w:ascii="Times New Roman" w:hAnsi="Times New Roman" w:cs="Times New Roman"/>
+              </w:rPr>
+            </w:pPr>
+            <w:r>
+              <w:rPr>
+                <w:rFonts w:ascii="Times New Roman" w:hAnsi="Times New Roman" w:cs="Times New Roman"/>
+              </w:rPr>
+              <w:t>VGW</w:t>
+            </w:r>
+          </w:p>
+        </w:tc>
+        <w:tc>
+          <w:tcPr>
+            <w:tcW w:w="0" w:type="auto"/>
+            <w:vAlign w:val="center"/>
+            <w:hideMark/>
+          </w:tcPr>
+          <w:p>
+            <w:pPr>
+              <w:pStyle w:val="ListParagraph"/>
+              <w:jc w:val="both"/>
+              <w:rPr>
+                <w:rFonts w:ascii="Times New Roman" w:hAnsi="Times New Roman" w:cs="Times New Roman"/>
+              </w:rPr>
+            </w:pPr>
+            <w:r>
+              <w:rPr>
+                <w:rFonts w:ascii="Times New Roman" w:hAnsi="Times New Roman" w:cs="Times New Roman"/>
+              </w:rPr>
+              <w:t>Enables VPN connection to corporate network</w:t>
+            </w:r>
+          </w:p>
+        </w:tc>
+      </w:tr>
+      <w:tr>
+        <w:trPr>
+          <w:tblCellSpacing w:w="15" w:type="dxa"/>
+        </w:trPr>
+        <w:tc>
+          <w:tcPr>
+            <w:tcW w:w="0" w:type="auto"/>
+            <w:vAlign w:val="center"/>
+            <w:hideMark/>
+          </w:tcPr>
+          <w:p>
+            <w:pPr>
+              <w:pStyle w:val="ListParagraph"/>
+              <w:jc w:val="both"/>
+              <w:rPr>
+                <w:rFonts w:ascii="Times New Roman" w:hAnsi="Times New Roman" w:cs="Times New Roman"/>
+              </w:rPr>
+            </w:pPr>
+            <w:r>
+              <w:rPr>
+                <w:rFonts w:ascii="Times New Roman" w:hAnsi="Times New Roman" w:cs="Times New Roman"/>
+              </w:rPr>
+              <w:t>AZ</w:t>
+            </w:r>
+          </w:p>
+        </w:tc>
+        <w:tc>
+          <w:tcPr>
+            <w:tcW w:w="0" w:type="auto"/>
+            <w:vAlign w:val="center"/>
+            <w:hideMark/>
+          </w:tcPr>
+          <w:p>
+            <w:pPr>
+              <w:pStyle w:val="ListParagraph"/>
+              <w:jc w:val="both"/>
+              <w:rPr>
+                <w:rFonts w:ascii="Times New Roman" w:hAnsi="Times New Roman" w:cs="Times New Roman"/>
+              </w:rPr>
+            </w:pPr>
+            <w:r>
+              <w:rPr>
+                <w:rFonts w:ascii="Times New Roman" w:hAnsi="Times New Roman" w:cs="Times New Roman"/>
+              </w:rPr>
+              <w:t xml:space="preserve">Isolated data </w:t>
+            </w:r>
+            <w:r>
+              <w:rPr>
+                <w:rFonts w:ascii="Times New Roman" w:hAnsi="Times New Roman" w:cs="Times New Roman"/>
+              </w:rPr>
+              <w:t>centre</w:t>
+            </w:r>
+            <w:r>
+              <w:rPr>
+                <w:rFonts w:ascii="Times New Roman" w:hAnsi="Times New Roman" w:cs="Times New Roman"/>
+              </w:rPr>
+              <w:t xml:space="preserve"> within a Region</w:t>
+            </w:r>
+          </w:p>
+        </w:tc>
+      </w:tr>
+    </w:tbl>
+    <w:p>
+      <w:pPr>
+        <w:pStyle w:val="ListParagraph"/>
+        <w:jc w:val="both"/>
+        <w:rPr>
+          <w:rFonts w:ascii="Times New Roman" w:hAnsi="Times New Roman" w:cs="Times New Roman"/>
+        </w:rPr>
+      </w:pPr>
+    </w:p>
+    <w:p>
+      <w:pPr>
+        <w:pStyle w:val="ListParagraph"/>
+        <w:jc w:val="both"/>
+        <w:rPr>
+          <w:rFonts w:ascii="Times New Roman" w:hAnsi="Times New Roman" w:cs="Times New Roman"/>
+          <w:b/>
+          <w:bCs/>
+        </w:rPr>
+      </w:pPr>
+    </w:p>
+    <w:p>
+      <w:pPr>
+        <w:pStyle w:val="ListParagraph"/>
+        <w:jc w:val="both"/>
+        <w:rPr>
+          <w:rFonts w:ascii="Times New Roman" w:hAnsi="Times New Roman" w:cs="Times New Roman"/>
+          <w:b/>
+          <w:bCs/>
+        </w:rPr>
+      </w:pPr>
+    </w:p>
+    <w:p>
+      <w:pPr>
+        <w:pStyle w:val="ListParagraph"/>
+        <w:jc w:val="both"/>
+        <w:rPr>
+          <w:rFonts w:ascii="Times New Roman" w:hAnsi="Times New Roman" w:cs="Times New Roman"/>
+          <w:b/>
+          <w:bCs/>
+        </w:rPr>
+      </w:pPr>
+    </w:p>
+    <w:p>
+      <w:pPr>
+        <w:pStyle w:val="ListParagraph"/>
+        <w:numPr>
+          <w:ilvl w:val="0"/>
+          <w:numId w:val="18"/>
+        </w:numPr>
+        <w:jc w:val="both"/>
+        <w:rPr>
+          <w:rFonts w:ascii="Times New Roman" w:hAnsi="Times New Roman" w:cs="Times New Roman"/>
+          <w:b/>
+          <w:bCs/>
+        </w:rPr>
+      </w:pPr>
+      <w:r>
+        <w:rPr>
+          <w:rFonts w:ascii="Times New Roman" w:hAnsi="Times New Roman" w:cs="Times New Roman"/>
+          <w:b/>
+          <w:bCs/>
+        </w:rPr>
+        <w:lastRenderedPageBreak/>
+        <w:t>Why cloud networks are isolated</w:t>
+      </w:r>
+      <w:r>
+        <w:rPr>
+          <w:rFonts w:ascii="Times New Roman" w:hAnsi="Times New Roman" w:cs="Times New Roman"/>
+          <w:b/>
+          <w:bCs/>
+        </w:rPr>
+        <w:t>?</w:t>
+      </w:r>
+    </w:p>
+    <w:p>
+      <w:pPr>
+        <w:jc w:val="both"/>
+        <w:rPr>
+          <w:rFonts w:ascii="Times New Roman" w:hAnsi="Times New Roman" w:cs="Times New Roman"/>
+        </w:rPr>
+      </w:pPr>
+      <w:r>
+        <w:rPr>
+          <w:rFonts w:ascii="Times New Roman" w:hAnsi="Times New Roman" w:cs="Times New Roman"/>
+        </w:rPr>
+        <w:t>Cloud networks are isolated mainly for:</w:t>
+      </w:r>
+    </w:p>
+    <w:p>
+      <w:pPr>
+        <w:numPr>
+          <w:ilvl w:val="0"/>
+          <w:numId w:val="26"/>
+        </w:numPr>
+        <w:jc w:val="both"/>
+        <w:rPr>
+          <w:rFonts w:ascii="Times New Roman" w:hAnsi="Times New Roman" w:cs="Times New Roman"/>
+        </w:rPr>
+      </w:pPr>
+      <w:r>
+        <w:rPr>
+          <w:rFonts w:ascii="Times New Roman" w:hAnsi="Times New Roman" w:cs="Times New Roman"/>
+        </w:rPr>
+        <w:t xml:space="preserve">Security </w:t>
+      </w:r>
+    </w:p>
+    <w:p>
+      <w:pPr>
+        <w:numPr>
+          <w:ilvl w:val="0"/>
+          <w:numId w:val="26"/>
+        </w:numPr>
+        <w:jc w:val="both"/>
+        <w:rPr>
+          <w:rFonts w:ascii="Times New Roman" w:hAnsi="Times New Roman" w:cs="Times New Roman"/>
+        </w:rPr>
+      </w:pPr>
+      <w:r>
+        <w:rPr>
+          <w:rFonts w:ascii="Times New Roman" w:hAnsi="Times New Roman" w:cs="Times New Roman"/>
+        </w:rPr>
+        <w:t xml:space="preserve">Privacy </w:t>
+      </w:r>
+    </w:p>
+    <w:p>
+      <w:pPr>
+        <w:numPr>
+          <w:ilvl w:val="0"/>
+          <w:numId w:val="26"/>
+        </w:numPr>
+        <w:jc w:val="both"/>
+        <w:rPr>
+          <w:rFonts w:ascii="Times New Roman" w:hAnsi="Times New Roman" w:cs="Times New Roman"/>
+        </w:rPr>
+      </w:pPr>
+      <w:r>
+        <w:rPr>
+          <w:rFonts w:ascii="Times New Roman" w:hAnsi="Times New Roman" w:cs="Times New Roman"/>
+        </w:rPr>
+        <w:t xml:space="preserve">Access Control </w:t>
+      </w:r>
+    </w:p>
+    <w:p>
+      <w:pPr>
+        <w:numPr>
+          <w:ilvl w:val="0"/>
+          <w:numId w:val="26"/>
+        </w:numPr>
+        <w:jc w:val="both"/>
+        <w:rPr>
+          <w:rFonts w:ascii="Times New Roman" w:hAnsi="Times New Roman" w:cs="Times New Roman"/>
+        </w:rPr>
+      </w:pPr>
+      <w:r>
+        <w:rPr>
+          <w:rFonts w:ascii="Times New Roman" w:hAnsi="Times New Roman" w:cs="Times New Roman"/>
+        </w:rPr>
+        <w:t xml:space="preserve">Fault Isolation </w:t>
+      </w:r>
+    </w:p>
+    <w:p>
+      <w:pPr>
+        <w:numPr>
+          <w:ilvl w:val="0"/>
+          <w:numId w:val="26"/>
+        </w:numPr>
+        <w:jc w:val="both"/>
+        <w:rPr>
+          <w:rFonts w:ascii="Times New Roman" w:hAnsi="Times New Roman" w:cs="Times New Roman"/>
+        </w:rPr>
+      </w:pPr>
+      <w:r>
+        <w:rPr>
+          <w:rFonts w:ascii="Times New Roman" w:hAnsi="Times New Roman" w:cs="Times New Roman"/>
+        </w:rPr>
+        <w:t xml:space="preserve">Custom Network Configuration </w:t>
+      </w:r>
+    </w:p>
+    <w:p>
+      <w:pPr>
+        <w:jc w:val="both"/>
+        <w:rPr>
+          <w:rFonts w:ascii="Times New Roman" w:hAnsi="Times New Roman" w:cs="Times New Roman"/>
+        </w:rPr>
+      </w:pPr>
+      <w:r>
+        <w:rPr>
+          <w:rFonts w:ascii="Times New Roman" w:hAnsi="Times New Roman" w:cs="Times New Roman"/>
+        </w:rPr>
+        <w:pict w14:anchorId="397538B6">
+          <v:rect id="_x0000_i1138" style="width:0;height:1.5pt" o:hralign="center" o:hrstd="t" o:hr="t" fillcolor="#a0a0a0" stroked="f"/>
+        </w:pict>
+      </w:r>
+    </w:p>
+    <w:p>
+      <w:pPr>
+        <w:jc w:val="both"/>
+        <w:rPr>
+          <w:rFonts w:ascii="Times New Roman" w:hAnsi="Times New Roman" w:cs="Times New Roman"/>
+        </w:rPr>
+      </w:pPr>
+      <w:r>
+        <w:rPr>
+          <w:rFonts w:ascii="Times New Roman" w:hAnsi="Times New Roman" w:cs="Times New Roman"/>
+        </w:rPr>
+        <w:t>1. Security</w:t>
+      </w:r>
+    </w:p>
+    <w:p>
+      <w:pPr>
+        <w:jc w:val="both"/>
+        <w:rPr>
+          <w:rFonts w:ascii="Times New Roman" w:hAnsi="Times New Roman" w:cs="Times New Roman"/>
+        </w:rPr>
+      </w:pPr>
+      <w:r>
+        <w:rPr>
+          <w:rFonts w:ascii="Times New Roman" w:hAnsi="Times New Roman" w:cs="Times New Roman"/>
+        </w:rPr>
+        <w:t>In cloud platforms like Amazon Web Services, many customers use the same physical infrastructure.</w:t>
+      </w:r>
+    </w:p>
+    <w:p>
+      <w:pPr>
+        <w:jc w:val="both"/>
+        <w:rPr>
+          <w:rFonts w:ascii="Times New Roman" w:hAnsi="Times New Roman" w:cs="Times New Roman"/>
+        </w:rPr>
+      </w:pPr>
+      <w:r>
+        <w:rPr>
+          <w:rFonts w:ascii="Times New Roman" w:hAnsi="Times New Roman" w:cs="Times New Roman"/>
+        </w:rPr>
+        <w:t>Without isolation:</w:t>
+      </w:r>
+    </w:p>
+    <w:p>
+      <w:pPr>
+        <w:numPr>
+          <w:ilvl w:val="0"/>
+          <w:numId w:val="27"/>
+        </w:numPr>
+        <w:jc w:val="both"/>
+        <w:rPr>
+          <w:rFonts w:ascii="Times New Roman" w:hAnsi="Times New Roman" w:cs="Times New Roman"/>
+        </w:rPr>
+      </w:pPr>
+      <w:r>
+        <w:rPr>
+          <w:rFonts w:ascii="Times New Roman" w:hAnsi="Times New Roman" w:cs="Times New Roman"/>
+        </w:rPr>
+        <w:t xml:space="preserve">One customer could access another customer’s servers or data. </w:t>
+      </w:r>
+    </w:p>
+    <w:p>
+      <w:pPr>
+        <w:numPr>
+          <w:ilvl w:val="0"/>
+          <w:numId w:val="27"/>
+        </w:numPr>
+        <w:jc w:val="both"/>
+        <w:rPr>
+          <w:rFonts w:ascii="Times New Roman" w:hAnsi="Times New Roman" w:cs="Times New Roman"/>
+        </w:rPr>
+      </w:pPr>
+      <w:r>
+        <w:rPr>
+          <w:rFonts w:ascii="Times New Roman" w:hAnsi="Times New Roman" w:cs="Times New Roman"/>
+        </w:rPr>
+        <w:t xml:space="preserve">This would be extremely dangerous. </w:t>
+      </w:r>
+    </w:p>
+    <w:p>
+      <w:pPr>
+        <w:jc w:val="both"/>
+        <w:rPr>
+          <w:rFonts w:ascii="Times New Roman" w:hAnsi="Times New Roman" w:cs="Times New Roman"/>
+        </w:rPr>
+      </w:pPr>
+      <w:r>
+        <w:rPr>
+          <w:rFonts w:ascii="Times New Roman" w:hAnsi="Times New Roman" w:cs="Times New Roman"/>
+        </w:rPr>
+        <w:t>So</w:t>
+      </w:r>
+      <w:r>
+        <w:rPr>
+          <w:rFonts w:ascii="Times New Roman" w:hAnsi="Times New Roman" w:cs="Times New Roman"/>
+        </w:rPr>
+        <w:t>,</w:t>
+      </w:r>
+      <w:r>
+        <w:rPr>
+          <w:rFonts w:ascii="Times New Roman" w:hAnsi="Times New Roman" w:cs="Times New Roman"/>
+        </w:rPr>
+        <w:t xml:space="preserve"> AWS creates logically isolated networks called VPCs.</w:t>
+      </w:r>
+    </w:p>
+    <w:p>
+      <w:pPr>
+        <w:jc w:val="both"/>
+        <w:rPr>
+          <w:rFonts w:ascii="Times New Roman" w:hAnsi="Times New Roman" w:cs="Times New Roman"/>
+        </w:rPr>
+      </w:pPr>
+      <w:r>
+        <w:rPr>
+          <w:rFonts w:ascii="Times New Roman" w:hAnsi="Times New Roman" w:cs="Times New Roman"/>
+        </w:rPr>
+        <w:t>Example:</w:t>
+      </w:r>
+    </w:p>
+    <w:p>
+      <w:pPr>
+        <w:jc w:val="both"/>
+        <w:rPr>
+          <w:rFonts w:ascii="Times New Roman" w:hAnsi="Times New Roman" w:cs="Times New Roman"/>
+        </w:rPr>
+      </w:pPr>
+      <w:r>
+        <w:rPr>
+          <w:rFonts w:ascii="Times New Roman" w:hAnsi="Times New Roman" w:cs="Times New Roman"/>
+        </w:rPr>
+        <w:t>Customer A → VPC-A</w:t>
+      </w:r>
+    </w:p>
+    <w:p>
+      <w:pPr>
+        <w:jc w:val="both"/>
+        <w:rPr>
+          <w:rFonts w:ascii="Times New Roman" w:hAnsi="Times New Roman" w:cs="Times New Roman"/>
+        </w:rPr>
+      </w:pPr>
+      <w:r>
+        <w:rPr>
+          <w:rFonts w:ascii="Times New Roman" w:hAnsi="Times New Roman" w:cs="Times New Roman"/>
+        </w:rPr>
+        <w:t>Customer B → VPC-B</w:t>
+      </w:r>
+    </w:p>
+    <w:p>
+      <w:pPr>
+        <w:jc w:val="both"/>
+        <w:rPr>
+          <w:rFonts w:ascii="Times New Roman" w:hAnsi="Times New Roman" w:cs="Times New Roman"/>
+        </w:rPr>
+      </w:pPr>
+      <w:r>
+        <w:rPr>
+          <w:rFonts w:ascii="Times New Roman" w:hAnsi="Times New Roman" w:cs="Times New Roman"/>
+        </w:rPr>
+        <w:t>Both run on AWS infrastructure but cannot directly communicate unless explicitly allowed.</w:t>
+      </w:r>
+    </w:p>
+    <w:p>
+      <w:pPr>
+        <w:jc w:val="both"/>
+        <w:rPr>
+          <w:rFonts w:ascii="Times New Roman" w:hAnsi="Times New Roman" w:cs="Times New Roman"/>
+        </w:rPr>
+      </w:pPr>
+      <w:r>
+        <w:rPr>
+          <w:rFonts w:ascii="Times New Roman" w:hAnsi="Times New Roman" w:cs="Times New Roman"/>
+        </w:rPr>
+        <w:pict w14:anchorId="610D5F87">
+          <v:rect id="_x0000_i1139" style="width:0;height:1.5pt" o:hralign="center" o:hrstd="t" o:hr="t" fillcolor="#a0a0a0" stroked="f"/>
+        </w:pict>
+      </w:r>
+    </w:p>
+    <w:p>
+      <w:pPr>
+        <w:jc w:val="both"/>
+        <w:rPr>
+          <w:rFonts w:ascii="Times New Roman" w:hAnsi="Times New Roman" w:cs="Times New Roman"/>
+        </w:rPr>
+      </w:pPr>
+      <w:r>
+        <w:rPr>
+          <w:rFonts w:ascii="Times New Roman" w:hAnsi="Times New Roman" w:cs="Times New Roman"/>
+        </w:rPr>
+        <w:t>2. Privacy</w:t>
+      </w:r>
+    </w:p>
+    <w:p>
+      <w:pPr>
+        <w:jc w:val="both"/>
+        <w:rPr>
+          <w:rFonts w:ascii="Times New Roman" w:hAnsi="Times New Roman" w:cs="Times New Roman"/>
+        </w:rPr>
+      </w:pPr>
+      <w:r>
+        <w:rPr>
+          <w:rFonts w:ascii="Times New Roman" w:hAnsi="Times New Roman" w:cs="Times New Roman"/>
+        </w:rPr>
+        <w:t>Organizations store sensitive data:</w:t>
+      </w:r>
+    </w:p>
+    <w:p>
+      <w:pPr>
+        <w:numPr>
+          <w:ilvl w:val="0"/>
+          <w:numId w:val="28"/>
+        </w:numPr>
+        <w:jc w:val="both"/>
+        <w:rPr>
+          <w:rFonts w:ascii="Times New Roman" w:hAnsi="Times New Roman" w:cs="Times New Roman"/>
+        </w:rPr>
+      </w:pPr>
+      <w:r>
+        <w:rPr>
+          <w:rFonts w:ascii="Times New Roman" w:hAnsi="Times New Roman" w:cs="Times New Roman"/>
+        </w:rPr>
+        <w:t xml:space="preserve">Banking data </w:t>
+      </w:r>
+    </w:p>
+    <w:p>
+      <w:pPr>
+        <w:numPr>
+          <w:ilvl w:val="0"/>
+          <w:numId w:val="28"/>
+        </w:numPr>
+        <w:jc w:val="both"/>
+        <w:rPr>
+          <w:rFonts w:ascii="Times New Roman" w:hAnsi="Times New Roman" w:cs="Times New Roman"/>
+        </w:rPr>
+      </w:pPr>
+      <w:r>
+        <w:rPr>
+          <w:rFonts w:ascii="Times New Roman" w:hAnsi="Times New Roman" w:cs="Times New Roman"/>
+        </w:rPr>
+        <w:t xml:space="preserve">Employee information </w:t>
+      </w:r>
+    </w:p>
+    <w:p>
+      <w:pPr>
+        <w:numPr>
+          <w:ilvl w:val="0"/>
+          <w:numId w:val="28"/>
+        </w:numPr>
+        <w:jc w:val="both"/>
+        <w:rPr>
+          <w:rFonts w:ascii="Times New Roman" w:hAnsi="Times New Roman" w:cs="Times New Roman"/>
+        </w:rPr>
+      </w:pPr>
+      <w:r>
+        <w:rPr>
+          <w:rFonts w:ascii="Times New Roman" w:hAnsi="Times New Roman" w:cs="Times New Roman"/>
+        </w:rPr>
+        <w:t xml:space="preserve">Customer records </w:t>
+      </w:r>
+    </w:p>
+    <w:p>
+      <w:pPr>
+        <w:numPr>
+          <w:ilvl w:val="0"/>
+          <w:numId w:val="28"/>
+        </w:numPr>
+        <w:jc w:val="both"/>
+        <w:rPr>
+          <w:rFonts w:ascii="Times New Roman" w:hAnsi="Times New Roman" w:cs="Times New Roman"/>
+        </w:rPr>
+      </w:pPr>
+      <w:r>
+        <w:rPr>
+          <w:rFonts w:ascii="Times New Roman" w:hAnsi="Times New Roman" w:cs="Times New Roman"/>
+        </w:rPr>
+        <w:t xml:space="preserve">Company applications </w:t>
+      </w:r>
+    </w:p>
+    <w:p>
+      <w:pPr>
+        <w:jc w:val="both"/>
+        <w:rPr>
+          <w:rFonts w:ascii="Times New Roman" w:hAnsi="Times New Roman" w:cs="Times New Roman"/>
+        </w:rPr>
+      </w:pPr>
+      <w:r>
+        <w:rPr>
+          <w:rFonts w:ascii="Times New Roman" w:hAnsi="Times New Roman" w:cs="Times New Roman"/>
+        </w:rPr>
+        <w:t>Isolation ensures:</w:t>
+      </w:r>
+    </w:p>
+    <w:p>
+      <w:pPr>
+        <w:numPr>
+          <w:ilvl w:val="0"/>
+          <w:numId w:val="29"/>
+        </w:numPr>
+        <w:jc w:val="both"/>
+        <w:rPr>
+          <w:rFonts w:ascii="Times New Roman" w:hAnsi="Times New Roman" w:cs="Times New Roman"/>
+        </w:rPr>
+      </w:pPr>
+      <w:r>
+        <w:rPr>
+          <w:rFonts w:ascii="Times New Roman" w:hAnsi="Times New Roman" w:cs="Times New Roman"/>
+        </w:rPr>
+        <w:t xml:space="preserve">Other AWS customers cannot see your traffic/resources. </w:t>
+      </w:r>
+    </w:p>
+    <w:p>
+      <w:pPr>
+        <w:numPr>
+          <w:ilvl w:val="0"/>
+          <w:numId w:val="29"/>
+        </w:numPr>
+        <w:jc w:val="both"/>
+        <w:rPr>
+          <w:rFonts w:ascii="Times New Roman" w:hAnsi="Times New Roman" w:cs="Times New Roman"/>
+        </w:rPr>
+      </w:pPr>
+      <w:r>
+        <w:rPr>
+          <w:rFonts w:ascii="Times New Roman" w:hAnsi="Times New Roman" w:cs="Times New Roman"/>
+        </w:rPr>
+        <w:t xml:space="preserve">Your internal systems remain private. </w:t>
+      </w:r>
+    </w:p>
+    <w:p>
+      <w:pPr>
+        <w:jc w:val="both"/>
+        <w:rPr>
+          <w:rFonts w:ascii="Times New Roman" w:hAnsi="Times New Roman" w:cs="Times New Roman"/>
+        </w:rPr>
+      </w:pPr>
+      <w:r>
+        <w:rPr>
+          <w:rFonts w:ascii="Times New Roman" w:hAnsi="Times New Roman" w:cs="Times New Roman"/>
+        </w:rPr>
+        <w:lastRenderedPageBreak/>
+        <w:pict w14:anchorId="5916ADD6">
+          <v:rect id="_x0000_i1140" style="width:0;height:1.5pt" o:hralign="center" o:hrstd="t" o:hr="t" fillcolor="#a0a0a0" stroked="f"/>
+        </w:pict>
+      </w:r>
+    </w:p>
+    <w:p>
+      <w:pPr>
+        <w:jc w:val="both"/>
+        <w:rPr>
+          <w:rFonts w:ascii="Times New Roman" w:hAnsi="Times New Roman" w:cs="Times New Roman"/>
+        </w:rPr>
+      </w:pPr>
+      <w:r>
+        <w:rPr>
+          <w:rFonts w:ascii="Times New Roman" w:hAnsi="Times New Roman" w:cs="Times New Roman"/>
+        </w:rPr>
+        <w:t>3. Access Control</w:t>
+      </w:r>
+    </w:p>
+    <w:p>
+      <w:pPr>
+        <w:jc w:val="both"/>
+        <w:rPr>
+          <w:rFonts w:ascii="Times New Roman" w:hAnsi="Times New Roman" w:cs="Times New Roman"/>
+        </w:rPr>
+      </w:pPr>
+      <w:r>
+        <w:rPr>
+          <w:rFonts w:ascii="Times New Roman" w:hAnsi="Times New Roman" w:cs="Times New Roman"/>
+        </w:rPr>
+        <w:t>Isolation allows companies to decide:</w:t>
+      </w:r>
+    </w:p>
+    <w:p>
+      <w:pPr>
+        <w:numPr>
+          <w:ilvl w:val="0"/>
+          <w:numId w:val="30"/>
+        </w:numPr>
+        <w:jc w:val="both"/>
+        <w:rPr>
+          <w:rFonts w:ascii="Times New Roman" w:hAnsi="Times New Roman" w:cs="Times New Roman"/>
+        </w:rPr>
+      </w:pPr>
+      <w:r>
+        <w:rPr>
+          <w:rFonts w:ascii="Times New Roman" w:hAnsi="Times New Roman" w:cs="Times New Roman"/>
+        </w:rPr>
+        <w:t xml:space="preserve">Which servers are public </w:t>
+      </w:r>
+    </w:p>
+    <w:p>
+      <w:pPr>
+        <w:numPr>
+          <w:ilvl w:val="0"/>
+          <w:numId w:val="30"/>
+        </w:numPr>
+        <w:jc w:val="both"/>
+        <w:rPr>
+          <w:rFonts w:ascii="Times New Roman" w:hAnsi="Times New Roman" w:cs="Times New Roman"/>
+        </w:rPr>
+      </w:pPr>
+      <w:r>
+        <w:rPr>
+          <w:rFonts w:ascii="Times New Roman" w:hAnsi="Times New Roman" w:cs="Times New Roman"/>
+        </w:rPr>
+        <w:t xml:space="preserve">Which servers are private </w:t>
+      </w:r>
+    </w:p>
+    <w:p>
+      <w:pPr>
+        <w:numPr>
+          <w:ilvl w:val="0"/>
+          <w:numId w:val="30"/>
+        </w:numPr>
+        <w:jc w:val="both"/>
+        <w:rPr>
+          <w:rFonts w:ascii="Times New Roman" w:hAnsi="Times New Roman" w:cs="Times New Roman"/>
+        </w:rPr>
+      </w:pPr>
+      <w:r>
+        <w:rPr>
+          <w:rFonts w:ascii="Times New Roman" w:hAnsi="Times New Roman" w:cs="Times New Roman"/>
+        </w:rPr>
+        <w:t xml:space="preserve">Who can connect </w:t>
+      </w:r>
+    </w:p>
+    <w:p>
+      <w:pPr>
+        <w:numPr>
+          <w:ilvl w:val="0"/>
+          <w:numId w:val="30"/>
+        </w:numPr>
+        <w:jc w:val="both"/>
+        <w:rPr>
+          <w:rFonts w:ascii="Times New Roman" w:hAnsi="Times New Roman" w:cs="Times New Roman"/>
+        </w:rPr>
+      </w:pPr>
+      <w:r>
+        <w:rPr>
+          <w:rFonts w:ascii="Times New Roman" w:hAnsi="Times New Roman" w:cs="Times New Roman"/>
+        </w:rPr>
+        <w:t xml:space="preserve">Which ports are open </w:t>
+      </w:r>
+    </w:p>
+    <w:p>
+      <w:pPr>
+        <w:jc w:val="both"/>
+        <w:rPr>
+          <w:rFonts w:ascii="Times New Roman" w:hAnsi="Times New Roman" w:cs="Times New Roman"/>
+        </w:rPr>
+      </w:pPr>
+      <w:r>
+        <w:rPr>
+          <w:rFonts w:ascii="Times New Roman" w:hAnsi="Times New Roman" w:cs="Times New Roman"/>
+        </w:rPr>
+        <w:t>Example:</w:t>
+      </w:r>
+    </w:p>
+    <w:tbl>
+      <w:tblPr>
+        <w:tblW w:w="0" w:type="auto"/>
+        <w:tblCellSpacing w:w="15" w:type="dxa"/>
+        <w:tblBorders>
+          <w:top w:val="single" w:sz="4" w:space="0" w:color="auto"/>
+          <w:left w:val="single" w:sz="4" w:space="0" w:color="auto"/>
+          <w:bottom w:val="single" w:sz="4" w:space="0" w:color="auto"/>
+          <w:right w:val="single" w:sz="4" w:space="0" w:color="auto"/>
+          <w:insideH w:val="single" w:sz="4" w:space="0" w:color="auto"/>
+          <w:insideV w:val="single" w:sz="4" w:space="0" w:color="auto"/>
+        </w:tblBorders>
+        <w:tblCellMar>
+          <w:top w:w="15" w:type="dxa"/>
+          <w:left w:w="15" w:type="dxa"/>
+          <w:bottom w:w="15" w:type="dxa"/>
+          <w:right w:w="15" w:type="dxa"/>
+        </w:tblCellMar>
+        <w:tblLook w:val="04A0" w:firstRow="1" w:lastRow="0" w:firstColumn="1" w:lastColumn="0" w:noHBand="0" w:noVBand="1"/>
+      </w:tblPr>
+      <w:tblGrid>
+        <w:gridCol w:w="1216"/>
+        <w:gridCol w:w="1515"/>
+      </w:tblGrid>
+      <w:tr>
+        <w:trPr>
+          <w:tblHeader/>
+          <w:tblCellSpacing w:w="15" w:type="dxa"/>
+        </w:trPr>
+        <w:tc>
+          <w:tcPr>
+            <w:tcW w:w="0" w:type="auto"/>
+            <w:vAlign w:val="center"/>
+            <w:hideMark/>
+          </w:tcPr>
+          <w:p>
+            <w:pPr>
+              <w:jc w:val="both"/>
+              <w:rPr>
+                <w:rFonts w:ascii="Times New Roman" w:hAnsi="Times New Roman" w:cs="Times New Roman"/>
+              </w:rPr>
+            </w:pPr>
+            <w:r>
+              <w:rPr>
+                <w:rFonts w:ascii="Times New Roman" w:hAnsi="Times New Roman" w:cs="Times New Roman"/>
+              </w:rPr>
+              <w:t>Resource</w:t>
+            </w:r>
+          </w:p>
+        </w:tc>
+        <w:tc>
+          <w:tcPr>
+            <w:tcW w:w="0" w:type="auto"/>
+            <w:vAlign w:val="center"/>
+            <w:hideMark/>
+          </w:tcPr>
+          <w:p>
+            <w:pPr>
+              <w:jc w:val="both"/>
+              <w:rPr>
+                <w:rFonts w:ascii="Times New Roman" w:hAnsi="Times New Roman" w:cs="Times New Roman"/>
+              </w:rPr>
+            </w:pPr>
+            <w:r>
+              <w:rPr>
+                <w:rFonts w:ascii="Times New Roman" w:hAnsi="Times New Roman" w:cs="Times New Roman"/>
+              </w:rPr>
+              <w:t>Access</w:t>
+            </w:r>
+          </w:p>
+        </w:tc>
+      </w:tr>
+      <w:tr>
+        <w:trPr>
+          <w:tblCellSpacing w:w="15" w:type="dxa"/>
+        </w:trPr>
+        <w:tc>
+          <w:tcPr>
+            <w:tcW w:w="0" w:type="auto"/>
+            <w:vAlign w:val="center"/>
+            <w:hideMark/>
+          </w:tcPr>
+          <w:p>
+            <w:pPr>
+              <w:jc w:val="both"/>
+              <w:rPr>
+                <w:rFonts w:ascii="Times New Roman" w:hAnsi="Times New Roman" w:cs="Times New Roman"/>
+              </w:rPr>
+            </w:pPr>
+            <w:r>
+              <w:rPr>
+                <w:rFonts w:ascii="Times New Roman" w:hAnsi="Times New Roman" w:cs="Times New Roman"/>
+              </w:rPr>
+              <w:t>Web Server</w:t>
+            </w:r>
+          </w:p>
+        </w:tc>
+        <w:tc>
+          <w:tcPr>
+            <w:tcW w:w="0" w:type="auto"/>
+            <w:vAlign w:val="center"/>
+            <w:hideMark/>
+          </w:tcPr>
+          <w:p>
+            <w:pPr>
+              <w:jc w:val="both"/>
+              <w:rPr>
+                <w:rFonts w:ascii="Times New Roman" w:hAnsi="Times New Roman" w:cs="Times New Roman"/>
+              </w:rPr>
+            </w:pPr>
+            <w:r>
+              <w:rPr>
+                <w:rFonts w:ascii="Times New Roman" w:hAnsi="Times New Roman" w:cs="Times New Roman"/>
+              </w:rPr>
+              <w:t>Public Internet</w:t>
+            </w:r>
+          </w:p>
+        </w:tc>
+      </w:tr>
+      <w:tr>
+        <w:trPr>
+          <w:tblCellSpacing w:w="15" w:type="dxa"/>
+        </w:trPr>
+        <w:tc>
+          <w:tcPr>
+            <w:tcW w:w="0" w:type="auto"/>
+            <w:vAlign w:val="center"/>
+            <w:hideMark/>
+          </w:tcPr>
+          <w:p>
+            <w:pPr>
+              <w:jc w:val="both"/>
+              <w:rPr>
+                <w:rFonts w:ascii="Times New Roman" w:hAnsi="Times New Roman" w:cs="Times New Roman"/>
+              </w:rPr>
+            </w:pPr>
+            <w:r>
+              <w:rPr>
+                <w:rFonts w:ascii="Times New Roman" w:hAnsi="Times New Roman" w:cs="Times New Roman"/>
+              </w:rPr>
+              <w:t>Database</w:t>
+            </w:r>
+          </w:p>
+        </w:tc>
+        <w:tc>
+          <w:tcPr>
+            <w:tcW w:w="0" w:type="auto"/>
+            <w:vAlign w:val="center"/>
+            <w:hideMark/>
+          </w:tcPr>
+          <w:p>
+            <w:pPr>
+              <w:jc w:val="both"/>
+              <w:rPr>
+                <w:rFonts w:ascii="Times New Roman" w:hAnsi="Times New Roman" w:cs="Times New Roman"/>
+              </w:rPr>
+            </w:pPr>
+            <w:r>
+              <w:rPr>
+                <w:rFonts w:ascii="Times New Roman" w:hAnsi="Times New Roman" w:cs="Times New Roman"/>
+              </w:rPr>
+              <w:t>Private only</w:t>
+            </w:r>
+          </w:p>
+        </w:tc>
+      </w:tr>
+    </w:tbl>
+    <w:p>
+      <w:pPr>
+        <w:jc w:val="both"/>
+        <w:rPr>
+          <w:rFonts w:ascii="Times New Roman" w:hAnsi="Times New Roman" w:cs="Times New Roman"/>
+        </w:rPr>
+      </w:pPr>
+    </w:p>
+    <w:p>
+      <w:pPr>
+        <w:jc w:val="both"/>
+        <w:rPr>
+          <w:rFonts w:ascii="Times New Roman" w:hAnsi="Times New Roman" w:cs="Times New Roman"/>
+        </w:rPr>
+      </w:pPr>
+      <w:r>
+        <w:rPr>
+          <w:rFonts w:ascii="Times New Roman" w:hAnsi="Times New Roman" w:cs="Times New Roman"/>
+        </w:rPr>
+        <w:t>This is achieved using:</w:t>
+      </w:r>
+    </w:p>
+    <w:p>
+      <w:pPr>
+        <w:numPr>
+          <w:ilvl w:val="0"/>
+          <w:numId w:val="31"/>
+        </w:numPr>
+        <w:jc w:val="both"/>
+        <w:rPr>
+          <w:rFonts w:ascii="Times New Roman" w:hAnsi="Times New Roman" w:cs="Times New Roman"/>
+        </w:rPr>
+      </w:pPr>
+      <w:r>
+        <w:rPr>
+          <w:rFonts w:ascii="Times New Roman" w:hAnsi="Times New Roman" w:cs="Times New Roman"/>
+        </w:rPr>
+        <w:t xml:space="preserve">Subnets </w:t>
+      </w:r>
+    </w:p>
+    <w:p>
+      <w:pPr>
+        <w:numPr>
+          <w:ilvl w:val="0"/>
+          <w:numId w:val="31"/>
+        </w:numPr>
+        <w:jc w:val="both"/>
+        <w:rPr>
+          <w:rFonts w:ascii="Times New Roman" w:hAnsi="Times New Roman" w:cs="Times New Roman"/>
+        </w:rPr>
+      </w:pPr>
+      <w:r>
+        <w:rPr>
+          <w:rFonts w:ascii="Times New Roman" w:hAnsi="Times New Roman" w:cs="Times New Roman"/>
+        </w:rPr>
+        <w:t xml:space="preserve">Route tables </w:t>
+      </w:r>
+    </w:p>
+    <w:p>
+      <w:pPr>
+        <w:numPr>
+          <w:ilvl w:val="0"/>
+          <w:numId w:val="31"/>
+        </w:numPr>
+        <w:jc w:val="both"/>
+        <w:rPr>
+          <w:rFonts w:ascii="Times New Roman" w:hAnsi="Times New Roman" w:cs="Times New Roman"/>
+        </w:rPr>
+      </w:pPr>
+      <w:r>
+        <w:rPr>
+          <w:rFonts w:ascii="Times New Roman" w:hAnsi="Times New Roman" w:cs="Times New Roman"/>
+        </w:rPr>
+        <w:t xml:space="preserve">Security Groups </w:t>
+      </w:r>
+    </w:p>
+    <w:p>
+      <w:pPr>
+        <w:numPr>
+          <w:ilvl w:val="0"/>
+          <w:numId w:val="31"/>
+        </w:numPr>
+        <w:jc w:val="both"/>
+        <w:rPr>
+          <w:rFonts w:ascii="Times New Roman" w:hAnsi="Times New Roman" w:cs="Times New Roman"/>
+        </w:rPr>
+      </w:pPr>
+      <w:r>
+        <w:rPr>
+          <w:rFonts w:ascii="Times New Roman" w:hAnsi="Times New Roman" w:cs="Times New Roman"/>
+        </w:rPr>
+        <w:t xml:space="preserve">Network ACLs </w:t>
+      </w:r>
+    </w:p>
+    <w:p>
+      <w:pPr>
+        <w:jc w:val="both"/>
+        <w:rPr>
+          <w:rFonts w:ascii="Times New Roman" w:hAnsi="Times New Roman" w:cs="Times New Roman"/>
+        </w:rPr>
+      </w:pPr>
+      <w:r>
+        <w:rPr>
+          <w:rFonts w:ascii="Times New Roman" w:hAnsi="Times New Roman" w:cs="Times New Roman"/>
+        </w:rPr>
+        <w:pict w14:anchorId="5617C4E1">
+          <v:rect id="_x0000_i1141" style="width:0;height:1.5pt" o:hralign="center" o:hrstd="t" o:hr="t" fillcolor="#a0a0a0" stroked="f"/>
+        </w:pict>
+      </w:r>
+    </w:p>
+    <w:p>
+      <w:pPr>
+        <w:jc w:val="both"/>
+        <w:rPr>
+          <w:rFonts w:ascii="Times New Roman" w:hAnsi="Times New Roman" w:cs="Times New Roman"/>
+        </w:rPr>
+      </w:pPr>
+      <w:r>
+        <w:rPr>
+          <w:rFonts w:ascii="Times New Roman" w:hAnsi="Times New Roman" w:cs="Times New Roman"/>
+        </w:rPr>
+        <w:t>4. Fault Isolation</w:t>
+      </w:r>
+    </w:p>
+    <w:p>
+      <w:pPr>
+        <w:jc w:val="both"/>
+        <w:rPr>
+          <w:rFonts w:ascii="Times New Roman" w:hAnsi="Times New Roman" w:cs="Times New Roman"/>
+        </w:rPr>
+      </w:pPr>
+      <w:r>
+        <w:rPr>
+          <w:rFonts w:ascii="Times New Roman" w:hAnsi="Times New Roman" w:cs="Times New Roman"/>
+        </w:rPr>
+        <w:t>If one network/application has:</w:t>
+      </w:r>
+    </w:p>
+    <w:p>
+      <w:pPr>
+        <w:numPr>
+          <w:ilvl w:val="0"/>
+          <w:numId w:val="32"/>
+        </w:numPr>
+        <w:jc w:val="both"/>
+        <w:rPr>
+          <w:rFonts w:ascii="Times New Roman" w:hAnsi="Times New Roman" w:cs="Times New Roman"/>
+        </w:rPr>
+      </w:pPr>
+      <w:r>
+        <w:rPr>
+          <w:rFonts w:ascii="Times New Roman" w:hAnsi="Times New Roman" w:cs="Times New Roman"/>
+        </w:rPr>
+        <w:t xml:space="preserve">heavy traffic, </w:t>
+      </w:r>
+    </w:p>
+    <w:p>
+      <w:pPr>
+        <w:numPr>
+          <w:ilvl w:val="0"/>
+          <w:numId w:val="32"/>
+        </w:numPr>
+        <w:jc w:val="both"/>
+        <w:rPr>
+          <w:rFonts w:ascii="Times New Roman" w:hAnsi="Times New Roman" w:cs="Times New Roman"/>
+        </w:rPr>
+      </w:pPr>
+      <w:r>
+        <w:rPr>
+          <w:rFonts w:ascii="Times New Roman" w:hAnsi="Times New Roman" w:cs="Times New Roman"/>
+        </w:rPr>
+        <w:t xml:space="preserve">malware, </w:t>
+      </w:r>
+    </w:p>
+    <w:p>
+      <w:pPr>
+        <w:numPr>
+          <w:ilvl w:val="0"/>
+          <w:numId w:val="32"/>
+        </w:numPr>
+        <w:jc w:val="both"/>
+        <w:rPr>
+          <w:rFonts w:ascii="Times New Roman" w:hAnsi="Times New Roman" w:cs="Times New Roman"/>
+        </w:rPr>
+      </w:pPr>
+      <w:r>
+        <w:rPr>
+          <w:rFonts w:ascii="Times New Roman" w:hAnsi="Times New Roman" w:cs="Times New Roman"/>
+        </w:rPr>
+        <w:t xml:space="preserve">configuration problems, </w:t>
+      </w:r>
+    </w:p>
+    <w:p>
+      <w:pPr>
+        <w:jc w:val="both"/>
+        <w:rPr>
+          <w:rFonts w:ascii="Times New Roman" w:hAnsi="Times New Roman" w:cs="Times New Roman"/>
+        </w:rPr>
+      </w:pPr>
+      <w:r>
+        <w:rPr>
+          <w:rFonts w:ascii="Times New Roman" w:hAnsi="Times New Roman" w:cs="Times New Roman"/>
+        </w:rPr>
+        <w:t>other isolated networks remain unaffected.</w:t>
+      </w:r>
+    </w:p>
+    <w:p>
+      <w:pPr>
+        <w:jc w:val="both"/>
+        <w:rPr>
+          <w:rFonts w:ascii="Times New Roman" w:hAnsi="Times New Roman" w:cs="Times New Roman"/>
+        </w:rPr>
+      </w:pPr>
+      <w:r>
+        <w:rPr>
+          <w:rFonts w:ascii="Times New Roman" w:hAnsi="Times New Roman" w:cs="Times New Roman"/>
+        </w:rPr>
+        <w:t>Example:</w:t>
+      </w:r>
+    </w:p>
+    <w:p>
+      <w:pPr>
+        <w:numPr>
+          <w:ilvl w:val="0"/>
+          <w:numId w:val="33"/>
+        </w:numPr>
+        <w:jc w:val="both"/>
+        <w:rPr>
+          <w:rFonts w:ascii="Times New Roman" w:hAnsi="Times New Roman" w:cs="Times New Roman"/>
+        </w:rPr>
+      </w:pPr>
+      <w:r>
+        <w:rPr>
+          <w:rFonts w:ascii="Times New Roman" w:hAnsi="Times New Roman" w:cs="Times New Roman"/>
+        </w:rPr>
+        <w:t xml:space="preserve">Problem in Customer A’s VPC should not impact Customer B’s VPC. </w:t>
+      </w:r>
+    </w:p>
+    <w:p>
+      <w:pPr>
+        <w:jc w:val="both"/>
+        <w:rPr>
+          <w:rFonts w:ascii="Times New Roman" w:hAnsi="Times New Roman" w:cs="Times New Roman"/>
+        </w:rPr>
+      </w:pPr>
+      <w:r>
+        <w:rPr>
+          <w:rFonts w:ascii="Times New Roman" w:hAnsi="Times New Roman" w:cs="Times New Roman"/>
+        </w:rPr>
+        <w:pict w14:anchorId="68E8D948">
+          <v:rect id="_x0000_i1142" style="width:0;height:1.5pt" o:hralign="center" o:hrstd="t" o:hr="t" fillcolor="#a0a0a0" stroked="f"/>
+        </w:pict>
+      </w:r>
+    </w:p>
+    <w:p>
+      <w:pPr>
+        <w:jc w:val="both"/>
+        <w:rPr>
+          <w:rFonts w:ascii="Times New Roman" w:hAnsi="Times New Roman" w:cs="Times New Roman"/>
+        </w:rPr>
+      </w:pPr>
+    </w:p>
+    <w:p>
+      <w:pPr>
+        <w:jc w:val="both"/>
+        <w:rPr>
+          <w:rFonts w:ascii="Times New Roman" w:hAnsi="Times New Roman" w:cs="Times New Roman"/>
+        </w:rPr>
+      </w:pPr>
+      <w:r>
+        <w:rPr>
+          <w:rFonts w:ascii="Times New Roman" w:hAnsi="Times New Roman" w:cs="Times New Roman"/>
+        </w:rPr>
+        <w:lastRenderedPageBreak/>
+        <w:t>5. Custom Network Configuration</w:t>
+      </w:r>
+    </w:p>
+    <w:p>
+      <w:pPr>
+        <w:jc w:val="both"/>
+        <w:rPr>
+          <w:rFonts w:ascii="Times New Roman" w:hAnsi="Times New Roman" w:cs="Times New Roman"/>
+        </w:rPr>
+      </w:pPr>
+      <w:r>
+        <w:rPr>
+          <w:rFonts w:ascii="Times New Roman" w:hAnsi="Times New Roman" w:cs="Times New Roman"/>
+        </w:rPr>
+        <w:t>Every company has different requirements.</w:t>
+      </w:r>
+    </w:p>
+    <w:p>
+      <w:pPr>
+        <w:jc w:val="both"/>
+        <w:rPr>
+          <w:rFonts w:ascii="Times New Roman" w:hAnsi="Times New Roman" w:cs="Times New Roman"/>
+        </w:rPr>
+      </w:pPr>
+      <w:r>
+        <w:rPr>
+          <w:rFonts w:ascii="Times New Roman" w:hAnsi="Times New Roman" w:cs="Times New Roman"/>
+        </w:rPr>
+        <w:t>Isolation allows:</w:t>
+      </w:r>
+    </w:p>
+    <w:p>
+      <w:pPr>
+        <w:numPr>
+          <w:ilvl w:val="0"/>
+          <w:numId w:val="34"/>
+        </w:numPr>
+        <w:jc w:val="both"/>
+        <w:rPr>
+          <w:rFonts w:ascii="Times New Roman" w:hAnsi="Times New Roman" w:cs="Times New Roman"/>
+        </w:rPr>
+      </w:pPr>
+      <w:r>
+        <w:rPr>
+          <w:rFonts w:ascii="Times New Roman" w:hAnsi="Times New Roman" w:cs="Times New Roman"/>
+        </w:rPr>
+        <w:t xml:space="preserve">Custom IP ranges </w:t>
+      </w:r>
+    </w:p>
+    <w:p>
+      <w:pPr>
+        <w:numPr>
+          <w:ilvl w:val="0"/>
+          <w:numId w:val="34"/>
+        </w:numPr>
+        <w:jc w:val="both"/>
+        <w:rPr>
+          <w:rFonts w:ascii="Times New Roman" w:hAnsi="Times New Roman" w:cs="Times New Roman"/>
+        </w:rPr>
+      </w:pPr>
+      <w:r>
+        <w:rPr>
+          <w:rFonts w:ascii="Times New Roman" w:hAnsi="Times New Roman" w:cs="Times New Roman"/>
+        </w:rPr>
+        <w:t xml:space="preserve">Custom routing </w:t>
+      </w:r>
+    </w:p>
+    <w:p>
+      <w:pPr>
+        <w:numPr>
+          <w:ilvl w:val="0"/>
+          <w:numId w:val="34"/>
+        </w:numPr>
+        <w:jc w:val="both"/>
+        <w:rPr>
+          <w:rFonts w:ascii="Times New Roman" w:hAnsi="Times New Roman" w:cs="Times New Roman"/>
+        </w:rPr>
+      </w:pPr>
+      <w:r>
+        <w:rPr>
+          <w:rFonts w:ascii="Times New Roman" w:hAnsi="Times New Roman" w:cs="Times New Roman"/>
+        </w:rPr>
+        <w:t xml:space="preserve">VPN connectivity </w:t>
+      </w:r>
+    </w:p>
+    <w:p>
+      <w:pPr>
+        <w:numPr>
+          <w:ilvl w:val="0"/>
+          <w:numId w:val="34"/>
+        </w:numPr>
+        <w:jc w:val="both"/>
+        <w:rPr>
+          <w:rFonts w:ascii="Times New Roman" w:hAnsi="Times New Roman" w:cs="Times New Roman"/>
+        </w:rPr>
+      </w:pPr>
+      <w:r>
+        <w:rPr>
+          <w:rFonts w:ascii="Times New Roman" w:hAnsi="Times New Roman" w:cs="Times New Roman"/>
+        </w:rPr>
+        <w:t xml:space="preserve">Firewall rules </w:t>
+      </w:r>
+    </w:p>
+    <w:p>
+      <w:pPr>
+        <w:numPr>
+          <w:ilvl w:val="0"/>
+          <w:numId w:val="34"/>
+        </w:numPr>
+        <w:jc w:val="both"/>
+        <w:rPr>
+          <w:rFonts w:ascii="Times New Roman" w:hAnsi="Times New Roman" w:cs="Times New Roman"/>
+        </w:rPr>
+      </w:pPr>
+      <w:r>
+        <w:rPr>
+          <w:rFonts w:ascii="Times New Roman" w:hAnsi="Times New Roman" w:cs="Times New Roman"/>
+        </w:rPr>
+        <w:t xml:space="preserve">Hybrid cloud setup </w:t>
+      </w:r>
+    </w:p>
+    <w:p>
+      <w:pPr>
+        <w:jc w:val="both"/>
+        <w:rPr>
+          <w:rFonts w:ascii="Times New Roman" w:hAnsi="Times New Roman" w:cs="Times New Roman"/>
+        </w:rPr>
+      </w:pPr>
+      <w:r>
+        <w:rPr>
+          <w:rFonts w:ascii="Times New Roman" w:hAnsi="Times New Roman" w:cs="Times New Roman"/>
+        </w:rPr>
+        <w:t>Example:</w:t>
+      </w:r>
+    </w:p>
+    <w:p>
+      <w:pPr>
+        <w:numPr>
+          <w:ilvl w:val="0"/>
+          <w:numId w:val="35"/>
+        </w:numPr>
+        <w:jc w:val="both"/>
+        <w:rPr>
+          <w:rFonts w:ascii="Times New Roman" w:hAnsi="Times New Roman" w:cs="Times New Roman"/>
+        </w:rPr>
+      </w:pPr>
+      <w:r>
+        <w:rPr>
+          <w:rFonts w:ascii="Times New Roman" w:hAnsi="Times New Roman" w:cs="Times New Roman"/>
+        </w:rPr>
+        <w:t xml:space="preserve">Company A may use 10.0.0.0/16 </w:t>
+      </w:r>
+    </w:p>
+    <w:p>
+      <w:pPr>
+        <w:numPr>
+          <w:ilvl w:val="0"/>
+          <w:numId w:val="35"/>
+        </w:numPr>
+        <w:jc w:val="both"/>
+        <w:rPr>
+          <w:rFonts w:ascii="Times New Roman" w:hAnsi="Times New Roman" w:cs="Times New Roman"/>
+        </w:rPr>
+      </w:pPr>
+      <w:r>
+        <w:rPr>
+          <w:rFonts w:ascii="Times New Roman" w:hAnsi="Times New Roman" w:cs="Times New Roman"/>
+        </w:rPr>
+        <w:t xml:space="preserve">Company B may use 192.168.0.0/16 </w:t>
+      </w:r>
+    </w:p>
+    <w:p>
+      <w:pPr>
+        <w:jc w:val="both"/>
+        <w:rPr>
+          <w:rFonts w:ascii="Times New Roman" w:hAnsi="Times New Roman" w:cs="Times New Roman"/>
+        </w:rPr>
+      </w:pPr>
+      <w:r>
+        <w:rPr>
+          <w:rFonts w:ascii="Times New Roman" w:hAnsi="Times New Roman" w:cs="Times New Roman"/>
+        </w:rPr>
+        <w:t>Both can coexist safely because their VPCs are isolated.</w:t>
+      </w:r>
+    </w:p>
+    <w:p>
+      <w:pPr>
+        <w:jc w:val="both"/>
+        <w:rPr>
+          <w:rFonts w:ascii="Times New Roman" w:hAnsi="Times New Roman" w:cs="Times New Roman"/>
+        </w:rPr>
+      </w:pPr>
+      <w:r>
+        <w:rPr>
+          <w:rFonts w:ascii="Times New Roman" w:hAnsi="Times New Roman" w:cs="Times New Roman"/>
+        </w:rPr>
+        <w:pict w14:anchorId="47E48E6D">
+          <v:rect id="_x0000_i1143" style="width:0;height:1.5pt" o:hralign="center" o:hrstd="t" o:hr="t" fillcolor="#a0a0a0" stroked="f"/>
+        </w:pict>
+      </w:r>
+    </w:p>
+    <w:p>
+      <w:pPr>
+        <w:jc w:val="both"/>
+        <w:rPr>
+          <w:rFonts w:ascii="Times New Roman" w:hAnsi="Times New Roman" w:cs="Times New Roman"/>
+        </w:rPr>
+      </w:pPr>
+      <w:r>
+        <w:rPr>
+          <w:rFonts w:ascii="Times New Roman" w:hAnsi="Times New Roman" w:cs="Times New Roman"/>
+        </w:rPr>
+        <w:t>Real-World Analogy</w:t>
+      </w:r>
+    </w:p>
+    <w:p>
+      <w:pPr>
+        <w:jc w:val="both"/>
+        <w:rPr>
+          <w:rFonts w:ascii="Times New Roman" w:hAnsi="Times New Roman" w:cs="Times New Roman"/>
+        </w:rPr>
+      </w:pPr>
+      <w:r>
+        <w:rPr>
+          <w:rFonts w:ascii="Times New Roman" w:hAnsi="Times New Roman" w:cs="Times New Roman"/>
+        </w:rPr>
+        <w:t>Think of a VPC like apartments in a building.</w:t>
+      </w:r>
+    </w:p>
+    <w:p>
+      <w:pPr>
+        <w:numPr>
+          <w:ilvl w:val="0"/>
+          <w:numId w:val="36"/>
+        </w:numPr>
+        <w:jc w:val="both"/>
+        <w:rPr>
+          <w:rFonts w:ascii="Times New Roman" w:hAnsi="Times New Roman" w:cs="Times New Roman"/>
+        </w:rPr>
+      </w:pPr>
+      <w:r>
+        <w:rPr>
+          <w:rFonts w:ascii="Times New Roman" w:hAnsi="Times New Roman" w:cs="Times New Roman"/>
+        </w:rPr>
+        <w:t xml:space="preserve">AWS cloud = entire apartment building </w:t>
+      </w:r>
+    </w:p>
+    <w:p>
+      <w:pPr>
+        <w:numPr>
+          <w:ilvl w:val="0"/>
+          <w:numId w:val="36"/>
+        </w:numPr>
+        <w:jc w:val="both"/>
+        <w:rPr>
+          <w:rFonts w:ascii="Times New Roman" w:hAnsi="Times New Roman" w:cs="Times New Roman"/>
+        </w:rPr>
+      </w:pPr>
+      <w:r>
+        <w:rPr>
+          <w:rFonts w:ascii="Times New Roman" w:hAnsi="Times New Roman" w:cs="Times New Roman"/>
+        </w:rPr>
+        <w:t xml:space="preserve">Each VPC = separate apartment </w:t>
+      </w:r>
+    </w:p>
+    <w:p>
+      <w:pPr>
+        <w:jc w:val="both"/>
+        <w:rPr>
+          <w:rFonts w:ascii="Times New Roman" w:hAnsi="Times New Roman" w:cs="Times New Roman"/>
+        </w:rPr>
+      </w:pPr>
+      <w:r>
+        <w:rPr>
+          <w:rFonts w:ascii="Times New Roman" w:hAnsi="Times New Roman" w:cs="Times New Roman"/>
+        </w:rPr>
+        <w:t>Even though everyone shares:</w:t>
+      </w:r>
+    </w:p>
+    <w:p>
+      <w:pPr>
+        <w:numPr>
+          <w:ilvl w:val="0"/>
+          <w:numId w:val="37"/>
+        </w:numPr>
+        <w:jc w:val="both"/>
+        <w:rPr>
+          <w:rFonts w:ascii="Times New Roman" w:hAnsi="Times New Roman" w:cs="Times New Roman"/>
+        </w:rPr>
+      </w:pPr>
+      <w:r>
+        <w:rPr>
+          <w:rFonts w:ascii="Times New Roman" w:hAnsi="Times New Roman" w:cs="Times New Roman"/>
+        </w:rPr>
+        <w:t xml:space="preserve">electricity, </w:t>
+      </w:r>
+    </w:p>
+    <w:p>
+      <w:pPr>
+        <w:numPr>
+          <w:ilvl w:val="0"/>
+          <w:numId w:val="37"/>
+        </w:numPr>
+        <w:jc w:val="both"/>
+        <w:rPr>
+          <w:rFonts w:ascii="Times New Roman" w:hAnsi="Times New Roman" w:cs="Times New Roman"/>
+        </w:rPr>
+      </w:pPr>
+      <w:r>
+        <w:rPr>
+          <w:rFonts w:ascii="Times New Roman" w:hAnsi="Times New Roman" w:cs="Times New Roman"/>
+        </w:rPr>
+        <w:t xml:space="preserve">water, </w:t>
+      </w:r>
+    </w:p>
+    <w:p>
+      <w:pPr>
+        <w:numPr>
+          <w:ilvl w:val="0"/>
+          <w:numId w:val="37"/>
+        </w:numPr>
+        <w:jc w:val="both"/>
+        <w:rPr>
+          <w:rFonts w:ascii="Times New Roman" w:hAnsi="Times New Roman" w:cs="Times New Roman"/>
+        </w:rPr>
+      </w:pPr>
+      <w:r>
+        <w:rPr>
+          <w:rFonts w:ascii="Times New Roman" w:hAnsi="Times New Roman" w:cs="Times New Roman"/>
+        </w:rPr>
+        <w:t xml:space="preserve">building structure, </w:t>
+      </w:r>
+    </w:p>
+    <w:p>
+      <w:pPr>
+        <w:jc w:val="both"/>
+        <w:rPr>
+          <w:rFonts w:ascii="Times New Roman" w:hAnsi="Times New Roman" w:cs="Times New Roman"/>
+        </w:rPr>
+      </w:pPr>
+      <w:r>
+        <w:rPr>
+          <w:rFonts w:ascii="Times New Roman" w:hAnsi="Times New Roman" w:cs="Times New Roman"/>
+        </w:rPr>
+        <w:t>each apartment remains private and secure.</w:t>
+      </w:r>
+    </w:p>
+    <w:p>
+      <w:pPr>
+        <w:jc w:val="both"/>
+        <w:rPr>
+          <w:rFonts w:ascii="Times New Roman" w:hAnsi="Times New Roman" w:cs="Times New Roman"/>
+        </w:rPr>
+      </w:pPr>
+      <w:r>
+        <w:rPr>
+          <w:rFonts w:ascii="Times New Roman" w:hAnsi="Times New Roman" w:cs="Times New Roman"/>
+        </w:rPr>
+        <w:t>You can:</w:t>
+      </w:r>
+    </w:p>
+    <w:p>
+      <w:pPr>
+        <w:numPr>
+          <w:ilvl w:val="0"/>
+          <w:numId w:val="38"/>
+        </w:numPr>
+        <w:jc w:val="both"/>
+        <w:rPr>
+          <w:rFonts w:ascii="Times New Roman" w:hAnsi="Times New Roman" w:cs="Times New Roman"/>
+        </w:rPr>
+      </w:pPr>
+      <w:r>
+        <w:rPr>
+          <w:rFonts w:ascii="Times New Roman" w:hAnsi="Times New Roman" w:cs="Times New Roman"/>
+        </w:rPr>
+        <w:t xml:space="preserve">lock your doors, </w:t>
+      </w:r>
+    </w:p>
+    <w:p>
+      <w:pPr>
+        <w:numPr>
+          <w:ilvl w:val="0"/>
+          <w:numId w:val="38"/>
+        </w:numPr>
+        <w:jc w:val="both"/>
+        <w:rPr>
+          <w:rFonts w:ascii="Times New Roman" w:hAnsi="Times New Roman" w:cs="Times New Roman"/>
+        </w:rPr>
+      </w:pPr>
+      <w:r>
+        <w:rPr>
+          <w:rFonts w:ascii="Times New Roman" w:hAnsi="Times New Roman" w:cs="Times New Roman"/>
+        </w:rPr>
+        <w:t xml:space="preserve">decide who enters, </w:t>
+      </w:r>
+    </w:p>
+    <w:p>
+      <w:pPr>
+        <w:numPr>
+          <w:ilvl w:val="0"/>
+          <w:numId w:val="38"/>
+        </w:numPr>
+        <w:jc w:val="both"/>
+        <w:rPr>
+          <w:rFonts w:ascii="Times New Roman" w:hAnsi="Times New Roman" w:cs="Times New Roman"/>
+        </w:rPr>
+      </w:pPr>
+      <w:r>
+        <w:rPr>
+          <w:rFonts w:ascii="Times New Roman" w:hAnsi="Times New Roman" w:cs="Times New Roman"/>
+        </w:rPr>
+        <w:t xml:space="preserve">arrange rooms differently. </w:t>
+      </w:r>
+    </w:p>
+    <w:p>
+      <w:pPr>
+        <w:jc w:val="both"/>
+        <w:rPr>
+          <w:rFonts w:ascii="Times New Roman" w:hAnsi="Times New Roman" w:cs="Times New Roman"/>
+        </w:rPr>
+      </w:pPr>
+      <w:r>
+        <w:rPr>
+          <w:rFonts w:ascii="Times New Roman" w:hAnsi="Times New Roman" w:cs="Times New Roman"/>
+        </w:rPr>
+        <w:t>That is exactly what network isolation does in cloud computing.</w:t>
       </w:r>
     </w:p>
     <w:sectPr>
@@ -3626,6 +7172,304 @@
     </w:lvl>
   </w:abstractNum>
   <w:abstractNum w:abstractNumId="2" w15:restartNumberingAfterBreak="0">
+    <w:nsid w:val="03475D30"/>
+    <w:multiLevelType w:val="multilevel"/>
+    <w:tmpl w:val="AC081BBE"/>
+    <w:lvl w:ilvl="0">
+      <w:start w:val="1"/>
+      <w:numFmt w:val="bullet"/>
+      <w:lvlText w:val=""/>
+      <w:lvlJc w:val="left"/>
+      <w:pPr>
+        <w:tabs>
+          <w:tab w:val="num" w:pos="720"/>
+        </w:tabs>
+        <w:ind w:left="720" w:hanging="360"/>
+      </w:pPr>
+      <w:rPr>
+        <w:rFonts w:ascii="Symbol" w:hAnsi="Symbol" w:hint="default"/>
+        <w:sz w:val="20"/>
+      </w:rPr>
+    </w:lvl>
+    <w:lvl w:ilvl="1" w:tentative="1">
+      <w:start w:val="1"/>
+      <w:numFmt w:val="bullet"/>
+      <w:lvlText w:val="o"/>
+      <w:lvlJc w:val="left"/>
+      <w:pPr>
+        <w:tabs>
+          <w:tab w:val="num" w:pos="1440"/>
+        </w:tabs>
+        <w:ind w:left="1440" w:hanging="360"/>
+      </w:pPr>
+      <w:rPr>
+        <w:rFonts w:ascii="Courier New" w:hAnsi="Courier New" w:hint="default"/>
+        <w:sz w:val="20"/>
+      </w:rPr>
+    </w:lvl>
+    <w:lvl w:ilvl="2" w:tentative="1">
+      <w:start w:val="1"/>
+      <w:numFmt w:val="bullet"/>
+      <w:lvlText w:val=""/>
+      <w:lvlJc w:val="left"/>
+      <w:pPr>
+        <w:tabs>
+          <w:tab w:val="num" w:pos="2160"/>
+        </w:tabs>
+        <w:ind w:left="2160" w:hanging="360"/>
+      </w:pPr>
+      <w:rPr>
+        <w:rFonts w:ascii="Wingdings" w:hAnsi="Wingdings" w:hint="default"/>
+        <w:sz w:val="20"/>
+      </w:rPr>
+    </w:lvl>
+    <w:lvl w:ilvl="3" w:tentative="1">
+      <w:start w:val="1"/>
+      <w:numFmt w:val="bullet"/>
+      <w:lvlText w:val=""/>
+      <w:lvlJc w:val="left"/>
+      <w:pPr>
+        <w:tabs>
+          <w:tab w:val="num" w:pos="2880"/>
+        </w:tabs>
+        <w:ind w:left="2880" w:hanging="360"/>
+      </w:pPr>
+      <w:rPr>
+        <w:rFonts w:ascii="Wingdings" w:hAnsi="Wingdings" w:hint="default"/>
+        <w:sz w:val="20"/>
+      </w:rPr>
+    </w:lvl>
+    <w:lvl w:ilvl="4" w:tentative="1">
+      <w:start w:val="1"/>
+      <w:numFmt w:val="bullet"/>
+      <w:lvlText w:val=""/>
+      <w:lvlJc w:val="left"/>
+      <w:pPr>
+        <w:tabs>
+          <w:tab w:val="num" w:pos="3600"/>
+        </w:tabs>
+        <w:ind w:left="3600" w:hanging="360"/>
+      </w:pPr>
+      <w:rPr>
+        <w:rFonts w:ascii="Wingdings" w:hAnsi="Wingdings" w:hint="default"/>
+        <w:sz w:val="20"/>
+      </w:rPr>
+    </w:lvl>
+    <w:lvl w:ilvl="5" w:tentative="1">
+      <w:start w:val="1"/>
+      <w:numFmt w:val="bullet"/>
+      <w:lvlText w:val=""/>
+      <w:lvlJc w:val="left"/>
+      <w:pPr>
+        <w:tabs>
+          <w:tab w:val="num" w:pos="4320"/>
+        </w:tabs>
+        <w:ind w:left="4320" w:hanging="360"/>
+      </w:pPr>
+      <w:rPr>
+        <w:rFonts w:ascii="Wingdings" w:hAnsi="Wingdings" w:hint="default"/>
+        <w:sz w:val="20"/>
+      </w:rPr>
+    </w:lvl>
+    <w:lvl w:ilvl="6" w:tentative="1">
+      <w:start w:val="1"/>
+      <w:numFmt w:val="bullet"/>
+      <w:lvlText w:val=""/>
+      <w:lvlJc w:val="left"/>
+      <w:pPr>
+        <w:tabs>
+          <w:tab w:val="num" w:pos="5040"/>
+        </w:tabs>
+        <w:ind w:left="5040" w:hanging="360"/>
+      </w:pPr>
+      <w:rPr>
+        <w:rFonts w:ascii="Wingdings" w:hAnsi="Wingdings" w:hint="default"/>
+        <w:sz w:val="20"/>
+      </w:rPr>
+    </w:lvl>
+    <w:lvl w:ilvl="7" w:tentative="1">
+      <w:start w:val="1"/>
+      <w:numFmt w:val="bullet"/>
+      <w:lvlText w:val=""/>
+      <w:lvlJc w:val="left"/>
+      <w:pPr>
+        <w:tabs>
+          <w:tab w:val="num" w:pos="5760"/>
+        </w:tabs>
+        <w:ind w:left="5760" w:hanging="360"/>
+      </w:pPr>
+      <w:rPr>
+        <w:rFonts w:ascii="Wingdings" w:hAnsi="Wingdings" w:hint="default"/>
+        <w:sz w:val="20"/>
+      </w:rPr>
+    </w:lvl>
+    <w:lvl w:ilvl="8" w:tentative="1">
+      <w:start w:val="1"/>
+      <w:numFmt w:val="bullet"/>
+      <w:lvlText w:val=""/>
+      <w:lvlJc w:val="left"/>
+      <w:pPr>
+        <w:tabs>
+          <w:tab w:val="num" w:pos="6480"/>
+        </w:tabs>
+        <w:ind w:left="6480" w:hanging="360"/>
+      </w:pPr>
+      <w:rPr>
+        <w:rFonts w:ascii="Wingdings" w:hAnsi="Wingdings" w:hint="default"/>
+        <w:sz w:val="20"/>
+      </w:rPr>
+    </w:lvl>
+  </w:abstractNum>
+  <w:abstractNum w:abstractNumId="3" w15:restartNumberingAfterBreak="0">
+    <w:nsid w:val="049164F5"/>
+    <w:multiLevelType w:val="multilevel"/>
+    <w:tmpl w:val="AEF22140"/>
+    <w:lvl w:ilvl="0">
+      <w:start w:val="1"/>
+      <w:numFmt w:val="bullet"/>
+      <w:lvlText w:val=""/>
+      <w:lvlJc w:val="left"/>
+      <w:pPr>
+        <w:tabs>
+          <w:tab w:val="num" w:pos="720"/>
+        </w:tabs>
+        <w:ind w:left="720" w:hanging="360"/>
+      </w:pPr>
+      <w:rPr>
+        <w:rFonts w:ascii="Symbol" w:hAnsi="Symbol" w:hint="default"/>
+        <w:sz w:val="20"/>
+      </w:rPr>
+    </w:lvl>
+    <w:lvl w:ilvl="1" w:tentative="1">
+      <w:start w:val="1"/>
+      <w:numFmt w:val="bullet"/>
+      <w:lvlText w:val="o"/>
+      <w:lvlJc w:val="left"/>
+      <w:pPr>
+        <w:tabs>
+          <w:tab w:val="num" w:pos="1440"/>
+        </w:tabs>
+        <w:ind w:left="1440" w:hanging="360"/>
+      </w:pPr>
+      <w:rPr>
+        <w:rFonts w:ascii="Courier New" w:hAnsi="Courier New" w:hint="default"/>
+        <w:sz w:val="20"/>
+      </w:rPr>
+    </w:lvl>
+    <w:lvl w:ilvl="2" w:tentative="1">
+      <w:start w:val="1"/>
+      <w:numFmt w:val="bullet"/>
+      <w:lvlText w:val=""/>
+      <w:lvlJc w:val="left"/>
+      <w:pPr>
+        <w:tabs>
+          <w:tab w:val="num" w:pos="2160"/>
+        </w:tabs>
+        <w:ind w:left="2160" w:hanging="360"/>
+      </w:pPr>
+      <w:rPr>
+        <w:rFonts w:ascii="Wingdings" w:hAnsi="Wingdings" w:hint="default"/>
+        <w:sz w:val="20"/>
+      </w:rPr>
+    </w:lvl>
+    <w:lvl w:ilvl="3" w:tentative="1">
+      <w:start w:val="1"/>
+      <w:numFmt w:val="bullet"/>
+      <w:lvlText w:val=""/>
+      <w:lvlJc w:val="left"/>
+      <w:pPr>
+        <w:tabs>
+          <w:tab w:val="num" w:pos="2880"/>
+        </w:tabs>
+        <w:ind w:left="2880" w:hanging="360"/>
+      </w:pPr>
+      <w:rPr>
+        <w:rFonts w:ascii="Wingdings" w:hAnsi="Wingdings" w:hint="default"/>
+        <w:sz w:val="20"/>
+      </w:rPr>
+    </w:lvl>
+    <w:lvl w:ilvl="4" w:tentative="1">
+      <w:start w:val="1"/>
+      <w:numFmt w:val="bullet"/>
+      <w:lvlText w:val=""/>
+      <w:lvlJc w:val="left"/>
+      <w:pPr>
+        <w:tabs>
+          <w:tab w:val="num" w:pos="3600"/>
+        </w:tabs>
+        <w:ind w:left="3600" w:hanging="360"/>
+      </w:pPr>
+      <w:rPr>
+        <w:rFonts w:ascii="Wingdings" w:hAnsi="Wingdings" w:hint="default"/>
+        <w:sz w:val="20"/>
+      </w:rPr>
+    </w:lvl>
+    <w:lvl w:ilvl="5" w:tentative="1">
+      <w:start w:val="1"/>
+      <w:numFmt w:val="bullet"/>
+      <w:lvlText w:val=""/>
+      <w:lvlJc w:val="left"/>
+      <w:pPr>
+        <w:tabs>
+          <w:tab w:val="num" w:pos="4320"/>
+        </w:tabs>
+        <w:ind w:left="4320" w:hanging="360"/>
+      </w:pPr>
+      <w:rPr>
+        <w:rFonts w:ascii="Wingdings" w:hAnsi="Wingdings" w:hint="default"/>
+        <w:sz w:val="20"/>
+      </w:rPr>
+    </w:lvl>
+    <w:lvl w:ilvl="6" w:tentative="1">
+      <w:start w:val="1"/>
+      <w:numFmt w:val="bullet"/>
+      <w:lvlText w:val=""/>
+      <w:lvlJc w:val="left"/>
+      <w:pPr>
+        <w:tabs>
+          <w:tab w:val="num" w:pos="5040"/>
+        </w:tabs>
+        <w:ind w:left="5040" w:hanging="360"/>
+      </w:pPr>
+      <w:rPr>
+        <w:rFonts w:ascii="Wingdings" w:hAnsi="Wingdings" w:hint="default"/>
+        <w:sz w:val="20"/>
+      </w:rPr>
+    </w:lvl>
+    <w:lvl w:ilvl="7" w:tentative="1">
+      <w:start w:val="1"/>
+      <w:numFmt w:val="bullet"/>
+      <w:lvlText w:val=""/>
+      <w:lvlJc w:val="left"/>
+      <w:pPr>
+        <w:tabs>
+          <w:tab w:val="num" w:pos="5760"/>
+        </w:tabs>
+        <w:ind w:left="5760" w:hanging="360"/>
+      </w:pPr>
+      <w:rPr>
+        <w:rFonts w:ascii="Wingdings" w:hAnsi="Wingdings" w:hint="default"/>
+        <w:sz w:val="20"/>
+      </w:rPr>
+    </w:lvl>
+    <w:lvl w:ilvl="8" w:tentative="1">
+      <w:start w:val="1"/>
+      <w:numFmt w:val="bullet"/>
+      <w:lvlText w:val=""/>
+      <w:lvlJc w:val="left"/>
+      <w:pPr>
+        <w:tabs>
+          <w:tab w:val="num" w:pos="6480"/>
+        </w:tabs>
+        <w:ind w:left="6480" w:hanging="360"/>
+      </w:pPr>
+      <w:rPr>
+        <w:rFonts w:ascii="Wingdings" w:hAnsi="Wingdings" w:hint="default"/>
+        <w:sz w:val="20"/>
+      </w:rPr>
+    </w:lvl>
+  </w:abstractNum>
+  <w:abstractNum w:abstractNumId="4" w15:restartNumberingAfterBreak="0">
     <w:nsid w:val="05390650"/>
     <w:multiLevelType w:val="multilevel"/>
     <w:tmpl w:val="B8F4FA48"/>
@@ -3774,7 +7618,269 @@
       </w:rPr>
     </w:lvl>
   </w:abstractNum>
-  <w:abstractNum w:abstractNumId="3" w15:restartNumberingAfterBreak="0">
+  <w:abstractNum w:abstractNumId="5" w15:restartNumberingAfterBreak="0">
+    <w:nsid w:val="064B2E20"/>
+    <w:multiLevelType w:val="multilevel"/>
+    <w:tmpl w:val="8B14EFE6"/>
+    <w:lvl w:ilvl="0">
+      <w:start w:val="1"/>
+      <w:numFmt w:val="bullet"/>
+      <w:lvlText w:val=""/>
+      <w:lvlJc w:val="left"/>
+      <w:pPr>
+        <w:tabs>
+          <w:tab w:val="num" w:pos="720"/>
+        </w:tabs>
+        <w:ind w:left="720" w:hanging="360"/>
+      </w:pPr>
+      <w:rPr>
+        <w:rFonts w:ascii="Symbol" w:hAnsi="Symbol" w:hint="default"/>
+        <w:sz w:val="20"/>
+      </w:rPr>
+    </w:lvl>
+    <w:lvl w:ilvl="1" w:tentative="1">
+      <w:start w:val="1"/>
+      <w:numFmt w:val="bullet"/>
+      <w:lvlText w:val="o"/>
+      <w:lvlJc w:val="left"/>
+      <w:pPr>
+        <w:tabs>
+          <w:tab w:val="num" w:pos="1440"/>
+        </w:tabs>
+        <w:ind w:left="1440" w:hanging="360"/>
+      </w:pPr>
+      <w:rPr>
+        <w:rFonts w:ascii="Courier New" w:hAnsi="Courier New" w:hint="default"/>
+        <w:sz w:val="20"/>
+      </w:rPr>
+    </w:lvl>
+    <w:lvl w:ilvl="2" w:tentative="1">
+      <w:start w:val="1"/>
+      <w:numFmt w:val="bullet"/>
+      <w:lvlText w:val=""/>
+      <w:lvlJc w:val="left"/>
+      <w:pPr>
+        <w:tabs>
+          <w:tab w:val="num" w:pos="2160"/>
+        </w:tabs>
+        <w:ind w:left="2160" w:hanging="360"/>
+      </w:pPr>
+      <w:rPr>
+        <w:rFonts w:ascii="Wingdings" w:hAnsi="Wingdings" w:hint="default"/>
+        <w:sz w:val="20"/>
+      </w:rPr>
+    </w:lvl>
+    <w:lvl w:ilvl="3" w:tentative="1">
+      <w:start w:val="1"/>
+      <w:numFmt w:val="bullet"/>
+      <w:lvlText w:val=""/>
+      <w:lvlJc w:val="left"/>
+      <w:pPr>
+        <w:tabs>
+          <w:tab w:val="num" w:pos="2880"/>
+        </w:tabs>
+        <w:ind w:left="2880" w:hanging="360"/>
+      </w:pPr>
+      <w:rPr>
+        <w:rFonts w:ascii="Wingdings" w:hAnsi="Wingdings" w:hint="default"/>
+        <w:sz w:val="20"/>
+      </w:rPr>
+    </w:lvl>
+    <w:lvl w:ilvl="4" w:tentative="1">
+      <w:start w:val="1"/>
+      <w:numFmt w:val="bullet"/>
+      <w:lvlText w:val=""/>
+      <w:lvlJc w:val="left"/>
+      <w:pPr>
+        <w:tabs>
+          <w:tab w:val="num" w:pos="3600"/>
+        </w:tabs>
+        <w:ind w:left="3600" w:hanging="360"/>
+      </w:pPr>
+      <w:rPr>
+        <w:rFonts w:ascii="Wingdings" w:hAnsi="Wingdings" w:hint="default"/>
+        <w:sz w:val="20"/>
+      </w:rPr>
+    </w:lvl>
+    <w:lvl w:ilvl="5" w:tentative="1">
+      <w:start w:val="1"/>
+      <w:numFmt w:val="bullet"/>
+      <w:lvlText w:val=""/>
+      <w:lvlJc w:val="left"/>
+      <w:pPr>
+        <w:tabs>
+          <w:tab w:val="num" w:pos="4320"/>
+        </w:tabs>
+        <w:ind w:left="4320" w:hanging="360"/>
+      </w:pPr>
+      <w:rPr>
+        <w:rFonts w:ascii="Wingdings" w:hAnsi="Wingdings" w:hint="default"/>
+        <w:sz w:val="20"/>
+      </w:rPr>
+    </w:lvl>
+    <w:lvl w:ilvl="6" w:tentative="1">
+      <w:start w:val="1"/>
+      <w:numFmt w:val="bullet"/>
+      <w:lvlText w:val=""/>
+      <w:lvlJc w:val="left"/>
+      <w:pPr>
+        <w:tabs>
+          <w:tab w:val="num" w:pos="5040"/>
+        </w:tabs>
+        <w:ind w:left="5040" w:hanging="360"/>
+      </w:pPr>
+      <w:rPr>
+        <w:rFonts w:ascii="Wingdings" w:hAnsi="Wingdings" w:hint="default"/>
+        <w:sz w:val="20"/>
+      </w:rPr>
+    </w:lvl>
+    <w:lvl w:ilvl="7" w:tentative="1">
+      <w:start w:val="1"/>
+      <w:numFmt w:val="bullet"/>
+      <w:lvlText w:val=""/>
+      <w:lvlJc w:val="left"/>
+      <w:pPr>
+        <w:tabs>
+          <w:tab w:val="num" w:pos="5760"/>
+        </w:tabs>
+        <w:ind w:left="5760" w:hanging="360"/>
+      </w:pPr>
+      <w:rPr>
+        <w:rFonts w:ascii="Wingdings" w:hAnsi="Wingdings" w:hint="default"/>
+        <w:sz w:val="20"/>
+      </w:rPr>
+    </w:lvl>
+    <w:lvl w:ilvl="8" w:tentative="1">
+      <w:start w:val="1"/>
+      <w:numFmt w:val="bullet"/>
+      <w:lvlText w:val=""/>
+      <w:lvlJc w:val="left"/>
+      <w:pPr>
+        <w:tabs>
+          <w:tab w:val="num" w:pos="6480"/>
+        </w:tabs>
+        <w:ind w:left="6480" w:hanging="360"/>
+      </w:pPr>
+      <w:rPr>
+        <w:rFonts w:ascii="Wingdings" w:hAnsi="Wingdings" w:hint="default"/>
+        <w:sz w:val="20"/>
+      </w:rPr>
+    </w:lvl>
+  </w:abstractNum>
+  <w:abstractNum w:abstractNumId="6" w15:restartNumberingAfterBreak="0">
+    <w:nsid w:val="07160268"/>
+    <w:multiLevelType w:val="hybridMultilevel"/>
+    <w:tmpl w:val="E6B8A652"/>
+    <w:lvl w:ilvl="0" w:tplc="40090001">
+      <w:start w:val="1"/>
+      <w:numFmt w:val="bullet"/>
+      <w:lvlText w:val=""/>
+      <w:lvlJc w:val="left"/>
+      <w:pPr>
+        <w:ind w:left="720" w:hanging="360"/>
+      </w:pPr>
+      <w:rPr>
+        <w:rFonts w:ascii="Symbol" w:hAnsi="Symbol" w:hint="default"/>
+      </w:rPr>
+    </w:lvl>
+    <w:lvl w:ilvl="1" w:tplc="40090003" w:tentative="1">
+      <w:start w:val="1"/>
+      <w:numFmt w:val="bullet"/>
+      <w:lvlText w:val="o"/>
+      <w:lvlJc w:val="left"/>
+      <w:pPr>
+        <w:ind w:left="1440" w:hanging="360"/>
+      </w:pPr>
+      <w:rPr>
+        <w:rFonts w:ascii="Courier New" w:hAnsi="Courier New" w:cs="Courier New" w:hint="default"/>
+      </w:rPr>
+    </w:lvl>
+    <w:lvl w:ilvl="2" w:tplc="40090005" w:tentative="1">
+      <w:start w:val="1"/>
+      <w:numFmt w:val="bullet"/>
+      <w:lvlText w:val=""/>
+      <w:lvlJc w:val="left"/>
+      <w:pPr>
+        <w:ind w:left="2160" w:hanging="360"/>
+      </w:pPr>
+      <w:rPr>
+        <w:rFonts w:ascii="Wingdings" w:hAnsi="Wingdings" w:hint="default"/>
+      </w:rPr>
+    </w:lvl>
+    <w:lvl w:ilvl="3" w:tplc="40090001" w:tentative="1">
+      <w:start w:val="1"/>
+      <w:numFmt w:val="bullet"/>
+      <w:lvlText w:val=""/>
+      <w:lvlJc w:val="left"/>
+      <w:pPr>
+        <w:ind w:left="2880" w:hanging="360"/>
+      </w:pPr>
+      <w:rPr>
+        <w:rFonts w:ascii="Symbol" w:hAnsi="Symbol" w:hint="default"/>
+      </w:rPr>
+    </w:lvl>
+    <w:lvl w:ilvl="4" w:tplc="40090003" w:tentative="1">
+      <w:start w:val="1"/>
+      <w:numFmt w:val="bullet"/>
+      <w:lvlText w:val="o"/>
+      <w:lvlJc w:val="left"/>
+      <w:pPr>
+        <w:ind w:left="3600" w:hanging="360"/>
+      </w:pPr>
+      <w:rPr>
+        <w:rFonts w:ascii="Courier New" w:hAnsi="Courier New" w:cs="Courier New" w:hint="default"/>
+      </w:rPr>
+    </w:lvl>
+    <w:lvl w:ilvl="5" w:tplc="40090005" w:tentative="1">
+      <w:start w:val="1"/>
+      <w:numFmt w:val="bullet"/>
+      <w:lvlText w:val=""/>
+      <w:lvlJc w:val="left"/>
+      <w:pPr>
+        <w:ind w:left="4320" w:hanging="360"/>
+      </w:pPr>
+      <w:rPr>
+        <w:rFonts w:ascii="Wingdings" w:hAnsi="Wingdings" w:hint="default"/>
+      </w:rPr>
+    </w:lvl>
+    <w:lvl w:ilvl="6" w:tplc="40090001" w:tentative="1">
+      <w:start w:val="1"/>
+      <w:numFmt w:val="bullet"/>
+      <w:lvlText w:val=""/>
+      <w:lvlJc w:val="left"/>
+      <w:pPr>
+        <w:ind w:left="5040" w:hanging="360"/>
+      </w:pPr>
+      <w:rPr>
+        <w:rFonts w:ascii="Symbol" w:hAnsi="Symbol" w:hint="default"/>
+      </w:rPr>
+    </w:lvl>
+    <w:lvl w:ilvl="7" w:tplc="40090003" w:tentative="1">
+      <w:start w:val="1"/>
+      <w:numFmt w:val="bullet"/>
+      <w:lvlText w:val="o"/>
+      <w:lvlJc w:val="left"/>
+      <w:pPr>
+        <w:ind w:left="5760" w:hanging="360"/>
+      </w:pPr>
+      <w:rPr>
+        <w:rFonts w:ascii="Courier New" w:hAnsi="Courier New" w:cs="Courier New" w:hint="default"/>
+      </w:rPr>
+    </w:lvl>
+    <w:lvl w:ilvl="8" w:tplc="40090005" w:tentative="1">
+      <w:start w:val="1"/>
+      <w:numFmt w:val="bullet"/>
+      <w:lvlText w:val=""/>
+      <w:lvlJc w:val="left"/>
+      <w:pPr>
+        <w:ind w:left="6480" w:hanging="360"/>
+      </w:pPr>
+      <w:rPr>
+        <w:rFonts w:ascii="Wingdings" w:hAnsi="Wingdings" w:hint="default"/>
+      </w:rPr>
+    </w:lvl>
+  </w:abstractNum>
+  <w:abstractNum w:abstractNumId="7" w15:restartNumberingAfterBreak="0">
     <w:nsid w:val="0A700F6B"/>
     <w:multiLevelType w:val="multilevel"/>
     <w:tmpl w:val="6218AF7A"/>
@@ -3923,7 +8029,7 @@
       </w:rPr>
     </w:lvl>
   </w:abstractNum>
-  <w:abstractNum w:abstractNumId="4" w15:restartNumberingAfterBreak="0">
+  <w:abstractNum w:abstractNumId="8" w15:restartNumberingAfterBreak="0">
     <w:nsid w:val="0CCD43D3"/>
     <w:multiLevelType w:val="multilevel"/>
     <w:tmpl w:val="5AB4174A"/>
@@ -4072,7 +8178,156 @@
       </w:rPr>
     </w:lvl>
   </w:abstractNum>
-  <w:abstractNum w:abstractNumId="5" w15:restartNumberingAfterBreak="0">
+  <w:abstractNum w:abstractNumId="9" w15:restartNumberingAfterBreak="0">
+    <w:nsid w:val="13F83855"/>
+    <w:multiLevelType w:val="multilevel"/>
+    <w:tmpl w:val="9A2AB254"/>
+    <w:lvl w:ilvl="0">
+      <w:start w:val="1"/>
+      <w:numFmt w:val="bullet"/>
+      <w:lvlText w:val=""/>
+      <w:lvlJc w:val="left"/>
+      <w:pPr>
+        <w:tabs>
+          <w:tab w:val="num" w:pos="720"/>
+        </w:tabs>
+        <w:ind w:left="720" w:hanging="360"/>
+      </w:pPr>
+      <w:rPr>
+        <w:rFonts w:ascii="Symbol" w:hAnsi="Symbol" w:hint="default"/>
+        <w:sz w:val="20"/>
+      </w:rPr>
+    </w:lvl>
+    <w:lvl w:ilvl="1" w:tentative="1">
+      <w:start w:val="1"/>
+      <w:numFmt w:val="bullet"/>
+      <w:lvlText w:val="o"/>
+      <w:lvlJc w:val="left"/>
+      <w:pPr>
+        <w:tabs>
+          <w:tab w:val="num" w:pos="1440"/>
+        </w:tabs>
+        <w:ind w:left="1440" w:hanging="360"/>
+      </w:pPr>
+      <w:rPr>
+        <w:rFonts w:ascii="Courier New" w:hAnsi="Courier New" w:hint="default"/>
+        <w:sz w:val="20"/>
+      </w:rPr>
+    </w:lvl>
+    <w:lvl w:ilvl="2" w:tentative="1">
+      <w:start w:val="1"/>
+      <w:numFmt w:val="bullet"/>
+      <w:lvlText w:val=""/>
+      <w:lvlJc w:val="left"/>
+      <w:pPr>
+        <w:tabs>
+          <w:tab w:val="num" w:pos="2160"/>
+        </w:tabs>
+        <w:ind w:left="2160" w:hanging="360"/>
+      </w:pPr>
+      <w:rPr>
+        <w:rFonts w:ascii="Wingdings" w:hAnsi="Wingdings" w:hint="default"/>
+        <w:sz w:val="20"/>
+      </w:rPr>
+    </w:lvl>
+    <w:lvl w:ilvl="3" w:tentative="1">
+      <w:start w:val="1"/>
+      <w:numFmt w:val="bullet"/>
+      <w:lvlText w:val=""/>
+      <w:lvlJc w:val="left"/>
+      <w:pPr>
+        <w:tabs>
+          <w:tab w:val="num" w:pos="2880"/>
+        </w:tabs>
+        <w:ind w:left="2880" w:hanging="360"/>
+      </w:pPr>
+      <w:rPr>
+        <w:rFonts w:ascii="Wingdings" w:hAnsi="Wingdings" w:hint="default"/>
+        <w:sz w:val="20"/>
+      </w:rPr>
+    </w:lvl>
+    <w:lvl w:ilvl="4" w:tentative="1">
+      <w:start w:val="1"/>
+      <w:numFmt w:val="bullet"/>
+      <w:lvlText w:val=""/>
+      <w:lvlJc w:val="left"/>
+      <w:pPr>
+        <w:tabs>
+          <w:tab w:val="num" w:pos="3600"/>
+        </w:tabs>
+        <w:ind w:left="3600" w:hanging="360"/>
+      </w:pPr>
+      <w:rPr>
+        <w:rFonts w:ascii="Wingdings" w:hAnsi="Wingdings" w:hint="default"/>
+        <w:sz w:val="20"/>
+      </w:rPr>
+    </w:lvl>
+    <w:lvl w:ilvl="5" w:tentative="1">
+      <w:start w:val="1"/>
+      <w:numFmt w:val="bullet"/>
+      <w:lvlText w:val=""/>
+      <w:lvlJc w:val="left"/>
+      <w:pPr>
+        <w:tabs>
+          <w:tab w:val="num" w:pos="4320"/>
+        </w:tabs>
+        <w:ind w:left="4320" w:hanging="360"/>
+      </w:pPr>
+      <w:rPr>
+        <w:rFonts w:ascii="Wingdings" w:hAnsi="Wingdings" w:hint="default"/>
+        <w:sz w:val="20"/>
+      </w:rPr>
+    </w:lvl>
+    <w:lvl w:ilvl="6" w:tentative="1">
+      <w:start w:val="1"/>
+      <w:numFmt w:val="bullet"/>
+      <w:lvlText w:val=""/>
+      <w:lvlJc w:val="left"/>
+      <w:pPr>
+        <w:tabs>
+          <w:tab w:val="num" w:pos="5040"/>
+        </w:tabs>
+        <w:ind w:left="5040" w:hanging="360"/>
+      </w:pPr>
+      <w:rPr>
+        <w:rFonts w:ascii="Wingdings" w:hAnsi="Wingdings" w:hint="default"/>
+        <w:sz w:val="20"/>
+      </w:rPr>
+    </w:lvl>
+    <w:lvl w:ilvl="7" w:tentative="1">
+      <w:start w:val="1"/>
+      <w:numFmt w:val="bullet"/>
+      <w:lvlText w:val=""/>
+      <w:lvlJc w:val="left"/>
+      <w:pPr>
+        <w:tabs>
+          <w:tab w:val="num" w:pos="5760"/>
+        </w:tabs>
+        <w:ind w:left="5760" w:hanging="360"/>
+      </w:pPr>
+      <w:rPr>
+        <w:rFonts w:ascii="Wingdings" w:hAnsi="Wingdings" w:hint="default"/>
+        <w:sz w:val="20"/>
+      </w:rPr>
+    </w:lvl>
+    <w:lvl w:ilvl="8" w:tentative="1">
+      <w:start w:val="1"/>
+      <w:numFmt w:val="bullet"/>
+      <w:lvlText w:val=""/>
+      <w:lvlJc w:val="left"/>
+      <w:pPr>
+        <w:tabs>
+          <w:tab w:val="num" w:pos="6480"/>
+        </w:tabs>
+        <w:ind w:left="6480" w:hanging="360"/>
+      </w:pPr>
+      <w:rPr>
+        <w:rFonts w:ascii="Wingdings" w:hAnsi="Wingdings" w:hint="default"/>
+        <w:sz w:val="20"/>
+      </w:rPr>
+    </w:lvl>
+  </w:abstractNum>
+  <w:abstractNum w:abstractNumId="10" w15:restartNumberingAfterBreak="0">
     <w:nsid w:val="160D22C8"/>
     <w:multiLevelType w:val="multilevel"/>
     <w:tmpl w:val="F47AA3CE"/>
@@ -4221,7 +8476,418 @@
       </w:rPr>
     </w:lvl>
   </w:abstractNum>
-  <w:abstractNum w:abstractNumId="6" w15:restartNumberingAfterBreak="0">
+  <w:abstractNum w:abstractNumId="11" w15:restartNumberingAfterBreak="0">
+    <w:nsid w:val="1C64612D"/>
+    <w:multiLevelType w:val="multilevel"/>
+    <w:tmpl w:val="869A2DC6"/>
+    <w:lvl w:ilvl="0">
+      <w:start w:val="1"/>
+      <w:numFmt w:val="bullet"/>
+      <w:lvlText w:val=""/>
+      <w:lvlJc w:val="left"/>
+      <w:pPr>
+        <w:tabs>
+          <w:tab w:val="num" w:pos="720"/>
+        </w:tabs>
+        <w:ind w:left="720" w:hanging="360"/>
+      </w:pPr>
+      <w:rPr>
+        <w:rFonts w:ascii="Symbol" w:hAnsi="Symbol" w:hint="default"/>
+        <w:sz w:val="20"/>
+      </w:rPr>
+    </w:lvl>
+    <w:lvl w:ilvl="1" w:tentative="1">
+      <w:start w:val="1"/>
+      <w:numFmt w:val="bullet"/>
+      <w:lvlText w:val="o"/>
+      <w:lvlJc w:val="left"/>
+      <w:pPr>
+        <w:tabs>
+          <w:tab w:val="num" w:pos="1440"/>
+        </w:tabs>
+        <w:ind w:left="1440" w:hanging="360"/>
+      </w:pPr>
+      <w:rPr>
+        <w:rFonts w:ascii="Courier New" w:hAnsi="Courier New" w:hint="default"/>
+        <w:sz w:val="20"/>
+      </w:rPr>
+    </w:lvl>
+    <w:lvl w:ilvl="2" w:tentative="1">
+      <w:start w:val="1"/>
+      <w:numFmt w:val="bullet"/>
+      <w:lvlText w:val=""/>
+      <w:lvlJc w:val="left"/>
+      <w:pPr>
+        <w:tabs>
+          <w:tab w:val="num" w:pos="2160"/>
+        </w:tabs>
+        <w:ind w:left="2160" w:hanging="360"/>
+      </w:pPr>
+      <w:rPr>
+        <w:rFonts w:ascii="Wingdings" w:hAnsi="Wingdings" w:hint="default"/>
+        <w:sz w:val="20"/>
+      </w:rPr>
+    </w:lvl>
+    <w:lvl w:ilvl="3" w:tentative="1">
+      <w:start w:val="1"/>
+      <w:numFmt w:val="bullet"/>
+      <w:lvlText w:val=""/>
+      <w:lvlJc w:val="left"/>
+      <w:pPr>
+        <w:tabs>
+          <w:tab w:val="num" w:pos="2880"/>
+        </w:tabs>
+        <w:ind w:left="2880" w:hanging="360"/>
+      </w:pPr>
+      <w:rPr>
+        <w:rFonts w:ascii="Wingdings" w:hAnsi="Wingdings" w:hint="default"/>
+        <w:sz w:val="20"/>
+      </w:rPr>
+    </w:lvl>
+    <w:lvl w:ilvl="4" w:tentative="1">
+      <w:start w:val="1"/>
+      <w:numFmt w:val="bullet"/>
+      <w:lvlText w:val=""/>
+      <w:lvlJc w:val="left"/>
+      <w:pPr>
+        <w:tabs>
+          <w:tab w:val="num" w:pos="3600"/>
+        </w:tabs>
+        <w:ind w:left="3600" w:hanging="360"/>
+      </w:pPr>
+      <w:rPr>
+        <w:rFonts w:ascii="Wingdings" w:hAnsi="Wingdings" w:hint="default"/>
+        <w:sz w:val="20"/>
+      </w:rPr>
+    </w:lvl>
+    <w:lvl w:ilvl="5" w:tentative="1">
+      <w:start w:val="1"/>
+      <w:numFmt w:val="bullet"/>
+      <w:lvlText w:val=""/>
+      <w:lvlJc w:val="left"/>
+      <w:pPr>
+        <w:tabs>
+          <w:tab w:val="num" w:pos="4320"/>
+        </w:tabs>
+        <w:ind w:left="4320" w:hanging="360"/>
+      </w:pPr>
+      <w:rPr>
+        <w:rFonts w:ascii="Wingdings" w:hAnsi="Wingdings" w:hint="default"/>
+        <w:sz w:val="20"/>
+      </w:rPr>
+    </w:lvl>
+    <w:lvl w:ilvl="6" w:tentative="1">
+      <w:start w:val="1"/>
+      <w:numFmt w:val="bullet"/>
+      <w:lvlText w:val=""/>
+      <w:lvlJc w:val="left"/>
+      <w:pPr>
+        <w:tabs>
+          <w:tab w:val="num" w:pos="5040"/>
+        </w:tabs>
+        <w:ind w:left="5040" w:hanging="360"/>
+      </w:pPr>
+      <w:rPr>
+        <w:rFonts w:ascii="Wingdings" w:hAnsi="Wingdings" w:hint="default"/>
+        <w:sz w:val="20"/>
+      </w:rPr>
+    </w:lvl>
+    <w:lvl w:ilvl="7" w:tentative="1">
+      <w:start w:val="1"/>
+      <w:numFmt w:val="bullet"/>
+      <w:lvlText w:val=""/>
+      <w:lvlJc w:val="left"/>
+      <w:pPr>
+        <w:tabs>
+          <w:tab w:val="num" w:pos="5760"/>
+        </w:tabs>
+        <w:ind w:left="5760" w:hanging="360"/>
+      </w:pPr>
+      <w:rPr>
+        <w:rFonts w:ascii="Wingdings" w:hAnsi="Wingdings" w:hint="default"/>
+        <w:sz w:val="20"/>
+      </w:rPr>
+    </w:lvl>
+    <w:lvl w:ilvl="8" w:tentative="1">
+      <w:start w:val="1"/>
+      <w:numFmt w:val="bullet"/>
+      <w:lvlText w:val=""/>
+      <w:lvlJc w:val="left"/>
+      <w:pPr>
+        <w:tabs>
+          <w:tab w:val="num" w:pos="6480"/>
+        </w:tabs>
+        <w:ind w:left="6480" w:hanging="360"/>
+      </w:pPr>
+      <w:rPr>
+        <w:rFonts w:ascii="Wingdings" w:hAnsi="Wingdings" w:hint="default"/>
+        <w:sz w:val="20"/>
+      </w:rPr>
+    </w:lvl>
+  </w:abstractNum>
+  <w:abstractNum w:abstractNumId="12" w15:restartNumberingAfterBreak="0">
+    <w:nsid w:val="1FCE4F6B"/>
+    <w:multiLevelType w:val="multilevel"/>
+    <w:tmpl w:val="DFDEC758"/>
+    <w:lvl w:ilvl="0">
+      <w:start w:val="1"/>
+      <w:numFmt w:val="bullet"/>
+      <w:lvlText w:val=""/>
+      <w:lvlJc w:val="left"/>
+      <w:pPr>
+        <w:tabs>
+          <w:tab w:val="num" w:pos="720"/>
+        </w:tabs>
+        <w:ind w:left="720" w:hanging="360"/>
+      </w:pPr>
+      <w:rPr>
+        <w:rFonts w:ascii="Symbol" w:hAnsi="Symbol" w:hint="default"/>
+        <w:sz w:val="20"/>
+      </w:rPr>
+    </w:lvl>
+    <w:lvl w:ilvl="1" w:tentative="1">
+      <w:start w:val="1"/>
+      <w:numFmt w:val="bullet"/>
+      <w:lvlText w:val="o"/>
+      <w:lvlJc w:val="left"/>
+      <w:pPr>
+        <w:tabs>
+          <w:tab w:val="num" w:pos="1440"/>
+        </w:tabs>
+        <w:ind w:left="1440" w:hanging="360"/>
+      </w:pPr>
+      <w:rPr>
+        <w:rFonts w:ascii="Courier New" w:hAnsi="Courier New" w:hint="default"/>
+        <w:sz w:val="20"/>
+      </w:rPr>
+    </w:lvl>
+    <w:lvl w:ilvl="2" w:tentative="1">
+      <w:start w:val="1"/>
+      <w:numFmt w:val="bullet"/>
+      <w:lvlText w:val=""/>
+      <w:lvlJc w:val="left"/>
+      <w:pPr>
+        <w:tabs>
+          <w:tab w:val="num" w:pos="2160"/>
+        </w:tabs>
+        <w:ind w:left="2160" w:hanging="360"/>
+      </w:pPr>
+      <w:rPr>
+        <w:rFonts w:ascii="Wingdings" w:hAnsi="Wingdings" w:hint="default"/>
+        <w:sz w:val="20"/>
+      </w:rPr>
+    </w:lvl>
+    <w:lvl w:ilvl="3" w:tentative="1">
+      <w:start w:val="1"/>
+      <w:numFmt w:val="bullet"/>
+      <w:lvlText w:val=""/>
+      <w:lvlJc w:val="left"/>
+      <w:pPr>
+        <w:tabs>
+          <w:tab w:val="num" w:pos="2880"/>
+        </w:tabs>
+        <w:ind w:left="2880" w:hanging="360"/>
+      </w:pPr>
+      <w:rPr>
+        <w:rFonts w:ascii="Wingdings" w:hAnsi="Wingdings" w:hint="default"/>
+        <w:sz w:val="20"/>
+      </w:rPr>
+    </w:lvl>
+    <w:lvl w:ilvl="4" w:tentative="1">
+      <w:start w:val="1"/>
+      <w:numFmt w:val="bullet"/>
+      <w:lvlText w:val=""/>
+      <w:lvlJc w:val="left"/>
+      <w:pPr>
+        <w:tabs>
+          <w:tab w:val="num" w:pos="3600"/>
+        </w:tabs>
+        <w:ind w:left="3600" w:hanging="360"/>
+      </w:pPr>
+      <w:rPr>
+        <w:rFonts w:ascii="Wingdings" w:hAnsi="Wingdings" w:hint="default"/>
+        <w:sz w:val="20"/>
+      </w:rPr>
+    </w:lvl>
+    <w:lvl w:ilvl="5" w:tentative="1">
+      <w:start w:val="1"/>
+      <w:numFmt w:val="bullet"/>
+      <w:lvlText w:val=""/>
+      <w:lvlJc w:val="left"/>
+      <w:pPr>
+        <w:tabs>
+          <w:tab w:val="num" w:pos="4320"/>
+        </w:tabs>
+        <w:ind w:left="4320" w:hanging="360"/>
+      </w:pPr>
+      <w:rPr>
+        <w:rFonts w:ascii="Wingdings" w:hAnsi="Wingdings" w:hint="default"/>
+        <w:sz w:val="20"/>
+      </w:rPr>
+    </w:lvl>
+    <w:lvl w:ilvl="6" w:tentative="1">
+      <w:start w:val="1"/>
+      <w:numFmt w:val="bullet"/>
+      <w:lvlText w:val=""/>
+      <w:lvlJc w:val="left"/>
+      <w:pPr>
+        <w:tabs>
+          <w:tab w:val="num" w:pos="5040"/>
+        </w:tabs>
+        <w:ind w:left="5040" w:hanging="360"/>
+      </w:pPr>
+      <w:rPr>
+        <w:rFonts w:ascii="Wingdings" w:hAnsi="Wingdings" w:hint="default"/>
+        <w:sz w:val="20"/>
+      </w:rPr>
+    </w:lvl>
+    <w:lvl w:ilvl="7" w:tentative="1">
+      <w:start w:val="1"/>
+      <w:numFmt w:val="bullet"/>
+      <w:lvlText w:val=""/>
+      <w:lvlJc w:val="left"/>
+      <w:pPr>
+        <w:tabs>
+          <w:tab w:val="num" w:pos="5760"/>
+        </w:tabs>
+        <w:ind w:left="5760" w:hanging="360"/>
+      </w:pPr>
+      <w:rPr>
+        <w:rFonts w:ascii="Wingdings" w:hAnsi="Wingdings" w:hint="default"/>
+        <w:sz w:val="20"/>
+      </w:rPr>
+    </w:lvl>
+    <w:lvl w:ilvl="8" w:tentative="1">
+      <w:start w:val="1"/>
+      <w:numFmt w:val="bullet"/>
+      <w:lvlText w:val=""/>
+      <w:lvlJc w:val="left"/>
+      <w:pPr>
+        <w:tabs>
+          <w:tab w:val="num" w:pos="6480"/>
+        </w:tabs>
+        <w:ind w:left="6480" w:hanging="360"/>
+      </w:pPr>
+      <w:rPr>
+        <w:rFonts w:ascii="Wingdings" w:hAnsi="Wingdings" w:hint="default"/>
+        <w:sz w:val="20"/>
+      </w:rPr>
+    </w:lvl>
+  </w:abstractNum>
+  <w:abstractNum w:abstractNumId="13" w15:restartNumberingAfterBreak="0">
+    <w:nsid w:val="1FEA7BC2"/>
+    <w:multiLevelType w:val="multilevel"/>
+    <w:tmpl w:val="38AC7D56"/>
+    <w:lvl w:ilvl="0">
+      <w:start w:val="1"/>
+      <w:numFmt w:val="decimal"/>
+      <w:lvlText w:val="%1."/>
+      <w:lvlJc w:val="left"/>
+      <w:pPr>
+        <w:tabs>
+          <w:tab w:val="num" w:pos="720"/>
+        </w:tabs>
+        <w:ind w:left="720" w:hanging="360"/>
+      </w:pPr>
+    </w:lvl>
+    <w:lvl w:ilvl="1" w:tentative="1">
+      <w:start w:val="1"/>
+      <w:numFmt w:val="decimal"/>
+      <w:lvlText w:val="%2."/>
+      <w:lvlJc w:val="left"/>
+      <w:pPr>
+        <w:tabs>
+          <w:tab w:val="num" w:pos="1440"/>
+        </w:tabs>
+        <w:ind w:left="1440" w:hanging="360"/>
+      </w:pPr>
+    </w:lvl>
+    <w:lvl w:ilvl="2" w:tentative="1">
+      <w:start w:val="1"/>
+      <w:numFmt w:val="decimal"/>
+      <w:lvlText w:val="%3."/>
+      <w:lvlJc w:val="left"/>
+      <w:pPr>
+        <w:tabs>
+          <w:tab w:val="num" w:pos="2160"/>
+        </w:tabs>
+        <w:ind w:left="2160" w:hanging="360"/>
+      </w:pPr>
+    </w:lvl>
+    <w:lvl w:ilvl="3" w:tentative="1">
+      <w:start w:val="1"/>
+      <w:numFmt w:val="decimal"/>
+      <w:lvlText w:val="%4."/>
+      <w:lvlJc w:val="left"/>
+      <w:pPr>
+        <w:tabs>
+          <w:tab w:val="num" w:pos="2880"/>
+        </w:tabs>
+        <w:ind w:left="2880" w:hanging="360"/>
+      </w:pPr>
+    </w:lvl>
+    <w:lvl w:ilvl="4" w:tentative="1">
+      <w:start w:val="1"/>
+      <w:numFmt w:val="decimal"/>
+      <w:lvlText w:val="%5."/>
+      <w:lvlJc w:val="left"/>
+      <w:pPr>
+        <w:tabs>
+          <w:tab w:val="num" w:pos="3600"/>
+        </w:tabs>
+        <w:ind w:left="3600" w:hanging="360"/>
+      </w:pPr>
+    </w:lvl>
+    <w:lvl w:ilvl="5" w:tentative="1">
+      <w:start w:val="1"/>
+      <w:numFmt w:val="decimal"/>
+      <w:lvlText w:val="%6."/>
+      <w:lvlJc w:val="left"/>
+      <w:pPr>
+        <w:tabs>
+          <w:tab w:val="num" w:pos="4320"/>
+        </w:tabs>
+        <w:ind w:left="4320" w:hanging="360"/>
+      </w:pPr>
+    </w:lvl>
+    <w:lvl w:ilvl="6" w:tentative="1">
+      <w:start w:val="1"/>
+      <w:numFmt w:val="decimal"/>
+      <w:lvlText w:val="%7."/>
+      <w:lvlJc w:val="left"/>
+      <w:pPr>
+        <w:tabs>
+          <w:tab w:val="num" w:pos="5040"/>
+        </w:tabs>
+        <w:ind w:left="5040" w:hanging="360"/>
+      </w:pPr>
+    </w:lvl>
+    <w:lvl w:ilvl="7" w:tentative="1">
+      <w:start w:val="1"/>
+      <w:numFmt w:val="decimal"/>
+      <w:lvlText w:val="%8."/>
+      <w:lvlJc w:val="left"/>
+      <w:pPr>
+        <w:tabs>
+          <w:tab w:val="num" w:pos="5760"/>
+        </w:tabs>
+        <w:ind w:left="5760" w:hanging="360"/>
+      </w:pPr>
+    </w:lvl>
+    <w:lvl w:ilvl="8" w:tentative="1">
+      <w:start w:val="1"/>
+      <w:numFmt w:val="decimal"/>
+      <w:lvlText w:val="%9."/>
+      <w:lvlJc w:val="left"/>
+      <w:pPr>
+        <w:tabs>
+          <w:tab w:val="num" w:pos="6480"/>
+        </w:tabs>
+        <w:ind w:left="6480" w:hanging="360"/>
+      </w:pPr>
+    </w:lvl>
+  </w:abstractNum>
+  <w:abstractNum w:abstractNumId="14" w15:restartNumberingAfterBreak="0">
     <w:nsid w:val="20D3070B"/>
     <w:multiLevelType w:val="multilevel"/>
     <w:tmpl w:val="B4DC0244"/>
@@ -4370,7 +9036,454 @@
       </w:rPr>
     </w:lvl>
   </w:abstractNum>
-  <w:abstractNum w:abstractNumId="7" w15:restartNumberingAfterBreak="0">
+  <w:abstractNum w:abstractNumId="15" w15:restartNumberingAfterBreak="0">
+    <w:nsid w:val="20E76CB9"/>
+    <w:multiLevelType w:val="multilevel"/>
+    <w:tmpl w:val="84BA5666"/>
+    <w:lvl w:ilvl="0">
+      <w:start w:val="1"/>
+      <w:numFmt w:val="bullet"/>
+      <w:lvlText w:val=""/>
+      <w:lvlJc w:val="left"/>
+      <w:pPr>
+        <w:tabs>
+          <w:tab w:val="num" w:pos="720"/>
+        </w:tabs>
+        <w:ind w:left="720" w:hanging="360"/>
+      </w:pPr>
+      <w:rPr>
+        <w:rFonts w:ascii="Symbol" w:hAnsi="Symbol" w:hint="default"/>
+        <w:sz w:val="20"/>
+      </w:rPr>
+    </w:lvl>
+    <w:lvl w:ilvl="1" w:tentative="1">
+      <w:start w:val="1"/>
+      <w:numFmt w:val="bullet"/>
+      <w:lvlText w:val="o"/>
+      <w:lvlJc w:val="left"/>
+      <w:pPr>
+        <w:tabs>
+          <w:tab w:val="num" w:pos="1440"/>
+        </w:tabs>
+        <w:ind w:left="1440" w:hanging="360"/>
+      </w:pPr>
+      <w:rPr>
+        <w:rFonts w:ascii="Courier New" w:hAnsi="Courier New" w:hint="default"/>
+        <w:sz w:val="20"/>
+      </w:rPr>
+    </w:lvl>
+    <w:lvl w:ilvl="2" w:tentative="1">
+      <w:start w:val="1"/>
+      <w:numFmt w:val="bullet"/>
+      <w:lvlText w:val=""/>
+      <w:lvlJc w:val="left"/>
+      <w:pPr>
+        <w:tabs>
+          <w:tab w:val="num" w:pos="2160"/>
+        </w:tabs>
+        <w:ind w:left="2160" w:hanging="360"/>
+      </w:pPr>
+      <w:rPr>
+        <w:rFonts w:ascii="Wingdings" w:hAnsi="Wingdings" w:hint="default"/>
+        <w:sz w:val="20"/>
+      </w:rPr>
+    </w:lvl>
+    <w:lvl w:ilvl="3" w:tentative="1">
+      <w:start w:val="1"/>
+      <w:numFmt w:val="bullet"/>
+      <w:lvlText w:val=""/>
+      <w:lvlJc w:val="left"/>
+      <w:pPr>
+        <w:tabs>
+          <w:tab w:val="num" w:pos="2880"/>
+        </w:tabs>
+        <w:ind w:left="2880" w:hanging="360"/>
+      </w:pPr>
+      <w:rPr>
+        <w:rFonts w:ascii="Wingdings" w:hAnsi="Wingdings" w:hint="default"/>
+        <w:sz w:val="20"/>
+      </w:rPr>
+    </w:lvl>
+    <w:lvl w:ilvl="4" w:tentative="1">
+      <w:start w:val="1"/>
+      <w:numFmt w:val="bullet"/>
+      <w:lvlText w:val=""/>
+      <w:lvlJc w:val="left"/>
+      <w:pPr>
+        <w:tabs>
+          <w:tab w:val="num" w:pos="3600"/>
+        </w:tabs>
+        <w:ind w:left="3600" w:hanging="360"/>
+      </w:pPr>
+      <w:rPr>
+        <w:rFonts w:ascii="Wingdings" w:hAnsi="Wingdings" w:hint="default"/>
+        <w:sz w:val="20"/>
+      </w:rPr>
+    </w:lvl>
+    <w:lvl w:ilvl="5" w:tentative="1">
+      <w:start w:val="1"/>
+      <w:numFmt w:val="bullet"/>
+      <w:lvlText w:val=""/>
+      <w:lvlJc w:val="left"/>
+      <w:pPr>
+        <w:tabs>
+          <w:tab w:val="num" w:pos="4320"/>
+        </w:tabs>
+        <w:ind w:left="4320" w:hanging="360"/>
+      </w:pPr>
+      <w:rPr>
+        <w:rFonts w:ascii="Wingdings" w:hAnsi="Wingdings" w:hint="default"/>
+        <w:sz w:val="20"/>
+      </w:rPr>
+    </w:lvl>
+    <w:lvl w:ilvl="6" w:tentative="1">
+      <w:start w:val="1"/>
+      <w:numFmt w:val="bullet"/>
+      <w:lvlText w:val=""/>
+      <w:lvlJc w:val="left"/>
+      <w:pPr>
+        <w:tabs>
+          <w:tab w:val="num" w:pos="5040"/>
+        </w:tabs>
+        <w:ind w:left="5040" w:hanging="360"/>
+      </w:pPr>
+      <w:rPr>
+        <w:rFonts w:ascii="Wingdings" w:hAnsi="Wingdings" w:hint="default"/>
+        <w:sz w:val="20"/>
+      </w:rPr>
+    </w:lvl>
+    <w:lvl w:ilvl="7" w:tentative="1">
+      <w:start w:val="1"/>
+      <w:numFmt w:val="bullet"/>
+      <w:lvlText w:val=""/>
+      <w:lvlJc w:val="left"/>
+      <w:pPr>
+        <w:tabs>
+          <w:tab w:val="num" w:pos="5760"/>
+        </w:tabs>
+        <w:ind w:left="5760" w:hanging="360"/>
+      </w:pPr>
+      <w:rPr>
+        <w:rFonts w:ascii="Wingdings" w:hAnsi="Wingdings" w:hint="default"/>
+        <w:sz w:val="20"/>
+      </w:rPr>
+    </w:lvl>
+    <w:lvl w:ilvl="8" w:tentative="1">
+      <w:start w:val="1"/>
+      <w:numFmt w:val="bullet"/>
+      <w:lvlText w:val=""/>
+      <w:lvlJc w:val="left"/>
+      <w:pPr>
+        <w:tabs>
+          <w:tab w:val="num" w:pos="6480"/>
+        </w:tabs>
+        <w:ind w:left="6480" w:hanging="360"/>
+      </w:pPr>
+      <w:rPr>
+        <w:rFonts w:ascii="Wingdings" w:hAnsi="Wingdings" w:hint="default"/>
+        <w:sz w:val="20"/>
+      </w:rPr>
+    </w:lvl>
+  </w:abstractNum>
+  <w:abstractNum w:abstractNumId="16" w15:restartNumberingAfterBreak="0">
+    <w:nsid w:val="28FD3D9B"/>
+    <w:multiLevelType w:val="multilevel"/>
+    <w:tmpl w:val="44A84150"/>
+    <w:lvl w:ilvl="0">
+      <w:start w:val="1"/>
+      <w:numFmt w:val="bullet"/>
+      <w:lvlText w:val=""/>
+      <w:lvlJc w:val="left"/>
+      <w:pPr>
+        <w:tabs>
+          <w:tab w:val="num" w:pos="720"/>
+        </w:tabs>
+        <w:ind w:left="720" w:hanging="360"/>
+      </w:pPr>
+      <w:rPr>
+        <w:rFonts w:ascii="Symbol" w:hAnsi="Symbol" w:hint="default"/>
+        <w:sz w:val="20"/>
+      </w:rPr>
+    </w:lvl>
+    <w:lvl w:ilvl="1" w:tentative="1">
+      <w:start w:val="1"/>
+      <w:numFmt w:val="bullet"/>
+      <w:lvlText w:val="o"/>
+      <w:lvlJc w:val="left"/>
+      <w:pPr>
+        <w:tabs>
+          <w:tab w:val="num" w:pos="1440"/>
+        </w:tabs>
+        <w:ind w:left="1440" w:hanging="360"/>
+      </w:pPr>
+      <w:rPr>
+        <w:rFonts w:ascii="Courier New" w:hAnsi="Courier New" w:hint="default"/>
+        <w:sz w:val="20"/>
+      </w:rPr>
+    </w:lvl>
+    <w:lvl w:ilvl="2" w:tentative="1">
+      <w:start w:val="1"/>
+      <w:numFmt w:val="bullet"/>
+      <w:lvlText w:val=""/>
+      <w:lvlJc w:val="left"/>
+      <w:pPr>
+        <w:tabs>
+          <w:tab w:val="num" w:pos="2160"/>
+        </w:tabs>
+        <w:ind w:left="2160" w:hanging="360"/>
+      </w:pPr>
+      <w:rPr>
+        <w:rFonts w:ascii="Wingdings" w:hAnsi="Wingdings" w:hint="default"/>
+        <w:sz w:val="20"/>
+      </w:rPr>
+    </w:lvl>
+    <w:lvl w:ilvl="3" w:tentative="1">
+      <w:start w:val="1"/>
+      <w:numFmt w:val="bullet"/>
+      <w:lvlText w:val=""/>
+      <w:lvlJc w:val="left"/>
+      <w:pPr>
+        <w:tabs>
+          <w:tab w:val="num" w:pos="2880"/>
+        </w:tabs>
+        <w:ind w:left="2880" w:hanging="360"/>
+      </w:pPr>
+      <w:rPr>
+        <w:rFonts w:ascii="Wingdings" w:hAnsi="Wingdings" w:hint="default"/>
+        <w:sz w:val="20"/>
+      </w:rPr>
+    </w:lvl>
+    <w:lvl w:ilvl="4" w:tentative="1">
+      <w:start w:val="1"/>
+      <w:numFmt w:val="bullet"/>
+      <w:lvlText w:val=""/>
+      <w:lvlJc w:val="left"/>
+      <w:pPr>
+        <w:tabs>
+          <w:tab w:val="num" w:pos="3600"/>
+        </w:tabs>
+        <w:ind w:left="3600" w:hanging="360"/>
+      </w:pPr>
+      <w:rPr>
+        <w:rFonts w:ascii="Wingdings" w:hAnsi="Wingdings" w:hint="default"/>
+        <w:sz w:val="20"/>
+      </w:rPr>
+    </w:lvl>
+    <w:lvl w:ilvl="5" w:tentative="1">
+      <w:start w:val="1"/>
+      <w:numFmt w:val="bullet"/>
+      <w:lvlText w:val=""/>
+      <w:lvlJc w:val="left"/>
+      <w:pPr>
+        <w:tabs>
+          <w:tab w:val="num" w:pos="4320"/>
+        </w:tabs>
+        <w:ind w:left="4320" w:hanging="360"/>
+      </w:pPr>
+      <w:rPr>
+        <w:rFonts w:ascii="Wingdings" w:hAnsi="Wingdings" w:hint="default"/>
+        <w:sz w:val="20"/>
+      </w:rPr>
+    </w:lvl>
+    <w:lvl w:ilvl="6" w:tentative="1">
+      <w:start w:val="1"/>
+      <w:numFmt w:val="bullet"/>
+      <w:lvlText w:val=""/>
+      <w:lvlJc w:val="left"/>
+      <w:pPr>
+        <w:tabs>
+          <w:tab w:val="num" w:pos="5040"/>
+        </w:tabs>
+        <w:ind w:left="5040" w:hanging="360"/>
+      </w:pPr>
+      <w:rPr>
+        <w:rFonts w:ascii="Wingdings" w:hAnsi="Wingdings" w:hint="default"/>
+        <w:sz w:val="20"/>
+      </w:rPr>
+    </w:lvl>
+    <w:lvl w:ilvl="7" w:tentative="1">
+      <w:start w:val="1"/>
+      <w:numFmt w:val="bullet"/>
+      <w:lvlText w:val=""/>
+      <w:lvlJc w:val="left"/>
+      <w:pPr>
+        <w:tabs>
+          <w:tab w:val="num" w:pos="5760"/>
+        </w:tabs>
+        <w:ind w:left="5760" w:hanging="360"/>
+      </w:pPr>
+      <w:rPr>
+        <w:rFonts w:ascii="Wingdings" w:hAnsi="Wingdings" w:hint="default"/>
+        <w:sz w:val="20"/>
+      </w:rPr>
+    </w:lvl>
+    <w:lvl w:ilvl="8" w:tentative="1">
+      <w:start w:val="1"/>
+      <w:numFmt w:val="bullet"/>
+      <w:lvlText w:val=""/>
+      <w:lvlJc w:val="left"/>
+      <w:pPr>
+        <w:tabs>
+          <w:tab w:val="num" w:pos="6480"/>
+        </w:tabs>
+        <w:ind w:left="6480" w:hanging="360"/>
+      </w:pPr>
+      <w:rPr>
+        <w:rFonts w:ascii="Wingdings" w:hAnsi="Wingdings" w:hint="default"/>
+        <w:sz w:val="20"/>
+      </w:rPr>
+    </w:lvl>
+  </w:abstractNum>
+  <w:abstractNum w:abstractNumId="17" w15:restartNumberingAfterBreak="0">
+    <w:nsid w:val="2BE103DD"/>
+    <w:multiLevelType w:val="multilevel"/>
+    <w:tmpl w:val="ADFADCDA"/>
+    <w:lvl w:ilvl="0">
+      <w:start w:val="1"/>
+      <w:numFmt w:val="bullet"/>
+      <w:lvlText w:val=""/>
+      <w:lvlJc w:val="left"/>
+      <w:pPr>
+        <w:tabs>
+          <w:tab w:val="num" w:pos="720"/>
+        </w:tabs>
+        <w:ind w:left="720" w:hanging="360"/>
+      </w:pPr>
+      <w:rPr>
+        <w:rFonts w:ascii="Symbol" w:hAnsi="Symbol" w:hint="default"/>
+        <w:sz w:val="20"/>
+      </w:rPr>
+    </w:lvl>
+    <w:lvl w:ilvl="1">
+      <w:start w:val="1"/>
+      <w:numFmt w:val="bullet"/>
+      <w:lvlText w:val="o"/>
+      <w:lvlJc w:val="left"/>
+      <w:pPr>
+        <w:tabs>
+          <w:tab w:val="num" w:pos="1440"/>
+        </w:tabs>
+        <w:ind w:left="1440" w:hanging="360"/>
+      </w:pPr>
+      <w:rPr>
+        <w:rFonts w:ascii="Courier New" w:hAnsi="Courier New" w:hint="default"/>
+        <w:sz w:val="20"/>
+      </w:rPr>
+    </w:lvl>
+    <w:lvl w:ilvl="2" w:tentative="1">
+      <w:start w:val="1"/>
+      <w:numFmt w:val="bullet"/>
+      <w:lvlText w:val=""/>
+      <w:lvlJc w:val="left"/>
+      <w:pPr>
+        <w:tabs>
+          <w:tab w:val="num" w:pos="2160"/>
+        </w:tabs>
+        <w:ind w:left="2160" w:hanging="360"/>
+      </w:pPr>
+      <w:rPr>
+        <w:rFonts w:ascii="Wingdings" w:hAnsi="Wingdings" w:hint="default"/>
+        <w:sz w:val="20"/>
+      </w:rPr>
+    </w:lvl>
+    <w:lvl w:ilvl="3" w:tentative="1">
+      <w:start w:val="1"/>
+      <w:numFmt w:val="bullet"/>
+      <w:lvlText w:val=""/>
+      <w:lvlJc w:val="left"/>
+      <w:pPr>
+        <w:tabs>
+          <w:tab w:val="num" w:pos="2880"/>
+        </w:tabs>
+        <w:ind w:left="2880" w:hanging="360"/>
+      </w:pPr>
+      <w:rPr>
+        <w:rFonts w:ascii="Wingdings" w:hAnsi="Wingdings" w:hint="default"/>
+        <w:sz w:val="20"/>
+      </w:rPr>
+    </w:lvl>
+    <w:lvl w:ilvl="4" w:tentative="1">
+      <w:start w:val="1"/>
+      <w:numFmt w:val="bullet"/>
+      <w:lvlText w:val=""/>
+      <w:lvlJc w:val="left"/>
+      <w:pPr>
+        <w:tabs>
+          <w:tab w:val="num" w:pos="3600"/>
+        </w:tabs>
+        <w:ind w:left="3600" w:hanging="360"/>
+      </w:pPr>
+      <w:rPr>
+        <w:rFonts w:ascii="Wingdings" w:hAnsi="Wingdings" w:hint="default"/>
+        <w:sz w:val="20"/>
+      </w:rPr>
+    </w:lvl>
+    <w:lvl w:ilvl="5" w:tentative="1">
+      <w:start w:val="1"/>
+      <w:numFmt w:val="bullet"/>
+      <w:lvlText w:val=""/>
+      <w:lvlJc w:val="left"/>
+      <w:pPr>
+        <w:tabs>
+          <w:tab w:val="num" w:pos="4320"/>
+        </w:tabs>
+        <w:ind w:left="4320" w:hanging="360"/>
+      </w:pPr>
+      <w:rPr>
+        <w:rFonts w:ascii="Wingdings" w:hAnsi="Wingdings" w:hint="default"/>
+        <w:sz w:val="20"/>
+      </w:rPr>
+    </w:lvl>
+    <w:lvl w:ilvl="6" w:tentative="1">
+      <w:start w:val="1"/>
+      <w:numFmt w:val="bullet"/>
+      <w:lvlText w:val=""/>
+      <w:lvlJc w:val="left"/>
+      <w:pPr>
+        <w:tabs>
+          <w:tab w:val="num" w:pos="5040"/>
+        </w:tabs>
+        <w:ind w:left="5040" w:hanging="360"/>
+      </w:pPr>
+      <w:rPr>
+        <w:rFonts w:ascii="Wingdings" w:hAnsi="Wingdings" w:hint="default"/>
+        <w:sz w:val="20"/>
+      </w:rPr>
+    </w:lvl>
+    <w:lvl w:ilvl="7" w:tentative="1">
+      <w:start w:val="1"/>
+      <w:numFmt w:val="bullet"/>
+      <w:lvlText w:val=""/>
+      <w:lvlJc w:val="left"/>
+      <w:pPr>
+        <w:tabs>
+          <w:tab w:val="num" w:pos="5760"/>
+        </w:tabs>
+        <w:ind w:left="5760" w:hanging="360"/>
+      </w:pPr>
+      <w:rPr>
+        <w:rFonts w:ascii="Wingdings" w:hAnsi="Wingdings" w:hint="default"/>
+        <w:sz w:val="20"/>
+      </w:rPr>
+    </w:lvl>
+    <w:lvl w:ilvl="8" w:tentative="1">
+      <w:start w:val="1"/>
+      <w:numFmt w:val="bullet"/>
+      <w:lvlText w:val=""/>
+      <w:lvlJc w:val="left"/>
+      <w:pPr>
+        <w:tabs>
+          <w:tab w:val="num" w:pos="6480"/>
+        </w:tabs>
+        <w:ind w:left="6480" w:hanging="360"/>
+      </w:pPr>
+      <w:rPr>
+        <w:rFonts w:ascii="Wingdings" w:hAnsi="Wingdings" w:hint="default"/>
+        <w:sz w:val="20"/>
+      </w:rPr>
+    </w:lvl>
+  </w:abstractNum>
+  <w:abstractNum w:abstractNumId="18" w15:restartNumberingAfterBreak="0">
     <w:nsid w:val="2EBC1126"/>
     <w:multiLevelType w:val="multilevel"/>
     <w:tmpl w:val="0D5E0C30"/>
@@ -4519,7 +9632,7 @@
       </w:rPr>
     </w:lvl>
   </w:abstractNum>
-  <w:abstractNum w:abstractNumId="8" w15:restartNumberingAfterBreak="0">
+  <w:abstractNum w:abstractNumId="19" w15:restartNumberingAfterBreak="0">
     <w:nsid w:val="30531E7C"/>
     <w:multiLevelType w:val="hybridMultilevel"/>
     <w:tmpl w:val="6B143B62"/>
@@ -4605,7 +9718,7 @@
       </w:pPr>
     </w:lvl>
   </w:abstractNum>
-  <w:abstractNum w:abstractNumId="9" w15:restartNumberingAfterBreak="0">
+  <w:abstractNum w:abstractNumId="20" w15:restartNumberingAfterBreak="0">
     <w:nsid w:val="3D8B4D70"/>
     <w:multiLevelType w:val="multilevel"/>
     <w:tmpl w:val="1638C2A2"/>
@@ -4754,7 +9867,7 @@
       </w:rPr>
     </w:lvl>
   </w:abstractNum>
-  <w:abstractNum w:abstractNumId="10" w15:restartNumberingAfterBreak="0">
+  <w:abstractNum w:abstractNumId="21" w15:restartNumberingAfterBreak="0">
     <w:nsid w:val="40831425"/>
     <w:multiLevelType w:val="multilevel"/>
     <w:tmpl w:val="EB325A2C"/>
@@ -4903,7 +10016,7 @@
       </w:rPr>
     </w:lvl>
   </w:abstractNum>
-  <w:abstractNum w:abstractNumId="11" w15:restartNumberingAfterBreak="0">
+  <w:abstractNum w:abstractNumId="22" w15:restartNumberingAfterBreak="0">
     <w:nsid w:val="44506C66"/>
     <w:multiLevelType w:val="multilevel"/>
     <w:tmpl w:val="974E3886"/>
@@ -5052,7 +10165,156 @@
       </w:rPr>
     </w:lvl>
   </w:abstractNum>
-  <w:abstractNum w:abstractNumId="12" w15:restartNumberingAfterBreak="0">
+  <w:abstractNum w:abstractNumId="23" w15:restartNumberingAfterBreak="0">
+    <w:nsid w:val="457C7B3A"/>
+    <w:multiLevelType w:val="multilevel"/>
+    <w:tmpl w:val="817C16F0"/>
+    <w:lvl w:ilvl="0">
+      <w:start w:val="1"/>
+      <w:numFmt w:val="bullet"/>
+      <w:lvlText w:val=""/>
+      <w:lvlJc w:val="left"/>
+      <w:pPr>
+        <w:tabs>
+          <w:tab w:val="num" w:pos="720"/>
+        </w:tabs>
+        <w:ind w:left="720" w:hanging="360"/>
+      </w:pPr>
+      <w:rPr>
+        <w:rFonts w:ascii="Symbol" w:hAnsi="Symbol" w:hint="default"/>
+        <w:sz w:val="20"/>
+      </w:rPr>
+    </w:lvl>
+    <w:lvl w:ilvl="1" w:tentative="1">
+      <w:start w:val="1"/>
+      <w:numFmt w:val="bullet"/>
+      <w:lvlText w:val="o"/>
+      <w:lvlJc w:val="left"/>
+      <w:pPr>
+        <w:tabs>
+          <w:tab w:val="num" w:pos="1440"/>
+        </w:tabs>
+        <w:ind w:left="1440" w:hanging="360"/>
+      </w:pPr>
+      <w:rPr>
+        <w:rFonts w:ascii="Courier New" w:hAnsi="Courier New" w:hint="default"/>
+        <w:sz w:val="20"/>
+      </w:rPr>
+    </w:lvl>
+    <w:lvl w:ilvl="2" w:tentative="1">
+      <w:start w:val="1"/>
+      <w:numFmt w:val="bullet"/>
+      <w:lvlText w:val=""/>
+      <w:lvlJc w:val="left"/>
+      <w:pPr>
+        <w:tabs>
+          <w:tab w:val="num" w:pos="2160"/>
+        </w:tabs>
+        <w:ind w:left="2160" w:hanging="360"/>
+      </w:pPr>
+      <w:rPr>
+        <w:rFonts w:ascii="Wingdings" w:hAnsi="Wingdings" w:hint="default"/>
+        <w:sz w:val="20"/>
+      </w:rPr>
+    </w:lvl>
+    <w:lvl w:ilvl="3" w:tentative="1">
+      <w:start w:val="1"/>
+      <w:numFmt w:val="bullet"/>
+      <w:lvlText w:val=""/>
+      <w:lvlJc w:val="left"/>
+      <w:pPr>
+        <w:tabs>
+          <w:tab w:val="num" w:pos="2880"/>
+        </w:tabs>
+        <w:ind w:left="2880" w:hanging="360"/>
+      </w:pPr>
+      <w:rPr>
+        <w:rFonts w:ascii="Wingdings" w:hAnsi="Wingdings" w:hint="default"/>
+        <w:sz w:val="20"/>
+      </w:rPr>
+    </w:lvl>
+    <w:lvl w:ilvl="4" w:tentative="1">
+      <w:start w:val="1"/>
+      <w:numFmt w:val="bullet"/>
+      <w:lvlText w:val=""/>
+      <w:lvlJc w:val="left"/>
+      <w:pPr>
+        <w:tabs>
+          <w:tab w:val="num" w:pos="3600"/>
+        </w:tabs>
+        <w:ind w:left="3600" w:hanging="360"/>
+      </w:pPr>
+      <w:rPr>
+        <w:rFonts w:ascii="Wingdings" w:hAnsi="Wingdings" w:hint="default"/>
+        <w:sz w:val="20"/>
+      </w:rPr>
+    </w:lvl>
+    <w:lvl w:ilvl="5" w:tentative="1">
+      <w:start w:val="1"/>
+      <w:numFmt w:val="bullet"/>
+      <w:lvlText w:val=""/>
+      <w:lvlJc w:val="left"/>
+      <w:pPr>
+        <w:tabs>
+          <w:tab w:val="num" w:pos="4320"/>
+        </w:tabs>
+        <w:ind w:left="4320" w:hanging="360"/>
+      </w:pPr>
+      <w:rPr>
+        <w:rFonts w:ascii="Wingdings" w:hAnsi="Wingdings" w:hint="default"/>
+        <w:sz w:val="20"/>
+      </w:rPr>
+    </w:lvl>
+    <w:lvl w:ilvl="6" w:tentative="1">
+      <w:start w:val="1"/>
+      <w:numFmt w:val="bullet"/>
+      <w:lvlText w:val=""/>
+      <w:lvlJc w:val="left"/>
+      <w:pPr>
+        <w:tabs>
+          <w:tab w:val="num" w:pos="5040"/>
+        </w:tabs>
+        <w:ind w:left="5040" w:hanging="360"/>
+      </w:pPr>
+      <w:rPr>
+        <w:rFonts w:ascii="Wingdings" w:hAnsi="Wingdings" w:hint="default"/>
+        <w:sz w:val="20"/>
+      </w:rPr>
+    </w:lvl>
+    <w:lvl w:ilvl="7" w:tentative="1">
+      <w:start w:val="1"/>
+      <w:numFmt w:val="bullet"/>
+      <w:lvlText w:val=""/>
+      <w:lvlJc w:val="left"/>
+      <w:pPr>
+        <w:tabs>
+          <w:tab w:val="num" w:pos="5760"/>
+        </w:tabs>
+        <w:ind w:left="5760" w:hanging="360"/>
+      </w:pPr>
+      <w:rPr>
+        <w:rFonts w:ascii="Wingdings" w:hAnsi="Wingdings" w:hint="default"/>
+        <w:sz w:val="20"/>
+      </w:rPr>
+    </w:lvl>
+    <w:lvl w:ilvl="8" w:tentative="1">
+      <w:start w:val="1"/>
+      <w:numFmt w:val="bullet"/>
+      <w:lvlText w:val=""/>
+      <w:lvlJc w:val="left"/>
+      <w:pPr>
+        <w:tabs>
+          <w:tab w:val="num" w:pos="6480"/>
+        </w:tabs>
+        <w:ind w:left="6480" w:hanging="360"/>
+      </w:pPr>
+      <w:rPr>
+        <w:rFonts w:ascii="Wingdings" w:hAnsi="Wingdings" w:hint="default"/>
+        <w:sz w:val="20"/>
+      </w:rPr>
+    </w:lvl>
+  </w:abstractNum>
+  <w:abstractNum w:abstractNumId="24" w15:restartNumberingAfterBreak="0">
     <w:nsid w:val="4B0D7775"/>
     <w:multiLevelType w:val="multilevel"/>
     <w:tmpl w:val="49F241AA"/>
@@ -5201,7 +10463,7 @@
       </w:rPr>
     </w:lvl>
   </w:abstractNum>
-  <w:abstractNum w:abstractNumId="13" w15:restartNumberingAfterBreak="0">
+  <w:abstractNum w:abstractNumId="25" w15:restartNumberingAfterBreak="0">
     <w:nsid w:val="4E4A3F02"/>
     <w:multiLevelType w:val="multilevel"/>
     <w:tmpl w:val="D6DC3F52"/>
@@ -5350,7 +10612,305 @@
       </w:rPr>
     </w:lvl>
   </w:abstractNum>
-  <w:abstractNum w:abstractNumId="14" w15:restartNumberingAfterBreak="0">
+  <w:abstractNum w:abstractNumId="26" w15:restartNumberingAfterBreak="0">
+    <w:nsid w:val="501A35D7"/>
+    <w:multiLevelType w:val="multilevel"/>
+    <w:tmpl w:val="614AB564"/>
+    <w:lvl w:ilvl="0">
+      <w:start w:val="1"/>
+      <w:numFmt w:val="bullet"/>
+      <w:lvlText w:val=""/>
+      <w:lvlJc w:val="left"/>
+      <w:pPr>
+        <w:tabs>
+          <w:tab w:val="num" w:pos="720"/>
+        </w:tabs>
+        <w:ind w:left="720" w:hanging="360"/>
+      </w:pPr>
+      <w:rPr>
+        <w:rFonts w:ascii="Symbol" w:hAnsi="Symbol" w:hint="default"/>
+        <w:sz w:val="20"/>
+      </w:rPr>
+    </w:lvl>
+    <w:lvl w:ilvl="1" w:tentative="1">
+      <w:start w:val="1"/>
+      <w:numFmt w:val="bullet"/>
+      <w:lvlText w:val="o"/>
+      <w:lvlJc w:val="left"/>
+      <w:pPr>
+        <w:tabs>
+          <w:tab w:val="num" w:pos="1440"/>
+        </w:tabs>
+        <w:ind w:left="1440" w:hanging="360"/>
+      </w:pPr>
+      <w:rPr>
+        <w:rFonts w:ascii="Courier New" w:hAnsi="Courier New" w:hint="default"/>
+        <w:sz w:val="20"/>
+      </w:rPr>
+    </w:lvl>
+    <w:lvl w:ilvl="2" w:tentative="1">
+      <w:start w:val="1"/>
+      <w:numFmt w:val="bullet"/>
+      <w:lvlText w:val=""/>
+      <w:lvlJc w:val="left"/>
+      <w:pPr>
+        <w:tabs>
+          <w:tab w:val="num" w:pos="2160"/>
+        </w:tabs>
+        <w:ind w:left="2160" w:hanging="360"/>
+      </w:pPr>
+      <w:rPr>
+        <w:rFonts w:ascii="Wingdings" w:hAnsi="Wingdings" w:hint="default"/>
+        <w:sz w:val="20"/>
+      </w:rPr>
+    </w:lvl>
+    <w:lvl w:ilvl="3" w:tentative="1">
+      <w:start w:val="1"/>
+      <w:numFmt w:val="bullet"/>
+      <w:lvlText w:val=""/>
+      <w:lvlJc w:val="left"/>
+      <w:pPr>
+        <w:tabs>
+          <w:tab w:val="num" w:pos="2880"/>
+        </w:tabs>
+        <w:ind w:left="2880" w:hanging="360"/>
+      </w:pPr>
+      <w:rPr>
+        <w:rFonts w:ascii="Wingdings" w:hAnsi="Wingdings" w:hint="default"/>
+        <w:sz w:val="20"/>
+      </w:rPr>
+    </w:lvl>
+    <w:lvl w:ilvl="4" w:tentative="1">
+      <w:start w:val="1"/>
+      <w:numFmt w:val="bullet"/>
+      <w:lvlText w:val=""/>
+      <w:lvlJc w:val="left"/>
+      <w:pPr>
+        <w:tabs>
+          <w:tab w:val="num" w:pos="3600"/>
+        </w:tabs>
+        <w:ind w:left="3600" w:hanging="360"/>
+      </w:pPr>
+      <w:rPr>
+        <w:rFonts w:ascii="Wingdings" w:hAnsi="Wingdings" w:hint="default"/>
+        <w:sz w:val="20"/>
+      </w:rPr>
+    </w:lvl>
+    <w:lvl w:ilvl="5" w:tentative="1">
+      <w:start w:val="1"/>
+      <w:numFmt w:val="bullet"/>
+      <w:lvlText w:val=""/>
+      <w:lvlJc w:val="left"/>
+      <w:pPr>
+        <w:tabs>
+          <w:tab w:val="num" w:pos="4320"/>
+        </w:tabs>
+        <w:ind w:left="4320" w:hanging="360"/>
+      </w:pPr>
+      <w:rPr>
+        <w:rFonts w:ascii="Wingdings" w:hAnsi="Wingdings" w:hint="default"/>
+        <w:sz w:val="20"/>
+      </w:rPr>
+    </w:lvl>
+    <w:lvl w:ilvl="6" w:tentative="1">
+      <w:start w:val="1"/>
+      <w:numFmt w:val="bullet"/>
+      <w:lvlText w:val=""/>
+      <w:lvlJc w:val="left"/>
+      <w:pPr>
+        <w:tabs>
+          <w:tab w:val="num" w:pos="5040"/>
+        </w:tabs>
+        <w:ind w:left="5040" w:hanging="360"/>
+      </w:pPr>
+      <w:rPr>
+        <w:rFonts w:ascii="Wingdings" w:hAnsi="Wingdings" w:hint="default"/>
+        <w:sz w:val="20"/>
+      </w:rPr>
+    </w:lvl>
+    <w:lvl w:ilvl="7" w:tentative="1">
+      <w:start w:val="1"/>
+      <w:numFmt w:val="bullet"/>
+      <w:lvlText w:val=""/>
+      <w:lvlJc w:val="left"/>
+      <w:pPr>
+        <w:tabs>
+          <w:tab w:val="num" w:pos="5760"/>
+        </w:tabs>
+        <w:ind w:left="5760" w:hanging="360"/>
+      </w:pPr>
+      <w:rPr>
+        <w:rFonts w:ascii="Wingdings" w:hAnsi="Wingdings" w:hint="default"/>
+        <w:sz w:val="20"/>
+      </w:rPr>
+    </w:lvl>
+    <w:lvl w:ilvl="8" w:tentative="1">
+      <w:start w:val="1"/>
+      <w:numFmt w:val="bullet"/>
+      <w:lvlText w:val=""/>
+      <w:lvlJc w:val="left"/>
+      <w:pPr>
+        <w:tabs>
+          <w:tab w:val="num" w:pos="6480"/>
+        </w:tabs>
+        <w:ind w:left="6480" w:hanging="360"/>
+      </w:pPr>
+      <w:rPr>
+        <w:rFonts w:ascii="Wingdings" w:hAnsi="Wingdings" w:hint="default"/>
+        <w:sz w:val="20"/>
+      </w:rPr>
+    </w:lvl>
+  </w:abstractNum>
+  <w:abstractNum w:abstractNumId="27" w15:restartNumberingAfterBreak="0">
+    <w:nsid w:val="52C62AC1"/>
+    <w:multiLevelType w:val="multilevel"/>
+    <w:tmpl w:val="CBFADB12"/>
+    <w:lvl w:ilvl="0">
+      <w:start w:val="1"/>
+      <w:numFmt w:val="bullet"/>
+      <w:lvlText w:val=""/>
+      <w:lvlJc w:val="left"/>
+      <w:pPr>
+        <w:tabs>
+          <w:tab w:val="num" w:pos="720"/>
+        </w:tabs>
+        <w:ind w:left="720" w:hanging="360"/>
+      </w:pPr>
+      <w:rPr>
+        <w:rFonts w:ascii="Symbol" w:hAnsi="Symbol" w:hint="default"/>
+        <w:sz w:val="20"/>
+      </w:rPr>
+    </w:lvl>
+    <w:lvl w:ilvl="1">
+      <w:start w:val="1"/>
+      <w:numFmt w:val="bullet"/>
+      <w:lvlText w:val="o"/>
+      <w:lvlJc w:val="left"/>
+      <w:pPr>
+        <w:tabs>
+          <w:tab w:val="num" w:pos="1440"/>
+        </w:tabs>
+        <w:ind w:left="1440" w:hanging="360"/>
+      </w:pPr>
+      <w:rPr>
+        <w:rFonts w:ascii="Courier New" w:hAnsi="Courier New" w:hint="default"/>
+        <w:sz w:val="20"/>
+      </w:rPr>
+    </w:lvl>
+    <w:lvl w:ilvl="2" w:tentative="1">
+      <w:start w:val="1"/>
+      <w:numFmt w:val="bullet"/>
+      <w:lvlText w:val=""/>
+      <w:lvlJc w:val="left"/>
+      <w:pPr>
+        <w:tabs>
+          <w:tab w:val="num" w:pos="2160"/>
+        </w:tabs>
+        <w:ind w:left="2160" w:hanging="360"/>
+      </w:pPr>
+      <w:rPr>
+        <w:rFonts w:ascii="Wingdings" w:hAnsi="Wingdings" w:hint="default"/>
+        <w:sz w:val="20"/>
+      </w:rPr>
+    </w:lvl>
+    <w:lvl w:ilvl="3" w:tentative="1">
+      <w:start w:val="1"/>
+      <w:numFmt w:val="bullet"/>
+      <w:lvlText w:val=""/>
+      <w:lvlJc w:val="left"/>
+      <w:pPr>
+        <w:tabs>
+          <w:tab w:val="num" w:pos="2880"/>
+        </w:tabs>
+        <w:ind w:left="2880" w:hanging="360"/>
+      </w:pPr>
+      <w:rPr>
+        <w:rFonts w:ascii="Wingdings" w:hAnsi="Wingdings" w:hint="default"/>
+        <w:sz w:val="20"/>
+      </w:rPr>
+    </w:lvl>
+    <w:lvl w:ilvl="4" w:tentative="1">
+      <w:start w:val="1"/>
+      <w:numFmt w:val="bullet"/>
+      <w:lvlText w:val=""/>
+      <w:lvlJc w:val="left"/>
+      <w:pPr>
+        <w:tabs>
+          <w:tab w:val="num" w:pos="3600"/>
+        </w:tabs>
+        <w:ind w:left="3600" w:hanging="360"/>
+      </w:pPr>
+      <w:rPr>
+        <w:rFonts w:ascii="Wingdings" w:hAnsi="Wingdings" w:hint="default"/>
+        <w:sz w:val="20"/>
+      </w:rPr>
+    </w:lvl>
+    <w:lvl w:ilvl="5" w:tentative="1">
+      <w:start w:val="1"/>
+      <w:numFmt w:val="bullet"/>
+      <w:lvlText w:val=""/>
+      <w:lvlJc w:val="left"/>
+      <w:pPr>
+        <w:tabs>
+          <w:tab w:val="num" w:pos="4320"/>
+        </w:tabs>
+        <w:ind w:left="4320" w:hanging="360"/>
+      </w:pPr>
+      <w:rPr>
+        <w:rFonts w:ascii="Wingdings" w:hAnsi="Wingdings" w:hint="default"/>
+        <w:sz w:val="20"/>
+      </w:rPr>
+    </w:lvl>
+    <w:lvl w:ilvl="6" w:tentative="1">
+      <w:start w:val="1"/>
+      <w:numFmt w:val="bullet"/>
+      <w:lvlText w:val=""/>
+      <w:lvlJc w:val="left"/>
+      <w:pPr>
+        <w:tabs>
+          <w:tab w:val="num" w:pos="5040"/>
+        </w:tabs>
+        <w:ind w:left="5040" w:hanging="360"/>
+      </w:pPr>
+      <w:rPr>
+        <w:rFonts w:ascii="Wingdings" w:hAnsi="Wingdings" w:hint="default"/>
+        <w:sz w:val="20"/>
+      </w:rPr>
+    </w:lvl>
+    <w:lvl w:ilvl="7" w:tentative="1">
+      <w:start w:val="1"/>
+      <w:numFmt w:val="bullet"/>
+      <w:lvlText w:val=""/>
+      <w:lvlJc w:val="left"/>
+      <w:pPr>
+        <w:tabs>
+          <w:tab w:val="num" w:pos="5760"/>
+        </w:tabs>
+        <w:ind w:left="5760" w:hanging="360"/>
+      </w:pPr>
+      <w:rPr>
+        <w:rFonts w:ascii="Wingdings" w:hAnsi="Wingdings" w:hint="default"/>
+        <w:sz w:val="20"/>
+      </w:rPr>
+    </w:lvl>
+    <w:lvl w:ilvl="8" w:tentative="1">
+      <w:start w:val="1"/>
+      <w:numFmt w:val="bullet"/>
+      <w:lvlText w:val=""/>
+      <w:lvlJc w:val="left"/>
+      <w:pPr>
+        <w:tabs>
+          <w:tab w:val="num" w:pos="6480"/>
+        </w:tabs>
+        <w:ind w:left="6480" w:hanging="360"/>
+      </w:pPr>
+      <w:rPr>
+        <w:rFonts w:ascii="Wingdings" w:hAnsi="Wingdings" w:hint="default"/>
+        <w:sz w:val="20"/>
+      </w:rPr>
+    </w:lvl>
+  </w:abstractNum>
+  <w:abstractNum w:abstractNumId="28" w15:restartNumberingAfterBreak="0">
     <w:nsid w:val="53911BB2"/>
     <w:multiLevelType w:val="hybridMultilevel"/>
     <w:tmpl w:val="7A7A0542"/>
@@ -5436,7 +10996,7 @@
       </w:pPr>
     </w:lvl>
   </w:abstractNum>
-  <w:abstractNum w:abstractNumId="15" w15:restartNumberingAfterBreak="0">
+  <w:abstractNum w:abstractNumId="29" w15:restartNumberingAfterBreak="0">
     <w:nsid w:val="5B354E7C"/>
     <w:multiLevelType w:val="multilevel"/>
     <w:tmpl w:val="7CA67FCE"/>
@@ -5549,7 +11109,156 @@
       </w:pPr>
     </w:lvl>
   </w:abstractNum>
-  <w:abstractNum w:abstractNumId="16" w15:restartNumberingAfterBreak="0">
+  <w:abstractNum w:abstractNumId="30" w15:restartNumberingAfterBreak="0">
+    <w:nsid w:val="63BF5331"/>
+    <w:multiLevelType w:val="multilevel"/>
+    <w:tmpl w:val="9F60C4B2"/>
+    <w:lvl w:ilvl="0">
+      <w:start w:val="1"/>
+      <w:numFmt w:val="bullet"/>
+      <w:lvlText w:val=""/>
+      <w:lvlJc w:val="left"/>
+      <w:pPr>
+        <w:tabs>
+          <w:tab w:val="num" w:pos="720"/>
+        </w:tabs>
+        <w:ind w:left="720" w:hanging="360"/>
+      </w:pPr>
+      <w:rPr>
+        <w:rFonts w:ascii="Symbol" w:hAnsi="Symbol" w:hint="default"/>
+        <w:sz w:val="20"/>
+      </w:rPr>
+    </w:lvl>
+    <w:lvl w:ilvl="1" w:tentative="1">
+      <w:start w:val="1"/>
+      <w:numFmt w:val="bullet"/>
+      <w:lvlText w:val="o"/>
+      <w:lvlJc w:val="left"/>
+      <w:pPr>
+        <w:tabs>
+          <w:tab w:val="num" w:pos="1440"/>
+        </w:tabs>
+        <w:ind w:left="1440" w:hanging="360"/>
+      </w:pPr>
+      <w:rPr>
+        <w:rFonts w:ascii="Courier New" w:hAnsi="Courier New" w:hint="default"/>
+        <w:sz w:val="20"/>
+      </w:rPr>
+    </w:lvl>
+    <w:lvl w:ilvl="2" w:tentative="1">
+      <w:start w:val="1"/>
+      <w:numFmt w:val="bullet"/>
+      <w:lvlText w:val=""/>
+      <w:lvlJc w:val="left"/>
+      <w:pPr>
+        <w:tabs>
+          <w:tab w:val="num" w:pos="2160"/>
+        </w:tabs>
+        <w:ind w:left="2160" w:hanging="360"/>
+      </w:pPr>
+      <w:rPr>
+        <w:rFonts w:ascii="Wingdings" w:hAnsi="Wingdings" w:hint="default"/>
+        <w:sz w:val="20"/>
+      </w:rPr>
+    </w:lvl>
+    <w:lvl w:ilvl="3" w:tentative="1">
+      <w:start w:val="1"/>
+      <w:numFmt w:val="bullet"/>
+      <w:lvlText w:val=""/>
+      <w:lvlJc w:val="left"/>
+      <w:pPr>
+        <w:tabs>
+          <w:tab w:val="num" w:pos="2880"/>
+        </w:tabs>
+        <w:ind w:left="2880" w:hanging="360"/>
+      </w:pPr>
+      <w:rPr>
+        <w:rFonts w:ascii="Wingdings" w:hAnsi="Wingdings" w:hint="default"/>
+        <w:sz w:val="20"/>
+      </w:rPr>
+    </w:lvl>
+    <w:lvl w:ilvl="4" w:tentative="1">
+      <w:start w:val="1"/>
+      <w:numFmt w:val="bullet"/>
+      <w:lvlText w:val=""/>
+      <w:lvlJc w:val="left"/>
+      <w:pPr>
+        <w:tabs>
+          <w:tab w:val="num" w:pos="3600"/>
+        </w:tabs>
+        <w:ind w:left="3600" w:hanging="360"/>
+      </w:pPr>
+      <w:rPr>
+        <w:rFonts w:ascii="Wingdings" w:hAnsi="Wingdings" w:hint="default"/>
+        <w:sz w:val="20"/>
+      </w:rPr>
+    </w:lvl>
+    <w:lvl w:ilvl="5" w:tentative="1">
+      <w:start w:val="1"/>
+      <w:numFmt w:val="bullet"/>
+      <w:lvlText w:val=""/>
+      <w:lvlJc w:val="left"/>
+      <w:pPr>
+        <w:tabs>
+          <w:tab w:val="num" w:pos="4320"/>
+        </w:tabs>
+        <w:ind w:left="4320" w:hanging="360"/>
+      </w:pPr>
+      <w:rPr>
+        <w:rFonts w:ascii="Wingdings" w:hAnsi="Wingdings" w:hint="default"/>
+        <w:sz w:val="20"/>
+      </w:rPr>
+    </w:lvl>
+    <w:lvl w:ilvl="6" w:tentative="1">
+      <w:start w:val="1"/>
+      <w:numFmt w:val="bullet"/>
+      <w:lvlText w:val=""/>
+      <w:lvlJc w:val="left"/>
+      <w:pPr>
+        <w:tabs>
+          <w:tab w:val="num" w:pos="5040"/>
+        </w:tabs>
+        <w:ind w:left="5040" w:hanging="360"/>
+      </w:pPr>
+      <w:rPr>
+        <w:rFonts w:ascii="Wingdings" w:hAnsi="Wingdings" w:hint="default"/>
+        <w:sz w:val="20"/>
+      </w:rPr>
+    </w:lvl>
+    <w:lvl w:ilvl="7" w:tentative="1">
+      <w:start w:val="1"/>
+      <w:numFmt w:val="bullet"/>
+      <w:lvlText w:val=""/>
+      <w:lvlJc w:val="left"/>
+      <w:pPr>
+        <w:tabs>
+          <w:tab w:val="num" w:pos="5760"/>
+        </w:tabs>
+        <w:ind w:left="5760" w:hanging="360"/>
+      </w:pPr>
+      <w:rPr>
+        <w:rFonts w:ascii="Wingdings" w:hAnsi="Wingdings" w:hint="default"/>
+        <w:sz w:val="20"/>
+      </w:rPr>
+    </w:lvl>
+    <w:lvl w:ilvl="8" w:tentative="1">
+      <w:start w:val="1"/>
+      <w:numFmt w:val="bullet"/>
+      <w:lvlText w:val=""/>
+      <w:lvlJc w:val="left"/>
+      <w:pPr>
+        <w:tabs>
+          <w:tab w:val="num" w:pos="6480"/>
+        </w:tabs>
+        <w:ind w:left="6480" w:hanging="360"/>
+      </w:pPr>
+      <w:rPr>
+        <w:rFonts w:ascii="Wingdings" w:hAnsi="Wingdings" w:hint="default"/>
+        <w:sz w:val="20"/>
+      </w:rPr>
+    </w:lvl>
+  </w:abstractNum>
+  <w:abstractNum w:abstractNumId="31" w15:restartNumberingAfterBreak="0">
     <w:nsid w:val="674E6333"/>
     <w:multiLevelType w:val="multilevel"/>
     <w:tmpl w:val="E83280BA"/>
@@ -5698,56 +11407,977 @@
       </w:rPr>
     </w:lvl>
   </w:abstractNum>
+  <w:abstractNum w:abstractNumId="32" w15:restartNumberingAfterBreak="0">
+    <w:nsid w:val="6DAF26E8"/>
+    <w:multiLevelType w:val="multilevel"/>
+    <w:tmpl w:val="B8761D76"/>
+    <w:lvl w:ilvl="0">
+      <w:start w:val="1"/>
+      <w:numFmt w:val="bullet"/>
+      <w:lvlText w:val=""/>
+      <w:lvlJc w:val="left"/>
+      <w:pPr>
+        <w:tabs>
+          <w:tab w:val="num" w:pos="720"/>
+        </w:tabs>
+        <w:ind w:left="720" w:hanging="360"/>
+      </w:pPr>
+      <w:rPr>
+        <w:rFonts w:ascii="Symbol" w:hAnsi="Symbol" w:hint="default"/>
+        <w:sz w:val="20"/>
+      </w:rPr>
+    </w:lvl>
+    <w:lvl w:ilvl="1" w:tentative="1">
+      <w:start w:val="1"/>
+      <w:numFmt w:val="bullet"/>
+      <w:lvlText w:val="o"/>
+      <w:lvlJc w:val="left"/>
+      <w:pPr>
+        <w:tabs>
+          <w:tab w:val="num" w:pos="1440"/>
+        </w:tabs>
+        <w:ind w:left="1440" w:hanging="360"/>
+      </w:pPr>
+      <w:rPr>
+        <w:rFonts w:ascii="Courier New" w:hAnsi="Courier New" w:hint="default"/>
+        <w:sz w:val="20"/>
+      </w:rPr>
+    </w:lvl>
+    <w:lvl w:ilvl="2" w:tentative="1">
+      <w:start w:val="1"/>
+      <w:numFmt w:val="bullet"/>
+      <w:lvlText w:val=""/>
+      <w:lvlJc w:val="left"/>
+      <w:pPr>
+        <w:tabs>
+          <w:tab w:val="num" w:pos="2160"/>
+        </w:tabs>
+        <w:ind w:left="2160" w:hanging="360"/>
+      </w:pPr>
+      <w:rPr>
+        <w:rFonts w:ascii="Wingdings" w:hAnsi="Wingdings" w:hint="default"/>
+        <w:sz w:val="20"/>
+      </w:rPr>
+    </w:lvl>
+    <w:lvl w:ilvl="3" w:tentative="1">
+      <w:start w:val="1"/>
+      <w:numFmt w:val="bullet"/>
+      <w:lvlText w:val=""/>
+      <w:lvlJc w:val="left"/>
+      <w:pPr>
+        <w:tabs>
+          <w:tab w:val="num" w:pos="2880"/>
+        </w:tabs>
+        <w:ind w:left="2880" w:hanging="360"/>
+      </w:pPr>
+      <w:rPr>
+        <w:rFonts w:ascii="Wingdings" w:hAnsi="Wingdings" w:hint="default"/>
+        <w:sz w:val="20"/>
+      </w:rPr>
+    </w:lvl>
+    <w:lvl w:ilvl="4" w:tentative="1">
+      <w:start w:val="1"/>
+      <w:numFmt w:val="bullet"/>
+      <w:lvlText w:val=""/>
+      <w:lvlJc w:val="left"/>
+      <w:pPr>
+        <w:tabs>
+          <w:tab w:val="num" w:pos="3600"/>
+        </w:tabs>
+        <w:ind w:left="3600" w:hanging="360"/>
+      </w:pPr>
+      <w:rPr>
+        <w:rFonts w:ascii="Wingdings" w:hAnsi="Wingdings" w:hint="default"/>
+        <w:sz w:val="20"/>
+      </w:rPr>
+    </w:lvl>
+    <w:lvl w:ilvl="5" w:tentative="1">
+      <w:start w:val="1"/>
+      <w:numFmt w:val="bullet"/>
+      <w:lvlText w:val=""/>
+      <w:lvlJc w:val="left"/>
+      <w:pPr>
+        <w:tabs>
+          <w:tab w:val="num" w:pos="4320"/>
+        </w:tabs>
+        <w:ind w:left="4320" w:hanging="360"/>
+      </w:pPr>
+      <w:rPr>
+        <w:rFonts w:ascii="Wingdings" w:hAnsi="Wingdings" w:hint="default"/>
+        <w:sz w:val="20"/>
+      </w:rPr>
+    </w:lvl>
+    <w:lvl w:ilvl="6" w:tentative="1">
+      <w:start w:val="1"/>
+      <w:numFmt w:val="bullet"/>
+      <w:lvlText w:val=""/>
+      <w:lvlJc w:val="left"/>
+      <w:pPr>
+        <w:tabs>
+          <w:tab w:val="num" w:pos="5040"/>
+        </w:tabs>
+        <w:ind w:left="5040" w:hanging="360"/>
+      </w:pPr>
+      <w:rPr>
+        <w:rFonts w:ascii="Wingdings" w:hAnsi="Wingdings" w:hint="default"/>
+        <w:sz w:val="20"/>
+      </w:rPr>
+    </w:lvl>
+    <w:lvl w:ilvl="7" w:tentative="1">
+      <w:start w:val="1"/>
+      <w:numFmt w:val="bullet"/>
+      <w:lvlText w:val=""/>
+      <w:lvlJc w:val="left"/>
+      <w:pPr>
+        <w:tabs>
+          <w:tab w:val="num" w:pos="5760"/>
+        </w:tabs>
+        <w:ind w:left="5760" w:hanging="360"/>
+      </w:pPr>
+      <w:rPr>
+        <w:rFonts w:ascii="Wingdings" w:hAnsi="Wingdings" w:hint="default"/>
+        <w:sz w:val="20"/>
+      </w:rPr>
+    </w:lvl>
+    <w:lvl w:ilvl="8" w:tentative="1">
+      <w:start w:val="1"/>
+      <w:numFmt w:val="bullet"/>
+      <w:lvlText w:val=""/>
+      <w:lvlJc w:val="left"/>
+      <w:pPr>
+        <w:tabs>
+          <w:tab w:val="num" w:pos="6480"/>
+        </w:tabs>
+        <w:ind w:left="6480" w:hanging="360"/>
+      </w:pPr>
+      <w:rPr>
+        <w:rFonts w:ascii="Wingdings" w:hAnsi="Wingdings" w:hint="default"/>
+        <w:sz w:val="20"/>
+      </w:rPr>
+    </w:lvl>
+  </w:abstractNum>
+  <w:abstractNum w:abstractNumId="33" w15:restartNumberingAfterBreak="0">
+    <w:nsid w:val="6FA312E3"/>
+    <w:multiLevelType w:val="multilevel"/>
+    <w:tmpl w:val="63B8F2F6"/>
+    <w:lvl w:ilvl="0">
+      <w:start w:val="1"/>
+      <w:numFmt w:val="bullet"/>
+      <w:lvlText w:val=""/>
+      <w:lvlJc w:val="left"/>
+      <w:pPr>
+        <w:tabs>
+          <w:tab w:val="num" w:pos="720"/>
+        </w:tabs>
+        <w:ind w:left="720" w:hanging="360"/>
+      </w:pPr>
+      <w:rPr>
+        <w:rFonts w:ascii="Symbol" w:hAnsi="Symbol" w:hint="default"/>
+        <w:sz w:val="20"/>
+      </w:rPr>
+    </w:lvl>
+    <w:lvl w:ilvl="1" w:tentative="1">
+      <w:start w:val="1"/>
+      <w:numFmt w:val="bullet"/>
+      <w:lvlText w:val="o"/>
+      <w:lvlJc w:val="left"/>
+      <w:pPr>
+        <w:tabs>
+          <w:tab w:val="num" w:pos="1440"/>
+        </w:tabs>
+        <w:ind w:left="1440" w:hanging="360"/>
+      </w:pPr>
+      <w:rPr>
+        <w:rFonts w:ascii="Courier New" w:hAnsi="Courier New" w:hint="default"/>
+        <w:sz w:val="20"/>
+      </w:rPr>
+    </w:lvl>
+    <w:lvl w:ilvl="2" w:tentative="1">
+      <w:start w:val="1"/>
+      <w:numFmt w:val="bullet"/>
+      <w:lvlText w:val=""/>
+      <w:lvlJc w:val="left"/>
+      <w:pPr>
+        <w:tabs>
+          <w:tab w:val="num" w:pos="2160"/>
+        </w:tabs>
+        <w:ind w:left="2160" w:hanging="360"/>
+      </w:pPr>
+      <w:rPr>
+        <w:rFonts w:ascii="Wingdings" w:hAnsi="Wingdings" w:hint="default"/>
+        <w:sz w:val="20"/>
+      </w:rPr>
+    </w:lvl>
+    <w:lvl w:ilvl="3" w:tentative="1">
+      <w:start w:val="1"/>
+      <w:numFmt w:val="bullet"/>
+      <w:lvlText w:val=""/>
+      <w:lvlJc w:val="left"/>
+      <w:pPr>
+        <w:tabs>
+          <w:tab w:val="num" w:pos="2880"/>
+        </w:tabs>
+        <w:ind w:left="2880" w:hanging="360"/>
+      </w:pPr>
+      <w:rPr>
+        <w:rFonts w:ascii="Wingdings" w:hAnsi="Wingdings" w:hint="default"/>
+        <w:sz w:val="20"/>
+      </w:rPr>
+    </w:lvl>
+    <w:lvl w:ilvl="4" w:tentative="1">
+      <w:start w:val="1"/>
+      <w:numFmt w:val="bullet"/>
+      <w:lvlText w:val=""/>
+      <w:lvlJc w:val="left"/>
+      <w:pPr>
+        <w:tabs>
+          <w:tab w:val="num" w:pos="3600"/>
+        </w:tabs>
+        <w:ind w:left="3600" w:hanging="360"/>
+      </w:pPr>
+      <w:rPr>
+        <w:rFonts w:ascii="Wingdings" w:hAnsi="Wingdings" w:hint="default"/>
+        <w:sz w:val="20"/>
+      </w:rPr>
+    </w:lvl>
+    <w:lvl w:ilvl="5" w:tentative="1">
+      <w:start w:val="1"/>
+      <w:numFmt w:val="bullet"/>
+      <w:lvlText w:val=""/>
+      <w:lvlJc w:val="left"/>
+      <w:pPr>
+        <w:tabs>
+          <w:tab w:val="num" w:pos="4320"/>
+        </w:tabs>
+        <w:ind w:left="4320" w:hanging="360"/>
+      </w:pPr>
+      <w:rPr>
+        <w:rFonts w:ascii="Wingdings" w:hAnsi="Wingdings" w:hint="default"/>
+        <w:sz w:val="20"/>
+      </w:rPr>
+    </w:lvl>
+    <w:lvl w:ilvl="6" w:tentative="1">
+      <w:start w:val="1"/>
+      <w:numFmt w:val="bullet"/>
+      <w:lvlText w:val=""/>
+      <w:lvlJc w:val="left"/>
+      <w:pPr>
+        <w:tabs>
+          <w:tab w:val="num" w:pos="5040"/>
+        </w:tabs>
+        <w:ind w:left="5040" w:hanging="360"/>
+      </w:pPr>
+      <w:rPr>
+        <w:rFonts w:ascii="Wingdings" w:hAnsi="Wingdings" w:hint="default"/>
+        <w:sz w:val="20"/>
+      </w:rPr>
+    </w:lvl>
+    <w:lvl w:ilvl="7" w:tentative="1">
+      <w:start w:val="1"/>
+      <w:numFmt w:val="bullet"/>
+      <w:lvlText w:val=""/>
+      <w:lvlJc w:val="left"/>
+      <w:pPr>
+        <w:tabs>
+          <w:tab w:val="num" w:pos="5760"/>
+        </w:tabs>
+        <w:ind w:left="5760" w:hanging="360"/>
+      </w:pPr>
+      <w:rPr>
+        <w:rFonts w:ascii="Wingdings" w:hAnsi="Wingdings" w:hint="default"/>
+        <w:sz w:val="20"/>
+      </w:rPr>
+    </w:lvl>
+    <w:lvl w:ilvl="8" w:tentative="1">
+      <w:start w:val="1"/>
+      <w:numFmt w:val="bullet"/>
+      <w:lvlText w:val=""/>
+      <w:lvlJc w:val="left"/>
+      <w:pPr>
+        <w:tabs>
+          <w:tab w:val="num" w:pos="6480"/>
+        </w:tabs>
+        <w:ind w:left="6480" w:hanging="360"/>
+      </w:pPr>
+      <w:rPr>
+        <w:rFonts w:ascii="Wingdings" w:hAnsi="Wingdings" w:hint="default"/>
+        <w:sz w:val="20"/>
+      </w:rPr>
+    </w:lvl>
+  </w:abstractNum>
+  <w:abstractNum w:abstractNumId="34" w15:restartNumberingAfterBreak="0">
+    <w:nsid w:val="70D44B8F"/>
+    <w:multiLevelType w:val="multilevel"/>
+    <w:tmpl w:val="D4A0AA02"/>
+    <w:lvl w:ilvl="0">
+      <w:start w:val="1"/>
+      <w:numFmt w:val="bullet"/>
+      <w:lvlText w:val=""/>
+      <w:lvlJc w:val="left"/>
+      <w:pPr>
+        <w:tabs>
+          <w:tab w:val="num" w:pos="720"/>
+        </w:tabs>
+        <w:ind w:left="720" w:hanging="360"/>
+      </w:pPr>
+      <w:rPr>
+        <w:rFonts w:ascii="Symbol" w:hAnsi="Symbol" w:hint="default"/>
+        <w:sz w:val="20"/>
+      </w:rPr>
+    </w:lvl>
+    <w:lvl w:ilvl="1" w:tentative="1">
+      <w:start w:val="1"/>
+      <w:numFmt w:val="bullet"/>
+      <w:lvlText w:val="o"/>
+      <w:lvlJc w:val="left"/>
+      <w:pPr>
+        <w:tabs>
+          <w:tab w:val="num" w:pos="1440"/>
+        </w:tabs>
+        <w:ind w:left="1440" w:hanging="360"/>
+      </w:pPr>
+      <w:rPr>
+        <w:rFonts w:ascii="Courier New" w:hAnsi="Courier New" w:hint="default"/>
+        <w:sz w:val="20"/>
+      </w:rPr>
+    </w:lvl>
+    <w:lvl w:ilvl="2" w:tentative="1">
+      <w:start w:val="1"/>
+      <w:numFmt w:val="bullet"/>
+      <w:lvlText w:val=""/>
+      <w:lvlJc w:val="left"/>
+      <w:pPr>
+        <w:tabs>
+          <w:tab w:val="num" w:pos="2160"/>
+        </w:tabs>
+        <w:ind w:left="2160" w:hanging="360"/>
+      </w:pPr>
+      <w:rPr>
+        <w:rFonts w:ascii="Wingdings" w:hAnsi="Wingdings" w:hint="default"/>
+        <w:sz w:val="20"/>
+      </w:rPr>
+    </w:lvl>
+    <w:lvl w:ilvl="3" w:tentative="1">
+      <w:start w:val="1"/>
+      <w:numFmt w:val="bullet"/>
+      <w:lvlText w:val=""/>
+      <w:lvlJc w:val="left"/>
+      <w:pPr>
+        <w:tabs>
+          <w:tab w:val="num" w:pos="2880"/>
+        </w:tabs>
+        <w:ind w:left="2880" w:hanging="360"/>
+      </w:pPr>
+      <w:rPr>
+        <w:rFonts w:ascii="Wingdings" w:hAnsi="Wingdings" w:hint="default"/>
+        <w:sz w:val="20"/>
+      </w:rPr>
+    </w:lvl>
+    <w:lvl w:ilvl="4" w:tentative="1">
+      <w:start w:val="1"/>
+      <w:numFmt w:val="bullet"/>
+      <w:lvlText w:val=""/>
+      <w:lvlJc w:val="left"/>
+      <w:pPr>
+        <w:tabs>
+          <w:tab w:val="num" w:pos="3600"/>
+        </w:tabs>
+        <w:ind w:left="3600" w:hanging="360"/>
+      </w:pPr>
+      <w:rPr>
+        <w:rFonts w:ascii="Wingdings" w:hAnsi="Wingdings" w:hint="default"/>
+        <w:sz w:val="20"/>
+      </w:rPr>
+    </w:lvl>
+    <w:lvl w:ilvl="5" w:tentative="1">
+      <w:start w:val="1"/>
+      <w:numFmt w:val="bullet"/>
+      <w:lvlText w:val=""/>
+      <w:lvlJc w:val="left"/>
+      <w:pPr>
+        <w:tabs>
+          <w:tab w:val="num" w:pos="4320"/>
+        </w:tabs>
+        <w:ind w:left="4320" w:hanging="360"/>
+      </w:pPr>
+      <w:rPr>
+        <w:rFonts w:ascii="Wingdings" w:hAnsi="Wingdings" w:hint="default"/>
+        <w:sz w:val="20"/>
+      </w:rPr>
+    </w:lvl>
+    <w:lvl w:ilvl="6" w:tentative="1">
+      <w:start w:val="1"/>
+      <w:numFmt w:val="bullet"/>
+      <w:lvlText w:val=""/>
+      <w:lvlJc w:val="left"/>
+      <w:pPr>
+        <w:tabs>
+          <w:tab w:val="num" w:pos="5040"/>
+        </w:tabs>
+        <w:ind w:left="5040" w:hanging="360"/>
+      </w:pPr>
+      <w:rPr>
+        <w:rFonts w:ascii="Wingdings" w:hAnsi="Wingdings" w:hint="default"/>
+        <w:sz w:val="20"/>
+      </w:rPr>
+    </w:lvl>
+    <w:lvl w:ilvl="7" w:tentative="1">
+      <w:start w:val="1"/>
+      <w:numFmt w:val="bullet"/>
+      <w:lvlText w:val=""/>
+      <w:lvlJc w:val="left"/>
+      <w:pPr>
+        <w:tabs>
+          <w:tab w:val="num" w:pos="5760"/>
+        </w:tabs>
+        <w:ind w:left="5760" w:hanging="360"/>
+      </w:pPr>
+      <w:rPr>
+        <w:rFonts w:ascii="Wingdings" w:hAnsi="Wingdings" w:hint="default"/>
+        <w:sz w:val="20"/>
+      </w:rPr>
+    </w:lvl>
+    <w:lvl w:ilvl="8" w:tentative="1">
+      <w:start w:val="1"/>
+      <w:numFmt w:val="bullet"/>
+      <w:lvlText w:val=""/>
+      <w:lvlJc w:val="left"/>
+      <w:pPr>
+        <w:tabs>
+          <w:tab w:val="num" w:pos="6480"/>
+        </w:tabs>
+        <w:ind w:left="6480" w:hanging="360"/>
+      </w:pPr>
+      <w:rPr>
+        <w:rFonts w:ascii="Wingdings" w:hAnsi="Wingdings" w:hint="default"/>
+        <w:sz w:val="20"/>
+      </w:rPr>
+    </w:lvl>
+  </w:abstractNum>
+  <w:abstractNum w:abstractNumId="35" w15:restartNumberingAfterBreak="0">
+    <w:nsid w:val="72950B12"/>
+    <w:multiLevelType w:val="multilevel"/>
+    <w:tmpl w:val="DCF2C9E0"/>
+    <w:lvl w:ilvl="0">
+      <w:start w:val="1"/>
+      <w:numFmt w:val="bullet"/>
+      <w:lvlText w:val=""/>
+      <w:lvlJc w:val="left"/>
+      <w:pPr>
+        <w:tabs>
+          <w:tab w:val="num" w:pos="720"/>
+        </w:tabs>
+        <w:ind w:left="720" w:hanging="360"/>
+      </w:pPr>
+      <w:rPr>
+        <w:rFonts w:ascii="Symbol" w:hAnsi="Symbol" w:hint="default"/>
+        <w:sz w:val="20"/>
+      </w:rPr>
+    </w:lvl>
+    <w:lvl w:ilvl="1" w:tentative="1">
+      <w:start w:val="1"/>
+      <w:numFmt w:val="bullet"/>
+      <w:lvlText w:val="o"/>
+      <w:lvlJc w:val="left"/>
+      <w:pPr>
+        <w:tabs>
+          <w:tab w:val="num" w:pos="1440"/>
+        </w:tabs>
+        <w:ind w:left="1440" w:hanging="360"/>
+      </w:pPr>
+      <w:rPr>
+        <w:rFonts w:ascii="Courier New" w:hAnsi="Courier New" w:hint="default"/>
+        <w:sz w:val="20"/>
+      </w:rPr>
+    </w:lvl>
+    <w:lvl w:ilvl="2" w:tentative="1">
+      <w:start w:val="1"/>
+      <w:numFmt w:val="bullet"/>
+      <w:lvlText w:val=""/>
+      <w:lvlJc w:val="left"/>
+      <w:pPr>
+        <w:tabs>
+          <w:tab w:val="num" w:pos="2160"/>
+        </w:tabs>
+        <w:ind w:left="2160" w:hanging="360"/>
+      </w:pPr>
+      <w:rPr>
+        <w:rFonts w:ascii="Wingdings" w:hAnsi="Wingdings" w:hint="default"/>
+        <w:sz w:val="20"/>
+      </w:rPr>
+    </w:lvl>
+    <w:lvl w:ilvl="3" w:tentative="1">
+      <w:start w:val="1"/>
+      <w:numFmt w:val="bullet"/>
+      <w:lvlText w:val=""/>
+      <w:lvlJc w:val="left"/>
+      <w:pPr>
+        <w:tabs>
+          <w:tab w:val="num" w:pos="2880"/>
+        </w:tabs>
+        <w:ind w:left="2880" w:hanging="360"/>
+      </w:pPr>
+      <w:rPr>
+        <w:rFonts w:ascii="Wingdings" w:hAnsi="Wingdings" w:hint="default"/>
+        <w:sz w:val="20"/>
+      </w:rPr>
+    </w:lvl>
+    <w:lvl w:ilvl="4" w:tentative="1">
+      <w:start w:val="1"/>
+      <w:numFmt w:val="bullet"/>
+      <w:lvlText w:val=""/>
+      <w:lvlJc w:val="left"/>
+      <w:pPr>
+        <w:tabs>
+          <w:tab w:val="num" w:pos="3600"/>
+        </w:tabs>
+        <w:ind w:left="3600" w:hanging="360"/>
+      </w:pPr>
+      <w:rPr>
+        <w:rFonts w:ascii="Wingdings" w:hAnsi="Wingdings" w:hint="default"/>
+        <w:sz w:val="20"/>
+      </w:rPr>
+    </w:lvl>
+    <w:lvl w:ilvl="5" w:tentative="1">
+      <w:start w:val="1"/>
+      <w:numFmt w:val="bullet"/>
+      <w:lvlText w:val=""/>
+      <w:lvlJc w:val="left"/>
+      <w:pPr>
+        <w:tabs>
+          <w:tab w:val="num" w:pos="4320"/>
+        </w:tabs>
+        <w:ind w:left="4320" w:hanging="360"/>
+      </w:pPr>
+      <w:rPr>
+        <w:rFonts w:ascii="Wingdings" w:hAnsi="Wingdings" w:hint="default"/>
+        <w:sz w:val="20"/>
+      </w:rPr>
+    </w:lvl>
+    <w:lvl w:ilvl="6" w:tentative="1">
+      <w:start w:val="1"/>
+      <w:numFmt w:val="bullet"/>
+      <w:lvlText w:val=""/>
+      <w:lvlJc w:val="left"/>
+      <w:pPr>
+        <w:tabs>
+          <w:tab w:val="num" w:pos="5040"/>
+        </w:tabs>
+        <w:ind w:left="5040" w:hanging="360"/>
+      </w:pPr>
+      <w:rPr>
+        <w:rFonts w:ascii="Wingdings" w:hAnsi="Wingdings" w:hint="default"/>
+        <w:sz w:val="20"/>
+      </w:rPr>
+    </w:lvl>
+    <w:lvl w:ilvl="7" w:tentative="1">
+      <w:start w:val="1"/>
+      <w:numFmt w:val="bullet"/>
+      <w:lvlText w:val=""/>
+      <w:lvlJc w:val="left"/>
+      <w:pPr>
+        <w:tabs>
+          <w:tab w:val="num" w:pos="5760"/>
+        </w:tabs>
+        <w:ind w:left="5760" w:hanging="360"/>
+      </w:pPr>
+      <w:rPr>
+        <w:rFonts w:ascii="Wingdings" w:hAnsi="Wingdings" w:hint="default"/>
+        <w:sz w:val="20"/>
+      </w:rPr>
+    </w:lvl>
+    <w:lvl w:ilvl="8" w:tentative="1">
+      <w:start w:val="1"/>
+      <w:numFmt w:val="bullet"/>
+      <w:lvlText w:val=""/>
+      <w:lvlJc w:val="left"/>
+      <w:pPr>
+        <w:tabs>
+          <w:tab w:val="num" w:pos="6480"/>
+        </w:tabs>
+        <w:ind w:left="6480" w:hanging="360"/>
+      </w:pPr>
+      <w:rPr>
+        <w:rFonts w:ascii="Wingdings" w:hAnsi="Wingdings" w:hint="default"/>
+        <w:sz w:val="20"/>
+      </w:rPr>
+    </w:lvl>
+  </w:abstractNum>
+  <w:abstractNum w:abstractNumId="36" w15:restartNumberingAfterBreak="0">
+    <w:nsid w:val="7A431D2F"/>
+    <w:multiLevelType w:val="multilevel"/>
+    <w:tmpl w:val="95B24F70"/>
+    <w:lvl w:ilvl="0">
+      <w:start w:val="1"/>
+      <w:numFmt w:val="bullet"/>
+      <w:lvlText w:val=""/>
+      <w:lvlJc w:val="left"/>
+      <w:pPr>
+        <w:tabs>
+          <w:tab w:val="num" w:pos="720"/>
+        </w:tabs>
+        <w:ind w:left="720" w:hanging="360"/>
+      </w:pPr>
+      <w:rPr>
+        <w:rFonts w:ascii="Symbol" w:hAnsi="Symbol" w:hint="default"/>
+        <w:sz w:val="20"/>
+      </w:rPr>
+    </w:lvl>
+    <w:lvl w:ilvl="1" w:tentative="1">
+      <w:start w:val="1"/>
+      <w:numFmt w:val="bullet"/>
+      <w:lvlText w:val="o"/>
+      <w:lvlJc w:val="left"/>
+      <w:pPr>
+        <w:tabs>
+          <w:tab w:val="num" w:pos="1440"/>
+        </w:tabs>
+        <w:ind w:left="1440" w:hanging="360"/>
+      </w:pPr>
+      <w:rPr>
+        <w:rFonts w:ascii="Courier New" w:hAnsi="Courier New" w:hint="default"/>
+        <w:sz w:val="20"/>
+      </w:rPr>
+    </w:lvl>
+    <w:lvl w:ilvl="2" w:tentative="1">
+      <w:start w:val="1"/>
+      <w:numFmt w:val="bullet"/>
+      <w:lvlText w:val=""/>
+      <w:lvlJc w:val="left"/>
+      <w:pPr>
+        <w:tabs>
+          <w:tab w:val="num" w:pos="2160"/>
+        </w:tabs>
+        <w:ind w:left="2160" w:hanging="360"/>
+      </w:pPr>
+      <w:rPr>
+        <w:rFonts w:ascii="Wingdings" w:hAnsi="Wingdings" w:hint="default"/>
+        <w:sz w:val="20"/>
+      </w:rPr>
+    </w:lvl>
+    <w:lvl w:ilvl="3" w:tentative="1">
+      <w:start w:val="1"/>
+      <w:numFmt w:val="bullet"/>
+      <w:lvlText w:val=""/>
+      <w:lvlJc w:val="left"/>
+      <w:pPr>
+        <w:tabs>
+          <w:tab w:val="num" w:pos="2880"/>
+        </w:tabs>
+        <w:ind w:left="2880" w:hanging="360"/>
+      </w:pPr>
+      <w:rPr>
+        <w:rFonts w:ascii="Wingdings" w:hAnsi="Wingdings" w:hint="default"/>
+        <w:sz w:val="20"/>
+      </w:rPr>
+    </w:lvl>
+    <w:lvl w:ilvl="4" w:tentative="1">
+      <w:start w:val="1"/>
+      <w:numFmt w:val="bullet"/>
+      <w:lvlText w:val=""/>
+      <w:lvlJc w:val="left"/>
+      <w:pPr>
+        <w:tabs>
+          <w:tab w:val="num" w:pos="3600"/>
+        </w:tabs>
+        <w:ind w:left="3600" w:hanging="360"/>
+      </w:pPr>
+      <w:rPr>
+        <w:rFonts w:ascii="Wingdings" w:hAnsi="Wingdings" w:hint="default"/>
+        <w:sz w:val="20"/>
+      </w:rPr>
+    </w:lvl>
+    <w:lvl w:ilvl="5" w:tentative="1">
+      <w:start w:val="1"/>
+      <w:numFmt w:val="bullet"/>
+      <w:lvlText w:val=""/>
+      <w:lvlJc w:val="left"/>
+      <w:pPr>
+        <w:tabs>
+          <w:tab w:val="num" w:pos="4320"/>
+        </w:tabs>
+        <w:ind w:left="4320" w:hanging="360"/>
+      </w:pPr>
+      <w:rPr>
+        <w:rFonts w:ascii="Wingdings" w:hAnsi="Wingdings" w:hint="default"/>
+        <w:sz w:val="20"/>
+      </w:rPr>
+    </w:lvl>
+    <w:lvl w:ilvl="6" w:tentative="1">
+      <w:start w:val="1"/>
+      <w:numFmt w:val="bullet"/>
+      <w:lvlText w:val=""/>
+      <w:lvlJc w:val="left"/>
+      <w:pPr>
+        <w:tabs>
+          <w:tab w:val="num" w:pos="5040"/>
+        </w:tabs>
+        <w:ind w:left="5040" w:hanging="360"/>
+      </w:pPr>
+      <w:rPr>
+        <w:rFonts w:ascii="Wingdings" w:hAnsi="Wingdings" w:hint="default"/>
+        <w:sz w:val="20"/>
+      </w:rPr>
+    </w:lvl>
+    <w:lvl w:ilvl="7" w:tentative="1">
+      <w:start w:val="1"/>
+      <w:numFmt w:val="bullet"/>
+      <w:lvlText w:val=""/>
+      <w:lvlJc w:val="left"/>
+      <w:pPr>
+        <w:tabs>
+          <w:tab w:val="num" w:pos="5760"/>
+        </w:tabs>
+        <w:ind w:left="5760" w:hanging="360"/>
+      </w:pPr>
+      <w:rPr>
+        <w:rFonts w:ascii="Wingdings" w:hAnsi="Wingdings" w:hint="default"/>
+        <w:sz w:val="20"/>
+      </w:rPr>
+    </w:lvl>
+    <w:lvl w:ilvl="8" w:tentative="1">
+      <w:start w:val="1"/>
+      <w:numFmt w:val="bullet"/>
+      <w:lvlText w:val=""/>
+      <w:lvlJc w:val="left"/>
+      <w:pPr>
+        <w:tabs>
+          <w:tab w:val="num" w:pos="6480"/>
+        </w:tabs>
+        <w:ind w:left="6480" w:hanging="360"/>
+      </w:pPr>
+      <w:rPr>
+        <w:rFonts w:ascii="Wingdings" w:hAnsi="Wingdings" w:hint="default"/>
+        <w:sz w:val="20"/>
+      </w:rPr>
+    </w:lvl>
+  </w:abstractNum>
+  <w:abstractNum w:abstractNumId="37" w15:restartNumberingAfterBreak="0">
+    <w:nsid w:val="7C517A1D"/>
+    <w:multiLevelType w:val="multilevel"/>
+    <w:tmpl w:val="F2B8279E"/>
+    <w:lvl w:ilvl="0">
+      <w:start w:val="1"/>
+      <w:numFmt w:val="decimal"/>
+      <w:lvlText w:val="%1."/>
+      <w:lvlJc w:val="left"/>
+      <w:pPr>
+        <w:tabs>
+          <w:tab w:val="num" w:pos="720"/>
+        </w:tabs>
+        <w:ind w:left="720" w:hanging="360"/>
+      </w:pPr>
+    </w:lvl>
+    <w:lvl w:ilvl="1" w:tentative="1">
+      <w:start w:val="1"/>
+      <w:numFmt w:val="decimal"/>
+      <w:lvlText w:val="%2."/>
+      <w:lvlJc w:val="left"/>
+      <w:pPr>
+        <w:tabs>
+          <w:tab w:val="num" w:pos="1440"/>
+        </w:tabs>
+        <w:ind w:left="1440" w:hanging="360"/>
+      </w:pPr>
+    </w:lvl>
+    <w:lvl w:ilvl="2" w:tentative="1">
+      <w:start w:val="1"/>
+      <w:numFmt w:val="decimal"/>
+      <w:lvlText w:val="%3."/>
+      <w:lvlJc w:val="left"/>
+      <w:pPr>
+        <w:tabs>
+          <w:tab w:val="num" w:pos="2160"/>
+        </w:tabs>
+        <w:ind w:left="2160" w:hanging="360"/>
+      </w:pPr>
+    </w:lvl>
+    <w:lvl w:ilvl="3" w:tentative="1">
+      <w:start w:val="1"/>
+      <w:numFmt w:val="decimal"/>
+      <w:lvlText w:val="%4."/>
+      <w:lvlJc w:val="left"/>
+      <w:pPr>
+        <w:tabs>
+          <w:tab w:val="num" w:pos="2880"/>
+        </w:tabs>
+        <w:ind w:left="2880" w:hanging="360"/>
+      </w:pPr>
+    </w:lvl>
+    <w:lvl w:ilvl="4" w:tentative="1">
+      <w:start w:val="1"/>
+      <w:numFmt w:val="decimal"/>
+      <w:lvlText w:val="%5."/>
+      <w:lvlJc w:val="left"/>
+      <w:pPr>
+        <w:tabs>
+          <w:tab w:val="num" w:pos="3600"/>
+        </w:tabs>
+        <w:ind w:left="3600" w:hanging="360"/>
+      </w:pPr>
+    </w:lvl>
+    <w:lvl w:ilvl="5" w:tentative="1">
+      <w:start w:val="1"/>
+      <w:numFmt w:val="decimal"/>
+      <w:lvlText w:val="%6."/>
+      <w:lvlJc w:val="left"/>
+      <w:pPr>
+        <w:tabs>
+          <w:tab w:val="num" w:pos="4320"/>
+        </w:tabs>
+        <w:ind w:left="4320" w:hanging="360"/>
+      </w:pPr>
+    </w:lvl>
+    <w:lvl w:ilvl="6" w:tentative="1">
+      <w:start w:val="1"/>
+      <w:numFmt w:val="decimal"/>
+      <w:lvlText w:val="%7."/>
+      <w:lvlJc w:val="left"/>
+      <w:pPr>
+        <w:tabs>
+          <w:tab w:val="num" w:pos="5040"/>
+        </w:tabs>
+        <w:ind w:left="5040" w:hanging="360"/>
+      </w:pPr>
+    </w:lvl>
+    <w:lvl w:ilvl="7" w:tentative="1">
+      <w:start w:val="1"/>
+      <w:numFmt w:val="decimal"/>
+      <w:lvlText w:val="%8."/>
+      <w:lvlJc w:val="left"/>
+      <w:pPr>
+        <w:tabs>
+          <w:tab w:val="num" w:pos="5760"/>
+        </w:tabs>
+        <w:ind w:left="5760" w:hanging="360"/>
+      </w:pPr>
+    </w:lvl>
+    <w:lvl w:ilvl="8" w:tentative="1">
+      <w:start w:val="1"/>
+      <w:numFmt w:val="decimal"/>
+      <w:lvlText w:val="%9."/>
+      <w:lvlJc w:val="left"/>
+      <w:pPr>
+        <w:tabs>
+          <w:tab w:val="num" w:pos="6480"/>
+        </w:tabs>
+        <w:ind w:left="6480" w:hanging="360"/>
+      </w:pPr>
+    </w:lvl>
+  </w:abstractNum>
   <w:num w:numId="1" w16cid:durableId="1582135572">
-    <w:abstractNumId w:val="14"/>
+    <w:abstractNumId w:val="28"/>
   </w:num>
   <w:num w:numId="2" w16cid:durableId="2057468626">
-    <w:abstractNumId w:val="8"/>
+    <w:abstractNumId w:val="19"/>
   </w:num>
   <w:num w:numId="3" w16cid:durableId="1350181763">
-    <w:abstractNumId w:val="12"/>
+    <w:abstractNumId w:val="24"/>
   </w:num>
   <w:num w:numId="4" w16cid:durableId="488524470">
-    <w:abstractNumId w:val="2"/>
+    <w:abstractNumId w:val="4"/>
   </w:num>
   <w:num w:numId="5" w16cid:durableId="974526972">
-    <w:abstractNumId w:val="15"/>
+    <w:abstractNumId w:val="29"/>
   </w:num>
   <w:num w:numId="6" w16cid:durableId="566644262">
-    <w:abstractNumId w:val="9"/>
+    <w:abstractNumId w:val="20"/>
   </w:num>
   <w:num w:numId="7" w16cid:durableId="1631326574">
-    <w:abstractNumId w:val="11"/>
+    <w:abstractNumId w:val="22"/>
   </w:num>
   <w:num w:numId="8" w16cid:durableId="1936211042">
-    <w:abstractNumId w:val="16"/>
+    <w:abstractNumId w:val="31"/>
   </w:num>
   <w:num w:numId="9" w16cid:durableId="1887253381">
-    <w:abstractNumId w:val="10"/>
+    <w:abstractNumId w:val="21"/>
   </w:num>
   <w:num w:numId="10" w16cid:durableId="1986549445">
-    <w:abstractNumId w:val="7"/>
+    <w:abstractNumId w:val="18"/>
   </w:num>
   <w:num w:numId="11" w16cid:durableId="2069911481">
     <w:abstractNumId w:val="0"/>
   </w:num>
   <w:num w:numId="12" w16cid:durableId="1700626190">
-    <w:abstractNumId w:val="4"/>
+    <w:abstractNumId w:val="8"/>
   </w:num>
   <w:num w:numId="13" w16cid:durableId="591280643">
-    <w:abstractNumId w:val="3"/>
+    <w:abstractNumId w:val="7"/>
   </w:num>
   <w:num w:numId="14" w16cid:durableId="1163660954">
-    <w:abstractNumId w:val="13"/>
+    <w:abstractNumId w:val="25"/>
   </w:num>
   <w:num w:numId="15" w16cid:durableId="418794584">
-    <w:abstractNumId w:val="6"/>
+    <w:abstractNumId w:val="14"/>
   </w:num>
   <w:num w:numId="16" w16cid:durableId="1065299971">
     <w:abstractNumId w:val="1"/>
   </w:num>
   <w:num w:numId="17" w16cid:durableId="1334797220">
+    <w:abstractNumId w:val="10"/>
+  </w:num>
+  <w:num w:numId="18" w16cid:durableId="1121649533">
+    <w:abstractNumId w:val="6"/>
+  </w:num>
+  <w:num w:numId="19" w16cid:durableId="1858036014">
+    <w:abstractNumId w:val="13"/>
+  </w:num>
+  <w:num w:numId="20" w16cid:durableId="1427074926">
+    <w:abstractNumId w:val="34"/>
+  </w:num>
+  <w:num w:numId="21" w16cid:durableId="1097949221">
+    <w:abstractNumId w:val="33"/>
+  </w:num>
+  <w:num w:numId="22" w16cid:durableId="161745952">
+    <w:abstractNumId w:val="17"/>
+  </w:num>
+  <w:num w:numId="23" w16cid:durableId="1562210688">
+    <w:abstractNumId w:val="27"/>
+  </w:num>
+  <w:num w:numId="24" w16cid:durableId="273175989">
+    <w:abstractNumId w:val="3"/>
+  </w:num>
+  <w:num w:numId="25" w16cid:durableId="586571581">
+    <w:abstractNumId w:val="35"/>
+  </w:num>
+  <w:num w:numId="26" w16cid:durableId="698626658">
+    <w:abstractNumId w:val="37"/>
+  </w:num>
+  <w:num w:numId="27" w16cid:durableId="1537693561">
+    <w:abstractNumId w:val="9"/>
+  </w:num>
+  <w:num w:numId="28" w16cid:durableId="1543711128">
+    <w:abstractNumId w:val="2"/>
+  </w:num>
+  <w:num w:numId="29" w16cid:durableId="1174997583">
+    <w:abstractNumId w:val="32"/>
+  </w:num>
+  <w:num w:numId="30" w16cid:durableId="370350355">
+    <w:abstractNumId w:val="16"/>
+  </w:num>
+  <w:num w:numId="31" w16cid:durableId="898322609">
+    <w:abstractNumId w:val="23"/>
+  </w:num>
+  <w:num w:numId="32" w16cid:durableId="1294402978">
+    <w:abstractNumId w:val="30"/>
+  </w:num>
+  <w:num w:numId="33" w16cid:durableId="748817312">
+    <w:abstractNumId w:val="26"/>
+  </w:num>
+  <w:num w:numId="34" w16cid:durableId="192570862">
+    <w:abstractNumId w:val="15"/>
+  </w:num>
+  <w:num w:numId="35" w16cid:durableId="954091888">
+    <w:abstractNumId w:val="11"/>
+  </w:num>
+  <w:num w:numId="36" w16cid:durableId="2051958536">
     <w:abstractNumId w:val="5"/>
+  </w:num>
+  <w:num w:numId="37" w16cid:durableId="1445065">
+    <w:abstractNumId w:val="36"/>
+  </w:num>
+  <w:num w:numId="38" w16cid:durableId="325281033">
+    <w:abstractNumId w:val="12"/>
   </w:num>
 </w:numbering>
 </file>
@@ -6353,7 +12983,6 @@
   <w:style w:type="character" w:default="1" w:styleId="DefaultParagraphFont">
     <w:name w:val="Default Paragraph Font"/>
     <w:uiPriority w:val="1"/>
-    <w:semiHidden/>
     <w:unhideWhenUsed/>
   </w:style>
   <w:style w:type="table" w:default="1" w:styleId="TableNormal">

--- a/NOTES/1. AWS.docx
+++ b/NOTES/1. AWS.docx
@@ -3445,7 +3445,7 @@
           <w:rFonts w:ascii="Times New Roman" w:hAnsi="Times New Roman" w:cs="Times New Roman"/>
         </w:rPr>
         <w:pict w14:anchorId="11F12A8E">
-          <v:rect id="_x0000_i1054" style="width:0;height:1.5pt" o:hralign="center" o:hrstd="t" o:hr="t" fillcolor="#a0a0a0" stroked="f"/>
+          <v:rect id="_x0000_i1030" style="width:0;height:1.5pt" o:hralign="center" o:hrstd="t" o:hr="t" fillcolor="#a0a0a0" stroked="f"/>
         </w:pict>
       </w:r>
     </w:p>
@@ -3571,7 +3571,7 @@
           <w:rFonts w:ascii="Times New Roman" w:hAnsi="Times New Roman" w:cs="Times New Roman"/>
         </w:rPr>
         <w:pict w14:anchorId="6BFA5722">
-          <v:rect id="_x0000_i1055" style="width:0;height:1.5pt" o:hralign="center" o:hrstd="t" o:hr="t" fillcolor="#a0a0a0" stroked="f"/>
+          <v:rect id="_x0000_i1031" style="width:0;height:1.5pt" o:hralign="center" o:hrstd="t" o:hr="t" fillcolor="#a0a0a0" stroked="f"/>
         </w:pict>
       </w:r>
     </w:p>
@@ -3665,7 +3665,7 @@
           <w:rFonts w:ascii="Times New Roman" w:hAnsi="Times New Roman" w:cs="Times New Roman"/>
         </w:rPr>
         <w:pict w14:anchorId="7DEDB37A">
-          <v:rect id="_x0000_i1056" style="width:0;height:1.5pt" o:hralign="center" o:hrstd="t" o:hr="t" fillcolor="#a0a0a0" stroked="f"/>
+          <v:rect id="_x0000_i1032" style="width:0;height:1.5pt" o:hralign="center" o:hrstd="t" o:hr="t" fillcolor="#a0a0a0" stroked="f"/>
         </w:pict>
       </w:r>
     </w:p>
@@ -3762,7 +3762,7 @@
           <w:rFonts w:ascii="Times New Roman" w:hAnsi="Times New Roman" w:cs="Times New Roman"/>
         </w:rPr>
         <w:pict w14:anchorId="230B408A">
-          <v:rect id="_x0000_i1057" style="width:0;height:1.5pt" o:hralign="center" o:hrstd="t" o:hr="t" fillcolor="#a0a0a0" stroked="f"/>
+          <v:rect id="_x0000_i1033" style="width:0;height:1.5pt" o:hralign="center" o:hrstd="t" o:hr="t" fillcolor="#a0a0a0" stroked="f"/>
         </w:pict>
       </w:r>
     </w:p>
@@ -3971,7 +3971,7 @@
           <w:rFonts w:ascii="Times New Roman" w:hAnsi="Times New Roman" w:cs="Times New Roman"/>
         </w:rPr>
         <w:pict w14:anchorId="726E45B9">
-          <v:rect id="_x0000_i1086" style="width:0;height:1.5pt" o:hralign="center" o:hrstd="t" o:hr="t" fillcolor="#a0a0a0" stroked="f"/>
+          <v:rect id="_x0000_i1034" style="width:0;height:1.5pt" o:hralign="center" o:hrstd="t" o:hr="t" fillcolor="#a0a0a0" stroked="f"/>
         </w:pict>
       </w:r>
     </w:p>
@@ -4093,7 +4093,7 @@
           <w:rFonts w:ascii="Times New Roman" w:hAnsi="Times New Roman" w:cs="Times New Roman"/>
         </w:rPr>
         <w:pict w14:anchorId="0B75BA3A">
-          <v:rect id="_x0000_i1087" style="width:0;height:1.5pt" o:hralign="center" o:hrstd="t" o:hr="t" fillcolor="#a0a0a0" stroked="f"/>
+          <v:rect id="_x0000_i1035" style="width:0;height:1.5pt" o:hralign="center" o:hrstd="t" o:hr="t" fillcolor="#a0a0a0" stroked="f"/>
         </w:pict>
       </w:r>
     </w:p>
@@ -4331,7 +4331,7 @@
           <w:rFonts w:ascii="Times New Roman" w:hAnsi="Times New Roman" w:cs="Times New Roman"/>
         </w:rPr>
         <w:pict w14:anchorId="3E760BD3">
-          <v:rect id="_x0000_i1088" style="width:0;height:1.5pt" o:hralign="center" o:hrstd="t" o:hr="t" fillcolor="#a0a0a0" stroked="f"/>
+          <v:rect id="_x0000_i1036" style="width:0;height:1.5pt" o:hralign="center" o:hrstd="t" o:hr="t" fillcolor="#a0a0a0" stroked="f"/>
         </w:pict>
       </w:r>
     </w:p>
@@ -4565,7 +4565,7 @@
           <w:rFonts w:ascii="Times New Roman" w:hAnsi="Times New Roman" w:cs="Times New Roman"/>
         </w:rPr>
         <w:pict w14:anchorId="51B085CD">
-          <v:rect id="_x0000_i1089" style="width:0;height:1.5pt" o:hralign="center" o:hrstd="t" o:hr="t" fillcolor="#a0a0a0" stroked="f"/>
+          <v:rect id="_x0000_i1037" style="width:0;height:1.5pt" o:hralign="center" o:hrstd="t" o:hr="t" fillcolor="#a0a0a0" stroked="f"/>
         </w:pict>
       </w:r>
     </w:p>
@@ -4883,7 +4883,7 @@
           <w:rFonts w:ascii="Times New Roman" w:hAnsi="Times New Roman" w:cs="Times New Roman"/>
         </w:rPr>
         <w:pict w14:anchorId="7F2CE442">
-          <v:rect id="_x0000_i1100" style="width:0;height:1.5pt" o:hralign="center" o:hrstd="t" o:hr="t" fillcolor="#a0a0a0" stroked="f"/>
+          <v:rect id="_x0000_i1038" style="width:0;height:1.5pt" o:hralign="center" o:hrstd="t" o:hr="t" fillcolor="#a0a0a0" stroked="f"/>
         </w:pict>
       </w:r>
     </w:p>
@@ -5534,7 +5534,7 @@
           <w:rFonts w:ascii="Times New Roman" w:hAnsi="Times New Roman" w:cs="Times New Roman"/>
         </w:rPr>
         <w:pict w14:anchorId="397538B6">
-          <v:rect id="_x0000_i1138" style="width:0;height:1.5pt" o:hralign="center" o:hrstd="t" o:hr="t" fillcolor="#a0a0a0" stroked="f"/>
+          <v:rect id="_x0000_i1039" style="width:0;height:1.5pt" o:hralign="center" o:hrstd="t" o:hr="t" fillcolor="#a0a0a0" stroked="f"/>
         </w:pict>
       </w:r>
     </w:p>
@@ -5710,7 +5710,7 @@
           <w:rFonts w:ascii="Times New Roman" w:hAnsi="Times New Roman" w:cs="Times New Roman"/>
         </w:rPr>
         <w:pict w14:anchorId="610D5F87">
-          <v:rect id="_x0000_i1139" style="width:0;height:1.5pt" o:hralign="center" o:hrstd="t" o:hr="t" fillcolor="#a0a0a0" stroked="f"/>
+          <v:rect id="_x0000_i1040" style="width:0;height:1.5pt" o:hralign="center" o:hrstd="t" o:hr="t" fillcolor="#a0a0a0" stroked="f"/>
         </w:pict>
       </w:r>
     </w:p>
@@ -5877,7 +5877,7 @@
         </w:rPr>
         <w:lastRenderedPageBreak/>
         <w:pict w14:anchorId="5916ADD6">
-          <v:rect id="_x0000_i1140" style="width:0;height:1.5pt" o:hralign="center" o:hrstd="t" o:hr="t" fillcolor="#a0a0a0" stroked="f"/>
+          <v:rect id="_x0000_i1041" style="width:0;height:1.5pt" o:hralign="center" o:hrstd="t" o:hr="t" fillcolor="#a0a0a0" stroked="f"/>
         </w:pict>
       </w:r>
     </w:p>
@@ -6268,7 +6268,7 @@
           <w:rFonts w:ascii="Times New Roman" w:hAnsi="Times New Roman" w:cs="Times New Roman"/>
         </w:rPr>
         <w:pict w14:anchorId="5617C4E1">
-          <v:rect id="_x0000_i1141" style="width:0;height:1.5pt" o:hralign="center" o:hrstd="t" o:hr="t" fillcolor="#a0a0a0" stroked="f"/>
+          <v:rect id="_x0000_i1042" style="width:0;height:1.5pt" o:hralign="center" o:hrstd="t" o:hr="t" fillcolor="#a0a0a0" stroked="f"/>
         </w:pict>
       </w:r>
     </w:p>
@@ -6412,7 +6412,7 @@
           <w:rFonts w:ascii="Times New Roman" w:hAnsi="Times New Roman" w:cs="Times New Roman"/>
         </w:rPr>
         <w:pict w14:anchorId="68E8D948">
-          <v:rect id="_x0000_i1142" style="width:0;height:1.5pt" o:hralign="center" o:hrstd="t" o:hr="t" fillcolor="#a0a0a0" stroked="f"/>
+          <v:rect id="_x0000_i1043" style="width:0;height:1.5pt" o:hralign="center" o:hrstd="t" o:hr="t" fillcolor="#a0a0a0" stroked="f"/>
         </w:pict>
       </w:r>
     </w:p>
@@ -6633,7 +6633,7 @@
           <w:rFonts w:ascii="Times New Roman" w:hAnsi="Times New Roman" w:cs="Times New Roman"/>
         </w:rPr>
         <w:pict w14:anchorId="47E48E6D">
-          <v:rect id="_x0000_i1143" style="width:0;height:1.5pt" o:hralign="center" o:hrstd="t" o:hr="t" fillcolor="#a0a0a0" stroked="f"/>
+          <v:rect id="_x0000_i1044" style="width:0;height:1.5pt" o:hralign="center" o:hrstd="t" o:hr="t" fillcolor="#a0a0a0" stroked="f"/>
         </w:pict>
       </w:r>
     </w:p>
@@ -6863,6 +6863,3751 @@
           <w:rFonts w:ascii="Times New Roman" w:hAnsi="Times New Roman" w:cs="Times New Roman"/>
         </w:rPr>
         <w:t>That is exactly what network isolation does in cloud computing.</w:t>
+      </w:r>
+    </w:p>
+    <w:p>
+      <w:pPr>
+        <w:jc w:val="both"/>
+        <w:rPr>
+          <w:rFonts w:ascii="Times New Roman" w:hAnsi="Times New Roman" w:cs="Times New Roman"/>
+        </w:rPr>
+      </w:pPr>
+    </w:p>
+    <w:p>
+      <w:pPr>
+        <w:jc w:val="both"/>
+        <w:rPr>
+          <w:rFonts w:ascii="Times New Roman" w:hAnsi="Times New Roman" w:cs="Times New Roman"/>
+          <w:b/>
+          <w:bCs/>
+        </w:rPr>
+      </w:pPr>
+    </w:p>
+    <w:p>
+      <w:pPr>
+        <w:jc w:val="both"/>
+        <w:rPr>
+          <w:rFonts w:ascii="Times New Roman" w:hAnsi="Times New Roman" w:cs="Times New Roman"/>
+          <w:b/>
+          <w:bCs/>
+        </w:rPr>
+      </w:pPr>
+      <w:r>
+        <w:rPr>
+          <w:rFonts w:ascii="Times New Roman" w:hAnsi="Times New Roman" w:cs="Times New Roman"/>
+          <w:b/>
+          <w:bCs/>
+          <w:highlight w:val="yellow"/>
+        </w:rPr>
+        <w:lastRenderedPageBreak/>
+        <w:t>AWS Security Groups</w:t>
+      </w:r>
+    </w:p>
+    <w:p>
+      <w:pPr>
+        <w:jc w:val="both"/>
+        <w:rPr>
+          <w:rFonts w:ascii="Times New Roman" w:hAnsi="Times New Roman" w:cs="Times New Roman"/>
+        </w:rPr>
+      </w:pPr>
+      <w:r>
+        <w:rPr>
+          <w:rFonts w:ascii="Times New Roman" w:hAnsi="Times New Roman" w:cs="Times New Roman"/>
+        </w:rPr>
+        <w:t xml:space="preserve">A </w:t>
+      </w:r>
+      <w:r>
+        <w:rPr>
+          <w:rFonts w:ascii="Times New Roman" w:hAnsi="Times New Roman" w:cs="Times New Roman"/>
+          <w:b/>
+          <w:bCs/>
+        </w:rPr>
+        <w:t>Security Group (SG)</w:t>
+      </w:r>
+      <w:r>
+        <w:rPr>
+          <w:rFonts w:ascii="Times New Roman" w:hAnsi="Times New Roman" w:cs="Times New Roman"/>
+        </w:rPr>
+        <w:t xml:space="preserve"> is a </w:t>
+      </w:r>
+      <w:r>
+        <w:rPr>
+          <w:rFonts w:ascii="Times New Roman" w:hAnsi="Times New Roman" w:cs="Times New Roman"/>
+          <w:b/>
+          <w:bCs/>
+        </w:rPr>
+        <w:t>virtual firewall</w:t>
+      </w:r>
+      <w:r>
+        <w:rPr>
+          <w:rFonts w:ascii="Times New Roman" w:hAnsi="Times New Roman" w:cs="Times New Roman"/>
+        </w:rPr>
+        <w:t xml:space="preserve"> that controls the traffic allowed to and from an Amazon Web Services EC2 instance.</w:t>
+      </w:r>
+    </w:p>
+    <w:p>
+      <w:pPr>
+        <w:jc w:val="both"/>
+        <w:rPr>
+          <w:rFonts w:ascii="Times New Roman" w:hAnsi="Times New Roman" w:cs="Times New Roman"/>
+        </w:rPr>
+      </w:pPr>
+      <w:r>
+        <w:rPr>
+          <w:rFonts w:ascii="Times New Roman" w:hAnsi="Times New Roman" w:cs="Times New Roman"/>
+        </w:rPr>
+        <w:t xml:space="preserve">Think of it as a </w:t>
+      </w:r>
+      <w:r>
+        <w:rPr>
+          <w:rFonts w:ascii="Times New Roman" w:hAnsi="Times New Roman" w:cs="Times New Roman"/>
+          <w:b/>
+          <w:bCs/>
+        </w:rPr>
+        <w:t>security guard standing at the door of your server</w:t>
+      </w:r>
+      <w:r>
+        <w:rPr>
+          <w:rFonts w:ascii="Times New Roman" w:hAnsi="Times New Roman" w:cs="Times New Roman"/>
+        </w:rPr>
+        <w:t>. It checks every network request and decides whether to allow or deny it based on the rules you define.</w:t>
+      </w:r>
+    </w:p>
+    <w:p>
+      <w:pPr>
+        <w:jc w:val="both"/>
+        <w:rPr>
+          <w:rFonts w:ascii="Times New Roman" w:hAnsi="Times New Roman" w:cs="Times New Roman"/>
+        </w:rPr>
+      </w:pPr>
+      <w:r>
+        <w:rPr>
+          <w:rFonts w:ascii="Times New Roman" w:hAnsi="Times New Roman" w:cs="Times New Roman"/>
+        </w:rPr>
+        <w:pict w14:anchorId="78B36195">
+          <v:rect id="_x0000_i1129" style="width:0;height:1.5pt" o:hralign="center" o:hrstd="t" o:hr="t" fillcolor="#a0a0a0" stroked="f"/>
+        </w:pict>
+      </w:r>
+    </w:p>
+    <w:p>
+      <w:pPr>
+        <w:jc w:val="both"/>
+        <w:rPr>
+          <w:rFonts w:ascii="Times New Roman" w:hAnsi="Times New Roman" w:cs="Times New Roman"/>
+          <w:b/>
+          <w:bCs/>
+        </w:rPr>
+      </w:pPr>
+      <w:r>
+        <w:rPr>
+          <w:rFonts w:ascii="Times New Roman" w:hAnsi="Times New Roman" w:cs="Times New Roman"/>
+          <w:b/>
+          <w:bCs/>
+        </w:rPr>
+        <w:t>Key Features</w:t>
+      </w:r>
+    </w:p>
+    <w:p>
+      <w:pPr>
+        <w:numPr>
+          <w:ilvl w:val="0"/>
+          <w:numId w:val="39"/>
+        </w:numPr>
+        <w:jc w:val="both"/>
+        <w:rPr>
+          <w:rFonts w:ascii="Times New Roman" w:hAnsi="Times New Roman" w:cs="Times New Roman"/>
+        </w:rPr>
+      </w:pPr>
+      <w:r>
+        <w:rPr>
+          <w:rFonts w:ascii="Times New Roman" w:hAnsi="Times New Roman" w:cs="Times New Roman"/>
+        </w:rPr>
+        <w:t xml:space="preserve">Works at the </w:t>
+      </w:r>
+      <w:r>
+        <w:rPr>
+          <w:rFonts w:ascii="Times New Roman" w:hAnsi="Times New Roman" w:cs="Times New Roman"/>
+          <w:b/>
+          <w:bCs/>
+        </w:rPr>
+        <w:t>instance level</w:t>
+      </w:r>
+      <w:r>
+        <w:rPr>
+          <w:rFonts w:ascii="Times New Roman" w:hAnsi="Times New Roman" w:cs="Times New Roman"/>
+        </w:rPr>
+        <w:t xml:space="preserve"> (attached to EC2 instances) </w:t>
+      </w:r>
+    </w:p>
+    <w:p>
+      <w:pPr>
+        <w:numPr>
+          <w:ilvl w:val="0"/>
+          <w:numId w:val="39"/>
+        </w:numPr>
+        <w:jc w:val="both"/>
+        <w:rPr>
+          <w:rFonts w:ascii="Times New Roman" w:hAnsi="Times New Roman" w:cs="Times New Roman"/>
+        </w:rPr>
+      </w:pPr>
+      <w:r>
+        <w:rPr>
+          <w:rFonts w:ascii="Times New Roman" w:hAnsi="Times New Roman" w:cs="Times New Roman"/>
+          <w:b/>
+          <w:bCs/>
+        </w:rPr>
+        <w:t>Stateful</w:t>
+      </w:r>
+      <w:r>
+        <w:rPr>
+          <w:rFonts w:ascii="Times New Roman" w:hAnsi="Times New Roman" w:cs="Times New Roman"/>
+        </w:rPr>
+        <w:t xml:space="preserve"> firewall </w:t>
+      </w:r>
+    </w:p>
+    <w:p>
+      <w:pPr>
+        <w:numPr>
+          <w:ilvl w:val="1"/>
+          <w:numId w:val="39"/>
+        </w:numPr>
+        <w:jc w:val="both"/>
+        <w:rPr>
+          <w:rFonts w:ascii="Times New Roman" w:hAnsi="Times New Roman" w:cs="Times New Roman"/>
+        </w:rPr>
+      </w:pPr>
+      <w:r>
+        <w:rPr>
+          <w:rFonts w:ascii="Times New Roman" w:hAnsi="Times New Roman" w:cs="Times New Roman"/>
+        </w:rPr>
+        <w:t xml:space="preserve">If inbound traffic is allowed, the response is automatically allowed. </w:t>
+      </w:r>
+    </w:p>
+    <w:p>
+      <w:pPr>
+        <w:numPr>
+          <w:ilvl w:val="1"/>
+          <w:numId w:val="39"/>
+        </w:numPr>
+        <w:jc w:val="both"/>
+        <w:rPr>
+          <w:rFonts w:ascii="Times New Roman" w:hAnsi="Times New Roman" w:cs="Times New Roman"/>
+        </w:rPr>
+      </w:pPr>
+      <w:r>
+        <w:rPr>
+          <w:rFonts w:ascii="Times New Roman" w:hAnsi="Times New Roman" w:cs="Times New Roman"/>
+        </w:rPr>
+        <w:t xml:space="preserve">If outbound traffic is allowed, the response is automatically allowed. </w:t>
+      </w:r>
+    </w:p>
+    <w:p>
+      <w:pPr>
+        <w:numPr>
+          <w:ilvl w:val="0"/>
+          <w:numId w:val="39"/>
+        </w:numPr>
+        <w:jc w:val="both"/>
+        <w:rPr>
+          <w:rFonts w:ascii="Times New Roman" w:hAnsi="Times New Roman" w:cs="Times New Roman"/>
+        </w:rPr>
+      </w:pPr>
+      <w:r>
+        <w:rPr>
+          <w:rFonts w:ascii="Times New Roman" w:hAnsi="Times New Roman" w:cs="Times New Roman"/>
+        </w:rPr>
+        <w:t xml:space="preserve">Supports only </w:t>
+      </w:r>
+      <w:r>
+        <w:rPr>
+          <w:rFonts w:ascii="Times New Roman" w:hAnsi="Times New Roman" w:cs="Times New Roman"/>
+          <w:b/>
+          <w:bCs/>
+        </w:rPr>
+        <w:t>Allow</w:t>
+      </w:r>
+      <w:r>
+        <w:rPr>
+          <w:rFonts w:ascii="Times New Roman" w:hAnsi="Times New Roman" w:cs="Times New Roman"/>
+        </w:rPr>
+        <w:t xml:space="preserve"> rules. </w:t>
+      </w:r>
+    </w:p>
+    <w:p>
+      <w:pPr>
+        <w:numPr>
+          <w:ilvl w:val="1"/>
+          <w:numId w:val="39"/>
+        </w:numPr>
+        <w:jc w:val="both"/>
+        <w:rPr>
+          <w:rFonts w:ascii="Times New Roman" w:hAnsi="Times New Roman" w:cs="Times New Roman"/>
+        </w:rPr>
+      </w:pPr>
+      <w:r>
+        <w:rPr>
+          <w:rFonts w:ascii="Times New Roman" w:hAnsi="Times New Roman" w:cs="Times New Roman"/>
+        </w:rPr>
+        <w:t xml:space="preserve">There are </w:t>
+      </w:r>
+      <w:r>
+        <w:rPr>
+          <w:rFonts w:ascii="Times New Roman" w:hAnsi="Times New Roman" w:cs="Times New Roman"/>
+          <w:b/>
+          <w:bCs/>
+        </w:rPr>
+        <w:t>no Deny rules</w:t>
+      </w:r>
+      <w:r>
+        <w:rPr>
+          <w:rFonts w:ascii="Times New Roman" w:hAnsi="Times New Roman" w:cs="Times New Roman"/>
+        </w:rPr>
+        <w:t xml:space="preserve">. </w:t>
+      </w:r>
+    </w:p>
+    <w:p>
+      <w:pPr>
+        <w:numPr>
+          <w:ilvl w:val="0"/>
+          <w:numId w:val="39"/>
+        </w:numPr>
+        <w:jc w:val="both"/>
+        <w:rPr>
+          <w:rFonts w:ascii="Times New Roman" w:hAnsi="Times New Roman" w:cs="Times New Roman"/>
+        </w:rPr>
+      </w:pPr>
+      <w:r>
+        <w:rPr>
+          <w:rFonts w:ascii="Times New Roman" w:hAnsi="Times New Roman" w:cs="Times New Roman"/>
+        </w:rPr>
+        <w:t xml:space="preserve">You can attach </w:t>
+      </w:r>
+      <w:r>
+        <w:rPr>
+          <w:rFonts w:ascii="Times New Roman" w:hAnsi="Times New Roman" w:cs="Times New Roman"/>
+          <w:b/>
+          <w:bCs/>
+        </w:rPr>
+        <w:t>multiple Security Groups</w:t>
+      </w:r>
+      <w:r>
+        <w:rPr>
+          <w:rFonts w:ascii="Times New Roman" w:hAnsi="Times New Roman" w:cs="Times New Roman"/>
+        </w:rPr>
+        <w:t xml:space="preserve"> to a single EC2 instance. </w:t>
+      </w:r>
+    </w:p>
+    <w:p>
+      <w:pPr>
+        <w:jc w:val="both"/>
+        <w:rPr>
+          <w:rFonts w:ascii="Times New Roman" w:hAnsi="Times New Roman" w:cs="Times New Roman"/>
+        </w:rPr>
+      </w:pPr>
+      <w:r>
+        <w:rPr>
+          <w:rFonts w:ascii="Times New Roman" w:hAnsi="Times New Roman" w:cs="Times New Roman"/>
+        </w:rPr>
+        <w:pict w14:anchorId="14B392AF">
+          <v:rect id="_x0000_i1130" style="width:0;height:1.5pt" o:hralign="center" o:hrstd="t" o:hr="t" fillcolor="#a0a0a0" stroked="f"/>
+        </w:pict>
+      </w:r>
+    </w:p>
+    <w:p>
+      <w:pPr>
+        <w:jc w:val="both"/>
+        <w:rPr>
+          <w:rFonts w:ascii="Times New Roman" w:hAnsi="Times New Roman" w:cs="Times New Roman"/>
+          <w:b/>
+          <w:bCs/>
+        </w:rPr>
+      </w:pPr>
+      <w:r>
+        <w:rPr>
+          <w:rFonts w:ascii="Times New Roman" w:hAnsi="Times New Roman" w:cs="Times New Roman"/>
+          <w:b/>
+          <w:bCs/>
+        </w:rPr>
+        <w:t>Inbound Rules</w:t>
+      </w:r>
+    </w:p>
+    <w:p>
+      <w:pPr>
+        <w:jc w:val="both"/>
+        <w:rPr>
+          <w:rFonts w:ascii="Times New Roman" w:hAnsi="Times New Roman" w:cs="Times New Roman"/>
+        </w:rPr>
+      </w:pPr>
+      <w:r>
+        <w:rPr>
+          <w:rFonts w:ascii="Times New Roman" w:hAnsi="Times New Roman" w:cs="Times New Roman"/>
+        </w:rPr>
+        <w:t xml:space="preserve">Inbound rules control </w:t>
+      </w:r>
+      <w:r>
+        <w:rPr>
+          <w:rFonts w:ascii="Times New Roman" w:hAnsi="Times New Roman" w:cs="Times New Roman"/>
+          <w:b/>
+          <w:bCs/>
+        </w:rPr>
+        <w:t>incoming traffic</w:t>
+      </w:r>
+      <w:r>
+        <w:rPr>
+          <w:rFonts w:ascii="Times New Roman" w:hAnsi="Times New Roman" w:cs="Times New Roman"/>
+        </w:rPr>
+        <w:t xml:space="preserve"> to your EC2 instance.</w:t>
+      </w:r>
+    </w:p>
+    <w:p>
+      <w:pPr>
+        <w:jc w:val="both"/>
+        <w:rPr>
+          <w:rFonts w:ascii="Times New Roman" w:hAnsi="Times New Roman" w:cs="Times New Roman"/>
+        </w:rPr>
+      </w:pPr>
+      <w:r>
+        <w:rPr>
+          <w:rFonts w:ascii="Times New Roman" w:hAnsi="Times New Roman" w:cs="Times New Roman"/>
+        </w:rPr>
+        <w:t>Example:</w:t>
+      </w:r>
+    </w:p>
+    <w:tbl>
+      <w:tblPr>
+        <w:tblW w:w="0" w:type="auto"/>
+        <w:tblCellSpacing w:w="15" w:type="dxa"/>
+        <w:tblBorders>
+          <w:top w:val="single" w:sz="4" w:space="0" w:color="auto"/>
+          <w:left w:val="single" w:sz="4" w:space="0" w:color="auto"/>
+          <w:bottom w:val="single" w:sz="4" w:space="0" w:color="auto"/>
+          <w:right w:val="single" w:sz="4" w:space="0" w:color="auto"/>
+          <w:insideH w:val="single" w:sz="4" w:space="0" w:color="auto"/>
+          <w:insideV w:val="single" w:sz="4" w:space="0" w:color="auto"/>
+        </w:tblBorders>
+        <w:tblCellMar>
+          <w:top w:w="15" w:type="dxa"/>
+          <w:left w:w="15" w:type="dxa"/>
+          <w:bottom w:w="15" w:type="dxa"/>
+          <w:right w:w="15" w:type="dxa"/>
+        </w:tblCellMar>
+        <w:tblLook w:val="04A0" w:firstRow="1" w:lastRow="0" w:firstColumn="1" w:lastColumn="0" w:noHBand="0" w:noVBand="1"/>
+      </w:tblPr>
+      <w:tblGrid>
+        <w:gridCol w:w="957"/>
+        <w:gridCol w:w="534"/>
+        <w:gridCol w:w="2147"/>
+        <w:gridCol w:w="1542"/>
+      </w:tblGrid>
+      <w:tr>
+        <w:trPr>
+          <w:tblHeader/>
+          <w:tblCellSpacing w:w="15" w:type="dxa"/>
+        </w:trPr>
+        <w:tc>
+          <w:tcPr>
+            <w:tcW w:w="0" w:type="auto"/>
+            <w:vAlign w:val="center"/>
+            <w:hideMark/>
+          </w:tcPr>
+          <w:p>
+            <w:pPr>
+              <w:jc w:val="both"/>
+              <w:rPr>
+                <w:rFonts w:ascii="Times New Roman" w:hAnsi="Times New Roman" w:cs="Times New Roman"/>
+                <w:b/>
+                <w:bCs/>
+              </w:rPr>
+            </w:pPr>
+            <w:r>
+              <w:rPr>
+                <w:rFonts w:ascii="Times New Roman" w:hAnsi="Times New Roman" w:cs="Times New Roman"/>
+                <w:b/>
+                <w:bCs/>
+              </w:rPr>
+              <w:t>Protocol</w:t>
+            </w:r>
+          </w:p>
+        </w:tc>
+        <w:tc>
+          <w:tcPr>
+            <w:tcW w:w="0" w:type="auto"/>
+            <w:vAlign w:val="center"/>
+            <w:hideMark/>
+          </w:tcPr>
+          <w:p>
+            <w:pPr>
+              <w:jc w:val="both"/>
+              <w:rPr>
+                <w:rFonts w:ascii="Times New Roman" w:hAnsi="Times New Roman" w:cs="Times New Roman"/>
+                <w:b/>
+                <w:bCs/>
+              </w:rPr>
+            </w:pPr>
+            <w:r>
+              <w:rPr>
+                <w:rFonts w:ascii="Times New Roman" w:hAnsi="Times New Roman" w:cs="Times New Roman"/>
+                <w:b/>
+                <w:bCs/>
+              </w:rPr>
+              <w:t>Port</w:t>
+            </w:r>
+          </w:p>
+        </w:tc>
+        <w:tc>
+          <w:tcPr>
+            <w:tcW w:w="0" w:type="auto"/>
+            <w:vAlign w:val="center"/>
+            <w:hideMark/>
+          </w:tcPr>
+          <w:p>
+            <w:pPr>
+              <w:jc w:val="both"/>
+              <w:rPr>
+                <w:rFonts w:ascii="Times New Roman" w:hAnsi="Times New Roman" w:cs="Times New Roman"/>
+                <w:b/>
+                <w:bCs/>
+              </w:rPr>
+            </w:pPr>
+            <w:r>
+              <w:rPr>
+                <w:rFonts w:ascii="Times New Roman" w:hAnsi="Times New Roman" w:cs="Times New Roman"/>
+                <w:b/>
+                <w:bCs/>
+              </w:rPr>
+              <w:t>Source</w:t>
+            </w:r>
+          </w:p>
+        </w:tc>
+        <w:tc>
+          <w:tcPr>
+            <w:tcW w:w="0" w:type="auto"/>
+            <w:vAlign w:val="center"/>
+            <w:hideMark/>
+          </w:tcPr>
+          <w:p>
+            <w:pPr>
+              <w:jc w:val="both"/>
+              <w:rPr>
+                <w:rFonts w:ascii="Times New Roman" w:hAnsi="Times New Roman" w:cs="Times New Roman"/>
+                <w:b/>
+                <w:bCs/>
+              </w:rPr>
+            </w:pPr>
+            <w:r>
+              <w:rPr>
+                <w:rFonts w:ascii="Times New Roman" w:hAnsi="Times New Roman" w:cs="Times New Roman"/>
+                <w:b/>
+                <w:bCs/>
+              </w:rPr>
+              <w:t>Purpose</w:t>
+            </w:r>
+          </w:p>
+        </w:tc>
+      </w:tr>
+      <w:tr>
+        <w:trPr>
+          <w:tblCellSpacing w:w="15" w:type="dxa"/>
+        </w:trPr>
+        <w:tc>
+          <w:tcPr>
+            <w:tcW w:w="0" w:type="auto"/>
+            <w:vAlign w:val="center"/>
+            <w:hideMark/>
+          </w:tcPr>
+          <w:p>
+            <w:pPr>
+              <w:jc w:val="both"/>
+              <w:rPr>
+                <w:rFonts w:ascii="Times New Roman" w:hAnsi="Times New Roman" w:cs="Times New Roman"/>
+              </w:rPr>
+            </w:pPr>
+            <w:r>
+              <w:rPr>
+                <w:rFonts w:ascii="Times New Roman" w:hAnsi="Times New Roman" w:cs="Times New Roman"/>
+              </w:rPr>
+              <w:t>SSH</w:t>
+            </w:r>
+          </w:p>
+        </w:tc>
+        <w:tc>
+          <w:tcPr>
+            <w:tcW w:w="0" w:type="auto"/>
+            <w:vAlign w:val="center"/>
+            <w:hideMark/>
+          </w:tcPr>
+          <w:p>
+            <w:pPr>
+              <w:jc w:val="both"/>
+              <w:rPr>
+                <w:rFonts w:ascii="Times New Roman" w:hAnsi="Times New Roman" w:cs="Times New Roman"/>
+              </w:rPr>
+            </w:pPr>
+            <w:r>
+              <w:rPr>
+                <w:rFonts w:ascii="Times New Roman" w:hAnsi="Times New Roman" w:cs="Times New Roman"/>
+              </w:rPr>
+              <w:t>22</w:t>
+            </w:r>
+          </w:p>
+        </w:tc>
+        <w:tc>
+          <w:tcPr>
+            <w:tcW w:w="0" w:type="auto"/>
+            <w:vAlign w:val="center"/>
+            <w:hideMark/>
+          </w:tcPr>
+          <w:p>
+            <w:pPr>
+              <w:jc w:val="both"/>
+              <w:rPr>
+                <w:rFonts w:ascii="Times New Roman" w:hAnsi="Times New Roman" w:cs="Times New Roman"/>
+              </w:rPr>
+            </w:pPr>
+            <w:r>
+              <w:rPr>
+                <w:rFonts w:ascii="Times New Roman" w:hAnsi="Times New Roman" w:cs="Times New Roman"/>
+              </w:rPr>
+              <w:t>Your IP</w:t>
+            </w:r>
+          </w:p>
+        </w:tc>
+        <w:tc>
+          <w:tcPr>
+            <w:tcW w:w="0" w:type="auto"/>
+            <w:vAlign w:val="center"/>
+            <w:hideMark/>
+          </w:tcPr>
+          <w:p>
+            <w:pPr>
+              <w:jc w:val="both"/>
+              <w:rPr>
+                <w:rFonts w:ascii="Times New Roman" w:hAnsi="Times New Roman" w:cs="Times New Roman"/>
+              </w:rPr>
+            </w:pPr>
+            <w:r>
+              <w:rPr>
+                <w:rFonts w:ascii="Times New Roman" w:hAnsi="Times New Roman" w:cs="Times New Roman"/>
+              </w:rPr>
+              <w:t>Remote login</w:t>
+            </w:r>
+          </w:p>
+        </w:tc>
+      </w:tr>
+      <w:tr>
+        <w:trPr>
+          <w:tblCellSpacing w:w="15" w:type="dxa"/>
+        </w:trPr>
+        <w:tc>
+          <w:tcPr>
+            <w:tcW w:w="0" w:type="auto"/>
+            <w:vAlign w:val="center"/>
+            <w:hideMark/>
+          </w:tcPr>
+          <w:p>
+            <w:pPr>
+              <w:jc w:val="both"/>
+              <w:rPr>
+                <w:rFonts w:ascii="Times New Roman" w:hAnsi="Times New Roman" w:cs="Times New Roman"/>
+              </w:rPr>
+            </w:pPr>
+            <w:r>
+              <w:rPr>
+                <w:rFonts w:ascii="Times New Roman" w:hAnsi="Times New Roman" w:cs="Times New Roman"/>
+              </w:rPr>
+              <w:t>HTTP</w:t>
+            </w:r>
+          </w:p>
+        </w:tc>
+        <w:tc>
+          <w:tcPr>
+            <w:tcW w:w="0" w:type="auto"/>
+            <w:vAlign w:val="center"/>
+            <w:hideMark/>
+          </w:tcPr>
+          <w:p>
+            <w:pPr>
+              <w:jc w:val="both"/>
+              <w:rPr>
+                <w:rFonts w:ascii="Times New Roman" w:hAnsi="Times New Roman" w:cs="Times New Roman"/>
+              </w:rPr>
+            </w:pPr>
+            <w:r>
+              <w:rPr>
+                <w:rFonts w:ascii="Times New Roman" w:hAnsi="Times New Roman" w:cs="Times New Roman"/>
+              </w:rPr>
+              <w:t>80</w:t>
+            </w:r>
+          </w:p>
+        </w:tc>
+        <w:tc>
+          <w:tcPr>
+            <w:tcW w:w="0" w:type="auto"/>
+            <w:vAlign w:val="center"/>
+            <w:hideMark/>
+          </w:tcPr>
+          <w:p>
+            <w:pPr>
+              <w:jc w:val="both"/>
+              <w:rPr>
+                <w:rFonts w:ascii="Times New Roman" w:hAnsi="Times New Roman" w:cs="Times New Roman"/>
+              </w:rPr>
+            </w:pPr>
+            <w:r>
+              <w:rPr>
+                <w:rFonts w:ascii="Times New Roman" w:hAnsi="Times New Roman" w:cs="Times New Roman"/>
+              </w:rPr>
+              <w:t>Anywhere (0.0.0.0/0)</w:t>
+            </w:r>
+          </w:p>
+        </w:tc>
+        <w:tc>
+          <w:tcPr>
+            <w:tcW w:w="0" w:type="auto"/>
+            <w:vAlign w:val="center"/>
+            <w:hideMark/>
+          </w:tcPr>
+          <w:p>
+            <w:pPr>
+              <w:jc w:val="both"/>
+              <w:rPr>
+                <w:rFonts w:ascii="Times New Roman" w:hAnsi="Times New Roman" w:cs="Times New Roman"/>
+              </w:rPr>
+            </w:pPr>
+            <w:r>
+              <w:rPr>
+                <w:rFonts w:ascii="Times New Roman" w:hAnsi="Times New Roman" w:cs="Times New Roman"/>
+              </w:rPr>
+              <w:t>Website access</w:t>
+            </w:r>
+          </w:p>
+        </w:tc>
+      </w:tr>
+      <w:tr>
+        <w:trPr>
+          <w:tblCellSpacing w:w="15" w:type="dxa"/>
+        </w:trPr>
+        <w:tc>
+          <w:tcPr>
+            <w:tcW w:w="0" w:type="auto"/>
+            <w:vAlign w:val="center"/>
+            <w:hideMark/>
+          </w:tcPr>
+          <w:p>
+            <w:pPr>
+              <w:jc w:val="both"/>
+              <w:rPr>
+                <w:rFonts w:ascii="Times New Roman" w:hAnsi="Times New Roman" w:cs="Times New Roman"/>
+              </w:rPr>
+            </w:pPr>
+            <w:r>
+              <w:rPr>
+                <w:rFonts w:ascii="Times New Roman" w:hAnsi="Times New Roman" w:cs="Times New Roman"/>
+              </w:rPr>
+              <w:t>HTTPS</w:t>
+            </w:r>
+          </w:p>
+        </w:tc>
+        <w:tc>
+          <w:tcPr>
+            <w:tcW w:w="0" w:type="auto"/>
+            <w:vAlign w:val="center"/>
+            <w:hideMark/>
+          </w:tcPr>
+          <w:p>
+            <w:pPr>
+              <w:jc w:val="both"/>
+              <w:rPr>
+                <w:rFonts w:ascii="Times New Roman" w:hAnsi="Times New Roman" w:cs="Times New Roman"/>
+              </w:rPr>
+            </w:pPr>
+            <w:r>
+              <w:rPr>
+                <w:rFonts w:ascii="Times New Roman" w:hAnsi="Times New Roman" w:cs="Times New Roman"/>
+              </w:rPr>
+              <w:t>443</w:t>
+            </w:r>
+          </w:p>
+        </w:tc>
+        <w:tc>
+          <w:tcPr>
+            <w:tcW w:w="0" w:type="auto"/>
+            <w:vAlign w:val="center"/>
+            <w:hideMark/>
+          </w:tcPr>
+          <w:p>
+            <w:pPr>
+              <w:jc w:val="both"/>
+              <w:rPr>
+                <w:rFonts w:ascii="Times New Roman" w:hAnsi="Times New Roman" w:cs="Times New Roman"/>
+              </w:rPr>
+            </w:pPr>
+            <w:r>
+              <w:rPr>
+                <w:rFonts w:ascii="Times New Roman" w:hAnsi="Times New Roman" w:cs="Times New Roman"/>
+              </w:rPr>
+              <w:t>Anywhere</w:t>
+            </w:r>
+          </w:p>
+        </w:tc>
+        <w:tc>
+          <w:tcPr>
+            <w:tcW w:w="0" w:type="auto"/>
+            <w:vAlign w:val="center"/>
+            <w:hideMark/>
+          </w:tcPr>
+          <w:p>
+            <w:pPr>
+              <w:jc w:val="both"/>
+              <w:rPr>
+                <w:rFonts w:ascii="Times New Roman" w:hAnsi="Times New Roman" w:cs="Times New Roman"/>
+              </w:rPr>
+            </w:pPr>
+            <w:r>
+              <w:rPr>
+                <w:rFonts w:ascii="Times New Roman" w:hAnsi="Times New Roman" w:cs="Times New Roman"/>
+              </w:rPr>
+              <w:t>Secure website</w:t>
+            </w:r>
+          </w:p>
+        </w:tc>
+      </w:tr>
+    </w:tbl>
+    <w:p>
+      <w:pPr>
+        <w:jc w:val="both"/>
+        <w:rPr>
+          <w:rFonts w:ascii="Times New Roman" w:hAnsi="Times New Roman" w:cs="Times New Roman"/>
+          <w:b/>
+          <w:bCs/>
+        </w:rPr>
+      </w:pPr>
+    </w:p>
+    <w:p>
+      <w:pPr>
+        <w:jc w:val="both"/>
+        <w:rPr>
+          <w:rFonts w:ascii="Times New Roman" w:hAnsi="Times New Roman" w:cs="Times New Roman"/>
+          <w:b/>
+          <w:bCs/>
+        </w:rPr>
+      </w:pPr>
+      <w:r>
+        <w:rPr>
+          <w:rFonts w:ascii="Times New Roman" w:hAnsi="Times New Roman" w:cs="Times New Roman"/>
+          <w:b/>
+          <w:bCs/>
+        </w:rPr>
+        <w:t>Example</w:t>
+      </w:r>
+    </w:p>
+    <w:p>
+      <w:pPr>
+        <w:jc w:val="both"/>
+        <w:rPr>
+          <w:rFonts w:ascii="Times New Roman" w:hAnsi="Times New Roman" w:cs="Times New Roman"/>
+        </w:rPr>
+      </w:pPr>
+      <w:r>
+        <w:rPr>
+          <w:rFonts w:ascii="Times New Roman" w:hAnsi="Times New Roman" w:cs="Times New Roman"/>
+        </w:rPr>
+        <w:t>Suppose your EC2 instance hosts a website.</w:t>
+      </w:r>
+    </w:p>
+    <w:p>
+      <w:pPr>
+        <w:jc w:val="both"/>
+        <w:rPr>
+          <w:rFonts w:ascii="Times New Roman" w:hAnsi="Times New Roman" w:cs="Times New Roman"/>
+        </w:rPr>
+      </w:pPr>
+      <w:r>
+        <w:rPr>
+          <w:rFonts w:ascii="Times New Roman" w:hAnsi="Times New Roman" w:cs="Times New Roman"/>
+        </w:rPr>
+        <w:t>You need:</w:t>
+      </w:r>
+    </w:p>
+    <w:p>
+      <w:pPr>
+        <w:numPr>
+          <w:ilvl w:val="0"/>
+          <w:numId w:val="40"/>
+        </w:numPr>
+        <w:jc w:val="both"/>
+        <w:rPr>
+          <w:rFonts w:ascii="Times New Roman" w:hAnsi="Times New Roman" w:cs="Times New Roman"/>
+        </w:rPr>
+      </w:pPr>
+      <w:r>
+        <w:rPr>
+          <w:rFonts w:ascii="Times New Roman" w:hAnsi="Times New Roman" w:cs="Times New Roman"/>
+        </w:rPr>
+        <w:t xml:space="preserve">SSH (22) → So you can log into the server. </w:t>
+      </w:r>
+    </w:p>
+    <w:p>
+      <w:pPr>
+        <w:numPr>
+          <w:ilvl w:val="0"/>
+          <w:numId w:val="40"/>
+        </w:numPr>
+        <w:jc w:val="both"/>
+        <w:rPr>
+          <w:rFonts w:ascii="Times New Roman" w:hAnsi="Times New Roman" w:cs="Times New Roman"/>
+        </w:rPr>
+      </w:pPr>
+      <w:r>
+        <w:rPr>
+          <w:rFonts w:ascii="Times New Roman" w:hAnsi="Times New Roman" w:cs="Times New Roman"/>
+        </w:rPr>
+        <w:t xml:space="preserve">HTTP (80) → So users can access your website. </w:t>
+      </w:r>
+    </w:p>
+    <w:p>
+      <w:pPr>
+        <w:jc w:val="both"/>
+        <w:rPr>
+          <w:rFonts w:ascii="Times New Roman" w:hAnsi="Times New Roman" w:cs="Times New Roman"/>
+        </w:rPr>
+      </w:pPr>
+      <w:r>
+        <w:rPr>
+          <w:rFonts w:ascii="Times New Roman" w:hAnsi="Times New Roman" w:cs="Times New Roman"/>
+        </w:rPr>
+        <w:t>Internet</w:t>
+      </w:r>
+    </w:p>
+    <w:p>
+      <w:pPr>
+        <w:jc w:val="both"/>
+        <w:rPr>
+          <w:rFonts w:ascii="Times New Roman" w:hAnsi="Times New Roman" w:cs="Times New Roman"/>
+        </w:rPr>
+      </w:pPr>
+      <w:r>
+        <w:rPr>
+          <w:rFonts w:ascii="Times New Roman" w:hAnsi="Times New Roman" w:cs="Times New Roman"/>
+        </w:rPr>
+        <w:lastRenderedPageBreak/>
+        <w:t xml:space="preserve">    |</w:t>
+      </w:r>
+    </w:p>
+    <w:p>
+      <w:pPr>
+        <w:jc w:val="both"/>
+        <w:rPr>
+          <w:rFonts w:ascii="Times New Roman" w:hAnsi="Times New Roman" w:cs="Times New Roman"/>
+        </w:rPr>
+      </w:pPr>
+      <w:r>
+        <w:rPr>
+          <w:rFonts w:ascii="Times New Roman" w:hAnsi="Times New Roman" w:cs="Times New Roman"/>
+        </w:rPr>
+        <w:t xml:space="preserve">    | Port 22 (SSH)</w:t>
+      </w:r>
+    </w:p>
+    <w:p>
+      <w:pPr>
+        <w:jc w:val="both"/>
+        <w:rPr>
+          <w:rFonts w:ascii="Times New Roman" w:hAnsi="Times New Roman" w:cs="Times New Roman"/>
+        </w:rPr>
+      </w:pPr>
+      <w:r>
+        <w:rPr>
+          <w:rFonts w:ascii="Times New Roman" w:hAnsi="Times New Roman" w:cs="Times New Roman"/>
+        </w:rPr>
+        <w:t xml:space="preserve">    |</w:t>
+      </w:r>
+    </w:p>
+    <w:p>
+      <w:pPr>
+        <w:jc w:val="both"/>
+        <w:rPr>
+          <w:rFonts w:ascii="Times New Roman" w:hAnsi="Times New Roman" w:cs="Times New Roman"/>
+        </w:rPr>
+      </w:pPr>
+      <w:r>
+        <w:rPr>
+          <w:rFonts w:ascii="Times New Roman" w:hAnsi="Times New Roman" w:cs="Times New Roman"/>
+        </w:rPr>
+        <w:t>Security Group</w:t>
+      </w:r>
+    </w:p>
+    <w:p>
+      <w:pPr>
+        <w:jc w:val="both"/>
+        <w:rPr>
+          <w:rFonts w:ascii="Times New Roman" w:hAnsi="Times New Roman" w:cs="Times New Roman"/>
+        </w:rPr>
+      </w:pPr>
+      <w:r>
+        <w:rPr>
+          <w:rFonts w:ascii="Times New Roman" w:hAnsi="Times New Roman" w:cs="Times New Roman"/>
+        </w:rPr>
+        <w:t xml:space="preserve">    |</w:t>
+      </w:r>
+    </w:p>
+    <w:p>
+      <w:pPr>
+        <w:jc w:val="both"/>
+        <w:rPr>
+          <w:rFonts w:ascii="Times New Roman" w:hAnsi="Times New Roman" w:cs="Times New Roman"/>
+        </w:rPr>
+      </w:pPr>
+      <w:r>
+        <w:rPr>
+          <w:rFonts w:ascii="Times New Roman" w:hAnsi="Times New Roman" w:cs="Times New Roman"/>
+        </w:rPr>
+        <w:t>EC2 Instance</w:t>
+      </w:r>
+    </w:p>
+    <w:p>
+      <w:pPr>
+        <w:jc w:val="both"/>
+        <w:rPr>
+          <w:rFonts w:ascii="Times New Roman" w:hAnsi="Times New Roman" w:cs="Times New Roman"/>
+        </w:rPr>
+      </w:pPr>
+    </w:p>
+    <w:p>
+      <w:pPr>
+        <w:jc w:val="both"/>
+        <w:rPr>
+          <w:rFonts w:ascii="Times New Roman" w:hAnsi="Times New Roman" w:cs="Times New Roman"/>
+        </w:rPr>
+      </w:pPr>
+      <w:r>
+        <w:rPr>
+          <w:rFonts w:ascii="Times New Roman" w:hAnsi="Times New Roman" w:cs="Times New Roman"/>
+        </w:rPr>
+        <w:t>Internet</w:t>
+      </w:r>
+    </w:p>
+    <w:p>
+      <w:pPr>
+        <w:jc w:val="both"/>
+        <w:rPr>
+          <w:rFonts w:ascii="Times New Roman" w:hAnsi="Times New Roman" w:cs="Times New Roman"/>
+        </w:rPr>
+      </w:pPr>
+      <w:r>
+        <w:rPr>
+          <w:rFonts w:ascii="Times New Roman" w:hAnsi="Times New Roman" w:cs="Times New Roman"/>
+        </w:rPr>
+        <w:t xml:space="preserve">    |</w:t>
+      </w:r>
+    </w:p>
+    <w:p>
+      <w:pPr>
+        <w:jc w:val="both"/>
+        <w:rPr>
+          <w:rFonts w:ascii="Times New Roman" w:hAnsi="Times New Roman" w:cs="Times New Roman"/>
+        </w:rPr>
+      </w:pPr>
+      <w:r>
+        <w:rPr>
+          <w:rFonts w:ascii="Times New Roman" w:hAnsi="Times New Roman" w:cs="Times New Roman"/>
+        </w:rPr>
+        <w:t xml:space="preserve">    | Port 80 (HTTP)</w:t>
+      </w:r>
+    </w:p>
+    <w:p>
+      <w:pPr>
+        <w:jc w:val="both"/>
+        <w:rPr>
+          <w:rFonts w:ascii="Times New Roman" w:hAnsi="Times New Roman" w:cs="Times New Roman"/>
+        </w:rPr>
+      </w:pPr>
+      <w:r>
+        <w:rPr>
+          <w:rFonts w:ascii="Times New Roman" w:hAnsi="Times New Roman" w:cs="Times New Roman"/>
+        </w:rPr>
+        <w:t xml:space="preserve">    |</w:t>
+      </w:r>
+    </w:p>
+    <w:p>
+      <w:pPr>
+        <w:jc w:val="both"/>
+        <w:rPr>
+          <w:rFonts w:ascii="Times New Roman" w:hAnsi="Times New Roman" w:cs="Times New Roman"/>
+        </w:rPr>
+      </w:pPr>
+      <w:r>
+        <w:rPr>
+          <w:rFonts w:ascii="Times New Roman" w:hAnsi="Times New Roman" w:cs="Times New Roman"/>
+        </w:rPr>
+        <w:t>Security Group</w:t>
+      </w:r>
+    </w:p>
+    <w:p>
+      <w:pPr>
+        <w:jc w:val="both"/>
+        <w:rPr>
+          <w:rFonts w:ascii="Times New Roman" w:hAnsi="Times New Roman" w:cs="Times New Roman"/>
+        </w:rPr>
+      </w:pPr>
+      <w:r>
+        <w:rPr>
+          <w:rFonts w:ascii="Times New Roman" w:hAnsi="Times New Roman" w:cs="Times New Roman"/>
+        </w:rPr>
+        <w:t xml:space="preserve">    |</w:t>
+      </w:r>
+    </w:p>
+    <w:p>
+      <w:pPr>
+        <w:jc w:val="both"/>
+        <w:rPr>
+          <w:rFonts w:ascii="Times New Roman" w:hAnsi="Times New Roman" w:cs="Times New Roman"/>
+        </w:rPr>
+      </w:pPr>
+      <w:r>
+        <w:rPr>
+          <w:rFonts w:ascii="Times New Roman" w:hAnsi="Times New Roman" w:cs="Times New Roman"/>
+        </w:rPr>
+        <w:t>EC2 Instance</w:t>
+      </w:r>
+    </w:p>
+    <w:p>
+      <w:pPr>
+        <w:jc w:val="both"/>
+        <w:rPr>
+          <w:rFonts w:ascii="Times New Roman" w:hAnsi="Times New Roman" w:cs="Times New Roman"/>
+        </w:rPr>
+      </w:pPr>
+      <w:r>
+        <w:rPr>
+          <w:rFonts w:ascii="Times New Roman" w:hAnsi="Times New Roman" w:cs="Times New Roman"/>
+        </w:rPr>
+        <w:pict w14:anchorId="480EF94C">
+          <v:rect id="_x0000_i1131" style="width:0;height:1.5pt" o:hralign="center" o:hrstd="t" o:hr="t" fillcolor="#a0a0a0" stroked="f"/>
+        </w:pict>
+      </w:r>
+    </w:p>
+    <w:p>
+      <w:pPr>
+        <w:jc w:val="both"/>
+        <w:rPr>
+          <w:rFonts w:ascii="Times New Roman" w:hAnsi="Times New Roman" w:cs="Times New Roman"/>
+          <w:b/>
+          <w:bCs/>
+        </w:rPr>
+      </w:pPr>
+      <w:r>
+        <w:rPr>
+          <w:rFonts w:ascii="Times New Roman" w:hAnsi="Times New Roman" w:cs="Times New Roman"/>
+          <w:b/>
+          <w:bCs/>
+        </w:rPr>
+        <w:t>Outbound Rules</w:t>
+      </w:r>
+    </w:p>
+    <w:p>
+      <w:pPr>
+        <w:jc w:val="both"/>
+        <w:rPr>
+          <w:rFonts w:ascii="Times New Roman" w:hAnsi="Times New Roman" w:cs="Times New Roman"/>
+        </w:rPr>
+      </w:pPr>
+      <w:r>
+        <w:rPr>
+          <w:rFonts w:ascii="Times New Roman" w:hAnsi="Times New Roman" w:cs="Times New Roman"/>
+        </w:rPr>
+        <w:t xml:space="preserve">Outbound rules control </w:t>
+      </w:r>
+      <w:r>
+        <w:rPr>
+          <w:rFonts w:ascii="Times New Roman" w:hAnsi="Times New Roman" w:cs="Times New Roman"/>
+          <w:b/>
+          <w:bCs/>
+        </w:rPr>
+        <w:t>traffic leaving your EC2 instance</w:t>
+      </w:r>
+      <w:r>
+        <w:rPr>
+          <w:rFonts w:ascii="Times New Roman" w:hAnsi="Times New Roman" w:cs="Times New Roman"/>
+        </w:rPr>
+        <w:t>.</w:t>
+      </w:r>
+    </w:p>
+    <w:p>
+      <w:pPr>
+        <w:jc w:val="both"/>
+        <w:rPr>
+          <w:rFonts w:ascii="Times New Roman" w:hAnsi="Times New Roman" w:cs="Times New Roman"/>
+        </w:rPr>
+      </w:pPr>
+      <w:r>
+        <w:rPr>
+          <w:rFonts w:ascii="Times New Roman" w:hAnsi="Times New Roman" w:cs="Times New Roman"/>
+        </w:rPr>
+        <w:t>Examples:</w:t>
+      </w:r>
+    </w:p>
+    <w:p>
+      <w:pPr>
+        <w:numPr>
+          <w:ilvl w:val="0"/>
+          <w:numId w:val="41"/>
+        </w:numPr>
+        <w:jc w:val="both"/>
+        <w:rPr>
+          <w:rFonts w:ascii="Times New Roman" w:hAnsi="Times New Roman" w:cs="Times New Roman"/>
+        </w:rPr>
+      </w:pPr>
+      <w:r>
+        <w:rPr>
+          <w:rFonts w:ascii="Times New Roman" w:hAnsi="Times New Roman" w:cs="Times New Roman"/>
+        </w:rPr>
+        <w:t xml:space="preserve">Access a database </w:t>
+      </w:r>
+    </w:p>
+    <w:p>
+      <w:pPr>
+        <w:numPr>
+          <w:ilvl w:val="0"/>
+          <w:numId w:val="41"/>
+        </w:numPr>
+        <w:jc w:val="both"/>
+        <w:rPr>
+          <w:rFonts w:ascii="Times New Roman" w:hAnsi="Times New Roman" w:cs="Times New Roman"/>
+        </w:rPr>
+      </w:pPr>
+      <w:r>
+        <w:rPr>
+          <w:rFonts w:ascii="Times New Roman" w:hAnsi="Times New Roman" w:cs="Times New Roman"/>
+        </w:rPr>
+        <w:t xml:space="preserve">Download software updates </w:t>
+      </w:r>
+    </w:p>
+    <w:p>
+      <w:pPr>
+        <w:numPr>
+          <w:ilvl w:val="0"/>
+          <w:numId w:val="41"/>
+        </w:numPr>
+        <w:jc w:val="both"/>
+        <w:rPr>
+          <w:rFonts w:ascii="Times New Roman" w:hAnsi="Times New Roman" w:cs="Times New Roman"/>
+        </w:rPr>
+      </w:pPr>
+      <w:r>
+        <w:rPr>
+          <w:rFonts w:ascii="Times New Roman" w:hAnsi="Times New Roman" w:cs="Times New Roman"/>
+        </w:rPr>
+        <w:t xml:space="preserve">Call external APIs </w:t>
+      </w:r>
+    </w:p>
+    <w:p>
+      <w:pPr>
+        <w:numPr>
+          <w:ilvl w:val="0"/>
+          <w:numId w:val="41"/>
+        </w:numPr>
+        <w:jc w:val="both"/>
+        <w:rPr>
+          <w:rFonts w:ascii="Times New Roman" w:hAnsi="Times New Roman" w:cs="Times New Roman"/>
+        </w:rPr>
+      </w:pPr>
+      <w:r>
+        <w:rPr>
+          <w:rFonts w:ascii="Times New Roman" w:hAnsi="Times New Roman" w:cs="Times New Roman"/>
+        </w:rPr>
+        <w:t xml:space="preserve">Connect to another AWS service </w:t>
+      </w:r>
+    </w:p>
+    <w:p>
+      <w:pPr>
+        <w:jc w:val="both"/>
+        <w:rPr>
+          <w:rFonts w:ascii="Times New Roman" w:hAnsi="Times New Roman" w:cs="Times New Roman"/>
+        </w:rPr>
+      </w:pPr>
+      <w:r>
+        <w:rPr>
+          <w:rFonts w:ascii="Times New Roman" w:hAnsi="Times New Roman" w:cs="Times New Roman"/>
+        </w:rPr>
+        <w:t>By default:</w:t>
+      </w:r>
+    </w:p>
+    <w:p>
+      <w:pPr>
+        <w:jc w:val="both"/>
+        <w:rPr>
+          <w:rFonts w:ascii="Times New Roman" w:hAnsi="Times New Roman" w:cs="Times New Roman"/>
+        </w:rPr>
+      </w:pPr>
+      <w:r>
+        <w:rPr>
+          <w:rFonts w:ascii="Times New Roman" w:hAnsi="Times New Roman" w:cs="Times New Roman"/>
+        </w:rPr>
+        <w:t xml:space="preserve">AWS allows </w:t>
+      </w:r>
+      <w:r>
+        <w:rPr>
+          <w:rFonts w:ascii="Times New Roman" w:hAnsi="Times New Roman" w:cs="Times New Roman"/>
+          <w:b/>
+          <w:bCs/>
+        </w:rPr>
+        <w:t>all outbound traffic</w:t>
+      </w:r>
+      <w:r>
+        <w:rPr>
+          <w:rFonts w:ascii="Times New Roman" w:hAnsi="Times New Roman" w:cs="Times New Roman"/>
+        </w:rPr>
+        <w:t>.</w:t>
+      </w:r>
+    </w:p>
+    <w:p>
+      <w:pPr>
+        <w:jc w:val="both"/>
+        <w:rPr>
+          <w:rFonts w:ascii="Times New Roman" w:hAnsi="Times New Roman" w:cs="Times New Roman"/>
+        </w:rPr>
+      </w:pPr>
+      <w:r>
+        <w:rPr>
+          <w:rFonts w:ascii="Times New Roman" w:hAnsi="Times New Roman" w:cs="Times New Roman"/>
+        </w:rPr>
+        <w:t>Example:</w:t>
+      </w:r>
+    </w:p>
+    <w:p>
+      <w:pPr>
+        <w:jc w:val="both"/>
+        <w:rPr>
+          <w:rFonts w:ascii="Times New Roman" w:hAnsi="Times New Roman" w:cs="Times New Roman"/>
+        </w:rPr>
+      </w:pPr>
+      <w:r>
+        <w:rPr>
+          <w:rFonts w:ascii="Times New Roman" w:hAnsi="Times New Roman" w:cs="Times New Roman"/>
+        </w:rPr>
+        <w:t>EC2 Instance</w:t>
+      </w:r>
+    </w:p>
+    <w:p>
+      <w:pPr>
+        <w:jc w:val="both"/>
+        <w:rPr>
+          <w:rFonts w:ascii="Times New Roman" w:hAnsi="Times New Roman" w:cs="Times New Roman"/>
+        </w:rPr>
+      </w:pPr>
+      <w:r>
+        <w:rPr>
+          <w:rFonts w:ascii="Times New Roman" w:hAnsi="Times New Roman" w:cs="Times New Roman"/>
+        </w:rPr>
+        <w:t xml:space="preserve">     |</w:t>
+      </w:r>
+    </w:p>
+    <w:p>
+      <w:pPr>
+        <w:jc w:val="both"/>
+        <w:rPr>
+          <w:rFonts w:ascii="Times New Roman" w:hAnsi="Times New Roman" w:cs="Times New Roman"/>
+        </w:rPr>
+      </w:pPr>
+      <w:r>
+        <w:rPr>
+          <w:rFonts w:ascii="Times New Roman" w:hAnsi="Times New Roman" w:cs="Times New Roman"/>
+        </w:rPr>
+        <w:t>Security Group</w:t>
+      </w:r>
+    </w:p>
+    <w:p>
+      <w:pPr>
+        <w:jc w:val="both"/>
+        <w:rPr>
+          <w:rFonts w:ascii="Times New Roman" w:hAnsi="Times New Roman" w:cs="Times New Roman"/>
+        </w:rPr>
+      </w:pPr>
+      <w:r>
+        <w:rPr>
+          <w:rFonts w:ascii="Times New Roman" w:hAnsi="Times New Roman" w:cs="Times New Roman"/>
+        </w:rPr>
+        <w:t xml:space="preserve">     |</w:t>
+      </w:r>
+    </w:p>
+    <w:p>
+      <w:pPr>
+        <w:jc w:val="both"/>
+        <w:rPr>
+          <w:rFonts w:ascii="Times New Roman" w:hAnsi="Times New Roman" w:cs="Times New Roman"/>
+        </w:rPr>
+      </w:pPr>
+      <w:r>
+        <w:rPr>
+          <w:rFonts w:ascii="Times New Roman" w:hAnsi="Times New Roman" w:cs="Times New Roman"/>
+        </w:rPr>
+        <w:lastRenderedPageBreak/>
+        <w:t>Internet</w:t>
+      </w:r>
+    </w:p>
+    <w:p>
+      <w:pPr>
+        <w:jc w:val="both"/>
+        <w:rPr>
+          <w:rFonts w:ascii="Times New Roman" w:hAnsi="Times New Roman" w:cs="Times New Roman"/>
+        </w:rPr>
+      </w:pPr>
+      <w:r>
+        <w:rPr>
+          <w:rFonts w:ascii="Times New Roman" w:hAnsi="Times New Roman" w:cs="Times New Roman"/>
+        </w:rPr>
+        <w:pict w14:anchorId="017EBB85">
+          <v:rect id="_x0000_i1132" style="width:0;height:1.5pt" o:hralign="center" o:hrstd="t" o:hr="t" fillcolor="#a0a0a0" stroked="f"/>
+        </w:pict>
+      </w:r>
+    </w:p>
+    <w:p>
+      <w:pPr>
+        <w:jc w:val="both"/>
+        <w:rPr>
+          <w:rFonts w:ascii="Times New Roman" w:hAnsi="Times New Roman" w:cs="Times New Roman"/>
+          <w:b/>
+          <w:bCs/>
+        </w:rPr>
+      </w:pPr>
+      <w:r>
+        <w:rPr>
+          <w:rFonts w:ascii="Times New Roman" w:hAnsi="Times New Roman" w:cs="Times New Roman"/>
+          <w:b/>
+          <w:bCs/>
+        </w:rPr>
+        <w:t>Example Security Group</w:t>
+      </w:r>
+    </w:p>
+    <w:p>
+      <w:pPr>
+        <w:jc w:val="both"/>
+        <w:rPr>
+          <w:rFonts w:ascii="Times New Roman" w:hAnsi="Times New Roman" w:cs="Times New Roman"/>
+        </w:rPr>
+      </w:pPr>
+      <w:r>
+        <w:rPr>
+          <w:rFonts w:ascii="Times New Roman" w:hAnsi="Times New Roman" w:cs="Times New Roman"/>
+        </w:rPr>
+        <w:t>Imagine you launch a web server.</w:t>
+      </w:r>
+    </w:p>
+    <w:p>
+      <w:pPr>
+        <w:jc w:val="both"/>
+        <w:rPr>
+          <w:rFonts w:ascii="Times New Roman" w:hAnsi="Times New Roman" w:cs="Times New Roman"/>
+          <w:b/>
+          <w:bCs/>
+        </w:rPr>
+      </w:pPr>
+      <w:r>
+        <w:rPr>
+          <w:rFonts w:ascii="Times New Roman" w:hAnsi="Times New Roman" w:cs="Times New Roman"/>
+          <w:b/>
+          <w:bCs/>
+        </w:rPr>
+        <w:t>Inbound</w:t>
+      </w:r>
+    </w:p>
+    <w:tbl>
+      <w:tblPr>
+        <w:tblW w:w="0" w:type="auto"/>
+        <w:tblCellSpacing w:w="15" w:type="dxa"/>
+        <w:tblBorders>
+          <w:top w:val="single" w:sz="4" w:space="0" w:color="auto"/>
+          <w:left w:val="single" w:sz="4" w:space="0" w:color="auto"/>
+          <w:bottom w:val="single" w:sz="4" w:space="0" w:color="auto"/>
+          <w:right w:val="single" w:sz="4" w:space="0" w:color="auto"/>
+          <w:insideH w:val="single" w:sz="4" w:space="0" w:color="auto"/>
+          <w:insideV w:val="single" w:sz="4" w:space="0" w:color="auto"/>
+        </w:tblBorders>
+        <w:tblCellMar>
+          <w:top w:w="15" w:type="dxa"/>
+          <w:left w:w="15" w:type="dxa"/>
+          <w:bottom w:w="15" w:type="dxa"/>
+          <w:right w:w="15" w:type="dxa"/>
+        </w:tblCellMar>
+        <w:tblLook w:val="04A0" w:firstRow="1" w:lastRow="0" w:firstColumn="1" w:lastColumn="0" w:noHBand="0" w:noVBand="1"/>
+      </w:tblPr>
+      <w:tblGrid>
+        <w:gridCol w:w="549"/>
+        <w:gridCol w:w="942"/>
+        <w:gridCol w:w="1563"/>
+        <w:gridCol w:w="2168"/>
+      </w:tblGrid>
+      <w:tr>
+        <w:trPr>
+          <w:tblHeader/>
+          <w:tblCellSpacing w:w="15" w:type="dxa"/>
+        </w:trPr>
+        <w:tc>
+          <w:tcPr>
+            <w:tcW w:w="0" w:type="auto"/>
+            <w:vAlign w:val="center"/>
+            <w:hideMark/>
+          </w:tcPr>
+          <w:p>
+            <w:pPr>
+              <w:jc w:val="both"/>
+              <w:rPr>
+                <w:rFonts w:ascii="Times New Roman" w:hAnsi="Times New Roman" w:cs="Times New Roman"/>
+                <w:b/>
+                <w:bCs/>
+              </w:rPr>
+            </w:pPr>
+            <w:r>
+              <w:rPr>
+                <w:rFonts w:ascii="Times New Roman" w:hAnsi="Times New Roman" w:cs="Times New Roman"/>
+                <w:b/>
+                <w:bCs/>
+              </w:rPr>
+              <w:t>Port</w:t>
+            </w:r>
+          </w:p>
+        </w:tc>
+        <w:tc>
+          <w:tcPr>
+            <w:tcW w:w="0" w:type="auto"/>
+            <w:vAlign w:val="center"/>
+            <w:hideMark/>
+          </w:tcPr>
+          <w:p>
+            <w:pPr>
+              <w:jc w:val="both"/>
+              <w:rPr>
+                <w:rFonts w:ascii="Times New Roman" w:hAnsi="Times New Roman" w:cs="Times New Roman"/>
+                <w:b/>
+                <w:bCs/>
+              </w:rPr>
+            </w:pPr>
+            <w:r>
+              <w:rPr>
+                <w:rFonts w:ascii="Times New Roman" w:hAnsi="Times New Roman" w:cs="Times New Roman"/>
+                <w:b/>
+                <w:bCs/>
+              </w:rPr>
+              <w:t>Protocol</w:t>
+            </w:r>
+          </w:p>
+        </w:tc>
+        <w:tc>
+          <w:tcPr>
+            <w:tcW w:w="0" w:type="auto"/>
+            <w:vAlign w:val="center"/>
+            <w:hideMark/>
+          </w:tcPr>
+          <w:p>
+            <w:pPr>
+              <w:jc w:val="both"/>
+              <w:rPr>
+                <w:rFonts w:ascii="Times New Roman" w:hAnsi="Times New Roman" w:cs="Times New Roman"/>
+                <w:b/>
+                <w:bCs/>
+              </w:rPr>
+            </w:pPr>
+            <w:r>
+              <w:rPr>
+                <w:rFonts w:ascii="Times New Roman" w:hAnsi="Times New Roman" w:cs="Times New Roman"/>
+                <w:b/>
+                <w:bCs/>
+              </w:rPr>
+              <w:t>Source</w:t>
+            </w:r>
+          </w:p>
+        </w:tc>
+        <w:tc>
+          <w:tcPr>
+            <w:tcW w:w="0" w:type="auto"/>
+            <w:vAlign w:val="center"/>
+            <w:hideMark/>
+          </w:tcPr>
+          <w:p>
+            <w:pPr>
+              <w:jc w:val="both"/>
+              <w:rPr>
+                <w:rFonts w:ascii="Times New Roman" w:hAnsi="Times New Roman" w:cs="Times New Roman"/>
+                <w:b/>
+                <w:bCs/>
+              </w:rPr>
+            </w:pPr>
+            <w:r>
+              <w:rPr>
+                <w:rFonts w:ascii="Times New Roman" w:hAnsi="Times New Roman" w:cs="Times New Roman"/>
+                <w:b/>
+                <w:bCs/>
+              </w:rPr>
+              <w:t>Reason</w:t>
+            </w:r>
+          </w:p>
+        </w:tc>
+      </w:tr>
+      <w:tr>
+        <w:trPr>
+          <w:tblCellSpacing w:w="15" w:type="dxa"/>
+        </w:trPr>
+        <w:tc>
+          <w:tcPr>
+            <w:tcW w:w="0" w:type="auto"/>
+            <w:vAlign w:val="center"/>
+            <w:hideMark/>
+          </w:tcPr>
+          <w:p>
+            <w:pPr>
+              <w:jc w:val="both"/>
+              <w:rPr>
+                <w:rFonts w:ascii="Times New Roman" w:hAnsi="Times New Roman" w:cs="Times New Roman"/>
+              </w:rPr>
+            </w:pPr>
+            <w:r>
+              <w:rPr>
+                <w:rFonts w:ascii="Times New Roman" w:hAnsi="Times New Roman" w:cs="Times New Roman"/>
+              </w:rPr>
+              <w:t>22</w:t>
+            </w:r>
+          </w:p>
+        </w:tc>
+        <w:tc>
+          <w:tcPr>
+            <w:tcW w:w="0" w:type="auto"/>
+            <w:vAlign w:val="center"/>
+            <w:hideMark/>
+          </w:tcPr>
+          <w:p>
+            <w:pPr>
+              <w:jc w:val="both"/>
+              <w:rPr>
+                <w:rFonts w:ascii="Times New Roman" w:hAnsi="Times New Roman" w:cs="Times New Roman"/>
+              </w:rPr>
+            </w:pPr>
+            <w:r>
+              <w:rPr>
+                <w:rFonts w:ascii="Times New Roman" w:hAnsi="Times New Roman" w:cs="Times New Roman"/>
+              </w:rPr>
+              <w:t>SSH</w:t>
+            </w:r>
+          </w:p>
+        </w:tc>
+        <w:tc>
+          <w:tcPr>
+            <w:tcW w:w="0" w:type="auto"/>
+            <w:vAlign w:val="center"/>
+            <w:hideMark/>
+          </w:tcPr>
+          <w:p>
+            <w:pPr>
+              <w:jc w:val="both"/>
+              <w:rPr>
+                <w:rFonts w:ascii="Times New Roman" w:hAnsi="Times New Roman" w:cs="Times New Roman"/>
+              </w:rPr>
+            </w:pPr>
+            <w:r>
+              <w:rPr>
+                <w:rFonts w:ascii="Times New Roman" w:hAnsi="Times New Roman" w:cs="Times New Roman"/>
+              </w:rPr>
+              <w:t>Your Laptop IP</w:t>
+            </w:r>
+          </w:p>
+        </w:tc>
+        <w:tc>
+          <w:tcPr>
+            <w:tcW w:w="0" w:type="auto"/>
+            <w:vAlign w:val="center"/>
+            <w:hideMark/>
+          </w:tcPr>
+          <w:p>
+            <w:pPr>
+              <w:jc w:val="both"/>
+              <w:rPr>
+                <w:rFonts w:ascii="Times New Roman" w:hAnsi="Times New Roman" w:cs="Times New Roman"/>
+              </w:rPr>
+            </w:pPr>
+            <w:r>
+              <w:rPr>
+                <w:rFonts w:ascii="Times New Roman" w:hAnsi="Times New Roman" w:cs="Times New Roman"/>
+              </w:rPr>
+              <w:t>Server administration</w:t>
+            </w:r>
+          </w:p>
+        </w:tc>
+      </w:tr>
+      <w:tr>
+        <w:trPr>
+          <w:tblCellSpacing w:w="15" w:type="dxa"/>
+        </w:trPr>
+        <w:tc>
+          <w:tcPr>
+            <w:tcW w:w="0" w:type="auto"/>
+            <w:vAlign w:val="center"/>
+            <w:hideMark/>
+          </w:tcPr>
+          <w:p>
+            <w:pPr>
+              <w:jc w:val="both"/>
+              <w:rPr>
+                <w:rFonts w:ascii="Times New Roman" w:hAnsi="Times New Roman" w:cs="Times New Roman"/>
+              </w:rPr>
+            </w:pPr>
+            <w:r>
+              <w:rPr>
+                <w:rFonts w:ascii="Times New Roman" w:hAnsi="Times New Roman" w:cs="Times New Roman"/>
+              </w:rPr>
+              <w:t>80</w:t>
+            </w:r>
+          </w:p>
+        </w:tc>
+        <w:tc>
+          <w:tcPr>
+            <w:tcW w:w="0" w:type="auto"/>
+            <w:vAlign w:val="center"/>
+            <w:hideMark/>
+          </w:tcPr>
+          <w:p>
+            <w:pPr>
+              <w:jc w:val="both"/>
+              <w:rPr>
+                <w:rFonts w:ascii="Times New Roman" w:hAnsi="Times New Roman" w:cs="Times New Roman"/>
+              </w:rPr>
+            </w:pPr>
+            <w:r>
+              <w:rPr>
+                <w:rFonts w:ascii="Times New Roman" w:hAnsi="Times New Roman" w:cs="Times New Roman"/>
+              </w:rPr>
+              <w:t>HTTP</w:t>
+            </w:r>
+          </w:p>
+        </w:tc>
+        <w:tc>
+          <w:tcPr>
+            <w:tcW w:w="0" w:type="auto"/>
+            <w:vAlign w:val="center"/>
+            <w:hideMark/>
+          </w:tcPr>
+          <w:p>
+            <w:pPr>
+              <w:jc w:val="both"/>
+              <w:rPr>
+                <w:rFonts w:ascii="Times New Roman" w:hAnsi="Times New Roman" w:cs="Times New Roman"/>
+              </w:rPr>
+            </w:pPr>
+            <w:r>
+              <w:rPr>
+                <w:rFonts w:ascii="Times New Roman" w:hAnsi="Times New Roman" w:cs="Times New Roman"/>
+              </w:rPr>
+              <w:t>Everyone</w:t>
+            </w:r>
+          </w:p>
+        </w:tc>
+        <w:tc>
+          <w:tcPr>
+            <w:tcW w:w="0" w:type="auto"/>
+            <w:vAlign w:val="center"/>
+            <w:hideMark/>
+          </w:tcPr>
+          <w:p>
+            <w:pPr>
+              <w:jc w:val="both"/>
+              <w:rPr>
+                <w:rFonts w:ascii="Times New Roman" w:hAnsi="Times New Roman" w:cs="Times New Roman"/>
+              </w:rPr>
+            </w:pPr>
+            <w:r>
+              <w:rPr>
+                <w:rFonts w:ascii="Times New Roman" w:hAnsi="Times New Roman" w:cs="Times New Roman"/>
+              </w:rPr>
+              <w:t>Website access</w:t>
+            </w:r>
+          </w:p>
+        </w:tc>
+      </w:tr>
+    </w:tbl>
+    <w:p>
+      <w:pPr>
+        <w:jc w:val="both"/>
+        <w:rPr>
+          <w:rFonts w:ascii="Times New Roman" w:hAnsi="Times New Roman" w:cs="Times New Roman"/>
+          <w:b/>
+          <w:bCs/>
+        </w:rPr>
+      </w:pPr>
+      <w:r>
+        <w:rPr>
+          <w:rFonts w:ascii="Times New Roman" w:hAnsi="Times New Roman" w:cs="Times New Roman"/>
+          <w:b/>
+          <w:bCs/>
+        </w:rPr>
+        <w:t>Outbound</w:t>
+      </w:r>
+    </w:p>
+    <w:tbl>
+      <w:tblPr>
+        <w:tblW w:w="0" w:type="auto"/>
+        <w:tblCellSpacing w:w="15" w:type="dxa"/>
+        <w:tblCellMar>
+          <w:top w:w="15" w:type="dxa"/>
+          <w:left w:w="15" w:type="dxa"/>
+          <w:bottom w:w="15" w:type="dxa"/>
+          <w:right w:w="15" w:type="dxa"/>
+        </w:tblCellMar>
+        <w:tblLook w:val="04A0" w:firstRow="1" w:lastRow="0" w:firstColumn="1" w:lastColumn="0" w:noHBand="0" w:noVBand="1"/>
+      </w:tblPr>
+      <w:tblGrid>
+        <w:gridCol w:w="529"/>
+        <w:gridCol w:w="1234"/>
+        <w:gridCol w:w="2862"/>
+      </w:tblGrid>
+      <w:tr>
+        <w:trPr>
+          <w:tblHeader/>
+          <w:tblCellSpacing w:w="15" w:type="dxa"/>
+        </w:trPr>
+        <w:tc>
+          <w:tcPr>
+            <w:tcW w:w="0" w:type="auto"/>
+            <w:vAlign w:val="center"/>
+            <w:hideMark/>
+          </w:tcPr>
+          <w:p>
+            <w:pPr>
+              <w:jc w:val="both"/>
+              <w:rPr>
+                <w:rFonts w:ascii="Times New Roman" w:hAnsi="Times New Roman" w:cs="Times New Roman"/>
+                <w:b/>
+                <w:bCs/>
+              </w:rPr>
+            </w:pPr>
+            <w:r>
+              <w:rPr>
+                <w:rFonts w:ascii="Times New Roman" w:hAnsi="Times New Roman" w:cs="Times New Roman"/>
+                <w:b/>
+                <w:bCs/>
+              </w:rPr>
+              <w:t>Port</w:t>
+            </w:r>
+          </w:p>
+        </w:tc>
+        <w:tc>
+          <w:tcPr>
+            <w:tcW w:w="0" w:type="auto"/>
+            <w:vAlign w:val="center"/>
+            <w:hideMark/>
+          </w:tcPr>
+          <w:p>
+            <w:pPr>
+              <w:jc w:val="both"/>
+              <w:rPr>
+                <w:rFonts w:ascii="Times New Roman" w:hAnsi="Times New Roman" w:cs="Times New Roman"/>
+                <w:b/>
+                <w:bCs/>
+              </w:rPr>
+            </w:pPr>
+            <w:r>
+              <w:rPr>
+                <w:rFonts w:ascii="Times New Roman" w:hAnsi="Times New Roman" w:cs="Times New Roman"/>
+                <w:b/>
+                <w:bCs/>
+              </w:rPr>
+              <w:t>Destination</w:t>
+            </w:r>
+          </w:p>
+        </w:tc>
+        <w:tc>
+          <w:tcPr>
+            <w:tcW w:w="0" w:type="auto"/>
+            <w:vAlign w:val="center"/>
+            <w:hideMark/>
+          </w:tcPr>
+          <w:p>
+            <w:pPr>
+              <w:jc w:val="both"/>
+              <w:rPr>
+                <w:rFonts w:ascii="Times New Roman" w:hAnsi="Times New Roman" w:cs="Times New Roman"/>
+                <w:b/>
+                <w:bCs/>
+              </w:rPr>
+            </w:pPr>
+            <w:r>
+              <w:rPr>
+                <w:rFonts w:ascii="Times New Roman" w:hAnsi="Times New Roman" w:cs="Times New Roman"/>
+                <w:b/>
+                <w:bCs/>
+              </w:rPr>
+              <w:t>Purpose</w:t>
+            </w:r>
+          </w:p>
+        </w:tc>
+      </w:tr>
+      <w:tr>
+        <w:trPr>
+          <w:tblCellSpacing w:w="15" w:type="dxa"/>
+        </w:trPr>
+        <w:tc>
+          <w:tcPr>
+            <w:tcW w:w="0" w:type="auto"/>
+            <w:vAlign w:val="center"/>
+            <w:hideMark/>
+          </w:tcPr>
+          <w:p>
+            <w:pPr>
+              <w:jc w:val="both"/>
+              <w:rPr>
+                <w:rFonts w:ascii="Times New Roman" w:hAnsi="Times New Roman" w:cs="Times New Roman"/>
+              </w:rPr>
+            </w:pPr>
+            <w:r>
+              <w:rPr>
+                <w:rFonts w:ascii="Times New Roman" w:hAnsi="Times New Roman" w:cs="Times New Roman"/>
+              </w:rPr>
+              <w:t>All</w:t>
+            </w:r>
+          </w:p>
+        </w:tc>
+        <w:tc>
+          <w:tcPr>
+            <w:tcW w:w="0" w:type="auto"/>
+            <w:vAlign w:val="center"/>
+            <w:hideMark/>
+          </w:tcPr>
+          <w:p>
+            <w:pPr>
+              <w:jc w:val="both"/>
+              <w:rPr>
+                <w:rFonts w:ascii="Times New Roman" w:hAnsi="Times New Roman" w:cs="Times New Roman"/>
+              </w:rPr>
+            </w:pPr>
+            <w:r>
+              <w:rPr>
+                <w:rFonts w:ascii="Times New Roman" w:hAnsi="Times New Roman" w:cs="Times New Roman"/>
+              </w:rPr>
+              <w:t>Internet</w:t>
+            </w:r>
+          </w:p>
+        </w:tc>
+        <w:tc>
+          <w:tcPr>
+            <w:tcW w:w="0" w:type="auto"/>
+            <w:vAlign w:val="center"/>
+            <w:hideMark/>
+          </w:tcPr>
+          <w:p>
+            <w:pPr>
+              <w:jc w:val="both"/>
+              <w:rPr>
+                <w:rFonts w:ascii="Times New Roman" w:hAnsi="Times New Roman" w:cs="Times New Roman"/>
+              </w:rPr>
+            </w:pPr>
+            <w:r>
+              <w:rPr>
+                <w:rFonts w:ascii="Times New Roman" w:hAnsi="Times New Roman" w:cs="Times New Roman"/>
+              </w:rPr>
+              <w:t>Download updates, call APIs</w:t>
+            </w:r>
+          </w:p>
+        </w:tc>
+      </w:tr>
+    </w:tbl>
+    <w:p>
+      <w:pPr>
+        <w:jc w:val="both"/>
+        <w:rPr>
+          <w:rFonts w:ascii="Times New Roman" w:hAnsi="Times New Roman" w:cs="Times New Roman"/>
+        </w:rPr>
+      </w:pPr>
+      <w:r>
+        <w:rPr>
+          <w:rFonts w:ascii="Times New Roman" w:hAnsi="Times New Roman" w:cs="Times New Roman"/>
+        </w:rPr>
+        <w:pict w14:anchorId="75EC87CC">
+          <v:rect id="_x0000_i1133" style="width:0;height:1.5pt" o:hralign="center" o:hrstd="t" o:hr="t" fillcolor="#a0a0a0" stroked="f"/>
+        </w:pict>
+      </w:r>
+    </w:p>
+    <w:p>
+      <w:pPr>
+        <w:jc w:val="both"/>
+        <w:rPr>
+          <w:rFonts w:ascii="Times New Roman" w:hAnsi="Times New Roman" w:cs="Times New Roman"/>
+          <w:b/>
+          <w:bCs/>
+        </w:rPr>
+      </w:pPr>
+      <w:r>
+        <w:rPr>
+          <w:rFonts w:ascii="Times New Roman" w:hAnsi="Times New Roman" w:cs="Times New Roman"/>
+          <w:b/>
+          <w:bCs/>
+        </w:rPr>
+        <w:t>Real-Life Analogy</w:t>
+      </w:r>
+    </w:p>
+    <w:p>
+      <w:pPr>
+        <w:jc w:val="both"/>
+        <w:rPr>
+          <w:rFonts w:ascii="Times New Roman" w:hAnsi="Times New Roman" w:cs="Times New Roman"/>
+        </w:rPr>
+      </w:pPr>
+      <w:r>
+        <w:rPr>
+          <w:rFonts w:ascii="Times New Roman" w:hAnsi="Times New Roman" w:cs="Times New Roman"/>
+        </w:rPr>
+        <w:t xml:space="preserve">Imagine your </w:t>
+      </w:r>
+      <w:r>
+        <w:rPr>
+          <w:rFonts w:ascii="Times New Roman" w:hAnsi="Times New Roman" w:cs="Times New Roman"/>
+          <w:b/>
+          <w:bCs/>
+        </w:rPr>
+        <w:t>house</w:t>
+      </w:r>
+      <w:r>
+        <w:rPr>
+          <w:rFonts w:ascii="Times New Roman" w:hAnsi="Times New Roman" w:cs="Times New Roman"/>
+        </w:rPr>
+        <w:t>.</w:t>
+      </w:r>
+    </w:p>
+    <w:p>
+      <w:pPr>
+        <w:numPr>
+          <w:ilvl w:val="0"/>
+          <w:numId w:val="42"/>
+        </w:numPr>
+        <w:jc w:val="both"/>
+        <w:rPr>
+          <w:rFonts w:ascii="Times New Roman" w:hAnsi="Times New Roman" w:cs="Times New Roman"/>
+        </w:rPr>
+      </w:pPr>
+      <w:r>
+        <w:rPr>
+          <w:rFonts w:ascii="Times New Roman" w:hAnsi="Times New Roman" w:cs="Times New Roman"/>
+          <w:b/>
+          <w:bCs/>
+        </w:rPr>
+        <w:t>Security Group = Security Guard</w:t>
+      </w:r>
+      <w:r>
+        <w:rPr>
+          <w:rFonts w:ascii="Times New Roman" w:hAnsi="Times New Roman" w:cs="Times New Roman"/>
+        </w:rPr>
+        <w:t xml:space="preserve"> </w:t>
+      </w:r>
+    </w:p>
+    <w:p>
+      <w:pPr>
+        <w:numPr>
+          <w:ilvl w:val="0"/>
+          <w:numId w:val="42"/>
+        </w:numPr>
+        <w:jc w:val="both"/>
+        <w:rPr>
+          <w:rFonts w:ascii="Times New Roman" w:hAnsi="Times New Roman" w:cs="Times New Roman"/>
+        </w:rPr>
+      </w:pPr>
+      <w:r>
+        <w:rPr>
+          <w:rFonts w:ascii="Times New Roman" w:hAnsi="Times New Roman" w:cs="Times New Roman"/>
+          <w:b/>
+          <w:bCs/>
+        </w:rPr>
+        <w:t>Port 22 = Back Door (only owner allowed)</w:t>
+      </w:r>
+      <w:r>
+        <w:rPr>
+          <w:rFonts w:ascii="Times New Roman" w:hAnsi="Times New Roman" w:cs="Times New Roman"/>
+        </w:rPr>
+        <w:t xml:space="preserve"> </w:t>
+      </w:r>
+    </w:p>
+    <w:p>
+      <w:pPr>
+        <w:numPr>
+          <w:ilvl w:val="0"/>
+          <w:numId w:val="42"/>
+        </w:numPr>
+        <w:jc w:val="both"/>
+        <w:rPr>
+          <w:rFonts w:ascii="Times New Roman" w:hAnsi="Times New Roman" w:cs="Times New Roman"/>
+        </w:rPr>
+      </w:pPr>
+      <w:r>
+        <w:rPr>
+          <w:rFonts w:ascii="Times New Roman" w:hAnsi="Times New Roman" w:cs="Times New Roman"/>
+          <w:b/>
+          <w:bCs/>
+        </w:rPr>
+        <w:t>Port 80 = Front Door (everyone can enter)</w:t>
+      </w:r>
+      <w:r>
+        <w:rPr>
+          <w:rFonts w:ascii="Times New Roman" w:hAnsi="Times New Roman" w:cs="Times New Roman"/>
+        </w:rPr>
+        <w:t xml:space="preserve"> </w:t>
+      </w:r>
+    </w:p>
+    <w:p>
+      <w:pPr>
+        <w:jc w:val="both"/>
+        <w:rPr>
+          <w:rFonts w:ascii="Times New Roman" w:hAnsi="Times New Roman" w:cs="Times New Roman"/>
+        </w:rPr>
+      </w:pPr>
+      <w:r>
+        <w:rPr>
+          <w:rFonts w:ascii="Times New Roman" w:hAnsi="Times New Roman" w:cs="Times New Roman"/>
+        </w:rPr>
+        <w:t>Visitors</w:t>
+      </w:r>
+    </w:p>
+    <w:p>
+      <w:pPr>
+        <w:jc w:val="both"/>
+        <w:rPr>
+          <w:rFonts w:ascii="Times New Roman" w:hAnsi="Times New Roman" w:cs="Times New Roman"/>
+        </w:rPr>
+      </w:pPr>
+    </w:p>
+    <w:p>
+      <w:pPr>
+        <w:jc w:val="both"/>
+        <w:rPr>
+          <w:rFonts w:ascii="Times New Roman" w:hAnsi="Times New Roman" w:cs="Times New Roman"/>
+        </w:rPr>
+      </w:pPr>
+      <w:r>
+        <w:rPr>
+          <w:rFonts w:ascii="Times New Roman" w:hAnsi="Times New Roman" w:cs="Times New Roman"/>
+        </w:rPr>
+        <w:t xml:space="preserve">     ↓</w:t>
+      </w:r>
+    </w:p>
+    <w:p>
+      <w:pPr>
+        <w:jc w:val="both"/>
+        <w:rPr>
+          <w:rFonts w:ascii="Times New Roman" w:hAnsi="Times New Roman" w:cs="Times New Roman"/>
+        </w:rPr>
+      </w:pPr>
+    </w:p>
+    <w:p>
+      <w:pPr>
+        <w:jc w:val="both"/>
+        <w:rPr>
+          <w:rFonts w:ascii="Times New Roman" w:hAnsi="Times New Roman" w:cs="Times New Roman"/>
+        </w:rPr>
+      </w:pPr>
+      <w:r>
+        <w:rPr>
+          <w:rFonts w:ascii="Times New Roman" w:hAnsi="Times New Roman" w:cs="Times New Roman"/>
+        </w:rPr>
+        <w:t>Security Guard</w:t>
+      </w:r>
+    </w:p>
+    <w:p>
+      <w:pPr>
+        <w:jc w:val="both"/>
+        <w:rPr>
+          <w:rFonts w:ascii="Times New Roman" w:hAnsi="Times New Roman" w:cs="Times New Roman"/>
+        </w:rPr>
+      </w:pPr>
+    </w:p>
+    <w:p>
+      <w:pPr>
+        <w:jc w:val="both"/>
+        <w:rPr>
+          <w:rFonts w:ascii="Times New Roman" w:hAnsi="Times New Roman" w:cs="Times New Roman"/>
+        </w:rPr>
+      </w:pPr>
+      <w:r>
+        <w:rPr>
+          <w:rFonts w:ascii="Times New Roman" w:hAnsi="Times New Roman" w:cs="Times New Roman"/>
+        </w:rPr>
+        <w:t xml:space="preserve">     ↓</w:t>
+      </w:r>
+    </w:p>
+    <w:p>
+      <w:pPr>
+        <w:jc w:val="both"/>
+        <w:rPr>
+          <w:rFonts w:ascii="Times New Roman" w:hAnsi="Times New Roman" w:cs="Times New Roman"/>
+        </w:rPr>
+      </w:pPr>
+    </w:p>
+    <w:p>
+      <w:pPr>
+        <w:jc w:val="both"/>
+        <w:rPr>
+          <w:rFonts w:ascii="Times New Roman" w:hAnsi="Times New Roman" w:cs="Times New Roman"/>
+        </w:rPr>
+      </w:pPr>
+      <w:r>
+        <w:rPr>
+          <w:rFonts w:ascii="Times New Roman" w:hAnsi="Times New Roman" w:cs="Times New Roman"/>
+        </w:rPr>
+        <w:t>House</w:t>
+      </w:r>
+    </w:p>
+    <w:p>
+      <w:pPr>
+        <w:jc w:val="both"/>
+        <w:rPr>
+          <w:rFonts w:ascii="Times New Roman" w:hAnsi="Times New Roman" w:cs="Times New Roman"/>
+        </w:rPr>
+      </w:pPr>
+      <w:r>
+        <w:rPr>
+          <w:rFonts w:ascii="Times New Roman" w:hAnsi="Times New Roman" w:cs="Times New Roman"/>
+        </w:rPr>
+        <w:t>The security guard checks:</w:t>
+      </w:r>
+    </w:p>
+    <w:p>
+      <w:pPr>
+        <w:numPr>
+          <w:ilvl w:val="0"/>
+          <w:numId w:val="43"/>
+        </w:numPr>
+        <w:jc w:val="both"/>
+        <w:rPr>
+          <w:rFonts w:ascii="Times New Roman" w:hAnsi="Times New Roman" w:cs="Times New Roman"/>
+        </w:rPr>
+      </w:pPr>
+      <w:r>
+        <w:rPr>
+          <w:rFonts w:ascii="Times New Roman" w:hAnsi="Times New Roman" w:cs="Times New Roman"/>
+        </w:rPr>
+        <w:t xml:space="preserve">Who is coming? </w:t>
+      </w:r>
+    </w:p>
+    <w:p>
+      <w:pPr>
+        <w:numPr>
+          <w:ilvl w:val="0"/>
+          <w:numId w:val="43"/>
+        </w:numPr>
+        <w:jc w:val="both"/>
+        <w:rPr>
+          <w:rFonts w:ascii="Times New Roman" w:hAnsi="Times New Roman" w:cs="Times New Roman"/>
+        </w:rPr>
+      </w:pPr>
+      <w:r>
+        <w:rPr>
+          <w:rFonts w:ascii="Times New Roman" w:hAnsi="Times New Roman" w:cs="Times New Roman"/>
+        </w:rPr>
+        <w:lastRenderedPageBreak/>
+        <w:t xml:space="preserve">Which door are they using? </w:t>
+      </w:r>
+    </w:p>
+    <w:p>
+      <w:pPr>
+        <w:numPr>
+          <w:ilvl w:val="0"/>
+          <w:numId w:val="43"/>
+        </w:numPr>
+        <w:jc w:val="both"/>
+        <w:rPr>
+          <w:rFonts w:ascii="Times New Roman" w:hAnsi="Times New Roman" w:cs="Times New Roman"/>
+        </w:rPr>
+      </w:pPr>
+      <w:r>
+        <w:rPr>
+          <w:rFonts w:ascii="Times New Roman" w:hAnsi="Times New Roman" w:cs="Times New Roman"/>
+        </w:rPr>
+        <w:t xml:space="preserve">Are they allowed? </w:t>
+      </w:r>
+    </w:p>
+    <w:p>
+      <w:pPr>
+        <w:jc w:val="both"/>
+        <w:rPr>
+          <w:rFonts w:ascii="Times New Roman" w:hAnsi="Times New Roman" w:cs="Times New Roman"/>
+        </w:rPr>
+      </w:pPr>
+      <w:r>
+        <w:rPr>
+          <w:rFonts w:ascii="Times New Roman" w:hAnsi="Times New Roman" w:cs="Times New Roman"/>
+        </w:rPr>
+        <w:t>If yes → Enter.</w:t>
+      </w:r>
+    </w:p>
+    <w:p>
+      <w:pPr>
+        <w:jc w:val="both"/>
+        <w:rPr>
+          <w:rFonts w:ascii="Times New Roman" w:hAnsi="Times New Roman" w:cs="Times New Roman"/>
+        </w:rPr>
+      </w:pPr>
+      <w:r>
+        <w:rPr>
+          <w:rFonts w:ascii="Times New Roman" w:hAnsi="Times New Roman" w:cs="Times New Roman"/>
+        </w:rPr>
+        <w:t>Otherwise → Block.</w:t>
+      </w:r>
+    </w:p>
+    <w:p>
+      <w:pPr>
+        <w:jc w:val="both"/>
+        <w:rPr>
+          <w:rFonts w:ascii="Times New Roman" w:hAnsi="Times New Roman" w:cs="Times New Roman"/>
+        </w:rPr>
+      </w:pPr>
+      <w:r>
+        <w:rPr>
+          <w:rFonts w:ascii="Times New Roman" w:hAnsi="Times New Roman" w:cs="Times New Roman"/>
+        </w:rPr>
+        <w:pict w14:anchorId="0E229CF1">
+          <v:rect id="_x0000_i1134" style="width:0;height:1.5pt" o:hralign="center" o:hrstd="t" o:hr="t" fillcolor="#a0a0a0" stroked="f"/>
+        </w:pict>
+      </w:r>
+    </w:p>
+    <w:p>
+      <w:pPr>
+        <w:jc w:val="both"/>
+        <w:rPr>
+          <w:rFonts w:ascii="Times New Roman" w:hAnsi="Times New Roman" w:cs="Times New Roman"/>
+          <w:b/>
+          <w:bCs/>
+        </w:rPr>
+      </w:pPr>
+      <w:r>
+        <w:rPr>
+          <w:rFonts w:ascii="Times New Roman" w:hAnsi="Times New Roman" w:cs="Times New Roman"/>
+          <w:b/>
+          <w:bCs/>
+        </w:rPr>
+        <w:t>Common Ports to Remember</w:t>
+      </w:r>
+    </w:p>
+    <w:tbl>
+      <w:tblPr>
+        <w:tblW w:w="0" w:type="auto"/>
+        <w:tblCellSpacing w:w="15" w:type="dxa"/>
+        <w:tblBorders>
+          <w:top w:val="single" w:sz="4" w:space="0" w:color="auto"/>
+          <w:left w:val="single" w:sz="4" w:space="0" w:color="auto"/>
+          <w:bottom w:val="single" w:sz="4" w:space="0" w:color="auto"/>
+          <w:right w:val="single" w:sz="4" w:space="0" w:color="auto"/>
+          <w:insideH w:val="single" w:sz="4" w:space="0" w:color="auto"/>
+          <w:insideV w:val="single" w:sz="4" w:space="0" w:color="auto"/>
+        </w:tblBorders>
+        <w:tblCellMar>
+          <w:top w:w="15" w:type="dxa"/>
+          <w:left w:w="15" w:type="dxa"/>
+          <w:bottom w:w="15" w:type="dxa"/>
+          <w:right w:w="15" w:type="dxa"/>
+        </w:tblCellMar>
+        <w:tblLook w:val="04A0" w:firstRow="1" w:lastRow="0" w:firstColumn="1" w:lastColumn="0" w:noHBand="0" w:noVBand="1"/>
+      </w:tblPr>
+      <w:tblGrid>
+        <w:gridCol w:w="575"/>
+        <w:gridCol w:w="1254"/>
+        <w:gridCol w:w="3015"/>
+      </w:tblGrid>
+      <w:tr>
+        <w:trPr>
+          <w:tblHeader/>
+          <w:tblCellSpacing w:w="15" w:type="dxa"/>
+        </w:trPr>
+        <w:tc>
+          <w:tcPr>
+            <w:tcW w:w="0" w:type="auto"/>
+            <w:vAlign w:val="center"/>
+            <w:hideMark/>
+          </w:tcPr>
+          <w:p>
+            <w:pPr>
+              <w:jc w:val="both"/>
+              <w:rPr>
+                <w:rFonts w:ascii="Times New Roman" w:hAnsi="Times New Roman" w:cs="Times New Roman"/>
+                <w:b/>
+                <w:bCs/>
+              </w:rPr>
+            </w:pPr>
+            <w:r>
+              <w:rPr>
+                <w:rFonts w:ascii="Times New Roman" w:hAnsi="Times New Roman" w:cs="Times New Roman"/>
+                <w:b/>
+                <w:bCs/>
+              </w:rPr>
+              <w:t>Port</w:t>
+            </w:r>
+          </w:p>
+        </w:tc>
+        <w:tc>
+          <w:tcPr>
+            <w:tcW w:w="0" w:type="auto"/>
+            <w:vAlign w:val="center"/>
+            <w:hideMark/>
+          </w:tcPr>
+          <w:p>
+            <w:pPr>
+              <w:jc w:val="both"/>
+              <w:rPr>
+                <w:rFonts w:ascii="Times New Roman" w:hAnsi="Times New Roman" w:cs="Times New Roman"/>
+                <w:b/>
+                <w:bCs/>
+              </w:rPr>
+            </w:pPr>
+            <w:r>
+              <w:rPr>
+                <w:rFonts w:ascii="Times New Roman" w:hAnsi="Times New Roman" w:cs="Times New Roman"/>
+                <w:b/>
+                <w:bCs/>
+              </w:rPr>
+              <w:t>Service</w:t>
+            </w:r>
+          </w:p>
+        </w:tc>
+        <w:tc>
+          <w:tcPr>
+            <w:tcW w:w="0" w:type="auto"/>
+            <w:vAlign w:val="center"/>
+            <w:hideMark/>
+          </w:tcPr>
+          <w:p>
+            <w:pPr>
+              <w:jc w:val="both"/>
+              <w:rPr>
+                <w:rFonts w:ascii="Times New Roman" w:hAnsi="Times New Roman" w:cs="Times New Roman"/>
+                <w:b/>
+                <w:bCs/>
+              </w:rPr>
+            </w:pPr>
+            <w:r>
+              <w:rPr>
+                <w:rFonts w:ascii="Times New Roman" w:hAnsi="Times New Roman" w:cs="Times New Roman"/>
+                <w:b/>
+                <w:bCs/>
+              </w:rPr>
+              <w:t>Purpose</w:t>
+            </w:r>
+          </w:p>
+        </w:tc>
+      </w:tr>
+      <w:tr>
+        <w:trPr>
+          <w:tblCellSpacing w:w="15" w:type="dxa"/>
+        </w:trPr>
+        <w:tc>
+          <w:tcPr>
+            <w:tcW w:w="0" w:type="auto"/>
+            <w:vAlign w:val="center"/>
+            <w:hideMark/>
+          </w:tcPr>
+          <w:p>
+            <w:pPr>
+              <w:jc w:val="both"/>
+              <w:rPr>
+                <w:rFonts w:ascii="Times New Roman" w:hAnsi="Times New Roman" w:cs="Times New Roman"/>
+              </w:rPr>
+            </w:pPr>
+            <w:r>
+              <w:rPr>
+                <w:rFonts w:ascii="Times New Roman" w:hAnsi="Times New Roman" w:cs="Times New Roman"/>
+              </w:rPr>
+              <w:t>22</w:t>
+            </w:r>
+          </w:p>
+        </w:tc>
+        <w:tc>
+          <w:tcPr>
+            <w:tcW w:w="0" w:type="auto"/>
+            <w:vAlign w:val="center"/>
+            <w:hideMark/>
+          </w:tcPr>
+          <w:p>
+            <w:pPr>
+              <w:jc w:val="both"/>
+              <w:rPr>
+                <w:rFonts w:ascii="Times New Roman" w:hAnsi="Times New Roman" w:cs="Times New Roman"/>
+              </w:rPr>
+            </w:pPr>
+            <w:r>
+              <w:rPr>
+                <w:rFonts w:ascii="Times New Roman" w:hAnsi="Times New Roman" w:cs="Times New Roman"/>
+              </w:rPr>
+              <w:t>SSH</w:t>
+            </w:r>
+          </w:p>
+        </w:tc>
+        <w:tc>
+          <w:tcPr>
+            <w:tcW w:w="0" w:type="auto"/>
+            <w:vAlign w:val="center"/>
+            <w:hideMark/>
+          </w:tcPr>
+          <w:p>
+            <w:pPr>
+              <w:jc w:val="both"/>
+              <w:rPr>
+                <w:rFonts w:ascii="Times New Roman" w:hAnsi="Times New Roman" w:cs="Times New Roman"/>
+              </w:rPr>
+            </w:pPr>
+            <w:r>
+              <w:rPr>
+                <w:rFonts w:ascii="Times New Roman" w:hAnsi="Times New Roman" w:cs="Times New Roman"/>
+              </w:rPr>
+              <w:t>Remote login to Linux servers</w:t>
+            </w:r>
+          </w:p>
+        </w:tc>
+      </w:tr>
+      <w:tr>
+        <w:trPr>
+          <w:tblCellSpacing w:w="15" w:type="dxa"/>
+        </w:trPr>
+        <w:tc>
+          <w:tcPr>
+            <w:tcW w:w="0" w:type="auto"/>
+            <w:vAlign w:val="center"/>
+            <w:hideMark/>
+          </w:tcPr>
+          <w:p>
+            <w:pPr>
+              <w:jc w:val="both"/>
+              <w:rPr>
+                <w:rFonts w:ascii="Times New Roman" w:hAnsi="Times New Roman" w:cs="Times New Roman"/>
+              </w:rPr>
+            </w:pPr>
+            <w:r>
+              <w:rPr>
+                <w:rFonts w:ascii="Times New Roman" w:hAnsi="Times New Roman" w:cs="Times New Roman"/>
+              </w:rPr>
+              <w:t>80</w:t>
+            </w:r>
+          </w:p>
+        </w:tc>
+        <w:tc>
+          <w:tcPr>
+            <w:tcW w:w="0" w:type="auto"/>
+            <w:vAlign w:val="center"/>
+            <w:hideMark/>
+          </w:tcPr>
+          <w:p>
+            <w:pPr>
+              <w:jc w:val="both"/>
+              <w:rPr>
+                <w:rFonts w:ascii="Times New Roman" w:hAnsi="Times New Roman" w:cs="Times New Roman"/>
+              </w:rPr>
+            </w:pPr>
+            <w:r>
+              <w:rPr>
+                <w:rFonts w:ascii="Times New Roman" w:hAnsi="Times New Roman" w:cs="Times New Roman"/>
+              </w:rPr>
+              <w:t>HTTP</w:t>
+            </w:r>
+          </w:p>
+        </w:tc>
+        <w:tc>
+          <w:tcPr>
+            <w:tcW w:w="0" w:type="auto"/>
+            <w:vAlign w:val="center"/>
+            <w:hideMark/>
+          </w:tcPr>
+          <w:p>
+            <w:pPr>
+              <w:jc w:val="both"/>
+              <w:rPr>
+                <w:rFonts w:ascii="Times New Roman" w:hAnsi="Times New Roman" w:cs="Times New Roman"/>
+              </w:rPr>
+            </w:pPr>
+            <w:r>
+              <w:rPr>
+                <w:rFonts w:ascii="Times New Roman" w:hAnsi="Times New Roman" w:cs="Times New Roman"/>
+              </w:rPr>
+              <w:t>Website (not encrypted)</w:t>
+            </w:r>
+          </w:p>
+        </w:tc>
+      </w:tr>
+      <w:tr>
+        <w:trPr>
+          <w:tblCellSpacing w:w="15" w:type="dxa"/>
+        </w:trPr>
+        <w:tc>
+          <w:tcPr>
+            <w:tcW w:w="0" w:type="auto"/>
+            <w:vAlign w:val="center"/>
+            <w:hideMark/>
+          </w:tcPr>
+          <w:p>
+            <w:pPr>
+              <w:jc w:val="both"/>
+              <w:rPr>
+                <w:rFonts w:ascii="Times New Roman" w:hAnsi="Times New Roman" w:cs="Times New Roman"/>
+              </w:rPr>
+            </w:pPr>
+            <w:r>
+              <w:rPr>
+                <w:rFonts w:ascii="Times New Roman" w:hAnsi="Times New Roman" w:cs="Times New Roman"/>
+              </w:rPr>
+              <w:t>443</w:t>
+            </w:r>
+          </w:p>
+        </w:tc>
+        <w:tc>
+          <w:tcPr>
+            <w:tcW w:w="0" w:type="auto"/>
+            <w:vAlign w:val="center"/>
+            <w:hideMark/>
+          </w:tcPr>
+          <w:p>
+            <w:pPr>
+              <w:jc w:val="both"/>
+              <w:rPr>
+                <w:rFonts w:ascii="Times New Roman" w:hAnsi="Times New Roman" w:cs="Times New Roman"/>
+              </w:rPr>
+            </w:pPr>
+            <w:r>
+              <w:rPr>
+                <w:rFonts w:ascii="Times New Roman" w:hAnsi="Times New Roman" w:cs="Times New Roman"/>
+              </w:rPr>
+              <w:t>HTTPS</w:t>
+            </w:r>
+          </w:p>
+        </w:tc>
+        <w:tc>
+          <w:tcPr>
+            <w:tcW w:w="0" w:type="auto"/>
+            <w:vAlign w:val="center"/>
+            <w:hideMark/>
+          </w:tcPr>
+          <w:p>
+            <w:pPr>
+              <w:jc w:val="both"/>
+              <w:rPr>
+                <w:rFonts w:ascii="Times New Roman" w:hAnsi="Times New Roman" w:cs="Times New Roman"/>
+              </w:rPr>
+            </w:pPr>
+            <w:r>
+              <w:rPr>
+                <w:rFonts w:ascii="Times New Roman" w:hAnsi="Times New Roman" w:cs="Times New Roman"/>
+              </w:rPr>
+              <w:t>Secure website</w:t>
+            </w:r>
+          </w:p>
+        </w:tc>
+      </w:tr>
+      <w:tr>
+        <w:trPr>
+          <w:tblCellSpacing w:w="15" w:type="dxa"/>
+        </w:trPr>
+        <w:tc>
+          <w:tcPr>
+            <w:tcW w:w="0" w:type="auto"/>
+            <w:vAlign w:val="center"/>
+            <w:hideMark/>
+          </w:tcPr>
+          <w:p>
+            <w:pPr>
+              <w:jc w:val="both"/>
+              <w:rPr>
+                <w:rFonts w:ascii="Times New Roman" w:hAnsi="Times New Roman" w:cs="Times New Roman"/>
+              </w:rPr>
+            </w:pPr>
+            <w:r>
+              <w:rPr>
+                <w:rFonts w:ascii="Times New Roman" w:hAnsi="Times New Roman" w:cs="Times New Roman"/>
+              </w:rPr>
+              <w:t>3306</w:t>
+            </w:r>
+          </w:p>
+        </w:tc>
+        <w:tc>
+          <w:tcPr>
+            <w:tcW w:w="0" w:type="auto"/>
+            <w:vAlign w:val="center"/>
+            <w:hideMark/>
+          </w:tcPr>
+          <w:p>
+            <w:pPr>
+              <w:jc w:val="both"/>
+              <w:rPr>
+                <w:rFonts w:ascii="Times New Roman" w:hAnsi="Times New Roman" w:cs="Times New Roman"/>
+              </w:rPr>
+            </w:pPr>
+            <w:r>
+              <w:rPr>
+                <w:rFonts w:ascii="Times New Roman" w:hAnsi="Times New Roman" w:cs="Times New Roman"/>
+              </w:rPr>
+              <w:t>MySQL</w:t>
+            </w:r>
+          </w:p>
+        </w:tc>
+        <w:tc>
+          <w:tcPr>
+            <w:tcW w:w="0" w:type="auto"/>
+            <w:vAlign w:val="center"/>
+            <w:hideMark/>
+          </w:tcPr>
+          <w:p>
+            <w:pPr>
+              <w:jc w:val="both"/>
+              <w:rPr>
+                <w:rFonts w:ascii="Times New Roman" w:hAnsi="Times New Roman" w:cs="Times New Roman"/>
+              </w:rPr>
+            </w:pPr>
+            <w:r>
+              <w:rPr>
+                <w:rFonts w:ascii="Times New Roman" w:hAnsi="Times New Roman" w:cs="Times New Roman"/>
+              </w:rPr>
+              <w:t>Database access</w:t>
+            </w:r>
+          </w:p>
+        </w:tc>
+      </w:tr>
+      <w:tr>
+        <w:trPr>
+          <w:tblCellSpacing w:w="15" w:type="dxa"/>
+        </w:trPr>
+        <w:tc>
+          <w:tcPr>
+            <w:tcW w:w="0" w:type="auto"/>
+            <w:vAlign w:val="center"/>
+            <w:hideMark/>
+          </w:tcPr>
+          <w:p>
+            <w:pPr>
+              <w:jc w:val="both"/>
+              <w:rPr>
+                <w:rFonts w:ascii="Times New Roman" w:hAnsi="Times New Roman" w:cs="Times New Roman"/>
+              </w:rPr>
+            </w:pPr>
+            <w:r>
+              <w:rPr>
+                <w:rFonts w:ascii="Times New Roman" w:hAnsi="Times New Roman" w:cs="Times New Roman"/>
+              </w:rPr>
+              <w:t>5432</w:t>
+            </w:r>
+          </w:p>
+        </w:tc>
+        <w:tc>
+          <w:tcPr>
+            <w:tcW w:w="0" w:type="auto"/>
+            <w:vAlign w:val="center"/>
+            <w:hideMark/>
+          </w:tcPr>
+          <w:p>
+            <w:pPr>
+              <w:jc w:val="both"/>
+              <w:rPr>
+                <w:rFonts w:ascii="Times New Roman" w:hAnsi="Times New Roman" w:cs="Times New Roman"/>
+              </w:rPr>
+            </w:pPr>
+            <w:r>
+              <w:rPr>
+                <w:rFonts w:ascii="Times New Roman" w:hAnsi="Times New Roman" w:cs="Times New Roman"/>
+              </w:rPr>
+              <w:t>PostgreSQL</w:t>
+            </w:r>
+          </w:p>
+        </w:tc>
+        <w:tc>
+          <w:tcPr>
+            <w:tcW w:w="0" w:type="auto"/>
+            <w:vAlign w:val="center"/>
+            <w:hideMark/>
+          </w:tcPr>
+          <w:p>
+            <w:pPr>
+              <w:jc w:val="both"/>
+              <w:rPr>
+                <w:rFonts w:ascii="Times New Roman" w:hAnsi="Times New Roman" w:cs="Times New Roman"/>
+              </w:rPr>
+            </w:pPr>
+            <w:r>
+              <w:rPr>
+                <w:rFonts w:ascii="Times New Roman" w:hAnsi="Times New Roman" w:cs="Times New Roman"/>
+              </w:rPr>
+              <w:t>Database access</w:t>
+            </w:r>
+          </w:p>
+        </w:tc>
+      </w:tr>
+      <w:tr>
+        <w:trPr>
+          <w:tblCellSpacing w:w="15" w:type="dxa"/>
+        </w:trPr>
+        <w:tc>
+          <w:tcPr>
+            <w:tcW w:w="0" w:type="auto"/>
+            <w:vAlign w:val="center"/>
+            <w:hideMark/>
+          </w:tcPr>
+          <w:p>
+            <w:pPr>
+              <w:jc w:val="both"/>
+              <w:rPr>
+                <w:rFonts w:ascii="Times New Roman" w:hAnsi="Times New Roman" w:cs="Times New Roman"/>
+              </w:rPr>
+            </w:pPr>
+            <w:r>
+              <w:rPr>
+                <w:rFonts w:ascii="Times New Roman" w:hAnsi="Times New Roman" w:cs="Times New Roman"/>
+              </w:rPr>
+              <w:t>3389</w:t>
+            </w:r>
+          </w:p>
+        </w:tc>
+        <w:tc>
+          <w:tcPr>
+            <w:tcW w:w="0" w:type="auto"/>
+            <w:vAlign w:val="center"/>
+            <w:hideMark/>
+          </w:tcPr>
+          <w:p>
+            <w:pPr>
+              <w:jc w:val="both"/>
+              <w:rPr>
+                <w:rFonts w:ascii="Times New Roman" w:hAnsi="Times New Roman" w:cs="Times New Roman"/>
+              </w:rPr>
+            </w:pPr>
+            <w:r>
+              <w:rPr>
+                <w:rFonts w:ascii="Times New Roman" w:hAnsi="Times New Roman" w:cs="Times New Roman"/>
+              </w:rPr>
+              <w:t>RDP</w:t>
+            </w:r>
+          </w:p>
+        </w:tc>
+        <w:tc>
+          <w:tcPr>
+            <w:tcW w:w="0" w:type="auto"/>
+            <w:vAlign w:val="center"/>
+            <w:hideMark/>
+          </w:tcPr>
+          <w:p>
+            <w:pPr>
+              <w:jc w:val="both"/>
+              <w:rPr>
+                <w:rFonts w:ascii="Times New Roman" w:hAnsi="Times New Roman" w:cs="Times New Roman"/>
+              </w:rPr>
+            </w:pPr>
+            <w:r>
+              <w:rPr>
+                <w:rFonts w:ascii="Times New Roman" w:hAnsi="Times New Roman" w:cs="Times New Roman"/>
+              </w:rPr>
+              <w:t>Remote Desktop for Windows</w:t>
+            </w:r>
+          </w:p>
+        </w:tc>
+      </w:tr>
+    </w:tbl>
+    <w:p>
+      <w:pPr>
+        <w:jc w:val="both"/>
+        <w:rPr>
+          <w:rFonts w:ascii="Times New Roman" w:hAnsi="Times New Roman" w:cs="Times New Roman"/>
+        </w:rPr>
+      </w:pPr>
+      <w:r>
+        <w:rPr>
+          <w:rFonts w:ascii="Times New Roman" w:hAnsi="Times New Roman" w:cs="Times New Roman"/>
+        </w:rPr>
+        <w:pict w14:anchorId="60EB83EB">
+          <v:rect id="_x0000_i1135" style="width:0;height:1.5pt" o:hralign="center" o:hrstd="t" o:hr="t" fillcolor="#a0a0a0" stroked="f"/>
+        </w:pict>
+      </w:r>
+    </w:p>
+    <w:p>
+      <w:pPr>
+        <w:jc w:val="both"/>
+        <w:rPr>
+          <w:rFonts w:ascii="Times New Roman" w:hAnsi="Times New Roman" w:cs="Times New Roman"/>
+          <w:b/>
+          <w:bCs/>
+        </w:rPr>
+      </w:pPr>
+      <w:r>
+        <w:rPr>
+          <w:rFonts w:ascii="Times New Roman" w:hAnsi="Times New Roman" w:cs="Times New Roman"/>
+          <w:b/>
+          <w:bCs/>
+        </w:rPr>
+        <w:t>Best Practices</w:t>
+      </w:r>
+    </w:p>
+    <w:p>
+      <w:pPr>
+        <w:numPr>
+          <w:ilvl w:val="0"/>
+          <w:numId w:val="44"/>
+        </w:numPr>
+        <w:jc w:val="both"/>
+        <w:rPr>
+          <w:rFonts w:ascii="Times New Roman" w:hAnsi="Times New Roman" w:cs="Times New Roman"/>
+        </w:rPr>
+      </w:pPr>
+      <w:r>
+        <w:rPr>
+          <w:rFonts w:ascii="Segoe UI Emoji" w:hAnsi="Segoe UI Emoji" w:cs="Segoe UI Emoji"/>
+        </w:rPr>
+        <w:t>✅</w:t>
+      </w:r>
+      <w:r>
+        <w:rPr>
+          <w:rFonts w:ascii="Times New Roman" w:hAnsi="Times New Roman" w:cs="Times New Roman"/>
+        </w:rPr>
+        <w:t xml:space="preserve"> Allow SSH (22) only from </w:t>
+      </w:r>
+      <w:r>
+        <w:rPr>
+          <w:rFonts w:ascii="Times New Roman" w:hAnsi="Times New Roman" w:cs="Times New Roman"/>
+          <w:b/>
+          <w:bCs/>
+        </w:rPr>
+        <w:t>your public IP</w:t>
+      </w:r>
+      <w:r>
+        <w:rPr>
+          <w:rFonts w:ascii="Times New Roman" w:hAnsi="Times New Roman" w:cs="Times New Roman"/>
+        </w:rPr>
+        <w:t xml:space="preserve">, not from everywhere. </w:t>
+      </w:r>
+    </w:p>
+    <w:p>
+      <w:pPr>
+        <w:numPr>
+          <w:ilvl w:val="0"/>
+          <w:numId w:val="44"/>
+        </w:numPr>
+        <w:jc w:val="both"/>
+        <w:rPr>
+          <w:rFonts w:ascii="Times New Roman" w:hAnsi="Times New Roman" w:cs="Times New Roman"/>
+        </w:rPr>
+      </w:pPr>
+      <w:r>
+        <w:rPr>
+          <w:rFonts w:ascii="Segoe UI Emoji" w:hAnsi="Segoe UI Emoji" w:cs="Segoe UI Emoji"/>
+        </w:rPr>
+        <w:t>✅</w:t>
+      </w:r>
+      <w:r>
+        <w:rPr>
+          <w:rFonts w:ascii="Times New Roman" w:hAnsi="Times New Roman" w:cs="Times New Roman"/>
+        </w:rPr>
+        <w:t xml:space="preserve"> Allow HTTP (80) and HTTPS (443) only if you're hosting a web application. </w:t>
+      </w:r>
+    </w:p>
+    <w:p>
+      <w:pPr>
+        <w:numPr>
+          <w:ilvl w:val="0"/>
+          <w:numId w:val="44"/>
+        </w:numPr>
+        <w:jc w:val="both"/>
+        <w:rPr>
+          <w:rFonts w:ascii="Times New Roman" w:hAnsi="Times New Roman" w:cs="Times New Roman"/>
+        </w:rPr>
+      </w:pPr>
+      <w:r>
+        <w:rPr>
+          <w:rFonts w:ascii="Segoe UI Emoji" w:hAnsi="Segoe UI Emoji" w:cs="Segoe UI Emoji"/>
+        </w:rPr>
+        <w:t>✅</w:t>
+      </w:r>
+      <w:r>
+        <w:rPr>
+          <w:rFonts w:ascii="Times New Roman" w:hAnsi="Times New Roman" w:cs="Times New Roman"/>
+        </w:rPr>
+        <w:t xml:space="preserve"> Follow the </w:t>
+      </w:r>
+      <w:r>
+        <w:rPr>
+          <w:rFonts w:ascii="Times New Roman" w:hAnsi="Times New Roman" w:cs="Times New Roman"/>
+          <w:b/>
+          <w:bCs/>
+        </w:rPr>
+        <w:t>principle of least privilege</w:t>
+      </w:r>
+      <w:r>
+        <w:rPr>
+          <w:rFonts w:ascii="Times New Roman" w:hAnsi="Times New Roman" w:cs="Times New Roman"/>
+        </w:rPr>
+        <w:t xml:space="preserve">—open only the ports that are required. </w:t>
+      </w:r>
+    </w:p>
+    <w:p>
+      <w:pPr>
+        <w:numPr>
+          <w:ilvl w:val="0"/>
+          <w:numId w:val="44"/>
+        </w:numPr>
+        <w:jc w:val="both"/>
+        <w:rPr>
+          <w:rFonts w:ascii="Times New Roman" w:hAnsi="Times New Roman" w:cs="Times New Roman"/>
+        </w:rPr>
+      </w:pPr>
+      <w:r>
+        <w:rPr>
+          <w:rFonts w:ascii="Segoe UI Emoji" w:hAnsi="Segoe UI Emoji" w:cs="Segoe UI Emoji"/>
+        </w:rPr>
+        <w:t>✅</w:t>
+      </w:r>
+      <w:r>
+        <w:rPr>
+          <w:rFonts w:ascii="Times New Roman" w:hAnsi="Times New Roman" w:cs="Times New Roman"/>
+        </w:rPr>
+        <w:t xml:space="preserve"> Remove unused rules regularly. </w:t>
+      </w:r>
+    </w:p>
+    <w:p>
+      <w:pPr>
+        <w:numPr>
+          <w:ilvl w:val="0"/>
+          <w:numId w:val="44"/>
+        </w:numPr>
+        <w:jc w:val="both"/>
+        <w:rPr>
+          <w:rFonts w:ascii="Times New Roman" w:hAnsi="Times New Roman" w:cs="Times New Roman"/>
+        </w:rPr>
+      </w:pPr>
+      <w:r>
+        <w:rPr>
+          <w:rFonts w:ascii="Segoe UI Emoji" w:hAnsi="Segoe UI Emoji" w:cs="Segoe UI Emoji"/>
+        </w:rPr>
+        <w:t>✅</w:t>
+      </w:r>
+      <w:r>
+        <w:rPr>
+          <w:rFonts w:ascii="Times New Roman" w:hAnsi="Times New Roman" w:cs="Times New Roman"/>
+        </w:rPr>
+        <w:t xml:space="preserve"> Use separate Security Groups for web servers, application servers, and databases. </w:t>
+      </w:r>
+    </w:p>
+    <w:p>
+      <w:pPr>
+        <w:jc w:val="both"/>
+        <w:rPr>
+          <w:rFonts w:ascii="Times New Roman" w:hAnsi="Times New Roman" w:cs="Times New Roman"/>
+        </w:rPr>
+      </w:pPr>
+      <w:r>
+        <w:rPr>
+          <w:rFonts w:ascii="Times New Roman" w:hAnsi="Times New Roman" w:cs="Times New Roman"/>
+        </w:rPr>
+        <w:pict w14:anchorId="4630BB51">
+          <v:rect id="_x0000_i1136" style="width:0;height:1.5pt" o:hralign="center" o:hrstd="t" o:hr="t" fillcolor="#a0a0a0" stroked="f"/>
+        </w:pict>
+      </w:r>
+    </w:p>
+    <w:p>
+      <w:pPr>
+        <w:jc w:val="both"/>
+        <w:rPr>
+          <w:rFonts w:ascii="Times New Roman" w:hAnsi="Times New Roman" w:cs="Times New Roman"/>
+          <w:b/>
+          <w:bCs/>
+        </w:rPr>
+      </w:pPr>
+      <w:r>
+        <w:rPr>
+          <w:rFonts w:ascii="Times New Roman" w:hAnsi="Times New Roman" w:cs="Times New Roman"/>
+          <w:b/>
+          <w:bCs/>
+        </w:rPr>
+        <w:t>Interview Questions</w:t>
+      </w:r>
+    </w:p>
+    <w:p>
+      <w:pPr>
+        <w:jc w:val="both"/>
+        <w:rPr>
+          <w:rFonts w:ascii="Times New Roman" w:hAnsi="Times New Roman" w:cs="Times New Roman"/>
+          <w:b/>
+          <w:bCs/>
+        </w:rPr>
+      </w:pPr>
+      <w:r>
+        <w:rPr>
+          <w:rFonts w:ascii="Times New Roman" w:hAnsi="Times New Roman" w:cs="Times New Roman"/>
+          <w:b/>
+          <w:bCs/>
+        </w:rPr>
+        <w:t>1. What is a Security Group?</w:t>
+      </w:r>
+    </w:p>
+    <w:p>
+      <w:pPr>
+        <w:jc w:val="both"/>
+        <w:rPr>
+          <w:rFonts w:ascii="Times New Roman" w:hAnsi="Times New Roman" w:cs="Times New Roman"/>
+        </w:rPr>
+      </w:pPr>
+      <w:r>
+        <w:rPr>
+          <w:rFonts w:ascii="Times New Roman" w:hAnsi="Times New Roman" w:cs="Times New Roman"/>
+        </w:rPr>
+        <w:t xml:space="preserve">A Security Group is a </w:t>
+      </w:r>
+      <w:r>
+        <w:rPr>
+          <w:rFonts w:ascii="Times New Roman" w:hAnsi="Times New Roman" w:cs="Times New Roman"/>
+          <w:b/>
+          <w:bCs/>
+        </w:rPr>
+        <w:t>stateful virtual firewall</w:t>
+      </w:r>
+      <w:r>
+        <w:rPr>
+          <w:rFonts w:ascii="Times New Roman" w:hAnsi="Times New Roman" w:cs="Times New Roman"/>
+        </w:rPr>
+        <w:t xml:space="preserve"> that controls inbound and outbound traffic for an EC2 instance.</w:t>
+      </w:r>
+    </w:p>
+    <w:p>
+      <w:pPr>
+        <w:jc w:val="both"/>
+        <w:rPr>
+          <w:rFonts w:ascii="Times New Roman" w:hAnsi="Times New Roman" w:cs="Times New Roman"/>
+        </w:rPr>
+      </w:pPr>
+      <w:r>
+        <w:rPr>
+          <w:rFonts w:ascii="Times New Roman" w:hAnsi="Times New Roman" w:cs="Times New Roman"/>
+        </w:rPr>
+        <w:pict w14:anchorId="568EF04F">
+          <v:rect id="_x0000_i1137" style="width:0;height:1.5pt" o:hralign="center" o:hrstd="t" o:hr="t" fillcolor="#a0a0a0" stroked="f"/>
+        </w:pict>
+      </w:r>
+    </w:p>
+    <w:p>
+      <w:pPr>
+        <w:jc w:val="both"/>
+        <w:rPr>
+          <w:rFonts w:ascii="Times New Roman" w:hAnsi="Times New Roman" w:cs="Times New Roman"/>
+          <w:b/>
+          <w:bCs/>
+        </w:rPr>
+      </w:pPr>
+      <w:r>
+        <w:rPr>
+          <w:rFonts w:ascii="Times New Roman" w:hAnsi="Times New Roman" w:cs="Times New Roman"/>
+          <w:b/>
+          <w:bCs/>
+        </w:rPr>
+        <w:t>2. Is a Security Group stateful or stateless?</w:t>
+      </w:r>
+    </w:p>
+    <w:p>
+      <w:pPr>
+        <w:jc w:val="both"/>
+        <w:rPr>
+          <w:rFonts w:ascii="Times New Roman" w:hAnsi="Times New Roman" w:cs="Times New Roman"/>
+        </w:rPr>
+      </w:pPr>
+      <w:r>
+        <w:rPr>
+          <w:rFonts w:ascii="Times New Roman" w:hAnsi="Times New Roman" w:cs="Times New Roman"/>
+          <w:b/>
+          <w:bCs/>
+        </w:rPr>
+        <w:t>Stateful.</w:t>
+      </w:r>
+    </w:p>
+    <w:p>
+      <w:pPr>
+        <w:jc w:val="both"/>
+        <w:rPr>
+          <w:rFonts w:ascii="Times New Roman" w:hAnsi="Times New Roman" w:cs="Times New Roman"/>
+        </w:rPr>
+      </w:pPr>
+      <w:r>
+        <w:rPr>
+          <w:rFonts w:ascii="Times New Roman" w:hAnsi="Times New Roman" w:cs="Times New Roman"/>
+        </w:rPr>
+        <w:lastRenderedPageBreak/>
+        <w:t>If inbound traffic is allowed, the return traffic is automatically allowed.</w:t>
+      </w:r>
+    </w:p>
+    <w:p>
+      <w:pPr>
+        <w:jc w:val="both"/>
+        <w:rPr>
+          <w:rFonts w:ascii="Times New Roman" w:hAnsi="Times New Roman" w:cs="Times New Roman"/>
+        </w:rPr>
+      </w:pPr>
+      <w:r>
+        <w:rPr>
+          <w:rFonts w:ascii="Times New Roman" w:hAnsi="Times New Roman" w:cs="Times New Roman"/>
+        </w:rPr>
+        <w:pict w14:anchorId="44A5F764">
+          <v:rect id="_x0000_i1138" style="width:0;height:1.5pt" o:hralign="center" o:hrstd="t" o:hr="t" fillcolor="#a0a0a0" stroked="f"/>
+        </w:pict>
+      </w:r>
+    </w:p>
+    <w:p>
+      <w:pPr>
+        <w:jc w:val="both"/>
+        <w:rPr>
+          <w:rFonts w:ascii="Times New Roman" w:hAnsi="Times New Roman" w:cs="Times New Roman"/>
+          <w:b/>
+          <w:bCs/>
+        </w:rPr>
+      </w:pPr>
+      <w:r>
+        <w:rPr>
+          <w:rFonts w:ascii="Times New Roman" w:hAnsi="Times New Roman" w:cs="Times New Roman"/>
+          <w:b/>
+          <w:bCs/>
+        </w:rPr>
+        <w:t xml:space="preserve">3. Can Security Groups </w:t>
+      </w:r>
+      <w:proofErr w:type="gramStart"/>
+      <w:r>
+        <w:rPr>
+          <w:rFonts w:ascii="Times New Roman" w:hAnsi="Times New Roman" w:cs="Times New Roman"/>
+          <w:b/>
+          <w:bCs/>
+        </w:rPr>
+        <w:t>have</w:t>
+      </w:r>
+      <w:proofErr w:type="gramEnd"/>
+      <w:r>
+        <w:rPr>
+          <w:rFonts w:ascii="Times New Roman" w:hAnsi="Times New Roman" w:cs="Times New Roman"/>
+          <w:b/>
+          <w:bCs/>
+        </w:rPr>
+        <w:t xml:space="preserve"> Deny rules?</w:t>
+      </w:r>
+    </w:p>
+    <w:p>
+      <w:pPr>
+        <w:jc w:val="both"/>
+        <w:rPr>
+          <w:rFonts w:ascii="Times New Roman" w:hAnsi="Times New Roman" w:cs="Times New Roman"/>
+        </w:rPr>
+      </w:pPr>
+      <w:r>
+        <w:rPr>
+          <w:rFonts w:ascii="Times New Roman" w:hAnsi="Times New Roman" w:cs="Times New Roman"/>
+        </w:rPr>
+        <w:t>No.</w:t>
+      </w:r>
+    </w:p>
+    <w:p>
+      <w:pPr>
+        <w:jc w:val="both"/>
+        <w:rPr>
+          <w:rFonts w:ascii="Times New Roman" w:hAnsi="Times New Roman" w:cs="Times New Roman"/>
+        </w:rPr>
+      </w:pPr>
+      <w:r>
+        <w:rPr>
+          <w:rFonts w:ascii="Times New Roman" w:hAnsi="Times New Roman" w:cs="Times New Roman"/>
+        </w:rPr>
+        <w:t xml:space="preserve">They support </w:t>
+      </w:r>
+      <w:r>
+        <w:rPr>
+          <w:rFonts w:ascii="Times New Roman" w:hAnsi="Times New Roman" w:cs="Times New Roman"/>
+          <w:b/>
+          <w:bCs/>
+        </w:rPr>
+        <w:t>Allow rules only</w:t>
+      </w:r>
+      <w:r>
+        <w:rPr>
+          <w:rFonts w:ascii="Times New Roman" w:hAnsi="Times New Roman" w:cs="Times New Roman"/>
+        </w:rPr>
+        <w:t>.</w:t>
+      </w:r>
+    </w:p>
+    <w:p>
+      <w:pPr>
+        <w:jc w:val="both"/>
+        <w:rPr>
+          <w:rFonts w:ascii="Times New Roman" w:hAnsi="Times New Roman" w:cs="Times New Roman"/>
+        </w:rPr>
+      </w:pPr>
+      <w:r>
+        <w:rPr>
+          <w:rFonts w:ascii="Times New Roman" w:hAnsi="Times New Roman" w:cs="Times New Roman"/>
+        </w:rPr>
+        <w:pict w14:anchorId="2E10985D">
+          <v:rect id="_x0000_i1139" style="width:0;height:1.5pt" o:hralign="center" o:hrstd="t" o:hr="t" fillcolor="#a0a0a0" stroked="f"/>
+        </w:pict>
+      </w:r>
+    </w:p>
+    <w:p>
+      <w:pPr>
+        <w:jc w:val="both"/>
+        <w:rPr>
+          <w:rFonts w:ascii="Times New Roman" w:hAnsi="Times New Roman" w:cs="Times New Roman"/>
+          <w:b/>
+          <w:bCs/>
+        </w:rPr>
+      </w:pPr>
+      <w:r>
+        <w:rPr>
+          <w:rFonts w:ascii="Times New Roman" w:hAnsi="Times New Roman" w:cs="Times New Roman"/>
+          <w:b/>
+          <w:bCs/>
+        </w:rPr>
+        <w:t>4. What is the difference between Inbound and Outbound rules?</w:t>
+      </w:r>
+    </w:p>
+    <w:p>
+      <w:pPr>
+        <w:numPr>
+          <w:ilvl w:val="0"/>
+          <w:numId w:val="45"/>
+        </w:numPr>
+        <w:jc w:val="both"/>
+        <w:rPr>
+          <w:rFonts w:ascii="Times New Roman" w:hAnsi="Times New Roman" w:cs="Times New Roman"/>
+        </w:rPr>
+      </w:pPr>
+      <w:r>
+        <w:rPr>
+          <w:rFonts w:ascii="Times New Roman" w:hAnsi="Times New Roman" w:cs="Times New Roman"/>
+          <w:b/>
+          <w:bCs/>
+        </w:rPr>
+        <w:t>Inbound</w:t>
+      </w:r>
+      <w:r>
+        <w:rPr>
+          <w:rFonts w:ascii="Times New Roman" w:hAnsi="Times New Roman" w:cs="Times New Roman"/>
+        </w:rPr>
+        <w:t xml:space="preserve">: Controls traffic coming </w:t>
+      </w:r>
+      <w:r>
+        <w:rPr>
+          <w:rFonts w:ascii="Times New Roman" w:hAnsi="Times New Roman" w:cs="Times New Roman"/>
+          <w:b/>
+          <w:bCs/>
+        </w:rPr>
+        <w:t>into</w:t>
+      </w:r>
+      <w:r>
+        <w:rPr>
+          <w:rFonts w:ascii="Times New Roman" w:hAnsi="Times New Roman" w:cs="Times New Roman"/>
+        </w:rPr>
+        <w:t xml:space="preserve"> the EC2 instance. </w:t>
+      </w:r>
+    </w:p>
+    <w:p>
+      <w:pPr>
+        <w:numPr>
+          <w:ilvl w:val="0"/>
+          <w:numId w:val="45"/>
+        </w:numPr>
+        <w:jc w:val="both"/>
+        <w:rPr>
+          <w:rFonts w:ascii="Times New Roman" w:hAnsi="Times New Roman" w:cs="Times New Roman"/>
+        </w:rPr>
+      </w:pPr>
+      <w:r>
+        <w:rPr>
+          <w:rFonts w:ascii="Times New Roman" w:hAnsi="Times New Roman" w:cs="Times New Roman"/>
+          <w:b/>
+          <w:bCs/>
+        </w:rPr>
+        <w:t>Outbound</w:t>
+      </w:r>
+      <w:r>
+        <w:rPr>
+          <w:rFonts w:ascii="Times New Roman" w:hAnsi="Times New Roman" w:cs="Times New Roman"/>
+        </w:rPr>
+        <w:t xml:space="preserve">: Controls traffic going </w:t>
+      </w:r>
+      <w:r>
+        <w:rPr>
+          <w:rFonts w:ascii="Times New Roman" w:hAnsi="Times New Roman" w:cs="Times New Roman"/>
+          <w:b/>
+          <w:bCs/>
+        </w:rPr>
+        <w:t>out from</w:t>
+      </w:r>
+      <w:r>
+        <w:rPr>
+          <w:rFonts w:ascii="Times New Roman" w:hAnsi="Times New Roman" w:cs="Times New Roman"/>
+        </w:rPr>
+        <w:t xml:space="preserve"> the EC2 instance. </w:t>
+      </w:r>
+    </w:p>
+    <w:p>
+      <w:pPr>
+        <w:jc w:val="both"/>
+        <w:rPr>
+          <w:rFonts w:ascii="Times New Roman" w:hAnsi="Times New Roman" w:cs="Times New Roman"/>
+        </w:rPr>
+      </w:pPr>
+      <w:r>
+        <w:rPr>
+          <w:rFonts w:ascii="Times New Roman" w:hAnsi="Times New Roman" w:cs="Times New Roman"/>
+        </w:rPr>
+        <w:pict w14:anchorId="4DB1E3E1">
+          <v:rect id="_x0000_i1140" style="width:0;height:1.5pt" o:hralign="center" o:hrstd="t" o:hr="t" fillcolor="#a0a0a0" stroked="f"/>
+        </w:pict>
+      </w:r>
+    </w:p>
+    <w:p>
+      <w:pPr>
+        <w:jc w:val="both"/>
+        <w:rPr>
+          <w:rFonts w:ascii="Times New Roman" w:hAnsi="Times New Roman" w:cs="Times New Roman"/>
+          <w:b/>
+          <w:bCs/>
+        </w:rPr>
+      </w:pPr>
+      <w:r>
+        <w:rPr>
+          <w:rFonts w:ascii="Times New Roman" w:hAnsi="Times New Roman" w:cs="Times New Roman"/>
+          <w:b/>
+          <w:bCs/>
+        </w:rPr>
+        <w:t>5. Why do we open port 22?</w:t>
+      </w:r>
+    </w:p>
+    <w:p>
+      <w:pPr>
+        <w:jc w:val="both"/>
+        <w:rPr>
+          <w:rFonts w:ascii="Times New Roman" w:hAnsi="Times New Roman" w:cs="Times New Roman"/>
+        </w:rPr>
+      </w:pPr>
+      <w:r>
+        <w:rPr>
+          <w:rFonts w:ascii="Times New Roman" w:hAnsi="Times New Roman" w:cs="Times New Roman"/>
+        </w:rPr>
+        <w:t xml:space="preserve">Port </w:t>
+      </w:r>
+      <w:r>
+        <w:rPr>
+          <w:rFonts w:ascii="Times New Roman" w:hAnsi="Times New Roman" w:cs="Times New Roman"/>
+          <w:b/>
+          <w:bCs/>
+        </w:rPr>
+        <w:t>22</w:t>
+      </w:r>
+      <w:r>
+        <w:rPr>
+          <w:rFonts w:ascii="Times New Roman" w:hAnsi="Times New Roman" w:cs="Times New Roman"/>
+        </w:rPr>
+        <w:t xml:space="preserve"> is used for </w:t>
+      </w:r>
+      <w:r>
+        <w:rPr>
+          <w:rFonts w:ascii="Times New Roman" w:hAnsi="Times New Roman" w:cs="Times New Roman"/>
+          <w:b/>
+          <w:bCs/>
+        </w:rPr>
+        <w:t>SSH</w:t>
+      </w:r>
+      <w:r>
+        <w:rPr>
+          <w:rFonts w:ascii="Times New Roman" w:hAnsi="Times New Roman" w:cs="Times New Roman"/>
+        </w:rPr>
+        <w:t>, allowing secure remote login to Linux servers.</w:t>
+      </w:r>
+    </w:p>
+    <w:p>
+      <w:pPr>
+        <w:jc w:val="both"/>
+        <w:rPr>
+          <w:rFonts w:ascii="Times New Roman" w:hAnsi="Times New Roman" w:cs="Times New Roman"/>
+        </w:rPr>
+      </w:pPr>
+      <w:r>
+        <w:rPr>
+          <w:rFonts w:ascii="Times New Roman" w:hAnsi="Times New Roman" w:cs="Times New Roman"/>
+        </w:rPr>
+        <w:pict w14:anchorId="3C7FFC24">
+          <v:rect id="_x0000_i1141" style="width:0;height:1.5pt" o:hralign="center" o:hrstd="t" o:hr="t" fillcolor="#a0a0a0" stroked="f"/>
+        </w:pict>
+      </w:r>
+    </w:p>
+    <w:p>
+      <w:pPr>
+        <w:jc w:val="both"/>
+        <w:rPr>
+          <w:rFonts w:ascii="Times New Roman" w:hAnsi="Times New Roman" w:cs="Times New Roman"/>
+          <w:b/>
+          <w:bCs/>
+        </w:rPr>
+      </w:pPr>
+      <w:r>
+        <w:rPr>
+          <w:rFonts w:ascii="Times New Roman" w:hAnsi="Times New Roman" w:cs="Times New Roman"/>
+          <w:b/>
+          <w:bCs/>
+        </w:rPr>
+        <w:t>6. Why do we open port 80?</w:t>
+      </w:r>
+    </w:p>
+    <w:p>
+      <w:pPr>
+        <w:jc w:val="both"/>
+        <w:rPr>
+          <w:rFonts w:ascii="Times New Roman" w:hAnsi="Times New Roman" w:cs="Times New Roman"/>
+        </w:rPr>
+      </w:pPr>
+      <w:r>
+        <w:rPr>
+          <w:rFonts w:ascii="Times New Roman" w:hAnsi="Times New Roman" w:cs="Times New Roman"/>
+        </w:rPr>
+        <w:t xml:space="preserve">Port </w:t>
+      </w:r>
+      <w:r>
+        <w:rPr>
+          <w:rFonts w:ascii="Times New Roman" w:hAnsi="Times New Roman" w:cs="Times New Roman"/>
+          <w:b/>
+          <w:bCs/>
+        </w:rPr>
+        <w:t>80</w:t>
+      </w:r>
+      <w:r>
+        <w:rPr>
+          <w:rFonts w:ascii="Times New Roman" w:hAnsi="Times New Roman" w:cs="Times New Roman"/>
+        </w:rPr>
+        <w:t xml:space="preserve"> is used for </w:t>
+      </w:r>
+      <w:r>
+        <w:rPr>
+          <w:rFonts w:ascii="Times New Roman" w:hAnsi="Times New Roman" w:cs="Times New Roman"/>
+          <w:b/>
+          <w:bCs/>
+        </w:rPr>
+        <w:t>HTTP</w:t>
+      </w:r>
+      <w:r>
+        <w:rPr>
+          <w:rFonts w:ascii="Times New Roman" w:hAnsi="Times New Roman" w:cs="Times New Roman"/>
+        </w:rPr>
+        <w:t>, allowing users to access a website over the internet.</w:t>
+      </w:r>
+    </w:p>
+    <w:p>
+      <w:pPr>
+        <w:jc w:val="both"/>
+        <w:rPr>
+          <w:rFonts w:ascii="Times New Roman" w:hAnsi="Times New Roman" w:cs="Times New Roman"/>
+        </w:rPr>
+      </w:pPr>
+      <w:r>
+        <w:rPr>
+          <w:rFonts w:ascii="Times New Roman" w:hAnsi="Times New Roman" w:cs="Times New Roman"/>
+        </w:rPr>
+        <w:pict w14:anchorId="14F8BCE9">
+          <v:rect id="_x0000_i1142" style="width:0;height:1.5pt" o:hralign="center" o:hrstd="t" o:hr="t" fillcolor="#a0a0a0" stroked="f"/>
+        </w:pict>
+      </w:r>
+    </w:p>
+    <w:p>
+      <w:pPr>
+        <w:jc w:val="both"/>
+        <w:rPr>
+          <w:rFonts w:ascii="Times New Roman" w:hAnsi="Times New Roman" w:cs="Times New Roman"/>
+          <w:b/>
+          <w:bCs/>
+        </w:rPr>
+      </w:pPr>
+      <w:r>
+        <w:rPr>
+          <w:rFonts w:ascii="Times New Roman" w:hAnsi="Times New Roman" w:cs="Times New Roman"/>
+          <w:b/>
+          <w:bCs/>
+        </w:rPr>
+        <w:t>Quick Revision (1 Minute)</w:t>
+      </w:r>
+    </w:p>
+    <w:p>
+      <w:pPr>
+        <w:numPr>
+          <w:ilvl w:val="0"/>
+          <w:numId w:val="46"/>
+        </w:numPr>
+        <w:jc w:val="both"/>
+        <w:rPr>
+          <w:rFonts w:ascii="Times New Roman" w:hAnsi="Times New Roman" w:cs="Times New Roman"/>
+        </w:rPr>
+      </w:pPr>
+      <w:r>
+        <w:rPr>
+          <w:rFonts w:ascii="Times New Roman" w:hAnsi="Times New Roman" w:cs="Times New Roman"/>
+        </w:rPr>
+        <w:t xml:space="preserve">Security Group = Virtual firewall for EC2. </w:t>
+      </w:r>
+    </w:p>
+    <w:p>
+      <w:pPr>
+        <w:numPr>
+          <w:ilvl w:val="0"/>
+          <w:numId w:val="46"/>
+        </w:numPr>
+        <w:jc w:val="both"/>
+        <w:rPr>
+          <w:rFonts w:ascii="Times New Roman" w:hAnsi="Times New Roman" w:cs="Times New Roman"/>
+        </w:rPr>
+      </w:pPr>
+      <w:r>
+        <w:rPr>
+          <w:rFonts w:ascii="Times New Roman" w:hAnsi="Times New Roman" w:cs="Times New Roman"/>
+        </w:rPr>
+        <w:t xml:space="preserve">Instance-level protection. </w:t>
+      </w:r>
+    </w:p>
+    <w:p>
+      <w:pPr>
+        <w:numPr>
+          <w:ilvl w:val="0"/>
+          <w:numId w:val="46"/>
+        </w:numPr>
+        <w:jc w:val="both"/>
+        <w:rPr>
+          <w:rFonts w:ascii="Times New Roman" w:hAnsi="Times New Roman" w:cs="Times New Roman"/>
+        </w:rPr>
+      </w:pPr>
+      <w:r>
+        <w:rPr>
+          <w:rFonts w:ascii="Times New Roman" w:hAnsi="Times New Roman" w:cs="Times New Roman"/>
+        </w:rPr>
+        <w:t xml:space="preserve">Stateful. </w:t>
+      </w:r>
+    </w:p>
+    <w:p>
+      <w:pPr>
+        <w:numPr>
+          <w:ilvl w:val="0"/>
+          <w:numId w:val="46"/>
+        </w:numPr>
+        <w:jc w:val="both"/>
+        <w:rPr>
+          <w:rFonts w:ascii="Times New Roman" w:hAnsi="Times New Roman" w:cs="Times New Roman"/>
+        </w:rPr>
+      </w:pPr>
+      <w:r>
+        <w:rPr>
+          <w:rFonts w:ascii="Times New Roman" w:hAnsi="Times New Roman" w:cs="Times New Roman"/>
+        </w:rPr>
+        <w:t xml:space="preserve">Supports only Allow rules. </w:t>
+      </w:r>
+    </w:p>
+    <w:p>
+      <w:pPr>
+        <w:numPr>
+          <w:ilvl w:val="0"/>
+          <w:numId w:val="46"/>
+        </w:numPr>
+        <w:jc w:val="both"/>
+        <w:rPr>
+          <w:rFonts w:ascii="Times New Roman" w:hAnsi="Times New Roman" w:cs="Times New Roman"/>
+        </w:rPr>
+      </w:pPr>
+      <w:r>
+        <w:rPr>
+          <w:rFonts w:ascii="Times New Roman" w:hAnsi="Times New Roman" w:cs="Times New Roman"/>
+        </w:rPr>
+        <w:t xml:space="preserve">Inbound = Incoming traffic. </w:t>
+      </w:r>
+    </w:p>
+    <w:p>
+      <w:pPr>
+        <w:numPr>
+          <w:ilvl w:val="0"/>
+          <w:numId w:val="46"/>
+        </w:numPr>
+        <w:jc w:val="both"/>
+        <w:rPr>
+          <w:rFonts w:ascii="Times New Roman" w:hAnsi="Times New Roman" w:cs="Times New Roman"/>
+        </w:rPr>
+      </w:pPr>
+      <w:r>
+        <w:rPr>
+          <w:rFonts w:ascii="Times New Roman" w:hAnsi="Times New Roman" w:cs="Times New Roman"/>
+        </w:rPr>
+        <w:t xml:space="preserve">Outbound = Outgoing traffic. </w:t>
+      </w:r>
+    </w:p>
+    <w:p>
+      <w:pPr>
+        <w:numPr>
+          <w:ilvl w:val="0"/>
+          <w:numId w:val="46"/>
+        </w:numPr>
+        <w:jc w:val="both"/>
+        <w:rPr>
+          <w:rFonts w:ascii="Times New Roman" w:hAnsi="Times New Roman" w:cs="Times New Roman"/>
+        </w:rPr>
+      </w:pPr>
+      <w:r>
+        <w:rPr>
+          <w:rFonts w:ascii="Times New Roman" w:hAnsi="Times New Roman" w:cs="Times New Roman"/>
+        </w:rPr>
+        <w:t xml:space="preserve">Port 22 = SSH. </w:t>
+      </w:r>
+    </w:p>
+    <w:p>
+      <w:pPr>
+        <w:numPr>
+          <w:ilvl w:val="0"/>
+          <w:numId w:val="46"/>
+        </w:numPr>
+        <w:jc w:val="both"/>
+        <w:rPr>
+          <w:rFonts w:ascii="Times New Roman" w:hAnsi="Times New Roman" w:cs="Times New Roman"/>
+        </w:rPr>
+      </w:pPr>
+      <w:r>
+        <w:rPr>
+          <w:rFonts w:ascii="Times New Roman" w:hAnsi="Times New Roman" w:cs="Times New Roman"/>
+        </w:rPr>
+        <w:t xml:space="preserve">Port 80 = HTTP. </w:t>
+      </w:r>
+    </w:p>
+    <w:p>
+      <w:pPr>
+        <w:numPr>
+          <w:ilvl w:val="0"/>
+          <w:numId w:val="46"/>
+        </w:numPr>
+        <w:jc w:val="both"/>
+        <w:rPr>
+          <w:rFonts w:ascii="Times New Roman" w:hAnsi="Times New Roman" w:cs="Times New Roman"/>
+        </w:rPr>
+      </w:pPr>
+      <w:r>
+        <w:rPr>
+          <w:rFonts w:ascii="Times New Roman" w:hAnsi="Times New Roman" w:cs="Times New Roman"/>
+        </w:rPr>
+        <w:t xml:space="preserve">Port 443 = HTTPS. </w:t>
+      </w:r>
+    </w:p>
+    <w:p>
+      <w:pPr>
+        <w:numPr>
+          <w:ilvl w:val="0"/>
+          <w:numId w:val="46"/>
+        </w:numPr>
+        <w:jc w:val="both"/>
+        <w:rPr>
+          <w:rFonts w:ascii="Times New Roman" w:hAnsi="Times New Roman" w:cs="Times New Roman"/>
+        </w:rPr>
+      </w:pPr>
+      <w:r>
+        <w:rPr>
+          <w:rFonts w:ascii="Times New Roman" w:hAnsi="Times New Roman" w:cs="Times New Roman"/>
+        </w:rPr>
+        <w:t xml:space="preserve">Default outbound = Allow all. </w:t>
+      </w:r>
+    </w:p>
+    <w:p>
+      <w:pPr>
+        <w:jc w:val="both"/>
+        <w:rPr>
+          <w:rFonts w:ascii="Times New Roman" w:hAnsi="Times New Roman" w:cs="Times New Roman"/>
+        </w:rPr>
+      </w:pPr>
+      <w:r>
+        <w:rPr>
+          <w:rFonts w:ascii="Times New Roman" w:hAnsi="Times New Roman" w:cs="Times New Roman"/>
+        </w:rPr>
+        <w:t>This topic is a common AWS interview question and forms the foundation for understanding networking and security in AWS.</w:t>
       </w:r>
     </w:p>
     <w:sectPr>
@@ -8477,6 +12222,155 @@
     </w:lvl>
   </w:abstractNum>
   <w:abstractNum w:abstractNumId="11" w15:restartNumberingAfterBreak="0">
+    <w:nsid w:val="1A531EC5"/>
+    <w:multiLevelType w:val="multilevel"/>
+    <w:tmpl w:val="66AC43FA"/>
+    <w:lvl w:ilvl="0">
+      <w:start w:val="1"/>
+      <w:numFmt w:val="bullet"/>
+      <w:lvlText w:val=""/>
+      <w:lvlJc w:val="left"/>
+      <w:pPr>
+        <w:tabs>
+          <w:tab w:val="num" w:pos="720"/>
+        </w:tabs>
+        <w:ind w:left="720" w:hanging="360"/>
+      </w:pPr>
+      <w:rPr>
+        <w:rFonts w:ascii="Symbol" w:hAnsi="Symbol" w:hint="default"/>
+        <w:sz w:val="20"/>
+      </w:rPr>
+    </w:lvl>
+    <w:lvl w:ilvl="1" w:tentative="1">
+      <w:start w:val="1"/>
+      <w:numFmt w:val="bullet"/>
+      <w:lvlText w:val="o"/>
+      <w:lvlJc w:val="left"/>
+      <w:pPr>
+        <w:tabs>
+          <w:tab w:val="num" w:pos="1440"/>
+        </w:tabs>
+        <w:ind w:left="1440" w:hanging="360"/>
+      </w:pPr>
+      <w:rPr>
+        <w:rFonts w:ascii="Courier New" w:hAnsi="Courier New" w:hint="default"/>
+        <w:sz w:val="20"/>
+      </w:rPr>
+    </w:lvl>
+    <w:lvl w:ilvl="2" w:tentative="1">
+      <w:start w:val="1"/>
+      <w:numFmt w:val="bullet"/>
+      <w:lvlText w:val=""/>
+      <w:lvlJc w:val="left"/>
+      <w:pPr>
+        <w:tabs>
+          <w:tab w:val="num" w:pos="2160"/>
+        </w:tabs>
+        <w:ind w:left="2160" w:hanging="360"/>
+      </w:pPr>
+      <w:rPr>
+        <w:rFonts w:ascii="Wingdings" w:hAnsi="Wingdings" w:hint="default"/>
+        <w:sz w:val="20"/>
+      </w:rPr>
+    </w:lvl>
+    <w:lvl w:ilvl="3" w:tentative="1">
+      <w:start w:val="1"/>
+      <w:numFmt w:val="bullet"/>
+      <w:lvlText w:val=""/>
+      <w:lvlJc w:val="left"/>
+      <w:pPr>
+        <w:tabs>
+          <w:tab w:val="num" w:pos="2880"/>
+        </w:tabs>
+        <w:ind w:left="2880" w:hanging="360"/>
+      </w:pPr>
+      <w:rPr>
+        <w:rFonts w:ascii="Wingdings" w:hAnsi="Wingdings" w:hint="default"/>
+        <w:sz w:val="20"/>
+      </w:rPr>
+    </w:lvl>
+    <w:lvl w:ilvl="4" w:tentative="1">
+      <w:start w:val="1"/>
+      <w:numFmt w:val="bullet"/>
+      <w:lvlText w:val=""/>
+      <w:lvlJc w:val="left"/>
+      <w:pPr>
+        <w:tabs>
+          <w:tab w:val="num" w:pos="3600"/>
+        </w:tabs>
+        <w:ind w:left="3600" w:hanging="360"/>
+      </w:pPr>
+      <w:rPr>
+        <w:rFonts w:ascii="Wingdings" w:hAnsi="Wingdings" w:hint="default"/>
+        <w:sz w:val="20"/>
+      </w:rPr>
+    </w:lvl>
+    <w:lvl w:ilvl="5" w:tentative="1">
+      <w:start w:val="1"/>
+      <w:numFmt w:val="bullet"/>
+      <w:lvlText w:val=""/>
+      <w:lvlJc w:val="left"/>
+      <w:pPr>
+        <w:tabs>
+          <w:tab w:val="num" w:pos="4320"/>
+        </w:tabs>
+        <w:ind w:left="4320" w:hanging="360"/>
+      </w:pPr>
+      <w:rPr>
+        <w:rFonts w:ascii="Wingdings" w:hAnsi="Wingdings" w:hint="default"/>
+        <w:sz w:val="20"/>
+      </w:rPr>
+    </w:lvl>
+    <w:lvl w:ilvl="6" w:tentative="1">
+      <w:start w:val="1"/>
+      <w:numFmt w:val="bullet"/>
+      <w:lvlText w:val=""/>
+      <w:lvlJc w:val="left"/>
+      <w:pPr>
+        <w:tabs>
+          <w:tab w:val="num" w:pos="5040"/>
+        </w:tabs>
+        <w:ind w:left="5040" w:hanging="360"/>
+      </w:pPr>
+      <w:rPr>
+        <w:rFonts w:ascii="Wingdings" w:hAnsi="Wingdings" w:hint="default"/>
+        <w:sz w:val="20"/>
+      </w:rPr>
+    </w:lvl>
+    <w:lvl w:ilvl="7" w:tentative="1">
+      <w:start w:val="1"/>
+      <w:numFmt w:val="bullet"/>
+      <w:lvlText w:val=""/>
+      <w:lvlJc w:val="left"/>
+      <w:pPr>
+        <w:tabs>
+          <w:tab w:val="num" w:pos="5760"/>
+        </w:tabs>
+        <w:ind w:left="5760" w:hanging="360"/>
+      </w:pPr>
+      <w:rPr>
+        <w:rFonts w:ascii="Wingdings" w:hAnsi="Wingdings" w:hint="default"/>
+        <w:sz w:val="20"/>
+      </w:rPr>
+    </w:lvl>
+    <w:lvl w:ilvl="8" w:tentative="1">
+      <w:start w:val="1"/>
+      <w:numFmt w:val="bullet"/>
+      <w:lvlText w:val=""/>
+      <w:lvlJc w:val="left"/>
+      <w:pPr>
+        <w:tabs>
+          <w:tab w:val="num" w:pos="6480"/>
+        </w:tabs>
+        <w:ind w:left="6480" w:hanging="360"/>
+      </w:pPr>
+      <w:rPr>
+        <w:rFonts w:ascii="Wingdings" w:hAnsi="Wingdings" w:hint="default"/>
+        <w:sz w:val="20"/>
+      </w:rPr>
+    </w:lvl>
+  </w:abstractNum>
+  <w:abstractNum w:abstractNumId="12" w15:restartNumberingAfterBreak="0">
     <w:nsid w:val="1C64612D"/>
     <w:multiLevelType w:val="multilevel"/>
     <w:tmpl w:val="869A2DC6"/>
@@ -8625,7 +12519,156 @@
       </w:rPr>
     </w:lvl>
   </w:abstractNum>
-  <w:abstractNum w:abstractNumId="12" w15:restartNumberingAfterBreak="0">
+  <w:abstractNum w:abstractNumId="13" w15:restartNumberingAfterBreak="0">
+    <w:nsid w:val="1FB76A55"/>
+    <w:multiLevelType w:val="multilevel"/>
+    <w:tmpl w:val="F7341D6C"/>
+    <w:lvl w:ilvl="0">
+      <w:start w:val="1"/>
+      <w:numFmt w:val="bullet"/>
+      <w:lvlText w:val=""/>
+      <w:lvlJc w:val="left"/>
+      <w:pPr>
+        <w:tabs>
+          <w:tab w:val="num" w:pos="720"/>
+        </w:tabs>
+        <w:ind w:left="720" w:hanging="360"/>
+      </w:pPr>
+      <w:rPr>
+        <w:rFonts w:ascii="Symbol" w:hAnsi="Symbol" w:hint="default"/>
+        <w:sz w:val="20"/>
+      </w:rPr>
+    </w:lvl>
+    <w:lvl w:ilvl="1" w:tentative="1">
+      <w:start w:val="1"/>
+      <w:numFmt w:val="bullet"/>
+      <w:lvlText w:val="o"/>
+      <w:lvlJc w:val="left"/>
+      <w:pPr>
+        <w:tabs>
+          <w:tab w:val="num" w:pos="1440"/>
+        </w:tabs>
+        <w:ind w:left="1440" w:hanging="360"/>
+      </w:pPr>
+      <w:rPr>
+        <w:rFonts w:ascii="Courier New" w:hAnsi="Courier New" w:hint="default"/>
+        <w:sz w:val="20"/>
+      </w:rPr>
+    </w:lvl>
+    <w:lvl w:ilvl="2" w:tentative="1">
+      <w:start w:val="1"/>
+      <w:numFmt w:val="bullet"/>
+      <w:lvlText w:val=""/>
+      <w:lvlJc w:val="left"/>
+      <w:pPr>
+        <w:tabs>
+          <w:tab w:val="num" w:pos="2160"/>
+        </w:tabs>
+        <w:ind w:left="2160" w:hanging="360"/>
+      </w:pPr>
+      <w:rPr>
+        <w:rFonts w:ascii="Wingdings" w:hAnsi="Wingdings" w:hint="default"/>
+        <w:sz w:val="20"/>
+      </w:rPr>
+    </w:lvl>
+    <w:lvl w:ilvl="3" w:tentative="1">
+      <w:start w:val="1"/>
+      <w:numFmt w:val="bullet"/>
+      <w:lvlText w:val=""/>
+      <w:lvlJc w:val="left"/>
+      <w:pPr>
+        <w:tabs>
+          <w:tab w:val="num" w:pos="2880"/>
+        </w:tabs>
+        <w:ind w:left="2880" w:hanging="360"/>
+      </w:pPr>
+      <w:rPr>
+        <w:rFonts w:ascii="Wingdings" w:hAnsi="Wingdings" w:hint="default"/>
+        <w:sz w:val="20"/>
+      </w:rPr>
+    </w:lvl>
+    <w:lvl w:ilvl="4" w:tentative="1">
+      <w:start w:val="1"/>
+      <w:numFmt w:val="bullet"/>
+      <w:lvlText w:val=""/>
+      <w:lvlJc w:val="left"/>
+      <w:pPr>
+        <w:tabs>
+          <w:tab w:val="num" w:pos="3600"/>
+        </w:tabs>
+        <w:ind w:left="3600" w:hanging="360"/>
+      </w:pPr>
+      <w:rPr>
+        <w:rFonts w:ascii="Wingdings" w:hAnsi="Wingdings" w:hint="default"/>
+        <w:sz w:val="20"/>
+      </w:rPr>
+    </w:lvl>
+    <w:lvl w:ilvl="5" w:tentative="1">
+      <w:start w:val="1"/>
+      <w:numFmt w:val="bullet"/>
+      <w:lvlText w:val=""/>
+      <w:lvlJc w:val="left"/>
+      <w:pPr>
+        <w:tabs>
+          <w:tab w:val="num" w:pos="4320"/>
+        </w:tabs>
+        <w:ind w:left="4320" w:hanging="360"/>
+      </w:pPr>
+      <w:rPr>
+        <w:rFonts w:ascii="Wingdings" w:hAnsi="Wingdings" w:hint="default"/>
+        <w:sz w:val="20"/>
+      </w:rPr>
+    </w:lvl>
+    <w:lvl w:ilvl="6" w:tentative="1">
+      <w:start w:val="1"/>
+      <w:numFmt w:val="bullet"/>
+      <w:lvlText w:val=""/>
+      <w:lvlJc w:val="left"/>
+      <w:pPr>
+        <w:tabs>
+          <w:tab w:val="num" w:pos="5040"/>
+        </w:tabs>
+        <w:ind w:left="5040" w:hanging="360"/>
+      </w:pPr>
+      <w:rPr>
+        <w:rFonts w:ascii="Wingdings" w:hAnsi="Wingdings" w:hint="default"/>
+        <w:sz w:val="20"/>
+      </w:rPr>
+    </w:lvl>
+    <w:lvl w:ilvl="7" w:tentative="1">
+      <w:start w:val="1"/>
+      <w:numFmt w:val="bullet"/>
+      <w:lvlText w:val=""/>
+      <w:lvlJc w:val="left"/>
+      <w:pPr>
+        <w:tabs>
+          <w:tab w:val="num" w:pos="5760"/>
+        </w:tabs>
+        <w:ind w:left="5760" w:hanging="360"/>
+      </w:pPr>
+      <w:rPr>
+        <w:rFonts w:ascii="Wingdings" w:hAnsi="Wingdings" w:hint="default"/>
+        <w:sz w:val="20"/>
+      </w:rPr>
+    </w:lvl>
+    <w:lvl w:ilvl="8" w:tentative="1">
+      <w:start w:val="1"/>
+      <w:numFmt w:val="bullet"/>
+      <w:lvlText w:val=""/>
+      <w:lvlJc w:val="left"/>
+      <w:pPr>
+        <w:tabs>
+          <w:tab w:val="num" w:pos="6480"/>
+        </w:tabs>
+        <w:ind w:left="6480" w:hanging="360"/>
+      </w:pPr>
+      <w:rPr>
+        <w:rFonts w:ascii="Wingdings" w:hAnsi="Wingdings" w:hint="default"/>
+        <w:sz w:val="20"/>
+      </w:rPr>
+    </w:lvl>
+  </w:abstractNum>
+  <w:abstractNum w:abstractNumId="14" w15:restartNumberingAfterBreak="0">
     <w:nsid w:val="1FCE4F6B"/>
     <w:multiLevelType w:val="multilevel"/>
     <w:tmpl w:val="DFDEC758"/>
@@ -8774,7 +12817,7 @@
       </w:rPr>
     </w:lvl>
   </w:abstractNum>
-  <w:abstractNum w:abstractNumId="13" w15:restartNumberingAfterBreak="0">
+  <w:abstractNum w:abstractNumId="15" w15:restartNumberingAfterBreak="0">
     <w:nsid w:val="1FEA7BC2"/>
     <w:multiLevelType w:val="multilevel"/>
     <w:tmpl w:val="38AC7D56"/>
@@ -8887,7 +12930,7 @@
       </w:pPr>
     </w:lvl>
   </w:abstractNum>
-  <w:abstractNum w:abstractNumId="14" w15:restartNumberingAfterBreak="0">
+  <w:abstractNum w:abstractNumId="16" w15:restartNumberingAfterBreak="0">
     <w:nsid w:val="20D3070B"/>
     <w:multiLevelType w:val="multilevel"/>
     <w:tmpl w:val="B4DC0244"/>
@@ -9036,7 +13079,7 @@
       </w:rPr>
     </w:lvl>
   </w:abstractNum>
-  <w:abstractNum w:abstractNumId="15" w15:restartNumberingAfterBreak="0">
+  <w:abstractNum w:abstractNumId="17" w15:restartNumberingAfterBreak="0">
     <w:nsid w:val="20E76CB9"/>
     <w:multiLevelType w:val="multilevel"/>
     <w:tmpl w:val="84BA5666"/>
@@ -9185,7 +13228,7 @@
       </w:rPr>
     </w:lvl>
   </w:abstractNum>
-  <w:abstractNum w:abstractNumId="16" w15:restartNumberingAfterBreak="0">
+  <w:abstractNum w:abstractNumId="18" w15:restartNumberingAfterBreak="0">
     <w:nsid w:val="28FD3D9B"/>
     <w:multiLevelType w:val="multilevel"/>
     <w:tmpl w:val="44A84150"/>
@@ -9334,7 +13377,7 @@
       </w:rPr>
     </w:lvl>
   </w:abstractNum>
-  <w:abstractNum w:abstractNumId="17" w15:restartNumberingAfterBreak="0">
+  <w:abstractNum w:abstractNumId="19" w15:restartNumberingAfterBreak="0">
     <w:nsid w:val="2BE103DD"/>
     <w:multiLevelType w:val="multilevel"/>
     <w:tmpl w:val="ADFADCDA"/>
@@ -9483,7 +13526,7 @@
       </w:rPr>
     </w:lvl>
   </w:abstractNum>
-  <w:abstractNum w:abstractNumId="18" w15:restartNumberingAfterBreak="0">
+  <w:abstractNum w:abstractNumId="20" w15:restartNumberingAfterBreak="0">
     <w:nsid w:val="2EBC1126"/>
     <w:multiLevelType w:val="multilevel"/>
     <w:tmpl w:val="0D5E0C30"/>
@@ -9632,7 +13675,7 @@
       </w:rPr>
     </w:lvl>
   </w:abstractNum>
-  <w:abstractNum w:abstractNumId="19" w15:restartNumberingAfterBreak="0">
+  <w:abstractNum w:abstractNumId="21" w15:restartNumberingAfterBreak="0">
     <w:nsid w:val="30531E7C"/>
     <w:multiLevelType w:val="hybridMultilevel"/>
     <w:tmpl w:val="6B143B62"/>
@@ -9718,7 +13761,454 @@
       </w:pPr>
     </w:lvl>
   </w:abstractNum>
-  <w:abstractNum w:abstractNumId="20" w15:restartNumberingAfterBreak="0">
+  <w:abstractNum w:abstractNumId="22" w15:restartNumberingAfterBreak="0">
+    <w:nsid w:val="315D0528"/>
+    <w:multiLevelType w:val="multilevel"/>
+    <w:tmpl w:val="EA183232"/>
+    <w:lvl w:ilvl="0">
+      <w:start w:val="1"/>
+      <w:numFmt w:val="bullet"/>
+      <w:lvlText w:val=""/>
+      <w:lvlJc w:val="left"/>
+      <w:pPr>
+        <w:tabs>
+          <w:tab w:val="num" w:pos="720"/>
+        </w:tabs>
+        <w:ind w:left="720" w:hanging="360"/>
+      </w:pPr>
+      <w:rPr>
+        <w:rFonts w:ascii="Symbol" w:hAnsi="Symbol" w:hint="default"/>
+        <w:sz w:val="20"/>
+      </w:rPr>
+    </w:lvl>
+    <w:lvl w:ilvl="1" w:tentative="1">
+      <w:start w:val="1"/>
+      <w:numFmt w:val="bullet"/>
+      <w:lvlText w:val="o"/>
+      <w:lvlJc w:val="left"/>
+      <w:pPr>
+        <w:tabs>
+          <w:tab w:val="num" w:pos="1440"/>
+        </w:tabs>
+        <w:ind w:left="1440" w:hanging="360"/>
+      </w:pPr>
+      <w:rPr>
+        <w:rFonts w:ascii="Courier New" w:hAnsi="Courier New" w:hint="default"/>
+        <w:sz w:val="20"/>
+      </w:rPr>
+    </w:lvl>
+    <w:lvl w:ilvl="2" w:tentative="1">
+      <w:start w:val="1"/>
+      <w:numFmt w:val="bullet"/>
+      <w:lvlText w:val=""/>
+      <w:lvlJc w:val="left"/>
+      <w:pPr>
+        <w:tabs>
+          <w:tab w:val="num" w:pos="2160"/>
+        </w:tabs>
+        <w:ind w:left="2160" w:hanging="360"/>
+      </w:pPr>
+      <w:rPr>
+        <w:rFonts w:ascii="Wingdings" w:hAnsi="Wingdings" w:hint="default"/>
+        <w:sz w:val="20"/>
+      </w:rPr>
+    </w:lvl>
+    <w:lvl w:ilvl="3" w:tentative="1">
+      <w:start w:val="1"/>
+      <w:numFmt w:val="bullet"/>
+      <w:lvlText w:val=""/>
+      <w:lvlJc w:val="left"/>
+      <w:pPr>
+        <w:tabs>
+          <w:tab w:val="num" w:pos="2880"/>
+        </w:tabs>
+        <w:ind w:left="2880" w:hanging="360"/>
+      </w:pPr>
+      <w:rPr>
+        <w:rFonts w:ascii="Wingdings" w:hAnsi="Wingdings" w:hint="default"/>
+        <w:sz w:val="20"/>
+      </w:rPr>
+    </w:lvl>
+    <w:lvl w:ilvl="4" w:tentative="1">
+      <w:start w:val="1"/>
+      <w:numFmt w:val="bullet"/>
+      <w:lvlText w:val=""/>
+      <w:lvlJc w:val="left"/>
+      <w:pPr>
+        <w:tabs>
+          <w:tab w:val="num" w:pos="3600"/>
+        </w:tabs>
+        <w:ind w:left="3600" w:hanging="360"/>
+      </w:pPr>
+      <w:rPr>
+        <w:rFonts w:ascii="Wingdings" w:hAnsi="Wingdings" w:hint="default"/>
+        <w:sz w:val="20"/>
+      </w:rPr>
+    </w:lvl>
+    <w:lvl w:ilvl="5" w:tentative="1">
+      <w:start w:val="1"/>
+      <w:numFmt w:val="bullet"/>
+      <w:lvlText w:val=""/>
+      <w:lvlJc w:val="left"/>
+      <w:pPr>
+        <w:tabs>
+          <w:tab w:val="num" w:pos="4320"/>
+        </w:tabs>
+        <w:ind w:left="4320" w:hanging="360"/>
+      </w:pPr>
+      <w:rPr>
+        <w:rFonts w:ascii="Wingdings" w:hAnsi="Wingdings" w:hint="default"/>
+        <w:sz w:val="20"/>
+      </w:rPr>
+    </w:lvl>
+    <w:lvl w:ilvl="6" w:tentative="1">
+      <w:start w:val="1"/>
+      <w:numFmt w:val="bullet"/>
+      <w:lvlText w:val=""/>
+      <w:lvlJc w:val="left"/>
+      <w:pPr>
+        <w:tabs>
+          <w:tab w:val="num" w:pos="5040"/>
+        </w:tabs>
+        <w:ind w:left="5040" w:hanging="360"/>
+      </w:pPr>
+      <w:rPr>
+        <w:rFonts w:ascii="Wingdings" w:hAnsi="Wingdings" w:hint="default"/>
+        <w:sz w:val="20"/>
+      </w:rPr>
+    </w:lvl>
+    <w:lvl w:ilvl="7" w:tentative="1">
+      <w:start w:val="1"/>
+      <w:numFmt w:val="bullet"/>
+      <w:lvlText w:val=""/>
+      <w:lvlJc w:val="left"/>
+      <w:pPr>
+        <w:tabs>
+          <w:tab w:val="num" w:pos="5760"/>
+        </w:tabs>
+        <w:ind w:left="5760" w:hanging="360"/>
+      </w:pPr>
+      <w:rPr>
+        <w:rFonts w:ascii="Wingdings" w:hAnsi="Wingdings" w:hint="default"/>
+        <w:sz w:val="20"/>
+      </w:rPr>
+    </w:lvl>
+    <w:lvl w:ilvl="8" w:tentative="1">
+      <w:start w:val="1"/>
+      <w:numFmt w:val="bullet"/>
+      <w:lvlText w:val=""/>
+      <w:lvlJc w:val="left"/>
+      <w:pPr>
+        <w:tabs>
+          <w:tab w:val="num" w:pos="6480"/>
+        </w:tabs>
+        <w:ind w:left="6480" w:hanging="360"/>
+      </w:pPr>
+      <w:rPr>
+        <w:rFonts w:ascii="Wingdings" w:hAnsi="Wingdings" w:hint="default"/>
+        <w:sz w:val="20"/>
+      </w:rPr>
+    </w:lvl>
+  </w:abstractNum>
+  <w:abstractNum w:abstractNumId="23" w15:restartNumberingAfterBreak="0">
+    <w:nsid w:val="32371A0D"/>
+    <w:multiLevelType w:val="multilevel"/>
+    <w:tmpl w:val="2A2AD5AC"/>
+    <w:lvl w:ilvl="0">
+      <w:start w:val="1"/>
+      <w:numFmt w:val="bullet"/>
+      <w:lvlText w:val=""/>
+      <w:lvlJc w:val="left"/>
+      <w:pPr>
+        <w:tabs>
+          <w:tab w:val="num" w:pos="720"/>
+        </w:tabs>
+        <w:ind w:left="720" w:hanging="360"/>
+      </w:pPr>
+      <w:rPr>
+        <w:rFonts w:ascii="Symbol" w:hAnsi="Symbol" w:hint="default"/>
+        <w:sz w:val="20"/>
+      </w:rPr>
+    </w:lvl>
+    <w:lvl w:ilvl="1" w:tentative="1">
+      <w:start w:val="1"/>
+      <w:numFmt w:val="bullet"/>
+      <w:lvlText w:val="o"/>
+      <w:lvlJc w:val="left"/>
+      <w:pPr>
+        <w:tabs>
+          <w:tab w:val="num" w:pos="1440"/>
+        </w:tabs>
+        <w:ind w:left="1440" w:hanging="360"/>
+      </w:pPr>
+      <w:rPr>
+        <w:rFonts w:ascii="Courier New" w:hAnsi="Courier New" w:hint="default"/>
+        <w:sz w:val="20"/>
+      </w:rPr>
+    </w:lvl>
+    <w:lvl w:ilvl="2" w:tentative="1">
+      <w:start w:val="1"/>
+      <w:numFmt w:val="bullet"/>
+      <w:lvlText w:val=""/>
+      <w:lvlJc w:val="left"/>
+      <w:pPr>
+        <w:tabs>
+          <w:tab w:val="num" w:pos="2160"/>
+        </w:tabs>
+        <w:ind w:left="2160" w:hanging="360"/>
+      </w:pPr>
+      <w:rPr>
+        <w:rFonts w:ascii="Wingdings" w:hAnsi="Wingdings" w:hint="default"/>
+        <w:sz w:val="20"/>
+      </w:rPr>
+    </w:lvl>
+    <w:lvl w:ilvl="3" w:tentative="1">
+      <w:start w:val="1"/>
+      <w:numFmt w:val="bullet"/>
+      <w:lvlText w:val=""/>
+      <w:lvlJc w:val="left"/>
+      <w:pPr>
+        <w:tabs>
+          <w:tab w:val="num" w:pos="2880"/>
+        </w:tabs>
+        <w:ind w:left="2880" w:hanging="360"/>
+      </w:pPr>
+      <w:rPr>
+        <w:rFonts w:ascii="Wingdings" w:hAnsi="Wingdings" w:hint="default"/>
+        <w:sz w:val="20"/>
+      </w:rPr>
+    </w:lvl>
+    <w:lvl w:ilvl="4" w:tentative="1">
+      <w:start w:val="1"/>
+      <w:numFmt w:val="bullet"/>
+      <w:lvlText w:val=""/>
+      <w:lvlJc w:val="left"/>
+      <w:pPr>
+        <w:tabs>
+          <w:tab w:val="num" w:pos="3600"/>
+        </w:tabs>
+        <w:ind w:left="3600" w:hanging="360"/>
+      </w:pPr>
+      <w:rPr>
+        <w:rFonts w:ascii="Wingdings" w:hAnsi="Wingdings" w:hint="default"/>
+        <w:sz w:val="20"/>
+      </w:rPr>
+    </w:lvl>
+    <w:lvl w:ilvl="5" w:tentative="1">
+      <w:start w:val="1"/>
+      <w:numFmt w:val="bullet"/>
+      <w:lvlText w:val=""/>
+      <w:lvlJc w:val="left"/>
+      <w:pPr>
+        <w:tabs>
+          <w:tab w:val="num" w:pos="4320"/>
+        </w:tabs>
+        <w:ind w:left="4320" w:hanging="360"/>
+      </w:pPr>
+      <w:rPr>
+        <w:rFonts w:ascii="Wingdings" w:hAnsi="Wingdings" w:hint="default"/>
+        <w:sz w:val="20"/>
+      </w:rPr>
+    </w:lvl>
+    <w:lvl w:ilvl="6" w:tentative="1">
+      <w:start w:val="1"/>
+      <w:numFmt w:val="bullet"/>
+      <w:lvlText w:val=""/>
+      <w:lvlJc w:val="left"/>
+      <w:pPr>
+        <w:tabs>
+          <w:tab w:val="num" w:pos="5040"/>
+        </w:tabs>
+        <w:ind w:left="5040" w:hanging="360"/>
+      </w:pPr>
+      <w:rPr>
+        <w:rFonts w:ascii="Wingdings" w:hAnsi="Wingdings" w:hint="default"/>
+        <w:sz w:val="20"/>
+      </w:rPr>
+    </w:lvl>
+    <w:lvl w:ilvl="7" w:tentative="1">
+      <w:start w:val="1"/>
+      <w:numFmt w:val="bullet"/>
+      <w:lvlText w:val=""/>
+      <w:lvlJc w:val="left"/>
+      <w:pPr>
+        <w:tabs>
+          <w:tab w:val="num" w:pos="5760"/>
+        </w:tabs>
+        <w:ind w:left="5760" w:hanging="360"/>
+      </w:pPr>
+      <w:rPr>
+        <w:rFonts w:ascii="Wingdings" w:hAnsi="Wingdings" w:hint="default"/>
+        <w:sz w:val="20"/>
+      </w:rPr>
+    </w:lvl>
+    <w:lvl w:ilvl="8" w:tentative="1">
+      <w:start w:val="1"/>
+      <w:numFmt w:val="bullet"/>
+      <w:lvlText w:val=""/>
+      <w:lvlJc w:val="left"/>
+      <w:pPr>
+        <w:tabs>
+          <w:tab w:val="num" w:pos="6480"/>
+        </w:tabs>
+        <w:ind w:left="6480" w:hanging="360"/>
+      </w:pPr>
+      <w:rPr>
+        <w:rFonts w:ascii="Wingdings" w:hAnsi="Wingdings" w:hint="default"/>
+        <w:sz w:val="20"/>
+      </w:rPr>
+    </w:lvl>
+  </w:abstractNum>
+  <w:abstractNum w:abstractNumId="24" w15:restartNumberingAfterBreak="0">
+    <w:nsid w:val="335501EC"/>
+    <w:multiLevelType w:val="multilevel"/>
+    <w:tmpl w:val="EA0E9D38"/>
+    <w:lvl w:ilvl="0">
+      <w:start w:val="1"/>
+      <w:numFmt w:val="bullet"/>
+      <w:lvlText w:val=""/>
+      <w:lvlJc w:val="left"/>
+      <w:pPr>
+        <w:tabs>
+          <w:tab w:val="num" w:pos="720"/>
+        </w:tabs>
+        <w:ind w:left="720" w:hanging="360"/>
+      </w:pPr>
+      <w:rPr>
+        <w:rFonts w:ascii="Symbol" w:hAnsi="Symbol" w:hint="default"/>
+        <w:sz w:val="20"/>
+      </w:rPr>
+    </w:lvl>
+    <w:lvl w:ilvl="1">
+      <w:start w:val="1"/>
+      <w:numFmt w:val="bullet"/>
+      <w:lvlText w:val="o"/>
+      <w:lvlJc w:val="left"/>
+      <w:pPr>
+        <w:tabs>
+          <w:tab w:val="num" w:pos="1440"/>
+        </w:tabs>
+        <w:ind w:left="1440" w:hanging="360"/>
+      </w:pPr>
+      <w:rPr>
+        <w:rFonts w:ascii="Courier New" w:hAnsi="Courier New" w:hint="default"/>
+        <w:sz w:val="20"/>
+      </w:rPr>
+    </w:lvl>
+    <w:lvl w:ilvl="2" w:tentative="1">
+      <w:start w:val="1"/>
+      <w:numFmt w:val="bullet"/>
+      <w:lvlText w:val=""/>
+      <w:lvlJc w:val="left"/>
+      <w:pPr>
+        <w:tabs>
+          <w:tab w:val="num" w:pos="2160"/>
+        </w:tabs>
+        <w:ind w:left="2160" w:hanging="360"/>
+      </w:pPr>
+      <w:rPr>
+        <w:rFonts w:ascii="Wingdings" w:hAnsi="Wingdings" w:hint="default"/>
+        <w:sz w:val="20"/>
+      </w:rPr>
+    </w:lvl>
+    <w:lvl w:ilvl="3" w:tentative="1">
+      <w:start w:val="1"/>
+      <w:numFmt w:val="bullet"/>
+      <w:lvlText w:val=""/>
+      <w:lvlJc w:val="left"/>
+      <w:pPr>
+        <w:tabs>
+          <w:tab w:val="num" w:pos="2880"/>
+        </w:tabs>
+        <w:ind w:left="2880" w:hanging="360"/>
+      </w:pPr>
+      <w:rPr>
+        <w:rFonts w:ascii="Wingdings" w:hAnsi="Wingdings" w:hint="default"/>
+        <w:sz w:val="20"/>
+      </w:rPr>
+    </w:lvl>
+    <w:lvl w:ilvl="4" w:tentative="1">
+      <w:start w:val="1"/>
+      <w:numFmt w:val="bullet"/>
+      <w:lvlText w:val=""/>
+      <w:lvlJc w:val="left"/>
+      <w:pPr>
+        <w:tabs>
+          <w:tab w:val="num" w:pos="3600"/>
+        </w:tabs>
+        <w:ind w:left="3600" w:hanging="360"/>
+      </w:pPr>
+      <w:rPr>
+        <w:rFonts w:ascii="Wingdings" w:hAnsi="Wingdings" w:hint="default"/>
+        <w:sz w:val="20"/>
+      </w:rPr>
+    </w:lvl>
+    <w:lvl w:ilvl="5" w:tentative="1">
+      <w:start w:val="1"/>
+      <w:numFmt w:val="bullet"/>
+      <w:lvlText w:val=""/>
+      <w:lvlJc w:val="left"/>
+      <w:pPr>
+        <w:tabs>
+          <w:tab w:val="num" w:pos="4320"/>
+        </w:tabs>
+        <w:ind w:left="4320" w:hanging="360"/>
+      </w:pPr>
+      <w:rPr>
+        <w:rFonts w:ascii="Wingdings" w:hAnsi="Wingdings" w:hint="default"/>
+        <w:sz w:val="20"/>
+      </w:rPr>
+    </w:lvl>
+    <w:lvl w:ilvl="6" w:tentative="1">
+      <w:start w:val="1"/>
+      <w:numFmt w:val="bullet"/>
+      <w:lvlText w:val=""/>
+      <w:lvlJc w:val="left"/>
+      <w:pPr>
+        <w:tabs>
+          <w:tab w:val="num" w:pos="5040"/>
+        </w:tabs>
+        <w:ind w:left="5040" w:hanging="360"/>
+      </w:pPr>
+      <w:rPr>
+        <w:rFonts w:ascii="Wingdings" w:hAnsi="Wingdings" w:hint="default"/>
+        <w:sz w:val="20"/>
+      </w:rPr>
+    </w:lvl>
+    <w:lvl w:ilvl="7" w:tentative="1">
+      <w:start w:val="1"/>
+      <w:numFmt w:val="bullet"/>
+      <w:lvlText w:val=""/>
+      <w:lvlJc w:val="left"/>
+      <w:pPr>
+        <w:tabs>
+          <w:tab w:val="num" w:pos="5760"/>
+        </w:tabs>
+        <w:ind w:left="5760" w:hanging="360"/>
+      </w:pPr>
+      <w:rPr>
+        <w:rFonts w:ascii="Wingdings" w:hAnsi="Wingdings" w:hint="default"/>
+        <w:sz w:val="20"/>
+      </w:rPr>
+    </w:lvl>
+    <w:lvl w:ilvl="8" w:tentative="1">
+      <w:start w:val="1"/>
+      <w:numFmt w:val="bullet"/>
+      <w:lvlText w:val=""/>
+      <w:lvlJc w:val="left"/>
+      <w:pPr>
+        <w:tabs>
+          <w:tab w:val="num" w:pos="6480"/>
+        </w:tabs>
+        <w:ind w:left="6480" w:hanging="360"/>
+      </w:pPr>
+      <w:rPr>
+        <w:rFonts w:ascii="Wingdings" w:hAnsi="Wingdings" w:hint="default"/>
+        <w:sz w:val="20"/>
+      </w:rPr>
+    </w:lvl>
+  </w:abstractNum>
+  <w:abstractNum w:abstractNumId="25" w15:restartNumberingAfterBreak="0">
     <w:nsid w:val="3D8B4D70"/>
     <w:multiLevelType w:val="multilevel"/>
     <w:tmpl w:val="1638C2A2"/>
@@ -9867,7 +14357,7 @@
       </w:rPr>
     </w:lvl>
   </w:abstractNum>
-  <w:abstractNum w:abstractNumId="21" w15:restartNumberingAfterBreak="0">
+  <w:abstractNum w:abstractNumId="26" w15:restartNumberingAfterBreak="0">
     <w:nsid w:val="40831425"/>
     <w:multiLevelType w:val="multilevel"/>
     <w:tmpl w:val="EB325A2C"/>
@@ -10016,7 +14506,156 @@
       </w:rPr>
     </w:lvl>
   </w:abstractNum>
-  <w:abstractNum w:abstractNumId="22" w15:restartNumberingAfterBreak="0">
+  <w:abstractNum w:abstractNumId="27" w15:restartNumberingAfterBreak="0">
+    <w:nsid w:val="40FA7C9D"/>
+    <w:multiLevelType w:val="multilevel"/>
+    <w:tmpl w:val="DEDA00B0"/>
+    <w:lvl w:ilvl="0">
+      <w:start w:val="1"/>
+      <w:numFmt w:val="bullet"/>
+      <w:lvlText w:val=""/>
+      <w:lvlJc w:val="left"/>
+      <w:pPr>
+        <w:tabs>
+          <w:tab w:val="num" w:pos="720"/>
+        </w:tabs>
+        <w:ind w:left="720" w:hanging="360"/>
+      </w:pPr>
+      <w:rPr>
+        <w:rFonts w:ascii="Symbol" w:hAnsi="Symbol" w:hint="default"/>
+        <w:sz w:val="20"/>
+      </w:rPr>
+    </w:lvl>
+    <w:lvl w:ilvl="1" w:tentative="1">
+      <w:start w:val="1"/>
+      <w:numFmt w:val="bullet"/>
+      <w:lvlText w:val="o"/>
+      <w:lvlJc w:val="left"/>
+      <w:pPr>
+        <w:tabs>
+          <w:tab w:val="num" w:pos="1440"/>
+        </w:tabs>
+        <w:ind w:left="1440" w:hanging="360"/>
+      </w:pPr>
+      <w:rPr>
+        <w:rFonts w:ascii="Courier New" w:hAnsi="Courier New" w:hint="default"/>
+        <w:sz w:val="20"/>
+      </w:rPr>
+    </w:lvl>
+    <w:lvl w:ilvl="2" w:tentative="1">
+      <w:start w:val="1"/>
+      <w:numFmt w:val="bullet"/>
+      <w:lvlText w:val=""/>
+      <w:lvlJc w:val="left"/>
+      <w:pPr>
+        <w:tabs>
+          <w:tab w:val="num" w:pos="2160"/>
+        </w:tabs>
+        <w:ind w:left="2160" w:hanging="360"/>
+      </w:pPr>
+      <w:rPr>
+        <w:rFonts w:ascii="Wingdings" w:hAnsi="Wingdings" w:hint="default"/>
+        <w:sz w:val="20"/>
+      </w:rPr>
+    </w:lvl>
+    <w:lvl w:ilvl="3" w:tentative="1">
+      <w:start w:val="1"/>
+      <w:numFmt w:val="bullet"/>
+      <w:lvlText w:val=""/>
+      <w:lvlJc w:val="left"/>
+      <w:pPr>
+        <w:tabs>
+          <w:tab w:val="num" w:pos="2880"/>
+        </w:tabs>
+        <w:ind w:left="2880" w:hanging="360"/>
+      </w:pPr>
+      <w:rPr>
+        <w:rFonts w:ascii="Wingdings" w:hAnsi="Wingdings" w:hint="default"/>
+        <w:sz w:val="20"/>
+      </w:rPr>
+    </w:lvl>
+    <w:lvl w:ilvl="4" w:tentative="1">
+      <w:start w:val="1"/>
+      <w:numFmt w:val="bullet"/>
+      <w:lvlText w:val=""/>
+      <w:lvlJc w:val="left"/>
+      <w:pPr>
+        <w:tabs>
+          <w:tab w:val="num" w:pos="3600"/>
+        </w:tabs>
+        <w:ind w:left="3600" w:hanging="360"/>
+      </w:pPr>
+      <w:rPr>
+        <w:rFonts w:ascii="Wingdings" w:hAnsi="Wingdings" w:hint="default"/>
+        <w:sz w:val="20"/>
+      </w:rPr>
+    </w:lvl>
+    <w:lvl w:ilvl="5" w:tentative="1">
+      <w:start w:val="1"/>
+      <w:numFmt w:val="bullet"/>
+      <w:lvlText w:val=""/>
+      <w:lvlJc w:val="left"/>
+      <w:pPr>
+        <w:tabs>
+          <w:tab w:val="num" w:pos="4320"/>
+        </w:tabs>
+        <w:ind w:left="4320" w:hanging="360"/>
+      </w:pPr>
+      <w:rPr>
+        <w:rFonts w:ascii="Wingdings" w:hAnsi="Wingdings" w:hint="default"/>
+        <w:sz w:val="20"/>
+      </w:rPr>
+    </w:lvl>
+    <w:lvl w:ilvl="6" w:tentative="1">
+      <w:start w:val="1"/>
+      <w:numFmt w:val="bullet"/>
+      <w:lvlText w:val=""/>
+      <w:lvlJc w:val="left"/>
+      <w:pPr>
+        <w:tabs>
+          <w:tab w:val="num" w:pos="5040"/>
+        </w:tabs>
+        <w:ind w:left="5040" w:hanging="360"/>
+      </w:pPr>
+      <w:rPr>
+        <w:rFonts w:ascii="Wingdings" w:hAnsi="Wingdings" w:hint="default"/>
+        <w:sz w:val="20"/>
+      </w:rPr>
+    </w:lvl>
+    <w:lvl w:ilvl="7" w:tentative="1">
+      <w:start w:val="1"/>
+      <w:numFmt w:val="bullet"/>
+      <w:lvlText w:val=""/>
+      <w:lvlJc w:val="left"/>
+      <w:pPr>
+        <w:tabs>
+          <w:tab w:val="num" w:pos="5760"/>
+        </w:tabs>
+        <w:ind w:left="5760" w:hanging="360"/>
+      </w:pPr>
+      <w:rPr>
+        <w:rFonts w:ascii="Wingdings" w:hAnsi="Wingdings" w:hint="default"/>
+        <w:sz w:val="20"/>
+      </w:rPr>
+    </w:lvl>
+    <w:lvl w:ilvl="8" w:tentative="1">
+      <w:start w:val="1"/>
+      <w:numFmt w:val="bullet"/>
+      <w:lvlText w:val=""/>
+      <w:lvlJc w:val="left"/>
+      <w:pPr>
+        <w:tabs>
+          <w:tab w:val="num" w:pos="6480"/>
+        </w:tabs>
+        <w:ind w:left="6480" w:hanging="360"/>
+      </w:pPr>
+      <w:rPr>
+        <w:rFonts w:ascii="Wingdings" w:hAnsi="Wingdings" w:hint="default"/>
+        <w:sz w:val="20"/>
+      </w:rPr>
+    </w:lvl>
+  </w:abstractNum>
+  <w:abstractNum w:abstractNumId="28" w15:restartNumberingAfterBreak="0">
     <w:nsid w:val="44506C66"/>
     <w:multiLevelType w:val="multilevel"/>
     <w:tmpl w:val="974E3886"/>
@@ -10165,7 +14804,7 @@
       </w:rPr>
     </w:lvl>
   </w:abstractNum>
-  <w:abstractNum w:abstractNumId="23" w15:restartNumberingAfterBreak="0">
+  <w:abstractNum w:abstractNumId="29" w15:restartNumberingAfterBreak="0">
     <w:nsid w:val="457C7B3A"/>
     <w:multiLevelType w:val="multilevel"/>
     <w:tmpl w:val="817C16F0"/>
@@ -10314,7 +14953,7 @@
       </w:rPr>
     </w:lvl>
   </w:abstractNum>
-  <w:abstractNum w:abstractNumId="24" w15:restartNumberingAfterBreak="0">
+  <w:abstractNum w:abstractNumId="30" w15:restartNumberingAfterBreak="0">
     <w:nsid w:val="4B0D7775"/>
     <w:multiLevelType w:val="multilevel"/>
     <w:tmpl w:val="49F241AA"/>
@@ -10463,7 +15102,156 @@
       </w:rPr>
     </w:lvl>
   </w:abstractNum>
-  <w:abstractNum w:abstractNumId="25" w15:restartNumberingAfterBreak="0">
+  <w:abstractNum w:abstractNumId="31" w15:restartNumberingAfterBreak="0">
+    <w:nsid w:val="4C034FA4"/>
+    <w:multiLevelType w:val="multilevel"/>
+    <w:tmpl w:val="33A2495E"/>
+    <w:lvl w:ilvl="0">
+      <w:start w:val="1"/>
+      <w:numFmt w:val="bullet"/>
+      <w:lvlText w:val=""/>
+      <w:lvlJc w:val="left"/>
+      <w:pPr>
+        <w:tabs>
+          <w:tab w:val="num" w:pos="720"/>
+        </w:tabs>
+        <w:ind w:left="720" w:hanging="360"/>
+      </w:pPr>
+      <w:rPr>
+        <w:rFonts w:ascii="Symbol" w:hAnsi="Symbol" w:hint="default"/>
+        <w:sz w:val="20"/>
+      </w:rPr>
+    </w:lvl>
+    <w:lvl w:ilvl="1" w:tentative="1">
+      <w:start w:val="1"/>
+      <w:numFmt w:val="bullet"/>
+      <w:lvlText w:val="o"/>
+      <w:lvlJc w:val="left"/>
+      <w:pPr>
+        <w:tabs>
+          <w:tab w:val="num" w:pos="1440"/>
+        </w:tabs>
+        <w:ind w:left="1440" w:hanging="360"/>
+      </w:pPr>
+      <w:rPr>
+        <w:rFonts w:ascii="Courier New" w:hAnsi="Courier New" w:hint="default"/>
+        <w:sz w:val="20"/>
+      </w:rPr>
+    </w:lvl>
+    <w:lvl w:ilvl="2" w:tentative="1">
+      <w:start w:val="1"/>
+      <w:numFmt w:val="bullet"/>
+      <w:lvlText w:val=""/>
+      <w:lvlJc w:val="left"/>
+      <w:pPr>
+        <w:tabs>
+          <w:tab w:val="num" w:pos="2160"/>
+        </w:tabs>
+        <w:ind w:left="2160" w:hanging="360"/>
+      </w:pPr>
+      <w:rPr>
+        <w:rFonts w:ascii="Wingdings" w:hAnsi="Wingdings" w:hint="default"/>
+        <w:sz w:val="20"/>
+      </w:rPr>
+    </w:lvl>
+    <w:lvl w:ilvl="3" w:tentative="1">
+      <w:start w:val="1"/>
+      <w:numFmt w:val="bullet"/>
+      <w:lvlText w:val=""/>
+      <w:lvlJc w:val="left"/>
+      <w:pPr>
+        <w:tabs>
+          <w:tab w:val="num" w:pos="2880"/>
+        </w:tabs>
+        <w:ind w:left="2880" w:hanging="360"/>
+      </w:pPr>
+      <w:rPr>
+        <w:rFonts w:ascii="Wingdings" w:hAnsi="Wingdings" w:hint="default"/>
+        <w:sz w:val="20"/>
+      </w:rPr>
+    </w:lvl>
+    <w:lvl w:ilvl="4" w:tentative="1">
+      <w:start w:val="1"/>
+      <w:numFmt w:val="bullet"/>
+      <w:lvlText w:val=""/>
+      <w:lvlJc w:val="left"/>
+      <w:pPr>
+        <w:tabs>
+          <w:tab w:val="num" w:pos="3600"/>
+        </w:tabs>
+        <w:ind w:left="3600" w:hanging="360"/>
+      </w:pPr>
+      <w:rPr>
+        <w:rFonts w:ascii="Wingdings" w:hAnsi="Wingdings" w:hint="default"/>
+        <w:sz w:val="20"/>
+      </w:rPr>
+    </w:lvl>
+    <w:lvl w:ilvl="5" w:tentative="1">
+      <w:start w:val="1"/>
+      <w:numFmt w:val="bullet"/>
+      <w:lvlText w:val=""/>
+      <w:lvlJc w:val="left"/>
+      <w:pPr>
+        <w:tabs>
+          <w:tab w:val="num" w:pos="4320"/>
+        </w:tabs>
+        <w:ind w:left="4320" w:hanging="360"/>
+      </w:pPr>
+      <w:rPr>
+        <w:rFonts w:ascii="Wingdings" w:hAnsi="Wingdings" w:hint="default"/>
+        <w:sz w:val="20"/>
+      </w:rPr>
+    </w:lvl>
+    <w:lvl w:ilvl="6" w:tentative="1">
+      <w:start w:val="1"/>
+      <w:numFmt w:val="bullet"/>
+      <w:lvlText w:val=""/>
+      <w:lvlJc w:val="left"/>
+      <w:pPr>
+        <w:tabs>
+          <w:tab w:val="num" w:pos="5040"/>
+        </w:tabs>
+        <w:ind w:left="5040" w:hanging="360"/>
+      </w:pPr>
+      <w:rPr>
+        <w:rFonts w:ascii="Wingdings" w:hAnsi="Wingdings" w:hint="default"/>
+        <w:sz w:val="20"/>
+      </w:rPr>
+    </w:lvl>
+    <w:lvl w:ilvl="7" w:tentative="1">
+      <w:start w:val="1"/>
+      <w:numFmt w:val="bullet"/>
+      <w:lvlText w:val=""/>
+      <w:lvlJc w:val="left"/>
+      <w:pPr>
+        <w:tabs>
+          <w:tab w:val="num" w:pos="5760"/>
+        </w:tabs>
+        <w:ind w:left="5760" w:hanging="360"/>
+      </w:pPr>
+      <w:rPr>
+        <w:rFonts w:ascii="Wingdings" w:hAnsi="Wingdings" w:hint="default"/>
+        <w:sz w:val="20"/>
+      </w:rPr>
+    </w:lvl>
+    <w:lvl w:ilvl="8" w:tentative="1">
+      <w:start w:val="1"/>
+      <w:numFmt w:val="bullet"/>
+      <w:lvlText w:val=""/>
+      <w:lvlJc w:val="left"/>
+      <w:pPr>
+        <w:tabs>
+          <w:tab w:val="num" w:pos="6480"/>
+        </w:tabs>
+        <w:ind w:left="6480" w:hanging="360"/>
+      </w:pPr>
+      <w:rPr>
+        <w:rFonts w:ascii="Wingdings" w:hAnsi="Wingdings" w:hint="default"/>
+        <w:sz w:val="20"/>
+      </w:rPr>
+    </w:lvl>
+  </w:abstractNum>
+  <w:abstractNum w:abstractNumId="32" w15:restartNumberingAfterBreak="0">
     <w:nsid w:val="4E4A3F02"/>
     <w:multiLevelType w:val="multilevel"/>
     <w:tmpl w:val="D6DC3F52"/>
@@ -10612,7 +15400,7 @@
       </w:rPr>
     </w:lvl>
   </w:abstractNum>
-  <w:abstractNum w:abstractNumId="26" w15:restartNumberingAfterBreak="0">
+  <w:abstractNum w:abstractNumId="33" w15:restartNumberingAfterBreak="0">
     <w:nsid w:val="501A35D7"/>
     <w:multiLevelType w:val="multilevel"/>
     <w:tmpl w:val="614AB564"/>
@@ -10761,7 +15549,7 @@
       </w:rPr>
     </w:lvl>
   </w:abstractNum>
-  <w:abstractNum w:abstractNumId="27" w15:restartNumberingAfterBreak="0">
+  <w:abstractNum w:abstractNumId="34" w15:restartNumberingAfterBreak="0">
     <w:nsid w:val="52C62AC1"/>
     <w:multiLevelType w:val="multilevel"/>
     <w:tmpl w:val="CBFADB12"/>
@@ -10910,7 +15698,7 @@
       </w:rPr>
     </w:lvl>
   </w:abstractNum>
-  <w:abstractNum w:abstractNumId="28" w15:restartNumberingAfterBreak="0">
+  <w:abstractNum w:abstractNumId="35" w15:restartNumberingAfterBreak="0">
     <w:nsid w:val="53911BB2"/>
     <w:multiLevelType w:val="hybridMultilevel"/>
     <w:tmpl w:val="7A7A0542"/>
@@ -10996,7 +15784,7 @@
       </w:pPr>
     </w:lvl>
   </w:abstractNum>
-  <w:abstractNum w:abstractNumId="29" w15:restartNumberingAfterBreak="0">
+  <w:abstractNum w:abstractNumId="36" w15:restartNumberingAfterBreak="0">
     <w:nsid w:val="5B354E7C"/>
     <w:multiLevelType w:val="multilevel"/>
     <w:tmpl w:val="7CA67FCE"/>
@@ -11109,7 +15897,7 @@
       </w:pPr>
     </w:lvl>
   </w:abstractNum>
-  <w:abstractNum w:abstractNumId="30" w15:restartNumberingAfterBreak="0">
+  <w:abstractNum w:abstractNumId="37" w15:restartNumberingAfterBreak="0">
     <w:nsid w:val="63BF5331"/>
     <w:multiLevelType w:val="multilevel"/>
     <w:tmpl w:val="9F60C4B2"/>
@@ -11258,7 +16046,7 @@
       </w:rPr>
     </w:lvl>
   </w:abstractNum>
-  <w:abstractNum w:abstractNumId="31" w15:restartNumberingAfterBreak="0">
+  <w:abstractNum w:abstractNumId="38" w15:restartNumberingAfterBreak="0">
     <w:nsid w:val="674E6333"/>
     <w:multiLevelType w:val="multilevel"/>
     <w:tmpl w:val="E83280BA"/>
@@ -11407,7 +16195,7 @@
       </w:rPr>
     </w:lvl>
   </w:abstractNum>
-  <w:abstractNum w:abstractNumId="32" w15:restartNumberingAfterBreak="0">
+  <w:abstractNum w:abstractNumId="39" w15:restartNumberingAfterBreak="0">
     <w:nsid w:val="6DAF26E8"/>
     <w:multiLevelType w:val="multilevel"/>
     <w:tmpl w:val="B8761D76"/>
@@ -11556,7 +16344,156 @@
       </w:rPr>
     </w:lvl>
   </w:abstractNum>
-  <w:abstractNum w:abstractNumId="33" w15:restartNumberingAfterBreak="0">
+  <w:abstractNum w:abstractNumId="40" w15:restartNumberingAfterBreak="0">
+    <w:nsid w:val="6FA14908"/>
+    <w:multiLevelType w:val="multilevel"/>
+    <w:tmpl w:val="0DFA936A"/>
+    <w:lvl w:ilvl="0">
+      <w:start w:val="1"/>
+      <w:numFmt w:val="bullet"/>
+      <w:lvlText w:val=""/>
+      <w:lvlJc w:val="left"/>
+      <w:pPr>
+        <w:tabs>
+          <w:tab w:val="num" w:pos="720"/>
+        </w:tabs>
+        <w:ind w:left="720" w:hanging="360"/>
+      </w:pPr>
+      <w:rPr>
+        <w:rFonts w:ascii="Symbol" w:hAnsi="Symbol" w:hint="default"/>
+        <w:sz w:val="20"/>
+      </w:rPr>
+    </w:lvl>
+    <w:lvl w:ilvl="1" w:tentative="1">
+      <w:start w:val="1"/>
+      <w:numFmt w:val="bullet"/>
+      <w:lvlText w:val="o"/>
+      <w:lvlJc w:val="left"/>
+      <w:pPr>
+        <w:tabs>
+          <w:tab w:val="num" w:pos="1440"/>
+        </w:tabs>
+        <w:ind w:left="1440" w:hanging="360"/>
+      </w:pPr>
+      <w:rPr>
+        <w:rFonts w:ascii="Courier New" w:hAnsi="Courier New" w:hint="default"/>
+        <w:sz w:val="20"/>
+      </w:rPr>
+    </w:lvl>
+    <w:lvl w:ilvl="2" w:tentative="1">
+      <w:start w:val="1"/>
+      <w:numFmt w:val="bullet"/>
+      <w:lvlText w:val=""/>
+      <w:lvlJc w:val="left"/>
+      <w:pPr>
+        <w:tabs>
+          <w:tab w:val="num" w:pos="2160"/>
+        </w:tabs>
+        <w:ind w:left="2160" w:hanging="360"/>
+      </w:pPr>
+      <w:rPr>
+        <w:rFonts w:ascii="Wingdings" w:hAnsi="Wingdings" w:hint="default"/>
+        <w:sz w:val="20"/>
+      </w:rPr>
+    </w:lvl>
+    <w:lvl w:ilvl="3" w:tentative="1">
+      <w:start w:val="1"/>
+      <w:numFmt w:val="bullet"/>
+      <w:lvlText w:val=""/>
+      <w:lvlJc w:val="left"/>
+      <w:pPr>
+        <w:tabs>
+          <w:tab w:val="num" w:pos="2880"/>
+        </w:tabs>
+        <w:ind w:left="2880" w:hanging="360"/>
+      </w:pPr>
+      <w:rPr>
+        <w:rFonts w:ascii="Wingdings" w:hAnsi="Wingdings" w:hint="default"/>
+        <w:sz w:val="20"/>
+      </w:rPr>
+    </w:lvl>
+    <w:lvl w:ilvl="4" w:tentative="1">
+      <w:start w:val="1"/>
+      <w:numFmt w:val="bullet"/>
+      <w:lvlText w:val=""/>
+      <w:lvlJc w:val="left"/>
+      <w:pPr>
+        <w:tabs>
+          <w:tab w:val="num" w:pos="3600"/>
+        </w:tabs>
+        <w:ind w:left="3600" w:hanging="360"/>
+      </w:pPr>
+      <w:rPr>
+        <w:rFonts w:ascii="Wingdings" w:hAnsi="Wingdings" w:hint="default"/>
+        <w:sz w:val="20"/>
+      </w:rPr>
+    </w:lvl>
+    <w:lvl w:ilvl="5" w:tentative="1">
+      <w:start w:val="1"/>
+      <w:numFmt w:val="bullet"/>
+      <w:lvlText w:val=""/>
+      <w:lvlJc w:val="left"/>
+      <w:pPr>
+        <w:tabs>
+          <w:tab w:val="num" w:pos="4320"/>
+        </w:tabs>
+        <w:ind w:left="4320" w:hanging="360"/>
+      </w:pPr>
+      <w:rPr>
+        <w:rFonts w:ascii="Wingdings" w:hAnsi="Wingdings" w:hint="default"/>
+        <w:sz w:val="20"/>
+      </w:rPr>
+    </w:lvl>
+    <w:lvl w:ilvl="6" w:tentative="1">
+      <w:start w:val="1"/>
+      <w:numFmt w:val="bullet"/>
+      <w:lvlText w:val=""/>
+      <w:lvlJc w:val="left"/>
+      <w:pPr>
+        <w:tabs>
+          <w:tab w:val="num" w:pos="5040"/>
+        </w:tabs>
+        <w:ind w:left="5040" w:hanging="360"/>
+      </w:pPr>
+      <w:rPr>
+        <w:rFonts w:ascii="Wingdings" w:hAnsi="Wingdings" w:hint="default"/>
+        <w:sz w:val="20"/>
+      </w:rPr>
+    </w:lvl>
+    <w:lvl w:ilvl="7" w:tentative="1">
+      <w:start w:val="1"/>
+      <w:numFmt w:val="bullet"/>
+      <w:lvlText w:val=""/>
+      <w:lvlJc w:val="left"/>
+      <w:pPr>
+        <w:tabs>
+          <w:tab w:val="num" w:pos="5760"/>
+        </w:tabs>
+        <w:ind w:left="5760" w:hanging="360"/>
+      </w:pPr>
+      <w:rPr>
+        <w:rFonts w:ascii="Wingdings" w:hAnsi="Wingdings" w:hint="default"/>
+        <w:sz w:val="20"/>
+      </w:rPr>
+    </w:lvl>
+    <w:lvl w:ilvl="8" w:tentative="1">
+      <w:start w:val="1"/>
+      <w:numFmt w:val="bullet"/>
+      <w:lvlText w:val=""/>
+      <w:lvlJc w:val="left"/>
+      <w:pPr>
+        <w:tabs>
+          <w:tab w:val="num" w:pos="6480"/>
+        </w:tabs>
+        <w:ind w:left="6480" w:hanging="360"/>
+      </w:pPr>
+      <w:rPr>
+        <w:rFonts w:ascii="Wingdings" w:hAnsi="Wingdings" w:hint="default"/>
+        <w:sz w:val="20"/>
+      </w:rPr>
+    </w:lvl>
+  </w:abstractNum>
+  <w:abstractNum w:abstractNumId="41" w15:restartNumberingAfterBreak="0">
     <w:nsid w:val="6FA312E3"/>
     <w:multiLevelType w:val="multilevel"/>
     <w:tmpl w:val="63B8F2F6"/>
@@ -11705,7 +16642,7 @@
       </w:rPr>
     </w:lvl>
   </w:abstractNum>
-  <w:abstractNum w:abstractNumId="34" w15:restartNumberingAfterBreak="0">
+  <w:abstractNum w:abstractNumId="42" w15:restartNumberingAfterBreak="0">
     <w:nsid w:val="70D44B8F"/>
     <w:multiLevelType w:val="multilevel"/>
     <w:tmpl w:val="D4A0AA02"/>
@@ -11854,7 +16791,7 @@
       </w:rPr>
     </w:lvl>
   </w:abstractNum>
-  <w:abstractNum w:abstractNumId="35" w15:restartNumberingAfterBreak="0">
+  <w:abstractNum w:abstractNumId="43" w15:restartNumberingAfterBreak="0">
     <w:nsid w:val="72950B12"/>
     <w:multiLevelType w:val="multilevel"/>
     <w:tmpl w:val="DCF2C9E0"/>
@@ -12003,7 +16940,7 @@
       </w:rPr>
     </w:lvl>
   </w:abstractNum>
-  <w:abstractNum w:abstractNumId="36" w15:restartNumberingAfterBreak="0">
+  <w:abstractNum w:abstractNumId="44" w15:restartNumberingAfterBreak="0">
     <w:nsid w:val="7A431D2F"/>
     <w:multiLevelType w:val="multilevel"/>
     <w:tmpl w:val="95B24F70"/>
@@ -12152,7 +17089,7 @@
       </w:rPr>
     </w:lvl>
   </w:abstractNum>
-  <w:abstractNum w:abstractNumId="37" w15:restartNumberingAfterBreak="0">
+  <w:abstractNum w:abstractNumId="45" w15:restartNumberingAfterBreak="0">
     <w:nsid w:val="7C517A1D"/>
     <w:multiLevelType w:val="multilevel"/>
     <w:tmpl w:val="F2B8279E"/>
@@ -12266,34 +17203,34 @@
     </w:lvl>
   </w:abstractNum>
   <w:num w:numId="1" w16cid:durableId="1582135572">
-    <w:abstractNumId w:val="28"/>
+    <w:abstractNumId w:val="35"/>
   </w:num>
   <w:num w:numId="2" w16cid:durableId="2057468626">
-    <w:abstractNumId w:val="19"/>
+    <w:abstractNumId w:val="21"/>
   </w:num>
   <w:num w:numId="3" w16cid:durableId="1350181763">
-    <w:abstractNumId w:val="24"/>
+    <w:abstractNumId w:val="30"/>
   </w:num>
   <w:num w:numId="4" w16cid:durableId="488524470">
     <w:abstractNumId w:val="4"/>
   </w:num>
   <w:num w:numId="5" w16cid:durableId="974526972">
-    <w:abstractNumId w:val="29"/>
+    <w:abstractNumId w:val="36"/>
   </w:num>
   <w:num w:numId="6" w16cid:durableId="566644262">
-    <w:abstractNumId w:val="20"/>
+    <w:abstractNumId w:val="25"/>
   </w:num>
   <w:num w:numId="7" w16cid:durableId="1631326574">
-    <w:abstractNumId w:val="22"/>
+    <w:abstractNumId w:val="28"/>
   </w:num>
   <w:num w:numId="8" w16cid:durableId="1936211042">
-    <w:abstractNumId w:val="31"/>
+    <w:abstractNumId w:val="38"/>
   </w:num>
   <w:num w:numId="9" w16cid:durableId="1887253381">
-    <w:abstractNumId w:val="21"/>
+    <w:abstractNumId w:val="26"/>
   </w:num>
   <w:num w:numId="10" w16cid:durableId="1986549445">
-    <w:abstractNumId w:val="18"/>
+    <w:abstractNumId w:val="20"/>
   </w:num>
   <w:num w:numId="11" w16cid:durableId="2069911481">
     <w:abstractNumId w:val="0"/>
@@ -12305,10 +17242,10 @@
     <w:abstractNumId w:val="7"/>
   </w:num>
   <w:num w:numId="14" w16cid:durableId="1163660954">
-    <w:abstractNumId w:val="25"/>
+    <w:abstractNumId w:val="32"/>
   </w:num>
   <w:num w:numId="15" w16cid:durableId="418794584">
-    <w:abstractNumId w:val="14"/>
+    <w:abstractNumId w:val="16"/>
   </w:num>
   <w:num w:numId="16" w16cid:durableId="1065299971">
     <w:abstractNumId w:val="1"/>
@@ -12320,28 +17257,28 @@
     <w:abstractNumId w:val="6"/>
   </w:num>
   <w:num w:numId="19" w16cid:durableId="1858036014">
-    <w:abstractNumId w:val="13"/>
+    <w:abstractNumId w:val="15"/>
   </w:num>
   <w:num w:numId="20" w16cid:durableId="1427074926">
-    <w:abstractNumId w:val="34"/>
+    <w:abstractNumId w:val="42"/>
   </w:num>
   <w:num w:numId="21" w16cid:durableId="1097949221">
-    <w:abstractNumId w:val="33"/>
+    <w:abstractNumId w:val="41"/>
   </w:num>
   <w:num w:numId="22" w16cid:durableId="161745952">
-    <w:abstractNumId w:val="17"/>
+    <w:abstractNumId w:val="19"/>
   </w:num>
   <w:num w:numId="23" w16cid:durableId="1562210688">
-    <w:abstractNumId w:val="27"/>
+    <w:abstractNumId w:val="34"/>
   </w:num>
   <w:num w:numId="24" w16cid:durableId="273175989">
     <w:abstractNumId w:val="3"/>
   </w:num>
   <w:num w:numId="25" w16cid:durableId="586571581">
-    <w:abstractNumId w:val="35"/>
+    <w:abstractNumId w:val="43"/>
   </w:num>
   <w:num w:numId="26" w16cid:durableId="698626658">
-    <w:abstractNumId w:val="37"/>
+    <w:abstractNumId w:val="45"/>
   </w:num>
   <w:num w:numId="27" w16cid:durableId="1537693561">
     <w:abstractNumId w:val="9"/>
@@ -12350,34 +17287,58 @@
     <w:abstractNumId w:val="2"/>
   </w:num>
   <w:num w:numId="29" w16cid:durableId="1174997583">
-    <w:abstractNumId w:val="32"/>
+    <w:abstractNumId w:val="39"/>
   </w:num>
   <w:num w:numId="30" w16cid:durableId="370350355">
-    <w:abstractNumId w:val="16"/>
+    <w:abstractNumId w:val="18"/>
   </w:num>
   <w:num w:numId="31" w16cid:durableId="898322609">
-    <w:abstractNumId w:val="23"/>
+    <w:abstractNumId w:val="29"/>
   </w:num>
   <w:num w:numId="32" w16cid:durableId="1294402978">
-    <w:abstractNumId w:val="30"/>
+    <w:abstractNumId w:val="37"/>
   </w:num>
   <w:num w:numId="33" w16cid:durableId="748817312">
-    <w:abstractNumId w:val="26"/>
+    <w:abstractNumId w:val="33"/>
   </w:num>
   <w:num w:numId="34" w16cid:durableId="192570862">
-    <w:abstractNumId w:val="15"/>
+    <w:abstractNumId w:val="17"/>
   </w:num>
   <w:num w:numId="35" w16cid:durableId="954091888">
-    <w:abstractNumId w:val="11"/>
+    <w:abstractNumId w:val="12"/>
   </w:num>
   <w:num w:numId="36" w16cid:durableId="2051958536">
     <w:abstractNumId w:val="5"/>
   </w:num>
   <w:num w:numId="37" w16cid:durableId="1445065">
-    <w:abstractNumId w:val="36"/>
+    <w:abstractNumId w:val="44"/>
   </w:num>
   <w:num w:numId="38" w16cid:durableId="325281033">
-    <w:abstractNumId w:val="12"/>
+    <w:abstractNumId w:val="14"/>
+  </w:num>
+  <w:num w:numId="39" w16cid:durableId="38937554">
+    <w:abstractNumId w:val="24"/>
+  </w:num>
+  <w:num w:numId="40" w16cid:durableId="1601840823">
+    <w:abstractNumId w:val="27"/>
+  </w:num>
+  <w:num w:numId="41" w16cid:durableId="1605764113">
+    <w:abstractNumId w:val="40"/>
+  </w:num>
+  <w:num w:numId="42" w16cid:durableId="597560171">
+    <w:abstractNumId w:val="11"/>
+  </w:num>
+  <w:num w:numId="43" w16cid:durableId="1361931043">
+    <w:abstractNumId w:val="23"/>
+  </w:num>
+  <w:num w:numId="44" w16cid:durableId="152063078">
+    <w:abstractNumId w:val="13"/>
+  </w:num>
+  <w:num w:numId="45" w16cid:durableId="187374545">
+    <w:abstractNumId w:val="22"/>
+  </w:num>
+  <w:num w:numId="46" w16cid:durableId="144979565">
+    <w:abstractNumId w:val="31"/>
   </w:num>
 </w:numbering>
 </file>
